--- a/Style Guide -Multiplayer Tank Game 25-26.docx
+++ b/Style Guide -Multiplayer Tank Game 25-26.docx
@@ -3090,15 +3090,7 @@
       <w:bookmarkStart w:id="1" w:name="_Toc231933156"/>
       <w:r>
         <w:lastRenderedPageBreak/>
-        <w:t xml:space="preserve">Game Style Guide – 3D Tank Game in </w:t>
-      </w:r>
-      <w:proofErr w:type="spellStart"/>
-      <w:r>
-        <w:t>MagicaVoxel</w:t>
-      </w:r>
-      <w:proofErr w:type="spellEnd"/>
-      <w:r>
-        <w:t xml:space="preserve"> Art Style</w:t>
+        <w:t>Game Style Guide – 3D Tank Game in MagicaVoxel Art Style</w:t>
       </w:r>
       <w:bookmarkEnd w:id="1"/>
     </w:p>
@@ -3107,28 +3099,10 @@
         <w:pStyle w:val="Heading2"/>
       </w:pPr>
       <w:bookmarkStart w:id="2" w:name="_Toc231933157"/>
-      <w:proofErr w:type="spellStart"/>
-      <w:r>
-        <w:t>Algemene</w:t>
-      </w:r>
-      <w:proofErr w:type="spellEnd"/>
-      <w:r>
-        <w:t xml:space="preserve"> </w:t>
-      </w:r>
-      <w:proofErr w:type="spellStart"/>
-      <w:r>
-        <w:t>Visuele</w:t>
-      </w:r>
-      <w:proofErr w:type="spellEnd"/>
-      <w:r>
-        <w:t xml:space="preserve"> </w:t>
-      </w:r>
-      <w:proofErr w:type="spellStart"/>
-      <w:r>
-        <w:t>Richtlijnen</w:t>
+      <w:r>
+        <w:t>Algemene Visuele Richtlijnen</w:t>
       </w:r>
       <w:bookmarkEnd w:id="2"/>
-      <w:proofErr w:type="spellEnd"/>
     </w:p>
     <w:p>
       <w:pPr>
@@ -3148,79 +3122,32 @@
           <w:numId w:val="14"/>
         </w:numPr>
       </w:pPr>
-      <w:proofErr w:type="spellStart"/>
       <w:r>
         <w:rPr>
           <w:b/>
           <w:bCs/>
           <w:lang w:val="nl-NL"/>
         </w:rPr>
-        <w:t>Voxel</w:t>
-      </w:r>
-      <w:proofErr w:type="spellEnd"/>
+        <w:t>Voxel-gebaseerd</w:t>
+      </w:r>
+      <w:r>
+        <w:rPr>
+          <w:lang w:val="nl-NL"/>
+        </w:rPr>
+        <w:t xml:space="preserve">: Alle objecten bestaan uit voxels. </w:t>
+      </w:r>
+      <w:r>
+        <w:t xml:space="preserve">Gebruik </w:t>
+      </w:r>
       <w:r>
         <w:rPr>
           <w:b/>
           <w:bCs/>
-          <w:lang w:val="nl-NL"/>
-        </w:rPr>
-        <w:t>-gebaseerd</w:t>
-      </w:r>
-      <w:r>
-        <w:rPr>
-          <w:lang w:val="nl-NL"/>
-        </w:rPr>
-        <w:t xml:space="preserve">: Alle objecten bestaan uit </w:t>
-      </w:r>
-      <w:proofErr w:type="spellStart"/>
-      <w:r>
-        <w:rPr>
-          <w:lang w:val="nl-NL"/>
-        </w:rPr>
-        <w:t>voxels</w:t>
-      </w:r>
-      <w:proofErr w:type="spellEnd"/>
-      <w:r>
-        <w:rPr>
-          <w:lang w:val="nl-NL"/>
-        </w:rPr>
-        <w:t xml:space="preserve">. </w:t>
-      </w:r>
-      <w:proofErr w:type="spellStart"/>
-      <w:r>
-        <w:t>Gebruik</w:t>
-      </w:r>
-      <w:proofErr w:type="spellEnd"/>
-      <w:r>
-        <w:t xml:space="preserve"> </w:t>
-      </w:r>
-      <w:proofErr w:type="spellStart"/>
-      <w:r>
-        <w:rPr>
-          <w:b/>
-          <w:bCs/>
         </w:rPr>
         <w:t>MagicaVoxel</w:t>
       </w:r>
-      <w:proofErr w:type="spellEnd"/>
-      <w:r>
-        <w:t xml:space="preserve"> </w:t>
-      </w:r>
-      <w:proofErr w:type="spellStart"/>
-      <w:r>
-        <w:t>voor</w:t>
-      </w:r>
-      <w:proofErr w:type="spellEnd"/>
-      <w:r>
-        <w:t xml:space="preserve"> </w:t>
-      </w:r>
-      <w:proofErr w:type="spellStart"/>
-      <w:r>
-        <w:t>modellering</w:t>
-      </w:r>
-      <w:proofErr w:type="spellEnd"/>
-      <w:r>
-        <w:t>.</w:t>
+      <w:r>
+        <w:t xml:space="preserve"> voor modellering.</w:t>
       </w:r>
     </w:p>
     <w:p>
@@ -3246,21 +3173,7 @@
         <w:rPr>
           <w:lang w:val="nl-NL"/>
         </w:rPr>
-        <w:t xml:space="preserve">: Houd modellen compact en gestileerd. Gebruik </w:t>
-      </w:r>
-      <w:proofErr w:type="spellStart"/>
-      <w:r>
-        <w:rPr>
-          <w:lang w:val="nl-NL"/>
-        </w:rPr>
-        <w:t>voxel</w:t>
-      </w:r>
-      <w:proofErr w:type="spellEnd"/>
-      <w:r>
-        <w:rPr>
-          <w:lang w:val="nl-NL"/>
-        </w:rPr>
-        <w:t xml:space="preserve">-eenheden tussen </w:t>
+        <w:t xml:space="preserve">: Houd modellen compact en gestileerd. Gebruik voxel-eenheden tussen </w:t>
       </w:r>
       <w:r>
         <w:rPr>
@@ -3340,34 +3253,14 @@
         </w:rPr>
         <w:t xml:space="preserve"> of </w:t>
       </w:r>
-      <w:proofErr w:type="spellStart"/>
       <w:r>
         <w:rPr>
           <w:b/>
           <w:bCs/>
           <w:lang w:val="nl-NL"/>
         </w:rPr>
-        <w:t>gradient</w:t>
-      </w:r>
-      <w:proofErr w:type="spellEnd"/>
-      <w:r>
-        <w:rPr>
-          <w:b/>
-          <w:bCs/>
-          <w:lang w:val="nl-NL"/>
-        </w:rPr>
-        <w:t xml:space="preserve"> </w:t>
-      </w:r>
-      <w:proofErr w:type="spellStart"/>
-      <w:r>
-        <w:rPr>
-          <w:b/>
-          <w:bCs/>
-          <w:lang w:val="nl-NL"/>
-        </w:rPr>
-        <w:t>shading</w:t>
-      </w:r>
-      <w:proofErr w:type="spellEnd"/>
+        <w:t>gradient shading</w:t>
+      </w:r>
       <w:r>
         <w:rPr>
           <w:lang w:val="nl-NL"/>
@@ -3395,54 +3288,10 @@
         <w:rPr>
           <w:lang w:val="nl-NL"/>
         </w:rPr>
-        <w:t xml:space="preserve">: Zacht </w:t>
-      </w:r>
-      <w:proofErr w:type="spellStart"/>
-      <w:r>
-        <w:rPr>
-          <w:lang w:val="nl-NL"/>
-        </w:rPr>
-        <w:t>ambient</w:t>
-      </w:r>
-      <w:proofErr w:type="spellEnd"/>
-      <w:r>
-        <w:rPr>
-          <w:lang w:val="nl-NL"/>
-        </w:rPr>
-        <w:t xml:space="preserve"> </w:t>
-      </w:r>
-      <w:proofErr w:type="spellStart"/>
-      <w:r>
-        <w:rPr>
-          <w:lang w:val="nl-NL"/>
-        </w:rPr>
-        <w:t>lighting</w:t>
-      </w:r>
-      <w:proofErr w:type="spellEnd"/>
-      <w:r>
-        <w:rPr>
-          <w:lang w:val="nl-NL"/>
-        </w:rPr>
-        <w:t xml:space="preserve"> + directionele lichtbron. </w:t>
-      </w:r>
-      <w:r>
-        <w:t xml:space="preserve">Geen </w:t>
-      </w:r>
-      <w:proofErr w:type="spellStart"/>
-      <w:r>
-        <w:t>zware</w:t>
-      </w:r>
-      <w:proofErr w:type="spellEnd"/>
-      <w:r>
-        <w:t xml:space="preserve"> </w:t>
-      </w:r>
-      <w:proofErr w:type="spellStart"/>
-      <w:r>
-        <w:t>schaduwen</w:t>
-      </w:r>
-      <w:proofErr w:type="spellEnd"/>
-      <w:r>
-        <w:t>.</w:t>
+        <w:t xml:space="preserve">: Zacht ambient lighting + directionele lichtbron. </w:t>
+      </w:r>
+      <w:r>
+        <w:t>Geen zware schaduwen.</w:t>
       </w:r>
     </w:p>
     <w:p>
@@ -3452,6 +3301,9 @@
           <w:ilvl w:val="0"/>
           <w:numId w:val="14"/>
         </w:numPr>
+        <w:rPr>
+          <w:lang w:val="nl-NL"/>
+        </w:rPr>
       </w:pPr>
       <w:r>
         <w:rPr>
@@ -3465,62 +3317,22 @@
         <w:rPr>
           <w:lang w:val="de-DE"/>
         </w:rPr>
-        <w:t xml:space="preserve">: Flat, </w:t>
-      </w:r>
-      <w:proofErr w:type="spellStart"/>
-      <w:r>
-        <w:rPr>
-          <w:lang w:val="de-DE"/>
-        </w:rPr>
-        <w:t>pixel</w:t>
-      </w:r>
-      <w:proofErr w:type="spellEnd"/>
-      <w:r>
-        <w:rPr>
-          <w:lang w:val="de-DE"/>
-        </w:rPr>
-        <w:t xml:space="preserve"> art-</w:t>
-      </w:r>
-      <w:proofErr w:type="spellStart"/>
-      <w:r>
-        <w:rPr>
-          <w:lang w:val="de-DE"/>
-        </w:rPr>
-        <w:t>geïnspireerd</w:t>
-      </w:r>
-      <w:proofErr w:type="spellEnd"/>
-      <w:r>
-        <w:rPr>
-          <w:lang w:val="de-DE"/>
-        </w:rPr>
-        <w:t xml:space="preserve">. </w:t>
-      </w:r>
-      <w:proofErr w:type="spellStart"/>
-      <w:r>
-        <w:t>Minimalistisch</w:t>
-      </w:r>
-      <w:proofErr w:type="spellEnd"/>
-      <w:r>
-        <w:t xml:space="preserve"> </w:t>
-      </w:r>
-      <w:proofErr w:type="spellStart"/>
-      <w:r>
-        <w:t>en</w:t>
-      </w:r>
-      <w:proofErr w:type="spellEnd"/>
-      <w:r>
-        <w:t xml:space="preserve"> </w:t>
-      </w:r>
-      <w:proofErr w:type="spellStart"/>
-      <w:r>
-        <w:t>duidelijk</w:t>
-      </w:r>
-      <w:proofErr w:type="spellEnd"/>
-      <w:r>
-        <w:t>.</w:t>
-      </w:r>
-    </w:p>
-    <w:p/>
+        <w:t xml:space="preserve">: Flat, pixel art-geïnspireerd. </w:t>
+      </w:r>
+      <w:r>
+        <w:rPr>
+          <w:lang w:val="nl-NL"/>
+        </w:rPr>
+        <w:t>Minimalistisch en duidelijk.</w:t>
+      </w:r>
+    </w:p>
+    <w:p>
+      <w:pPr>
+        <w:rPr>
+          <w:lang w:val="nl-NL"/>
+        </w:rPr>
+      </w:pPr>
+    </w:p>
     <w:p>
       <w:pPr>
         <w:pStyle w:val="Heading2"/>
@@ -3593,11 +3405,9 @@
       <w:pPr>
         <w:pStyle w:val="Heading4"/>
       </w:pPr>
-      <w:proofErr w:type="spellStart"/>
       <w:r>
         <w:t>Afmetingen</w:t>
       </w:r>
-      <w:proofErr w:type="spellEnd"/>
     </w:p>
     <w:p>
       <w:pPr>
@@ -3618,11 +3428,9 @@
       <w:pPr>
         <w:pStyle w:val="Heading4"/>
       </w:pPr>
-      <w:proofErr w:type="spellStart"/>
       <w:r>
         <w:t>Onderdelen</w:t>
       </w:r>
-      <w:proofErr w:type="spellEnd"/>
     </w:p>
     <w:p>
       <w:pPr>
@@ -3647,21 +3455,7 @@
         <w:rPr>
           <w:lang w:val="nl-NL"/>
         </w:rPr>
-        <w:t xml:space="preserve">: Draaibaar onderdeel (los model of als draaibare </w:t>
-      </w:r>
-      <w:proofErr w:type="spellStart"/>
-      <w:r>
-        <w:rPr>
-          <w:lang w:val="nl-NL"/>
-        </w:rPr>
-        <w:t>parent</w:t>
-      </w:r>
-      <w:proofErr w:type="spellEnd"/>
-      <w:r>
-        <w:rPr>
-          <w:lang w:val="nl-NL"/>
-        </w:rPr>
-        <w:t>).</w:t>
+        <w:t>: Draaibaar onderdeel (los model of als draaibare parent).</w:t>
       </w:r>
     </w:p>
     <w:p>
@@ -3784,7 +3578,6 @@
                 <w:lang w:val="nl-NL"/>
               </w:rPr>
             </w:pPr>
-            <w:proofErr w:type="spellStart"/>
             <w:r>
               <w:rPr>
                 <w:b/>
@@ -3792,7 +3585,6 @@
               </w:rPr>
               <w:t>Hoofdkleur</w:t>
             </w:r>
-            <w:proofErr w:type="spellEnd"/>
           </w:p>
         </w:tc>
         <w:tc>
@@ -3806,7 +3598,6 @@
                 <w:lang w:val="nl-NL"/>
               </w:rPr>
             </w:pPr>
-            <w:proofErr w:type="spellStart"/>
             <w:r>
               <w:rPr>
                 <w:b/>
@@ -3814,7 +3605,6 @@
               </w:rPr>
               <w:t>Secundair</w:t>
             </w:r>
-            <w:proofErr w:type="spellEnd"/>
           </w:p>
         </w:tc>
       </w:tr>
@@ -3938,33 +3728,11 @@
           <w:numId w:val="19"/>
         </w:numPr>
       </w:pPr>
-      <w:proofErr w:type="spellStart"/>
-      <w:r>
-        <w:rPr>
-          <w:lang w:val="nl-NL"/>
-        </w:rPr>
-        <w:t>Blokkerige</w:t>
-      </w:r>
-      <w:proofErr w:type="spellEnd"/>
-      <w:r>
-        <w:rPr>
-          <w:lang w:val="nl-NL"/>
-        </w:rPr>
-        <w:t xml:space="preserve"> wereld opgebouwd uit </w:t>
-      </w:r>
-      <w:proofErr w:type="spellStart"/>
-      <w:r>
-        <w:rPr>
-          <w:lang w:val="nl-NL"/>
-        </w:rPr>
-        <w:t>voxel-terrain</w:t>
-      </w:r>
-      <w:proofErr w:type="spellEnd"/>
-      <w:r>
-        <w:rPr>
-          <w:lang w:val="nl-NL"/>
-        </w:rPr>
-        <w:t xml:space="preserve"> (bijv. </w:t>
+      <w:r>
+        <w:rPr>
+          <w:lang w:val="nl-NL"/>
+        </w:rPr>
+        <w:t xml:space="preserve">Blokkerige wereld opgebouwd uit voxel-terrain (bijv. </w:t>
       </w:r>
       <w:r>
         <w:t>64x64x32 chunks).</w:t>
@@ -3985,21 +3753,7 @@
         <w:rPr>
           <w:lang w:val="nl-NL"/>
         </w:rPr>
-        <w:t xml:space="preserve">Alles in </w:t>
-      </w:r>
-      <w:proofErr w:type="spellStart"/>
-      <w:r>
-        <w:rPr>
-          <w:lang w:val="nl-NL"/>
-        </w:rPr>
-        <w:t>MagicaVoxel</w:t>
-      </w:r>
-      <w:proofErr w:type="spellEnd"/>
-      <w:r>
-        <w:rPr>
-          <w:lang w:val="nl-NL"/>
-        </w:rPr>
-        <w:t xml:space="preserve"> stijl – gebouwen, rotsen, bomen.</w:t>
+        <w:t>Alles in MagicaVoxel stijl – gebouwen, rotsen, bomen.</w:t>
       </w:r>
     </w:p>
     <w:p>
@@ -4058,7 +3812,13 @@
         <w:t>onkergroen met bruine details.</w:t>
       </w:r>
     </w:p>
-    <w:p/>
+    <w:p>
+      <w:pPr>
+        <w:rPr>
+          <w:lang w:val="nl-NL"/>
+        </w:rPr>
+      </w:pPr>
+    </w:p>
     <w:p>
       <w:pPr>
         <w:rPr>
@@ -4066,35 +3826,62 @@
           <w:color w:val="0F4761" w:themeColor="accent1" w:themeShade="BF"/>
           <w:sz w:val="28"/>
           <w:szCs w:val="28"/>
+          <w:lang w:val="nl-NL"/>
         </w:rPr>
       </w:pPr>
       <w:bookmarkStart w:id="8" w:name="_Toc231933165"/>
       <w:r>
+        <w:rPr>
+          <w:lang w:val="nl-NL"/>
+        </w:rPr>
         <w:br w:type="page"/>
       </w:r>
     </w:p>
     <w:p>
       <w:pPr>
         <w:pStyle w:val="Heading2"/>
-      </w:pPr>
-      <w:proofErr w:type="spellStart"/>
-      <w:r>
+        <w:rPr>
+          <w:lang w:val="nl-NL"/>
+        </w:rPr>
+      </w:pPr>
+      <w:r>
+        <w:rPr>
+          <w:lang w:val="nl-NL"/>
+        </w:rPr>
         <w:lastRenderedPageBreak/>
         <w:t>Asset</w:t>
       </w:r>
       <w:bookmarkEnd w:id="8"/>
       <w:r>
+        <w:rPr>
+          <w:lang w:val="nl-NL"/>
+        </w:rPr>
         <w:t>list</w:t>
       </w:r>
-      <w:proofErr w:type="spellEnd"/>
-    </w:p>
-    <w:p>
-      <w:r>
+    </w:p>
+    <w:p>
+      <w:pPr>
+        <w:rPr>
+          <w:lang w:val="nl-NL"/>
+        </w:rPr>
+      </w:pPr>
+      <w:r>
+        <w:rPr>
+          <w:lang w:val="nl-NL"/>
+        </w:rPr>
         <w:t>Tank (Blauw)</w:t>
       </w:r>
     </w:p>
     <w:p>
-      <w:r>
+      <w:pPr>
+        <w:rPr>
+          <w:lang w:val="nl-NL"/>
+        </w:rPr>
+      </w:pPr>
+      <w:r>
+        <w:rPr>
+          <w:lang w:val="nl-NL"/>
+        </w:rPr>
         <w:t>Tank (Rood)</w:t>
       </w:r>
     </w:p>
@@ -4108,141 +3895,75 @@
         <w:rPr>
           <w:lang w:val="de-DE"/>
         </w:rPr>
-        <w:t>Bomen (</w:t>
-      </w:r>
-      <w:proofErr w:type="spellStart"/>
+        <w:t xml:space="preserve">Bomen (palm boom, </w:t>
+      </w:r>
       <w:r>
         <w:rPr>
           <w:lang w:val="de-DE"/>
         </w:rPr>
-        <w:t>palm</w:t>
-      </w:r>
-      <w:proofErr w:type="spellEnd"/>
+        <w:t>berk, denn</w:t>
+      </w:r>
       <w:r>
         <w:rPr>
           <w:lang w:val="de-DE"/>
         </w:rPr>
-        <w:t xml:space="preserve"> boom, </w:t>
-      </w:r>
-      <w:proofErr w:type="spellStart"/>
-      <w:r>
-        <w:rPr>
-          <w:lang w:val="de-DE"/>
-        </w:rPr>
-        <w:t>berk</w:t>
-      </w:r>
-      <w:proofErr w:type="spellEnd"/>
-      <w:r>
-        <w:rPr>
-          <w:lang w:val="de-DE"/>
-        </w:rPr>
-        <w:t xml:space="preserve">, </w:t>
-      </w:r>
-      <w:proofErr w:type="spellStart"/>
-      <w:r>
-        <w:rPr>
-          <w:lang w:val="de-DE"/>
-        </w:rPr>
-        <w:t>denn</w:t>
-      </w:r>
-      <w:r>
-        <w:rPr>
-          <w:lang w:val="de-DE"/>
-        </w:rPr>
-        <w:t>eboom</w:t>
-      </w:r>
-      <w:proofErr w:type="spellEnd"/>
-      <w:r>
-        <w:rPr>
-          <w:lang w:val="de-DE"/>
-        </w:rPr>
-        <w:t xml:space="preserve">, </w:t>
-      </w:r>
-      <w:proofErr w:type="spellStart"/>
-      <w:r>
-        <w:rPr>
-          <w:lang w:val="de-DE"/>
-        </w:rPr>
-        <w:t>appelboom</w:t>
-      </w:r>
-      <w:proofErr w:type="spellEnd"/>
-      <w:r>
-        <w:rPr>
-          <w:lang w:val="de-DE"/>
-        </w:rPr>
-        <w:t>)</w:t>
-      </w:r>
-    </w:p>
-    <w:p>
-      <w:r>
-        <w:t xml:space="preserve">Park </w:t>
-      </w:r>
-      <w:proofErr w:type="spellStart"/>
-      <w:r>
-        <w:t>bankje</w:t>
-      </w:r>
-      <w:proofErr w:type="spellEnd"/>
-    </w:p>
-    <w:p>
-      <w:r>
-        <w:t xml:space="preserve">Anti-tank </w:t>
-      </w:r>
-      <w:proofErr w:type="spellStart"/>
-      <w:r>
-        <w:t>obstakel</w:t>
-      </w:r>
-      <w:proofErr w:type="spellEnd"/>
-    </w:p>
-    <w:p>
-      <w:pPr>
-        <w:rPr>
-          <w:lang w:val="nl-NL"/>
-        </w:rPr>
-      </w:pPr>
-      <w:proofErr w:type="spellStart"/>
-      <w:r>
-        <w:rPr>
-          <w:lang w:val="nl-NL"/>
-        </w:rPr>
-        <w:t>Ammo</w:t>
-      </w:r>
-      <w:proofErr w:type="spellEnd"/>
-      <w:r>
-        <w:rPr>
-          <w:lang w:val="nl-NL"/>
-        </w:rPr>
-        <w:t xml:space="preserve"> pack &amp; </w:t>
-      </w:r>
-      <w:proofErr w:type="spellStart"/>
-      <w:r>
-        <w:rPr>
-          <w:lang w:val="nl-NL"/>
-        </w:rPr>
-        <w:t>Bullet</w:t>
-      </w:r>
-      <w:r>
-        <w:rPr>
-          <w:lang w:val="nl-NL"/>
-        </w:rPr>
-        <w:t>s</w:t>
-      </w:r>
-      <w:proofErr w:type="spellEnd"/>
-      <w:r>
-        <w:rPr>
-          <w:lang w:val="nl-NL"/>
-        </w:rPr>
-        <w:t xml:space="preserve"> (3 verschillende groottes en vormen)</w:t>
-      </w:r>
-    </w:p>
-    <w:p>
-      <w:pPr>
-        <w:rPr>
-          <w:lang w:val="nl-NL"/>
-        </w:rPr>
-      </w:pPr>
-      <w:r>
-        <w:rPr>
-          <w:lang w:val="nl-NL"/>
+        <w:t>eboom, appelboom)</w:t>
+      </w:r>
+    </w:p>
+    <w:p>
+      <w:pPr>
+        <w:rPr>
+          <w:lang w:val="nl-NL"/>
+        </w:rPr>
+      </w:pPr>
+      <w:r>
+        <w:rPr>
+          <w:lang w:val="nl-NL"/>
+        </w:rPr>
+        <w:t>Park bankje</w:t>
+      </w:r>
+    </w:p>
+    <w:p>
+      <w:pPr>
+        <w:rPr>
+          <w:lang w:val="nl-NL"/>
+        </w:rPr>
+      </w:pPr>
+      <w:r>
+        <w:rPr>
+          <w:lang w:val="nl-NL"/>
+        </w:rPr>
+        <w:t>Anti-tank obstakel</w:t>
+      </w:r>
+    </w:p>
+    <w:p>
+      <w:pPr>
+        <w:rPr>
+          <w:lang w:val="nl-NL"/>
+        </w:rPr>
+      </w:pPr>
+      <w:r>
+        <w:rPr>
+          <w:lang w:val="nl-NL"/>
+        </w:rPr>
+        <w:t>Ammo pack &amp; Bullet</w:t>
+      </w:r>
+      <w:r>
+        <w:rPr>
+          <w:lang w:val="nl-NL"/>
+        </w:rPr>
+        <w:t>s (3 verschillende groottes en vormen)</w:t>
+      </w:r>
+    </w:p>
+    <w:p>
+      <w:pPr>
+        <w:rPr>
+          <w:lang w:val="en-GB"/>
+        </w:rPr>
+      </w:pPr>
+      <w:r>
+        <w:rPr>
+          <w:lang w:val="en-GB"/>
         </w:rPr>
         <w:t>Zandzakken</w:t>
       </w:r>
@@ -4250,12 +3971,12 @@
     <w:p>
       <w:pPr>
         <w:rPr>
-          <w:lang w:val="nl-NL"/>
-        </w:rPr>
-      </w:pPr>
-      <w:r>
-        <w:rPr>
-          <w:lang w:val="nl-NL"/>
+          <w:lang w:val="en-GB"/>
+        </w:rPr>
+      </w:pPr>
+      <w:r>
+        <w:rPr>
+          <w:lang w:val="en-GB"/>
         </w:rPr>
         <w:t>Barrel</w:t>
       </w:r>
@@ -4263,12 +3984,12 @@
     <w:p>
       <w:pPr>
         <w:rPr>
-          <w:lang w:val="nl-NL"/>
-        </w:rPr>
-      </w:pPr>
-      <w:r>
-        <w:rPr>
-          <w:lang w:val="nl-NL"/>
+          <w:lang w:val="en-GB"/>
+        </w:rPr>
+      </w:pPr>
+      <w:r>
+        <w:rPr>
+          <w:lang w:val="en-GB"/>
         </w:rPr>
         <w:t>Boxen</w:t>
       </w:r>
@@ -4276,12 +3997,12 @@
     <w:p>
       <w:pPr>
         <w:rPr>
-          <w:lang w:val="nl-NL"/>
-        </w:rPr>
-      </w:pPr>
-      <w:r>
-        <w:rPr>
-          <w:lang w:val="nl-NL"/>
+          <w:lang w:val="en-GB"/>
+        </w:rPr>
+      </w:pPr>
+      <w:r>
+        <w:rPr>
+          <w:lang w:val="en-GB"/>
         </w:rPr>
         <w:t>Autoband</w:t>
       </w:r>
@@ -4289,53 +4010,41 @@
     <w:p>
       <w:pPr>
         <w:rPr>
-          <w:lang w:val="nl-NL"/>
-        </w:rPr>
-      </w:pPr>
-      <w:proofErr w:type="spellStart"/>
-      <w:r>
-        <w:rPr>
-          <w:lang w:val="nl-NL"/>
+          <w:lang w:val="en-GB"/>
+        </w:rPr>
+      </w:pPr>
+      <w:r>
+        <w:rPr>
+          <w:lang w:val="en-GB"/>
         </w:rPr>
         <w:t>Rakket</w:t>
       </w:r>
-      <w:proofErr w:type="spellEnd"/>
-    </w:p>
-    <w:p>
-      <w:pPr>
-        <w:rPr>
-          <w:lang w:val="nl-NL"/>
-        </w:rPr>
-      </w:pPr>
-      <w:proofErr w:type="spellStart"/>
-      <w:r>
-        <w:rPr>
-          <w:lang w:val="nl-NL"/>
-        </w:rPr>
-        <w:t>Powerups</w:t>
-      </w:r>
-      <w:proofErr w:type="spellEnd"/>
-      <w:r>
-        <w:rPr>
-          <w:lang w:val="nl-NL"/>
-        </w:rPr>
-        <w:t xml:space="preserve"> </w:t>
-      </w:r>
-    </w:p>
-    <w:p>
-      <w:pPr>
-        <w:rPr>
-          <w:lang w:val="nl-NL"/>
-        </w:rPr>
-      </w:pPr>
-      <w:proofErr w:type="spellStart"/>
-      <w:r>
-        <w:rPr>
-          <w:lang w:val="nl-NL"/>
+    </w:p>
+    <w:p>
+      <w:pPr>
+        <w:rPr>
+          <w:lang w:val="en-GB"/>
+        </w:rPr>
+      </w:pPr>
+      <w:r>
+        <w:rPr>
+          <w:lang w:val="en-GB"/>
+        </w:rPr>
+        <w:t xml:space="preserve">Powerups </w:t>
+      </w:r>
+    </w:p>
+    <w:p>
+      <w:pPr>
+        <w:rPr>
+          <w:lang w:val="en-GB"/>
+        </w:rPr>
+      </w:pPr>
+      <w:r>
+        <w:rPr>
+          <w:lang w:val="en-GB"/>
         </w:rPr>
         <w:t>Barriere</w:t>
       </w:r>
-      <w:proofErr w:type="spellEnd"/>
     </w:p>
     <w:p>
       <w:pPr>
@@ -4679,13 +4388,8 @@
         <w:pStyle w:val="Heading2"/>
       </w:pPr>
       <w:bookmarkStart w:id="10" w:name="_Toc231933167"/>
-      <w:proofErr w:type="spellStart"/>
-      <w:r>
-        <w:t>Effecten</w:t>
-      </w:r>
-      <w:proofErr w:type="spellEnd"/>
-      <w:r>
-        <w:t xml:space="preserve"> (FX)</w:t>
+      <w:r>
+        <w:t>Effecten (FX)</w:t>
       </w:r>
       <w:bookmarkEnd w:id="10"/>
     </w:p>
@@ -4694,12 +4398,10 @@
         <w:pStyle w:val="Heading3"/>
       </w:pPr>
       <w:bookmarkStart w:id="11" w:name="_Toc231933168"/>
-      <w:proofErr w:type="spellStart"/>
       <w:r>
         <w:t>Explosies</w:t>
       </w:r>
       <w:bookmarkEnd w:id="11"/>
-      <w:proofErr w:type="spellEnd"/>
     </w:p>
     <w:p>
       <w:pPr>
@@ -4710,39 +4412,7 @@
         </w:numPr>
       </w:pPr>
       <w:r>
-        <w:t>Stylized voxel-</w:t>
-      </w:r>
-      <w:proofErr w:type="spellStart"/>
-      <w:r>
-        <w:t>explosies</w:t>
-      </w:r>
-      <w:proofErr w:type="spellEnd"/>
-      <w:r>
-        <w:t xml:space="preserve"> (</w:t>
-      </w:r>
-      <w:proofErr w:type="spellStart"/>
-      <w:r>
-        <w:t>geanimeerde</w:t>
-      </w:r>
-      <w:proofErr w:type="spellEnd"/>
-      <w:r>
-        <w:t xml:space="preserve"> sprites of </w:t>
-      </w:r>
-      <w:proofErr w:type="spellStart"/>
-      <w:r>
-        <w:t>kleine</w:t>
-      </w:r>
-      <w:proofErr w:type="spellEnd"/>
-      <w:r>
-        <w:t xml:space="preserve"> voxel-</w:t>
-      </w:r>
-      <w:proofErr w:type="spellStart"/>
-      <w:r>
-        <w:t>animatie</w:t>
-      </w:r>
-      <w:proofErr w:type="spellEnd"/>
-      <w:r>
-        <w:t>)</w:t>
+        <w:t>Stylized voxel-explosies (geanimeerde sprites of kleine voxel-animatie)</w:t>
       </w:r>
     </w:p>
     <w:p>
@@ -4794,29 +4464,8 @@
         </w:numPr>
       </w:pPr>
       <w:r>
-        <w:t xml:space="preserve">Tank barrel </w:t>
-      </w:r>
-      <w:proofErr w:type="spellStart"/>
-      <w:r>
-        <w:t>schokt</w:t>
-      </w:r>
-      <w:proofErr w:type="spellEnd"/>
-      <w:r>
-        <w:t xml:space="preserve"> </w:t>
-      </w:r>
-      <w:proofErr w:type="spellStart"/>
-      <w:r>
-        <w:t>iets</w:t>
-      </w:r>
-      <w:proofErr w:type="spellEnd"/>
-      <w:r>
-        <w:t xml:space="preserve"> </w:t>
-      </w:r>
-      <w:proofErr w:type="spellStart"/>
-      <w:r>
-        <w:t>achteruit</w:t>
-      </w:r>
-      <w:proofErr w:type="spellEnd"/>
+        <w:t>Tank barrel schokt iets achteruit</w:t>
+      </w:r>
     </w:p>
     <w:p>
       <w:pPr>
@@ -4843,49 +4492,7 @@
         <w:rPr>
           <w:lang w:val="nl-NL"/>
         </w:rPr>
-        <w:t xml:space="preserve">Grijs-witte </w:t>
-      </w:r>
-      <w:proofErr w:type="spellStart"/>
-      <w:r>
-        <w:rPr>
-          <w:lang w:val="nl-NL"/>
-        </w:rPr>
-        <w:t>puffs</w:t>
-      </w:r>
-      <w:proofErr w:type="spellEnd"/>
-      <w:r>
-        <w:rPr>
-          <w:lang w:val="nl-NL"/>
-        </w:rPr>
-        <w:t xml:space="preserve">, </w:t>
-      </w:r>
-      <w:proofErr w:type="spellStart"/>
-      <w:r>
-        <w:rPr>
-          <w:lang w:val="nl-NL"/>
-        </w:rPr>
-        <w:t>voxel</w:t>
-      </w:r>
-      <w:proofErr w:type="spellEnd"/>
-      <w:r>
-        <w:rPr>
-          <w:lang w:val="nl-NL"/>
-        </w:rPr>
-        <w:t xml:space="preserve"> of </w:t>
-      </w:r>
-      <w:proofErr w:type="spellStart"/>
-      <w:r>
-        <w:rPr>
-          <w:lang w:val="nl-NL"/>
-        </w:rPr>
-        <w:t>sprite</w:t>
-      </w:r>
-      <w:proofErr w:type="spellEnd"/>
-      <w:r>
-        <w:rPr>
-          <w:lang w:val="nl-NL"/>
-        </w:rPr>
-        <w:t xml:space="preserve"> gebaseerd</w:t>
+        <w:t>Grijs-witte puffs, voxel of sprite gebaseerd</w:t>
       </w:r>
     </w:p>
     <w:p>
@@ -4917,21 +4524,7 @@
         <w:rPr>
           <w:rStyle w:val="Heading2Char"/>
         </w:rPr>
-        <w:t>Audio Style (</w:t>
-      </w:r>
-      <w:proofErr w:type="spellStart"/>
-      <w:r>
-        <w:rPr>
-          <w:rStyle w:val="Heading2Char"/>
-        </w:rPr>
-        <w:t>optioneel</w:t>
-      </w:r>
-      <w:proofErr w:type="spellEnd"/>
-      <w:r>
-        <w:rPr>
-          <w:rStyle w:val="Heading2Char"/>
-        </w:rPr>
-        <w:t>)</w:t>
+        <w:t>Audio Style (optioneel)</w:t>
       </w:r>
       <w:bookmarkEnd w:id="14"/>
     </w:p>
@@ -4961,37 +4554,8 @@
           <w:numId w:val="18"/>
         </w:numPr>
       </w:pPr>
-      <w:proofErr w:type="spellStart"/>
-      <w:r>
-        <w:t>Zware</w:t>
-      </w:r>
-      <w:proofErr w:type="spellEnd"/>
-      <w:r>
-        <w:t xml:space="preserve"> </w:t>
-      </w:r>
-      <w:proofErr w:type="spellStart"/>
-      <w:r>
-        <w:t>mechanische</w:t>
-      </w:r>
-      <w:proofErr w:type="spellEnd"/>
-      <w:r>
-        <w:t xml:space="preserve"> </w:t>
-      </w:r>
-      <w:proofErr w:type="spellStart"/>
-      <w:r>
-        <w:t>klanken</w:t>
-      </w:r>
-      <w:proofErr w:type="spellEnd"/>
-      <w:r>
-        <w:t xml:space="preserve"> </w:t>
-      </w:r>
-      <w:proofErr w:type="spellStart"/>
-      <w:r>
-        <w:t>voor</w:t>
-      </w:r>
-      <w:proofErr w:type="spellEnd"/>
-      <w:r>
-        <w:t xml:space="preserve"> tanks</w:t>
+      <w:r>
+        <w:t>Zware mechanische klanken voor tanks</w:t>
       </w:r>
     </w:p>
     <w:p>
@@ -5003,21 +4567,8 @@
         </w:numPr>
       </w:pPr>
       <w:r>
-        <w:t>Cartoon-</w:t>
-      </w:r>
-      <w:proofErr w:type="spellStart"/>
-      <w:r>
-        <w:t>achtige</w:t>
-      </w:r>
-      <w:proofErr w:type="spellEnd"/>
-      <w:r>
-        <w:t xml:space="preserve"> </w:t>
-      </w:r>
-      <w:proofErr w:type="spellStart"/>
-      <w:r>
-        <w:t>ontploffingseffecten</w:t>
-      </w:r>
-      <w:proofErr w:type="spellEnd"/>
+        <w:t>Cartoon-achtige ontploffingseffecten</w:t>
+      </w:r>
     </w:p>
     <w:p>
       <w:pPr>
@@ -5093,21 +4644,7 @@
         <w:rPr>
           <w:lang w:val="nl-NL"/>
         </w:rPr>
-        <w:t>Kleurenpalet (</w:t>
-      </w:r>
-      <w:proofErr w:type="spellStart"/>
-      <w:r>
-        <w:rPr>
-          <w:lang w:val="nl-NL"/>
-        </w:rPr>
-        <w:t>hex</w:t>
-      </w:r>
-      <w:proofErr w:type="spellEnd"/>
-      <w:r>
-        <w:rPr>
-          <w:lang w:val="nl-NL"/>
-        </w:rPr>
-        <w:t xml:space="preserve"> nummers):</w:t>
+        <w:t>Kleurenpalet (hex nummers):</w:t>
       </w:r>
     </w:p>
     <w:p>
@@ -5234,21 +4771,7 @@
         <w:rPr>
           <w:lang w:val="nl-NL"/>
         </w:rPr>
-        <w:t>Kleurenpalet (</w:t>
-      </w:r>
-      <w:proofErr w:type="spellStart"/>
-      <w:r>
-        <w:rPr>
-          <w:lang w:val="nl-NL"/>
-        </w:rPr>
-        <w:t>hex</w:t>
-      </w:r>
-      <w:proofErr w:type="spellEnd"/>
-      <w:r>
-        <w:rPr>
-          <w:lang w:val="nl-NL"/>
-        </w:rPr>
-        <w:t xml:space="preserve"> nummers):</w:t>
+        <w:t>Kleurenpalet (hex nummers):</w:t>
       </w:r>
     </w:p>
     <w:p>
@@ -5316,20 +4839,12 @@
         </w:rPr>
       </w:pPr>
       <w:bookmarkStart w:id="17" w:name="_Toc231933174"/>
-      <w:proofErr w:type="spellStart"/>
       <w:r>
         <w:rPr>
           <w:lang w:val="nl-NL"/>
         </w:rPr>
         <w:lastRenderedPageBreak/>
-        <w:t>Miska</w:t>
-      </w:r>
-      <w:proofErr w:type="spellEnd"/>
-      <w:r>
-        <w:rPr>
-          <w:lang w:val="nl-NL"/>
-        </w:rPr>
-        <w:t xml:space="preserve"> van den Brink</w:t>
+        <w:t>Miska van den Brink</w:t>
       </w:r>
       <w:bookmarkEnd w:id="17"/>
     </w:p>
@@ -5383,21 +4898,7 @@
         <w:rPr>
           <w:lang w:val="nl-NL"/>
         </w:rPr>
-        <w:t>Kleurenpalet (</w:t>
-      </w:r>
-      <w:proofErr w:type="spellStart"/>
-      <w:r>
-        <w:rPr>
-          <w:lang w:val="nl-NL"/>
-        </w:rPr>
-        <w:t>hex</w:t>
-      </w:r>
-      <w:proofErr w:type="spellEnd"/>
-      <w:r>
-        <w:rPr>
-          <w:lang w:val="nl-NL"/>
-        </w:rPr>
-        <w:t xml:space="preserve"> nummers):</w:t>
+        <w:t>Kleurenpalet (hex nummers):</w:t>
       </w:r>
     </w:p>
     <w:p>
@@ -5518,21 +5019,7 @@
         <w:rPr>
           <w:lang w:val="nl-NL"/>
         </w:rPr>
-        <w:t>Kleurenpalet (</w:t>
-      </w:r>
-      <w:proofErr w:type="spellStart"/>
-      <w:r>
-        <w:rPr>
-          <w:lang w:val="nl-NL"/>
-        </w:rPr>
-        <w:t>hex</w:t>
-      </w:r>
-      <w:proofErr w:type="spellEnd"/>
-      <w:r>
-        <w:rPr>
-          <w:lang w:val="nl-NL"/>
-        </w:rPr>
-        <w:t xml:space="preserve"> nummers):</w:t>
+        <w:t>Kleurenpalet (hex nummers):</w:t>
       </w:r>
     </w:p>
     <w:p>
@@ -5599,14 +5086,9 @@
       <w:bookmarkStart w:id="19" w:name="_Toc231933176"/>
       <w:r>
         <w:lastRenderedPageBreak/>
-        <w:t xml:space="preserve">Myrthe </w:t>
-      </w:r>
-      <w:proofErr w:type="spellStart"/>
-      <w:r>
-        <w:t>Dissevelt</w:t>
+        <w:t>Myrthe Dissevelt</w:t>
       </w:r>
       <w:bookmarkEnd w:id="19"/>
-      <w:proofErr w:type="spellEnd"/>
     </w:p>
     <w:p>
       <w:pPr>
@@ -5658,21 +5140,7 @@
         <w:rPr>
           <w:lang w:val="nl-NL"/>
         </w:rPr>
-        <w:t>Kleurenpalet (</w:t>
-      </w:r>
-      <w:proofErr w:type="spellStart"/>
-      <w:r>
-        <w:rPr>
-          <w:lang w:val="nl-NL"/>
-        </w:rPr>
-        <w:t>hex</w:t>
-      </w:r>
-      <w:proofErr w:type="spellEnd"/>
-      <w:r>
-        <w:rPr>
-          <w:lang w:val="nl-NL"/>
-        </w:rPr>
-        <w:t xml:space="preserve"> nummers):</w:t>
+        <w:t>Kleurenpalet (hex nummers):</w:t>
       </w:r>
     </w:p>
     <w:p>
@@ -5793,21 +5261,7 @@
         <w:rPr>
           <w:lang w:val="nl-NL"/>
         </w:rPr>
-        <w:t>Kleurenpalet (</w:t>
-      </w:r>
-      <w:proofErr w:type="spellStart"/>
-      <w:r>
-        <w:rPr>
-          <w:lang w:val="nl-NL"/>
-        </w:rPr>
-        <w:t>hex</w:t>
-      </w:r>
-      <w:proofErr w:type="spellEnd"/>
-      <w:r>
-        <w:rPr>
-          <w:lang w:val="nl-NL"/>
-        </w:rPr>
-        <w:t xml:space="preserve"> nummers):</w:t>
+        <w:t>Kleurenpalet (hex nummers):</w:t>
       </w:r>
     </w:p>
     <w:p>
@@ -5874,14 +5328,9 @@
       <w:bookmarkStart w:id="21" w:name="_Toc231933178"/>
       <w:r>
         <w:lastRenderedPageBreak/>
-        <w:t xml:space="preserve">Daan van der </w:t>
-      </w:r>
-      <w:proofErr w:type="spellStart"/>
-      <w:r>
-        <w:t>Greft</w:t>
+        <w:t>Daan van der Greft</w:t>
       </w:r>
       <w:bookmarkEnd w:id="21"/>
-      <w:proofErr w:type="spellEnd"/>
     </w:p>
     <w:p>
       <w:pPr>
@@ -5902,6 +5351,12 @@
           <w:lang w:val="nl-NL"/>
         </w:rPr>
       </w:pPr>
+      <w:r>
+        <w:rPr>
+          <w:lang w:val="nl-NL"/>
+        </w:rPr>
+        <w:t>Straatlantaarn</w:t>
+      </w:r>
     </w:p>
     <w:p>
       <w:pPr>
@@ -5922,40 +5377,131 @@
           <w:lang w:val="nl-NL"/>
         </w:rPr>
       </w:pPr>
-    </w:p>
-    <w:p>
-      <w:pPr>
-        <w:rPr>
-          <w:lang w:val="nl-NL"/>
-        </w:rPr>
-      </w:pPr>
-      <w:r>
-        <w:rPr>
-          <w:lang w:val="nl-NL"/>
-        </w:rPr>
-        <w:t>Kleurenpalet (</w:t>
-      </w:r>
-      <w:proofErr w:type="spellStart"/>
-      <w:r>
-        <w:rPr>
-          <w:lang w:val="nl-NL"/>
-        </w:rPr>
-        <w:t>hex</w:t>
-      </w:r>
-      <w:proofErr w:type="spellEnd"/>
-      <w:r>
-        <w:rPr>
-          <w:lang w:val="nl-NL"/>
-        </w:rPr>
-        <w:t xml:space="preserve"> nummers):</w:t>
-      </w:r>
-    </w:p>
-    <w:p>
-      <w:pPr>
-        <w:rPr>
-          <w:lang w:val="nl-NL"/>
-        </w:rPr>
-      </w:pPr>
+      <w:r>
+        <w:rPr>
+          <w:noProof/>
+          <w:lang w:val="nl-NL"/>
+        </w:rPr>
+        <w:drawing>
+          <wp:inline distT="0" distB="0" distL="0" distR="0" wp14:anchorId="4D7F74CF" wp14:editId="26F65627">
+            <wp:extent cx="3115078" cy="2385060"/>
+            <wp:effectExtent l="0" t="0" r="9525" b="0"/>
+            <wp:docPr id="1555545147" name="Picture 5"/>
+            <wp:cNvGraphicFramePr>
+              <a:graphicFrameLocks xmlns:a="http://schemas.openxmlformats.org/drawingml/2006/main" noChangeAspect="1"/>
+            </wp:cNvGraphicFramePr>
+            <a:graphic xmlns:a="http://schemas.openxmlformats.org/drawingml/2006/main">
+              <a:graphicData uri="http://schemas.openxmlformats.org/drawingml/2006/picture">
+                <pic:pic xmlns:pic="http://schemas.openxmlformats.org/drawingml/2006/picture">
+                  <pic:nvPicPr>
+                    <pic:cNvPr id="0" name="Picture 2"/>
+                    <pic:cNvPicPr>
+                      <a:picLocks noChangeAspect="1" noChangeArrowheads="1"/>
+                    </pic:cNvPicPr>
+                  </pic:nvPicPr>
+                  <pic:blipFill>
+                    <a:blip r:embed="rId11">
+                      <a:extLst>
+                        <a:ext uri="{28A0092B-C50C-407E-A947-70E740481C1C}">
+                          <a14:useLocalDpi xmlns:a14="http://schemas.microsoft.com/office/drawing/2010/main" val="0"/>
+                        </a:ext>
+                      </a:extLst>
+                    </a:blip>
+                    <a:srcRect/>
+                    <a:stretch>
+                      <a:fillRect/>
+                    </a:stretch>
+                  </pic:blipFill>
+                  <pic:spPr bwMode="auto">
+                    <a:xfrm>
+                      <a:off x="0" y="0"/>
+                      <a:ext cx="3121467" cy="2389952"/>
+                    </a:xfrm>
+                    <a:prstGeom prst="rect">
+                      <a:avLst/>
+                    </a:prstGeom>
+                    <a:noFill/>
+                    <a:ln>
+                      <a:noFill/>
+                    </a:ln>
+                  </pic:spPr>
+                </pic:pic>
+              </a:graphicData>
+            </a:graphic>
+          </wp:inline>
+        </w:drawing>
+      </w:r>
+    </w:p>
+    <w:p>
+      <w:pPr>
+        <w:rPr>
+          <w:lang w:val="nl-NL"/>
+        </w:rPr>
+      </w:pPr>
+      <w:r>
+        <w:rPr>
+          <w:lang w:val="nl-NL"/>
+        </w:rPr>
+        <w:t>Ik ben van plan een ouderwetse versierde lantaarn te maken die veel licht afgeeft. Anders ben ik bang dat het vrijwel onzichtbaar wordt.</w:t>
+      </w:r>
+    </w:p>
+    <w:p>
+      <w:pPr>
+        <w:rPr>
+          <w:lang w:val="nl-NL"/>
+        </w:rPr>
+      </w:pPr>
+      <w:r>
+        <w:rPr>
+          <w:lang w:val="nl-NL"/>
+        </w:rPr>
+        <w:t>Kleurenpalet (hex nummers):</w:t>
+      </w:r>
+    </w:p>
+    <w:p>
+      <w:pPr>
+        <w:rPr>
+          <w:lang w:val="nl-NL"/>
+        </w:rPr>
+      </w:pPr>
+      <w:r>
+        <w:rPr>
+          <w:lang w:val="nl-NL"/>
+        </w:rPr>
+        <w:t>#</w:t>
+      </w:r>
+      <w:r>
+        <w:rPr>
+          <w:lang w:val="nl-NL"/>
+        </w:rPr>
+        <w:t>F8E71C (geel voor het licht)</w:t>
+      </w:r>
+    </w:p>
+    <w:p>
+      <w:pPr>
+        <w:rPr>
+          <w:lang w:val="nl-NL"/>
+        </w:rPr>
+      </w:pPr>
+      <w:r>
+        <w:rPr>
+          <w:lang w:val="nl-NL"/>
+        </w:rPr>
+        <w:t>#000000 (zwart voor de basis)</w:t>
+      </w:r>
+    </w:p>
+    <w:p>
+      <w:pPr>
+        <w:rPr>
+          <w:lang w:val="nl-NL"/>
+        </w:rPr>
+      </w:pPr>
+      <w:r>
+        <w:rPr>
+          <w:lang w:val="nl-NL"/>
+        </w:rPr>
+        <w:t>#4A4A4A (grijs voor details)</w:t>
+      </w:r>
     </w:p>
     <w:p>
       <w:pPr>
@@ -6010,18 +5556,19 @@
     <w:p>
       <w:pPr>
         <w:pStyle w:val="Heading2"/>
+        <w:rPr>
+          <w:lang w:val="nl-NL"/>
+        </w:rPr>
       </w:pPr>
       <w:bookmarkStart w:id="22" w:name="_Toc231933179"/>
       <w:r>
+        <w:rPr>
+          <w:lang w:val="nl-NL"/>
+        </w:rPr>
         <w:lastRenderedPageBreak/>
-        <w:t xml:space="preserve">Tomas </w:t>
-      </w:r>
-      <w:proofErr w:type="spellStart"/>
-      <w:r>
-        <w:t>Heinst</w:t>
+        <w:t>Tomas Heinst</w:t>
       </w:r>
       <w:bookmarkEnd w:id="22"/>
-      <w:proofErr w:type="spellEnd"/>
     </w:p>
     <w:p>
       <w:pPr>
@@ -6073,21 +5620,7 @@
         <w:rPr>
           <w:lang w:val="nl-NL"/>
         </w:rPr>
-        <w:t>Kleurenpalet (</w:t>
-      </w:r>
-      <w:proofErr w:type="spellStart"/>
-      <w:r>
-        <w:rPr>
-          <w:lang w:val="nl-NL"/>
-        </w:rPr>
-        <w:t>hex</w:t>
-      </w:r>
-      <w:proofErr w:type="spellEnd"/>
-      <w:r>
-        <w:rPr>
-          <w:lang w:val="nl-NL"/>
-        </w:rPr>
-        <w:t xml:space="preserve"> nummers):</w:t>
+        <w:t>Kleurenpalet (hex nummers):</w:t>
       </w:r>
     </w:p>
     <w:p>
@@ -6150,9 +5683,15 @@
     <w:p>
       <w:pPr>
         <w:pStyle w:val="Heading2"/>
+        <w:rPr>
+          <w:lang w:val="nl-NL"/>
+        </w:rPr>
       </w:pPr>
       <w:bookmarkStart w:id="23" w:name="_Toc231933180"/>
       <w:r>
+        <w:rPr>
+          <w:lang w:val="nl-NL"/>
+        </w:rPr>
         <w:lastRenderedPageBreak/>
         <w:t>Calvin Hoek</w:t>
       </w:r>
@@ -6208,21 +5747,7 @@
         <w:rPr>
           <w:lang w:val="nl-NL"/>
         </w:rPr>
-        <w:t>Kleurenpalet (</w:t>
-      </w:r>
-      <w:proofErr w:type="spellStart"/>
-      <w:r>
-        <w:rPr>
-          <w:lang w:val="nl-NL"/>
-        </w:rPr>
-        <w:t>hex</w:t>
-      </w:r>
-      <w:proofErr w:type="spellEnd"/>
-      <w:r>
-        <w:rPr>
-          <w:lang w:val="nl-NL"/>
-        </w:rPr>
-        <w:t xml:space="preserve"> nummers):</w:t>
+        <w:t>Kleurenpalet (hex nummers):</w:t>
       </w:r>
     </w:p>
     <w:p>
@@ -6285,18 +5810,19 @@
     <w:p>
       <w:pPr>
         <w:pStyle w:val="Heading2"/>
+        <w:rPr>
+          <w:lang w:val="nl-NL"/>
+        </w:rPr>
       </w:pPr>
       <w:bookmarkStart w:id="24" w:name="_Toc231933181"/>
       <w:r>
+        <w:rPr>
+          <w:lang w:val="nl-NL"/>
+        </w:rPr>
         <w:lastRenderedPageBreak/>
-        <w:t xml:space="preserve">Jente </w:t>
-      </w:r>
-      <w:proofErr w:type="spellStart"/>
-      <w:r>
-        <w:t>IJtsma</w:t>
+        <w:t>Jente IJtsma</w:t>
       </w:r>
       <w:bookmarkEnd w:id="24"/>
-      <w:proofErr w:type="spellEnd"/>
     </w:p>
     <w:p>
       <w:pPr>
@@ -6348,21 +5874,7 @@
         <w:rPr>
           <w:lang w:val="nl-NL"/>
         </w:rPr>
-        <w:t>Kleurenpalet (</w:t>
-      </w:r>
-      <w:proofErr w:type="spellStart"/>
-      <w:r>
-        <w:rPr>
-          <w:lang w:val="nl-NL"/>
-        </w:rPr>
-        <w:t>hex</w:t>
-      </w:r>
-      <w:proofErr w:type="spellEnd"/>
-      <w:r>
-        <w:rPr>
-          <w:lang w:val="nl-NL"/>
-        </w:rPr>
-        <w:t xml:space="preserve"> nummers):</w:t>
+        <w:t>Kleurenpalet (hex nummers):</w:t>
       </w:r>
     </w:p>
     <w:p>
@@ -6425,9 +5937,15 @@
     <w:p>
       <w:pPr>
         <w:pStyle w:val="Heading2"/>
+        <w:rPr>
+          <w:lang w:val="nl-NL"/>
+        </w:rPr>
       </w:pPr>
       <w:bookmarkStart w:id="25" w:name="_Toc231933182"/>
       <w:r>
+        <w:rPr>
+          <w:lang w:val="nl-NL"/>
+        </w:rPr>
         <w:lastRenderedPageBreak/>
         <w:t>Steven van Meerveld</w:t>
       </w:r>
@@ -6483,21 +6001,7 @@
         <w:rPr>
           <w:lang w:val="nl-NL"/>
         </w:rPr>
-        <w:t>Kleurenpalet (</w:t>
-      </w:r>
-      <w:proofErr w:type="spellStart"/>
-      <w:r>
-        <w:rPr>
-          <w:lang w:val="nl-NL"/>
-        </w:rPr>
-        <w:t>hex</w:t>
-      </w:r>
-      <w:proofErr w:type="spellEnd"/>
-      <w:r>
-        <w:rPr>
-          <w:lang w:val="nl-NL"/>
-        </w:rPr>
-        <w:t xml:space="preserve"> nummers):</w:t>
+        <w:t>Kleurenpalet (hex nummers):</w:t>
       </w:r>
     </w:p>
     <w:p>
@@ -6560,14 +6064,17 @@
     <w:p>
       <w:pPr>
         <w:pStyle w:val="Heading2"/>
+        <w:rPr>
+          <w:lang w:val="nl-NL"/>
+        </w:rPr>
       </w:pPr>
       <w:bookmarkStart w:id="26" w:name="_Toc231933183"/>
       <w:r>
+        <w:rPr>
+          <w:lang w:val="nl-NL"/>
+        </w:rPr>
         <w:lastRenderedPageBreak/>
-        <w:t>Sam Mujanovi</w:t>
-      </w:r>
-      <w:r>
-        <w:t>ć</w:t>
+        <w:t>Sam Mujanović</w:t>
       </w:r>
       <w:bookmarkEnd w:id="26"/>
     </w:p>
@@ -6621,21 +6128,7 @@
         <w:rPr>
           <w:lang w:val="nl-NL"/>
         </w:rPr>
-        <w:t>Kleurenpalet (</w:t>
-      </w:r>
-      <w:proofErr w:type="spellStart"/>
-      <w:r>
-        <w:rPr>
-          <w:lang w:val="nl-NL"/>
-        </w:rPr>
-        <w:t>hex</w:t>
-      </w:r>
-      <w:proofErr w:type="spellEnd"/>
-      <w:r>
-        <w:rPr>
-          <w:lang w:val="nl-NL"/>
-        </w:rPr>
-        <w:t xml:space="preserve"> nummers):</w:t>
+        <w:t>Kleurenpalet (hex nummers):</w:t>
       </w:r>
     </w:p>
     <w:p>
@@ -6698,9 +6191,15 @@
     <w:p>
       <w:pPr>
         <w:pStyle w:val="Heading2"/>
+        <w:rPr>
+          <w:lang w:val="nl-NL"/>
+        </w:rPr>
       </w:pPr>
       <w:bookmarkStart w:id="27" w:name="_Toc231933184"/>
       <w:r>
+        <w:rPr>
+          <w:lang w:val="nl-NL"/>
+        </w:rPr>
         <w:lastRenderedPageBreak/>
         <w:t>Mika Oostveen</w:t>
       </w:r>
@@ -6756,21 +6255,7 @@
         <w:rPr>
           <w:lang w:val="nl-NL"/>
         </w:rPr>
-        <w:t>Kleurenpalet (</w:t>
-      </w:r>
-      <w:proofErr w:type="spellStart"/>
-      <w:r>
-        <w:rPr>
-          <w:lang w:val="nl-NL"/>
-        </w:rPr>
-        <w:t>hex</w:t>
-      </w:r>
-      <w:proofErr w:type="spellEnd"/>
-      <w:r>
-        <w:rPr>
-          <w:lang w:val="nl-NL"/>
-        </w:rPr>
-        <w:t xml:space="preserve"> nummers):</w:t>
+        <w:t>Kleurenpalet (hex nummers):</w:t>
       </w:r>
     </w:p>
     <w:p>
@@ -6833,9 +6318,15 @@
     <w:p>
       <w:pPr>
         <w:pStyle w:val="Heading2"/>
+        <w:rPr>
+          <w:lang w:val="nl-NL"/>
+        </w:rPr>
       </w:pPr>
       <w:bookmarkStart w:id="28" w:name="_Toc231933185"/>
       <w:r>
+        <w:rPr>
+          <w:lang w:val="nl-NL"/>
+        </w:rPr>
         <w:lastRenderedPageBreak/>
         <w:t>Andy van Veen</w:t>
       </w:r>
@@ -6891,21 +6382,7 @@
         <w:rPr>
           <w:lang w:val="nl-NL"/>
         </w:rPr>
-        <w:t>Kleurenpalet (</w:t>
-      </w:r>
-      <w:proofErr w:type="spellStart"/>
-      <w:r>
-        <w:rPr>
-          <w:lang w:val="nl-NL"/>
-        </w:rPr>
-        <w:t>hex</w:t>
-      </w:r>
-      <w:proofErr w:type="spellEnd"/>
-      <w:r>
-        <w:rPr>
-          <w:lang w:val="nl-NL"/>
-        </w:rPr>
-        <w:t xml:space="preserve"> nummers):</w:t>
+        <w:t>Kleurenpalet (hex nummers):</w:t>
       </w:r>
     </w:p>
     <w:p>
@@ -7032,21 +6509,7 @@
         <w:rPr>
           <w:lang w:val="nl-NL"/>
         </w:rPr>
-        <w:t>Kleurenpalet (</w:t>
-      </w:r>
-      <w:proofErr w:type="spellStart"/>
-      <w:r>
-        <w:rPr>
-          <w:lang w:val="nl-NL"/>
-        </w:rPr>
-        <w:t>hex</w:t>
-      </w:r>
-      <w:proofErr w:type="spellEnd"/>
-      <w:r>
-        <w:rPr>
-          <w:lang w:val="nl-NL"/>
-        </w:rPr>
-        <w:t xml:space="preserve"> nummers):</w:t>
+        <w:t>Kleurenpalet (hex nummers):</w:t>
       </w:r>
     </w:p>
     <w:p>
@@ -7089,9 +6552,15 @@
         <w:t>Feedback klasgenoot:</w:t>
       </w:r>
     </w:p>
-    <w:p/>
+    <w:p>
+      <w:pPr>
+        <w:rPr>
+          <w:lang w:val="nl-NL"/>
+        </w:rPr>
+      </w:pPr>
+    </w:p>
     <w:sectPr>
-      <w:footerReference w:type="default" r:id="rId11"/>
+      <w:footerReference w:type="default" r:id="rId12"/>
       <w:pgSz w:w="12240" w:h="15840"/>
       <w:pgMar w:top="1440" w:right="1440" w:bottom="1440" w:left="1440" w:header="720" w:footer="720" w:gutter="0"/>
       <w:pgNumType w:start="0"/>
@@ -11323,6 +10792,7 @@
   <w:style w:type="character" w:default="1" w:styleId="DefaultParagraphFont">
     <w:name w:val="Default Paragraph Font"/>
     <w:uiPriority w:val="1"/>
+    <w:semiHidden/>
     <w:unhideWhenUsed/>
   </w:style>
   <w:style w:type="table" w:default="1" w:styleId="TableNormal">
@@ -12094,19 +11564,19 @@
 </file>
 
 <file path=customXml/item1.xml><?xml version="1.0" encoding="utf-8"?>
-<p:properties xmlns:p="http://schemas.microsoft.com/office/2006/metadata/properties" xmlns:xsi="http://www.w3.org/2001/XMLSchema-instance" xmlns:pc="http://schemas.microsoft.com/office/infopath/2007/PartnerControls">
-  <documentManagement>
-    <TaxCatchAll xmlns="8902adb9-d5ab-4519-807d-4f8787b35b14" xsi:nil="true"/>
-    <lcf76f155ced4ddcb4097134ff3c332f xmlns="3bb2d62f-9cf3-41e4-8e26-dc347878987c">
-      <Terms xmlns="http://schemas.microsoft.com/office/infopath/2007/PartnerControls"/>
-    </lcf76f155ced4ddcb4097134ff3c332f>
-    <opmerking xmlns="3bb2d62f-9cf3-41e4-8e26-dc347878987c" xsi:nil="true"/>
-    <Date xmlns="3bb2d62f-9cf3-41e4-8e26-dc347878987c" xsi:nil="true"/>
-  </documentManagement>
-</p:properties>
+<?mso-contentType ?>
+<FormTemplates xmlns="http://schemas.microsoft.com/sharepoint/v3/contenttype/forms">
+  <Display>DocumentLibraryForm</Display>
+  <Edit>DocumentLibraryForm</Edit>
+  <New>DocumentLibraryForm</New>
+</FormTemplates>
 </file>
 
 <file path=customXml/item2.xml><?xml version="1.0" encoding="utf-8"?>
+<b:Sources xmlns:b="http://schemas.openxmlformats.org/officeDocument/2006/bibliography" xmlns="http://schemas.openxmlformats.org/officeDocument/2006/bibliography" SelectedStyle="\APASixthEditionOfficeOnline.xsl" StyleName="APA" Version="6"/>
+</file>
+
+<file path=customXml/item3.xml><?xml version="1.0" encoding="utf-8"?>
 <ct:contentTypeSchema xmlns:ct="http://schemas.microsoft.com/office/2006/metadata/contentType" xmlns:ma="http://schemas.microsoft.com/office/2006/metadata/properties/metaAttributes" ct:_="" ma:_="" ma:contentTypeName="Document" ma:contentTypeID="0x01010081721797C5860640AD6427A9C39167B1" ma:contentTypeVersion="21" ma:contentTypeDescription="Een nieuw document maken." ma:contentTypeScope="" ma:versionID="e1344a081ab0ba3a5a6874a830e2f4b9">
   <xsd:schema xmlns:xsd="http://www.w3.org/2001/XMLSchema" xmlns:xs="http://www.w3.org/2001/XMLSchema" xmlns:p="http://schemas.microsoft.com/office/2006/metadata/properties" xmlns:ns2="3bb2d62f-9cf3-41e4-8e26-dc347878987c" xmlns:ns3="8902adb9-d5ab-4519-807d-4f8787b35b14" targetNamespace="http://schemas.microsoft.com/office/2006/metadata/properties" ma:root="true" ma:fieldsID="15f697695118f6a7513fe898790b7107" ns2:_="" ns3:_="">
     <xsd:import namespace="3bb2d62f-9cf3-41e4-8e26-dc347878987c"/>
@@ -12381,31 +11851,36 @@
 </ct:contentTypeSchema>
 </file>
 
-<file path=customXml/item3.xml><?xml version="1.0" encoding="utf-8"?>
-<b:Sources xmlns:b="http://schemas.openxmlformats.org/officeDocument/2006/bibliography" xmlns="http://schemas.openxmlformats.org/officeDocument/2006/bibliography" SelectedStyle="\APASixthEditionOfficeOnline.xsl" StyleName="APA" Version="6"/>
-</file>
-
 <file path=customXml/item4.xml><?xml version="1.0" encoding="utf-8"?>
-<?mso-contentType ?>
-<FormTemplates xmlns="http://schemas.microsoft.com/sharepoint/v3/contenttype/forms">
-  <Display>DocumentLibraryForm</Display>
-  <Edit>DocumentLibraryForm</Edit>
-  <New>DocumentLibraryForm</New>
-</FormTemplates>
+<p:properties xmlns:p="http://schemas.microsoft.com/office/2006/metadata/properties" xmlns:xsi="http://www.w3.org/2001/XMLSchema-instance" xmlns:pc="http://schemas.microsoft.com/office/infopath/2007/PartnerControls">
+  <documentManagement>
+    <TaxCatchAll xmlns="8902adb9-d5ab-4519-807d-4f8787b35b14" xsi:nil="true"/>
+    <lcf76f155ced4ddcb4097134ff3c332f xmlns="3bb2d62f-9cf3-41e4-8e26-dc347878987c">
+      <Terms xmlns="http://schemas.microsoft.com/office/infopath/2007/PartnerControls"/>
+    </lcf76f155ced4ddcb4097134ff3c332f>
+    <opmerking xmlns="3bb2d62f-9cf3-41e4-8e26-dc347878987c" xsi:nil="true"/>
+    <Date xmlns="3bb2d62f-9cf3-41e4-8e26-dc347878987c" xsi:nil="true"/>
+  </documentManagement>
+</p:properties>
 </file>
 
 <file path=customXml/itemProps1.xml><?xml version="1.0" encoding="utf-8"?>
-<ds:datastoreItem xmlns:ds="http://schemas.openxmlformats.org/officeDocument/2006/customXml" ds:itemID="{811D0D50-5177-409B-95A0-602D3D2FD0EE}">
+<ds:datastoreItem xmlns:ds="http://schemas.openxmlformats.org/officeDocument/2006/customXml" ds:itemID="{3E366E4C-E0B2-4C13-A3ED-F3EEBE4D371C}">
   <ds:schemaRefs>
-    <ds:schemaRef ds:uri="http://schemas.microsoft.com/office/2006/metadata/properties"/>
-    <ds:schemaRef ds:uri="http://schemas.microsoft.com/office/infopath/2007/PartnerControls"/>
-    <ds:schemaRef ds:uri="8902adb9-d5ab-4519-807d-4f8787b35b14"/>
-    <ds:schemaRef ds:uri="3bb2d62f-9cf3-41e4-8e26-dc347878987c"/>
+    <ds:schemaRef ds:uri="http://schemas.microsoft.com/sharepoint/v3/contenttype/forms"/>
   </ds:schemaRefs>
 </ds:datastoreItem>
 </file>
 
 <file path=customXml/itemProps2.xml><?xml version="1.0" encoding="utf-8"?>
+<ds:datastoreItem xmlns:ds="http://schemas.openxmlformats.org/officeDocument/2006/customXml" ds:itemID="{2D17A913-F597-48A7-9E0A-898CD165CDA8}">
+  <ds:schemaRefs>
+    <ds:schemaRef ds:uri="http://schemas.openxmlformats.org/officeDocument/2006/bibliography"/>
+  </ds:schemaRefs>
+</ds:datastoreItem>
+</file>
+
+<file path=customXml/itemProps3.xml><?xml version="1.0" encoding="utf-8"?>
 <ds:datastoreItem xmlns:ds="http://schemas.openxmlformats.org/officeDocument/2006/customXml" ds:itemID="{CFF707F2-E3F0-497D-9DFC-10E434143D17}">
   <ds:schemaRefs>
     <ds:schemaRef ds:uri="http://schemas.microsoft.com/office/2006/metadata/contentType"/>
@@ -12424,18 +11899,13 @@
 </ds:datastoreItem>
 </file>
 
-<file path=customXml/itemProps3.xml><?xml version="1.0" encoding="utf-8"?>
-<ds:datastoreItem xmlns:ds="http://schemas.openxmlformats.org/officeDocument/2006/customXml" ds:itemID="{2D17A913-F597-48A7-9E0A-898CD165CDA8}">
+<file path=customXml/itemProps4.xml><?xml version="1.0" encoding="utf-8"?>
+<ds:datastoreItem xmlns:ds="http://schemas.openxmlformats.org/officeDocument/2006/customXml" ds:itemID="{811D0D50-5177-409B-95A0-602D3D2FD0EE}">
   <ds:schemaRefs>
-    <ds:schemaRef ds:uri="http://schemas.openxmlformats.org/officeDocument/2006/bibliography"/>
-  </ds:schemaRefs>
-</ds:datastoreItem>
-</file>
-
-<file path=customXml/itemProps4.xml><?xml version="1.0" encoding="utf-8"?>
-<ds:datastoreItem xmlns:ds="http://schemas.openxmlformats.org/officeDocument/2006/customXml" ds:itemID="{3E366E4C-E0B2-4C13-A3ED-F3EEBE4D371C}">
-  <ds:schemaRefs>
-    <ds:schemaRef ds:uri="http://schemas.microsoft.com/sharepoint/v3/contenttype/forms"/>
+    <ds:schemaRef ds:uri="http://schemas.microsoft.com/office/2006/metadata/properties"/>
+    <ds:schemaRef ds:uri="http://schemas.microsoft.com/office/infopath/2007/PartnerControls"/>
+    <ds:schemaRef ds:uri="8902adb9-d5ab-4519-807d-4f8787b35b14"/>
+    <ds:schemaRef ds:uri="3bb2d62f-9cf3-41e4-8e26-dc347878987c"/>
   </ds:schemaRefs>
 </ds:datastoreItem>
 </file>
--- a/Style Guide -Multiplayer Tank Game 25-26.docx
+++ b/Style Guide -Multiplayer Tank Game 25-26.docx
@@ -140,7 +140,7 @@
                                   <w:sdtContent>
                                     <w:p>
                                       <w:pPr>
-                                        <w:pStyle w:val="NoSpacing"/>
+                                        <w:pStyle w:val="Geenafstand"/>
                                         <w:spacing w:before="120"/>
                                         <w:jc w:val="center"/>
                                         <w:rPr>
@@ -158,7 +158,7 @@
                                 </w:sdt>
                                 <w:p>
                                   <w:pPr>
-                                    <w:pStyle w:val="NoSpacing"/>
+                                    <w:pStyle w:val="Geenafstand"/>
                                     <w:spacing w:before="120"/>
                                     <w:jc w:val="center"/>
                                     <w:rPr>
@@ -278,7 +278,7 @@
                                   <w:sdtContent>
                                     <w:p>
                                       <w:pPr>
-                                        <w:pStyle w:val="NoSpacing"/>
+                                        <w:pStyle w:val="Geenafstand"/>
                                         <w:jc w:val="center"/>
                                         <w:rPr>
                                           <w:rFonts w:asciiTheme="majorHAnsi" w:eastAsiaTheme="majorEastAsia" w:hAnsiTheme="majorHAnsi" w:cstheme="majorBidi"/>
@@ -512,7 +512,7 @@
           <w:sdtContent>
             <w:p>
               <w:pPr>
-                <w:pStyle w:val="TOCHeading"/>
+                <w:pStyle w:val="Kopvaninhoudsopgave"/>
               </w:pPr>
               <w:r>
                 <w:t>Contents</w:t>
@@ -520,7 +520,7 @@
             </w:p>
             <w:p>
               <w:pPr>
-                <w:pStyle w:val="TOC2"/>
+                <w:pStyle w:val="Inhopg2"/>
                 <w:tabs>
                   <w:tab w:val="right" w:leader="dot" w:pos="9350"/>
                 </w:tabs>
@@ -599,7 +599,7 @@
             </w:p>
             <w:p>
               <w:pPr>
-                <w:pStyle w:val="TOC1"/>
+                <w:pStyle w:val="Inhopg1"/>
                 <w:tabs>
                   <w:tab w:val="right" w:leader="dot" w:pos="9350"/>
                 </w:tabs>
@@ -668,7 +668,7 @@
             </w:p>
             <w:p>
               <w:pPr>
-                <w:pStyle w:val="TOC2"/>
+                <w:pStyle w:val="Inhopg2"/>
                 <w:tabs>
                   <w:tab w:val="right" w:leader="dot" w:pos="9350"/>
                 </w:tabs>
@@ -737,7 +737,7 @@
             </w:p>
             <w:p>
               <w:pPr>
-                <w:pStyle w:val="TOC3"/>
+                <w:pStyle w:val="Inhopg3"/>
                 <w:tabs>
                   <w:tab w:val="right" w:leader="dot" w:pos="9350"/>
                 </w:tabs>
@@ -806,7 +806,7 @@
             </w:p>
             <w:p>
               <w:pPr>
-                <w:pStyle w:val="TOC2"/>
+                <w:pStyle w:val="Inhopg2"/>
                 <w:tabs>
                   <w:tab w:val="right" w:leader="dot" w:pos="9350"/>
                 </w:tabs>
@@ -876,7 +876,7 @@
             </w:p>
             <w:p>
               <w:pPr>
-                <w:pStyle w:val="TOC3"/>
+                <w:pStyle w:val="Inhopg3"/>
                 <w:tabs>
                   <w:tab w:val="right" w:leader="dot" w:pos="9350"/>
                 </w:tabs>
@@ -946,7 +946,7 @@
             </w:p>
             <w:p>
               <w:pPr>
-                <w:pStyle w:val="TOC2"/>
+                <w:pStyle w:val="Inhopg2"/>
                 <w:tabs>
                   <w:tab w:val="right" w:leader="dot" w:pos="9350"/>
                 </w:tabs>
@@ -1015,7 +1015,7 @@
             </w:p>
             <w:p>
               <w:pPr>
-                <w:pStyle w:val="TOC3"/>
+                <w:pStyle w:val="Inhopg3"/>
                 <w:tabs>
                   <w:tab w:val="right" w:leader="dot" w:pos="9350"/>
                 </w:tabs>
@@ -1084,7 +1084,7 @@
             </w:p>
             <w:p>
               <w:pPr>
-                <w:pStyle w:val="TOC3"/>
+                <w:pStyle w:val="Inhopg3"/>
                 <w:tabs>
                   <w:tab w:val="right" w:leader="dot" w:pos="9350"/>
                 </w:tabs>
@@ -1153,7 +1153,7 @@
             </w:p>
             <w:p>
               <w:pPr>
-                <w:pStyle w:val="TOC3"/>
+                <w:pStyle w:val="Inhopg3"/>
                 <w:tabs>
                   <w:tab w:val="right" w:leader="dot" w:pos="9350"/>
                 </w:tabs>
@@ -1222,7 +1222,7 @@
             </w:p>
             <w:p>
               <w:pPr>
-                <w:pStyle w:val="TOC3"/>
+                <w:pStyle w:val="Inhopg3"/>
                 <w:tabs>
                   <w:tab w:val="right" w:leader="dot" w:pos="9350"/>
                 </w:tabs>
@@ -1291,7 +1291,7 @@
             </w:p>
             <w:p>
               <w:pPr>
-                <w:pStyle w:val="TOC3"/>
+                <w:pStyle w:val="Inhopg3"/>
                 <w:tabs>
                   <w:tab w:val="right" w:leader="dot" w:pos="9350"/>
                 </w:tabs>
@@ -1360,7 +1360,7 @@
             </w:p>
             <w:p>
               <w:pPr>
-                <w:pStyle w:val="TOC2"/>
+                <w:pStyle w:val="Inhopg2"/>
                 <w:tabs>
                   <w:tab w:val="right" w:leader="dot" w:pos="9350"/>
                 </w:tabs>
@@ -1429,7 +1429,7 @@
             </w:p>
             <w:p>
               <w:pPr>
-                <w:pStyle w:val="TOC3"/>
+                <w:pStyle w:val="Inhopg3"/>
                 <w:tabs>
                   <w:tab w:val="right" w:leader="dot" w:pos="9350"/>
                 </w:tabs>
@@ -1498,7 +1498,7 @@
             </w:p>
             <w:p>
               <w:pPr>
-                <w:pStyle w:val="TOC3"/>
+                <w:pStyle w:val="Inhopg3"/>
                 <w:tabs>
                   <w:tab w:val="right" w:leader="dot" w:pos="9350"/>
                 </w:tabs>
@@ -1567,7 +1567,7 @@
             </w:p>
             <w:p>
               <w:pPr>
-                <w:pStyle w:val="TOC3"/>
+                <w:pStyle w:val="Inhopg3"/>
                 <w:tabs>
                   <w:tab w:val="right" w:leader="dot" w:pos="9350"/>
                 </w:tabs>
@@ -1636,7 +1636,7 @@
             </w:p>
             <w:p>
               <w:pPr>
-                <w:pStyle w:val="TOC2"/>
+                <w:pStyle w:val="Inhopg2"/>
                 <w:tabs>
                   <w:tab w:val="right" w:leader="dot" w:pos="9350"/>
                 </w:tabs>
@@ -1705,7 +1705,7 @@
             </w:p>
             <w:p>
               <w:pPr>
-                <w:pStyle w:val="TOC2"/>
+                <w:pStyle w:val="Inhopg2"/>
                 <w:tabs>
                   <w:tab w:val="right" w:leader="dot" w:pos="9350"/>
                 </w:tabs>
@@ -1774,7 +1774,7 @@
             </w:p>
             <w:p>
               <w:pPr>
-                <w:pStyle w:val="TOC2"/>
+                <w:pStyle w:val="Inhopg2"/>
                 <w:tabs>
                   <w:tab w:val="right" w:leader="dot" w:pos="9350"/>
                 </w:tabs>
@@ -1843,7 +1843,7 @@
             </w:p>
             <w:p>
               <w:pPr>
-                <w:pStyle w:val="TOC2"/>
+                <w:pStyle w:val="Inhopg2"/>
                 <w:tabs>
                   <w:tab w:val="right" w:leader="dot" w:pos="9350"/>
                 </w:tabs>
@@ -1912,7 +1912,7 @@
             </w:p>
             <w:p>
               <w:pPr>
-                <w:pStyle w:val="TOC2"/>
+                <w:pStyle w:val="Inhopg2"/>
                 <w:tabs>
                   <w:tab w:val="right" w:leader="dot" w:pos="9350"/>
                 </w:tabs>
@@ -1981,7 +1981,7 @@
             </w:p>
             <w:p>
               <w:pPr>
-                <w:pStyle w:val="TOC2"/>
+                <w:pStyle w:val="Inhopg2"/>
                 <w:tabs>
                   <w:tab w:val="right" w:leader="dot" w:pos="9350"/>
                 </w:tabs>
@@ -2050,7 +2050,7 @@
             </w:p>
             <w:p>
               <w:pPr>
-                <w:pStyle w:val="TOC2"/>
+                <w:pStyle w:val="Inhopg2"/>
                 <w:tabs>
                   <w:tab w:val="right" w:leader="dot" w:pos="9350"/>
                 </w:tabs>
@@ -2119,7 +2119,7 @@
             </w:p>
             <w:p>
               <w:pPr>
-                <w:pStyle w:val="TOC2"/>
+                <w:pStyle w:val="Inhopg2"/>
                 <w:tabs>
                   <w:tab w:val="right" w:leader="dot" w:pos="9350"/>
                 </w:tabs>
@@ -2188,7 +2188,7 @@
             </w:p>
             <w:p>
               <w:pPr>
-                <w:pStyle w:val="TOC2"/>
+                <w:pStyle w:val="Inhopg2"/>
                 <w:tabs>
                   <w:tab w:val="right" w:leader="dot" w:pos="9350"/>
                 </w:tabs>
@@ -2257,7 +2257,7 @@
             </w:p>
             <w:p>
               <w:pPr>
-                <w:pStyle w:val="TOC2"/>
+                <w:pStyle w:val="Inhopg2"/>
                 <w:tabs>
                   <w:tab w:val="right" w:leader="dot" w:pos="9350"/>
                 </w:tabs>
@@ -2326,7 +2326,7 @@
             </w:p>
             <w:p>
               <w:pPr>
-                <w:pStyle w:val="TOC2"/>
+                <w:pStyle w:val="Inhopg2"/>
                 <w:tabs>
                   <w:tab w:val="right" w:leader="dot" w:pos="9350"/>
                 </w:tabs>
@@ -2395,7 +2395,7 @@
             </w:p>
             <w:p>
               <w:pPr>
-                <w:pStyle w:val="TOC2"/>
+                <w:pStyle w:val="Inhopg2"/>
                 <w:tabs>
                   <w:tab w:val="right" w:leader="dot" w:pos="9350"/>
                 </w:tabs>
@@ -2464,7 +2464,7 @@
             </w:p>
             <w:p>
               <w:pPr>
-                <w:pStyle w:val="TOC2"/>
+                <w:pStyle w:val="Inhopg2"/>
                 <w:tabs>
                   <w:tab w:val="right" w:leader="dot" w:pos="9350"/>
                 </w:tabs>
@@ -2533,7 +2533,7 @@
             </w:p>
             <w:p>
               <w:pPr>
-                <w:pStyle w:val="TOC2"/>
+                <w:pStyle w:val="Inhopg2"/>
                 <w:tabs>
                   <w:tab w:val="right" w:leader="dot" w:pos="9350"/>
                 </w:tabs>
@@ -2602,7 +2602,7 @@
             </w:p>
             <w:p>
               <w:pPr>
-                <w:pStyle w:val="TOC2"/>
+                <w:pStyle w:val="Inhopg2"/>
                 <w:tabs>
                   <w:tab w:val="right" w:leader="dot" w:pos="9350"/>
                 </w:tabs>
@@ -2671,7 +2671,7 @@
             </w:p>
             <w:p>
               <w:pPr>
-                <w:pStyle w:val="TOC2"/>
+                <w:pStyle w:val="Inhopg2"/>
                 <w:tabs>
                   <w:tab w:val="right" w:leader="dot" w:pos="9350"/>
                 </w:tabs>
@@ -2740,7 +2740,7 @@
             </w:p>
             <w:p>
               <w:pPr>
-                <w:pStyle w:val="TOC2"/>
+                <w:pStyle w:val="Inhopg2"/>
                 <w:tabs>
                   <w:tab w:val="right" w:leader="dot" w:pos="9345"/>
                 </w:tabs>
@@ -2776,7 +2776,7 @@
     </w:p>
     <w:p>
       <w:pPr>
-        <w:pStyle w:val="Heading2"/>
+        <w:pStyle w:val="Kop2"/>
       </w:pPr>
       <w:bookmarkStart w:id="0" w:name="_Toc231933155"/>
       <w:r>
@@ -2794,7 +2794,7 @@
     </w:p>
     <w:p>
       <w:pPr>
-        <w:pStyle w:val="ListParagraph"/>
+        <w:pStyle w:val="Lijstalinea"/>
         <w:numPr>
           <w:ilvl w:val="0"/>
           <w:numId w:val="25"/>
@@ -2812,7 +2812,7 @@
     </w:p>
     <w:p>
       <w:pPr>
-        <w:pStyle w:val="ListParagraph"/>
+        <w:pStyle w:val="Lijstalinea"/>
         <w:numPr>
           <w:ilvl w:val="0"/>
           <w:numId w:val="25"/>
@@ -2830,7 +2830,7 @@
     </w:p>
     <w:p>
       <w:pPr>
-        <w:pStyle w:val="ListParagraph"/>
+        <w:pStyle w:val="Lijstalinea"/>
         <w:numPr>
           <w:ilvl w:val="0"/>
           <w:numId w:val="25"/>
@@ -2848,7 +2848,7 @@
     </w:p>
     <w:p>
       <w:pPr>
-        <w:pStyle w:val="ListParagraph"/>
+        <w:pStyle w:val="Lijstalinea"/>
         <w:numPr>
           <w:ilvl w:val="0"/>
           <w:numId w:val="25"/>
@@ -3085,7 +3085,7 @@
     </w:p>
     <w:p>
       <w:pPr>
-        <w:pStyle w:val="Heading1"/>
+        <w:pStyle w:val="Kop1"/>
       </w:pPr>
       <w:bookmarkStart w:id="1" w:name="_Toc231933156"/>
       <w:r>
@@ -3096,7 +3096,7 @@
     </w:p>
     <w:p>
       <w:pPr>
-        <w:pStyle w:val="Heading2"/>
+        <w:pStyle w:val="Kop2"/>
       </w:pPr>
       <w:bookmarkStart w:id="2" w:name="_Toc231933157"/>
       <w:r>
@@ -3106,7 +3106,7 @@
     </w:p>
     <w:p>
       <w:pPr>
-        <w:pStyle w:val="Heading3"/>
+        <w:pStyle w:val="Kop3"/>
       </w:pPr>
       <w:bookmarkStart w:id="3" w:name="_Toc231933158"/>
       <w:r>
@@ -3116,7 +3116,7 @@
     </w:p>
     <w:p>
       <w:pPr>
-        <w:pStyle w:val="ListParagraph"/>
+        <w:pStyle w:val="Lijstalinea"/>
         <w:numPr>
           <w:ilvl w:val="0"/>
           <w:numId w:val="14"/>
@@ -3152,7 +3152,7 @@
     </w:p>
     <w:p>
       <w:pPr>
-        <w:pStyle w:val="ListParagraph"/>
+        <w:pStyle w:val="Lijstalinea"/>
         <w:numPr>
           <w:ilvl w:val="0"/>
           <w:numId w:val="14"/>
@@ -3216,7 +3216,7 @@
     </w:p>
     <w:p>
       <w:pPr>
-        <w:pStyle w:val="ListParagraph"/>
+        <w:pStyle w:val="Lijstalinea"/>
         <w:numPr>
           <w:ilvl w:val="0"/>
           <w:numId w:val="14"/>
@@ -3270,7 +3270,7 @@
     </w:p>
     <w:p>
       <w:pPr>
-        <w:pStyle w:val="ListParagraph"/>
+        <w:pStyle w:val="Lijstalinea"/>
         <w:numPr>
           <w:ilvl w:val="0"/>
           <w:numId w:val="14"/>
@@ -3296,7 +3296,7 @@
     </w:p>
     <w:p>
       <w:pPr>
-        <w:pStyle w:val="ListParagraph"/>
+        <w:pStyle w:val="Lijstalinea"/>
         <w:numPr>
           <w:ilvl w:val="0"/>
           <w:numId w:val="14"/>
@@ -3335,7 +3335,7 @@
     </w:p>
     <w:p>
       <w:pPr>
-        <w:pStyle w:val="Heading2"/>
+        <w:pStyle w:val="Kop2"/>
         <w:rPr>
           <w:lang w:val="nl-NL"/>
         </w:rPr>
@@ -3351,7 +3351,7 @@
     </w:p>
     <w:p>
       <w:pPr>
-        <w:pStyle w:val="Heading3"/>
+        <w:pStyle w:val="Kop3"/>
         <w:rPr>
           <w:lang w:val="nl-NL"/>
         </w:rPr>
@@ -3367,7 +3367,7 @@
     </w:p>
     <w:p>
       <w:pPr>
-        <w:pStyle w:val="ListParagraph"/>
+        <w:pStyle w:val="Lijstalinea"/>
         <w:numPr>
           <w:ilvl w:val="0"/>
           <w:numId w:val="15"/>
@@ -3385,7 +3385,7 @@
     </w:p>
     <w:p>
       <w:pPr>
-        <w:pStyle w:val="ListParagraph"/>
+        <w:pStyle w:val="Lijstalinea"/>
         <w:numPr>
           <w:ilvl w:val="0"/>
           <w:numId w:val="15"/>
@@ -3403,7 +3403,7 @@
     </w:p>
     <w:p>
       <w:pPr>
-        <w:pStyle w:val="Heading4"/>
+        <w:pStyle w:val="Kop4"/>
       </w:pPr>
       <w:r>
         <w:t>Afmetingen</w:t>
@@ -3411,7 +3411,7 @@
     </w:p>
     <w:p>
       <w:pPr>
-        <w:pStyle w:val="ListParagraph"/>
+        <w:pStyle w:val="Lijstalinea"/>
         <w:numPr>
           <w:ilvl w:val="0"/>
           <w:numId w:val="17"/>
@@ -3426,7 +3426,7 @@
     </w:p>
     <w:p>
       <w:pPr>
-        <w:pStyle w:val="Heading4"/>
+        <w:pStyle w:val="Kop4"/>
       </w:pPr>
       <w:r>
         <w:t>Onderdelen</w:t>
@@ -3434,7 +3434,7 @@
     </w:p>
     <w:p>
       <w:pPr>
-        <w:pStyle w:val="ListParagraph"/>
+        <w:pStyle w:val="Lijstalinea"/>
         <w:numPr>
           <w:ilvl w:val="0"/>
           <w:numId w:val="16"/>
@@ -3460,7 +3460,7 @@
     </w:p>
     <w:p>
       <w:pPr>
-        <w:pStyle w:val="ListParagraph"/>
+        <w:pStyle w:val="Lijstalinea"/>
         <w:numPr>
           <w:ilvl w:val="0"/>
           <w:numId w:val="16"/>
@@ -3503,7 +3503,7 @@
     </w:p>
     <w:p>
       <w:pPr>
-        <w:pStyle w:val="Heading4"/>
+        <w:pStyle w:val="Kop4"/>
         <w:rPr>
           <w:lang w:val="nl-NL"/>
         </w:rPr>
@@ -3537,7 +3537,7 @@
     </w:p>
     <w:tbl>
       <w:tblPr>
-        <w:tblStyle w:val="TableGrid"/>
+        <w:tblStyle w:val="Tabelraster"/>
         <w:tblW w:w="9348" w:type="dxa"/>
         <w:tblLook w:val="04A0" w:firstRow="1" w:lastRow="0" w:firstColumn="1" w:lastColumn="0" w:noHBand="0" w:noVBand="1"/>
       </w:tblPr>
@@ -3712,7 +3712,7 @@
     <w:p/>
     <w:p>
       <w:pPr>
-        <w:pStyle w:val="Heading2"/>
+        <w:pStyle w:val="Kop2"/>
       </w:pPr>
       <w:bookmarkStart w:id="6" w:name="_Toc231933162"/>
       <w:r>
@@ -3722,7 +3722,7 @@
     </w:p>
     <w:p>
       <w:pPr>
-        <w:pStyle w:val="ListParagraph"/>
+        <w:pStyle w:val="Lijstalinea"/>
         <w:numPr>
           <w:ilvl w:val="0"/>
           <w:numId w:val="19"/>
@@ -3740,7 +3740,7 @@
     </w:p>
     <w:p>
       <w:pPr>
-        <w:pStyle w:val="ListParagraph"/>
+        <w:pStyle w:val="Lijstalinea"/>
         <w:numPr>
           <w:ilvl w:val="0"/>
           <w:numId w:val="19"/>
@@ -3758,7 +3758,7 @@
     </w:p>
     <w:p>
       <w:pPr>
-        <w:pStyle w:val="Heading2"/>
+        <w:pStyle w:val="Kop2"/>
       </w:pPr>
       <w:bookmarkStart w:id="7" w:name="_Toc231933163"/>
       <w:r>
@@ -3768,7 +3768,7 @@
     </w:p>
     <w:p>
       <w:pPr>
-        <w:pStyle w:val="ListParagraph"/>
+        <w:pStyle w:val="Lijstalinea"/>
         <w:numPr>
           <w:ilvl w:val="0"/>
           <w:numId w:val="18"/>
@@ -3839,7 +3839,7 @@
     </w:p>
     <w:p>
       <w:pPr>
-        <w:pStyle w:val="Heading2"/>
+        <w:pStyle w:val="Kop2"/>
         <w:rPr>
           <w:lang w:val="nl-NL"/>
         </w:rPr>
@@ -3956,93 +3956,37 @@
       </w:r>
     </w:p>
     <w:p>
-      <w:pPr>
-        <w:rPr>
-          <w:lang w:val="en-GB"/>
-        </w:rPr>
-      </w:pPr>
-      <w:r>
-        <w:rPr>
-          <w:lang w:val="en-GB"/>
-        </w:rPr>
+      <w:r>
         <w:t>Zandzakken</w:t>
       </w:r>
     </w:p>
     <w:p>
-      <w:pPr>
-        <w:rPr>
-          <w:lang w:val="en-GB"/>
-        </w:rPr>
-      </w:pPr>
-      <w:r>
-        <w:rPr>
-          <w:lang w:val="en-GB"/>
-        </w:rPr>
+      <w:r>
         <w:t>Barrel</w:t>
       </w:r>
     </w:p>
     <w:p>
-      <w:pPr>
-        <w:rPr>
-          <w:lang w:val="en-GB"/>
-        </w:rPr>
-      </w:pPr>
-      <w:r>
-        <w:rPr>
-          <w:lang w:val="en-GB"/>
-        </w:rPr>
+      <w:r>
         <w:t>Boxen</w:t>
       </w:r>
     </w:p>
     <w:p>
-      <w:pPr>
-        <w:rPr>
-          <w:lang w:val="en-GB"/>
-        </w:rPr>
-      </w:pPr>
-      <w:r>
-        <w:rPr>
-          <w:lang w:val="en-GB"/>
-        </w:rPr>
+      <w:r>
         <w:t>Autoband</w:t>
       </w:r>
     </w:p>
     <w:p>
-      <w:pPr>
-        <w:rPr>
-          <w:lang w:val="en-GB"/>
-        </w:rPr>
-      </w:pPr>
-      <w:r>
-        <w:rPr>
-          <w:lang w:val="en-GB"/>
-        </w:rPr>
+      <w:r>
         <w:t>Rakket</w:t>
       </w:r>
     </w:p>
     <w:p>
-      <w:pPr>
-        <w:rPr>
-          <w:lang w:val="en-GB"/>
-        </w:rPr>
-      </w:pPr>
-      <w:r>
-        <w:rPr>
-          <w:lang w:val="en-GB"/>
-        </w:rPr>
+      <w:r>
         <w:t xml:space="preserve">Powerups </w:t>
       </w:r>
     </w:p>
     <w:p>
-      <w:pPr>
-        <w:rPr>
-          <w:lang w:val="en-GB"/>
-        </w:rPr>
-      </w:pPr>
-      <w:r>
-        <w:rPr>
-          <w:lang w:val="en-GB"/>
-        </w:rPr>
+      <w:r>
         <w:t>Barriere</w:t>
       </w:r>
     </w:p>
@@ -4118,7 +4062,7 @@
     </w:p>
     <w:p>
       <w:pPr>
-        <w:pStyle w:val="Heading2"/>
+        <w:pStyle w:val="Kop2"/>
         <w:rPr>
           <w:lang w:val="nl-NL"/>
         </w:rPr>
@@ -4134,7 +4078,7 @@
     </w:p>
     <w:tbl>
       <w:tblPr>
-        <w:tblStyle w:val="TableGrid"/>
+        <w:tblStyle w:val="Tabelraster"/>
         <w:tblW w:w="0" w:type="auto"/>
         <w:tblLook w:val="04A0" w:firstRow="1" w:lastRow="0" w:firstColumn="1" w:lastColumn="0" w:noHBand="0" w:noVBand="1"/>
       </w:tblPr>
@@ -4385,7 +4329,7 @@
     </w:p>
     <w:p>
       <w:pPr>
-        <w:pStyle w:val="Heading2"/>
+        <w:pStyle w:val="Kop2"/>
       </w:pPr>
       <w:bookmarkStart w:id="10" w:name="_Toc231933167"/>
       <w:r>
@@ -4395,7 +4339,7 @@
     </w:p>
     <w:p>
       <w:pPr>
-        <w:pStyle w:val="Heading3"/>
+        <w:pStyle w:val="Kop3"/>
       </w:pPr>
       <w:bookmarkStart w:id="11" w:name="_Toc231933168"/>
       <w:r>
@@ -4405,7 +4349,7 @@
     </w:p>
     <w:p>
       <w:pPr>
-        <w:pStyle w:val="ListParagraph"/>
+        <w:pStyle w:val="Lijstalinea"/>
         <w:numPr>
           <w:ilvl w:val="0"/>
           <w:numId w:val="18"/>
@@ -4417,7 +4361,7 @@
     </w:p>
     <w:p>
       <w:pPr>
-        <w:pStyle w:val="ListParagraph"/>
+        <w:pStyle w:val="Lijstalinea"/>
         <w:numPr>
           <w:ilvl w:val="0"/>
           <w:numId w:val="18"/>
@@ -4435,7 +4379,7 @@
     </w:p>
     <w:p>
       <w:pPr>
-        <w:pStyle w:val="Heading3"/>
+        <w:pStyle w:val="Kop3"/>
       </w:pPr>
       <w:bookmarkStart w:id="12" w:name="_Toc231933169"/>
       <w:r>
@@ -4445,7 +4389,7 @@
     </w:p>
     <w:p>
       <w:pPr>
-        <w:pStyle w:val="ListParagraph"/>
+        <w:pStyle w:val="Lijstalinea"/>
         <w:numPr>
           <w:ilvl w:val="0"/>
           <w:numId w:val="18"/>
@@ -4457,7 +4401,7 @@
     </w:p>
     <w:p>
       <w:pPr>
-        <w:pStyle w:val="ListParagraph"/>
+        <w:pStyle w:val="Lijstalinea"/>
         <w:numPr>
           <w:ilvl w:val="0"/>
           <w:numId w:val="18"/>
@@ -4469,7 +4413,7 @@
     </w:p>
     <w:p>
       <w:pPr>
-        <w:pStyle w:val="Heading3"/>
+        <w:pStyle w:val="Kop3"/>
       </w:pPr>
       <w:bookmarkStart w:id="13" w:name="_Toc231933170"/>
       <w:r>
@@ -4479,7 +4423,7 @@
     </w:p>
     <w:p>
       <w:pPr>
-        <w:pStyle w:val="ListParagraph"/>
+        <w:pStyle w:val="Lijstalinea"/>
         <w:numPr>
           <w:ilvl w:val="0"/>
           <w:numId w:val="18"/>
@@ -4497,7 +4441,7 @@
     </w:p>
     <w:p>
       <w:pPr>
-        <w:pStyle w:val="ListParagraph"/>
+        <w:pStyle w:val="Lijstalinea"/>
         <w:numPr>
           <w:ilvl w:val="0"/>
           <w:numId w:val="18"/>
@@ -4516,13 +4460,13 @@
     <w:p>
       <w:pPr>
         <w:rPr>
-          <w:rStyle w:val="Heading2Char"/>
+          <w:rStyle w:val="Kop2Char"/>
         </w:rPr>
       </w:pPr>
       <w:bookmarkStart w:id="14" w:name="_Toc231933171"/>
       <w:r>
         <w:rPr>
-          <w:rStyle w:val="Heading2Char"/>
+          <w:rStyle w:val="Kop2Char"/>
         </w:rPr>
         <w:t>Audio Style (optioneel)</w:t>
       </w:r>
@@ -4530,7 +4474,7 @@
     </w:p>
     <w:p>
       <w:pPr>
-        <w:pStyle w:val="ListParagraph"/>
+        <w:pStyle w:val="Lijstalinea"/>
         <w:numPr>
           <w:ilvl w:val="0"/>
           <w:numId w:val="18"/>
@@ -4548,7 +4492,7 @@
     </w:p>
     <w:p>
       <w:pPr>
-        <w:pStyle w:val="ListParagraph"/>
+        <w:pStyle w:val="Lijstalinea"/>
         <w:numPr>
           <w:ilvl w:val="0"/>
           <w:numId w:val="18"/>
@@ -4560,7 +4504,7 @@
     </w:p>
     <w:p>
       <w:pPr>
-        <w:pStyle w:val="ListParagraph"/>
+        <w:pStyle w:val="Lijstalinea"/>
         <w:numPr>
           <w:ilvl w:val="0"/>
           <w:numId w:val="18"/>
@@ -4585,7 +4529,7 @@
     </w:p>
     <w:p>
       <w:pPr>
-        <w:pStyle w:val="Heading2"/>
+        <w:pStyle w:val="Kop2"/>
       </w:pPr>
       <w:bookmarkStart w:id="15" w:name="_Toc231933172"/>
       <w:r>
@@ -4706,7 +4650,7 @@
     </w:p>
     <w:p>
       <w:pPr>
-        <w:pStyle w:val="Heading2"/>
+        <w:pStyle w:val="Kop2"/>
         <w:rPr>
           <w:lang w:val="nl-NL"/>
         </w:rPr>
@@ -4833,7 +4777,7 @@
     </w:p>
     <w:p>
       <w:pPr>
-        <w:pStyle w:val="Heading2"/>
+        <w:pStyle w:val="Kop2"/>
         <w:rPr>
           <w:lang w:val="nl-NL"/>
         </w:rPr>
@@ -4960,7 +4904,7 @@
     </w:p>
     <w:p>
       <w:pPr>
-        <w:pStyle w:val="Heading2"/>
+        <w:pStyle w:val="Kop2"/>
       </w:pPr>
       <w:bookmarkStart w:id="18" w:name="_Toc231933175"/>
       <w:r>
@@ -5081,7 +5025,7 @@
     </w:p>
     <w:p>
       <w:pPr>
-        <w:pStyle w:val="Heading2"/>
+        <w:pStyle w:val="Kop2"/>
       </w:pPr>
       <w:bookmarkStart w:id="19" w:name="_Toc231933176"/>
       <w:r>
@@ -5202,7 +5146,7 @@
     </w:p>
     <w:p>
       <w:pPr>
-        <w:pStyle w:val="Heading2"/>
+        <w:pStyle w:val="Kop2"/>
       </w:pPr>
       <w:bookmarkStart w:id="20" w:name="_Toc231933177"/>
       <w:r>
@@ -5225,11 +5169,9 @@
       </w:r>
     </w:p>
     <w:p>
-      <w:pPr>
-        <w:rPr>
-          <w:lang w:val="nl-NL"/>
-        </w:rPr>
-      </w:pPr>
+      <w:r>
+        <w:t>Barriere</w:t>
+      </w:r>
     </w:p>
     <w:p>
       <w:pPr>
@@ -5250,143 +5192,15 @@
           <w:lang w:val="nl-NL"/>
         </w:rPr>
       </w:pPr>
-    </w:p>
-    <w:p>
-      <w:pPr>
-        <w:rPr>
-          <w:lang w:val="nl-NL"/>
-        </w:rPr>
-      </w:pPr>
-      <w:r>
-        <w:rPr>
-          <w:lang w:val="nl-NL"/>
-        </w:rPr>
-        <w:t>Kleurenpalet (hex nummers):</w:t>
-      </w:r>
-    </w:p>
-    <w:p>
-      <w:pPr>
-        <w:rPr>
-          <w:lang w:val="nl-NL"/>
-        </w:rPr>
-      </w:pPr>
-    </w:p>
-    <w:p>
-      <w:pPr>
-        <w:rPr>
-          <w:lang w:val="nl-NL"/>
-        </w:rPr>
-      </w:pPr>
-      <w:r>
-        <w:rPr>
-          <w:lang w:val="nl-NL"/>
-        </w:rPr>
-        <w:t>Realisatie (schermafbeeldingen en toelichting):</w:t>
-      </w:r>
-    </w:p>
-    <w:p>
-      <w:pPr>
-        <w:rPr>
-          <w:lang w:val="nl-NL"/>
-        </w:rPr>
-      </w:pPr>
-    </w:p>
-    <w:p>
-      <w:pPr>
-        <w:rPr>
-          <w:lang w:val="nl-NL"/>
-        </w:rPr>
-      </w:pPr>
-      <w:r>
-        <w:rPr>
-          <w:lang w:val="nl-NL"/>
-        </w:rPr>
-        <w:t>Feedback klasgenoot:</w:t>
-      </w:r>
-    </w:p>
-    <w:p>
-      <w:pPr>
-        <w:rPr>
-          <w:rFonts w:asciiTheme="majorHAnsi" w:eastAsiaTheme="majorEastAsia" w:hAnsiTheme="majorHAnsi" w:cstheme="majorBidi"/>
-          <w:color w:val="0F4761" w:themeColor="accent1" w:themeShade="BF"/>
-          <w:sz w:val="32"/>
-          <w:szCs w:val="32"/>
-          <w:lang w:val="nl-NL"/>
-        </w:rPr>
-      </w:pPr>
-      <w:r>
-        <w:rPr>
-          <w:lang w:val="nl-NL"/>
-        </w:rPr>
-        <w:br w:type="page"/>
-      </w:r>
-    </w:p>
-    <w:p>
-      <w:pPr>
-        <w:pStyle w:val="Heading2"/>
-      </w:pPr>
-      <w:bookmarkStart w:id="21" w:name="_Toc231933178"/>
-      <w:r>
-        <w:lastRenderedPageBreak/>
-        <w:t>Daan van der Greft</w:t>
-      </w:r>
-      <w:bookmarkEnd w:id="21"/>
-    </w:p>
-    <w:p>
-      <w:pPr>
-        <w:rPr>
-          <w:lang w:val="nl-NL"/>
-        </w:rPr>
-      </w:pPr>
-      <w:r>
-        <w:rPr>
-          <w:lang w:val="nl-NL"/>
-        </w:rPr>
-        <w:t>Asset:</w:t>
-      </w:r>
-    </w:p>
-    <w:p>
-      <w:pPr>
-        <w:rPr>
-          <w:lang w:val="nl-NL"/>
-        </w:rPr>
-      </w:pPr>
-      <w:r>
-        <w:rPr>
-          <w:lang w:val="nl-NL"/>
-        </w:rPr>
-        <w:t>Straatlantaarn</w:t>
-      </w:r>
-    </w:p>
-    <w:p>
-      <w:pPr>
-        <w:rPr>
-          <w:lang w:val="nl-NL"/>
-        </w:rPr>
-      </w:pPr>
-      <w:r>
-        <w:rPr>
-          <w:lang w:val="nl-NL"/>
-        </w:rPr>
-        <w:t>Moodboard + toelichting:</w:t>
-      </w:r>
-    </w:p>
-    <w:p>
-      <w:pPr>
-        <w:rPr>
-          <w:lang w:val="nl-NL"/>
-        </w:rPr>
-      </w:pPr>
-      <w:r>
-        <w:rPr>
-          <w:noProof/>
+      <w:r>
+        <w:rPr>
           <w:lang w:val="nl-NL"/>
         </w:rPr>
         <w:drawing>
-          <wp:inline distT="0" distB="0" distL="0" distR="0" wp14:anchorId="4D7F74CF" wp14:editId="26F65627">
-            <wp:extent cx="3115078" cy="2385060"/>
-            <wp:effectExtent l="0" t="0" r="9525" b="0"/>
-            <wp:docPr id="1555545147" name="Picture 5"/>
+          <wp:inline distT="0" distB="0" distL="0" distR="0" wp14:anchorId="6C47679D" wp14:editId="62368E7C">
+            <wp:extent cx="5943600" cy="3145155"/>
+            <wp:effectExtent l="0" t="0" r="0" b="0"/>
+            <wp:docPr id="294802477" name="Afbeelding 1"/>
             <wp:cNvGraphicFramePr>
               <a:graphicFrameLocks xmlns:a="http://schemas.openxmlformats.org/drawingml/2006/main" noChangeAspect="1"/>
             </wp:cNvGraphicFramePr>
@@ -5394,36 +5208,23 @@
               <a:graphicData uri="http://schemas.openxmlformats.org/drawingml/2006/picture">
                 <pic:pic xmlns:pic="http://schemas.openxmlformats.org/drawingml/2006/picture">
                   <pic:nvPicPr>
-                    <pic:cNvPr id="0" name="Picture 2"/>
-                    <pic:cNvPicPr>
-                      <a:picLocks noChangeAspect="1" noChangeArrowheads="1"/>
-                    </pic:cNvPicPr>
+                    <pic:cNvPr id="294802477" name=""/>
+                    <pic:cNvPicPr/>
                   </pic:nvPicPr>
                   <pic:blipFill>
-                    <a:blip r:embed="rId11">
-                      <a:extLst>
-                        <a:ext uri="{28A0092B-C50C-407E-A947-70E740481C1C}">
-                          <a14:useLocalDpi xmlns:a14="http://schemas.microsoft.com/office/drawing/2010/main" val="0"/>
-                        </a:ext>
-                      </a:extLst>
-                    </a:blip>
-                    <a:srcRect/>
+                    <a:blip r:embed="rId11"/>
                     <a:stretch>
                       <a:fillRect/>
                     </a:stretch>
                   </pic:blipFill>
-                  <pic:spPr bwMode="auto">
+                  <pic:spPr>
                     <a:xfrm>
                       <a:off x="0" y="0"/>
-                      <a:ext cx="3121467" cy="2389952"/>
+                      <a:ext cx="5943600" cy="3145155"/>
                     </a:xfrm>
                     <a:prstGeom prst="rect">
                       <a:avLst/>
                     </a:prstGeom>
-                    <a:noFill/>
-                    <a:ln>
-                      <a:noFill/>
-                    </a:ln>
                   </pic:spPr>
                 </pic:pic>
               </a:graphicData>
@@ -5431,18 +5232,11 @@
           </wp:inline>
         </w:drawing>
       </w:r>
-    </w:p>
-    <w:p>
-      <w:pPr>
-        <w:rPr>
-          <w:lang w:val="nl-NL"/>
-        </w:rPr>
-      </w:pPr>
-      <w:r>
-        <w:rPr>
-          <w:lang w:val="nl-NL"/>
-        </w:rPr>
-        <w:t>Ik ben van plan een ouderwetse versierde lantaarn te maken die veel licht afgeeft. Anders ben ik bang dat het vrijwel onzichtbaar wordt.</w:t>
+      <w:r>
+        <w:rPr>
+          <w:lang w:val="nl-NL"/>
+        </w:rPr>
+        <w:t>betonne barrière met de kleur geel zwart</w:t>
       </w:r>
     </w:p>
     <w:p>
@@ -5466,41 +5260,23 @@
       </w:pPr>
       <w:r>
         <w:rPr>
-          <w:lang w:val="nl-NL"/>
-        </w:rPr>
-        <w:t>#</w:t>
-      </w:r>
-      <w:r>
-        <w:rPr>
-          <w:lang w:val="nl-NL"/>
-        </w:rPr>
-        <w:t>F8E71C (geel voor het licht)</w:t>
-      </w:r>
-    </w:p>
-    <w:p>
-      <w:pPr>
-        <w:rPr>
-          <w:lang w:val="nl-NL"/>
-        </w:rPr>
-      </w:pPr>
-      <w:r>
-        <w:rPr>
-          <w:lang w:val="nl-NL"/>
-        </w:rPr>
-        <w:t>#000000 (zwart voor de basis)</w:t>
-      </w:r>
-    </w:p>
-    <w:p>
-      <w:pPr>
-        <w:rPr>
-          <w:lang w:val="nl-NL"/>
-        </w:rPr>
-      </w:pPr>
-      <w:r>
-        <w:rPr>
-          <w:lang w:val="nl-NL"/>
-        </w:rPr>
-        <w:t>#4A4A4A (grijs voor details)</w:t>
+          <w:color w:val="F8E71C"/>
+          <w:lang w:val="it-IT"/>
+        </w:rPr>
+        <w:t>F8E71C</w:t>
+      </w:r>
+    </w:p>
+    <w:p>
+      <w:pPr>
+        <w:rPr>
+          <w:lang w:val="nl-NL"/>
+        </w:rPr>
+      </w:pPr>
+      <w:r>
+        <w:rPr>
+          <w:lang w:val="nl-NL"/>
+        </w:rPr>
+        <w:t>000000</w:t>
       </w:r>
     </w:p>
     <w:p>
@@ -5555,20 +5331,20 @@
     </w:p>
     <w:p>
       <w:pPr>
-        <w:pStyle w:val="Heading2"/>
-        <w:rPr>
-          <w:lang w:val="nl-NL"/>
-        </w:rPr>
-      </w:pPr>
-      <w:bookmarkStart w:id="22" w:name="_Toc231933179"/>
+        <w:pStyle w:val="Kop2"/>
+        <w:rPr>
+          <w:lang w:val="nl-NL"/>
+        </w:rPr>
+      </w:pPr>
+      <w:bookmarkStart w:id="21" w:name="_Toc231933178"/>
       <w:r>
         <w:rPr>
           <w:lang w:val="nl-NL"/>
         </w:rPr>
         <w:lastRenderedPageBreak/>
-        <w:t>Tomas Heinst</w:t>
-      </w:r>
-      <w:bookmarkEnd w:id="22"/>
+        <w:t>Daan van der Greft</w:t>
+      </w:r>
+      <w:bookmarkEnd w:id="21"/>
     </w:p>
     <w:p>
       <w:pPr>
@@ -5682,20 +5458,20 @@
     </w:p>
     <w:p>
       <w:pPr>
-        <w:pStyle w:val="Heading2"/>
-        <w:rPr>
-          <w:lang w:val="nl-NL"/>
-        </w:rPr>
-      </w:pPr>
-      <w:bookmarkStart w:id="23" w:name="_Toc231933180"/>
+        <w:pStyle w:val="Kop2"/>
+        <w:rPr>
+          <w:lang w:val="nl-NL"/>
+        </w:rPr>
+      </w:pPr>
+      <w:bookmarkStart w:id="22" w:name="_Toc231933179"/>
       <w:r>
         <w:rPr>
           <w:lang w:val="nl-NL"/>
         </w:rPr>
         <w:lastRenderedPageBreak/>
-        <w:t>Calvin Hoek</w:t>
-      </w:r>
-      <w:bookmarkEnd w:id="23"/>
+        <w:t>Tomas Heinst</w:t>
+      </w:r>
+      <w:bookmarkEnd w:id="22"/>
     </w:p>
     <w:p>
       <w:pPr>
@@ -5809,20 +5585,20 @@
     </w:p>
     <w:p>
       <w:pPr>
-        <w:pStyle w:val="Heading2"/>
-        <w:rPr>
-          <w:lang w:val="nl-NL"/>
-        </w:rPr>
-      </w:pPr>
-      <w:bookmarkStart w:id="24" w:name="_Toc231933181"/>
+        <w:pStyle w:val="Kop2"/>
+        <w:rPr>
+          <w:lang w:val="nl-NL"/>
+        </w:rPr>
+      </w:pPr>
+      <w:bookmarkStart w:id="23" w:name="_Toc231933180"/>
       <w:r>
         <w:rPr>
           <w:lang w:val="nl-NL"/>
         </w:rPr>
         <w:lastRenderedPageBreak/>
-        <w:t>Jente IJtsma</w:t>
-      </w:r>
-      <w:bookmarkEnd w:id="24"/>
+        <w:t>Calvin Hoek</w:t>
+      </w:r>
+      <w:bookmarkEnd w:id="23"/>
     </w:p>
     <w:p>
       <w:pPr>
@@ -5936,20 +5712,20 @@
     </w:p>
     <w:p>
       <w:pPr>
-        <w:pStyle w:val="Heading2"/>
-        <w:rPr>
-          <w:lang w:val="nl-NL"/>
-        </w:rPr>
-      </w:pPr>
-      <w:bookmarkStart w:id="25" w:name="_Toc231933182"/>
+        <w:pStyle w:val="Kop2"/>
+        <w:rPr>
+          <w:lang w:val="nl-NL"/>
+        </w:rPr>
+      </w:pPr>
+      <w:bookmarkStart w:id="24" w:name="_Toc231933181"/>
       <w:r>
         <w:rPr>
           <w:lang w:val="nl-NL"/>
         </w:rPr>
         <w:lastRenderedPageBreak/>
-        <w:t>Steven van Meerveld</w:t>
-      </w:r>
-      <w:bookmarkEnd w:id="25"/>
+        <w:t>Jente IJtsma</w:t>
+      </w:r>
+      <w:bookmarkEnd w:id="24"/>
     </w:p>
     <w:p>
       <w:pPr>
@@ -6063,20 +5839,20 @@
     </w:p>
     <w:p>
       <w:pPr>
-        <w:pStyle w:val="Heading2"/>
-        <w:rPr>
-          <w:lang w:val="nl-NL"/>
-        </w:rPr>
-      </w:pPr>
-      <w:bookmarkStart w:id="26" w:name="_Toc231933183"/>
+        <w:pStyle w:val="Kop2"/>
+        <w:rPr>
+          <w:lang w:val="nl-NL"/>
+        </w:rPr>
+      </w:pPr>
+      <w:bookmarkStart w:id="25" w:name="_Toc231933182"/>
       <w:r>
         <w:rPr>
           <w:lang w:val="nl-NL"/>
         </w:rPr>
         <w:lastRenderedPageBreak/>
-        <w:t>Sam Mujanović</w:t>
-      </w:r>
-      <w:bookmarkEnd w:id="26"/>
+        <w:t>Steven van Meerveld</w:t>
+      </w:r>
+      <w:bookmarkEnd w:id="25"/>
     </w:p>
     <w:p>
       <w:pPr>
@@ -6190,20 +5966,20 @@
     </w:p>
     <w:p>
       <w:pPr>
-        <w:pStyle w:val="Heading2"/>
-        <w:rPr>
-          <w:lang w:val="nl-NL"/>
-        </w:rPr>
-      </w:pPr>
-      <w:bookmarkStart w:id="27" w:name="_Toc231933184"/>
+        <w:pStyle w:val="Kop2"/>
+        <w:rPr>
+          <w:lang w:val="nl-NL"/>
+        </w:rPr>
+      </w:pPr>
+      <w:bookmarkStart w:id="26" w:name="_Toc231933183"/>
       <w:r>
         <w:rPr>
           <w:lang w:val="nl-NL"/>
         </w:rPr>
         <w:lastRenderedPageBreak/>
-        <w:t>Mika Oostveen</w:t>
-      </w:r>
-      <w:bookmarkEnd w:id="27"/>
+        <w:t>Sam Mujanović</w:t>
+      </w:r>
+      <w:bookmarkEnd w:id="26"/>
     </w:p>
     <w:p>
       <w:pPr>
@@ -6317,20 +6093,20 @@
     </w:p>
     <w:p>
       <w:pPr>
-        <w:pStyle w:val="Heading2"/>
-        <w:rPr>
-          <w:lang w:val="nl-NL"/>
-        </w:rPr>
-      </w:pPr>
-      <w:bookmarkStart w:id="28" w:name="_Toc231933185"/>
+        <w:pStyle w:val="Kop2"/>
+        <w:rPr>
+          <w:lang w:val="nl-NL"/>
+        </w:rPr>
+      </w:pPr>
+      <w:bookmarkStart w:id="27" w:name="_Toc231933184"/>
       <w:r>
         <w:rPr>
           <w:lang w:val="nl-NL"/>
         </w:rPr>
         <w:lastRenderedPageBreak/>
-        <w:t>Andy van Veen</w:t>
-      </w:r>
-      <w:bookmarkEnd w:id="28"/>
+        <w:t>Mika Oostveen</w:t>
+      </w:r>
+      <w:bookmarkEnd w:id="27"/>
     </w:p>
     <w:p>
       <w:pPr>
@@ -6444,7 +6220,134 @@
     </w:p>
     <w:p>
       <w:pPr>
-        <w:pStyle w:val="Heading2"/>
+        <w:pStyle w:val="Kop2"/>
+        <w:rPr>
+          <w:lang w:val="nl-NL"/>
+        </w:rPr>
+      </w:pPr>
+      <w:bookmarkStart w:id="28" w:name="_Toc231933185"/>
+      <w:r>
+        <w:rPr>
+          <w:lang w:val="nl-NL"/>
+        </w:rPr>
+        <w:lastRenderedPageBreak/>
+        <w:t>Andy van Veen</w:t>
+      </w:r>
+      <w:bookmarkEnd w:id="28"/>
+    </w:p>
+    <w:p>
+      <w:pPr>
+        <w:rPr>
+          <w:lang w:val="nl-NL"/>
+        </w:rPr>
+      </w:pPr>
+      <w:r>
+        <w:rPr>
+          <w:lang w:val="nl-NL"/>
+        </w:rPr>
+        <w:t>Asset:</w:t>
+      </w:r>
+    </w:p>
+    <w:p>
+      <w:pPr>
+        <w:rPr>
+          <w:lang w:val="nl-NL"/>
+        </w:rPr>
+      </w:pPr>
+    </w:p>
+    <w:p>
+      <w:pPr>
+        <w:rPr>
+          <w:lang w:val="nl-NL"/>
+        </w:rPr>
+      </w:pPr>
+      <w:r>
+        <w:rPr>
+          <w:lang w:val="nl-NL"/>
+        </w:rPr>
+        <w:t>Moodboard + toelichting:</w:t>
+      </w:r>
+    </w:p>
+    <w:p>
+      <w:pPr>
+        <w:rPr>
+          <w:lang w:val="nl-NL"/>
+        </w:rPr>
+      </w:pPr>
+    </w:p>
+    <w:p>
+      <w:pPr>
+        <w:rPr>
+          <w:lang w:val="nl-NL"/>
+        </w:rPr>
+      </w:pPr>
+      <w:r>
+        <w:rPr>
+          <w:lang w:val="nl-NL"/>
+        </w:rPr>
+        <w:t>Kleurenpalet (hex nummers):</w:t>
+      </w:r>
+    </w:p>
+    <w:p>
+      <w:pPr>
+        <w:rPr>
+          <w:lang w:val="nl-NL"/>
+        </w:rPr>
+      </w:pPr>
+    </w:p>
+    <w:p>
+      <w:pPr>
+        <w:rPr>
+          <w:lang w:val="nl-NL"/>
+        </w:rPr>
+      </w:pPr>
+      <w:r>
+        <w:rPr>
+          <w:lang w:val="nl-NL"/>
+        </w:rPr>
+        <w:t>Realisatie (schermafbeeldingen en toelichting):</w:t>
+      </w:r>
+    </w:p>
+    <w:p>
+      <w:pPr>
+        <w:rPr>
+          <w:lang w:val="nl-NL"/>
+        </w:rPr>
+      </w:pPr>
+    </w:p>
+    <w:p>
+      <w:pPr>
+        <w:rPr>
+          <w:lang w:val="nl-NL"/>
+        </w:rPr>
+      </w:pPr>
+      <w:r>
+        <w:rPr>
+          <w:lang w:val="nl-NL"/>
+        </w:rPr>
+        <w:t>Feedback klasgenoot:</w:t>
+      </w:r>
+    </w:p>
+    <w:p>
+      <w:pPr>
+        <w:rPr>
+          <w:rFonts w:asciiTheme="majorHAnsi" w:eastAsiaTheme="majorEastAsia" w:hAnsiTheme="majorHAnsi" w:cstheme="majorBidi"/>
+          <w:color w:val="0F4761" w:themeColor="accent1" w:themeShade="BF"/>
+          <w:sz w:val="32"/>
+          <w:szCs w:val="32"/>
+          <w:lang w:val="nl-NL"/>
+        </w:rPr>
+      </w:pPr>
+      <w:r>
+        <w:rPr>
+          <w:lang w:val="nl-NL"/>
+        </w:rPr>
+        <w:br w:type="page"/>
+      </w:r>
+    </w:p>
+    <w:p>
+      <w:pPr>
+        <w:pStyle w:val="Kop2"/>
         <w:rPr>
           <w:lang w:val="nl-NL"/>
         </w:rPr>
@@ -6615,7 +6518,7 @@
     <w:sdtContent>
       <w:p>
         <w:pPr>
-          <w:pStyle w:val="Footer"/>
+          <w:pStyle w:val="Voettekst"/>
           <w:jc w:val="right"/>
         </w:pPr>
         <w:r>
@@ -6644,7 +6547,7 @@
   </w:sdt>
   <w:p>
     <w:pPr>
-      <w:pStyle w:val="Footer"/>
+      <w:pStyle w:val="Voettekst"/>
     </w:pPr>
   </w:p>
 </w:ftr>
@@ -10589,15 +10492,15 @@
     <w:lsdException w:name="Unresolved Mention" w:semiHidden="1" w:unhideWhenUsed="1"/>
     <w:lsdException w:name="Smart Link" w:semiHidden="1" w:unhideWhenUsed="1"/>
   </w:latentStyles>
-  <w:style w:type="paragraph" w:default="1" w:styleId="Normal">
+  <w:style w:type="paragraph" w:default="1" w:styleId="Standaard">
     <w:name w:val="Normal"/>
     <w:qFormat/>
   </w:style>
-  <w:style w:type="paragraph" w:styleId="Heading1">
+  <w:style w:type="paragraph" w:styleId="Kop1">
     <w:name w:val="heading 1"/>
-    <w:basedOn w:val="Normal"/>
-    <w:next w:val="Normal"/>
-    <w:link w:val="Heading1Char"/>
+    <w:basedOn w:val="Standaard"/>
+    <w:next w:val="Standaard"/>
+    <w:link w:val="Kop1Char"/>
     <w:uiPriority w:val="9"/>
     <w:qFormat/>
     <w:rsid w:val="00DB7FDB"/>
@@ -10614,11 +10517,11 @@
       <w:szCs w:val="40"/>
     </w:rPr>
   </w:style>
-  <w:style w:type="paragraph" w:styleId="Heading2">
+  <w:style w:type="paragraph" w:styleId="Kop2">
     <w:name w:val="heading 2"/>
-    <w:basedOn w:val="Normal"/>
-    <w:next w:val="Normal"/>
-    <w:link w:val="Heading2Char"/>
+    <w:basedOn w:val="Standaard"/>
+    <w:next w:val="Standaard"/>
+    <w:link w:val="Kop2Char"/>
     <w:uiPriority w:val="9"/>
     <w:unhideWhenUsed/>
     <w:qFormat/>
@@ -10636,11 +10539,11 @@
       <w:szCs w:val="32"/>
     </w:rPr>
   </w:style>
-  <w:style w:type="paragraph" w:styleId="Heading3">
+  <w:style w:type="paragraph" w:styleId="Kop3">
     <w:name w:val="heading 3"/>
-    <w:basedOn w:val="Normal"/>
-    <w:next w:val="Normal"/>
-    <w:link w:val="Heading3Char"/>
+    <w:basedOn w:val="Standaard"/>
+    <w:next w:val="Standaard"/>
+    <w:link w:val="Kop3Char"/>
     <w:uiPriority w:val="9"/>
     <w:unhideWhenUsed/>
     <w:qFormat/>
@@ -10658,11 +10561,11 @@
       <w:szCs w:val="28"/>
     </w:rPr>
   </w:style>
-  <w:style w:type="paragraph" w:styleId="Heading4">
+  <w:style w:type="paragraph" w:styleId="Kop4">
     <w:name w:val="heading 4"/>
-    <w:basedOn w:val="Normal"/>
-    <w:next w:val="Normal"/>
-    <w:link w:val="Heading4Char"/>
+    <w:basedOn w:val="Standaard"/>
+    <w:next w:val="Standaard"/>
+    <w:link w:val="Kop4Char"/>
     <w:uiPriority w:val="9"/>
     <w:unhideWhenUsed/>
     <w:qFormat/>
@@ -10680,11 +10583,11 @@
       <w:color w:val="0F4761" w:themeColor="accent1" w:themeShade="BF"/>
     </w:rPr>
   </w:style>
-  <w:style w:type="paragraph" w:styleId="Heading5">
+  <w:style w:type="paragraph" w:styleId="Kop5">
     <w:name w:val="heading 5"/>
-    <w:basedOn w:val="Normal"/>
-    <w:next w:val="Normal"/>
-    <w:link w:val="Heading5Char"/>
+    <w:basedOn w:val="Standaard"/>
+    <w:next w:val="Standaard"/>
+    <w:link w:val="Kop5Char"/>
     <w:uiPriority w:val="9"/>
     <w:semiHidden/>
     <w:unhideWhenUsed/>
@@ -10701,11 +10604,11 @@
       <w:color w:val="0F4761" w:themeColor="accent1" w:themeShade="BF"/>
     </w:rPr>
   </w:style>
-  <w:style w:type="paragraph" w:styleId="Heading6">
+  <w:style w:type="paragraph" w:styleId="Kop6">
     <w:name w:val="heading 6"/>
-    <w:basedOn w:val="Normal"/>
-    <w:next w:val="Normal"/>
-    <w:link w:val="Heading6Char"/>
+    <w:basedOn w:val="Standaard"/>
+    <w:next w:val="Standaard"/>
+    <w:link w:val="Kop6Char"/>
     <w:uiPriority w:val="9"/>
     <w:semiHidden/>
     <w:unhideWhenUsed/>
@@ -10724,11 +10627,11 @@
       <w:color w:val="595959" w:themeColor="text1" w:themeTint="A6"/>
     </w:rPr>
   </w:style>
-  <w:style w:type="paragraph" w:styleId="Heading7">
+  <w:style w:type="paragraph" w:styleId="Kop7">
     <w:name w:val="heading 7"/>
-    <w:basedOn w:val="Normal"/>
-    <w:next w:val="Normal"/>
-    <w:link w:val="Heading7Char"/>
+    <w:basedOn w:val="Standaard"/>
+    <w:next w:val="Standaard"/>
+    <w:link w:val="Kop7Char"/>
     <w:uiPriority w:val="9"/>
     <w:semiHidden/>
     <w:unhideWhenUsed/>
@@ -10745,11 +10648,11 @@
       <w:color w:val="595959" w:themeColor="text1" w:themeTint="A6"/>
     </w:rPr>
   </w:style>
-  <w:style w:type="paragraph" w:styleId="Heading8">
+  <w:style w:type="paragraph" w:styleId="Kop8">
     <w:name w:val="heading 8"/>
-    <w:basedOn w:val="Normal"/>
-    <w:next w:val="Normal"/>
-    <w:link w:val="Heading8Char"/>
+    <w:basedOn w:val="Standaard"/>
+    <w:next w:val="Standaard"/>
+    <w:link w:val="Kop8Char"/>
     <w:uiPriority w:val="9"/>
     <w:semiHidden/>
     <w:unhideWhenUsed/>
@@ -10768,11 +10671,11 @@
       <w:color w:val="272727" w:themeColor="text1" w:themeTint="D8"/>
     </w:rPr>
   </w:style>
-  <w:style w:type="paragraph" w:styleId="Heading9">
+  <w:style w:type="paragraph" w:styleId="Kop9">
     <w:name w:val="heading 9"/>
-    <w:basedOn w:val="Normal"/>
-    <w:next w:val="Normal"/>
-    <w:link w:val="Heading9Char"/>
+    <w:basedOn w:val="Standaard"/>
+    <w:next w:val="Standaard"/>
+    <w:link w:val="Kop9Char"/>
     <w:uiPriority w:val="9"/>
     <w:semiHidden/>
     <w:unhideWhenUsed/>
@@ -10789,13 +10692,13 @@
       <w:color w:val="272727" w:themeColor="text1" w:themeTint="D8"/>
     </w:rPr>
   </w:style>
-  <w:style w:type="character" w:default="1" w:styleId="DefaultParagraphFont">
+  <w:style w:type="character" w:default="1" w:styleId="Standaardalinea-lettertype">
     <w:name w:val="Default Paragraph Font"/>
     <w:uiPriority w:val="1"/>
     <w:semiHidden/>
     <w:unhideWhenUsed/>
   </w:style>
-  <w:style w:type="table" w:default="1" w:styleId="TableNormal">
+  <w:style w:type="table" w:default="1" w:styleId="Standaardtabel">
     <w:name w:val="Normal Table"/>
     <w:uiPriority w:val="99"/>
     <w:semiHidden/>
@@ -10810,16 +10713,16 @@
       </w:tblCellMar>
     </w:tblPr>
   </w:style>
-  <w:style w:type="numbering" w:default="1" w:styleId="NoList">
+  <w:style w:type="numbering" w:default="1" w:styleId="Geenlijst">
     <w:name w:val="No List"/>
     <w:uiPriority w:val="99"/>
     <w:semiHidden/>
     <w:unhideWhenUsed/>
   </w:style>
-  <w:style w:type="character" w:customStyle="1" w:styleId="Heading1Char">
-    <w:name w:val="Heading 1 Char"/>
-    <w:basedOn w:val="DefaultParagraphFont"/>
-    <w:link w:val="Heading1"/>
+  <w:style w:type="character" w:customStyle="1" w:styleId="Kop1Char">
+    <w:name w:val="Kop 1 Char"/>
+    <w:basedOn w:val="Standaardalinea-lettertype"/>
+    <w:link w:val="Kop1"/>
     <w:uiPriority w:val="9"/>
     <w:rsid w:val="00DB7FDB"/>
     <w:rPr>
@@ -10829,10 +10732,10 @@
       <w:szCs w:val="40"/>
     </w:rPr>
   </w:style>
-  <w:style w:type="character" w:customStyle="1" w:styleId="Heading2Char">
-    <w:name w:val="Heading 2 Char"/>
-    <w:basedOn w:val="DefaultParagraphFont"/>
-    <w:link w:val="Heading2"/>
+  <w:style w:type="character" w:customStyle="1" w:styleId="Kop2Char">
+    <w:name w:val="Kop 2 Char"/>
+    <w:basedOn w:val="Standaardalinea-lettertype"/>
+    <w:link w:val="Kop2"/>
     <w:uiPriority w:val="9"/>
     <w:rsid w:val="00DB7FDB"/>
     <w:rPr>
@@ -10842,10 +10745,10 @@
       <w:szCs w:val="32"/>
     </w:rPr>
   </w:style>
-  <w:style w:type="character" w:customStyle="1" w:styleId="Heading3Char">
-    <w:name w:val="Heading 3 Char"/>
-    <w:basedOn w:val="DefaultParagraphFont"/>
-    <w:link w:val="Heading3"/>
+  <w:style w:type="character" w:customStyle="1" w:styleId="Kop3Char">
+    <w:name w:val="Kop 3 Char"/>
+    <w:basedOn w:val="Standaardalinea-lettertype"/>
+    <w:link w:val="Kop3"/>
     <w:uiPriority w:val="9"/>
     <w:rsid w:val="00DB7FDB"/>
     <w:rPr>
@@ -10855,10 +10758,10 @@
       <w:szCs w:val="28"/>
     </w:rPr>
   </w:style>
-  <w:style w:type="character" w:customStyle="1" w:styleId="Heading4Char">
-    <w:name w:val="Heading 4 Char"/>
-    <w:basedOn w:val="DefaultParagraphFont"/>
-    <w:link w:val="Heading4"/>
+  <w:style w:type="character" w:customStyle="1" w:styleId="Kop4Char">
+    <w:name w:val="Kop 4 Char"/>
+    <w:basedOn w:val="Standaardalinea-lettertype"/>
+    <w:link w:val="Kop4"/>
     <w:uiPriority w:val="9"/>
     <w:rsid w:val="00DB7FDB"/>
     <w:rPr>
@@ -10868,10 +10771,10 @@
       <w:color w:val="0F4761" w:themeColor="accent1" w:themeShade="BF"/>
     </w:rPr>
   </w:style>
-  <w:style w:type="character" w:customStyle="1" w:styleId="Heading5Char">
-    <w:name w:val="Heading 5 Char"/>
-    <w:basedOn w:val="DefaultParagraphFont"/>
-    <w:link w:val="Heading5"/>
+  <w:style w:type="character" w:customStyle="1" w:styleId="Kop5Char">
+    <w:name w:val="Kop 5 Char"/>
+    <w:basedOn w:val="Standaardalinea-lettertype"/>
+    <w:link w:val="Kop5"/>
     <w:uiPriority w:val="9"/>
     <w:semiHidden/>
     <w:rsid w:val="00DB7FDB"/>
@@ -10880,10 +10783,10 @@
       <w:color w:val="0F4761" w:themeColor="accent1" w:themeShade="BF"/>
     </w:rPr>
   </w:style>
-  <w:style w:type="character" w:customStyle="1" w:styleId="Heading6Char">
-    <w:name w:val="Heading 6 Char"/>
-    <w:basedOn w:val="DefaultParagraphFont"/>
-    <w:link w:val="Heading6"/>
+  <w:style w:type="character" w:customStyle="1" w:styleId="Kop6Char">
+    <w:name w:val="Kop 6 Char"/>
+    <w:basedOn w:val="Standaardalinea-lettertype"/>
+    <w:link w:val="Kop6"/>
     <w:uiPriority w:val="9"/>
     <w:semiHidden/>
     <w:rsid w:val="00DB7FDB"/>
@@ -10894,10 +10797,10 @@
       <w:color w:val="595959" w:themeColor="text1" w:themeTint="A6"/>
     </w:rPr>
   </w:style>
-  <w:style w:type="character" w:customStyle="1" w:styleId="Heading7Char">
-    <w:name w:val="Heading 7 Char"/>
-    <w:basedOn w:val="DefaultParagraphFont"/>
-    <w:link w:val="Heading7"/>
+  <w:style w:type="character" w:customStyle="1" w:styleId="Kop7Char">
+    <w:name w:val="Kop 7 Char"/>
+    <w:basedOn w:val="Standaardalinea-lettertype"/>
+    <w:link w:val="Kop7"/>
     <w:uiPriority w:val="9"/>
     <w:semiHidden/>
     <w:rsid w:val="00DB7FDB"/>
@@ -10906,10 +10809,10 @@
       <w:color w:val="595959" w:themeColor="text1" w:themeTint="A6"/>
     </w:rPr>
   </w:style>
-  <w:style w:type="character" w:customStyle="1" w:styleId="Heading8Char">
-    <w:name w:val="Heading 8 Char"/>
-    <w:basedOn w:val="DefaultParagraphFont"/>
-    <w:link w:val="Heading8"/>
+  <w:style w:type="character" w:customStyle="1" w:styleId="Kop8Char">
+    <w:name w:val="Kop 8 Char"/>
+    <w:basedOn w:val="Standaardalinea-lettertype"/>
+    <w:link w:val="Kop8"/>
     <w:uiPriority w:val="9"/>
     <w:semiHidden/>
     <w:rsid w:val="00DB7FDB"/>
@@ -10920,10 +10823,10 @@
       <w:color w:val="272727" w:themeColor="text1" w:themeTint="D8"/>
     </w:rPr>
   </w:style>
-  <w:style w:type="character" w:customStyle="1" w:styleId="Heading9Char">
-    <w:name w:val="Heading 9 Char"/>
-    <w:basedOn w:val="DefaultParagraphFont"/>
-    <w:link w:val="Heading9"/>
+  <w:style w:type="character" w:customStyle="1" w:styleId="Kop9Char">
+    <w:name w:val="Kop 9 Char"/>
+    <w:basedOn w:val="Standaardalinea-lettertype"/>
+    <w:link w:val="Kop9"/>
     <w:uiPriority w:val="9"/>
     <w:semiHidden/>
     <w:rsid w:val="00DB7FDB"/>
@@ -10932,11 +10835,11 @@
       <w:color w:val="272727" w:themeColor="text1" w:themeTint="D8"/>
     </w:rPr>
   </w:style>
-  <w:style w:type="paragraph" w:styleId="Title">
+  <w:style w:type="paragraph" w:styleId="Titel">
     <w:name w:val="Title"/>
-    <w:basedOn w:val="Normal"/>
-    <w:next w:val="Normal"/>
-    <w:link w:val="TitleChar"/>
+    <w:basedOn w:val="Standaard"/>
+    <w:next w:val="Standaard"/>
+    <w:link w:val="TitelChar"/>
     <w:uiPriority w:val="10"/>
     <w:qFormat/>
     <w:rsid w:val="00DB7FDB"/>
@@ -10952,10 +10855,10 @@
       <w:szCs w:val="56"/>
     </w:rPr>
   </w:style>
-  <w:style w:type="character" w:customStyle="1" w:styleId="TitleChar">
-    <w:name w:val="Title Char"/>
-    <w:basedOn w:val="DefaultParagraphFont"/>
-    <w:link w:val="Title"/>
+  <w:style w:type="character" w:customStyle="1" w:styleId="TitelChar">
+    <w:name w:val="Titel Char"/>
+    <w:basedOn w:val="Standaardalinea-lettertype"/>
+    <w:link w:val="Titel"/>
     <w:uiPriority w:val="10"/>
     <w:rsid w:val="00DB7FDB"/>
     <w:rPr>
@@ -10966,11 +10869,11 @@
       <w:szCs w:val="56"/>
     </w:rPr>
   </w:style>
-  <w:style w:type="paragraph" w:styleId="Subtitle">
+  <w:style w:type="paragraph" w:styleId="Ondertitel">
     <w:name w:val="Subtitle"/>
-    <w:basedOn w:val="Normal"/>
-    <w:next w:val="Normal"/>
-    <w:link w:val="SubtitleChar"/>
+    <w:basedOn w:val="Standaard"/>
+    <w:next w:val="Standaard"/>
+    <w:link w:val="OndertitelChar"/>
     <w:uiPriority w:val="11"/>
     <w:qFormat/>
     <w:rsid w:val="00DB7FDB"/>
@@ -10987,10 +10890,10 @@
       <w:szCs w:val="28"/>
     </w:rPr>
   </w:style>
-  <w:style w:type="character" w:customStyle="1" w:styleId="SubtitleChar">
-    <w:name w:val="Subtitle Char"/>
-    <w:basedOn w:val="DefaultParagraphFont"/>
-    <w:link w:val="Subtitle"/>
+  <w:style w:type="character" w:customStyle="1" w:styleId="OndertitelChar">
+    <w:name w:val="Ondertitel Char"/>
+    <w:basedOn w:val="Standaardalinea-lettertype"/>
+    <w:link w:val="Ondertitel"/>
     <w:uiPriority w:val="11"/>
     <w:rsid w:val="00DB7FDB"/>
     <w:rPr>
@@ -11001,11 +10904,11 @@
       <w:szCs w:val="28"/>
     </w:rPr>
   </w:style>
-  <w:style w:type="paragraph" w:styleId="Quote">
+  <w:style w:type="paragraph" w:styleId="Citaat">
     <w:name w:val="Quote"/>
-    <w:basedOn w:val="Normal"/>
-    <w:next w:val="Normal"/>
-    <w:link w:val="QuoteChar"/>
+    <w:basedOn w:val="Standaard"/>
+    <w:next w:val="Standaard"/>
+    <w:link w:val="CitaatChar"/>
     <w:uiPriority w:val="29"/>
     <w:qFormat/>
     <w:rsid w:val="00DB7FDB"/>
@@ -11019,10 +10922,10 @@
       <w:color w:val="404040" w:themeColor="text1" w:themeTint="BF"/>
     </w:rPr>
   </w:style>
-  <w:style w:type="character" w:customStyle="1" w:styleId="QuoteChar">
-    <w:name w:val="Quote Char"/>
-    <w:basedOn w:val="DefaultParagraphFont"/>
-    <w:link w:val="Quote"/>
+  <w:style w:type="character" w:customStyle="1" w:styleId="CitaatChar">
+    <w:name w:val="Citaat Char"/>
+    <w:basedOn w:val="Standaardalinea-lettertype"/>
+    <w:link w:val="Citaat"/>
     <w:uiPriority w:val="29"/>
     <w:rsid w:val="00DB7FDB"/>
     <w:rPr>
@@ -11031,9 +10934,9 @@
       <w:color w:val="404040" w:themeColor="text1" w:themeTint="BF"/>
     </w:rPr>
   </w:style>
-  <w:style w:type="paragraph" w:styleId="ListParagraph">
+  <w:style w:type="paragraph" w:styleId="Lijstalinea">
     <w:name w:val="List Paragraph"/>
-    <w:basedOn w:val="Normal"/>
+    <w:basedOn w:val="Standaard"/>
     <w:uiPriority w:val="34"/>
     <w:qFormat/>
     <w:rsid w:val="00DB7FDB"/>
@@ -11042,9 +10945,9 @@
       <w:contextualSpacing/>
     </w:pPr>
   </w:style>
-  <w:style w:type="character" w:styleId="IntenseEmphasis">
+  <w:style w:type="character" w:styleId="Intensievebenadrukking">
     <w:name w:val="Intense Emphasis"/>
-    <w:basedOn w:val="DefaultParagraphFont"/>
+    <w:basedOn w:val="Standaardalinea-lettertype"/>
     <w:uiPriority w:val="21"/>
     <w:qFormat/>
     <w:rsid w:val="00DB7FDB"/>
@@ -11054,11 +10957,11 @@
       <w:color w:val="0F4761" w:themeColor="accent1" w:themeShade="BF"/>
     </w:rPr>
   </w:style>
-  <w:style w:type="paragraph" w:styleId="IntenseQuote">
+  <w:style w:type="paragraph" w:styleId="Duidelijkcitaat">
     <w:name w:val="Intense Quote"/>
-    <w:basedOn w:val="Normal"/>
-    <w:next w:val="Normal"/>
-    <w:link w:val="IntenseQuoteChar"/>
+    <w:basedOn w:val="Standaard"/>
+    <w:next w:val="Standaard"/>
+    <w:link w:val="DuidelijkcitaatChar"/>
     <w:uiPriority w:val="30"/>
     <w:qFormat/>
     <w:rsid w:val="00DB7FDB"/>
@@ -11077,10 +10980,10 @@
       <w:color w:val="0F4761" w:themeColor="accent1" w:themeShade="BF"/>
     </w:rPr>
   </w:style>
-  <w:style w:type="character" w:customStyle="1" w:styleId="IntenseQuoteChar">
-    <w:name w:val="Intense Quote Char"/>
-    <w:basedOn w:val="DefaultParagraphFont"/>
-    <w:link w:val="IntenseQuote"/>
+  <w:style w:type="character" w:customStyle="1" w:styleId="DuidelijkcitaatChar">
+    <w:name w:val="Duidelijk citaat Char"/>
+    <w:basedOn w:val="Standaardalinea-lettertype"/>
+    <w:link w:val="Duidelijkcitaat"/>
     <w:uiPriority w:val="30"/>
     <w:rsid w:val="00DB7FDB"/>
     <w:rPr>
@@ -11089,9 +10992,9 @@
       <w:color w:val="0F4761" w:themeColor="accent1" w:themeShade="BF"/>
     </w:rPr>
   </w:style>
-  <w:style w:type="character" w:styleId="IntenseReference">
+  <w:style w:type="character" w:styleId="Intensieveverwijzing">
     <w:name w:val="Intense Reference"/>
-    <w:basedOn w:val="DefaultParagraphFont"/>
+    <w:basedOn w:val="Standaardalinea-lettertype"/>
     <w:uiPriority w:val="32"/>
     <w:qFormat/>
     <w:rsid w:val="00DB7FDB"/>
@@ -11103,9 +11006,9 @@
       <w:spacing w:val="5"/>
     </w:rPr>
   </w:style>
-  <w:style w:type="table" w:styleId="TableGrid">
+  <w:style w:type="table" w:styleId="Tabelraster">
     <w:name w:val="Table Grid"/>
-    <w:basedOn w:val="TableNormal"/>
+    <w:basedOn w:val="Standaardtabel"/>
     <w:uiPriority w:val="39"/>
     <w:rsid w:val="00DB7FDB"/>
     <w:pPr>
@@ -11122,10 +11025,10 @@
       </w:tblBorders>
     </w:tblPr>
   </w:style>
-  <w:style w:type="paragraph" w:styleId="Header">
+  <w:style w:type="paragraph" w:styleId="Koptekst">
     <w:name w:val="header"/>
-    <w:basedOn w:val="Normal"/>
-    <w:link w:val="HeaderChar"/>
+    <w:basedOn w:val="Standaard"/>
+    <w:link w:val="KoptekstChar"/>
     <w:uiPriority w:val="99"/>
     <w:unhideWhenUsed/>
     <w:rsid w:val="003F6087"/>
@@ -11137,17 +11040,17 @@
       <w:spacing w:after="0" w:line="240" w:lineRule="auto"/>
     </w:pPr>
   </w:style>
-  <w:style w:type="character" w:customStyle="1" w:styleId="HeaderChar">
-    <w:name w:val="Header Char"/>
-    <w:basedOn w:val="DefaultParagraphFont"/>
-    <w:link w:val="Header"/>
+  <w:style w:type="character" w:customStyle="1" w:styleId="KoptekstChar">
+    <w:name w:val="Koptekst Char"/>
+    <w:basedOn w:val="Standaardalinea-lettertype"/>
+    <w:link w:val="Koptekst"/>
     <w:uiPriority w:val="99"/>
     <w:rsid w:val="003F6087"/>
   </w:style>
-  <w:style w:type="paragraph" w:styleId="Footer">
+  <w:style w:type="paragraph" w:styleId="Voettekst">
     <w:name w:val="footer"/>
-    <w:basedOn w:val="Normal"/>
-    <w:link w:val="FooterChar"/>
+    <w:basedOn w:val="Standaard"/>
+    <w:link w:val="VoettekstChar"/>
     <w:uiPriority w:val="99"/>
     <w:unhideWhenUsed/>
     <w:rsid w:val="003F6087"/>
@@ -11159,16 +11062,16 @@
       <w:spacing w:after="0" w:line="240" w:lineRule="auto"/>
     </w:pPr>
   </w:style>
-  <w:style w:type="character" w:customStyle="1" w:styleId="FooterChar">
-    <w:name w:val="Footer Char"/>
-    <w:basedOn w:val="DefaultParagraphFont"/>
-    <w:link w:val="Footer"/>
+  <w:style w:type="character" w:customStyle="1" w:styleId="VoettekstChar">
+    <w:name w:val="Voettekst Char"/>
+    <w:basedOn w:val="Standaardalinea-lettertype"/>
+    <w:link w:val="Voettekst"/>
     <w:uiPriority w:val="99"/>
     <w:rsid w:val="003F6087"/>
   </w:style>
-  <w:style w:type="paragraph" w:styleId="NoSpacing">
+  <w:style w:type="paragraph" w:styleId="Geenafstand">
     <w:name w:val="No Spacing"/>
-    <w:link w:val="NoSpacingChar"/>
+    <w:link w:val="GeenafstandChar"/>
     <w:uiPriority w:val="1"/>
     <w:qFormat/>
     <w:rsid w:val="003F6087"/>
@@ -11183,10 +11086,10 @@
       <w14:ligatures w14:val="none"/>
     </w:rPr>
   </w:style>
-  <w:style w:type="character" w:customStyle="1" w:styleId="NoSpacingChar">
-    <w:name w:val="No Spacing Char"/>
-    <w:basedOn w:val="DefaultParagraphFont"/>
-    <w:link w:val="NoSpacing"/>
+  <w:style w:type="character" w:customStyle="1" w:styleId="GeenafstandChar">
+    <w:name w:val="Geen afstand Char"/>
+    <w:basedOn w:val="Standaardalinea-lettertype"/>
+    <w:link w:val="Geenafstand"/>
     <w:uiPriority w:val="1"/>
     <w:rsid w:val="003F6087"/>
     <w:rPr>
@@ -11197,10 +11100,10 @@
       <w14:ligatures w14:val="none"/>
     </w:rPr>
   </w:style>
-  <w:style w:type="paragraph" w:styleId="TOCHeading">
+  <w:style w:type="paragraph" w:styleId="Kopvaninhoudsopgave">
     <w:name w:val="TOC Heading"/>
-    <w:basedOn w:val="Heading1"/>
-    <w:next w:val="Normal"/>
+    <w:basedOn w:val="Kop1"/>
+    <w:next w:val="Standaard"/>
     <w:uiPriority w:val="39"/>
     <w:unhideWhenUsed/>
     <w:qFormat/>
@@ -11216,10 +11119,10 @@
       <w14:ligatures w14:val="none"/>
     </w:rPr>
   </w:style>
-  <w:style w:type="paragraph" w:styleId="TOC1">
+  <w:style w:type="paragraph" w:styleId="Inhopg1">
     <w:name w:val="toc 1"/>
-    <w:basedOn w:val="Normal"/>
-    <w:next w:val="Normal"/>
+    <w:basedOn w:val="Standaard"/>
+    <w:next w:val="Standaard"/>
     <w:autoRedefine/>
     <w:uiPriority w:val="39"/>
     <w:unhideWhenUsed/>
@@ -11228,10 +11131,10 @@
       <w:spacing w:after="100"/>
     </w:pPr>
   </w:style>
-  <w:style w:type="paragraph" w:styleId="TOC2">
+  <w:style w:type="paragraph" w:styleId="Inhopg2">
     <w:name w:val="toc 2"/>
-    <w:basedOn w:val="Normal"/>
-    <w:next w:val="Normal"/>
+    <w:basedOn w:val="Standaard"/>
+    <w:next w:val="Standaard"/>
     <w:autoRedefine/>
     <w:uiPriority w:val="39"/>
     <w:unhideWhenUsed/>
@@ -11241,10 +11144,10 @@
       <w:ind w:left="240"/>
     </w:pPr>
   </w:style>
-  <w:style w:type="paragraph" w:styleId="TOC3">
+  <w:style w:type="paragraph" w:styleId="Inhopg3">
     <w:name w:val="toc 3"/>
-    <w:basedOn w:val="Normal"/>
-    <w:next w:val="Normal"/>
+    <w:basedOn w:val="Standaard"/>
+    <w:next w:val="Standaard"/>
     <w:autoRedefine/>
     <w:uiPriority w:val="39"/>
     <w:unhideWhenUsed/>
@@ -11256,7 +11159,7 @@
   </w:style>
   <w:style w:type="character" w:styleId="Hyperlink">
     <w:name w:val="Hyperlink"/>
-    <w:basedOn w:val="DefaultParagraphFont"/>
+    <w:basedOn w:val="Standaardalinea-lettertype"/>
     <w:uiPriority w:val="99"/>
     <w:unhideWhenUsed/>
     <w:rsid w:val="003F6087"/>

--- a/Style Guide -Multiplayer Tank Game 25-26.docx
+++ b/Style Guide -Multiplayer Tank Game 25-26.docx
@@ -10,17 +10,9 @@
           <w:docPartUnique/>
         </w:docPartObj>
       </w:sdtPr>
-      <w:sdtEndPr>
-        <w:rPr>
-          <w:lang w:val="nl-NL"/>
-        </w:rPr>
-      </w:sdtEndPr>
       <w:sdtContent>
         <w:p>
           <w:r>
-            <w:rPr>
-              <w:noProof/>
-            </w:rPr>
             <mc:AlternateContent>
               <mc:Choice Requires="wpg">
                 <w:drawing>
@@ -130,6 +122,7 @@
                                   <w:sdtPr>
                                     <w:rPr>
                                       <w:color w:val="FFFFFF" w:themeColor="background1"/>
+                                      <w:lang w:val="nl-NL"/>
                                     </w:rPr>
                                     <w:alias w:val="Author"/>
                                     <w:tag w:val=""/>
@@ -140,16 +133,18 @@
                                   <w:sdtContent>
                                     <w:p>
                                       <w:pPr>
-                                        <w:pStyle w:val="NoSpacing"/>
+                                        <w:pStyle w:val="Geenafstand"/>
                                         <w:spacing w:before="120"/>
                                         <w:jc w:val="center"/>
                                         <w:rPr>
                                           <w:color w:val="FFFFFF" w:themeColor="background1"/>
+                                          <w:lang w:val="nl-NL"/>
                                         </w:rPr>
                                       </w:pPr>
                                       <w:r>
                                         <w:rPr>
                                           <w:color w:val="FFFFFF" w:themeColor="background1"/>
+                                          <w:lang w:val="nl-NL"/>
                                         </w:rPr>
                                         <w:t>Suze Keultjes</w:t>
                                       </w:r>
@@ -158,11 +153,12 @@
                                 </w:sdt>
                                 <w:p>
                                   <w:pPr>
-                                    <w:pStyle w:val="NoSpacing"/>
+                                    <w:pStyle w:val="Geenafstand"/>
                                     <w:spacing w:before="120"/>
                                     <w:jc w:val="center"/>
                                     <w:rPr>
                                       <w:color w:val="FFFFFF" w:themeColor="background1"/>
+                                      <w:lang w:val="nl-NL"/>
                                     </w:rPr>
                                   </w:pPr>
                                   <w:sdt>
@@ -170,6 +166,7 @@
                                       <w:rPr>
                                         <w:caps/>
                                         <w:color w:val="FFFFFF" w:themeColor="background1"/>
+                                        <w:lang w:val="nl-NL"/>
                                       </w:rPr>
                                       <w:alias w:val="Company"/>
                                       <w:tag w:val=""/>
@@ -183,6 +180,7 @@
                                         <w:rPr>
                                           <w:caps/>
                                           <w:color w:val="FFFFFF" w:themeColor="background1"/>
+                                          <w:lang w:val="nl-NL"/>
                                         </w:rPr>
                                         <w:t>[Company name]</w:t>
                                       </w:r>
@@ -191,6 +189,7 @@
                                   <w:r>
                                     <w:rPr>
                                       <w:color w:val="FFFFFF" w:themeColor="background1"/>
+                                      <w:lang w:val="nl-NL"/>
                                     </w:rPr>
                                     <w:t>  </w:t>
                                   </w:r>
@@ -198,6 +197,7 @@
                                     <w:sdtPr>
                                       <w:rPr>
                                         <w:color w:val="FFFFFF" w:themeColor="background1"/>
+                                        <w:lang w:val="nl-NL"/>
                                       </w:rPr>
                                       <w:alias w:val="Address"/>
                                       <w:tag w:val=""/>
@@ -210,6 +210,7 @@
                                       <w:r>
                                         <w:rPr>
                                           <w:color w:val="FFFFFF" w:themeColor="background1"/>
+                                          <w:lang w:val="nl-NL"/>
                                         </w:rPr>
                                         <w:t>[Company address]</w:t>
                                       </w:r>
@@ -268,6 +269,7 @@
                                       <w:color w:val="156082" w:themeColor="accent1"/>
                                       <w:sz w:val="72"/>
                                       <w:szCs w:val="72"/>
+                                      <w:lang w:val="nl-NL"/>
                                     </w:rPr>
                                     <w:alias w:val="Title"/>
                                     <w:tag w:val=""/>
@@ -278,7 +280,7 @@
                                   <w:sdtContent>
                                     <w:p>
                                       <w:pPr>
-                                        <w:pStyle w:val="NoSpacing"/>
+                                        <w:pStyle w:val="Geenafstand"/>
                                         <w:jc w:val="center"/>
                                         <w:rPr>
                                           <w:rFonts w:asciiTheme="majorHAnsi" w:eastAsiaTheme="majorEastAsia" w:hAnsiTheme="majorHAnsi" w:cstheme="majorBidi"/>
@@ -286,6 +288,7 @@
                                           <w:color w:val="156082" w:themeColor="accent1"/>
                                           <w:sz w:val="72"/>
                                           <w:szCs w:val="72"/>
+                                          <w:lang w:val="nl-NL"/>
                                         </w:rPr>
                                       </w:pPr>
                                       <w:r>
@@ -295,6 +298,7 @@
                                           <w:color w:val="156082" w:themeColor="accent1"/>
                                           <w:sz w:val="72"/>
                                           <w:szCs w:val="72"/>
+                                          <w:lang w:val="nl-NL"/>
                                         </w:rPr>
                                         <w:t>Style Guide – Tank Game</w:t>
                                       </w:r>
@@ -333,6 +337,7 @@
                             <w:sdtPr>
                               <w:rPr>
                                 <w:color w:val="FFFFFF" w:themeColor="background1"/>
+                                <w:lang w:val="nl-NL"/>
                               </w:rPr>
                               <w:alias w:val="Author"/>
                               <w:tag w:val=""/>
@@ -343,16 +348,18 @@
                             <w:sdtContent>
                               <w:p>
                                 <w:pPr>
-                                  <w:pStyle w:val="NoSpacing"/>
+                                  <w:pStyle w:val="Geenafstand"/>
                                   <w:spacing w:before="120"/>
                                   <w:jc w:val="center"/>
                                   <w:rPr>
                                     <w:color w:val="FFFFFF" w:themeColor="background1"/>
+                                    <w:lang w:val="nl-NL"/>
                                   </w:rPr>
                                 </w:pPr>
                                 <w:r>
                                   <w:rPr>
                                     <w:color w:val="FFFFFF" w:themeColor="background1"/>
+                                    <w:lang w:val="nl-NL"/>
                                   </w:rPr>
                                   <w:t>Suze Keultjes</w:t>
                                 </w:r>
@@ -361,11 +368,12 @@
                           </w:sdt>
                           <w:p>
                             <w:pPr>
-                              <w:pStyle w:val="NoSpacing"/>
+                              <w:pStyle w:val="Geenafstand"/>
                               <w:spacing w:before="120"/>
                               <w:jc w:val="center"/>
                               <w:rPr>
                                 <w:color w:val="FFFFFF" w:themeColor="background1"/>
+                                <w:lang w:val="nl-NL"/>
                               </w:rPr>
                             </w:pPr>
                             <w:sdt>
@@ -373,6 +381,7 @@
                                 <w:rPr>
                                   <w:caps/>
                                   <w:color w:val="FFFFFF" w:themeColor="background1"/>
+                                  <w:lang w:val="nl-NL"/>
                                 </w:rPr>
                                 <w:alias w:val="Company"/>
                                 <w:tag w:val=""/>
@@ -386,6 +395,7 @@
                                   <w:rPr>
                                     <w:caps/>
                                     <w:color w:val="FFFFFF" w:themeColor="background1"/>
+                                    <w:lang w:val="nl-NL"/>
                                   </w:rPr>
                                   <w:t>[Company name]</w:t>
                                 </w:r>
@@ -394,6 +404,7 @@
                             <w:r>
                               <w:rPr>
                                 <w:color w:val="FFFFFF" w:themeColor="background1"/>
+                                <w:lang w:val="nl-NL"/>
                               </w:rPr>
                               <w:t>  </w:t>
                             </w:r>
@@ -401,6 +412,7 @@
                               <w:sdtPr>
                                 <w:rPr>
                                   <w:color w:val="FFFFFF" w:themeColor="background1"/>
+                                  <w:lang w:val="nl-NL"/>
                                 </w:rPr>
                                 <w:alias w:val="Address"/>
                                 <w:tag w:val=""/>
@@ -413,6 +425,7 @@
                                 <w:r>
                                   <w:rPr>
                                     <w:color w:val="FFFFFF" w:themeColor="background1"/>
+                                    <w:lang w:val="nl-NL"/>
                                   </w:rPr>
                                   <w:t>[Company address]</w:t>
                                 </w:r>
@@ -437,6 +450,7 @@
                                 <w:color w:val="156082" w:themeColor="accent1"/>
                                 <w:sz w:val="72"/>
                                 <w:szCs w:val="72"/>
+                                <w:lang w:val="nl-NL"/>
                               </w:rPr>
                               <w:alias w:val="Title"/>
                               <w:tag w:val=""/>
@@ -447,7 +461,7 @@
                             <w:sdtContent>
                               <w:p>
                                 <w:pPr>
-                                  <w:pStyle w:val="NoSpacing"/>
+                                  <w:pStyle w:val="Geenafstand"/>
                                   <w:jc w:val="center"/>
                                   <w:rPr>
                                     <w:rFonts w:asciiTheme="majorHAnsi" w:eastAsiaTheme="majorEastAsia" w:hAnsiTheme="majorHAnsi" w:cstheme="majorBidi"/>
@@ -455,6 +469,7 @@
                                     <w:color w:val="156082" w:themeColor="accent1"/>
                                     <w:sz w:val="72"/>
                                     <w:szCs w:val="72"/>
+                                    <w:lang w:val="nl-NL"/>
                                   </w:rPr>
                                 </w:pPr>
                                 <w:r>
@@ -464,6 +479,7 @@
                                     <w:color w:val="156082" w:themeColor="accent1"/>
                                     <w:sz w:val="72"/>
                                     <w:szCs w:val="72"/>
+                                    <w:lang w:val="nl-NL"/>
                                   </w:rPr>
                                   <w:t>Style Guide – Tank Game</w:t>
                                 </w:r>
@@ -481,15 +497,7 @@
           </w:r>
         </w:p>
         <w:p>
-          <w:pPr>
-            <w:rPr>
-              <w:lang w:val="nl-NL"/>
-            </w:rPr>
-          </w:pPr>
           <w:r>
-            <w:rPr>
-              <w:lang w:val="nl-NL"/>
-            </w:rPr>
             <w:br w:type="page"/>
           </w:r>
         </w:p>
@@ -512,7 +520,7 @@
           <w:sdtContent>
             <w:p>
               <w:pPr>
-                <w:pStyle w:val="TOCHeading"/>
+                <w:pStyle w:val="Kopvaninhoudsopgave"/>
               </w:pPr>
               <w:r>
                 <w:t>Contents</w:t>
@@ -520,13 +528,12 @@
             </w:p>
             <w:p>
               <w:pPr>
-                <w:pStyle w:val="TOC2"/>
+                <w:pStyle w:val="Inhopg2"/>
                 <w:tabs>
                   <w:tab w:val="right" w:leader="dot" w:pos="9350"/>
                 </w:tabs>
                 <w:rPr>
                   <w:rFonts w:eastAsiaTheme="minorEastAsia"/>
-                  <w:noProof/>
                 </w:rPr>
               </w:pPr>
               <w:r>
@@ -542,55 +549,46 @@
                 <w:r>
                   <w:rPr>
                     <w:rStyle w:val="Hyperlink"/>
-                    <w:noProof/>
-                    <w:lang w:val="nl-NL"/>
                   </w:rPr>
                   <w:t>Versiebeheer</w:t>
                 </w:r>
                 <w:r>
                   <w:rPr>
-                    <w:noProof/>
                     <w:webHidden/>
                   </w:rPr>
                   <w:tab/>
                 </w:r>
                 <w:r>
                   <w:rPr>
-                    <w:noProof/>
                     <w:webHidden/>
                   </w:rPr>
                   <w:fldChar w:fldCharType="begin"/>
                 </w:r>
                 <w:r>
                   <w:rPr>
-                    <w:noProof/>
                     <w:webHidden/>
                   </w:rPr>
                   <w:instrText xml:space="preserve"> PAGEREF _Toc231933155 \h </w:instrText>
                 </w:r>
                 <w:r>
                   <w:rPr>
-                    <w:noProof/>
-                    <w:webHidden/>
-                  </w:rPr>
-                </w:r>
-                <w:r>
-                  <w:rPr>
-                    <w:noProof/>
+                    <w:webHidden/>
+                  </w:rPr>
+                </w:r>
+                <w:r>
+                  <w:rPr>
                     <w:webHidden/>
                   </w:rPr>
                   <w:fldChar w:fldCharType="separate"/>
                 </w:r>
                 <w:r>
                   <w:rPr>
-                    <w:noProof/>
                     <w:webHidden/>
                   </w:rPr>
                   <w:t>3</w:t>
                 </w:r>
                 <w:r>
                   <w:rPr>
-                    <w:noProof/>
                     <w:webHidden/>
                   </w:rPr>
                   <w:fldChar w:fldCharType="end"/>
@@ -599,67 +597,58 @@
             </w:p>
             <w:p>
               <w:pPr>
-                <w:pStyle w:val="TOC1"/>
+                <w:pStyle w:val="Inhopg1"/>
                 <w:tabs>
                   <w:tab w:val="right" w:leader="dot" w:pos="9350"/>
                 </w:tabs>
                 <w:rPr>
                   <w:rFonts w:eastAsiaTheme="minorEastAsia"/>
-                  <w:noProof/>
                 </w:rPr>
               </w:pPr>
               <w:hyperlink w:anchor="_Toc231933156" w:history="1">
                 <w:r>
                   <w:rPr>
                     <w:rStyle w:val="Hyperlink"/>
-                    <w:noProof/>
                   </w:rPr>
                   <w:t>Game Style Guide – 3D Tank Game in MagicaVoxel Art Style</w:t>
                 </w:r>
                 <w:r>
                   <w:rPr>
-                    <w:noProof/>
                     <w:webHidden/>
                   </w:rPr>
                   <w:tab/>
                 </w:r>
                 <w:r>
                   <w:rPr>
-                    <w:noProof/>
                     <w:webHidden/>
                   </w:rPr>
                   <w:fldChar w:fldCharType="begin"/>
                 </w:r>
                 <w:r>
                   <w:rPr>
-                    <w:noProof/>
                     <w:webHidden/>
                   </w:rPr>
                   <w:instrText xml:space="preserve"> PAGEREF _Toc231933156 \h </w:instrText>
                 </w:r>
                 <w:r>
                   <w:rPr>
-                    <w:noProof/>
-                    <w:webHidden/>
-                  </w:rPr>
-                </w:r>
-                <w:r>
-                  <w:rPr>
-                    <w:noProof/>
+                    <w:webHidden/>
+                  </w:rPr>
+                </w:r>
+                <w:r>
+                  <w:rPr>
                     <w:webHidden/>
                   </w:rPr>
                   <w:fldChar w:fldCharType="separate"/>
                 </w:r>
                 <w:r>
                   <w:rPr>
-                    <w:noProof/>
                     <w:webHidden/>
                   </w:rPr>
                   <w:t>4</w:t>
                 </w:r>
                 <w:r>
                   <w:rPr>
-                    <w:noProof/>
                     <w:webHidden/>
                   </w:rPr>
                   <w:fldChar w:fldCharType="end"/>
@@ -668,67 +657,58 @@
             </w:p>
             <w:p>
               <w:pPr>
-                <w:pStyle w:val="TOC2"/>
+                <w:pStyle w:val="Inhopg2"/>
                 <w:tabs>
                   <w:tab w:val="right" w:leader="dot" w:pos="9350"/>
                 </w:tabs>
                 <w:rPr>
                   <w:rFonts w:eastAsiaTheme="minorEastAsia"/>
-                  <w:noProof/>
                 </w:rPr>
               </w:pPr>
               <w:hyperlink w:anchor="_Toc231933157" w:history="1">
                 <w:r>
                   <w:rPr>
                     <w:rStyle w:val="Hyperlink"/>
-                    <w:noProof/>
                   </w:rPr>
                   <w:t>Algemene Visuele Richtlijnen</w:t>
                 </w:r>
                 <w:r>
                   <w:rPr>
-                    <w:noProof/>
                     <w:webHidden/>
                   </w:rPr>
                   <w:tab/>
                 </w:r>
                 <w:r>
                   <w:rPr>
-                    <w:noProof/>
                     <w:webHidden/>
                   </w:rPr>
                   <w:fldChar w:fldCharType="begin"/>
                 </w:r>
                 <w:r>
                   <w:rPr>
-                    <w:noProof/>
                     <w:webHidden/>
                   </w:rPr>
                   <w:instrText xml:space="preserve"> PAGEREF _Toc231933157 \h </w:instrText>
                 </w:r>
                 <w:r>
                   <w:rPr>
-                    <w:noProof/>
-                    <w:webHidden/>
-                  </w:rPr>
-                </w:r>
-                <w:r>
-                  <w:rPr>
-                    <w:noProof/>
+                    <w:webHidden/>
+                  </w:rPr>
+                </w:r>
+                <w:r>
+                  <w:rPr>
                     <w:webHidden/>
                   </w:rPr>
                   <w:fldChar w:fldCharType="separate"/>
                 </w:r>
                 <w:r>
                   <w:rPr>
-                    <w:noProof/>
                     <w:webHidden/>
                   </w:rPr>
                   <w:t>4</w:t>
                 </w:r>
                 <w:r>
                   <w:rPr>
-                    <w:noProof/>
                     <w:webHidden/>
                   </w:rPr>
                   <w:fldChar w:fldCharType="end"/>
@@ -737,67 +717,58 @@
             </w:p>
             <w:p>
               <w:pPr>
-                <w:pStyle w:val="TOC3"/>
+                <w:pStyle w:val="Inhopg3"/>
                 <w:tabs>
                   <w:tab w:val="right" w:leader="dot" w:pos="9350"/>
                 </w:tabs>
                 <w:rPr>
                   <w:rFonts w:eastAsiaTheme="minorEastAsia"/>
-                  <w:noProof/>
                 </w:rPr>
               </w:pPr>
               <w:hyperlink w:anchor="_Toc231933158" w:history="1">
                 <w:r>
                   <w:rPr>
                     <w:rStyle w:val="Hyperlink"/>
-                    <w:noProof/>
                   </w:rPr>
                   <w:t>Art Style</w:t>
                 </w:r>
                 <w:r>
                   <w:rPr>
-                    <w:noProof/>
                     <w:webHidden/>
                   </w:rPr>
                   <w:tab/>
                 </w:r>
                 <w:r>
                   <w:rPr>
-                    <w:noProof/>
                     <w:webHidden/>
                   </w:rPr>
                   <w:fldChar w:fldCharType="begin"/>
                 </w:r>
                 <w:r>
                   <w:rPr>
-                    <w:noProof/>
                     <w:webHidden/>
                   </w:rPr>
                   <w:instrText xml:space="preserve"> PAGEREF _Toc231933158 \h </w:instrText>
                 </w:r>
                 <w:r>
                   <w:rPr>
-                    <w:noProof/>
-                    <w:webHidden/>
-                  </w:rPr>
-                </w:r>
-                <w:r>
-                  <w:rPr>
-                    <w:noProof/>
+                    <w:webHidden/>
+                  </w:rPr>
+                </w:r>
+                <w:r>
+                  <w:rPr>
                     <w:webHidden/>
                   </w:rPr>
                   <w:fldChar w:fldCharType="separate"/>
                 </w:r>
                 <w:r>
                   <w:rPr>
-                    <w:noProof/>
                     <w:webHidden/>
                   </w:rPr>
                   <w:t>4</w:t>
                 </w:r>
                 <w:r>
                   <w:rPr>
-                    <w:noProof/>
                     <w:webHidden/>
                   </w:rPr>
                   <w:fldChar w:fldCharType="end"/>
@@ -806,68 +777,58 @@
             </w:p>
             <w:p>
               <w:pPr>
-                <w:pStyle w:val="TOC2"/>
+                <w:pStyle w:val="Inhopg2"/>
                 <w:tabs>
                   <w:tab w:val="right" w:leader="dot" w:pos="9350"/>
                 </w:tabs>
                 <w:rPr>
                   <w:rFonts w:eastAsiaTheme="minorEastAsia"/>
-                  <w:noProof/>
                 </w:rPr>
               </w:pPr>
               <w:hyperlink w:anchor="_Toc231933159" w:history="1">
                 <w:r>
                   <w:rPr>
                     <w:rStyle w:val="Hyperlink"/>
-                    <w:noProof/>
-                    <w:lang w:val="nl-NL"/>
                   </w:rPr>
                   <w:t>Tanks en Voertuigen</w:t>
                 </w:r>
                 <w:r>
                   <w:rPr>
-                    <w:noProof/>
                     <w:webHidden/>
                   </w:rPr>
                   <w:tab/>
                 </w:r>
                 <w:r>
                   <w:rPr>
-                    <w:noProof/>
                     <w:webHidden/>
                   </w:rPr>
                   <w:fldChar w:fldCharType="begin"/>
                 </w:r>
                 <w:r>
                   <w:rPr>
-                    <w:noProof/>
                     <w:webHidden/>
                   </w:rPr>
                   <w:instrText xml:space="preserve"> PAGEREF _Toc231933159 \h </w:instrText>
                 </w:r>
                 <w:r>
                   <w:rPr>
-                    <w:noProof/>
-                    <w:webHidden/>
-                  </w:rPr>
-                </w:r>
-                <w:r>
-                  <w:rPr>
-                    <w:noProof/>
+                    <w:webHidden/>
+                  </w:rPr>
+                </w:r>
+                <w:r>
+                  <w:rPr>
                     <w:webHidden/>
                   </w:rPr>
                   <w:fldChar w:fldCharType="separate"/>
                 </w:r>
                 <w:r>
                   <w:rPr>
-                    <w:noProof/>
                     <w:webHidden/>
                   </w:rPr>
                   <w:t>4</w:t>
                 </w:r>
                 <w:r>
                   <w:rPr>
-                    <w:noProof/>
                     <w:webHidden/>
                   </w:rPr>
                   <w:fldChar w:fldCharType="end"/>
@@ -876,68 +837,58 @@
             </w:p>
             <w:p>
               <w:pPr>
-                <w:pStyle w:val="TOC3"/>
+                <w:pStyle w:val="Inhopg3"/>
                 <w:tabs>
                   <w:tab w:val="right" w:leader="dot" w:pos="9350"/>
                 </w:tabs>
                 <w:rPr>
                   <w:rFonts w:eastAsiaTheme="minorEastAsia"/>
-                  <w:noProof/>
                 </w:rPr>
               </w:pPr>
               <w:hyperlink w:anchor="_Toc231933160" w:history="1">
                 <w:r>
                   <w:rPr>
                     <w:rStyle w:val="Hyperlink"/>
-                    <w:noProof/>
-                    <w:lang w:val="nl-NL"/>
                   </w:rPr>
                   <w:t>Basisvorm</w:t>
                 </w:r>
                 <w:r>
                   <w:rPr>
-                    <w:noProof/>
                     <w:webHidden/>
                   </w:rPr>
                   <w:tab/>
                 </w:r>
                 <w:r>
                   <w:rPr>
-                    <w:noProof/>
                     <w:webHidden/>
                   </w:rPr>
                   <w:fldChar w:fldCharType="begin"/>
                 </w:r>
                 <w:r>
                   <w:rPr>
-                    <w:noProof/>
                     <w:webHidden/>
                   </w:rPr>
                   <w:instrText xml:space="preserve"> PAGEREF _Toc231933160 \h </w:instrText>
                 </w:r>
                 <w:r>
                   <w:rPr>
-                    <w:noProof/>
-                    <w:webHidden/>
-                  </w:rPr>
-                </w:r>
-                <w:r>
-                  <w:rPr>
-                    <w:noProof/>
+                    <w:webHidden/>
+                  </w:rPr>
+                </w:r>
+                <w:r>
+                  <w:rPr>
                     <w:webHidden/>
                   </w:rPr>
                   <w:fldChar w:fldCharType="separate"/>
                 </w:r>
                 <w:r>
                   <w:rPr>
-                    <w:noProof/>
                     <w:webHidden/>
                   </w:rPr>
                   <w:t>4</w:t>
                 </w:r>
                 <w:r>
                   <w:rPr>
-                    <w:noProof/>
                     <w:webHidden/>
                   </w:rPr>
                   <w:fldChar w:fldCharType="end"/>
@@ -946,67 +897,58 @@
             </w:p>
             <w:p>
               <w:pPr>
-                <w:pStyle w:val="TOC2"/>
+                <w:pStyle w:val="Inhopg2"/>
                 <w:tabs>
                   <w:tab w:val="right" w:leader="dot" w:pos="9350"/>
                 </w:tabs>
                 <w:rPr>
                   <w:rFonts w:eastAsiaTheme="minorEastAsia"/>
-                  <w:noProof/>
                 </w:rPr>
               </w:pPr>
               <w:hyperlink w:anchor="_Toc231933161" w:history="1">
                 <w:r>
                   <w:rPr>
                     <w:rStyle w:val="Hyperlink"/>
-                    <w:noProof/>
                   </w:rPr>
                   <w:t>Omgevingen</w:t>
                 </w:r>
                 <w:r>
                   <w:rPr>
-                    <w:noProof/>
                     <w:webHidden/>
                   </w:rPr>
                   <w:tab/>
                 </w:r>
                 <w:r>
                   <w:rPr>
-                    <w:noProof/>
                     <w:webHidden/>
                   </w:rPr>
                   <w:fldChar w:fldCharType="begin"/>
                 </w:r>
                 <w:r>
                   <w:rPr>
-                    <w:noProof/>
                     <w:webHidden/>
                   </w:rPr>
                   <w:instrText xml:space="preserve"> PAGEREF _Toc231933161 \h </w:instrText>
                 </w:r>
                 <w:r>
                   <w:rPr>
-                    <w:noProof/>
-                    <w:webHidden/>
-                  </w:rPr>
-                </w:r>
-                <w:r>
-                  <w:rPr>
-                    <w:noProof/>
+                    <w:webHidden/>
+                  </w:rPr>
+                </w:r>
+                <w:r>
+                  <w:rPr>
                     <w:webHidden/>
                   </w:rPr>
                   <w:fldChar w:fldCharType="separate"/>
                 </w:r>
                 <w:r>
                   <w:rPr>
-                    <w:noProof/>
                     <w:webHidden/>
                   </w:rPr>
                   <w:t>5</w:t>
                 </w:r>
                 <w:r>
                   <w:rPr>
-                    <w:noProof/>
                     <w:webHidden/>
                   </w:rPr>
                   <w:fldChar w:fldCharType="end"/>
@@ -1015,67 +957,58 @@
             </w:p>
             <w:p>
               <w:pPr>
-                <w:pStyle w:val="TOC3"/>
+                <w:pStyle w:val="Inhopg3"/>
                 <w:tabs>
                   <w:tab w:val="right" w:leader="dot" w:pos="9350"/>
                 </w:tabs>
                 <w:rPr>
                   <w:rFonts w:eastAsiaTheme="minorEastAsia"/>
-                  <w:noProof/>
                 </w:rPr>
               </w:pPr>
               <w:hyperlink w:anchor="_Toc231933162" w:history="1">
                 <w:r>
                   <w:rPr>
                     <w:rStyle w:val="Hyperlink"/>
-                    <w:noProof/>
                   </w:rPr>
                   <w:t>Stijl</w:t>
                 </w:r>
                 <w:r>
                   <w:rPr>
-                    <w:noProof/>
                     <w:webHidden/>
                   </w:rPr>
                   <w:tab/>
                 </w:r>
                 <w:r>
                   <w:rPr>
-                    <w:noProof/>
                     <w:webHidden/>
                   </w:rPr>
                   <w:fldChar w:fldCharType="begin"/>
                 </w:r>
                 <w:r>
                   <w:rPr>
-                    <w:noProof/>
                     <w:webHidden/>
                   </w:rPr>
                   <w:instrText xml:space="preserve"> PAGEREF _Toc231933162 \h </w:instrText>
                 </w:r>
                 <w:r>
                   <w:rPr>
-                    <w:noProof/>
-                    <w:webHidden/>
-                  </w:rPr>
-                </w:r>
-                <w:r>
-                  <w:rPr>
-                    <w:noProof/>
+                    <w:webHidden/>
+                  </w:rPr>
+                </w:r>
+                <w:r>
+                  <w:rPr>
                     <w:webHidden/>
                   </w:rPr>
                   <w:fldChar w:fldCharType="separate"/>
                 </w:r>
                 <w:r>
                   <w:rPr>
-                    <w:noProof/>
                     <w:webHidden/>
                   </w:rPr>
                   <w:t>5</w:t>
                 </w:r>
                 <w:r>
                   <w:rPr>
-                    <w:noProof/>
                     <w:webHidden/>
                   </w:rPr>
                   <w:fldChar w:fldCharType="end"/>
@@ -1084,67 +1017,58 @@
             </w:p>
             <w:p>
               <w:pPr>
-                <w:pStyle w:val="TOC3"/>
+                <w:pStyle w:val="Inhopg3"/>
                 <w:tabs>
                   <w:tab w:val="right" w:leader="dot" w:pos="9350"/>
                 </w:tabs>
                 <w:rPr>
                   <w:rFonts w:eastAsiaTheme="minorEastAsia"/>
-                  <w:noProof/>
                 </w:rPr>
               </w:pPr>
               <w:hyperlink w:anchor="_Toc231933163" w:history="1">
                 <w:r>
                   <w:rPr>
                     <w:rStyle w:val="Hyperlink"/>
-                    <w:noProof/>
                   </w:rPr>
                   <w:t>Thema</w:t>
                 </w:r>
                 <w:r>
                   <w:rPr>
-                    <w:noProof/>
                     <w:webHidden/>
                   </w:rPr>
                   <w:tab/>
                 </w:r>
                 <w:r>
                   <w:rPr>
-                    <w:noProof/>
                     <w:webHidden/>
                   </w:rPr>
                   <w:fldChar w:fldCharType="begin"/>
                 </w:r>
                 <w:r>
                   <w:rPr>
-                    <w:noProof/>
                     <w:webHidden/>
                   </w:rPr>
                   <w:instrText xml:space="preserve"> PAGEREF _Toc231933163 \h </w:instrText>
                 </w:r>
                 <w:r>
                   <w:rPr>
-                    <w:noProof/>
-                    <w:webHidden/>
-                  </w:rPr>
-                </w:r>
-                <w:r>
-                  <w:rPr>
-                    <w:noProof/>
+                    <w:webHidden/>
+                  </w:rPr>
+                </w:r>
+                <w:r>
+                  <w:rPr>
                     <w:webHidden/>
                   </w:rPr>
                   <w:fldChar w:fldCharType="separate"/>
                 </w:r>
                 <w:r>
                   <w:rPr>
-                    <w:noProof/>
                     <w:webHidden/>
                   </w:rPr>
                   <w:t>5</w:t>
                 </w:r>
                 <w:r>
                   <w:rPr>
-                    <w:noProof/>
                     <w:webHidden/>
                   </w:rPr>
                   <w:fldChar w:fldCharType="end"/>
@@ -1153,67 +1077,58 @@
             </w:p>
             <w:p>
               <w:pPr>
-                <w:pStyle w:val="TOC3"/>
+                <w:pStyle w:val="Inhopg3"/>
                 <w:tabs>
                   <w:tab w:val="right" w:leader="dot" w:pos="9350"/>
                 </w:tabs>
                 <w:rPr>
                   <w:rFonts w:eastAsiaTheme="minorEastAsia"/>
-                  <w:noProof/>
                 </w:rPr>
               </w:pPr>
               <w:hyperlink w:anchor="_Toc231933164" w:history="1">
                 <w:r>
                   <w:rPr>
                     <w:rStyle w:val="Hyperlink"/>
-                    <w:noProof/>
                   </w:rPr>
                   <w:t>Props</w:t>
                 </w:r>
                 <w:r>
                   <w:rPr>
-                    <w:noProof/>
                     <w:webHidden/>
                   </w:rPr>
                   <w:tab/>
                 </w:r>
                 <w:r>
                   <w:rPr>
-                    <w:noProof/>
                     <w:webHidden/>
                   </w:rPr>
                   <w:fldChar w:fldCharType="begin"/>
                 </w:r>
                 <w:r>
                   <w:rPr>
-                    <w:noProof/>
                     <w:webHidden/>
                   </w:rPr>
                   <w:instrText xml:space="preserve"> PAGEREF _Toc231933164 \h </w:instrText>
                 </w:r>
                 <w:r>
                   <w:rPr>
-                    <w:noProof/>
-                    <w:webHidden/>
-                  </w:rPr>
-                </w:r>
-                <w:r>
-                  <w:rPr>
-                    <w:noProof/>
+                    <w:webHidden/>
+                  </w:rPr>
+                </w:r>
+                <w:r>
+                  <w:rPr>
                     <w:webHidden/>
                   </w:rPr>
                   <w:fldChar w:fldCharType="separate"/>
                 </w:r>
                 <w:r>
                   <w:rPr>
-                    <w:noProof/>
                     <w:webHidden/>
                   </w:rPr>
                   <w:t>5</w:t>
                 </w:r>
                 <w:r>
                   <w:rPr>
-                    <w:noProof/>
                     <w:webHidden/>
                   </w:rPr>
                   <w:fldChar w:fldCharType="end"/>
@@ -1222,67 +1137,58 @@
             </w:p>
             <w:p>
               <w:pPr>
-                <w:pStyle w:val="TOC3"/>
+                <w:pStyle w:val="Inhopg3"/>
                 <w:tabs>
                   <w:tab w:val="right" w:leader="dot" w:pos="9350"/>
                 </w:tabs>
                 <w:rPr>
                   <w:rFonts w:eastAsiaTheme="minorEastAsia"/>
-                  <w:noProof/>
                 </w:rPr>
               </w:pPr>
               <w:hyperlink w:anchor="_Toc231933165" w:history="1">
                 <w:r>
                   <w:rPr>
                     <w:rStyle w:val="Hyperlink"/>
-                    <w:noProof/>
                   </w:rPr>
                   <w:t>Assets</w:t>
                 </w:r>
                 <w:r>
                   <w:rPr>
-                    <w:noProof/>
                     <w:webHidden/>
                   </w:rPr>
                   <w:tab/>
                 </w:r>
                 <w:r>
                   <w:rPr>
-                    <w:noProof/>
                     <w:webHidden/>
                   </w:rPr>
                   <w:fldChar w:fldCharType="begin"/>
                 </w:r>
                 <w:r>
                   <w:rPr>
-                    <w:noProof/>
                     <w:webHidden/>
                   </w:rPr>
                   <w:instrText xml:space="preserve"> PAGEREF _Toc231933165 \h </w:instrText>
                 </w:r>
                 <w:r>
                   <w:rPr>
-                    <w:noProof/>
-                    <w:webHidden/>
-                  </w:rPr>
-                </w:r>
-                <w:r>
-                  <w:rPr>
-                    <w:noProof/>
+                    <w:webHidden/>
+                  </w:rPr>
+                </w:r>
+                <w:r>
+                  <w:rPr>
                     <w:webHidden/>
                   </w:rPr>
                   <w:fldChar w:fldCharType="separate"/>
                 </w:r>
                 <w:r>
                   <w:rPr>
-                    <w:noProof/>
                     <w:webHidden/>
                   </w:rPr>
                   <w:t>6</w:t>
                 </w:r>
                 <w:r>
                   <w:rPr>
-                    <w:noProof/>
                     <w:webHidden/>
                   </w:rPr>
                   <w:fldChar w:fldCharType="end"/>
@@ -1291,67 +1197,58 @@
             </w:p>
             <w:p>
               <w:pPr>
-                <w:pStyle w:val="TOC3"/>
+                <w:pStyle w:val="Inhopg3"/>
                 <w:tabs>
                   <w:tab w:val="right" w:leader="dot" w:pos="9350"/>
                 </w:tabs>
                 <w:rPr>
                   <w:rFonts w:eastAsiaTheme="minorEastAsia"/>
-                  <w:noProof/>
                 </w:rPr>
               </w:pPr>
               <w:hyperlink w:anchor="_Toc231933166" w:history="1">
                 <w:r>
                   <w:rPr>
                     <w:rStyle w:val="Hyperlink"/>
-                    <w:noProof/>
                   </w:rPr>
                   <w:t>Kleurenpalet</w:t>
                 </w:r>
                 <w:r>
                   <w:rPr>
-                    <w:noProof/>
                     <w:webHidden/>
                   </w:rPr>
                   <w:tab/>
                 </w:r>
                 <w:r>
                   <w:rPr>
-                    <w:noProof/>
                     <w:webHidden/>
                   </w:rPr>
                   <w:fldChar w:fldCharType="begin"/>
                 </w:r>
                 <w:r>
                   <w:rPr>
-                    <w:noProof/>
                     <w:webHidden/>
                   </w:rPr>
                   <w:instrText xml:space="preserve"> PAGEREF _Toc231933166 \h </w:instrText>
                 </w:r>
                 <w:r>
                   <w:rPr>
-                    <w:noProof/>
-                    <w:webHidden/>
-                  </w:rPr>
-                </w:r>
-                <w:r>
-                  <w:rPr>
-                    <w:noProof/>
+                    <w:webHidden/>
+                  </w:rPr>
+                </w:r>
+                <w:r>
+                  <w:rPr>
                     <w:webHidden/>
                   </w:rPr>
                   <w:fldChar w:fldCharType="separate"/>
                 </w:r>
                 <w:r>
                   <w:rPr>
-                    <w:noProof/>
                     <w:webHidden/>
                   </w:rPr>
                   <w:t>6</w:t>
                 </w:r>
                 <w:r>
                   <w:rPr>
-                    <w:noProof/>
                     <w:webHidden/>
                   </w:rPr>
                   <w:fldChar w:fldCharType="end"/>
@@ -1360,67 +1257,58 @@
             </w:p>
             <w:p>
               <w:pPr>
-                <w:pStyle w:val="TOC2"/>
+                <w:pStyle w:val="Inhopg2"/>
                 <w:tabs>
                   <w:tab w:val="right" w:leader="dot" w:pos="9350"/>
                 </w:tabs>
                 <w:rPr>
                   <w:rFonts w:eastAsiaTheme="minorEastAsia"/>
-                  <w:noProof/>
                 </w:rPr>
               </w:pPr>
               <w:hyperlink w:anchor="_Toc231933167" w:history="1">
                 <w:r>
                   <w:rPr>
                     <w:rStyle w:val="Hyperlink"/>
-                    <w:noProof/>
                   </w:rPr>
                   <w:t>Effecten (FX)</w:t>
                 </w:r>
                 <w:r>
                   <w:rPr>
-                    <w:noProof/>
                     <w:webHidden/>
                   </w:rPr>
                   <w:tab/>
                 </w:r>
                 <w:r>
                   <w:rPr>
-                    <w:noProof/>
                     <w:webHidden/>
                   </w:rPr>
                   <w:fldChar w:fldCharType="begin"/>
                 </w:r>
                 <w:r>
                   <w:rPr>
-                    <w:noProof/>
                     <w:webHidden/>
                   </w:rPr>
                   <w:instrText xml:space="preserve"> PAGEREF _Toc231933167 \h </w:instrText>
                 </w:r>
                 <w:r>
                   <w:rPr>
-                    <w:noProof/>
-                    <w:webHidden/>
-                  </w:rPr>
-                </w:r>
-                <w:r>
-                  <w:rPr>
-                    <w:noProof/>
+                    <w:webHidden/>
+                  </w:rPr>
+                </w:r>
+                <w:r>
+                  <w:rPr>
                     <w:webHidden/>
                   </w:rPr>
                   <w:fldChar w:fldCharType="separate"/>
                 </w:r>
                 <w:r>
                   <w:rPr>
-                    <w:noProof/>
                     <w:webHidden/>
                   </w:rPr>
                   <w:t>7</w:t>
                 </w:r>
                 <w:r>
                   <w:rPr>
-                    <w:noProof/>
                     <w:webHidden/>
                   </w:rPr>
                   <w:fldChar w:fldCharType="end"/>
@@ -1429,67 +1317,58 @@
             </w:p>
             <w:p>
               <w:pPr>
-                <w:pStyle w:val="TOC3"/>
+                <w:pStyle w:val="Inhopg3"/>
                 <w:tabs>
                   <w:tab w:val="right" w:leader="dot" w:pos="9350"/>
                 </w:tabs>
                 <w:rPr>
                   <w:rFonts w:eastAsiaTheme="minorEastAsia"/>
-                  <w:noProof/>
                 </w:rPr>
               </w:pPr>
               <w:hyperlink w:anchor="_Toc231933168" w:history="1">
                 <w:r>
                   <w:rPr>
                     <w:rStyle w:val="Hyperlink"/>
-                    <w:noProof/>
                   </w:rPr>
                   <w:t>Explosies</w:t>
                 </w:r>
                 <w:r>
                   <w:rPr>
-                    <w:noProof/>
                     <w:webHidden/>
                   </w:rPr>
                   <w:tab/>
                 </w:r>
                 <w:r>
                   <w:rPr>
-                    <w:noProof/>
                     <w:webHidden/>
                   </w:rPr>
                   <w:fldChar w:fldCharType="begin"/>
                 </w:r>
                 <w:r>
                   <w:rPr>
-                    <w:noProof/>
                     <w:webHidden/>
                   </w:rPr>
                   <w:instrText xml:space="preserve"> PAGEREF _Toc231933168 \h </w:instrText>
                 </w:r>
                 <w:r>
                   <w:rPr>
-                    <w:noProof/>
-                    <w:webHidden/>
-                  </w:rPr>
-                </w:r>
-                <w:r>
-                  <w:rPr>
-                    <w:noProof/>
+                    <w:webHidden/>
+                  </w:rPr>
+                </w:r>
+                <w:r>
+                  <w:rPr>
                     <w:webHidden/>
                   </w:rPr>
                   <w:fldChar w:fldCharType="separate"/>
                 </w:r>
                 <w:r>
                   <w:rPr>
-                    <w:noProof/>
                     <w:webHidden/>
                   </w:rPr>
                   <w:t>7</w:t>
                 </w:r>
                 <w:r>
                   <w:rPr>
-                    <w:noProof/>
                     <w:webHidden/>
                   </w:rPr>
                   <w:fldChar w:fldCharType="end"/>
@@ -1498,67 +1377,58 @@
             </w:p>
             <w:p>
               <w:pPr>
-                <w:pStyle w:val="TOC3"/>
+                <w:pStyle w:val="Inhopg3"/>
                 <w:tabs>
                   <w:tab w:val="right" w:leader="dot" w:pos="9350"/>
                 </w:tabs>
                 <w:rPr>
                   <w:rFonts w:eastAsiaTheme="minorEastAsia"/>
-                  <w:noProof/>
                 </w:rPr>
               </w:pPr>
               <w:hyperlink w:anchor="_Toc231933169" w:history="1">
                 <w:r>
                   <w:rPr>
                     <w:rStyle w:val="Hyperlink"/>
-                    <w:noProof/>
                   </w:rPr>
                   <w:t>Muzzle Flash &amp; Recoil</w:t>
                 </w:r>
                 <w:r>
                   <w:rPr>
-                    <w:noProof/>
                     <w:webHidden/>
                   </w:rPr>
                   <w:tab/>
                 </w:r>
                 <w:r>
                   <w:rPr>
-                    <w:noProof/>
                     <w:webHidden/>
                   </w:rPr>
                   <w:fldChar w:fldCharType="begin"/>
                 </w:r>
                 <w:r>
                   <w:rPr>
-                    <w:noProof/>
                     <w:webHidden/>
                   </w:rPr>
                   <w:instrText xml:space="preserve"> PAGEREF _Toc231933169 \h </w:instrText>
                 </w:r>
                 <w:r>
                   <w:rPr>
-                    <w:noProof/>
-                    <w:webHidden/>
-                  </w:rPr>
-                </w:r>
-                <w:r>
-                  <w:rPr>
-                    <w:noProof/>
+                    <w:webHidden/>
+                  </w:rPr>
+                </w:r>
+                <w:r>
+                  <w:rPr>
                     <w:webHidden/>
                   </w:rPr>
                   <w:fldChar w:fldCharType="separate"/>
                 </w:r>
                 <w:r>
                   <w:rPr>
-                    <w:noProof/>
                     <w:webHidden/>
                   </w:rPr>
                   <w:t>7</w:t>
                 </w:r>
                 <w:r>
                   <w:rPr>
-                    <w:noProof/>
                     <w:webHidden/>
                   </w:rPr>
                   <w:fldChar w:fldCharType="end"/>
@@ -1567,67 +1437,58 @@
             </w:p>
             <w:p>
               <w:pPr>
-                <w:pStyle w:val="TOC3"/>
+                <w:pStyle w:val="Inhopg3"/>
                 <w:tabs>
                   <w:tab w:val="right" w:leader="dot" w:pos="9350"/>
                 </w:tabs>
                 <w:rPr>
                   <w:rFonts w:eastAsiaTheme="minorEastAsia"/>
-                  <w:noProof/>
                 </w:rPr>
               </w:pPr>
               <w:hyperlink w:anchor="_Toc231933170" w:history="1">
                 <w:r>
                   <w:rPr>
                     <w:rStyle w:val="Hyperlink"/>
-                    <w:noProof/>
                   </w:rPr>
                   <w:t>Rook</w:t>
                 </w:r>
                 <w:r>
                   <w:rPr>
-                    <w:noProof/>
                     <w:webHidden/>
                   </w:rPr>
                   <w:tab/>
                 </w:r>
                 <w:r>
                   <w:rPr>
-                    <w:noProof/>
                     <w:webHidden/>
                   </w:rPr>
                   <w:fldChar w:fldCharType="begin"/>
                 </w:r>
                 <w:r>
                   <w:rPr>
-                    <w:noProof/>
                     <w:webHidden/>
                   </w:rPr>
                   <w:instrText xml:space="preserve"> PAGEREF _Toc231933170 \h </w:instrText>
                 </w:r>
                 <w:r>
                   <w:rPr>
-                    <w:noProof/>
-                    <w:webHidden/>
-                  </w:rPr>
-                </w:r>
-                <w:r>
-                  <w:rPr>
-                    <w:noProof/>
+                    <w:webHidden/>
+                  </w:rPr>
+                </w:r>
+                <w:r>
+                  <w:rPr>
                     <w:webHidden/>
                   </w:rPr>
                   <w:fldChar w:fldCharType="separate"/>
                 </w:r>
                 <w:r>
                   <w:rPr>
-                    <w:noProof/>
                     <w:webHidden/>
                   </w:rPr>
                   <w:t>7</w:t>
                 </w:r>
                 <w:r>
                   <w:rPr>
-                    <w:noProof/>
                     <w:webHidden/>
                   </w:rPr>
                   <w:fldChar w:fldCharType="end"/>
@@ -1636,67 +1497,58 @@
             </w:p>
             <w:p>
               <w:pPr>
-                <w:pStyle w:val="TOC2"/>
+                <w:pStyle w:val="Inhopg2"/>
                 <w:tabs>
                   <w:tab w:val="right" w:leader="dot" w:pos="9350"/>
                 </w:tabs>
                 <w:rPr>
                   <w:rFonts w:eastAsiaTheme="minorEastAsia"/>
-                  <w:noProof/>
                 </w:rPr>
               </w:pPr>
               <w:hyperlink w:anchor="_Toc231933171" w:history="1">
                 <w:r>
                   <w:rPr>
                     <w:rStyle w:val="Hyperlink"/>
-                    <w:noProof/>
                   </w:rPr>
                   <w:t>Audio Style (optioneel)</w:t>
                 </w:r>
                 <w:r>
                   <w:rPr>
-                    <w:noProof/>
                     <w:webHidden/>
                   </w:rPr>
                   <w:tab/>
                 </w:r>
                 <w:r>
                   <w:rPr>
-                    <w:noProof/>
                     <w:webHidden/>
                   </w:rPr>
                   <w:fldChar w:fldCharType="begin"/>
                 </w:r>
                 <w:r>
                   <w:rPr>
-                    <w:noProof/>
                     <w:webHidden/>
                   </w:rPr>
                   <w:instrText xml:space="preserve"> PAGEREF _Toc231933171 \h </w:instrText>
                 </w:r>
                 <w:r>
                   <w:rPr>
-                    <w:noProof/>
-                    <w:webHidden/>
-                  </w:rPr>
-                </w:r>
-                <w:r>
-                  <w:rPr>
-                    <w:noProof/>
+                    <w:webHidden/>
+                  </w:rPr>
+                </w:r>
+                <w:r>
+                  <w:rPr>
                     <w:webHidden/>
                   </w:rPr>
                   <w:fldChar w:fldCharType="separate"/>
                 </w:r>
                 <w:r>
                   <w:rPr>
-                    <w:noProof/>
                     <w:webHidden/>
                   </w:rPr>
                   <w:t>7</w:t>
                 </w:r>
                 <w:r>
                   <w:rPr>
-                    <w:noProof/>
                     <w:webHidden/>
                   </w:rPr>
                   <w:fldChar w:fldCharType="end"/>
@@ -1705,67 +1557,58 @@
             </w:p>
             <w:p>
               <w:pPr>
-                <w:pStyle w:val="TOC2"/>
+                <w:pStyle w:val="Inhopg2"/>
                 <w:tabs>
                   <w:tab w:val="right" w:leader="dot" w:pos="9350"/>
                 </w:tabs>
                 <w:rPr>
                   <w:rFonts w:eastAsiaTheme="minorEastAsia"/>
-                  <w:noProof/>
                 </w:rPr>
               </w:pPr>
               <w:hyperlink w:anchor="_Toc231933172" w:history="1">
                 <w:r>
                   <w:rPr>
                     <w:rStyle w:val="Hyperlink"/>
-                    <w:noProof/>
                   </w:rPr>
                   <w:t>Thomas van Ast</w:t>
                 </w:r>
                 <w:r>
                   <w:rPr>
-                    <w:noProof/>
                     <w:webHidden/>
                   </w:rPr>
                   <w:tab/>
                 </w:r>
                 <w:r>
                   <w:rPr>
-                    <w:noProof/>
                     <w:webHidden/>
                   </w:rPr>
                   <w:fldChar w:fldCharType="begin"/>
                 </w:r>
                 <w:r>
                   <w:rPr>
-                    <w:noProof/>
                     <w:webHidden/>
                   </w:rPr>
                   <w:instrText xml:space="preserve"> PAGEREF _Toc231933172 \h </w:instrText>
                 </w:r>
                 <w:r>
                   <w:rPr>
-                    <w:noProof/>
-                    <w:webHidden/>
-                  </w:rPr>
-                </w:r>
-                <w:r>
-                  <w:rPr>
-                    <w:noProof/>
+                    <w:webHidden/>
+                  </w:rPr>
+                </w:r>
+                <w:r>
+                  <w:rPr>
                     <w:webHidden/>
                   </w:rPr>
                   <w:fldChar w:fldCharType="separate"/>
                 </w:r>
                 <w:r>
                   <w:rPr>
-                    <w:noProof/>
                     <w:webHidden/>
                   </w:rPr>
                   <w:t>8</w:t>
                 </w:r>
                 <w:r>
                   <w:rPr>
-                    <w:noProof/>
                     <w:webHidden/>
                   </w:rPr>
                   <w:fldChar w:fldCharType="end"/>
@@ -1774,67 +1617,58 @@
             </w:p>
             <w:p>
               <w:pPr>
-                <w:pStyle w:val="TOC2"/>
+                <w:pStyle w:val="Inhopg2"/>
                 <w:tabs>
                   <w:tab w:val="right" w:leader="dot" w:pos="9350"/>
                 </w:tabs>
                 <w:rPr>
                   <w:rFonts w:eastAsiaTheme="minorEastAsia"/>
-                  <w:noProof/>
                 </w:rPr>
               </w:pPr>
               <w:hyperlink w:anchor="_Toc231933173" w:history="1">
                 <w:r>
                   <w:rPr>
                     <w:rStyle w:val="Hyperlink"/>
-                    <w:noProof/>
                   </w:rPr>
                   <w:t>Mark Boonstra</w:t>
                 </w:r>
                 <w:r>
                   <w:rPr>
-                    <w:noProof/>
                     <w:webHidden/>
                   </w:rPr>
                   <w:tab/>
                 </w:r>
                 <w:r>
                   <w:rPr>
-                    <w:noProof/>
                     <w:webHidden/>
                   </w:rPr>
                   <w:fldChar w:fldCharType="begin"/>
                 </w:r>
                 <w:r>
                   <w:rPr>
-                    <w:noProof/>
                     <w:webHidden/>
                   </w:rPr>
                   <w:instrText xml:space="preserve"> PAGEREF _Toc231933173 \h </w:instrText>
                 </w:r>
                 <w:r>
                   <w:rPr>
-                    <w:noProof/>
-                    <w:webHidden/>
-                  </w:rPr>
-                </w:r>
-                <w:r>
-                  <w:rPr>
-                    <w:noProof/>
+                    <w:webHidden/>
+                  </w:rPr>
+                </w:r>
+                <w:r>
+                  <w:rPr>
                     <w:webHidden/>
                   </w:rPr>
                   <w:fldChar w:fldCharType="separate"/>
                 </w:r>
                 <w:r>
                   <w:rPr>
-                    <w:noProof/>
                     <w:webHidden/>
                   </w:rPr>
                   <w:t>9</w:t>
                 </w:r>
                 <w:r>
                   <w:rPr>
-                    <w:noProof/>
                     <w:webHidden/>
                   </w:rPr>
                   <w:fldChar w:fldCharType="end"/>
@@ -1843,67 +1677,58 @@
             </w:p>
             <w:p>
               <w:pPr>
-                <w:pStyle w:val="TOC2"/>
+                <w:pStyle w:val="Inhopg2"/>
                 <w:tabs>
                   <w:tab w:val="right" w:leader="dot" w:pos="9350"/>
                 </w:tabs>
                 <w:rPr>
                   <w:rFonts w:eastAsiaTheme="minorEastAsia"/>
-                  <w:noProof/>
                 </w:rPr>
               </w:pPr>
               <w:hyperlink w:anchor="_Toc231933174" w:history="1">
                 <w:r>
                   <w:rPr>
                     <w:rStyle w:val="Hyperlink"/>
-                    <w:noProof/>
                   </w:rPr>
                   <w:t>Miska van den Brink</w:t>
                 </w:r>
                 <w:r>
                   <w:rPr>
-                    <w:noProof/>
                     <w:webHidden/>
                   </w:rPr>
                   <w:tab/>
                 </w:r>
                 <w:r>
                   <w:rPr>
-                    <w:noProof/>
                     <w:webHidden/>
                   </w:rPr>
                   <w:fldChar w:fldCharType="begin"/>
                 </w:r>
                 <w:r>
                   <w:rPr>
-                    <w:noProof/>
                     <w:webHidden/>
                   </w:rPr>
                   <w:instrText xml:space="preserve"> PAGEREF _Toc231933174 \h </w:instrText>
                 </w:r>
                 <w:r>
                   <w:rPr>
-                    <w:noProof/>
-                    <w:webHidden/>
-                  </w:rPr>
-                </w:r>
-                <w:r>
-                  <w:rPr>
-                    <w:noProof/>
+                    <w:webHidden/>
+                  </w:rPr>
+                </w:r>
+                <w:r>
+                  <w:rPr>
                     <w:webHidden/>
                   </w:rPr>
                   <w:fldChar w:fldCharType="separate"/>
                 </w:r>
                 <w:r>
                   <w:rPr>
-                    <w:noProof/>
                     <w:webHidden/>
                   </w:rPr>
                   <w:t>10</w:t>
                 </w:r>
                 <w:r>
                   <w:rPr>
-                    <w:noProof/>
                     <w:webHidden/>
                   </w:rPr>
                   <w:fldChar w:fldCharType="end"/>
@@ -1912,67 +1737,58 @@
             </w:p>
             <w:p>
               <w:pPr>
-                <w:pStyle w:val="TOC2"/>
+                <w:pStyle w:val="Inhopg2"/>
                 <w:tabs>
                   <w:tab w:val="right" w:leader="dot" w:pos="9350"/>
                 </w:tabs>
                 <w:rPr>
                   <w:rFonts w:eastAsiaTheme="minorEastAsia"/>
-                  <w:noProof/>
                 </w:rPr>
               </w:pPr>
               <w:hyperlink w:anchor="_Toc231933175" w:history="1">
                 <w:r>
                   <w:rPr>
                     <w:rStyle w:val="Hyperlink"/>
-                    <w:noProof/>
                   </w:rPr>
                   <w:t>Thomas Dijkstra</w:t>
                 </w:r>
                 <w:r>
                   <w:rPr>
-                    <w:noProof/>
                     <w:webHidden/>
                   </w:rPr>
                   <w:tab/>
                 </w:r>
                 <w:r>
                   <w:rPr>
-                    <w:noProof/>
                     <w:webHidden/>
                   </w:rPr>
                   <w:fldChar w:fldCharType="begin"/>
                 </w:r>
                 <w:r>
                   <w:rPr>
-                    <w:noProof/>
                     <w:webHidden/>
                   </w:rPr>
                   <w:instrText xml:space="preserve"> PAGEREF _Toc231933175 \h </w:instrText>
                 </w:r>
                 <w:r>
                   <w:rPr>
-                    <w:noProof/>
-                    <w:webHidden/>
-                  </w:rPr>
-                </w:r>
-                <w:r>
-                  <w:rPr>
-                    <w:noProof/>
+                    <w:webHidden/>
+                  </w:rPr>
+                </w:r>
+                <w:r>
+                  <w:rPr>
                     <w:webHidden/>
                   </w:rPr>
                   <w:fldChar w:fldCharType="separate"/>
                 </w:r>
                 <w:r>
                   <w:rPr>
-                    <w:noProof/>
                     <w:webHidden/>
                   </w:rPr>
                   <w:t>11</w:t>
                 </w:r>
                 <w:r>
                   <w:rPr>
-                    <w:noProof/>
                     <w:webHidden/>
                   </w:rPr>
                   <w:fldChar w:fldCharType="end"/>
@@ -1981,67 +1797,58 @@
             </w:p>
             <w:p>
               <w:pPr>
-                <w:pStyle w:val="TOC2"/>
+                <w:pStyle w:val="Inhopg2"/>
                 <w:tabs>
                   <w:tab w:val="right" w:leader="dot" w:pos="9350"/>
                 </w:tabs>
                 <w:rPr>
                   <w:rFonts w:eastAsiaTheme="minorEastAsia"/>
-                  <w:noProof/>
                 </w:rPr>
               </w:pPr>
               <w:hyperlink w:anchor="_Toc231933176" w:history="1">
                 <w:r>
                   <w:rPr>
                     <w:rStyle w:val="Hyperlink"/>
-                    <w:noProof/>
                   </w:rPr>
                   <w:t>Myrthe Dissevelt</w:t>
                 </w:r>
                 <w:r>
                   <w:rPr>
-                    <w:noProof/>
                     <w:webHidden/>
                   </w:rPr>
                   <w:tab/>
                 </w:r>
                 <w:r>
                   <w:rPr>
-                    <w:noProof/>
                     <w:webHidden/>
                   </w:rPr>
                   <w:fldChar w:fldCharType="begin"/>
                 </w:r>
                 <w:r>
                   <w:rPr>
-                    <w:noProof/>
                     <w:webHidden/>
                   </w:rPr>
                   <w:instrText xml:space="preserve"> PAGEREF _Toc231933176 \h </w:instrText>
                 </w:r>
                 <w:r>
                   <w:rPr>
-                    <w:noProof/>
-                    <w:webHidden/>
-                  </w:rPr>
-                </w:r>
-                <w:r>
-                  <w:rPr>
-                    <w:noProof/>
+                    <w:webHidden/>
+                  </w:rPr>
+                </w:r>
+                <w:r>
+                  <w:rPr>
                     <w:webHidden/>
                   </w:rPr>
                   <w:fldChar w:fldCharType="separate"/>
                 </w:r>
                 <w:r>
                   <w:rPr>
-                    <w:noProof/>
                     <w:webHidden/>
                   </w:rPr>
                   <w:t>12</w:t>
                 </w:r>
                 <w:r>
                   <w:rPr>
-                    <w:noProof/>
                     <w:webHidden/>
                   </w:rPr>
                   <w:fldChar w:fldCharType="end"/>
@@ -2050,67 +1857,58 @@
             </w:p>
             <w:p>
               <w:pPr>
-                <w:pStyle w:val="TOC2"/>
+                <w:pStyle w:val="Inhopg2"/>
                 <w:tabs>
                   <w:tab w:val="right" w:leader="dot" w:pos="9350"/>
                 </w:tabs>
                 <w:rPr>
                   <w:rFonts w:eastAsiaTheme="minorEastAsia"/>
-                  <w:noProof/>
                 </w:rPr>
               </w:pPr>
               <w:hyperlink w:anchor="_Toc231933177" w:history="1">
                 <w:r>
                   <w:rPr>
                     <w:rStyle w:val="Hyperlink"/>
-                    <w:noProof/>
                   </w:rPr>
                   <w:t>Joeri van Drunen</w:t>
                 </w:r>
                 <w:r>
                   <w:rPr>
-                    <w:noProof/>
                     <w:webHidden/>
                   </w:rPr>
                   <w:tab/>
                 </w:r>
                 <w:r>
                   <w:rPr>
-                    <w:noProof/>
                     <w:webHidden/>
                   </w:rPr>
                   <w:fldChar w:fldCharType="begin"/>
                 </w:r>
                 <w:r>
                   <w:rPr>
-                    <w:noProof/>
                     <w:webHidden/>
                   </w:rPr>
                   <w:instrText xml:space="preserve"> PAGEREF _Toc231933177 \h </w:instrText>
                 </w:r>
                 <w:r>
                   <w:rPr>
-                    <w:noProof/>
-                    <w:webHidden/>
-                  </w:rPr>
-                </w:r>
-                <w:r>
-                  <w:rPr>
-                    <w:noProof/>
+                    <w:webHidden/>
+                  </w:rPr>
+                </w:r>
+                <w:r>
+                  <w:rPr>
                     <w:webHidden/>
                   </w:rPr>
                   <w:fldChar w:fldCharType="separate"/>
                 </w:r>
                 <w:r>
                   <w:rPr>
-                    <w:noProof/>
                     <w:webHidden/>
                   </w:rPr>
                   <w:t>13</w:t>
                 </w:r>
                 <w:r>
                   <w:rPr>
-                    <w:noProof/>
                     <w:webHidden/>
                   </w:rPr>
                   <w:fldChar w:fldCharType="end"/>
@@ -2119,67 +1917,58 @@
             </w:p>
             <w:p>
               <w:pPr>
-                <w:pStyle w:val="TOC2"/>
+                <w:pStyle w:val="Inhopg2"/>
                 <w:tabs>
                   <w:tab w:val="right" w:leader="dot" w:pos="9350"/>
                 </w:tabs>
                 <w:rPr>
                   <w:rFonts w:eastAsiaTheme="minorEastAsia"/>
-                  <w:noProof/>
                 </w:rPr>
               </w:pPr>
               <w:hyperlink w:anchor="_Toc231933178" w:history="1">
                 <w:r>
                   <w:rPr>
                     <w:rStyle w:val="Hyperlink"/>
-                    <w:noProof/>
                   </w:rPr>
                   <w:t>Daan van der Greft</w:t>
                 </w:r>
                 <w:r>
                   <w:rPr>
-                    <w:noProof/>
                     <w:webHidden/>
                   </w:rPr>
                   <w:tab/>
                 </w:r>
                 <w:r>
                   <w:rPr>
-                    <w:noProof/>
                     <w:webHidden/>
                   </w:rPr>
                   <w:fldChar w:fldCharType="begin"/>
                 </w:r>
                 <w:r>
                   <w:rPr>
-                    <w:noProof/>
                     <w:webHidden/>
                   </w:rPr>
                   <w:instrText xml:space="preserve"> PAGEREF _Toc231933178 \h </w:instrText>
                 </w:r>
                 <w:r>
                   <w:rPr>
-                    <w:noProof/>
-                    <w:webHidden/>
-                  </w:rPr>
-                </w:r>
-                <w:r>
-                  <w:rPr>
-                    <w:noProof/>
+                    <w:webHidden/>
+                  </w:rPr>
+                </w:r>
+                <w:r>
+                  <w:rPr>
                     <w:webHidden/>
                   </w:rPr>
                   <w:fldChar w:fldCharType="separate"/>
                 </w:r>
                 <w:r>
                   <w:rPr>
-                    <w:noProof/>
                     <w:webHidden/>
                   </w:rPr>
                   <w:t>14</w:t>
                 </w:r>
                 <w:r>
                   <w:rPr>
-                    <w:noProof/>
                     <w:webHidden/>
                   </w:rPr>
                   <w:fldChar w:fldCharType="end"/>
@@ -2188,67 +1977,58 @@
             </w:p>
             <w:p>
               <w:pPr>
-                <w:pStyle w:val="TOC2"/>
+                <w:pStyle w:val="Inhopg2"/>
                 <w:tabs>
                   <w:tab w:val="right" w:leader="dot" w:pos="9350"/>
                 </w:tabs>
                 <w:rPr>
                   <w:rFonts w:eastAsiaTheme="minorEastAsia"/>
-                  <w:noProof/>
                 </w:rPr>
               </w:pPr>
               <w:hyperlink w:anchor="_Toc231933179" w:history="1">
                 <w:r>
                   <w:rPr>
                     <w:rStyle w:val="Hyperlink"/>
-                    <w:noProof/>
                   </w:rPr>
                   <w:t>Tomas Heinst</w:t>
                 </w:r>
                 <w:r>
                   <w:rPr>
-                    <w:noProof/>
                     <w:webHidden/>
                   </w:rPr>
                   <w:tab/>
                 </w:r>
                 <w:r>
                   <w:rPr>
-                    <w:noProof/>
                     <w:webHidden/>
                   </w:rPr>
                   <w:fldChar w:fldCharType="begin"/>
                 </w:r>
                 <w:r>
                   <w:rPr>
-                    <w:noProof/>
                     <w:webHidden/>
                   </w:rPr>
                   <w:instrText xml:space="preserve"> PAGEREF _Toc231933179 \h </w:instrText>
                 </w:r>
                 <w:r>
                   <w:rPr>
-                    <w:noProof/>
-                    <w:webHidden/>
-                  </w:rPr>
-                </w:r>
-                <w:r>
-                  <w:rPr>
-                    <w:noProof/>
+                    <w:webHidden/>
+                  </w:rPr>
+                </w:r>
+                <w:r>
+                  <w:rPr>
                     <w:webHidden/>
                   </w:rPr>
                   <w:fldChar w:fldCharType="separate"/>
                 </w:r>
                 <w:r>
                   <w:rPr>
-                    <w:noProof/>
                     <w:webHidden/>
                   </w:rPr>
                   <w:t>15</w:t>
                 </w:r>
                 <w:r>
                   <w:rPr>
-                    <w:noProof/>
                     <w:webHidden/>
                   </w:rPr>
                   <w:fldChar w:fldCharType="end"/>
@@ -2257,67 +2037,58 @@
             </w:p>
             <w:p>
               <w:pPr>
-                <w:pStyle w:val="TOC2"/>
+                <w:pStyle w:val="Inhopg2"/>
                 <w:tabs>
                   <w:tab w:val="right" w:leader="dot" w:pos="9350"/>
                 </w:tabs>
                 <w:rPr>
                   <w:rFonts w:eastAsiaTheme="minorEastAsia"/>
-                  <w:noProof/>
                 </w:rPr>
               </w:pPr>
               <w:hyperlink w:anchor="_Toc231933180" w:history="1">
                 <w:r>
                   <w:rPr>
                     <w:rStyle w:val="Hyperlink"/>
-                    <w:noProof/>
                   </w:rPr>
                   <w:t>Calvin Hoek</w:t>
                 </w:r>
                 <w:r>
                   <w:rPr>
-                    <w:noProof/>
                     <w:webHidden/>
                   </w:rPr>
                   <w:tab/>
                 </w:r>
                 <w:r>
                   <w:rPr>
-                    <w:noProof/>
                     <w:webHidden/>
                   </w:rPr>
                   <w:fldChar w:fldCharType="begin"/>
                 </w:r>
                 <w:r>
                   <w:rPr>
-                    <w:noProof/>
                     <w:webHidden/>
                   </w:rPr>
                   <w:instrText xml:space="preserve"> PAGEREF _Toc231933180 \h </w:instrText>
                 </w:r>
                 <w:r>
                   <w:rPr>
-                    <w:noProof/>
-                    <w:webHidden/>
-                  </w:rPr>
-                </w:r>
-                <w:r>
-                  <w:rPr>
-                    <w:noProof/>
+                    <w:webHidden/>
+                  </w:rPr>
+                </w:r>
+                <w:r>
+                  <w:rPr>
                     <w:webHidden/>
                   </w:rPr>
                   <w:fldChar w:fldCharType="separate"/>
                 </w:r>
                 <w:r>
                   <w:rPr>
-                    <w:noProof/>
                     <w:webHidden/>
                   </w:rPr>
                   <w:t>16</w:t>
                 </w:r>
                 <w:r>
                   <w:rPr>
-                    <w:noProof/>
                     <w:webHidden/>
                   </w:rPr>
                   <w:fldChar w:fldCharType="end"/>
@@ -2326,67 +2097,58 @@
             </w:p>
             <w:p>
               <w:pPr>
-                <w:pStyle w:val="TOC2"/>
+                <w:pStyle w:val="Inhopg2"/>
                 <w:tabs>
                   <w:tab w:val="right" w:leader="dot" w:pos="9350"/>
                 </w:tabs>
                 <w:rPr>
                   <w:rFonts w:eastAsiaTheme="minorEastAsia"/>
-                  <w:noProof/>
                 </w:rPr>
               </w:pPr>
               <w:hyperlink w:anchor="_Toc231933181" w:history="1">
                 <w:r>
                   <w:rPr>
                     <w:rStyle w:val="Hyperlink"/>
-                    <w:noProof/>
                   </w:rPr>
                   <w:t>Jente IJtsma</w:t>
                 </w:r>
                 <w:r>
                   <w:rPr>
-                    <w:noProof/>
                     <w:webHidden/>
                   </w:rPr>
                   <w:tab/>
                 </w:r>
                 <w:r>
                   <w:rPr>
-                    <w:noProof/>
                     <w:webHidden/>
                   </w:rPr>
                   <w:fldChar w:fldCharType="begin"/>
                 </w:r>
                 <w:r>
                   <w:rPr>
-                    <w:noProof/>
                     <w:webHidden/>
                   </w:rPr>
                   <w:instrText xml:space="preserve"> PAGEREF _Toc231933181 \h </w:instrText>
                 </w:r>
                 <w:r>
                   <w:rPr>
-                    <w:noProof/>
-                    <w:webHidden/>
-                  </w:rPr>
-                </w:r>
-                <w:r>
-                  <w:rPr>
-                    <w:noProof/>
+                    <w:webHidden/>
+                  </w:rPr>
+                </w:r>
+                <w:r>
+                  <w:rPr>
                     <w:webHidden/>
                   </w:rPr>
                   <w:fldChar w:fldCharType="separate"/>
                 </w:r>
                 <w:r>
                   <w:rPr>
-                    <w:noProof/>
                     <w:webHidden/>
                   </w:rPr>
                   <w:t>17</w:t>
                 </w:r>
                 <w:r>
                   <w:rPr>
-                    <w:noProof/>
                     <w:webHidden/>
                   </w:rPr>
                   <w:fldChar w:fldCharType="end"/>
@@ -2395,67 +2157,58 @@
             </w:p>
             <w:p>
               <w:pPr>
-                <w:pStyle w:val="TOC2"/>
+                <w:pStyle w:val="Inhopg2"/>
                 <w:tabs>
                   <w:tab w:val="right" w:leader="dot" w:pos="9350"/>
                 </w:tabs>
                 <w:rPr>
                   <w:rFonts w:eastAsiaTheme="minorEastAsia"/>
-                  <w:noProof/>
                 </w:rPr>
               </w:pPr>
               <w:hyperlink w:anchor="_Toc231933182" w:history="1">
                 <w:r>
                   <w:rPr>
                     <w:rStyle w:val="Hyperlink"/>
-                    <w:noProof/>
                   </w:rPr>
                   <w:t>Steven van Meerveld</w:t>
                 </w:r>
                 <w:r>
                   <w:rPr>
-                    <w:noProof/>
                     <w:webHidden/>
                   </w:rPr>
                   <w:tab/>
                 </w:r>
                 <w:r>
                   <w:rPr>
-                    <w:noProof/>
                     <w:webHidden/>
                   </w:rPr>
                   <w:fldChar w:fldCharType="begin"/>
                 </w:r>
                 <w:r>
                   <w:rPr>
-                    <w:noProof/>
                     <w:webHidden/>
                   </w:rPr>
                   <w:instrText xml:space="preserve"> PAGEREF _Toc231933182 \h </w:instrText>
                 </w:r>
                 <w:r>
                   <w:rPr>
-                    <w:noProof/>
-                    <w:webHidden/>
-                  </w:rPr>
-                </w:r>
-                <w:r>
-                  <w:rPr>
-                    <w:noProof/>
+                    <w:webHidden/>
+                  </w:rPr>
+                </w:r>
+                <w:r>
+                  <w:rPr>
                     <w:webHidden/>
                   </w:rPr>
                   <w:fldChar w:fldCharType="separate"/>
                 </w:r>
                 <w:r>
                   <w:rPr>
-                    <w:noProof/>
                     <w:webHidden/>
                   </w:rPr>
                   <w:t>18</w:t>
                 </w:r>
                 <w:r>
                   <w:rPr>
-                    <w:noProof/>
                     <w:webHidden/>
                   </w:rPr>
                   <w:fldChar w:fldCharType="end"/>
@@ -2464,67 +2217,58 @@
             </w:p>
             <w:p>
               <w:pPr>
-                <w:pStyle w:val="TOC2"/>
+                <w:pStyle w:val="Inhopg2"/>
                 <w:tabs>
                   <w:tab w:val="right" w:leader="dot" w:pos="9350"/>
                 </w:tabs>
                 <w:rPr>
                   <w:rFonts w:eastAsiaTheme="minorEastAsia"/>
-                  <w:noProof/>
                 </w:rPr>
               </w:pPr>
               <w:hyperlink w:anchor="_Toc231933183" w:history="1">
                 <w:r>
                   <w:rPr>
                     <w:rStyle w:val="Hyperlink"/>
-                    <w:noProof/>
                   </w:rPr>
                   <w:t>Sam Mujanović</w:t>
                 </w:r>
                 <w:r>
                   <w:rPr>
-                    <w:noProof/>
                     <w:webHidden/>
                   </w:rPr>
                   <w:tab/>
                 </w:r>
                 <w:r>
                   <w:rPr>
-                    <w:noProof/>
                     <w:webHidden/>
                   </w:rPr>
                   <w:fldChar w:fldCharType="begin"/>
                 </w:r>
                 <w:r>
                   <w:rPr>
-                    <w:noProof/>
                     <w:webHidden/>
                   </w:rPr>
                   <w:instrText xml:space="preserve"> PAGEREF _Toc231933183 \h </w:instrText>
                 </w:r>
                 <w:r>
                   <w:rPr>
-                    <w:noProof/>
-                    <w:webHidden/>
-                  </w:rPr>
-                </w:r>
-                <w:r>
-                  <w:rPr>
-                    <w:noProof/>
+                    <w:webHidden/>
+                  </w:rPr>
+                </w:r>
+                <w:r>
+                  <w:rPr>
                     <w:webHidden/>
                   </w:rPr>
                   <w:fldChar w:fldCharType="separate"/>
                 </w:r>
                 <w:r>
                   <w:rPr>
-                    <w:noProof/>
                     <w:webHidden/>
                   </w:rPr>
                   <w:t>19</w:t>
                 </w:r>
                 <w:r>
                   <w:rPr>
-                    <w:noProof/>
                     <w:webHidden/>
                   </w:rPr>
                   <w:fldChar w:fldCharType="end"/>
@@ -2533,67 +2277,58 @@
             </w:p>
             <w:p>
               <w:pPr>
-                <w:pStyle w:val="TOC2"/>
+                <w:pStyle w:val="Inhopg2"/>
                 <w:tabs>
                   <w:tab w:val="right" w:leader="dot" w:pos="9350"/>
                 </w:tabs>
                 <w:rPr>
                   <w:rFonts w:eastAsiaTheme="minorEastAsia"/>
-                  <w:noProof/>
                 </w:rPr>
               </w:pPr>
               <w:hyperlink w:anchor="_Toc231933184" w:history="1">
                 <w:r>
                   <w:rPr>
                     <w:rStyle w:val="Hyperlink"/>
-                    <w:noProof/>
                   </w:rPr>
                   <w:t>Mika Oostveen</w:t>
                 </w:r>
                 <w:r>
                   <w:rPr>
-                    <w:noProof/>
                     <w:webHidden/>
                   </w:rPr>
                   <w:tab/>
                 </w:r>
                 <w:r>
                   <w:rPr>
-                    <w:noProof/>
                     <w:webHidden/>
                   </w:rPr>
                   <w:fldChar w:fldCharType="begin"/>
                 </w:r>
                 <w:r>
                   <w:rPr>
-                    <w:noProof/>
                     <w:webHidden/>
                   </w:rPr>
                   <w:instrText xml:space="preserve"> PAGEREF _Toc231933184 \h </w:instrText>
                 </w:r>
                 <w:r>
                   <w:rPr>
-                    <w:noProof/>
-                    <w:webHidden/>
-                  </w:rPr>
-                </w:r>
-                <w:r>
-                  <w:rPr>
-                    <w:noProof/>
+                    <w:webHidden/>
+                  </w:rPr>
+                </w:r>
+                <w:r>
+                  <w:rPr>
                     <w:webHidden/>
                   </w:rPr>
                   <w:fldChar w:fldCharType="separate"/>
                 </w:r>
                 <w:r>
                   <w:rPr>
-                    <w:noProof/>
                     <w:webHidden/>
                   </w:rPr>
                   <w:t>20</w:t>
                 </w:r>
                 <w:r>
                   <w:rPr>
-                    <w:noProof/>
                     <w:webHidden/>
                   </w:rPr>
                   <w:fldChar w:fldCharType="end"/>
@@ -2602,67 +2337,58 @@
             </w:p>
             <w:p>
               <w:pPr>
-                <w:pStyle w:val="TOC2"/>
+                <w:pStyle w:val="Inhopg2"/>
                 <w:tabs>
                   <w:tab w:val="right" w:leader="dot" w:pos="9350"/>
                 </w:tabs>
                 <w:rPr>
                   <w:rFonts w:eastAsiaTheme="minorEastAsia"/>
-                  <w:noProof/>
                 </w:rPr>
               </w:pPr>
               <w:hyperlink w:anchor="_Toc231933185" w:history="1">
                 <w:r>
                   <w:rPr>
                     <w:rStyle w:val="Hyperlink"/>
-                    <w:noProof/>
                   </w:rPr>
                   <w:t>Andy van Veen</w:t>
                 </w:r>
                 <w:r>
                   <w:rPr>
-                    <w:noProof/>
                     <w:webHidden/>
                   </w:rPr>
                   <w:tab/>
                 </w:r>
                 <w:r>
                   <w:rPr>
-                    <w:noProof/>
                     <w:webHidden/>
                   </w:rPr>
                   <w:fldChar w:fldCharType="begin"/>
                 </w:r>
                 <w:r>
                   <w:rPr>
-                    <w:noProof/>
                     <w:webHidden/>
                   </w:rPr>
                   <w:instrText xml:space="preserve"> PAGEREF _Toc231933185 \h </w:instrText>
                 </w:r>
                 <w:r>
                   <w:rPr>
-                    <w:noProof/>
-                    <w:webHidden/>
-                  </w:rPr>
-                </w:r>
-                <w:r>
-                  <w:rPr>
-                    <w:noProof/>
+                    <w:webHidden/>
+                  </w:rPr>
+                </w:r>
+                <w:r>
+                  <w:rPr>
                     <w:webHidden/>
                   </w:rPr>
                   <w:fldChar w:fldCharType="separate"/>
                 </w:r>
                 <w:r>
                   <w:rPr>
-                    <w:noProof/>
                     <w:webHidden/>
                   </w:rPr>
                   <w:t>21</w:t>
                 </w:r>
                 <w:r>
                   <w:rPr>
-                    <w:noProof/>
                     <w:webHidden/>
                   </w:rPr>
                   <w:fldChar w:fldCharType="end"/>
@@ -2671,67 +2397,58 @@
             </w:p>
             <w:p>
               <w:pPr>
-                <w:pStyle w:val="TOC2"/>
+                <w:pStyle w:val="Inhopg2"/>
                 <w:tabs>
                   <w:tab w:val="right" w:leader="dot" w:pos="9350"/>
                 </w:tabs>
                 <w:rPr>
                   <w:rFonts w:eastAsiaTheme="minorEastAsia"/>
-                  <w:noProof/>
                 </w:rPr>
               </w:pPr>
               <w:hyperlink w:anchor="_Toc231933186" w:history="1">
                 <w:r>
                   <w:rPr>
                     <w:rStyle w:val="Hyperlink"/>
-                    <w:noProof/>
                   </w:rPr>
                   <w:t>Menno van Wijk</w:t>
                 </w:r>
                 <w:r>
                   <w:rPr>
-                    <w:noProof/>
                     <w:webHidden/>
                   </w:rPr>
                   <w:tab/>
                 </w:r>
                 <w:r>
                   <w:rPr>
-                    <w:noProof/>
                     <w:webHidden/>
                   </w:rPr>
                   <w:fldChar w:fldCharType="begin"/>
                 </w:r>
                 <w:r>
                   <w:rPr>
-                    <w:noProof/>
                     <w:webHidden/>
                   </w:rPr>
                   <w:instrText xml:space="preserve"> PAGEREF _Toc231933186 \h </w:instrText>
                 </w:r>
                 <w:r>
                   <w:rPr>
-                    <w:noProof/>
-                    <w:webHidden/>
-                  </w:rPr>
-                </w:r>
-                <w:r>
-                  <w:rPr>
-                    <w:noProof/>
+                    <w:webHidden/>
+                  </w:rPr>
+                </w:r>
+                <w:r>
+                  <w:rPr>
                     <w:webHidden/>
                   </w:rPr>
                   <w:fldChar w:fldCharType="separate"/>
                 </w:r>
                 <w:r>
                   <w:rPr>
-                    <w:noProof/>
                     <w:webHidden/>
                   </w:rPr>
                   <w:t>22</w:t>
                 </w:r>
                 <w:r>
                   <w:rPr>
-                    <w:noProof/>
                     <w:webHidden/>
                   </w:rPr>
                   <w:fldChar w:fldCharType="end"/>
@@ -2740,7 +2457,7 @@
             </w:p>
             <w:p>
               <w:pPr>
-                <w:pStyle w:val="TOC2"/>
+                <w:pStyle w:val="Inhopg2"/>
                 <w:tabs>
                   <w:tab w:val="right" w:leader="dot" w:pos="9345"/>
                 </w:tabs>
@@ -2764,25 +2481,18 @@
           <w:color w:val="0F4761" w:themeColor="accent1" w:themeShade="BF"/>
           <w:sz w:val="32"/>
           <w:szCs w:val="32"/>
-          <w:lang w:val="nl-NL"/>
         </w:rPr>
       </w:pPr>
       <w:r>
-        <w:rPr>
-          <w:lang w:val="nl-NL"/>
-        </w:rPr>
         <w:br w:type="page"/>
       </w:r>
     </w:p>
     <w:p>
       <w:pPr>
-        <w:pStyle w:val="Heading2"/>
+        <w:pStyle w:val="Kop2"/>
       </w:pPr>
       <w:bookmarkStart w:id="0" w:name="_Toc231933155"/>
       <w:r>
-        <w:rPr>
-          <w:lang w:val="nl-NL"/>
-        </w:rPr>
         <w:lastRenderedPageBreak/>
         <w:t>Versiebeheer</w:t>
       </w:r>
@@ -2794,74 +2504,50 @@
     </w:p>
     <w:p>
       <w:pPr>
-        <w:pStyle w:val="ListParagraph"/>
+        <w:pStyle w:val="Lijstalinea"/>
         <w:numPr>
           <w:ilvl w:val="0"/>
           <w:numId w:val="25"/>
         </w:numPr>
       </w:pPr>
       <w:r>
-        <w:rPr>
-          <w:lang w:val="nl-NL"/>
-        </w:rPr>
-        <w:t>Huidige versie</w:t>
-      </w:r>
-      <w:r>
-        <w:t> </w:t>
-      </w:r>
-    </w:p>
-    <w:p>
-      <w:pPr>
-        <w:pStyle w:val="ListParagraph"/>
+        <w:t>Huidige versie </w:t>
+      </w:r>
+    </w:p>
+    <w:p>
+      <w:pPr>
+        <w:pStyle w:val="Lijstalinea"/>
         <w:numPr>
           <w:ilvl w:val="0"/>
           <w:numId w:val="25"/>
         </w:numPr>
-        <w:rPr>
-          <w:lang w:val="nl-NL"/>
-        </w:rPr>
-      </w:pPr>
-      <w:r>
-        <w:rPr>
-          <w:lang w:val="nl-NL"/>
-        </w:rPr>
+      </w:pPr>
+      <w:r>
         <w:t>Wijzigingen ten op zichten van huidige versie (in tabel) </w:t>
       </w:r>
     </w:p>
     <w:p>
       <w:pPr>
-        <w:pStyle w:val="ListParagraph"/>
+        <w:pStyle w:val="Lijstalinea"/>
         <w:numPr>
           <w:ilvl w:val="0"/>
           <w:numId w:val="25"/>
         </w:numPr>
       </w:pPr>
       <w:r>
-        <w:rPr>
-          <w:lang w:val="nl-NL"/>
-        </w:rPr>
-        <w:t>Vorige versienummers</w:t>
-      </w:r>
-      <w:r>
-        <w:t> </w:t>
-      </w:r>
-    </w:p>
-    <w:p>
-      <w:pPr>
-        <w:pStyle w:val="ListParagraph"/>
+        <w:t>Vorige versienummers </w:t>
+      </w:r>
+    </w:p>
+    <w:p>
+      <w:pPr>
+        <w:pStyle w:val="Lijstalinea"/>
         <w:numPr>
           <w:ilvl w:val="0"/>
           <w:numId w:val="25"/>
         </w:numPr>
       </w:pPr>
       <w:r>
-        <w:rPr>
-          <w:lang w:val="nl-NL"/>
-        </w:rPr>
-        <w:t>Auteur(s)</w:t>
-      </w:r>
-      <w:r>
-        <w:t> </w:t>
+        <w:t>Auteur(s) </w:t>
       </w:r>
     </w:p>
     <w:p>
@@ -2907,13 +2593,7 @@
           </w:tcPr>
           <w:p>
             <w:r>
-              <w:rPr>
-                <w:lang w:val="nl-NL"/>
-              </w:rPr>
-              <w:t>Versienummer</w:t>
-            </w:r>
-            <w:r>
-              <w:t> </w:t>
+              <w:t>Versienummer </w:t>
             </w:r>
           </w:p>
         </w:tc>
@@ -2930,13 +2610,7 @@
           </w:tcPr>
           <w:p>
             <w:r>
-              <w:rPr>
-                <w:lang w:val="nl-NL"/>
-              </w:rPr>
-              <w:t>Datum</w:t>
-            </w:r>
-            <w:r>
-              <w:t> </w:t>
+              <w:t>Datum </w:t>
             </w:r>
           </w:p>
         </w:tc>
@@ -2953,13 +2627,7 @@
           </w:tcPr>
           <w:p>
             <w:r>
-              <w:rPr>
-                <w:lang w:val="nl-NL"/>
-              </w:rPr>
-              <w:t>Wijzigingen</w:t>
-            </w:r>
-            <w:r>
-              <w:t> </w:t>
+              <w:t>Wijzigingen </w:t>
             </w:r>
           </w:p>
         </w:tc>
@@ -2976,13 +2644,7 @@
           </w:tcPr>
           <w:p>
             <w:r>
-              <w:rPr>
-                <w:lang w:val="nl-NL"/>
-              </w:rPr>
-              <w:t>Auteur </w:t>
-            </w:r>
-            <w:r>
-              <w:t> </w:t>
+              <w:t>Auteur  </w:t>
             </w:r>
           </w:p>
         </w:tc>
@@ -3004,10 +2666,7 @@
           </w:tcPr>
           <w:p>
             <w:r>
-              <w:t> </w:t>
-            </w:r>
-            <w:r>
-              <w:t>1.0</w:t>
+              <w:t> 1.0</w:t>
             </w:r>
           </w:p>
         </w:tc>
@@ -3085,54 +2744,28 @@
     </w:p>
     <w:p>
       <w:pPr>
-        <w:pStyle w:val="Heading1"/>
+        <w:pStyle w:val="Kop1"/>
       </w:pPr>
       <w:bookmarkStart w:id="1" w:name="_Toc231933156"/>
       <w:r>
         <w:lastRenderedPageBreak/>
-        <w:t xml:space="preserve">Game Style Guide – 3D Tank Game in </w:t>
-      </w:r>
-      <w:proofErr w:type="spellStart"/>
-      <w:r>
-        <w:t>MagicaVoxel</w:t>
-      </w:r>
-      <w:proofErr w:type="spellEnd"/>
-      <w:r>
-        <w:t xml:space="preserve"> Art Style</w:t>
+        <w:t>Game Style Guide – 3D Tank Game in MagicaVoxel Art Style</w:t>
       </w:r>
       <w:bookmarkEnd w:id="1"/>
     </w:p>
     <w:p>
       <w:pPr>
-        <w:pStyle w:val="Heading2"/>
+        <w:pStyle w:val="Kop2"/>
       </w:pPr>
       <w:bookmarkStart w:id="2" w:name="_Toc231933157"/>
-      <w:proofErr w:type="spellStart"/>
-      <w:r>
-        <w:t>Algemene</w:t>
-      </w:r>
-      <w:proofErr w:type="spellEnd"/>
-      <w:r>
-        <w:t xml:space="preserve"> </w:t>
-      </w:r>
-      <w:proofErr w:type="spellStart"/>
-      <w:r>
-        <w:t>Visuele</w:t>
-      </w:r>
-      <w:proofErr w:type="spellEnd"/>
-      <w:r>
-        <w:t xml:space="preserve"> </w:t>
-      </w:r>
-      <w:proofErr w:type="spellStart"/>
-      <w:r>
-        <w:t>Richtlijnen</w:t>
+      <w:r>
+        <w:t>Algemene Visuele Richtlijnen</w:t>
       </w:r>
       <w:bookmarkEnd w:id="2"/>
-      <w:proofErr w:type="spellEnd"/>
-    </w:p>
-    <w:p>
-      <w:pPr>
-        <w:pStyle w:val="Heading3"/>
+    </w:p>
+    <w:p>
+      <w:pPr>
+        <w:pStyle w:val="Kop3"/>
       </w:pPr>
       <w:bookmarkStart w:id="3" w:name="_Toc231933158"/>
       <w:r>
@@ -3142,59 +2775,22 @@
     </w:p>
     <w:p>
       <w:pPr>
-        <w:pStyle w:val="ListParagraph"/>
+        <w:pStyle w:val="Lijstalinea"/>
         <w:numPr>
           <w:ilvl w:val="0"/>
           <w:numId w:val="14"/>
         </w:numPr>
       </w:pPr>
-      <w:proofErr w:type="spellStart"/>
       <w:r>
         <w:rPr>
           <w:b/>
           <w:bCs/>
-          <w:lang w:val="nl-NL"/>
         </w:rPr>
-        <w:t>Voxel</w:t>
-      </w:r>
-      <w:proofErr w:type="spellEnd"/>
-      <w:r>
-        <w:rPr>
-          <w:b/>
-          <w:bCs/>
-          <w:lang w:val="nl-NL"/>
-        </w:rPr>
-        <w:t>-gebaseerd</w:t>
-      </w:r>
-      <w:r>
-        <w:rPr>
-          <w:lang w:val="nl-NL"/>
-        </w:rPr>
-        <w:t xml:space="preserve">: Alle objecten bestaan uit </w:t>
-      </w:r>
-      <w:proofErr w:type="spellStart"/>
-      <w:r>
-        <w:rPr>
-          <w:lang w:val="nl-NL"/>
-        </w:rPr>
-        <w:t>voxels</w:t>
-      </w:r>
-      <w:proofErr w:type="spellEnd"/>
-      <w:r>
-        <w:rPr>
-          <w:lang w:val="nl-NL"/>
-        </w:rPr>
-        <w:t xml:space="preserve">. </w:t>
-      </w:r>
-      <w:proofErr w:type="spellStart"/>
-      <w:r>
-        <w:t>Gebruik</w:t>
-      </w:r>
-      <w:proofErr w:type="spellEnd"/>
-      <w:r>
-        <w:t xml:space="preserve"> </w:t>
-      </w:r>
-      <w:proofErr w:type="spellStart"/>
+        <w:t>Voxel-gebaseerd</w:t>
+      </w:r>
+      <w:r>
+        <w:t xml:space="preserve">: Alle objecten bestaan uit voxels. Gebruik </w:t>
+      </w:r>
       <w:r>
         <w:rPr>
           <w:b/>
@@ -3202,71 +2798,32 @@
         </w:rPr>
         <w:t>MagicaVoxel</w:t>
       </w:r>
-      <w:proofErr w:type="spellEnd"/>
-      <w:r>
-        <w:t xml:space="preserve"> </w:t>
-      </w:r>
-      <w:proofErr w:type="spellStart"/>
-      <w:r>
-        <w:t>voor</w:t>
-      </w:r>
-      <w:proofErr w:type="spellEnd"/>
-      <w:r>
-        <w:t xml:space="preserve"> </w:t>
-      </w:r>
-      <w:proofErr w:type="spellStart"/>
-      <w:r>
-        <w:t>modellering</w:t>
-      </w:r>
-      <w:proofErr w:type="spellEnd"/>
-      <w:r>
-        <w:t>.</w:t>
-      </w:r>
-    </w:p>
-    <w:p>
-      <w:pPr>
-        <w:pStyle w:val="ListParagraph"/>
+      <w:r>
+        <w:t xml:space="preserve"> voor modellering.</w:t>
+      </w:r>
+    </w:p>
+    <w:p>
+      <w:pPr>
+        <w:pStyle w:val="Lijstalinea"/>
         <w:numPr>
           <w:ilvl w:val="0"/>
           <w:numId w:val="14"/>
         </w:numPr>
-        <w:rPr>
-          <w:lang w:val="nl-NL"/>
-        </w:rPr>
       </w:pPr>
       <w:r>
         <w:rPr>
           <w:b/>
           <w:bCs/>
-          <w:lang w:val="nl-NL"/>
         </w:rPr>
         <w:t>Afmetingen</w:t>
       </w:r>
       <w:r>
-        <w:rPr>
-          <w:lang w:val="nl-NL"/>
-        </w:rPr>
-        <w:t xml:space="preserve">: Houd modellen compact en gestileerd. Gebruik </w:t>
-      </w:r>
-      <w:proofErr w:type="spellStart"/>
-      <w:r>
-        <w:rPr>
-          <w:lang w:val="nl-NL"/>
-        </w:rPr>
-        <w:t>voxel</w:t>
-      </w:r>
-      <w:proofErr w:type="spellEnd"/>
-      <w:r>
-        <w:rPr>
-          <w:lang w:val="nl-NL"/>
-        </w:rPr>
-        <w:t xml:space="preserve">-eenheden tussen </w:t>
+        <w:t xml:space="preserve">: Houd modellen compact en gestileerd. Gebruik voxel-eenheden tussen </w:t>
       </w:r>
       <w:r>
         <w:rPr>
           <w:b/>
           <w:bCs/>
-          <w:lang w:val="nl-NL"/>
         </w:rPr>
         <w:t>32</w:t>
       </w:r>
@@ -3274,7 +2831,6 @@
         <w:rPr>
           <w:b/>
           <w:bCs/>
-          <w:lang w:val="nl-NL"/>
         </w:rPr>
         <w:t xml:space="preserve">³ en </w:t>
       </w:r>
@@ -3282,7 +2838,6 @@
         <w:rPr>
           <w:b/>
           <w:bCs/>
-          <w:lang w:val="nl-NL"/>
         </w:rPr>
         <w:t>64</w:t>
       </w:r>
@@ -3290,94 +2845,55 @@
         <w:rPr>
           <w:b/>
           <w:bCs/>
-          <w:lang w:val="nl-NL"/>
         </w:rPr>
         <w:t>³</w:t>
       </w:r>
       <w:r>
-        <w:rPr>
-          <w:lang w:val="nl-NL"/>
-        </w:rPr>
         <w:t xml:space="preserve"> voor voertuigen, afhankelijk van het detailniveau.</w:t>
       </w:r>
     </w:p>
     <w:p>
       <w:pPr>
-        <w:pStyle w:val="ListParagraph"/>
+        <w:pStyle w:val="Lijstalinea"/>
         <w:numPr>
           <w:ilvl w:val="0"/>
           <w:numId w:val="14"/>
         </w:numPr>
-        <w:rPr>
-          <w:lang w:val="nl-NL"/>
-        </w:rPr>
       </w:pPr>
       <w:r>
         <w:rPr>
           <w:b/>
           <w:bCs/>
-          <w:lang w:val="nl-NL"/>
         </w:rPr>
         <w:t>Kleurgebruik</w:t>
       </w:r>
       <w:r>
-        <w:rPr>
-          <w:lang w:val="nl-NL"/>
-        </w:rPr>
         <w:t xml:space="preserve">: Gebruik </w:t>
       </w:r>
       <w:r>
         <w:rPr>
           <w:b/>
           <w:bCs/>
-          <w:lang w:val="nl-NL"/>
         </w:rPr>
         <w:t>platte kleuren</w:t>
       </w:r>
       <w:r>
-        <w:rPr>
-          <w:lang w:val="nl-NL"/>
-        </w:rPr>
         <w:t xml:space="preserve"> of </w:t>
       </w:r>
-      <w:proofErr w:type="spellStart"/>
       <w:r>
         <w:rPr>
           <w:b/>
           <w:bCs/>
-          <w:lang w:val="nl-NL"/>
         </w:rPr>
-        <w:t>gradient</w:t>
-      </w:r>
-      <w:proofErr w:type="spellEnd"/>
-      <w:r>
-        <w:rPr>
-          <w:b/>
-          <w:bCs/>
-          <w:lang w:val="nl-NL"/>
-        </w:rPr>
-        <w:t xml:space="preserve"> </w:t>
-      </w:r>
-      <w:proofErr w:type="spellStart"/>
-      <w:r>
-        <w:rPr>
-          <w:b/>
-          <w:bCs/>
-          <w:lang w:val="nl-NL"/>
-        </w:rPr>
-        <w:t>shading</w:t>
-      </w:r>
-      <w:proofErr w:type="spellEnd"/>
-      <w:r>
-        <w:rPr>
-          <w:lang w:val="nl-NL"/>
-        </w:rPr>
+        <w:t>gradient shading</w:t>
+      </w:r>
+      <w:r>
         <w:t>, vermijd realistische texturen.</w:t>
       </w:r>
     </w:p>
     <w:p>
       <w:pPr>
-        <w:pStyle w:val="ListParagraph"/>
+        <w:pStyle w:val="Lijstalinea"/>
         <w:numPr>
           <w:ilvl w:val="0"/>
           <w:numId w:val="14"/>
@@ -3387,67 +2903,16 @@
         <w:rPr>
           <w:b/>
           <w:bCs/>
-          <w:lang w:val="nl-NL"/>
         </w:rPr>
         <w:t>Belichting</w:t>
       </w:r>
       <w:r>
-        <w:rPr>
-          <w:lang w:val="nl-NL"/>
-        </w:rPr>
-        <w:t xml:space="preserve">: Zacht </w:t>
-      </w:r>
-      <w:proofErr w:type="spellStart"/>
-      <w:r>
-        <w:rPr>
-          <w:lang w:val="nl-NL"/>
-        </w:rPr>
-        <w:t>ambient</w:t>
-      </w:r>
-      <w:proofErr w:type="spellEnd"/>
-      <w:r>
-        <w:rPr>
-          <w:lang w:val="nl-NL"/>
-        </w:rPr>
-        <w:t xml:space="preserve"> </w:t>
-      </w:r>
-      <w:proofErr w:type="spellStart"/>
-      <w:r>
-        <w:rPr>
-          <w:lang w:val="nl-NL"/>
-        </w:rPr>
-        <w:t>lighting</w:t>
-      </w:r>
-      <w:proofErr w:type="spellEnd"/>
-      <w:r>
-        <w:rPr>
-          <w:lang w:val="nl-NL"/>
-        </w:rPr>
-        <w:t xml:space="preserve"> + directionele lichtbron. </w:t>
-      </w:r>
-      <w:r>
-        <w:t xml:space="preserve">Geen </w:t>
-      </w:r>
-      <w:proofErr w:type="spellStart"/>
-      <w:r>
-        <w:t>zware</w:t>
-      </w:r>
-      <w:proofErr w:type="spellEnd"/>
-      <w:r>
-        <w:t xml:space="preserve"> </w:t>
-      </w:r>
-      <w:proofErr w:type="spellStart"/>
-      <w:r>
-        <w:t>schaduwen</w:t>
-      </w:r>
-      <w:proofErr w:type="spellEnd"/>
-      <w:r>
-        <w:t>.</w:t>
-      </w:r>
-    </w:p>
-    <w:p>
-      <w:pPr>
-        <w:pStyle w:val="ListParagraph"/>
+        <w:t>: Zacht ambient lighting + directionele lichtbron. Geen zware schaduwen.</w:t>
+      </w:r>
+    </w:p>
+    <w:p>
+      <w:pPr>
+        <w:pStyle w:val="Lijstalinea"/>
         <w:numPr>
           <w:ilvl w:val="0"/>
           <w:numId w:val="14"/>
@@ -3457,151 +2922,69 @@
         <w:rPr>
           <w:b/>
           <w:bCs/>
-          <w:lang w:val="de-DE"/>
         </w:rPr>
         <w:t>UI Style</w:t>
       </w:r>
       <w:r>
-        <w:rPr>
-          <w:lang w:val="de-DE"/>
-        </w:rPr>
-        <w:t xml:space="preserve">: Flat, </w:t>
-      </w:r>
-      <w:proofErr w:type="spellStart"/>
-      <w:r>
-        <w:rPr>
-          <w:lang w:val="de-DE"/>
-        </w:rPr>
-        <w:t>pixel</w:t>
-      </w:r>
-      <w:proofErr w:type="spellEnd"/>
-      <w:r>
-        <w:rPr>
-          <w:lang w:val="de-DE"/>
-        </w:rPr>
-        <w:t xml:space="preserve"> art-</w:t>
-      </w:r>
-      <w:proofErr w:type="spellStart"/>
-      <w:r>
-        <w:rPr>
-          <w:lang w:val="de-DE"/>
-        </w:rPr>
-        <w:t>geïnspireerd</w:t>
-      </w:r>
-      <w:proofErr w:type="spellEnd"/>
-      <w:r>
-        <w:rPr>
-          <w:lang w:val="de-DE"/>
-        </w:rPr>
-        <w:t xml:space="preserve">. </w:t>
-      </w:r>
-      <w:proofErr w:type="spellStart"/>
-      <w:r>
-        <w:t>Minimalistisch</w:t>
-      </w:r>
-      <w:proofErr w:type="spellEnd"/>
-      <w:r>
-        <w:t xml:space="preserve"> </w:t>
-      </w:r>
-      <w:proofErr w:type="spellStart"/>
-      <w:r>
-        <w:t>en</w:t>
-      </w:r>
-      <w:proofErr w:type="spellEnd"/>
-      <w:r>
-        <w:t xml:space="preserve"> </w:t>
-      </w:r>
-      <w:proofErr w:type="spellStart"/>
-      <w:r>
-        <w:t>duidelijk</w:t>
-      </w:r>
-      <w:proofErr w:type="spellEnd"/>
-      <w:r>
-        <w:t>.</w:t>
+        <w:t>: Flat, pixel art-geïnspireerd. Minimalistisch en duidelijk.</w:t>
       </w:r>
     </w:p>
     <w:p/>
     <w:p>
       <w:pPr>
-        <w:pStyle w:val="Heading2"/>
-        <w:rPr>
-          <w:lang w:val="nl-NL"/>
-        </w:rPr>
+        <w:pStyle w:val="Kop2"/>
       </w:pPr>
       <w:bookmarkStart w:id="4" w:name="_Toc231933159"/>
       <w:r>
-        <w:rPr>
-          <w:lang w:val="nl-NL"/>
-        </w:rPr>
         <w:t>Tanks en Voertuigen</w:t>
       </w:r>
       <w:bookmarkEnd w:id="4"/>
     </w:p>
     <w:p>
       <w:pPr>
-        <w:pStyle w:val="Heading3"/>
-        <w:rPr>
-          <w:lang w:val="nl-NL"/>
-        </w:rPr>
+        <w:pStyle w:val="Kop3"/>
       </w:pPr>
       <w:bookmarkStart w:id="5" w:name="_Toc231933160"/>
       <w:r>
-        <w:rPr>
-          <w:lang w:val="nl-NL"/>
-        </w:rPr>
         <w:t>Basisvorm</w:t>
       </w:r>
       <w:bookmarkEnd w:id="5"/>
     </w:p>
     <w:p>
       <w:pPr>
-        <w:pStyle w:val="ListParagraph"/>
+        <w:pStyle w:val="Lijstalinea"/>
         <w:numPr>
           <w:ilvl w:val="0"/>
           <w:numId w:val="15"/>
         </w:numPr>
-        <w:rPr>
-          <w:lang w:val="nl-NL"/>
-        </w:rPr>
-      </w:pPr>
-      <w:r>
-        <w:rPr>
-          <w:lang w:val="nl-NL"/>
-        </w:rPr>
+      </w:pPr>
+      <w:r>
         <w:t>Simpele geometrische vormen: kubussen, cilinders, piramides.</w:t>
       </w:r>
     </w:p>
     <w:p>
       <w:pPr>
-        <w:pStyle w:val="ListParagraph"/>
+        <w:pStyle w:val="Lijstalinea"/>
         <w:numPr>
           <w:ilvl w:val="0"/>
           <w:numId w:val="15"/>
         </w:numPr>
-        <w:rPr>
-          <w:lang w:val="nl-NL"/>
-        </w:rPr>
-      </w:pPr>
-      <w:r>
-        <w:rPr>
-          <w:lang w:val="nl-NL"/>
-        </w:rPr>
+      </w:pPr>
+      <w:r>
         <w:t>Duidelijke silhouetten. Verschillende tanktypes moeten in 1 oogopslag herkenbaar zijn.</w:t>
       </w:r>
     </w:p>
     <w:p>
       <w:pPr>
-        <w:pStyle w:val="Heading4"/>
-      </w:pPr>
-      <w:proofErr w:type="spellStart"/>
+        <w:pStyle w:val="Kop4"/>
+      </w:pPr>
       <w:r>
         <w:t>Afmetingen</w:t>
       </w:r>
-      <w:proofErr w:type="spellEnd"/>
-    </w:p>
-    <w:p>
-      <w:pPr>
-        <w:pStyle w:val="ListParagraph"/>
+    </w:p>
+    <w:p>
+      <w:pPr>
+        <w:pStyle w:val="Lijstalinea"/>
         <w:numPr>
           <w:ilvl w:val="0"/>
           <w:numId w:val="17"/>
@@ -3616,77 +2999,47 @@
     </w:p>
     <w:p>
       <w:pPr>
-        <w:pStyle w:val="Heading4"/>
-      </w:pPr>
-      <w:proofErr w:type="spellStart"/>
+        <w:pStyle w:val="Kop4"/>
+      </w:pPr>
       <w:r>
         <w:t>Onderdelen</w:t>
       </w:r>
-      <w:proofErr w:type="spellEnd"/>
-    </w:p>
-    <w:p>
-      <w:pPr>
-        <w:pStyle w:val="ListParagraph"/>
+    </w:p>
+    <w:p>
+      <w:pPr>
+        <w:pStyle w:val="Lijstalinea"/>
         <w:numPr>
           <w:ilvl w:val="0"/>
           <w:numId w:val="16"/>
         </w:numPr>
-        <w:rPr>
-          <w:lang w:val="nl-NL"/>
-        </w:rPr>
       </w:pPr>
       <w:r>
         <w:rPr>
           <w:b/>
           <w:bCs/>
-          <w:lang w:val="nl-NL"/>
         </w:rPr>
         <w:t>Koepel</w:t>
       </w:r>
       <w:r>
-        <w:rPr>
-          <w:lang w:val="nl-NL"/>
-        </w:rPr>
-        <w:t xml:space="preserve">: Draaibaar onderdeel (los model of als draaibare </w:t>
-      </w:r>
-      <w:proofErr w:type="spellStart"/>
-      <w:r>
-        <w:rPr>
-          <w:lang w:val="nl-NL"/>
-        </w:rPr>
-        <w:t>parent</w:t>
-      </w:r>
-      <w:proofErr w:type="spellEnd"/>
-      <w:r>
-        <w:rPr>
-          <w:lang w:val="nl-NL"/>
-        </w:rPr>
-        <w:t>).</w:t>
-      </w:r>
-    </w:p>
-    <w:p>
-      <w:pPr>
-        <w:pStyle w:val="ListParagraph"/>
+        <w:t>: Draaibaar onderdeel (los model of als draaibare parent).</w:t>
+      </w:r>
+    </w:p>
+    <w:p>
+      <w:pPr>
+        <w:pStyle w:val="Lijstalinea"/>
         <w:numPr>
           <w:ilvl w:val="0"/>
           <w:numId w:val="16"/>
         </w:numPr>
-        <w:rPr>
-          <w:lang w:val="nl-NL"/>
-        </w:rPr>
       </w:pPr>
       <w:r>
         <w:rPr>
           <w:b/>
           <w:bCs/>
-          <w:lang w:val="nl-NL"/>
         </w:rPr>
         <w:t>Loop</w:t>
       </w:r>
       <w:r>
-        <w:rPr>
-          <w:lang w:val="nl-NL"/>
-        </w:rPr>
         <w:t>: Kan niet los bewegen</w:t>
       </w:r>
     </w:p>
@@ -3697,53 +3050,32 @@
           <w:i/>
           <w:iCs/>
           <w:color w:val="0F4761" w:themeColor="accent1" w:themeShade="BF"/>
-          <w:lang w:val="nl-NL"/>
         </w:rPr>
       </w:pPr>
       <w:r>
-        <w:rPr>
-          <w:lang w:val="nl-NL"/>
-        </w:rPr>
         <w:br w:type="page"/>
       </w:r>
     </w:p>
     <w:p>
       <w:pPr>
-        <w:pStyle w:val="Heading4"/>
-        <w:rPr>
-          <w:lang w:val="nl-NL"/>
-        </w:rPr>
-      </w:pPr>
-      <w:r>
-        <w:rPr>
-          <w:lang w:val="nl-NL"/>
-        </w:rPr>
+        <w:pStyle w:val="Kop4"/>
+      </w:pPr>
+      <w:r>
         <w:lastRenderedPageBreak/>
         <w:t>Kleurenpalet</w:t>
       </w:r>
       <w:r>
-        <w:rPr>
-          <w:lang w:val="nl-NL"/>
-        </w:rPr>
         <w:t xml:space="preserve"> Tanks</w:t>
       </w:r>
     </w:p>
     <w:p>
-      <w:pPr>
-        <w:rPr>
-          <w:lang w:val="nl-NL"/>
-        </w:rPr>
-      </w:pPr>
-      <w:r>
-        <w:rPr>
-          <w:lang w:val="nl-NL"/>
-        </w:rPr>
+      <w:r>
         <w:t>Gebruik een beperkt palet van ~8-16 kleuren:</w:t>
       </w:r>
     </w:p>
     <w:tbl>
       <w:tblPr>
-        <w:tblStyle w:val="TableGrid"/>
+        <w:tblStyle w:val="Tabelraster"/>
         <w:tblW w:w="9348" w:type="dxa"/>
         <w:tblLook w:val="04A0" w:firstRow="1" w:lastRow="0" w:firstColumn="1" w:lastColumn="0" w:noHBand="0" w:noVBand="1"/>
       </w:tblPr>
@@ -3759,11 +3091,6 @@
             <w:vAlign w:val="center"/>
           </w:tcPr>
           <w:p>
-            <w:pPr>
-              <w:rPr>
-                <w:lang w:val="nl-NL"/>
-              </w:rPr>
-            </w:pPr>
             <w:r>
               <w:rPr>
                 <w:b/>
@@ -3779,12 +3106,6 @@
             <w:vAlign w:val="center"/>
           </w:tcPr>
           <w:p>
-            <w:pPr>
-              <w:rPr>
-                <w:lang w:val="nl-NL"/>
-              </w:rPr>
-            </w:pPr>
-            <w:proofErr w:type="spellStart"/>
             <w:r>
               <w:rPr>
                 <w:b/>
@@ -3792,7 +3113,6 @@
               </w:rPr>
               <w:t>Hoofdkleur</w:t>
             </w:r>
-            <w:proofErr w:type="spellEnd"/>
           </w:p>
         </w:tc>
         <w:tc>
@@ -3801,12 +3121,6 @@
             <w:vAlign w:val="center"/>
           </w:tcPr>
           <w:p>
-            <w:pPr>
-              <w:rPr>
-                <w:lang w:val="nl-NL"/>
-              </w:rPr>
-            </w:pPr>
-            <w:proofErr w:type="spellStart"/>
             <w:r>
               <w:rPr>
                 <w:b/>
@@ -3814,7 +3128,6 @@
               </w:rPr>
               <w:t>Secundair</w:t>
             </w:r>
-            <w:proofErr w:type="spellEnd"/>
           </w:p>
         </w:tc>
       </w:tr>
@@ -3825,11 +3138,6 @@
             <w:vAlign w:val="center"/>
           </w:tcPr>
           <w:p>
-            <w:pPr>
-              <w:rPr>
-                <w:lang w:val="nl-NL"/>
-              </w:rPr>
-            </w:pPr>
             <w:r>
               <w:t>Blauw</w:t>
             </w:r>
@@ -3841,11 +3149,6 @@
             <w:vAlign w:val="center"/>
           </w:tcPr>
           <w:p>
-            <w:pPr>
-              <w:rPr>
-                <w:lang w:val="nl-NL"/>
-              </w:rPr>
-            </w:pPr>
             <w:r>
               <w:t>#3B5BA1</w:t>
             </w:r>
@@ -3857,11 +3160,6 @@
             <w:vAlign w:val="center"/>
           </w:tcPr>
           <w:p>
-            <w:pPr>
-              <w:rPr>
-                <w:lang w:val="nl-NL"/>
-              </w:rPr>
-            </w:pPr>
             <w:r>
               <w:t>#9CC5F4</w:t>
             </w:r>
@@ -3875,11 +3173,6 @@
             <w:vAlign w:val="center"/>
           </w:tcPr>
           <w:p>
-            <w:pPr>
-              <w:rPr>
-                <w:lang w:val="nl-NL"/>
-              </w:rPr>
-            </w:pPr>
             <w:r>
               <w:t>Rood</w:t>
             </w:r>
@@ -3891,11 +3184,6 @@
             <w:vAlign w:val="center"/>
           </w:tcPr>
           <w:p>
-            <w:pPr>
-              <w:rPr>
-                <w:lang w:val="nl-NL"/>
-              </w:rPr>
-            </w:pPr>
             <w:r>
               <w:t>#A13B3B</w:t>
             </w:r>
@@ -3907,11 +3195,6 @@
             <w:vAlign w:val="center"/>
           </w:tcPr>
           <w:p>
-            <w:pPr>
-              <w:rPr>
-                <w:lang w:val="nl-NL"/>
-              </w:rPr>
-            </w:pPr>
             <w:r>
               <w:t>#F49C9C</w:t>
             </w:r>
@@ -3922,7 +3205,7 @@
     <w:p/>
     <w:p>
       <w:pPr>
-        <w:pStyle w:val="Heading2"/>
+        <w:pStyle w:val="Kop2"/>
       </w:pPr>
       <w:bookmarkStart w:id="6" w:name="_Toc231933162"/>
       <w:r>
@@ -3932,79 +3215,31 @@
     </w:p>
     <w:p>
       <w:pPr>
-        <w:pStyle w:val="ListParagraph"/>
+        <w:pStyle w:val="Lijstalinea"/>
         <w:numPr>
           <w:ilvl w:val="0"/>
           <w:numId w:val="19"/>
         </w:numPr>
       </w:pPr>
-      <w:proofErr w:type="spellStart"/>
-      <w:r>
-        <w:rPr>
-          <w:lang w:val="nl-NL"/>
-        </w:rPr>
-        <w:t>Blokkerige</w:t>
-      </w:r>
-      <w:proofErr w:type="spellEnd"/>
-      <w:r>
-        <w:rPr>
-          <w:lang w:val="nl-NL"/>
-        </w:rPr>
-        <w:t xml:space="preserve"> wereld opgebouwd uit </w:t>
-      </w:r>
-      <w:proofErr w:type="spellStart"/>
-      <w:r>
-        <w:rPr>
-          <w:lang w:val="nl-NL"/>
-        </w:rPr>
-        <w:t>voxel-terrain</w:t>
-      </w:r>
-      <w:proofErr w:type="spellEnd"/>
-      <w:r>
-        <w:rPr>
-          <w:lang w:val="nl-NL"/>
-        </w:rPr>
-        <w:t xml:space="preserve"> (bijv. </w:t>
-      </w:r>
-      <w:r>
-        <w:t>64x64x32 chunks).</w:t>
-      </w:r>
-    </w:p>
-    <w:p>
-      <w:pPr>
-        <w:pStyle w:val="ListParagraph"/>
+      <w:r>
+        <w:t>Blokkerige wereld opgebouwd uit voxel-terrain (bijv. 64x64x32 chunks).</w:t>
+      </w:r>
+    </w:p>
+    <w:p>
+      <w:pPr>
+        <w:pStyle w:val="Lijstalinea"/>
         <w:numPr>
           <w:ilvl w:val="0"/>
           <w:numId w:val="19"/>
         </w:numPr>
-        <w:rPr>
-          <w:lang w:val="nl-NL"/>
-        </w:rPr>
-      </w:pPr>
-      <w:r>
-        <w:rPr>
-          <w:lang w:val="nl-NL"/>
-        </w:rPr>
-        <w:t xml:space="preserve">Alles in </w:t>
-      </w:r>
-      <w:proofErr w:type="spellStart"/>
-      <w:r>
-        <w:rPr>
-          <w:lang w:val="nl-NL"/>
-        </w:rPr>
-        <w:t>MagicaVoxel</w:t>
-      </w:r>
-      <w:proofErr w:type="spellEnd"/>
-      <w:r>
-        <w:rPr>
-          <w:lang w:val="nl-NL"/>
-        </w:rPr>
-        <w:t xml:space="preserve"> stijl – gebouwen, rotsen, bomen.</w:t>
-      </w:r>
-    </w:p>
-    <w:p>
-      <w:pPr>
-        <w:pStyle w:val="Heading2"/>
+      </w:pPr>
+      <w:r>
+        <w:t>Alles in MagicaVoxel stijl – gebouwen, rotsen, bomen.</w:t>
+      </w:r>
+    </w:p>
+    <w:p>
+      <w:pPr>
+        <w:pStyle w:val="Kop2"/>
       </w:pPr>
       <w:bookmarkStart w:id="7" w:name="_Toc231933163"/>
       <w:r>
@@ -4014,48 +3249,21 @@
     </w:p>
     <w:p>
       <w:pPr>
-        <w:pStyle w:val="ListParagraph"/>
+        <w:pStyle w:val="Lijstalinea"/>
         <w:numPr>
           <w:ilvl w:val="0"/>
           <w:numId w:val="18"/>
         </w:numPr>
-        <w:rPr>
-          <w:lang w:val="nl-NL"/>
-        </w:rPr>
       </w:pPr>
       <w:r>
         <w:rPr>
           <w:b/>
           <w:bCs/>
-          <w:lang w:val="nl-NL"/>
         </w:rPr>
-        <w:t>Industriële map</w:t>
-      </w:r>
-      <w:r>
-        <w:rPr>
-          <w:b/>
-          <w:bCs/>
-          <w:lang w:val="nl-NL"/>
-        </w:rPr>
-        <w:t xml:space="preserve"> met bomen</w:t>
-      </w:r>
-      <w:r>
-        <w:rPr>
-          <w:lang w:val="nl-NL"/>
-        </w:rPr>
-        <w:t>: Metaal en betonkleuren, pijpen, kratten</w:t>
-      </w:r>
-      <w:r>
-        <w:rPr>
-          <w:lang w:val="nl-NL"/>
-        </w:rPr>
-        <w:t>, d</w:t>
-      </w:r>
-      <w:r>
-        <w:rPr>
-          <w:lang w:val="nl-NL"/>
-        </w:rPr>
-        <w:t>onkergroen met bruine details.</w:t>
+        <w:t>Industriële map met bomen</w:t>
+      </w:r>
+      <w:r>
+        <w:t>: Metaal en betonkleuren, pijpen, kratten, donkergroen met bruine details.</w:t>
       </w:r>
     </w:p>
     <w:p/>
@@ -4075,9 +3283,8 @@
     </w:p>
     <w:p>
       <w:pPr>
-        <w:pStyle w:val="Heading2"/>
-      </w:pPr>
-      <w:proofErr w:type="spellStart"/>
+        <w:pStyle w:val="Kop2"/>
+      </w:pPr>
       <w:r>
         <w:lastRenderedPageBreak/>
         <w:t>Asset</w:t>
@@ -4086,7 +3293,6 @@
       <w:r>
         <w:t>list</w:t>
       </w:r>
-      <w:proofErr w:type="spellEnd"/>
     </w:p>
     <w:p>
       <w:r>
@@ -4099,293 +3305,83 @@
       </w:r>
     </w:p>
     <w:p>
-      <w:pPr>
-        <w:rPr>
-          <w:lang w:val="de-DE"/>
-        </w:rPr>
-      </w:pPr>
-      <w:r>
-        <w:rPr>
-          <w:lang w:val="de-DE"/>
-        </w:rPr>
-        <w:t>Bomen (</w:t>
-      </w:r>
-      <w:proofErr w:type="spellStart"/>
-      <w:r>
-        <w:rPr>
-          <w:lang w:val="de-DE"/>
-        </w:rPr>
-        <w:t>palm</w:t>
-      </w:r>
-      <w:proofErr w:type="spellEnd"/>
-      <w:r>
-        <w:rPr>
-          <w:lang w:val="de-DE"/>
-        </w:rPr>
-        <w:t xml:space="preserve"> boom, </w:t>
-      </w:r>
-      <w:proofErr w:type="spellStart"/>
-      <w:r>
-        <w:rPr>
-          <w:lang w:val="de-DE"/>
-        </w:rPr>
-        <w:t>berk</w:t>
-      </w:r>
-      <w:proofErr w:type="spellEnd"/>
-      <w:r>
-        <w:rPr>
-          <w:lang w:val="de-DE"/>
-        </w:rPr>
-        <w:t xml:space="preserve">, </w:t>
-      </w:r>
-      <w:proofErr w:type="spellStart"/>
-      <w:r>
-        <w:rPr>
-          <w:lang w:val="de-DE"/>
-        </w:rPr>
-        <w:t>denn</w:t>
-      </w:r>
-      <w:r>
-        <w:rPr>
-          <w:lang w:val="de-DE"/>
-        </w:rPr>
-        <w:t>eboom</w:t>
-      </w:r>
-      <w:proofErr w:type="spellEnd"/>
-      <w:r>
-        <w:rPr>
-          <w:lang w:val="de-DE"/>
-        </w:rPr>
-        <w:t xml:space="preserve">, </w:t>
-      </w:r>
-      <w:proofErr w:type="spellStart"/>
-      <w:r>
-        <w:rPr>
-          <w:lang w:val="de-DE"/>
-        </w:rPr>
-        <w:t>appelboom</w:t>
-      </w:r>
-      <w:proofErr w:type="spellEnd"/>
-      <w:r>
-        <w:rPr>
-          <w:lang w:val="de-DE"/>
-        </w:rPr>
-        <w:t>)</w:t>
-      </w:r>
-    </w:p>
-    <w:p>
-      <w:r>
-        <w:t xml:space="preserve">Park </w:t>
-      </w:r>
-      <w:proofErr w:type="spellStart"/>
-      <w:r>
-        <w:t>bankje</w:t>
-      </w:r>
-      <w:proofErr w:type="spellEnd"/>
-    </w:p>
-    <w:p>
-      <w:r>
-        <w:t xml:space="preserve">Anti-tank </w:t>
-      </w:r>
-      <w:proofErr w:type="spellStart"/>
-      <w:r>
-        <w:t>obstakel</w:t>
-      </w:r>
-      <w:proofErr w:type="spellEnd"/>
-    </w:p>
-    <w:p>
-      <w:pPr>
-        <w:rPr>
-          <w:lang w:val="nl-NL"/>
-        </w:rPr>
-      </w:pPr>
-      <w:proofErr w:type="spellStart"/>
-      <w:r>
-        <w:rPr>
-          <w:lang w:val="nl-NL"/>
-        </w:rPr>
-        <w:t>Ammo</w:t>
-      </w:r>
-      <w:proofErr w:type="spellEnd"/>
-      <w:r>
-        <w:rPr>
-          <w:lang w:val="nl-NL"/>
-        </w:rPr>
-        <w:t xml:space="preserve"> pack &amp; </w:t>
-      </w:r>
-      <w:proofErr w:type="spellStart"/>
-      <w:r>
-        <w:rPr>
-          <w:lang w:val="nl-NL"/>
-        </w:rPr>
-        <w:t>Bullet</w:t>
-      </w:r>
-      <w:r>
-        <w:rPr>
-          <w:lang w:val="nl-NL"/>
-        </w:rPr>
-        <w:t>s</w:t>
-      </w:r>
-      <w:proofErr w:type="spellEnd"/>
-      <w:r>
-        <w:rPr>
-          <w:lang w:val="nl-NL"/>
-        </w:rPr>
-        <w:t xml:space="preserve"> (3 verschillende groottes en vormen)</w:t>
-      </w:r>
-    </w:p>
-    <w:p>
-      <w:pPr>
-        <w:rPr>
-          <w:lang w:val="nl-NL"/>
-        </w:rPr>
-      </w:pPr>
-      <w:r>
-        <w:rPr>
-          <w:lang w:val="nl-NL"/>
-        </w:rPr>
+      <w:r>
+        <w:t xml:space="preserve">Bomen (palm boom, </w:t>
+      </w:r>
+      <w:r>
+        <w:t>berk, denneboom, appelboom)</w:t>
+      </w:r>
+    </w:p>
+    <w:p>
+      <w:r>
+        <w:t>Park bankje</w:t>
+      </w:r>
+    </w:p>
+    <w:p>
+      <w:r>
+        <w:t>Anti-tank obstakel</w:t>
+      </w:r>
+    </w:p>
+    <w:p>
+      <w:r>
+        <w:t>Ammo pack &amp; Bullet</w:t>
+      </w:r>
+      <w:r>
+        <w:t>s (3 verschillende groottes en vormen)</w:t>
+      </w:r>
+    </w:p>
+    <w:p>
+      <w:r>
         <w:t>Zandzakken</w:t>
       </w:r>
     </w:p>
     <w:p>
-      <w:pPr>
-        <w:rPr>
-          <w:lang w:val="nl-NL"/>
-        </w:rPr>
-      </w:pPr>
-      <w:r>
-        <w:rPr>
-          <w:lang w:val="nl-NL"/>
-        </w:rPr>
+      <w:r>
         <w:t>Barrel</w:t>
       </w:r>
     </w:p>
     <w:p>
-      <w:pPr>
-        <w:rPr>
-          <w:lang w:val="nl-NL"/>
-        </w:rPr>
-      </w:pPr>
-      <w:r>
-        <w:rPr>
-          <w:lang w:val="nl-NL"/>
-        </w:rPr>
+      <w:r>
         <w:t>Boxen</w:t>
       </w:r>
     </w:p>
     <w:p>
-      <w:pPr>
-        <w:rPr>
-          <w:lang w:val="nl-NL"/>
-        </w:rPr>
-      </w:pPr>
-      <w:r>
-        <w:rPr>
-          <w:lang w:val="nl-NL"/>
-        </w:rPr>
+      <w:r>
         <w:t>Autoband</w:t>
       </w:r>
     </w:p>
     <w:p>
-      <w:pPr>
-        <w:rPr>
-          <w:lang w:val="nl-NL"/>
-        </w:rPr>
-      </w:pPr>
-      <w:proofErr w:type="spellStart"/>
-      <w:r>
-        <w:rPr>
-          <w:lang w:val="nl-NL"/>
-        </w:rPr>
+      <w:r>
         <w:t>Rakket</w:t>
       </w:r>
-      <w:proofErr w:type="spellEnd"/>
-    </w:p>
-    <w:p>
-      <w:pPr>
-        <w:rPr>
-          <w:lang w:val="nl-NL"/>
-        </w:rPr>
-      </w:pPr>
-      <w:proofErr w:type="spellStart"/>
-      <w:r>
-        <w:rPr>
-          <w:lang w:val="nl-NL"/>
-        </w:rPr>
-        <w:t>Powerups</w:t>
-      </w:r>
-      <w:proofErr w:type="spellEnd"/>
-      <w:r>
-        <w:rPr>
-          <w:lang w:val="nl-NL"/>
-        </w:rPr>
-        <w:t xml:space="preserve"> </w:t>
-      </w:r>
-    </w:p>
-    <w:p>
-      <w:pPr>
-        <w:rPr>
-          <w:lang w:val="nl-NL"/>
-        </w:rPr>
-      </w:pPr>
-      <w:proofErr w:type="spellStart"/>
-      <w:r>
-        <w:rPr>
-          <w:lang w:val="nl-NL"/>
-        </w:rPr>
+    </w:p>
+    <w:p>
+      <w:r>
+        <w:t xml:space="preserve">Powerups </w:t>
+      </w:r>
+    </w:p>
+    <w:p>
+      <w:r>
         <w:t>Barriere</w:t>
       </w:r>
-      <w:proofErr w:type="spellEnd"/>
-    </w:p>
-    <w:p>
-      <w:pPr>
-        <w:rPr>
-          <w:lang w:val="nl-NL"/>
-        </w:rPr>
-      </w:pPr>
-      <w:r>
-        <w:rPr>
-          <w:lang w:val="nl-NL"/>
-        </w:rPr>
+    </w:p>
+    <w:p>
+      <w:r>
         <w:t>Straatlantaarn</w:t>
       </w:r>
     </w:p>
     <w:p>
-      <w:pPr>
-        <w:rPr>
-          <w:lang w:val="nl-NL"/>
-        </w:rPr>
-      </w:pPr>
-      <w:r>
-        <w:rPr>
-          <w:lang w:val="nl-NL"/>
-        </w:rPr>
+      <w:r>
         <w:t>Beschadigd huis (kapotte muur)</w:t>
       </w:r>
     </w:p>
     <w:p>
-      <w:pPr>
-        <w:rPr>
-          <w:lang w:val="nl-NL"/>
-        </w:rPr>
-      </w:pPr>
-      <w:r>
-        <w:rPr>
-          <w:lang w:val="nl-NL"/>
-        </w:rPr>
+      <w:r>
         <w:t>Beschadigd huis (kapot dak)</w:t>
       </w:r>
     </w:p>
     <w:p>
-      <w:pPr>
-        <w:rPr>
-          <w:lang w:val="nl-NL"/>
-        </w:rPr>
-      </w:pPr>
-      <w:r>
-        <w:rPr>
-          <w:lang w:val="nl-NL"/>
-        </w:rPr>
+      <w:r>
         <w:t>Beschadigd huis (half huis)</w:t>
       </w:r>
     </w:p>
@@ -4396,28 +3392,18 @@
           <w:color w:val="0F4761" w:themeColor="accent1" w:themeShade="BF"/>
           <w:sz w:val="32"/>
           <w:szCs w:val="32"/>
-          <w:lang w:val="nl-NL"/>
         </w:rPr>
       </w:pPr>
       <w:bookmarkStart w:id="9" w:name="_Toc231933166"/>
       <w:r>
-        <w:rPr>
-          <w:lang w:val="nl-NL"/>
-        </w:rPr>
         <w:br w:type="page"/>
       </w:r>
     </w:p>
     <w:p>
       <w:pPr>
-        <w:pStyle w:val="Heading2"/>
-        <w:rPr>
-          <w:lang w:val="nl-NL"/>
-        </w:rPr>
-      </w:pPr>
-      <w:r>
-        <w:rPr>
-          <w:lang w:val="nl-NL"/>
-        </w:rPr>
+        <w:pStyle w:val="Kop2"/>
+      </w:pPr>
+      <w:r>
         <w:lastRenderedPageBreak/>
         <w:t>Kleurenpalet</w:t>
       </w:r>
@@ -4425,7 +3411,7 @@
     </w:p>
     <w:tbl>
       <w:tblPr>
-        <w:tblStyle w:val="TableGrid"/>
+        <w:tblStyle w:val="Tabelraster"/>
         <w:tblW w:w="0" w:type="auto"/>
         <w:tblLook w:val="04A0" w:firstRow="1" w:lastRow="0" w:firstColumn="1" w:lastColumn="0" w:noHBand="0" w:noVBand="1"/>
       </w:tblPr>
@@ -4441,13 +3427,11 @@
             <w:pPr>
               <w:rPr>
                 <w:color w:val="00AEEF"/>
-                <w:lang w:val="it-IT"/>
               </w:rPr>
             </w:pPr>
             <w:r>
               <w:rPr>
                 <w:color w:val="00AEEF"/>
-                <w:lang w:val="it-IT"/>
               </w:rPr>
               <w:t>00AEEF</w:t>
             </w:r>
@@ -4463,13 +3447,11 @@
             <w:pPr>
               <w:rPr>
                 <w:color w:val="EF3E36"/>
-                <w:lang w:val="it-IT"/>
               </w:rPr>
             </w:pPr>
             <w:r>
               <w:rPr>
                 <w:color w:val="EF3E36"/>
-                <w:lang w:val="it-IT"/>
               </w:rPr>
               <w:t>EF3E36</w:t>
             </w:r>
@@ -4485,13 +3467,11 @@
             <w:pPr>
               <w:rPr>
                 <w:color w:val="7ED321"/>
-                <w:lang w:val="it-IT"/>
               </w:rPr>
             </w:pPr>
             <w:r>
               <w:rPr>
                 <w:color w:val="7ED321"/>
-                <w:lang w:val="it-IT"/>
               </w:rPr>
               <w:t>7ED321</w:t>
             </w:r>
@@ -4507,13 +3487,11 @@
             <w:pPr>
               <w:rPr>
                 <w:color w:val="F8E71C"/>
-                <w:lang w:val="it-IT"/>
               </w:rPr>
             </w:pPr>
             <w:r>
               <w:rPr>
                 <w:color w:val="F8E71C"/>
-                <w:lang w:val="it-IT"/>
               </w:rPr>
               <w:t>F8E71C</w:t>
             </w:r>
@@ -4532,13 +3510,11 @@
             <w:pPr>
               <w:rPr>
                 <w:color w:val="D00283"/>
-                <w:lang w:val="it-IT"/>
               </w:rPr>
             </w:pPr>
             <w:r>
               <w:rPr>
                 <w:color w:val="D00283"/>
-                <w:lang w:val="it-IT"/>
               </w:rPr>
               <w:t>D00283</w:t>
             </w:r>
@@ -4554,13 +3530,11 @@
             <w:pPr>
               <w:rPr>
                 <w:color w:val="F5A623"/>
-                <w:lang w:val="it-IT"/>
               </w:rPr>
             </w:pPr>
             <w:r>
               <w:rPr>
                 <w:color w:val="F5A623"/>
-                <w:lang w:val="it-IT"/>
               </w:rPr>
               <w:t>F5A623</w:t>
             </w:r>
@@ -4676,96 +3650,51 @@
     </w:p>
     <w:p>
       <w:pPr>
-        <w:pStyle w:val="Heading2"/>
+        <w:pStyle w:val="Kop2"/>
       </w:pPr>
       <w:bookmarkStart w:id="10" w:name="_Toc231933167"/>
-      <w:proofErr w:type="spellStart"/>
-      <w:r>
-        <w:t>Effecten</w:t>
-      </w:r>
-      <w:proofErr w:type="spellEnd"/>
-      <w:r>
-        <w:t xml:space="preserve"> (FX)</w:t>
+      <w:r>
+        <w:t>Effecten (FX)</w:t>
       </w:r>
       <w:bookmarkEnd w:id="10"/>
     </w:p>
     <w:p>
       <w:pPr>
-        <w:pStyle w:val="Heading3"/>
+        <w:pStyle w:val="Kop3"/>
       </w:pPr>
       <w:bookmarkStart w:id="11" w:name="_Toc231933168"/>
-      <w:proofErr w:type="spellStart"/>
       <w:r>
         <w:t>Explosies</w:t>
       </w:r>
       <w:bookmarkEnd w:id="11"/>
-      <w:proofErr w:type="spellEnd"/>
-    </w:p>
-    <w:p>
-      <w:pPr>
-        <w:pStyle w:val="ListParagraph"/>
+    </w:p>
+    <w:p>
+      <w:pPr>
+        <w:pStyle w:val="Lijstalinea"/>
         <w:numPr>
           <w:ilvl w:val="0"/>
           <w:numId w:val="18"/>
         </w:numPr>
       </w:pPr>
       <w:r>
-        <w:t>Stylized voxel-</w:t>
-      </w:r>
-      <w:proofErr w:type="spellStart"/>
-      <w:r>
-        <w:t>explosies</w:t>
-      </w:r>
-      <w:proofErr w:type="spellEnd"/>
-      <w:r>
-        <w:t xml:space="preserve"> (</w:t>
-      </w:r>
-      <w:proofErr w:type="spellStart"/>
-      <w:r>
-        <w:t>geanimeerde</w:t>
-      </w:r>
-      <w:proofErr w:type="spellEnd"/>
-      <w:r>
-        <w:t xml:space="preserve"> sprites of </w:t>
-      </w:r>
-      <w:proofErr w:type="spellStart"/>
-      <w:r>
-        <w:t>kleine</w:t>
-      </w:r>
-      <w:proofErr w:type="spellEnd"/>
-      <w:r>
-        <w:t xml:space="preserve"> voxel-</w:t>
-      </w:r>
-      <w:proofErr w:type="spellStart"/>
-      <w:r>
-        <w:t>animatie</w:t>
-      </w:r>
-      <w:proofErr w:type="spellEnd"/>
-      <w:r>
-        <w:t>)</w:t>
-      </w:r>
-    </w:p>
-    <w:p>
-      <w:pPr>
-        <w:pStyle w:val="ListParagraph"/>
+        <w:t>Stylized voxel-explosies (geanimeerde sprites of kleine voxel-animatie)</w:t>
+      </w:r>
+    </w:p>
+    <w:p>
+      <w:pPr>
+        <w:pStyle w:val="Lijstalinea"/>
         <w:numPr>
           <w:ilvl w:val="0"/>
           <w:numId w:val="18"/>
         </w:numPr>
-        <w:rPr>
-          <w:lang w:val="nl-NL"/>
-        </w:rPr>
-      </w:pPr>
-      <w:r>
-        <w:rPr>
-          <w:lang w:val="nl-NL"/>
-        </w:rPr>
+      </w:pPr>
+      <w:r>
         <w:t>Kleurrijk: gebruik geel, oranje, rood.</w:t>
       </w:r>
     </w:p>
     <w:p>
       <w:pPr>
-        <w:pStyle w:val="Heading3"/>
+        <w:pStyle w:val="Kop3"/>
       </w:pPr>
       <w:bookmarkStart w:id="12" w:name="_Toc231933169"/>
       <w:r>
@@ -4775,7 +3704,7 @@
     </w:p>
     <w:p>
       <w:pPr>
-        <w:pStyle w:val="ListParagraph"/>
+        <w:pStyle w:val="Lijstalinea"/>
         <w:numPr>
           <w:ilvl w:val="0"/>
           <w:numId w:val="18"/>
@@ -4787,40 +3716,19 @@
     </w:p>
     <w:p>
       <w:pPr>
-        <w:pStyle w:val="ListParagraph"/>
+        <w:pStyle w:val="Lijstalinea"/>
         <w:numPr>
           <w:ilvl w:val="0"/>
           <w:numId w:val="18"/>
         </w:numPr>
       </w:pPr>
       <w:r>
-        <w:t xml:space="preserve">Tank barrel </w:t>
-      </w:r>
-      <w:proofErr w:type="spellStart"/>
-      <w:r>
-        <w:t>schokt</w:t>
-      </w:r>
-      <w:proofErr w:type="spellEnd"/>
-      <w:r>
-        <w:t xml:space="preserve"> </w:t>
-      </w:r>
-      <w:proofErr w:type="spellStart"/>
-      <w:r>
-        <w:t>iets</w:t>
-      </w:r>
-      <w:proofErr w:type="spellEnd"/>
-      <w:r>
-        <w:t xml:space="preserve"> </w:t>
-      </w:r>
-      <w:proofErr w:type="spellStart"/>
-      <w:r>
-        <w:t>achteruit</w:t>
-      </w:r>
-      <w:proofErr w:type="spellEnd"/>
-    </w:p>
-    <w:p>
-      <w:pPr>
-        <w:pStyle w:val="Heading3"/>
+        <w:t>Tank barrel schokt iets achteruit</w:t>
+      </w:r>
+    </w:p>
+    <w:p>
+      <w:pPr>
+        <w:pStyle w:val="Kop3"/>
       </w:pPr>
       <w:bookmarkStart w:id="13" w:name="_Toc231933170"/>
       <w:r>
@@ -4830,194 +3738,78 @@
     </w:p>
     <w:p>
       <w:pPr>
-        <w:pStyle w:val="ListParagraph"/>
+        <w:pStyle w:val="Lijstalinea"/>
         <w:numPr>
           <w:ilvl w:val="0"/>
           <w:numId w:val="18"/>
         </w:numPr>
-        <w:rPr>
-          <w:lang w:val="nl-NL"/>
-        </w:rPr>
-      </w:pPr>
-      <w:r>
-        <w:rPr>
-          <w:lang w:val="nl-NL"/>
-        </w:rPr>
-        <w:t xml:space="preserve">Grijs-witte </w:t>
-      </w:r>
-      <w:proofErr w:type="spellStart"/>
-      <w:r>
-        <w:rPr>
-          <w:lang w:val="nl-NL"/>
-        </w:rPr>
-        <w:t>puffs</w:t>
-      </w:r>
-      <w:proofErr w:type="spellEnd"/>
-      <w:r>
-        <w:rPr>
-          <w:lang w:val="nl-NL"/>
-        </w:rPr>
-        <w:t xml:space="preserve">, </w:t>
-      </w:r>
-      <w:proofErr w:type="spellStart"/>
-      <w:r>
-        <w:rPr>
-          <w:lang w:val="nl-NL"/>
-        </w:rPr>
-        <w:t>voxel</w:t>
-      </w:r>
-      <w:proofErr w:type="spellEnd"/>
-      <w:r>
-        <w:rPr>
-          <w:lang w:val="nl-NL"/>
-        </w:rPr>
-        <w:t xml:space="preserve"> of </w:t>
-      </w:r>
-      <w:proofErr w:type="spellStart"/>
-      <w:r>
-        <w:rPr>
-          <w:lang w:val="nl-NL"/>
-        </w:rPr>
-        <w:t>sprite</w:t>
-      </w:r>
-      <w:proofErr w:type="spellEnd"/>
-      <w:r>
-        <w:rPr>
-          <w:lang w:val="nl-NL"/>
-        </w:rPr>
-        <w:t xml:space="preserve"> gebaseerd</w:t>
-      </w:r>
-    </w:p>
-    <w:p>
-      <w:pPr>
-        <w:pStyle w:val="ListParagraph"/>
+      </w:pPr>
+      <w:r>
+        <w:t>Grijs-witte puffs, voxel of sprite gebaseerd</w:t>
+      </w:r>
+    </w:p>
+    <w:p>
+      <w:pPr>
+        <w:pStyle w:val="Lijstalinea"/>
         <w:numPr>
           <w:ilvl w:val="0"/>
           <w:numId w:val="18"/>
         </w:numPr>
+      </w:pPr>
+      <w:r>
+        <w:t>Oplossend in de lucht (fade out animatie)</w:t>
+      </w:r>
+    </w:p>
+    <w:p>
+      <w:pPr>
         <w:rPr>
-          <w:lang w:val="nl-NL"/>
+          <w:rStyle w:val="Kop2Char"/>
         </w:rPr>
       </w:pPr>
+      <w:bookmarkStart w:id="14" w:name="_Toc231933171"/>
       <w:r>
         <w:rPr>
-          <w:lang w:val="nl-NL"/>
+          <w:rStyle w:val="Kop2Char"/>
         </w:rPr>
-        <w:t>Oplossend in de lucht (fade out animatie)</w:t>
-      </w:r>
-    </w:p>
-    <w:p>
-      <w:pPr>
-        <w:rPr>
-          <w:rStyle w:val="Heading2Char"/>
-        </w:rPr>
-      </w:pPr>
-      <w:bookmarkStart w:id="14" w:name="_Toc231933171"/>
-      <w:r>
-        <w:rPr>
-          <w:rStyle w:val="Heading2Char"/>
-        </w:rPr>
-        <w:t>Audio Style (</w:t>
-      </w:r>
-      <w:proofErr w:type="spellStart"/>
-      <w:r>
-        <w:rPr>
-          <w:rStyle w:val="Heading2Char"/>
-        </w:rPr>
-        <w:t>optioneel</w:t>
-      </w:r>
-      <w:proofErr w:type="spellEnd"/>
-      <w:r>
-        <w:rPr>
-          <w:rStyle w:val="Heading2Char"/>
-        </w:rPr>
-        <w:t>)</w:t>
+        <w:t>Audio Style (optioneel)</w:t>
       </w:r>
       <w:bookmarkEnd w:id="14"/>
     </w:p>
     <w:p>
       <w:pPr>
-        <w:pStyle w:val="ListParagraph"/>
+        <w:pStyle w:val="Lijstalinea"/>
         <w:numPr>
           <w:ilvl w:val="0"/>
           <w:numId w:val="18"/>
         </w:numPr>
-        <w:rPr>
-          <w:lang w:val="nl-NL"/>
-        </w:rPr>
-      </w:pPr>
-      <w:r>
-        <w:rPr>
-          <w:lang w:val="nl-NL"/>
-        </w:rPr>
+      </w:pPr>
+      <w:r>
         <w:t>Retro-geïnspireerde geluiden, low-bit of 8-bit stijl</w:t>
       </w:r>
     </w:p>
     <w:p>
       <w:pPr>
-        <w:pStyle w:val="ListParagraph"/>
+        <w:pStyle w:val="Lijstalinea"/>
         <w:numPr>
           <w:ilvl w:val="0"/>
           <w:numId w:val="18"/>
         </w:numPr>
       </w:pPr>
-      <w:proofErr w:type="spellStart"/>
-      <w:r>
-        <w:t>Zware</w:t>
-      </w:r>
-      <w:proofErr w:type="spellEnd"/>
-      <w:r>
-        <w:t xml:space="preserve"> </w:t>
-      </w:r>
-      <w:proofErr w:type="spellStart"/>
-      <w:r>
-        <w:t>mechanische</w:t>
-      </w:r>
-      <w:proofErr w:type="spellEnd"/>
-      <w:r>
-        <w:t xml:space="preserve"> </w:t>
-      </w:r>
-      <w:proofErr w:type="spellStart"/>
-      <w:r>
-        <w:t>klanken</w:t>
-      </w:r>
-      <w:proofErr w:type="spellEnd"/>
-      <w:r>
-        <w:t xml:space="preserve"> </w:t>
-      </w:r>
-      <w:proofErr w:type="spellStart"/>
-      <w:r>
-        <w:t>voor</w:t>
-      </w:r>
-      <w:proofErr w:type="spellEnd"/>
-      <w:r>
-        <w:t xml:space="preserve"> tanks</w:t>
-      </w:r>
-    </w:p>
-    <w:p>
-      <w:pPr>
-        <w:pStyle w:val="ListParagraph"/>
+      <w:r>
+        <w:t>Zware mechanische klanken voor tanks</w:t>
+      </w:r>
+    </w:p>
+    <w:p>
+      <w:pPr>
+        <w:pStyle w:val="Lijstalinea"/>
         <w:numPr>
           <w:ilvl w:val="0"/>
           <w:numId w:val="18"/>
         </w:numPr>
       </w:pPr>
       <w:r>
-        <w:t>Cartoon-</w:t>
-      </w:r>
-      <w:proofErr w:type="spellStart"/>
-      <w:r>
-        <w:t>achtige</w:t>
-      </w:r>
-      <w:proofErr w:type="spellEnd"/>
-      <w:r>
-        <w:t xml:space="preserve"> </w:t>
-      </w:r>
-      <w:proofErr w:type="spellStart"/>
-      <w:r>
-        <w:t>ontploffingseffecten</w:t>
-      </w:r>
-      <w:proofErr w:type="spellEnd"/>
+        <w:t>Cartoon-achtige ontploffingseffecten</w:t>
+      </w:r>
     </w:p>
     <w:p>
       <w:pPr>
@@ -5034,7 +3826,7 @@
     </w:p>
     <w:p>
       <w:pPr>
-        <w:pStyle w:val="Heading2"/>
+        <w:pStyle w:val="Kop2"/>
       </w:pPr>
       <w:bookmarkStart w:id="15" w:name="_Toc231933172"/>
       <w:r>
@@ -5044,109 +3836,31 @@
       <w:bookmarkEnd w:id="15"/>
     </w:p>
     <w:p>
-      <w:pPr>
-        <w:rPr>
-          <w:lang w:val="nl-NL"/>
-        </w:rPr>
-      </w:pPr>
-      <w:r>
-        <w:rPr>
-          <w:lang w:val="nl-NL"/>
-        </w:rPr>
+      <w:r>
         <w:t>Asset:</w:t>
       </w:r>
     </w:p>
-    <w:p>
-      <w:pPr>
-        <w:rPr>
-          <w:lang w:val="nl-NL"/>
-        </w:rPr>
-      </w:pPr>
-    </w:p>
-    <w:p>
-      <w:pPr>
-        <w:rPr>
-          <w:lang w:val="nl-NL"/>
-        </w:rPr>
-      </w:pPr>
-      <w:r>
-        <w:rPr>
-          <w:lang w:val="nl-NL"/>
-        </w:rPr>
+    <w:p/>
+    <w:p>
+      <w:r>
         <w:t>Moodboard + toelichting:</w:t>
       </w:r>
     </w:p>
-    <w:p>
-      <w:pPr>
-        <w:rPr>
-          <w:lang w:val="nl-NL"/>
-        </w:rPr>
-      </w:pPr>
-    </w:p>
-    <w:p>
-      <w:pPr>
-        <w:rPr>
-          <w:lang w:val="nl-NL"/>
-        </w:rPr>
-      </w:pPr>
-      <w:r>
-        <w:rPr>
-          <w:lang w:val="nl-NL"/>
-        </w:rPr>
-        <w:t>Kleurenpalet (</w:t>
-      </w:r>
-      <w:proofErr w:type="spellStart"/>
-      <w:r>
-        <w:rPr>
-          <w:lang w:val="nl-NL"/>
-        </w:rPr>
-        <w:t>hex</w:t>
-      </w:r>
-      <w:proofErr w:type="spellEnd"/>
-      <w:r>
-        <w:rPr>
-          <w:lang w:val="nl-NL"/>
-        </w:rPr>
-        <w:t xml:space="preserve"> nummers):</w:t>
-      </w:r>
-    </w:p>
-    <w:p>
-      <w:pPr>
-        <w:rPr>
-          <w:lang w:val="nl-NL"/>
-        </w:rPr>
-      </w:pPr>
-    </w:p>
-    <w:p>
-      <w:pPr>
-        <w:rPr>
-          <w:lang w:val="nl-NL"/>
-        </w:rPr>
-      </w:pPr>
-      <w:r>
-        <w:rPr>
-          <w:lang w:val="nl-NL"/>
-        </w:rPr>
+    <w:p/>
+    <w:p>
+      <w:r>
+        <w:t>Kleurenpalet (hex nummers):</w:t>
+      </w:r>
+    </w:p>
+    <w:p/>
+    <w:p>
+      <w:r>
         <w:t>Realisatie (schermafbeeldingen en toelichting):</w:t>
       </w:r>
     </w:p>
-    <w:p>
-      <w:pPr>
-        <w:rPr>
-          <w:lang w:val="nl-NL"/>
-        </w:rPr>
-      </w:pPr>
-    </w:p>
-    <w:p>
-      <w:pPr>
-        <w:rPr>
-          <w:lang w:val="nl-NL"/>
-        </w:rPr>
-      </w:pPr>
-      <w:r>
-        <w:rPr>
-          <w:lang w:val="nl-NL"/>
-        </w:rPr>
+    <w:p/>
+    <w:p>
+      <w:r>
         <w:t>Feedback klasgenoot:</w:t>
       </w:r>
     </w:p>
@@ -5157,137 +3871,49 @@
           <w:color w:val="0F4761" w:themeColor="accent1" w:themeShade="BF"/>
           <w:sz w:val="32"/>
           <w:szCs w:val="32"/>
-          <w:lang w:val="nl-NL"/>
         </w:rPr>
       </w:pPr>
       <w:r>
-        <w:rPr>
-          <w:lang w:val="nl-NL"/>
-        </w:rPr>
         <w:br w:type="page"/>
       </w:r>
     </w:p>
     <w:p>
       <w:pPr>
-        <w:pStyle w:val="Heading2"/>
-        <w:rPr>
-          <w:lang w:val="nl-NL"/>
-        </w:rPr>
+        <w:pStyle w:val="Kop2"/>
       </w:pPr>
       <w:bookmarkStart w:id="16" w:name="_Toc231933173"/>
       <w:r>
-        <w:rPr>
-          <w:lang w:val="nl-NL"/>
-        </w:rPr>
         <w:lastRenderedPageBreak/>
         <w:t>Mark Boonstra</w:t>
       </w:r>
       <w:bookmarkEnd w:id="16"/>
     </w:p>
     <w:p>
-      <w:pPr>
-        <w:rPr>
-          <w:lang w:val="nl-NL"/>
-        </w:rPr>
-      </w:pPr>
-      <w:r>
-        <w:rPr>
-          <w:lang w:val="nl-NL"/>
-        </w:rPr>
+      <w:r>
         <w:t>Asset:</w:t>
       </w:r>
     </w:p>
-    <w:p>
-      <w:pPr>
-        <w:rPr>
-          <w:lang w:val="nl-NL"/>
-        </w:rPr>
-      </w:pPr>
-    </w:p>
-    <w:p>
-      <w:pPr>
-        <w:rPr>
-          <w:lang w:val="nl-NL"/>
-        </w:rPr>
-      </w:pPr>
-      <w:r>
-        <w:rPr>
-          <w:lang w:val="nl-NL"/>
-        </w:rPr>
+    <w:p/>
+    <w:p>
+      <w:r>
         <w:t>Moodboard + toelichting:</w:t>
       </w:r>
     </w:p>
-    <w:p>
-      <w:pPr>
-        <w:rPr>
-          <w:lang w:val="nl-NL"/>
-        </w:rPr>
-      </w:pPr>
-    </w:p>
-    <w:p>
-      <w:pPr>
-        <w:rPr>
-          <w:lang w:val="nl-NL"/>
-        </w:rPr>
-      </w:pPr>
-      <w:r>
-        <w:rPr>
-          <w:lang w:val="nl-NL"/>
-        </w:rPr>
-        <w:t>Kleurenpalet (</w:t>
-      </w:r>
-      <w:proofErr w:type="spellStart"/>
-      <w:r>
-        <w:rPr>
-          <w:lang w:val="nl-NL"/>
-        </w:rPr>
-        <w:t>hex</w:t>
-      </w:r>
-      <w:proofErr w:type="spellEnd"/>
-      <w:r>
-        <w:rPr>
-          <w:lang w:val="nl-NL"/>
-        </w:rPr>
-        <w:t xml:space="preserve"> nummers):</w:t>
-      </w:r>
-    </w:p>
-    <w:p>
-      <w:pPr>
-        <w:rPr>
-          <w:lang w:val="nl-NL"/>
-        </w:rPr>
-      </w:pPr>
-    </w:p>
-    <w:p>
-      <w:pPr>
-        <w:rPr>
-          <w:lang w:val="nl-NL"/>
-        </w:rPr>
-      </w:pPr>
-      <w:r>
-        <w:rPr>
-          <w:lang w:val="nl-NL"/>
-        </w:rPr>
+    <w:p/>
+    <w:p>
+      <w:r>
+        <w:t>Kleurenpalet (hex nummers):</w:t>
+      </w:r>
+    </w:p>
+    <w:p/>
+    <w:p>
+      <w:r>
         <w:t>Realisatie (schermafbeeldingen en toelichting):</w:t>
       </w:r>
     </w:p>
-    <w:p>
-      <w:pPr>
-        <w:rPr>
-          <w:lang w:val="nl-NL"/>
-        </w:rPr>
-      </w:pPr>
-    </w:p>
-    <w:p>
-      <w:pPr>
-        <w:rPr>
-          <w:lang w:val="nl-NL"/>
-        </w:rPr>
-      </w:pPr>
-      <w:r>
-        <w:rPr>
-          <w:lang w:val="nl-NL"/>
-        </w:rPr>
+    <w:p/>
+    <w:p>
+      <w:r>
         <w:t>Feedback klasgenoot:</w:t>
       </w:r>
     </w:p>
@@ -5298,145 +3924,49 @@
           <w:color w:val="0F4761" w:themeColor="accent1" w:themeShade="BF"/>
           <w:sz w:val="32"/>
           <w:szCs w:val="32"/>
-          <w:lang w:val="nl-NL"/>
         </w:rPr>
       </w:pPr>
       <w:r>
-        <w:rPr>
-          <w:lang w:val="nl-NL"/>
-        </w:rPr>
         <w:br w:type="page"/>
       </w:r>
     </w:p>
     <w:p>
       <w:pPr>
-        <w:pStyle w:val="Heading2"/>
-        <w:rPr>
-          <w:lang w:val="nl-NL"/>
-        </w:rPr>
+        <w:pStyle w:val="Kop2"/>
       </w:pPr>
       <w:bookmarkStart w:id="17" w:name="_Toc231933174"/>
-      <w:proofErr w:type="spellStart"/>
-      <w:r>
-        <w:rPr>
-          <w:lang w:val="nl-NL"/>
-        </w:rPr>
+      <w:r>
         <w:lastRenderedPageBreak/>
-        <w:t>Miska</w:t>
-      </w:r>
-      <w:proofErr w:type="spellEnd"/>
-      <w:r>
-        <w:rPr>
-          <w:lang w:val="nl-NL"/>
-        </w:rPr>
-        <w:t xml:space="preserve"> van den Brink</w:t>
+        <w:t>Miska van den Brink</w:t>
       </w:r>
       <w:bookmarkEnd w:id="17"/>
     </w:p>
     <w:p>
-      <w:pPr>
-        <w:rPr>
-          <w:lang w:val="nl-NL"/>
-        </w:rPr>
-      </w:pPr>
-      <w:r>
-        <w:rPr>
-          <w:lang w:val="nl-NL"/>
-        </w:rPr>
+      <w:r>
         <w:t>Asset:</w:t>
       </w:r>
     </w:p>
-    <w:p>
-      <w:pPr>
-        <w:rPr>
-          <w:lang w:val="nl-NL"/>
-        </w:rPr>
-      </w:pPr>
-    </w:p>
-    <w:p>
-      <w:pPr>
-        <w:rPr>
-          <w:lang w:val="nl-NL"/>
-        </w:rPr>
-      </w:pPr>
-      <w:r>
-        <w:rPr>
-          <w:lang w:val="nl-NL"/>
-        </w:rPr>
+    <w:p/>
+    <w:p>
+      <w:r>
         <w:t>Moodboard + toelichting:</w:t>
       </w:r>
     </w:p>
-    <w:p>
-      <w:pPr>
-        <w:rPr>
-          <w:lang w:val="nl-NL"/>
-        </w:rPr>
-      </w:pPr>
-    </w:p>
-    <w:p>
-      <w:pPr>
-        <w:rPr>
-          <w:lang w:val="nl-NL"/>
-        </w:rPr>
-      </w:pPr>
-      <w:r>
-        <w:rPr>
-          <w:lang w:val="nl-NL"/>
-        </w:rPr>
-        <w:t>Kleurenpalet (</w:t>
-      </w:r>
-      <w:proofErr w:type="spellStart"/>
-      <w:r>
-        <w:rPr>
-          <w:lang w:val="nl-NL"/>
-        </w:rPr>
-        <w:t>hex</w:t>
-      </w:r>
-      <w:proofErr w:type="spellEnd"/>
-      <w:r>
-        <w:rPr>
-          <w:lang w:val="nl-NL"/>
-        </w:rPr>
-        <w:t xml:space="preserve"> nummers):</w:t>
-      </w:r>
-    </w:p>
-    <w:p>
-      <w:pPr>
-        <w:rPr>
-          <w:lang w:val="nl-NL"/>
-        </w:rPr>
-      </w:pPr>
-    </w:p>
-    <w:p>
-      <w:pPr>
-        <w:rPr>
-          <w:lang w:val="nl-NL"/>
-        </w:rPr>
-      </w:pPr>
-      <w:r>
-        <w:rPr>
-          <w:lang w:val="nl-NL"/>
-        </w:rPr>
+    <w:p/>
+    <w:p>
+      <w:r>
+        <w:t>Kleurenpalet (hex nummers):</w:t>
+      </w:r>
+    </w:p>
+    <w:p/>
+    <w:p>
+      <w:r>
         <w:t>Realisatie (schermafbeeldingen en toelichting):</w:t>
       </w:r>
     </w:p>
-    <w:p>
-      <w:pPr>
-        <w:rPr>
-          <w:lang w:val="nl-NL"/>
-        </w:rPr>
-      </w:pPr>
-    </w:p>
-    <w:p>
-      <w:pPr>
-        <w:rPr>
-          <w:lang w:val="nl-NL"/>
-        </w:rPr>
-      </w:pPr>
-      <w:r>
-        <w:rPr>
-          <w:lang w:val="nl-NL"/>
-        </w:rPr>
+    <w:p/>
+    <w:p>
+      <w:r>
         <w:t>Feedback klasgenoot:</w:t>
       </w:r>
     </w:p>
@@ -5447,19 +3977,15 @@
           <w:color w:val="0F4761" w:themeColor="accent1" w:themeShade="BF"/>
           <w:sz w:val="32"/>
           <w:szCs w:val="32"/>
-          <w:lang w:val="nl-NL"/>
         </w:rPr>
       </w:pPr>
       <w:r>
-        <w:rPr>
-          <w:lang w:val="nl-NL"/>
-        </w:rPr>
         <w:br w:type="page"/>
       </w:r>
     </w:p>
     <w:p>
       <w:pPr>
-        <w:pStyle w:val="Heading2"/>
+        <w:pStyle w:val="Kop2"/>
       </w:pPr>
       <w:bookmarkStart w:id="18" w:name="_Toc231933175"/>
       <w:r>
@@ -5469,109 +3995,31 @@
       <w:bookmarkEnd w:id="18"/>
     </w:p>
     <w:p>
-      <w:pPr>
-        <w:rPr>
-          <w:lang w:val="nl-NL"/>
-        </w:rPr>
-      </w:pPr>
-      <w:r>
-        <w:rPr>
-          <w:lang w:val="nl-NL"/>
-        </w:rPr>
+      <w:r>
         <w:t>Asset:</w:t>
       </w:r>
     </w:p>
-    <w:p>
-      <w:pPr>
-        <w:rPr>
-          <w:lang w:val="nl-NL"/>
-        </w:rPr>
-      </w:pPr>
-    </w:p>
-    <w:p>
-      <w:pPr>
-        <w:rPr>
-          <w:lang w:val="nl-NL"/>
-        </w:rPr>
-      </w:pPr>
-      <w:r>
-        <w:rPr>
-          <w:lang w:val="nl-NL"/>
-        </w:rPr>
+    <w:p/>
+    <w:p>
+      <w:r>
         <w:t>Moodboard + toelichting:</w:t>
       </w:r>
     </w:p>
-    <w:p>
-      <w:pPr>
-        <w:rPr>
-          <w:lang w:val="nl-NL"/>
-        </w:rPr>
-      </w:pPr>
-    </w:p>
-    <w:p>
-      <w:pPr>
-        <w:rPr>
-          <w:lang w:val="nl-NL"/>
-        </w:rPr>
-      </w:pPr>
-      <w:r>
-        <w:rPr>
-          <w:lang w:val="nl-NL"/>
-        </w:rPr>
-        <w:t>Kleurenpalet (</w:t>
-      </w:r>
-      <w:proofErr w:type="spellStart"/>
-      <w:r>
-        <w:rPr>
-          <w:lang w:val="nl-NL"/>
-        </w:rPr>
-        <w:t>hex</w:t>
-      </w:r>
-      <w:proofErr w:type="spellEnd"/>
-      <w:r>
-        <w:rPr>
-          <w:lang w:val="nl-NL"/>
-        </w:rPr>
-        <w:t xml:space="preserve"> nummers):</w:t>
-      </w:r>
-    </w:p>
-    <w:p>
-      <w:pPr>
-        <w:rPr>
-          <w:lang w:val="nl-NL"/>
-        </w:rPr>
-      </w:pPr>
-    </w:p>
-    <w:p>
-      <w:pPr>
-        <w:rPr>
-          <w:lang w:val="nl-NL"/>
-        </w:rPr>
-      </w:pPr>
-      <w:r>
-        <w:rPr>
-          <w:lang w:val="nl-NL"/>
-        </w:rPr>
+    <w:p/>
+    <w:p>
+      <w:r>
+        <w:t>Kleurenpalet (hex nummers):</w:t>
+      </w:r>
+    </w:p>
+    <w:p/>
+    <w:p>
+      <w:r>
         <w:t>Realisatie (schermafbeeldingen en toelichting):</w:t>
       </w:r>
     </w:p>
-    <w:p>
-      <w:pPr>
-        <w:rPr>
-          <w:lang w:val="nl-NL"/>
-        </w:rPr>
-      </w:pPr>
-    </w:p>
-    <w:p>
-      <w:pPr>
-        <w:rPr>
-          <w:lang w:val="nl-NL"/>
-        </w:rPr>
-      </w:pPr>
-      <w:r>
-        <w:rPr>
-          <w:lang w:val="nl-NL"/>
-        </w:rPr>
+    <w:p/>
+    <w:p>
+      <w:r>
         <w:t>Feedback klasgenoot:</w:t>
       </w:r>
     </w:p>
@@ -5582,136 +4030,49 @@
           <w:color w:val="0F4761" w:themeColor="accent1" w:themeShade="BF"/>
           <w:sz w:val="32"/>
           <w:szCs w:val="32"/>
-          <w:lang w:val="nl-NL"/>
         </w:rPr>
       </w:pPr>
       <w:r>
-        <w:rPr>
-          <w:lang w:val="nl-NL"/>
-        </w:rPr>
         <w:br w:type="page"/>
       </w:r>
     </w:p>
     <w:p>
       <w:pPr>
-        <w:pStyle w:val="Heading2"/>
+        <w:pStyle w:val="Kop2"/>
       </w:pPr>
       <w:bookmarkStart w:id="19" w:name="_Toc231933176"/>
       <w:r>
         <w:lastRenderedPageBreak/>
-        <w:t xml:space="preserve">Myrthe </w:t>
-      </w:r>
-      <w:proofErr w:type="spellStart"/>
-      <w:r>
-        <w:t>Dissevelt</w:t>
+        <w:t>Myrthe Dissevelt</w:t>
       </w:r>
       <w:bookmarkEnd w:id="19"/>
-      <w:proofErr w:type="spellEnd"/>
-    </w:p>
-    <w:p>
-      <w:pPr>
-        <w:rPr>
-          <w:lang w:val="nl-NL"/>
-        </w:rPr>
-      </w:pPr>
-      <w:r>
-        <w:rPr>
-          <w:lang w:val="nl-NL"/>
-        </w:rPr>
+    </w:p>
+    <w:p>
+      <w:r>
         <w:t>Asset:</w:t>
       </w:r>
     </w:p>
-    <w:p>
-      <w:pPr>
-        <w:rPr>
-          <w:lang w:val="nl-NL"/>
-        </w:rPr>
-      </w:pPr>
-    </w:p>
-    <w:p>
-      <w:pPr>
-        <w:rPr>
-          <w:lang w:val="nl-NL"/>
-        </w:rPr>
-      </w:pPr>
-      <w:r>
-        <w:rPr>
-          <w:lang w:val="nl-NL"/>
-        </w:rPr>
+    <w:p/>
+    <w:p>
+      <w:r>
         <w:t>Moodboard + toelichting:</w:t>
       </w:r>
     </w:p>
-    <w:p>
-      <w:pPr>
-        <w:rPr>
-          <w:lang w:val="nl-NL"/>
-        </w:rPr>
-      </w:pPr>
-    </w:p>
-    <w:p>
-      <w:pPr>
-        <w:rPr>
-          <w:lang w:val="nl-NL"/>
-        </w:rPr>
-      </w:pPr>
-      <w:r>
-        <w:rPr>
-          <w:lang w:val="nl-NL"/>
-        </w:rPr>
-        <w:t>Kleurenpalet (</w:t>
-      </w:r>
-      <w:proofErr w:type="spellStart"/>
-      <w:r>
-        <w:rPr>
-          <w:lang w:val="nl-NL"/>
-        </w:rPr>
-        <w:t>hex</w:t>
-      </w:r>
-      <w:proofErr w:type="spellEnd"/>
-      <w:r>
-        <w:rPr>
-          <w:lang w:val="nl-NL"/>
-        </w:rPr>
-        <w:t xml:space="preserve"> nummers):</w:t>
-      </w:r>
-    </w:p>
-    <w:p>
-      <w:pPr>
-        <w:rPr>
-          <w:lang w:val="nl-NL"/>
-        </w:rPr>
-      </w:pPr>
-    </w:p>
-    <w:p>
-      <w:pPr>
-        <w:rPr>
-          <w:lang w:val="nl-NL"/>
-        </w:rPr>
-      </w:pPr>
-      <w:r>
-        <w:rPr>
-          <w:lang w:val="nl-NL"/>
-        </w:rPr>
+    <w:p/>
+    <w:p>
+      <w:r>
+        <w:t>Kleurenpalet (hex nummers):</w:t>
+      </w:r>
+    </w:p>
+    <w:p/>
+    <w:p>
+      <w:r>
         <w:t>Realisatie (schermafbeeldingen en toelichting):</w:t>
       </w:r>
     </w:p>
-    <w:p>
-      <w:pPr>
-        <w:rPr>
-          <w:lang w:val="nl-NL"/>
-        </w:rPr>
-      </w:pPr>
-    </w:p>
-    <w:p>
-      <w:pPr>
-        <w:rPr>
-          <w:lang w:val="nl-NL"/>
-        </w:rPr>
-      </w:pPr>
-      <w:r>
-        <w:rPr>
-          <w:lang w:val="nl-NL"/>
-        </w:rPr>
+    <w:p/>
+    <w:p>
+      <w:r>
         <w:t>Feedback klasgenoot:</w:t>
       </w:r>
     </w:p>
@@ -5722,19 +4083,15 @@
           <w:color w:val="0F4761" w:themeColor="accent1" w:themeShade="BF"/>
           <w:sz w:val="32"/>
           <w:szCs w:val="32"/>
-          <w:lang w:val="nl-NL"/>
         </w:rPr>
       </w:pPr>
       <w:r>
-        <w:rPr>
-          <w:lang w:val="nl-NL"/>
-        </w:rPr>
         <w:br w:type="page"/>
       </w:r>
     </w:p>
     <w:p>
       <w:pPr>
-        <w:pStyle w:val="Heading2"/>
+        <w:pStyle w:val="Kop2"/>
       </w:pPr>
       <w:bookmarkStart w:id="20" w:name="_Toc231933177"/>
       <w:r>
@@ -5744,109 +4101,31 @@
       <w:bookmarkEnd w:id="20"/>
     </w:p>
     <w:p>
-      <w:pPr>
-        <w:rPr>
-          <w:lang w:val="nl-NL"/>
-        </w:rPr>
-      </w:pPr>
-      <w:r>
-        <w:rPr>
-          <w:lang w:val="nl-NL"/>
-        </w:rPr>
+      <w:r>
         <w:t>Asset:</w:t>
       </w:r>
     </w:p>
-    <w:p>
-      <w:pPr>
-        <w:rPr>
-          <w:lang w:val="nl-NL"/>
-        </w:rPr>
-      </w:pPr>
-    </w:p>
-    <w:p>
-      <w:pPr>
-        <w:rPr>
-          <w:lang w:val="nl-NL"/>
-        </w:rPr>
-      </w:pPr>
-      <w:r>
-        <w:rPr>
-          <w:lang w:val="nl-NL"/>
-        </w:rPr>
+    <w:p/>
+    <w:p>
+      <w:r>
         <w:t>Moodboard + toelichting:</w:t>
       </w:r>
     </w:p>
-    <w:p>
-      <w:pPr>
-        <w:rPr>
-          <w:lang w:val="nl-NL"/>
-        </w:rPr>
-      </w:pPr>
-    </w:p>
-    <w:p>
-      <w:pPr>
-        <w:rPr>
-          <w:lang w:val="nl-NL"/>
-        </w:rPr>
-      </w:pPr>
-      <w:r>
-        <w:rPr>
-          <w:lang w:val="nl-NL"/>
-        </w:rPr>
-        <w:t>Kleurenpalet (</w:t>
-      </w:r>
-      <w:proofErr w:type="spellStart"/>
-      <w:r>
-        <w:rPr>
-          <w:lang w:val="nl-NL"/>
-        </w:rPr>
-        <w:t>hex</w:t>
-      </w:r>
-      <w:proofErr w:type="spellEnd"/>
-      <w:r>
-        <w:rPr>
-          <w:lang w:val="nl-NL"/>
-        </w:rPr>
-        <w:t xml:space="preserve"> nummers):</w:t>
-      </w:r>
-    </w:p>
-    <w:p>
-      <w:pPr>
-        <w:rPr>
-          <w:lang w:val="nl-NL"/>
-        </w:rPr>
-      </w:pPr>
-    </w:p>
-    <w:p>
-      <w:pPr>
-        <w:rPr>
-          <w:lang w:val="nl-NL"/>
-        </w:rPr>
-      </w:pPr>
-      <w:r>
-        <w:rPr>
-          <w:lang w:val="nl-NL"/>
-        </w:rPr>
+    <w:p/>
+    <w:p>
+      <w:r>
+        <w:t>Kleurenpalet (hex nummers):</w:t>
+      </w:r>
+    </w:p>
+    <w:p/>
+    <w:p>
+      <w:r>
         <w:t>Realisatie (schermafbeeldingen en toelichting):</w:t>
       </w:r>
     </w:p>
-    <w:p>
-      <w:pPr>
-        <w:rPr>
-          <w:lang w:val="nl-NL"/>
-        </w:rPr>
-      </w:pPr>
-    </w:p>
-    <w:p>
-      <w:pPr>
-        <w:rPr>
-          <w:lang w:val="nl-NL"/>
-        </w:rPr>
-      </w:pPr>
-      <w:r>
-        <w:rPr>
-          <w:lang w:val="nl-NL"/>
-        </w:rPr>
+    <w:p/>
+    <w:p>
+      <w:r>
         <w:t>Feedback klasgenoot:</w:t>
       </w:r>
     </w:p>
@@ -5857,136 +4136,49 @@
           <w:color w:val="0F4761" w:themeColor="accent1" w:themeShade="BF"/>
           <w:sz w:val="32"/>
           <w:szCs w:val="32"/>
-          <w:lang w:val="nl-NL"/>
         </w:rPr>
       </w:pPr>
       <w:r>
-        <w:rPr>
-          <w:lang w:val="nl-NL"/>
-        </w:rPr>
         <w:br w:type="page"/>
       </w:r>
     </w:p>
     <w:p>
       <w:pPr>
-        <w:pStyle w:val="Heading2"/>
+        <w:pStyle w:val="Kop2"/>
       </w:pPr>
       <w:bookmarkStart w:id="21" w:name="_Toc231933178"/>
       <w:r>
         <w:lastRenderedPageBreak/>
-        <w:t xml:space="preserve">Daan van der </w:t>
-      </w:r>
-      <w:proofErr w:type="spellStart"/>
-      <w:r>
-        <w:t>Greft</w:t>
+        <w:t>Daan van der Greft</w:t>
       </w:r>
       <w:bookmarkEnd w:id="21"/>
-      <w:proofErr w:type="spellEnd"/>
-    </w:p>
-    <w:p>
-      <w:pPr>
-        <w:rPr>
-          <w:lang w:val="nl-NL"/>
-        </w:rPr>
-      </w:pPr>
-      <w:r>
-        <w:rPr>
-          <w:lang w:val="nl-NL"/>
-        </w:rPr>
+    </w:p>
+    <w:p>
+      <w:r>
         <w:t>Asset:</w:t>
       </w:r>
     </w:p>
-    <w:p>
-      <w:pPr>
-        <w:rPr>
-          <w:lang w:val="nl-NL"/>
-        </w:rPr>
-      </w:pPr>
-    </w:p>
-    <w:p>
-      <w:pPr>
-        <w:rPr>
-          <w:lang w:val="nl-NL"/>
-        </w:rPr>
-      </w:pPr>
-      <w:r>
-        <w:rPr>
-          <w:lang w:val="nl-NL"/>
-        </w:rPr>
+    <w:p/>
+    <w:p>
+      <w:r>
         <w:t>Moodboard + toelichting:</w:t>
       </w:r>
     </w:p>
-    <w:p>
-      <w:pPr>
-        <w:rPr>
-          <w:lang w:val="nl-NL"/>
-        </w:rPr>
-      </w:pPr>
-    </w:p>
-    <w:p>
-      <w:pPr>
-        <w:rPr>
-          <w:lang w:val="nl-NL"/>
-        </w:rPr>
-      </w:pPr>
-      <w:r>
-        <w:rPr>
-          <w:lang w:val="nl-NL"/>
-        </w:rPr>
-        <w:t>Kleurenpalet (</w:t>
-      </w:r>
-      <w:proofErr w:type="spellStart"/>
-      <w:r>
-        <w:rPr>
-          <w:lang w:val="nl-NL"/>
-        </w:rPr>
-        <w:t>hex</w:t>
-      </w:r>
-      <w:proofErr w:type="spellEnd"/>
-      <w:r>
-        <w:rPr>
-          <w:lang w:val="nl-NL"/>
-        </w:rPr>
-        <w:t xml:space="preserve"> nummers):</w:t>
-      </w:r>
-    </w:p>
-    <w:p>
-      <w:pPr>
-        <w:rPr>
-          <w:lang w:val="nl-NL"/>
-        </w:rPr>
-      </w:pPr>
-    </w:p>
-    <w:p>
-      <w:pPr>
-        <w:rPr>
-          <w:lang w:val="nl-NL"/>
-        </w:rPr>
-      </w:pPr>
-      <w:r>
-        <w:rPr>
-          <w:lang w:val="nl-NL"/>
-        </w:rPr>
+    <w:p/>
+    <w:p>
+      <w:r>
+        <w:t>Kleurenpalet (hex nummers):</w:t>
+      </w:r>
+    </w:p>
+    <w:p/>
+    <w:p>
+      <w:r>
         <w:t>Realisatie (schermafbeeldingen en toelichting):</w:t>
       </w:r>
     </w:p>
-    <w:p>
-      <w:pPr>
-        <w:rPr>
-          <w:lang w:val="nl-NL"/>
-        </w:rPr>
-      </w:pPr>
-    </w:p>
-    <w:p>
-      <w:pPr>
-        <w:rPr>
-          <w:lang w:val="nl-NL"/>
-        </w:rPr>
-      </w:pPr>
-      <w:r>
-        <w:rPr>
-          <w:lang w:val="nl-NL"/>
-        </w:rPr>
+    <w:p/>
+    <w:p>
+      <w:r>
         <w:t>Feedback klasgenoot:</w:t>
       </w:r>
     </w:p>
@@ -5997,136 +4189,49 @@
           <w:color w:val="0F4761" w:themeColor="accent1" w:themeShade="BF"/>
           <w:sz w:val="32"/>
           <w:szCs w:val="32"/>
-          <w:lang w:val="nl-NL"/>
         </w:rPr>
       </w:pPr>
       <w:r>
-        <w:rPr>
-          <w:lang w:val="nl-NL"/>
-        </w:rPr>
         <w:br w:type="page"/>
       </w:r>
     </w:p>
     <w:p>
       <w:pPr>
-        <w:pStyle w:val="Heading2"/>
+        <w:pStyle w:val="Kop2"/>
       </w:pPr>
       <w:bookmarkStart w:id="22" w:name="_Toc231933179"/>
       <w:r>
         <w:lastRenderedPageBreak/>
-        <w:t xml:space="preserve">Tomas </w:t>
-      </w:r>
-      <w:proofErr w:type="spellStart"/>
-      <w:r>
-        <w:t>Heinst</w:t>
+        <w:t>Tomas Heinst</w:t>
       </w:r>
       <w:bookmarkEnd w:id="22"/>
-      <w:proofErr w:type="spellEnd"/>
-    </w:p>
-    <w:p>
-      <w:pPr>
-        <w:rPr>
-          <w:lang w:val="nl-NL"/>
-        </w:rPr>
-      </w:pPr>
-      <w:r>
-        <w:rPr>
-          <w:lang w:val="nl-NL"/>
-        </w:rPr>
+    </w:p>
+    <w:p>
+      <w:r>
         <w:t>Asset:</w:t>
       </w:r>
     </w:p>
-    <w:p>
-      <w:pPr>
-        <w:rPr>
-          <w:lang w:val="nl-NL"/>
-        </w:rPr>
-      </w:pPr>
-    </w:p>
-    <w:p>
-      <w:pPr>
-        <w:rPr>
-          <w:lang w:val="nl-NL"/>
-        </w:rPr>
-      </w:pPr>
-      <w:r>
-        <w:rPr>
-          <w:lang w:val="nl-NL"/>
-        </w:rPr>
+    <w:p/>
+    <w:p>
+      <w:r>
         <w:t>Moodboard + toelichting:</w:t>
       </w:r>
     </w:p>
-    <w:p>
-      <w:pPr>
-        <w:rPr>
-          <w:lang w:val="nl-NL"/>
-        </w:rPr>
-      </w:pPr>
-    </w:p>
-    <w:p>
-      <w:pPr>
-        <w:rPr>
-          <w:lang w:val="nl-NL"/>
-        </w:rPr>
-      </w:pPr>
-      <w:r>
-        <w:rPr>
-          <w:lang w:val="nl-NL"/>
-        </w:rPr>
-        <w:t>Kleurenpalet (</w:t>
-      </w:r>
-      <w:proofErr w:type="spellStart"/>
-      <w:r>
-        <w:rPr>
-          <w:lang w:val="nl-NL"/>
-        </w:rPr>
-        <w:t>hex</w:t>
-      </w:r>
-      <w:proofErr w:type="spellEnd"/>
-      <w:r>
-        <w:rPr>
-          <w:lang w:val="nl-NL"/>
-        </w:rPr>
-        <w:t xml:space="preserve"> nummers):</w:t>
-      </w:r>
-    </w:p>
-    <w:p>
-      <w:pPr>
-        <w:rPr>
-          <w:lang w:val="nl-NL"/>
-        </w:rPr>
-      </w:pPr>
-    </w:p>
-    <w:p>
-      <w:pPr>
-        <w:rPr>
-          <w:lang w:val="nl-NL"/>
-        </w:rPr>
-      </w:pPr>
-      <w:r>
-        <w:rPr>
-          <w:lang w:val="nl-NL"/>
-        </w:rPr>
+    <w:p/>
+    <w:p>
+      <w:r>
+        <w:t>Kleurenpalet (hex nummers):</w:t>
+      </w:r>
+    </w:p>
+    <w:p/>
+    <w:p>
+      <w:r>
         <w:t>Realisatie (schermafbeeldingen en toelichting):</w:t>
       </w:r>
     </w:p>
-    <w:p>
-      <w:pPr>
-        <w:rPr>
-          <w:lang w:val="nl-NL"/>
-        </w:rPr>
-      </w:pPr>
-    </w:p>
-    <w:p>
-      <w:pPr>
-        <w:rPr>
-          <w:lang w:val="nl-NL"/>
-        </w:rPr>
-      </w:pPr>
-      <w:r>
-        <w:rPr>
-          <w:lang w:val="nl-NL"/>
-        </w:rPr>
+    <w:p/>
+    <w:p>
+      <w:r>
         <w:t>Feedback klasgenoot:</w:t>
       </w:r>
     </w:p>
@@ -6137,19 +4242,15 @@
           <w:color w:val="0F4761" w:themeColor="accent1" w:themeShade="BF"/>
           <w:sz w:val="32"/>
           <w:szCs w:val="32"/>
-          <w:lang w:val="nl-NL"/>
         </w:rPr>
       </w:pPr>
       <w:r>
-        <w:rPr>
-          <w:lang w:val="nl-NL"/>
-        </w:rPr>
         <w:br w:type="page"/>
       </w:r>
     </w:p>
     <w:p>
       <w:pPr>
-        <w:pStyle w:val="Heading2"/>
+        <w:pStyle w:val="Kop2"/>
       </w:pPr>
       <w:bookmarkStart w:id="23" w:name="_Toc231933180"/>
       <w:r>
@@ -6159,109 +4260,31 @@
       <w:bookmarkEnd w:id="23"/>
     </w:p>
     <w:p>
-      <w:pPr>
-        <w:rPr>
-          <w:lang w:val="nl-NL"/>
-        </w:rPr>
-      </w:pPr>
-      <w:r>
-        <w:rPr>
-          <w:lang w:val="nl-NL"/>
-        </w:rPr>
+      <w:r>
         <w:t>Asset:</w:t>
       </w:r>
     </w:p>
-    <w:p>
-      <w:pPr>
-        <w:rPr>
-          <w:lang w:val="nl-NL"/>
-        </w:rPr>
-      </w:pPr>
-    </w:p>
-    <w:p>
-      <w:pPr>
-        <w:rPr>
-          <w:lang w:val="nl-NL"/>
-        </w:rPr>
-      </w:pPr>
-      <w:r>
-        <w:rPr>
-          <w:lang w:val="nl-NL"/>
-        </w:rPr>
+    <w:p/>
+    <w:p>
+      <w:r>
         <w:t>Moodboard + toelichting:</w:t>
       </w:r>
     </w:p>
-    <w:p>
-      <w:pPr>
-        <w:rPr>
-          <w:lang w:val="nl-NL"/>
-        </w:rPr>
-      </w:pPr>
-    </w:p>
-    <w:p>
-      <w:pPr>
-        <w:rPr>
-          <w:lang w:val="nl-NL"/>
-        </w:rPr>
-      </w:pPr>
-      <w:r>
-        <w:rPr>
-          <w:lang w:val="nl-NL"/>
-        </w:rPr>
-        <w:t>Kleurenpalet (</w:t>
-      </w:r>
-      <w:proofErr w:type="spellStart"/>
-      <w:r>
-        <w:rPr>
-          <w:lang w:val="nl-NL"/>
-        </w:rPr>
-        <w:t>hex</w:t>
-      </w:r>
-      <w:proofErr w:type="spellEnd"/>
-      <w:r>
-        <w:rPr>
-          <w:lang w:val="nl-NL"/>
-        </w:rPr>
-        <w:t xml:space="preserve"> nummers):</w:t>
-      </w:r>
-    </w:p>
-    <w:p>
-      <w:pPr>
-        <w:rPr>
-          <w:lang w:val="nl-NL"/>
-        </w:rPr>
-      </w:pPr>
-    </w:p>
-    <w:p>
-      <w:pPr>
-        <w:rPr>
-          <w:lang w:val="nl-NL"/>
-        </w:rPr>
-      </w:pPr>
-      <w:r>
-        <w:rPr>
-          <w:lang w:val="nl-NL"/>
-        </w:rPr>
+    <w:p/>
+    <w:p>
+      <w:r>
+        <w:t>Kleurenpalet (hex nummers):</w:t>
+      </w:r>
+    </w:p>
+    <w:p/>
+    <w:p>
+      <w:r>
         <w:t>Realisatie (schermafbeeldingen en toelichting):</w:t>
       </w:r>
     </w:p>
-    <w:p>
-      <w:pPr>
-        <w:rPr>
-          <w:lang w:val="nl-NL"/>
-        </w:rPr>
-      </w:pPr>
-    </w:p>
-    <w:p>
-      <w:pPr>
-        <w:rPr>
-          <w:lang w:val="nl-NL"/>
-        </w:rPr>
-      </w:pPr>
-      <w:r>
-        <w:rPr>
-          <w:lang w:val="nl-NL"/>
-        </w:rPr>
+    <w:p/>
+    <w:p>
+      <w:r>
         <w:t>Feedback klasgenoot:</w:t>
       </w:r>
     </w:p>
@@ -6272,136 +4295,49 @@
           <w:color w:val="0F4761" w:themeColor="accent1" w:themeShade="BF"/>
           <w:sz w:val="32"/>
           <w:szCs w:val="32"/>
-          <w:lang w:val="nl-NL"/>
         </w:rPr>
       </w:pPr>
       <w:r>
-        <w:rPr>
-          <w:lang w:val="nl-NL"/>
-        </w:rPr>
         <w:br w:type="page"/>
       </w:r>
     </w:p>
     <w:p>
       <w:pPr>
-        <w:pStyle w:val="Heading2"/>
+        <w:pStyle w:val="Kop2"/>
       </w:pPr>
       <w:bookmarkStart w:id="24" w:name="_Toc231933181"/>
       <w:r>
         <w:lastRenderedPageBreak/>
-        <w:t xml:space="preserve">Jente </w:t>
-      </w:r>
-      <w:proofErr w:type="spellStart"/>
-      <w:r>
-        <w:t>IJtsma</w:t>
+        <w:t>Jente IJtsma</w:t>
       </w:r>
       <w:bookmarkEnd w:id="24"/>
-      <w:proofErr w:type="spellEnd"/>
-    </w:p>
-    <w:p>
-      <w:pPr>
-        <w:rPr>
-          <w:lang w:val="nl-NL"/>
-        </w:rPr>
-      </w:pPr>
-      <w:r>
-        <w:rPr>
-          <w:lang w:val="nl-NL"/>
-        </w:rPr>
+    </w:p>
+    <w:p>
+      <w:r>
         <w:t>Asset:</w:t>
       </w:r>
     </w:p>
-    <w:p>
-      <w:pPr>
-        <w:rPr>
-          <w:lang w:val="nl-NL"/>
-        </w:rPr>
-      </w:pPr>
-    </w:p>
-    <w:p>
-      <w:pPr>
-        <w:rPr>
-          <w:lang w:val="nl-NL"/>
-        </w:rPr>
-      </w:pPr>
-      <w:r>
-        <w:rPr>
-          <w:lang w:val="nl-NL"/>
-        </w:rPr>
+    <w:p/>
+    <w:p>
+      <w:r>
         <w:t>Moodboard + toelichting:</w:t>
       </w:r>
     </w:p>
-    <w:p>
-      <w:pPr>
-        <w:rPr>
-          <w:lang w:val="nl-NL"/>
-        </w:rPr>
-      </w:pPr>
-    </w:p>
-    <w:p>
-      <w:pPr>
-        <w:rPr>
-          <w:lang w:val="nl-NL"/>
-        </w:rPr>
-      </w:pPr>
-      <w:r>
-        <w:rPr>
-          <w:lang w:val="nl-NL"/>
-        </w:rPr>
-        <w:t>Kleurenpalet (</w:t>
-      </w:r>
-      <w:proofErr w:type="spellStart"/>
-      <w:r>
-        <w:rPr>
-          <w:lang w:val="nl-NL"/>
-        </w:rPr>
-        <w:t>hex</w:t>
-      </w:r>
-      <w:proofErr w:type="spellEnd"/>
-      <w:r>
-        <w:rPr>
-          <w:lang w:val="nl-NL"/>
-        </w:rPr>
-        <w:t xml:space="preserve"> nummers):</w:t>
-      </w:r>
-    </w:p>
-    <w:p>
-      <w:pPr>
-        <w:rPr>
-          <w:lang w:val="nl-NL"/>
-        </w:rPr>
-      </w:pPr>
-    </w:p>
-    <w:p>
-      <w:pPr>
-        <w:rPr>
-          <w:lang w:val="nl-NL"/>
-        </w:rPr>
-      </w:pPr>
-      <w:r>
-        <w:rPr>
-          <w:lang w:val="nl-NL"/>
-        </w:rPr>
+    <w:p/>
+    <w:p>
+      <w:r>
+        <w:t>Kleurenpalet (hex nummers):</w:t>
+      </w:r>
+    </w:p>
+    <w:p/>
+    <w:p>
+      <w:r>
         <w:t>Realisatie (schermafbeeldingen en toelichting):</w:t>
       </w:r>
     </w:p>
-    <w:p>
-      <w:pPr>
-        <w:rPr>
-          <w:lang w:val="nl-NL"/>
-        </w:rPr>
-      </w:pPr>
-    </w:p>
-    <w:p>
-      <w:pPr>
-        <w:rPr>
-          <w:lang w:val="nl-NL"/>
-        </w:rPr>
-      </w:pPr>
-      <w:r>
-        <w:rPr>
-          <w:lang w:val="nl-NL"/>
-        </w:rPr>
+    <w:p/>
+    <w:p>
+      <w:r>
         <w:t>Feedback klasgenoot:</w:t>
       </w:r>
     </w:p>
@@ -6412,19 +4348,15 @@
           <w:color w:val="0F4761" w:themeColor="accent1" w:themeShade="BF"/>
           <w:sz w:val="32"/>
           <w:szCs w:val="32"/>
-          <w:lang w:val="nl-NL"/>
         </w:rPr>
       </w:pPr>
       <w:r>
-        <w:rPr>
-          <w:lang w:val="nl-NL"/>
-        </w:rPr>
         <w:br w:type="page"/>
       </w:r>
     </w:p>
     <w:p>
       <w:pPr>
-        <w:pStyle w:val="Heading2"/>
+        <w:pStyle w:val="Kop2"/>
       </w:pPr>
       <w:bookmarkStart w:id="25" w:name="_Toc231933182"/>
       <w:r>
@@ -6434,109 +4366,31 @@
       <w:bookmarkEnd w:id="25"/>
     </w:p>
     <w:p>
-      <w:pPr>
-        <w:rPr>
-          <w:lang w:val="nl-NL"/>
-        </w:rPr>
-      </w:pPr>
-      <w:r>
-        <w:rPr>
-          <w:lang w:val="nl-NL"/>
-        </w:rPr>
+      <w:r>
         <w:t>Asset:</w:t>
       </w:r>
     </w:p>
-    <w:p>
-      <w:pPr>
-        <w:rPr>
-          <w:lang w:val="nl-NL"/>
-        </w:rPr>
-      </w:pPr>
-    </w:p>
-    <w:p>
-      <w:pPr>
-        <w:rPr>
-          <w:lang w:val="nl-NL"/>
-        </w:rPr>
-      </w:pPr>
-      <w:r>
-        <w:rPr>
-          <w:lang w:val="nl-NL"/>
-        </w:rPr>
+    <w:p/>
+    <w:p>
+      <w:r>
         <w:t>Moodboard + toelichting:</w:t>
       </w:r>
     </w:p>
-    <w:p>
-      <w:pPr>
-        <w:rPr>
-          <w:lang w:val="nl-NL"/>
-        </w:rPr>
-      </w:pPr>
-    </w:p>
-    <w:p>
-      <w:pPr>
-        <w:rPr>
-          <w:lang w:val="nl-NL"/>
-        </w:rPr>
-      </w:pPr>
-      <w:r>
-        <w:rPr>
-          <w:lang w:val="nl-NL"/>
-        </w:rPr>
-        <w:t>Kleurenpalet (</w:t>
-      </w:r>
-      <w:proofErr w:type="spellStart"/>
-      <w:r>
-        <w:rPr>
-          <w:lang w:val="nl-NL"/>
-        </w:rPr>
-        <w:t>hex</w:t>
-      </w:r>
-      <w:proofErr w:type="spellEnd"/>
-      <w:r>
-        <w:rPr>
-          <w:lang w:val="nl-NL"/>
-        </w:rPr>
-        <w:t xml:space="preserve"> nummers):</w:t>
-      </w:r>
-    </w:p>
-    <w:p>
-      <w:pPr>
-        <w:rPr>
-          <w:lang w:val="nl-NL"/>
-        </w:rPr>
-      </w:pPr>
-    </w:p>
-    <w:p>
-      <w:pPr>
-        <w:rPr>
-          <w:lang w:val="nl-NL"/>
-        </w:rPr>
-      </w:pPr>
-      <w:r>
-        <w:rPr>
-          <w:lang w:val="nl-NL"/>
-        </w:rPr>
+    <w:p/>
+    <w:p>
+      <w:r>
+        <w:t>Kleurenpalet (hex nummers):</w:t>
+      </w:r>
+    </w:p>
+    <w:p/>
+    <w:p>
+      <w:r>
         <w:t>Realisatie (schermafbeeldingen en toelichting):</w:t>
       </w:r>
     </w:p>
-    <w:p>
-      <w:pPr>
-        <w:rPr>
-          <w:lang w:val="nl-NL"/>
-        </w:rPr>
-      </w:pPr>
-    </w:p>
-    <w:p>
-      <w:pPr>
-        <w:rPr>
-          <w:lang w:val="nl-NL"/>
-        </w:rPr>
-      </w:pPr>
-      <w:r>
-        <w:rPr>
-          <w:lang w:val="nl-NL"/>
-        </w:rPr>
+    <w:p/>
+    <w:p>
+      <w:r>
         <w:t>Feedback klasgenoot:</w:t>
       </w:r>
     </w:p>
@@ -6547,134 +4401,49 @@
           <w:color w:val="0F4761" w:themeColor="accent1" w:themeShade="BF"/>
           <w:sz w:val="32"/>
           <w:szCs w:val="32"/>
-          <w:lang w:val="nl-NL"/>
         </w:rPr>
       </w:pPr>
       <w:r>
-        <w:rPr>
-          <w:lang w:val="nl-NL"/>
-        </w:rPr>
         <w:br w:type="page"/>
       </w:r>
     </w:p>
     <w:p>
       <w:pPr>
-        <w:pStyle w:val="Heading2"/>
+        <w:pStyle w:val="Kop2"/>
       </w:pPr>
       <w:bookmarkStart w:id="26" w:name="_Toc231933183"/>
       <w:r>
         <w:lastRenderedPageBreak/>
-        <w:t>Sam Mujanovi</w:t>
-      </w:r>
-      <w:r>
-        <w:t>ć</w:t>
+        <w:t>Sam Mujanović</w:t>
       </w:r>
       <w:bookmarkEnd w:id="26"/>
     </w:p>
     <w:p>
-      <w:pPr>
-        <w:rPr>
-          <w:lang w:val="nl-NL"/>
-        </w:rPr>
-      </w:pPr>
-      <w:r>
-        <w:rPr>
-          <w:lang w:val="nl-NL"/>
-        </w:rPr>
+      <w:r>
         <w:t>Asset:</w:t>
       </w:r>
     </w:p>
-    <w:p>
-      <w:pPr>
-        <w:rPr>
-          <w:lang w:val="nl-NL"/>
-        </w:rPr>
-      </w:pPr>
-    </w:p>
-    <w:p>
-      <w:pPr>
-        <w:rPr>
-          <w:lang w:val="nl-NL"/>
-        </w:rPr>
-      </w:pPr>
-      <w:r>
-        <w:rPr>
-          <w:lang w:val="nl-NL"/>
-        </w:rPr>
+    <w:p/>
+    <w:p>
+      <w:r>
         <w:t>Moodboard + toelichting:</w:t>
       </w:r>
     </w:p>
-    <w:p>
-      <w:pPr>
-        <w:rPr>
-          <w:lang w:val="nl-NL"/>
-        </w:rPr>
-      </w:pPr>
-    </w:p>
-    <w:p>
-      <w:pPr>
-        <w:rPr>
-          <w:lang w:val="nl-NL"/>
-        </w:rPr>
-      </w:pPr>
-      <w:r>
-        <w:rPr>
-          <w:lang w:val="nl-NL"/>
-        </w:rPr>
-        <w:t>Kleurenpalet (</w:t>
-      </w:r>
-      <w:proofErr w:type="spellStart"/>
-      <w:r>
-        <w:rPr>
-          <w:lang w:val="nl-NL"/>
-        </w:rPr>
-        <w:t>hex</w:t>
-      </w:r>
-      <w:proofErr w:type="spellEnd"/>
-      <w:r>
-        <w:rPr>
-          <w:lang w:val="nl-NL"/>
-        </w:rPr>
-        <w:t xml:space="preserve"> nummers):</w:t>
-      </w:r>
-    </w:p>
-    <w:p>
-      <w:pPr>
-        <w:rPr>
-          <w:lang w:val="nl-NL"/>
-        </w:rPr>
-      </w:pPr>
-    </w:p>
-    <w:p>
-      <w:pPr>
-        <w:rPr>
-          <w:lang w:val="nl-NL"/>
-        </w:rPr>
-      </w:pPr>
-      <w:r>
-        <w:rPr>
-          <w:lang w:val="nl-NL"/>
-        </w:rPr>
+    <w:p/>
+    <w:p>
+      <w:r>
+        <w:t>Kleurenpalet (hex nummers):</w:t>
+      </w:r>
+    </w:p>
+    <w:p/>
+    <w:p>
+      <w:r>
         <w:t>Realisatie (schermafbeeldingen en toelichting):</w:t>
       </w:r>
     </w:p>
-    <w:p>
-      <w:pPr>
-        <w:rPr>
-          <w:lang w:val="nl-NL"/>
-        </w:rPr>
-      </w:pPr>
-    </w:p>
-    <w:p>
-      <w:pPr>
-        <w:rPr>
-          <w:lang w:val="nl-NL"/>
-        </w:rPr>
-      </w:pPr>
-      <w:r>
-        <w:rPr>
-          <w:lang w:val="nl-NL"/>
-        </w:rPr>
+    <w:p/>
+    <w:p>
+      <w:r>
         <w:t>Feedback klasgenoot:</w:t>
       </w:r>
     </w:p>
@@ -6685,19 +4454,15 @@
           <w:color w:val="0F4761" w:themeColor="accent1" w:themeShade="BF"/>
           <w:sz w:val="32"/>
           <w:szCs w:val="32"/>
-          <w:lang w:val="nl-NL"/>
         </w:rPr>
       </w:pPr>
       <w:r>
-        <w:rPr>
-          <w:lang w:val="nl-NL"/>
-        </w:rPr>
         <w:br w:type="page"/>
       </w:r>
     </w:p>
     <w:p>
       <w:pPr>
-        <w:pStyle w:val="Heading2"/>
+        <w:pStyle w:val="Kop2"/>
       </w:pPr>
       <w:bookmarkStart w:id="27" w:name="_Toc231933184"/>
       <w:r>
@@ -6707,109 +4472,31 @@
       <w:bookmarkEnd w:id="27"/>
     </w:p>
     <w:p>
-      <w:pPr>
-        <w:rPr>
-          <w:lang w:val="nl-NL"/>
-        </w:rPr>
-      </w:pPr>
-      <w:r>
-        <w:rPr>
-          <w:lang w:val="nl-NL"/>
-        </w:rPr>
+      <w:r>
         <w:t>Asset:</w:t>
       </w:r>
     </w:p>
-    <w:p>
-      <w:pPr>
-        <w:rPr>
-          <w:lang w:val="nl-NL"/>
-        </w:rPr>
-      </w:pPr>
-    </w:p>
-    <w:p>
-      <w:pPr>
-        <w:rPr>
-          <w:lang w:val="nl-NL"/>
-        </w:rPr>
-      </w:pPr>
-      <w:r>
-        <w:rPr>
-          <w:lang w:val="nl-NL"/>
-        </w:rPr>
+    <w:p/>
+    <w:p>
+      <w:r>
         <w:t>Moodboard + toelichting:</w:t>
       </w:r>
     </w:p>
-    <w:p>
-      <w:pPr>
-        <w:rPr>
-          <w:lang w:val="nl-NL"/>
-        </w:rPr>
-      </w:pPr>
-    </w:p>
-    <w:p>
-      <w:pPr>
-        <w:rPr>
-          <w:lang w:val="nl-NL"/>
-        </w:rPr>
-      </w:pPr>
-      <w:r>
-        <w:rPr>
-          <w:lang w:val="nl-NL"/>
-        </w:rPr>
-        <w:t>Kleurenpalet (</w:t>
-      </w:r>
-      <w:proofErr w:type="spellStart"/>
-      <w:r>
-        <w:rPr>
-          <w:lang w:val="nl-NL"/>
-        </w:rPr>
-        <w:t>hex</w:t>
-      </w:r>
-      <w:proofErr w:type="spellEnd"/>
-      <w:r>
-        <w:rPr>
-          <w:lang w:val="nl-NL"/>
-        </w:rPr>
-        <w:t xml:space="preserve"> nummers):</w:t>
-      </w:r>
-    </w:p>
-    <w:p>
-      <w:pPr>
-        <w:rPr>
-          <w:lang w:val="nl-NL"/>
-        </w:rPr>
-      </w:pPr>
-    </w:p>
-    <w:p>
-      <w:pPr>
-        <w:rPr>
-          <w:lang w:val="nl-NL"/>
-        </w:rPr>
-      </w:pPr>
-      <w:r>
-        <w:rPr>
-          <w:lang w:val="nl-NL"/>
-        </w:rPr>
+    <w:p/>
+    <w:p>
+      <w:r>
+        <w:t>Kleurenpalet (hex nummers):</w:t>
+      </w:r>
+    </w:p>
+    <w:p/>
+    <w:p>
+      <w:r>
         <w:t>Realisatie (schermafbeeldingen en toelichting):</w:t>
       </w:r>
     </w:p>
-    <w:p>
-      <w:pPr>
-        <w:rPr>
-          <w:lang w:val="nl-NL"/>
-        </w:rPr>
-      </w:pPr>
-    </w:p>
-    <w:p>
-      <w:pPr>
-        <w:rPr>
-          <w:lang w:val="nl-NL"/>
-        </w:rPr>
-      </w:pPr>
-      <w:r>
-        <w:rPr>
-          <w:lang w:val="nl-NL"/>
-        </w:rPr>
+    <w:p/>
+    <w:p>
+      <w:r>
         <w:t>Feedback klasgenoot:</w:t>
       </w:r>
     </w:p>
@@ -6820,19 +4507,15 @@
           <w:color w:val="0F4761" w:themeColor="accent1" w:themeShade="BF"/>
           <w:sz w:val="32"/>
           <w:szCs w:val="32"/>
-          <w:lang w:val="nl-NL"/>
         </w:rPr>
       </w:pPr>
       <w:r>
-        <w:rPr>
-          <w:lang w:val="nl-NL"/>
-        </w:rPr>
         <w:br w:type="page"/>
       </w:r>
     </w:p>
     <w:p>
       <w:pPr>
-        <w:pStyle w:val="Heading2"/>
+        <w:pStyle w:val="Kop2"/>
       </w:pPr>
       <w:bookmarkStart w:id="28" w:name="_Toc231933185"/>
       <w:r>
@@ -6842,109 +4525,31 @@
       <w:bookmarkEnd w:id="28"/>
     </w:p>
     <w:p>
-      <w:pPr>
-        <w:rPr>
-          <w:lang w:val="nl-NL"/>
-        </w:rPr>
-      </w:pPr>
-      <w:r>
-        <w:rPr>
-          <w:lang w:val="nl-NL"/>
-        </w:rPr>
+      <w:r>
         <w:t>Asset:</w:t>
       </w:r>
     </w:p>
-    <w:p>
-      <w:pPr>
-        <w:rPr>
-          <w:lang w:val="nl-NL"/>
-        </w:rPr>
-      </w:pPr>
-    </w:p>
-    <w:p>
-      <w:pPr>
-        <w:rPr>
-          <w:lang w:val="nl-NL"/>
-        </w:rPr>
-      </w:pPr>
-      <w:r>
-        <w:rPr>
-          <w:lang w:val="nl-NL"/>
-        </w:rPr>
+    <w:p/>
+    <w:p>
+      <w:r>
         <w:t>Moodboard + toelichting:</w:t>
       </w:r>
     </w:p>
-    <w:p>
-      <w:pPr>
-        <w:rPr>
-          <w:lang w:val="nl-NL"/>
-        </w:rPr>
-      </w:pPr>
-    </w:p>
-    <w:p>
-      <w:pPr>
-        <w:rPr>
-          <w:lang w:val="nl-NL"/>
-        </w:rPr>
-      </w:pPr>
-      <w:r>
-        <w:rPr>
-          <w:lang w:val="nl-NL"/>
-        </w:rPr>
-        <w:t>Kleurenpalet (</w:t>
-      </w:r>
-      <w:proofErr w:type="spellStart"/>
-      <w:r>
-        <w:rPr>
-          <w:lang w:val="nl-NL"/>
-        </w:rPr>
-        <w:t>hex</w:t>
-      </w:r>
-      <w:proofErr w:type="spellEnd"/>
-      <w:r>
-        <w:rPr>
-          <w:lang w:val="nl-NL"/>
-        </w:rPr>
-        <w:t xml:space="preserve"> nummers):</w:t>
-      </w:r>
-    </w:p>
-    <w:p>
-      <w:pPr>
-        <w:rPr>
-          <w:lang w:val="nl-NL"/>
-        </w:rPr>
-      </w:pPr>
-    </w:p>
-    <w:p>
-      <w:pPr>
-        <w:rPr>
-          <w:lang w:val="nl-NL"/>
-        </w:rPr>
-      </w:pPr>
-      <w:r>
-        <w:rPr>
-          <w:lang w:val="nl-NL"/>
-        </w:rPr>
+    <w:p/>
+    <w:p>
+      <w:r>
+        <w:t>Kleurenpalet (hex nummers):</w:t>
+      </w:r>
+    </w:p>
+    <w:p/>
+    <w:p>
+      <w:r>
         <w:t>Realisatie (schermafbeeldingen en toelichting):</w:t>
       </w:r>
     </w:p>
-    <w:p>
-      <w:pPr>
-        <w:rPr>
-          <w:lang w:val="nl-NL"/>
-        </w:rPr>
-      </w:pPr>
-    </w:p>
-    <w:p>
-      <w:pPr>
-        <w:rPr>
-          <w:lang w:val="nl-NL"/>
-        </w:rPr>
-      </w:pPr>
-      <w:r>
-        <w:rPr>
-          <w:lang w:val="nl-NL"/>
-        </w:rPr>
+    <w:p/>
+    <w:p>
+      <w:r>
         <w:t>Feedback klasgenoot:</w:t>
       </w:r>
     </w:p>
@@ -6955,143 +4560,148 @@
           <w:color w:val="0F4761" w:themeColor="accent1" w:themeShade="BF"/>
           <w:sz w:val="32"/>
           <w:szCs w:val="32"/>
-          <w:lang w:val="nl-NL"/>
         </w:rPr>
       </w:pPr>
       <w:r>
-        <w:rPr>
-          <w:lang w:val="nl-NL"/>
-        </w:rPr>
         <w:br w:type="page"/>
       </w:r>
     </w:p>
     <w:p>
       <w:pPr>
-        <w:pStyle w:val="Heading2"/>
-        <w:rPr>
-          <w:lang w:val="nl-NL"/>
-        </w:rPr>
+        <w:pStyle w:val="Kop2"/>
       </w:pPr>
       <w:bookmarkStart w:id="29" w:name="_Toc231933186"/>
       <w:r>
-        <w:rPr>
-          <w:lang w:val="nl-NL"/>
-        </w:rPr>
         <w:lastRenderedPageBreak/>
         <w:t>Menno van Wijk</w:t>
       </w:r>
       <w:bookmarkEnd w:id="29"/>
     </w:p>
     <w:p>
+      <w:r>
+        <w:t>Asset:</w:t>
+      </w:r>
+      <w:r>
+        <w:t xml:space="preserve"> Barrel</w:t>
+      </w:r>
+    </w:p>
+    <w:p/>
+    <w:p>
+      <w:r>
+        <w:t>Moodboard + toelichting:</w:t>
+      </w:r>
+      <w:r>
+        <w:t xml:space="preserve"> </w:t>
+      </w:r>
+      <w:r>
+        <w:drawing>
+          <wp:inline distT="0" distB="0" distL="0" distR="0" wp14:anchorId="7361F01D" wp14:editId="0F45749F">
+            <wp:extent cx="5387807" cy="2796782"/>
+            <wp:effectExtent l="0" t="0" r="3810" b="3810"/>
+            <wp:docPr id="718434209" name="Afbeelding 1"/>
+            <wp:cNvGraphicFramePr>
+              <a:graphicFrameLocks xmlns:a="http://schemas.openxmlformats.org/drawingml/2006/main" noChangeAspect="1"/>
+            </wp:cNvGraphicFramePr>
+            <a:graphic xmlns:a="http://schemas.openxmlformats.org/drawingml/2006/main">
+              <a:graphicData uri="http://schemas.openxmlformats.org/drawingml/2006/picture">
+                <pic:pic xmlns:pic="http://schemas.openxmlformats.org/drawingml/2006/picture">
+                  <pic:nvPicPr>
+                    <pic:cNvPr id="718434209" name=""/>
+                    <pic:cNvPicPr/>
+                  </pic:nvPicPr>
+                  <pic:blipFill>
+                    <a:blip r:embed="rId11"/>
+                    <a:stretch>
+                      <a:fillRect/>
+                    </a:stretch>
+                  </pic:blipFill>
+                  <pic:spPr>
+                    <a:xfrm>
+                      <a:off x="0" y="0"/>
+                      <a:ext cx="5387807" cy="2796782"/>
+                    </a:xfrm>
+                    <a:prstGeom prst="rect">
+                      <a:avLst/>
+                    </a:prstGeom>
+                  </pic:spPr>
+                </pic:pic>
+              </a:graphicData>
+            </a:graphic>
+          </wp:inline>
+        </w:drawing>
+      </w:r>
+    </w:p>
+    <w:p/>
+    <w:p>
+      <w:r>
+        <w:t>Ik ga een paar verschillende barrels maken, een staande, een liggende en een kapotte.</w:t>
+      </w:r>
+      <w:r>
+        <w:t xml:space="preserve"> Ze gebruiken allemaal dezelfde kleur bruin, maar sommigen hebben zwarte randen en sommigen hebben grijze randen</w:t>
+      </w:r>
+    </w:p>
+    <w:p/>
+    <w:p/>
+    <w:p>
       <w:pPr>
         <w:rPr>
-          <w:lang w:val="nl-NL"/>
+          <w:lang w:val="en-US"/>
         </w:rPr>
       </w:pPr>
       <w:r>
         <w:rPr>
-          <w:lang w:val="nl-NL"/>
+          <w:lang w:val="en-US"/>
         </w:rPr>
-        <w:t>Asset:</w:t>
-      </w:r>
-    </w:p>
-    <w:p>
-      <w:pPr>
+        <w:t>Kleurenpalet (hex nummers):</w:t>
+      </w:r>
+      <w:r>
         <w:rPr>
-          <w:lang w:val="nl-NL"/>
+          <w:lang w:val="en-US"/>
         </w:rPr>
-      </w:pPr>
-    </w:p>
-    <w:p>
-      <w:pPr>
+        <w:t xml:space="preserve"> </w:t>
+      </w:r>
+      <w:r>
         <w:rPr>
-          <w:lang w:val="nl-NL"/>
+          <w:color w:val="F5A623"/>
+          <w:lang w:val="en-US"/>
         </w:rPr>
-      </w:pPr>
+        <w:t xml:space="preserve">F5A623 </w:t>
+      </w:r>
       <w:r>
         <w:rPr>
-          <w:lang w:val="nl-NL"/>
+          <w:color w:val="4A4A4A"/>
+          <w:lang w:val="en-US"/>
         </w:rPr>
-        <w:t>Moodboard + toelichting:</w:t>
-      </w:r>
-    </w:p>
-    <w:p>
-      <w:pPr>
+        <w:t xml:space="preserve">4A4A4A </w:t>
+      </w:r>
+      <w:r>
         <w:rPr>
-          <w:lang w:val="nl-NL"/>
+          <w:lang w:val="en-US"/>
         </w:rPr>
-      </w:pPr>
+        <w:t>000000</w:t>
+      </w:r>
     </w:p>
     <w:p>
       <w:pPr>
         <w:rPr>
-          <w:lang w:val="nl-NL"/>
+          <w:lang w:val="en-US"/>
         </w:rPr>
       </w:pPr>
-      <w:r>
-        <w:rPr>
-          <w:lang w:val="nl-NL"/>
-        </w:rPr>
-        <w:t>Kleurenpalet (</w:t>
-      </w:r>
-      <w:proofErr w:type="spellStart"/>
-      <w:r>
-        <w:rPr>
-          <w:lang w:val="nl-NL"/>
-        </w:rPr>
-        <w:t>hex</w:t>
-      </w:r>
-      <w:proofErr w:type="spellEnd"/>
-      <w:r>
-        <w:rPr>
-          <w:lang w:val="nl-NL"/>
-        </w:rPr>
-        <w:t xml:space="preserve"> nummers):</w:t>
-      </w:r>
-    </w:p>
-    <w:p>
-      <w:pPr>
-        <w:rPr>
-          <w:lang w:val="nl-NL"/>
-        </w:rPr>
-      </w:pPr>
-    </w:p>
-    <w:p>
-      <w:pPr>
-        <w:rPr>
-          <w:lang w:val="nl-NL"/>
-        </w:rPr>
-      </w:pPr>
-      <w:r>
-        <w:rPr>
-          <w:lang w:val="nl-NL"/>
-        </w:rPr>
+    </w:p>
+    <w:p>
+      <w:r>
         <w:t>Realisatie (schermafbeeldingen en toelichting):</w:t>
       </w:r>
     </w:p>
-    <w:p>
-      <w:pPr>
-        <w:rPr>
-          <w:lang w:val="nl-NL"/>
-        </w:rPr>
-      </w:pPr>
-    </w:p>
-    <w:p>
-      <w:pPr>
-        <w:rPr>
-          <w:lang w:val="nl-NL"/>
-        </w:rPr>
-      </w:pPr>
-      <w:r>
-        <w:rPr>
-          <w:lang w:val="nl-NL"/>
-        </w:rPr>
+    <w:p/>
+    <w:p>
+      <w:r>
         <w:t>Feedback klasgenoot:</w:t>
       </w:r>
     </w:p>
     <w:p/>
     <w:sectPr>
-      <w:footerReference w:type="default" r:id="rId11"/>
+      <w:footerReference w:type="default" r:id="rId12"/>
       <w:pgSz w:w="12240" w:h="15840"/>
       <w:pgMar w:top="1440" w:right="1440" w:bottom="1440" w:left="1440" w:header="720" w:footer="720" w:gutter="0"/>
       <w:pgNumType w:start="0"/>
@@ -7138,15 +4748,10 @@
         <w:docPartUnique/>
       </w:docPartObj>
     </w:sdtPr>
-    <w:sdtEndPr>
-      <w:rPr>
-        <w:noProof/>
-      </w:rPr>
-    </w:sdtEndPr>
     <w:sdtContent>
       <w:p>
         <w:pPr>
-          <w:pStyle w:val="Footer"/>
+          <w:pStyle w:val="Voettekst"/>
           <w:jc w:val="right"/>
         </w:pPr>
         <w:r>
@@ -7159,15 +4764,9 @@
           <w:fldChar w:fldCharType="separate"/>
         </w:r>
         <w:r>
-          <w:rPr>
-            <w:noProof/>
-          </w:rPr>
           <w:t>2</w:t>
         </w:r>
         <w:r>
-          <w:rPr>
-            <w:noProof/>
-          </w:rPr>
           <w:fldChar w:fldCharType="end"/>
         </w:r>
       </w:p>
@@ -7175,7 +4774,7 @@
   </w:sdt>
   <w:p>
     <w:pPr>
-      <w:pStyle w:val="Footer"/>
+      <w:pStyle w:val="Voettekst"/>
     </w:pPr>
   </w:p>
 </w:ftr>
@@ -11120,15 +8719,18 @@
     <w:lsdException w:name="Unresolved Mention" w:semiHidden="1" w:unhideWhenUsed="1"/>
     <w:lsdException w:name="Smart Link" w:semiHidden="1" w:unhideWhenUsed="1"/>
   </w:latentStyles>
-  <w:style w:type="paragraph" w:default="1" w:styleId="Normal">
+  <w:style w:type="paragraph" w:default="1" w:styleId="Standaard">
     <w:name w:val="Normal"/>
     <w:qFormat/>
+    <w:rPr>
+      <w:lang w:val="nl-NL"/>
+    </w:rPr>
   </w:style>
-  <w:style w:type="paragraph" w:styleId="Heading1">
+  <w:style w:type="paragraph" w:styleId="Kop1">
     <w:name w:val="heading 1"/>
-    <w:basedOn w:val="Normal"/>
-    <w:next w:val="Normal"/>
-    <w:link w:val="Heading1Char"/>
+    <w:basedOn w:val="Standaard"/>
+    <w:next w:val="Standaard"/>
+    <w:link w:val="Kop1Char"/>
     <w:uiPriority w:val="9"/>
     <w:qFormat/>
     <w:rsid w:val="00DB7FDB"/>
@@ -11145,11 +8747,11 @@
       <w:szCs w:val="40"/>
     </w:rPr>
   </w:style>
-  <w:style w:type="paragraph" w:styleId="Heading2">
+  <w:style w:type="paragraph" w:styleId="Kop2">
     <w:name w:val="heading 2"/>
-    <w:basedOn w:val="Normal"/>
-    <w:next w:val="Normal"/>
-    <w:link w:val="Heading2Char"/>
+    <w:basedOn w:val="Standaard"/>
+    <w:next w:val="Standaard"/>
+    <w:link w:val="Kop2Char"/>
     <w:uiPriority w:val="9"/>
     <w:unhideWhenUsed/>
     <w:qFormat/>
@@ -11167,11 +8769,11 @@
       <w:szCs w:val="32"/>
     </w:rPr>
   </w:style>
-  <w:style w:type="paragraph" w:styleId="Heading3">
+  <w:style w:type="paragraph" w:styleId="Kop3">
     <w:name w:val="heading 3"/>
-    <w:basedOn w:val="Normal"/>
-    <w:next w:val="Normal"/>
-    <w:link w:val="Heading3Char"/>
+    <w:basedOn w:val="Standaard"/>
+    <w:next w:val="Standaard"/>
+    <w:link w:val="Kop3Char"/>
     <w:uiPriority w:val="9"/>
     <w:unhideWhenUsed/>
     <w:qFormat/>
@@ -11189,11 +8791,11 @@
       <w:szCs w:val="28"/>
     </w:rPr>
   </w:style>
-  <w:style w:type="paragraph" w:styleId="Heading4">
+  <w:style w:type="paragraph" w:styleId="Kop4">
     <w:name w:val="heading 4"/>
-    <w:basedOn w:val="Normal"/>
-    <w:next w:val="Normal"/>
-    <w:link w:val="Heading4Char"/>
+    <w:basedOn w:val="Standaard"/>
+    <w:next w:val="Standaard"/>
+    <w:link w:val="Kop4Char"/>
     <w:uiPriority w:val="9"/>
     <w:unhideWhenUsed/>
     <w:qFormat/>
@@ -11211,11 +8813,11 @@
       <w:color w:val="0F4761" w:themeColor="accent1" w:themeShade="BF"/>
     </w:rPr>
   </w:style>
-  <w:style w:type="paragraph" w:styleId="Heading5">
+  <w:style w:type="paragraph" w:styleId="Kop5">
     <w:name w:val="heading 5"/>
-    <w:basedOn w:val="Normal"/>
-    <w:next w:val="Normal"/>
-    <w:link w:val="Heading5Char"/>
+    <w:basedOn w:val="Standaard"/>
+    <w:next w:val="Standaard"/>
+    <w:link w:val="Kop5Char"/>
     <w:uiPriority w:val="9"/>
     <w:semiHidden/>
     <w:unhideWhenUsed/>
@@ -11232,11 +8834,11 @@
       <w:color w:val="0F4761" w:themeColor="accent1" w:themeShade="BF"/>
     </w:rPr>
   </w:style>
-  <w:style w:type="paragraph" w:styleId="Heading6">
+  <w:style w:type="paragraph" w:styleId="Kop6">
     <w:name w:val="heading 6"/>
-    <w:basedOn w:val="Normal"/>
-    <w:next w:val="Normal"/>
-    <w:link w:val="Heading6Char"/>
+    <w:basedOn w:val="Standaard"/>
+    <w:next w:val="Standaard"/>
+    <w:link w:val="Kop6Char"/>
     <w:uiPriority w:val="9"/>
     <w:semiHidden/>
     <w:unhideWhenUsed/>
@@ -11255,11 +8857,11 @@
       <w:color w:val="595959" w:themeColor="text1" w:themeTint="A6"/>
     </w:rPr>
   </w:style>
-  <w:style w:type="paragraph" w:styleId="Heading7">
+  <w:style w:type="paragraph" w:styleId="Kop7">
     <w:name w:val="heading 7"/>
-    <w:basedOn w:val="Normal"/>
-    <w:next w:val="Normal"/>
-    <w:link w:val="Heading7Char"/>
+    <w:basedOn w:val="Standaard"/>
+    <w:next w:val="Standaard"/>
+    <w:link w:val="Kop7Char"/>
     <w:uiPriority w:val="9"/>
     <w:semiHidden/>
     <w:unhideWhenUsed/>
@@ -11276,11 +8878,11 @@
       <w:color w:val="595959" w:themeColor="text1" w:themeTint="A6"/>
     </w:rPr>
   </w:style>
-  <w:style w:type="paragraph" w:styleId="Heading8">
+  <w:style w:type="paragraph" w:styleId="Kop8">
     <w:name w:val="heading 8"/>
-    <w:basedOn w:val="Normal"/>
-    <w:next w:val="Normal"/>
-    <w:link w:val="Heading8Char"/>
+    <w:basedOn w:val="Standaard"/>
+    <w:next w:val="Standaard"/>
+    <w:link w:val="Kop8Char"/>
     <w:uiPriority w:val="9"/>
     <w:semiHidden/>
     <w:unhideWhenUsed/>
@@ -11299,11 +8901,11 @@
       <w:color w:val="272727" w:themeColor="text1" w:themeTint="D8"/>
     </w:rPr>
   </w:style>
-  <w:style w:type="paragraph" w:styleId="Heading9">
+  <w:style w:type="paragraph" w:styleId="Kop9">
     <w:name w:val="heading 9"/>
-    <w:basedOn w:val="Normal"/>
-    <w:next w:val="Normal"/>
-    <w:link w:val="Heading9Char"/>
+    <w:basedOn w:val="Standaard"/>
+    <w:next w:val="Standaard"/>
+    <w:link w:val="Kop9Char"/>
     <w:uiPriority w:val="9"/>
     <w:semiHidden/>
     <w:unhideWhenUsed/>
@@ -11320,12 +8922,13 @@
       <w:color w:val="272727" w:themeColor="text1" w:themeTint="D8"/>
     </w:rPr>
   </w:style>
-  <w:style w:type="character" w:default="1" w:styleId="DefaultParagraphFont">
+  <w:style w:type="character" w:default="1" w:styleId="Standaardalinea-lettertype">
     <w:name w:val="Default Paragraph Font"/>
     <w:uiPriority w:val="1"/>
+    <w:semiHidden/>
     <w:unhideWhenUsed/>
   </w:style>
-  <w:style w:type="table" w:default="1" w:styleId="TableNormal">
+  <w:style w:type="table" w:default="1" w:styleId="Standaardtabel">
     <w:name w:val="Normal Table"/>
     <w:uiPriority w:val="99"/>
     <w:semiHidden/>
@@ -11340,16 +8943,16 @@
       </w:tblCellMar>
     </w:tblPr>
   </w:style>
-  <w:style w:type="numbering" w:default="1" w:styleId="NoList">
+  <w:style w:type="numbering" w:default="1" w:styleId="Geenlijst">
     <w:name w:val="No List"/>
     <w:uiPriority w:val="99"/>
     <w:semiHidden/>
     <w:unhideWhenUsed/>
   </w:style>
-  <w:style w:type="character" w:customStyle="1" w:styleId="Heading1Char">
-    <w:name w:val="Heading 1 Char"/>
-    <w:basedOn w:val="DefaultParagraphFont"/>
-    <w:link w:val="Heading1"/>
+  <w:style w:type="character" w:customStyle="1" w:styleId="Kop1Char">
+    <w:name w:val="Kop 1 Char"/>
+    <w:basedOn w:val="Standaardalinea-lettertype"/>
+    <w:link w:val="Kop1"/>
     <w:uiPriority w:val="9"/>
     <w:rsid w:val="00DB7FDB"/>
     <w:rPr>
@@ -11359,10 +8962,10 @@
       <w:szCs w:val="40"/>
     </w:rPr>
   </w:style>
-  <w:style w:type="character" w:customStyle="1" w:styleId="Heading2Char">
-    <w:name w:val="Heading 2 Char"/>
-    <w:basedOn w:val="DefaultParagraphFont"/>
-    <w:link w:val="Heading2"/>
+  <w:style w:type="character" w:customStyle="1" w:styleId="Kop2Char">
+    <w:name w:val="Kop 2 Char"/>
+    <w:basedOn w:val="Standaardalinea-lettertype"/>
+    <w:link w:val="Kop2"/>
     <w:uiPriority w:val="9"/>
     <w:rsid w:val="00DB7FDB"/>
     <w:rPr>
@@ -11372,10 +8975,10 @@
       <w:szCs w:val="32"/>
     </w:rPr>
   </w:style>
-  <w:style w:type="character" w:customStyle="1" w:styleId="Heading3Char">
-    <w:name w:val="Heading 3 Char"/>
-    <w:basedOn w:val="DefaultParagraphFont"/>
-    <w:link w:val="Heading3"/>
+  <w:style w:type="character" w:customStyle="1" w:styleId="Kop3Char">
+    <w:name w:val="Kop 3 Char"/>
+    <w:basedOn w:val="Standaardalinea-lettertype"/>
+    <w:link w:val="Kop3"/>
     <w:uiPriority w:val="9"/>
     <w:rsid w:val="00DB7FDB"/>
     <w:rPr>
@@ -11385,10 +8988,10 @@
       <w:szCs w:val="28"/>
     </w:rPr>
   </w:style>
-  <w:style w:type="character" w:customStyle="1" w:styleId="Heading4Char">
-    <w:name w:val="Heading 4 Char"/>
-    <w:basedOn w:val="DefaultParagraphFont"/>
-    <w:link w:val="Heading4"/>
+  <w:style w:type="character" w:customStyle="1" w:styleId="Kop4Char">
+    <w:name w:val="Kop 4 Char"/>
+    <w:basedOn w:val="Standaardalinea-lettertype"/>
+    <w:link w:val="Kop4"/>
     <w:uiPriority w:val="9"/>
     <w:rsid w:val="00DB7FDB"/>
     <w:rPr>
@@ -11398,10 +9001,10 @@
       <w:color w:val="0F4761" w:themeColor="accent1" w:themeShade="BF"/>
     </w:rPr>
   </w:style>
-  <w:style w:type="character" w:customStyle="1" w:styleId="Heading5Char">
-    <w:name w:val="Heading 5 Char"/>
-    <w:basedOn w:val="DefaultParagraphFont"/>
-    <w:link w:val="Heading5"/>
+  <w:style w:type="character" w:customStyle="1" w:styleId="Kop5Char">
+    <w:name w:val="Kop 5 Char"/>
+    <w:basedOn w:val="Standaardalinea-lettertype"/>
+    <w:link w:val="Kop5"/>
     <w:uiPriority w:val="9"/>
     <w:semiHidden/>
     <w:rsid w:val="00DB7FDB"/>
@@ -11410,10 +9013,10 @@
       <w:color w:val="0F4761" w:themeColor="accent1" w:themeShade="BF"/>
     </w:rPr>
   </w:style>
-  <w:style w:type="character" w:customStyle="1" w:styleId="Heading6Char">
-    <w:name w:val="Heading 6 Char"/>
-    <w:basedOn w:val="DefaultParagraphFont"/>
-    <w:link w:val="Heading6"/>
+  <w:style w:type="character" w:customStyle="1" w:styleId="Kop6Char">
+    <w:name w:val="Kop 6 Char"/>
+    <w:basedOn w:val="Standaardalinea-lettertype"/>
+    <w:link w:val="Kop6"/>
     <w:uiPriority w:val="9"/>
     <w:semiHidden/>
     <w:rsid w:val="00DB7FDB"/>
@@ -11424,10 +9027,10 @@
       <w:color w:val="595959" w:themeColor="text1" w:themeTint="A6"/>
     </w:rPr>
   </w:style>
-  <w:style w:type="character" w:customStyle="1" w:styleId="Heading7Char">
-    <w:name w:val="Heading 7 Char"/>
-    <w:basedOn w:val="DefaultParagraphFont"/>
-    <w:link w:val="Heading7"/>
+  <w:style w:type="character" w:customStyle="1" w:styleId="Kop7Char">
+    <w:name w:val="Kop 7 Char"/>
+    <w:basedOn w:val="Standaardalinea-lettertype"/>
+    <w:link w:val="Kop7"/>
     <w:uiPriority w:val="9"/>
     <w:semiHidden/>
     <w:rsid w:val="00DB7FDB"/>
@@ -11436,10 +9039,10 @@
       <w:color w:val="595959" w:themeColor="text1" w:themeTint="A6"/>
     </w:rPr>
   </w:style>
-  <w:style w:type="character" w:customStyle="1" w:styleId="Heading8Char">
-    <w:name w:val="Heading 8 Char"/>
-    <w:basedOn w:val="DefaultParagraphFont"/>
-    <w:link w:val="Heading8"/>
+  <w:style w:type="character" w:customStyle="1" w:styleId="Kop8Char">
+    <w:name w:val="Kop 8 Char"/>
+    <w:basedOn w:val="Standaardalinea-lettertype"/>
+    <w:link w:val="Kop8"/>
     <w:uiPriority w:val="9"/>
     <w:semiHidden/>
     <w:rsid w:val="00DB7FDB"/>
@@ -11450,10 +9053,10 @@
       <w:color w:val="272727" w:themeColor="text1" w:themeTint="D8"/>
     </w:rPr>
   </w:style>
-  <w:style w:type="character" w:customStyle="1" w:styleId="Heading9Char">
-    <w:name w:val="Heading 9 Char"/>
-    <w:basedOn w:val="DefaultParagraphFont"/>
-    <w:link w:val="Heading9"/>
+  <w:style w:type="character" w:customStyle="1" w:styleId="Kop9Char">
+    <w:name w:val="Kop 9 Char"/>
+    <w:basedOn w:val="Standaardalinea-lettertype"/>
+    <w:link w:val="Kop9"/>
     <w:uiPriority w:val="9"/>
     <w:semiHidden/>
     <w:rsid w:val="00DB7FDB"/>
@@ -11462,11 +9065,11 @@
       <w:color w:val="272727" w:themeColor="text1" w:themeTint="D8"/>
     </w:rPr>
   </w:style>
-  <w:style w:type="paragraph" w:styleId="Title">
+  <w:style w:type="paragraph" w:styleId="Titel">
     <w:name w:val="Title"/>
-    <w:basedOn w:val="Normal"/>
-    <w:next w:val="Normal"/>
-    <w:link w:val="TitleChar"/>
+    <w:basedOn w:val="Standaard"/>
+    <w:next w:val="Standaard"/>
+    <w:link w:val="TitelChar"/>
     <w:uiPriority w:val="10"/>
     <w:qFormat/>
     <w:rsid w:val="00DB7FDB"/>
@@ -11482,10 +9085,10 @@
       <w:szCs w:val="56"/>
     </w:rPr>
   </w:style>
-  <w:style w:type="character" w:customStyle="1" w:styleId="TitleChar">
-    <w:name w:val="Title Char"/>
-    <w:basedOn w:val="DefaultParagraphFont"/>
-    <w:link w:val="Title"/>
+  <w:style w:type="character" w:customStyle="1" w:styleId="TitelChar">
+    <w:name w:val="Titel Char"/>
+    <w:basedOn w:val="Standaardalinea-lettertype"/>
+    <w:link w:val="Titel"/>
     <w:uiPriority w:val="10"/>
     <w:rsid w:val="00DB7FDB"/>
     <w:rPr>
@@ -11496,11 +9099,11 @@
       <w:szCs w:val="56"/>
     </w:rPr>
   </w:style>
-  <w:style w:type="paragraph" w:styleId="Subtitle">
+  <w:style w:type="paragraph" w:styleId="Ondertitel">
     <w:name w:val="Subtitle"/>
-    <w:basedOn w:val="Normal"/>
-    <w:next w:val="Normal"/>
-    <w:link w:val="SubtitleChar"/>
+    <w:basedOn w:val="Standaard"/>
+    <w:next w:val="Standaard"/>
+    <w:link w:val="OndertitelChar"/>
     <w:uiPriority w:val="11"/>
     <w:qFormat/>
     <w:rsid w:val="00DB7FDB"/>
@@ -11517,10 +9120,10 @@
       <w:szCs w:val="28"/>
     </w:rPr>
   </w:style>
-  <w:style w:type="character" w:customStyle="1" w:styleId="SubtitleChar">
-    <w:name w:val="Subtitle Char"/>
-    <w:basedOn w:val="DefaultParagraphFont"/>
-    <w:link w:val="Subtitle"/>
+  <w:style w:type="character" w:customStyle="1" w:styleId="OndertitelChar">
+    <w:name w:val="Ondertitel Char"/>
+    <w:basedOn w:val="Standaardalinea-lettertype"/>
+    <w:link w:val="Ondertitel"/>
     <w:uiPriority w:val="11"/>
     <w:rsid w:val="00DB7FDB"/>
     <w:rPr>
@@ -11531,11 +9134,11 @@
       <w:szCs w:val="28"/>
     </w:rPr>
   </w:style>
-  <w:style w:type="paragraph" w:styleId="Quote">
+  <w:style w:type="paragraph" w:styleId="Citaat">
     <w:name w:val="Quote"/>
-    <w:basedOn w:val="Normal"/>
-    <w:next w:val="Normal"/>
-    <w:link w:val="QuoteChar"/>
+    <w:basedOn w:val="Standaard"/>
+    <w:next w:val="Standaard"/>
+    <w:link w:val="CitaatChar"/>
     <w:uiPriority w:val="29"/>
     <w:qFormat/>
     <w:rsid w:val="00DB7FDB"/>
@@ -11549,10 +9152,10 @@
       <w:color w:val="404040" w:themeColor="text1" w:themeTint="BF"/>
     </w:rPr>
   </w:style>
-  <w:style w:type="character" w:customStyle="1" w:styleId="QuoteChar">
-    <w:name w:val="Quote Char"/>
-    <w:basedOn w:val="DefaultParagraphFont"/>
-    <w:link w:val="Quote"/>
+  <w:style w:type="character" w:customStyle="1" w:styleId="CitaatChar">
+    <w:name w:val="Citaat Char"/>
+    <w:basedOn w:val="Standaardalinea-lettertype"/>
+    <w:link w:val="Citaat"/>
     <w:uiPriority w:val="29"/>
     <w:rsid w:val="00DB7FDB"/>
     <w:rPr>
@@ -11561,9 +9164,9 @@
       <w:color w:val="404040" w:themeColor="text1" w:themeTint="BF"/>
     </w:rPr>
   </w:style>
-  <w:style w:type="paragraph" w:styleId="ListParagraph">
+  <w:style w:type="paragraph" w:styleId="Lijstalinea">
     <w:name w:val="List Paragraph"/>
-    <w:basedOn w:val="Normal"/>
+    <w:basedOn w:val="Standaard"/>
     <w:uiPriority w:val="34"/>
     <w:qFormat/>
     <w:rsid w:val="00DB7FDB"/>
@@ -11572,9 +9175,9 @@
       <w:contextualSpacing/>
     </w:pPr>
   </w:style>
-  <w:style w:type="character" w:styleId="IntenseEmphasis">
+  <w:style w:type="character" w:styleId="Intensievebenadrukking">
     <w:name w:val="Intense Emphasis"/>
-    <w:basedOn w:val="DefaultParagraphFont"/>
+    <w:basedOn w:val="Standaardalinea-lettertype"/>
     <w:uiPriority w:val="21"/>
     <w:qFormat/>
     <w:rsid w:val="00DB7FDB"/>
@@ -11584,11 +9187,11 @@
       <w:color w:val="0F4761" w:themeColor="accent1" w:themeShade="BF"/>
     </w:rPr>
   </w:style>
-  <w:style w:type="paragraph" w:styleId="IntenseQuote">
+  <w:style w:type="paragraph" w:styleId="Duidelijkcitaat">
     <w:name w:val="Intense Quote"/>
-    <w:basedOn w:val="Normal"/>
-    <w:next w:val="Normal"/>
-    <w:link w:val="IntenseQuoteChar"/>
+    <w:basedOn w:val="Standaard"/>
+    <w:next w:val="Standaard"/>
+    <w:link w:val="DuidelijkcitaatChar"/>
     <w:uiPriority w:val="30"/>
     <w:qFormat/>
     <w:rsid w:val="00DB7FDB"/>
@@ -11607,10 +9210,10 @@
       <w:color w:val="0F4761" w:themeColor="accent1" w:themeShade="BF"/>
     </w:rPr>
   </w:style>
-  <w:style w:type="character" w:customStyle="1" w:styleId="IntenseQuoteChar">
-    <w:name w:val="Intense Quote Char"/>
-    <w:basedOn w:val="DefaultParagraphFont"/>
-    <w:link w:val="IntenseQuote"/>
+  <w:style w:type="character" w:customStyle="1" w:styleId="DuidelijkcitaatChar">
+    <w:name w:val="Duidelijk citaat Char"/>
+    <w:basedOn w:val="Standaardalinea-lettertype"/>
+    <w:link w:val="Duidelijkcitaat"/>
     <w:uiPriority w:val="30"/>
     <w:rsid w:val="00DB7FDB"/>
     <w:rPr>
@@ -11619,9 +9222,9 @@
       <w:color w:val="0F4761" w:themeColor="accent1" w:themeShade="BF"/>
     </w:rPr>
   </w:style>
-  <w:style w:type="character" w:styleId="IntenseReference">
+  <w:style w:type="character" w:styleId="Intensieveverwijzing">
     <w:name w:val="Intense Reference"/>
-    <w:basedOn w:val="DefaultParagraphFont"/>
+    <w:basedOn w:val="Standaardalinea-lettertype"/>
     <w:uiPriority w:val="32"/>
     <w:qFormat/>
     <w:rsid w:val="00DB7FDB"/>
@@ -11633,9 +9236,9 @@
       <w:spacing w:val="5"/>
     </w:rPr>
   </w:style>
-  <w:style w:type="table" w:styleId="TableGrid">
+  <w:style w:type="table" w:styleId="Tabelraster">
     <w:name w:val="Table Grid"/>
-    <w:basedOn w:val="TableNormal"/>
+    <w:basedOn w:val="Standaardtabel"/>
     <w:uiPriority w:val="39"/>
     <w:rsid w:val="00DB7FDB"/>
     <w:pPr>
@@ -11652,10 +9255,10 @@
       </w:tblBorders>
     </w:tblPr>
   </w:style>
-  <w:style w:type="paragraph" w:styleId="Header">
+  <w:style w:type="paragraph" w:styleId="Koptekst">
     <w:name w:val="header"/>
-    <w:basedOn w:val="Normal"/>
-    <w:link w:val="HeaderChar"/>
+    <w:basedOn w:val="Standaard"/>
+    <w:link w:val="KoptekstChar"/>
     <w:uiPriority w:val="99"/>
     <w:unhideWhenUsed/>
     <w:rsid w:val="003F6087"/>
@@ -11667,17 +9270,17 @@
       <w:spacing w:after="0" w:line="240" w:lineRule="auto"/>
     </w:pPr>
   </w:style>
-  <w:style w:type="character" w:customStyle="1" w:styleId="HeaderChar">
-    <w:name w:val="Header Char"/>
-    <w:basedOn w:val="DefaultParagraphFont"/>
-    <w:link w:val="Header"/>
+  <w:style w:type="character" w:customStyle="1" w:styleId="KoptekstChar">
+    <w:name w:val="Koptekst Char"/>
+    <w:basedOn w:val="Standaardalinea-lettertype"/>
+    <w:link w:val="Koptekst"/>
     <w:uiPriority w:val="99"/>
     <w:rsid w:val="003F6087"/>
   </w:style>
-  <w:style w:type="paragraph" w:styleId="Footer">
+  <w:style w:type="paragraph" w:styleId="Voettekst">
     <w:name w:val="footer"/>
-    <w:basedOn w:val="Normal"/>
-    <w:link w:val="FooterChar"/>
+    <w:basedOn w:val="Standaard"/>
+    <w:link w:val="VoettekstChar"/>
     <w:uiPriority w:val="99"/>
     <w:unhideWhenUsed/>
     <w:rsid w:val="003F6087"/>
@@ -11689,16 +9292,16 @@
       <w:spacing w:after="0" w:line="240" w:lineRule="auto"/>
     </w:pPr>
   </w:style>
-  <w:style w:type="character" w:customStyle="1" w:styleId="FooterChar">
-    <w:name w:val="Footer Char"/>
-    <w:basedOn w:val="DefaultParagraphFont"/>
-    <w:link w:val="Footer"/>
+  <w:style w:type="character" w:customStyle="1" w:styleId="VoettekstChar">
+    <w:name w:val="Voettekst Char"/>
+    <w:basedOn w:val="Standaardalinea-lettertype"/>
+    <w:link w:val="Voettekst"/>
     <w:uiPriority w:val="99"/>
     <w:rsid w:val="003F6087"/>
   </w:style>
-  <w:style w:type="paragraph" w:styleId="NoSpacing">
+  <w:style w:type="paragraph" w:styleId="Geenafstand">
     <w:name w:val="No Spacing"/>
-    <w:link w:val="NoSpacingChar"/>
+    <w:link w:val="GeenafstandChar"/>
     <w:uiPriority w:val="1"/>
     <w:qFormat/>
     <w:rsid w:val="003F6087"/>
@@ -11713,10 +9316,10 @@
       <w14:ligatures w14:val="none"/>
     </w:rPr>
   </w:style>
-  <w:style w:type="character" w:customStyle="1" w:styleId="NoSpacingChar">
-    <w:name w:val="No Spacing Char"/>
-    <w:basedOn w:val="DefaultParagraphFont"/>
-    <w:link w:val="NoSpacing"/>
+  <w:style w:type="character" w:customStyle="1" w:styleId="GeenafstandChar">
+    <w:name w:val="Geen afstand Char"/>
+    <w:basedOn w:val="Standaardalinea-lettertype"/>
+    <w:link w:val="Geenafstand"/>
     <w:uiPriority w:val="1"/>
     <w:rsid w:val="003F6087"/>
     <w:rPr>
@@ -11727,10 +9330,10 @@
       <w14:ligatures w14:val="none"/>
     </w:rPr>
   </w:style>
-  <w:style w:type="paragraph" w:styleId="TOCHeading">
+  <w:style w:type="paragraph" w:styleId="Kopvaninhoudsopgave">
     <w:name w:val="TOC Heading"/>
-    <w:basedOn w:val="Heading1"/>
-    <w:next w:val="Normal"/>
+    <w:basedOn w:val="Kop1"/>
+    <w:next w:val="Standaard"/>
     <w:uiPriority w:val="39"/>
     <w:unhideWhenUsed/>
     <w:qFormat/>
@@ -11746,10 +9349,10 @@
       <w14:ligatures w14:val="none"/>
     </w:rPr>
   </w:style>
-  <w:style w:type="paragraph" w:styleId="TOC1">
+  <w:style w:type="paragraph" w:styleId="Inhopg1">
     <w:name w:val="toc 1"/>
-    <w:basedOn w:val="Normal"/>
-    <w:next w:val="Normal"/>
+    <w:basedOn w:val="Standaard"/>
+    <w:next w:val="Standaard"/>
     <w:autoRedefine/>
     <w:uiPriority w:val="39"/>
     <w:unhideWhenUsed/>
@@ -11758,10 +9361,10 @@
       <w:spacing w:after="100"/>
     </w:pPr>
   </w:style>
-  <w:style w:type="paragraph" w:styleId="TOC2">
+  <w:style w:type="paragraph" w:styleId="Inhopg2">
     <w:name w:val="toc 2"/>
-    <w:basedOn w:val="Normal"/>
-    <w:next w:val="Normal"/>
+    <w:basedOn w:val="Standaard"/>
+    <w:next w:val="Standaard"/>
     <w:autoRedefine/>
     <w:uiPriority w:val="39"/>
     <w:unhideWhenUsed/>
@@ -11771,10 +9374,10 @@
       <w:ind w:left="240"/>
     </w:pPr>
   </w:style>
-  <w:style w:type="paragraph" w:styleId="TOC3">
+  <w:style w:type="paragraph" w:styleId="Inhopg3">
     <w:name w:val="toc 3"/>
-    <w:basedOn w:val="Normal"/>
-    <w:next w:val="Normal"/>
+    <w:basedOn w:val="Standaard"/>
+    <w:next w:val="Standaard"/>
     <w:autoRedefine/>
     <w:uiPriority w:val="39"/>
     <w:unhideWhenUsed/>
@@ -11786,7 +9389,7 @@
   </w:style>
   <w:style w:type="character" w:styleId="Hyperlink">
     <w:name w:val="Hyperlink"/>
-    <w:basedOn w:val="DefaultParagraphFont"/>
+    <w:basedOn w:val="Standaardalinea-lettertype"/>
     <w:uiPriority w:val="99"/>
     <w:unhideWhenUsed/>
     <w:rsid w:val="003F6087"/>
@@ -12094,16 +9697,7 @@
 </file>
 
 <file path=customXml/item1.xml><?xml version="1.0" encoding="utf-8"?>
-<p:properties xmlns:p="http://schemas.microsoft.com/office/2006/metadata/properties" xmlns:xsi="http://www.w3.org/2001/XMLSchema-instance" xmlns:pc="http://schemas.microsoft.com/office/infopath/2007/PartnerControls">
-  <documentManagement>
-    <TaxCatchAll xmlns="8902adb9-d5ab-4519-807d-4f8787b35b14" xsi:nil="true"/>
-    <lcf76f155ced4ddcb4097134ff3c332f xmlns="3bb2d62f-9cf3-41e4-8e26-dc347878987c">
-      <Terms xmlns="http://schemas.microsoft.com/office/infopath/2007/PartnerControls"/>
-    </lcf76f155ced4ddcb4097134ff3c332f>
-    <opmerking xmlns="3bb2d62f-9cf3-41e4-8e26-dc347878987c" xsi:nil="true"/>
-    <Date xmlns="3bb2d62f-9cf3-41e4-8e26-dc347878987c" xsi:nil="true"/>
-  </documentManagement>
-</p:properties>
+<b:Sources xmlns:b="http://schemas.openxmlformats.org/officeDocument/2006/bibliography" xmlns="http://schemas.openxmlformats.org/officeDocument/2006/bibliography" SelectedStyle="\APASixthEditionOfficeOnline.xsl" StyleName="APA" Version="6"/>
 </file>
 
 <file path=customXml/item2.xml><?xml version="1.0" encoding="utf-8"?>
@@ -12382,7 +9976,16 @@
 </file>
 
 <file path=customXml/item3.xml><?xml version="1.0" encoding="utf-8"?>
-<b:Sources xmlns:b="http://schemas.openxmlformats.org/officeDocument/2006/bibliography" xmlns="http://schemas.openxmlformats.org/officeDocument/2006/bibliography" SelectedStyle="\APASixthEditionOfficeOnline.xsl" StyleName="APA" Version="6"/>
+<p:properties xmlns:p="http://schemas.microsoft.com/office/2006/metadata/properties" xmlns:xsi="http://www.w3.org/2001/XMLSchema-instance" xmlns:pc="http://schemas.microsoft.com/office/infopath/2007/PartnerControls">
+  <documentManagement>
+    <TaxCatchAll xmlns="8902adb9-d5ab-4519-807d-4f8787b35b14" xsi:nil="true"/>
+    <lcf76f155ced4ddcb4097134ff3c332f xmlns="3bb2d62f-9cf3-41e4-8e26-dc347878987c">
+      <Terms xmlns="http://schemas.microsoft.com/office/infopath/2007/PartnerControls"/>
+    </lcf76f155ced4ddcb4097134ff3c332f>
+    <opmerking xmlns="3bb2d62f-9cf3-41e4-8e26-dc347878987c" xsi:nil="true"/>
+    <Date xmlns="3bb2d62f-9cf3-41e4-8e26-dc347878987c" xsi:nil="true"/>
+  </documentManagement>
+</p:properties>
 </file>
 
 <file path=customXml/item4.xml><?xml version="1.0" encoding="utf-8"?>
@@ -12395,12 +9998,9 @@
 </file>
 
 <file path=customXml/itemProps1.xml><?xml version="1.0" encoding="utf-8"?>
-<ds:datastoreItem xmlns:ds="http://schemas.openxmlformats.org/officeDocument/2006/customXml" ds:itemID="{811D0D50-5177-409B-95A0-602D3D2FD0EE}">
+<ds:datastoreItem xmlns:ds="http://schemas.openxmlformats.org/officeDocument/2006/customXml" ds:itemID="{2D17A913-F597-48A7-9E0A-898CD165CDA8}">
   <ds:schemaRefs>
-    <ds:schemaRef ds:uri="http://schemas.microsoft.com/office/2006/metadata/properties"/>
-    <ds:schemaRef ds:uri="http://schemas.microsoft.com/office/infopath/2007/PartnerControls"/>
-    <ds:schemaRef ds:uri="8902adb9-d5ab-4519-807d-4f8787b35b14"/>
-    <ds:schemaRef ds:uri="3bb2d62f-9cf3-41e4-8e26-dc347878987c"/>
+    <ds:schemaRef ds:uri="http://schemas.openxmlformats.org/officeDocument/2006/bibliography"/>
   </ds:schemaRefs>
 </ds:datastoreItem>
 </file>
@@ -12425,9 +10025,12 @@
 </file>
 
 <file path=customXml/itemProps3.xml><?xml version="1.0" encoding="utf-8"?>
-<ds:datastoreItem xmlns:ds="http://schemas.openxmlformats.org/officeDocument/2006/customXml" ds:itemID="{2D17A913-F597-48A7-9E0A-898CD165CDA8}">
+<ds:datastoreItem xmlns:ds="http://schemas.openxmlformats.org/officeDocument/2006/customXml" ds:itemID="{811D0D50-5177-409B-95A0-602D3D2FD0EE}">
   <ds:schemaRefs>
-    <ds:schemaRef ds:uri="http://schemas.openxmlformats.org/officeDocument/2006/bibliography"/>
+    <ds:schemaRef ds:uri="http://schemas.microsoft.com/office/2006/metadata/properties"/>
+    <ds:schemaRef ds:uri="http://schemas.microsoft.com/office/infopath/2007/PartnerControls"/>
+    <ds:schemaRef ds:uri="8902adb9-d5ab-4519-807d-4f8787b35b14"/>
+    <ds:schemaRef ds:uri="3bb2d62f-9cf3-41e4-8e26-dc347878987c"/>
   </ds:schemaRefs>
 </ds:datastoreItem>
 </file>

--- a/Style Guide -Multiplayer Tank Game 25-26.docx
+++ b/Style Guide -Multiplayer Tank Game 25-26.docx
@@ -140,7 +140,7 @@
                                   <w:sdtContent>
                                     <w:p>
                                       <w:pPr>
-                                        <w:pStyle w:val="Geenafstand"/>
+                                        <w:pStyle w:val="NoSpacing"/>
                                         <w:spacing w:before="120"/>
                                         <w:jc w:val="center"/>
                                         <w:rPr>
@@ -158,7 +158,7 @@
                                 </w:sdt>
                                 <w:p>
                                   <w:pPr>
-                                    <w:pStyle w:val="Geenafstand"/>
+                                    <w:pStyle w:val="NoSpacing"/>
                                     <w:spacing w:before="120"/>
                                     <w:jc w:val="center"/>
                                     <w:rPr>
@@ -278,7 +278,7 @@
                                   <w:sdtContent>
                                     <w:p>
                                       <w:pPr>
-                                        <w:pStyle w:val="Geenafstand"/>
+                                        <w:pStyle w:val="NoSpacing"/>
                                         <w:jc w:val="center"/>
                                         <w:rPr>
                                           <w:rFonts w:asciiTheme="majorHAnsi" w:eastAsiaTheme="majorEastAsia" w:hAnsiTheme="majorHAnsi" w:cstheme="majorBidi"/>
@@ -512,7 +512,7 @@
           <w:sdtContent>
             <w:p>
               <w:pPr>
-                <w:pStyle w:val="Kopvaninhoudsopgave"/>
+                <w:pStyle w:val="TOCHeading"/>
               </w:pPr>
               <w:r>
                 <w:t>Contents</w:t>
@@ -520,7 +520,7 @@
             </w:p>
             <w:p>
               <w:pPr>
-                <w:pStyle w:val="Inhopg2"/>
+                <w:pStyle w:val="TOC2"/>
                 <w:tabs>
                   <w:tab w:val="right" w:leader="dot" w:pos="9350"/>
                 </w:tabs>
@@ -599,7 +599,7 @@
             </w:p>
             <w:p>
               <w:pPr>
-                <w:pStyle w:val="Inhopg1"/>
+                <w:pStyle w:val="TOC1"/>
                 <w:tabs>
                   <w:tab w:val="right" w:leader="dot" w:pos="9350"/>
                 </w:tabs>
@@ -668,7 +668,7 @@
             </w:p>
             <w:p>
               <w:pPr>
-                <w:pStyle w:val="Inhopg2"/>
+                <w:pStyle w:val="TOC2"/>
                 <w:tabs>
                   <w:tab w:val="right" w:leader="dot" w:pos="9350"/>
                 </w:tabs>
@@ -737,7 +737,7 @@
             </w:p>
             <w:p>
               <w:pPr>
-                <w:pStyle w:val="Inhopg3"/>
+                <w:pStyle w:val="TOC3"/>
                 <w:tabs>
                   <w:tab w:val="right" w:leader="dot" w:pos="9350"/>
                 </w:tabs>
@@ -806,7 +806,7 @@
             </w:p>
             <w:p>
               <w:pPr>
-                <w:pStyle w:val="Inhopg2"/>
+                <w:pStyle w:val="TOC2"/>
                 <w:tabs>
                   <w:tab w:val="right" w:leader="dot" w:pos="9350"/>
                 </w:tabs>
@@ -876,7 +876,7 @@
             </w:p>
             <w:p>
               <w:pPr>
-                <w:pStyle w:val="Inhopg3"/>
+                <w:pStyle w:val="TOC3"/>
                 <w:tabs>
                   <w:tab w:val="right" w:leader="dot" w:pos="9350"/>
                 </w:tabs>
@@ -946,7 +946,7 @@
             </w:p>
             <w:p>
               <w:pPr>
-                <w:pStyle w:val="Inhopg2"/>
+                <w:pStyle w:val="TOC2"/>
                 <w:tabs>
                   <w:tab w:val="right" w:leader="dot" w:pos="9350"/>
                 </w:tabs>
@@ -1015,7 +1015,7 @@
             </w:p>
             <w:p>
               <w:pPr>
-                <w:pStyle w:val="Inhopg3"/>
+                <w:pStyle w:val="TOC3"/>
                 <w:tabs>
                   <w:tab w:val="right" w:leader="dot" w:pos="9350"/>
                 </w:tabs>
@@ -1084,7 +1084,7 @@
             </w:p>
             <w:p>
               <w:pPr>
-                <w:pStyle w:val="Inhopg3"/>
+                <w:pStyle w:val="TOC3"/>
                 <w:tabs>
                   <w:tab w:val="right" w:leader="dot" w:pos="9350"/>
                 </w:tabs>
@@ -1153,7 +1153,7 @@
             </w:p>
             <w:p>
               <w:pPr>
-                <w:pStyle w:val="Inhopg3"/>
+                <w:pStyle w:val="TOC3"/>
                 <w:tabs>
                   <w:tab w:val="right" w:leader="dot" w:pos="9350"/>
                 </w:tabs>
@@ -1222,7 +1222,7 @@
             </w:p>
             <w:p>
               <w:pPr>
-                <w:pStyle w:val="Inhopg3"/>
+                <w:pStyle w:val="TOC3"/>
                 <w:tabs>
                   <w:tab w:val="right" w:leader="dot" w:pos="9350"/>
                 </w:tabs>
@@ -1291,7 +1291,7 @@
             </w:p>
             <w:p>
               <w:pPr>
-                <w:pStyle w:val="Inhopg3"/>
+                <w:pStyle w:val="TOC3"/>
                 <w:tabs>
                   <w:tab w:val="right" w:leader="dot" w:pos="9350"/>
                 </w:tabs>
@@ -1360,7 +1360,7 @@
             </w:p>
             <w:p>
               <w:pPr>
-                <w:pStyle w:val="Inhopg2"/>
+                <w:pStyle w:val="TOC2"/>
                 <w:tabs>
                   <w:tab w:val="right" w:leader="dot" w:pos="9350"/>
                 </w:tabs>
@@ -1429,7 +1429,7 @@
             </w:p>
             <w:p>
               <w:pPr>
-                <w:pStyle w:val="Inhopg3"/>
+                <w:pStyle w:val="TOC3"/>
                 <w:tabs>
                   <w:tab w:val="right" w:leader="dot" w:pos="9350"/>
                 </w:tabs>
@@ -1498,7 +1498,7 @@
             </w:p>
             <w:p>
               <w:pPr>
-                <w:pStyle w:val="Inhopg3"/>
+                <w:pStyle w:val="TOC3"/>
                 <w:tabs>
                   <w:tab w:val="right" w:leader="dot" w:pos="9350"/>
                 </w:tabs>
@@ -1567,7 +1567,7 @@
             </w:p>
             <w:p>
               <w:pPr>
-                <w:pStyle w:val="Inhopg3"/>
+                <w:pStyle w:val="TOC3"/>
                 <w:tabs>
                   <w:tab w:val="right" w:leader="dot" w:pos="9350"/>
                 </w:tabs>
@@ -1636,7 +1636,7 @@
             </w:p>
             <w:p>
               <w:pPr>
-                <w:pStyle w:val="Inhopg2"/>
+                <w:pStyle w:val="TOC2"/>
                 <w:tabs>
                   <w:tab w:val="right" w:leader="dot" w:pos="9350"/>
                 </w:tabs>
@@ -1705,7 +1705,7 @@
             </w:p>
             <w:p>
               <w:pPr>
-                <w:pStyle w:val="Inhopg2"/>
+                <w:pStyle w:val="TOC2"/>
                 <w:tabs>
                   <w:tab w:val="right" w:leader="dot" w:pos="9350"/>
                 </w:tabs>
@@ -1774,7 +1774,7 @@
             </w:p>
             <w:p>
               <w:pPr>
-                <w:pStyle w:val="Inhopg2"/>
+                <w:pStyle w:val="TOC2"/>
                 <w:tabs>
                   <w:tab w:val="right" w:leader="dot" w:pos="9350"/>
                 </w:tabs>
@@ -1843,7 +1843,7 @@
             </w:p>
             <w:p>
               <w:pPr>
-                <w:pStyle w:val="Inhopg2"/>
+                <w:pStyle w:val="TOC2"/>
                 <w:tabs>
                   <w:tab w:val="right" w:leader="dot" w:pos="9350"/>
                 </w:tabs>
@@ -1912,7 +1912,7 @@
             </w:p>
             <w:p>
               <w:pPr>
-                <w:pStyle w:val="Inhopg2"/>
+                <w:pStyle w:val="TOC2"/>
                 <w:tabs>
                   <w:tab w:val="right" w:leader="dot" w:pos="9350"/>
                 </w:tabs>
@@ -1981,7 +1981,7 @@
             </w:p>
             <w:p>
               <w:pPr>
-                <w:pStyle w:val="Inhopg2"/>
+                <w:pStyle w:val="TOC2"/>
                 <w:tabs>
                   <w:tab w:val="right" w:leader="dot" w:pos="9350"/>
                 </w:tabs>
@@ -2050,7 +2050,7 @@
             </w:p>
             <w:p>
               <w:pPr>
-                <w:pStyle w:val="Inhopg2"/>
+                <w:pStyle w:val="TOC2"/>
                 <w:tabs>
                   <w:tab w:val="right" w:leader="dot" w:pos="9350"/>
                 </w:tabs>
@@ -2119,7 +2119,7 @@
             </w:p>
             <w:p>
               <w:pPr>
-                <w:pStyle w:val="Inhopg2"/>
+                <w:pStyle w:val="TOC2"/>
                 <w:tabs>
                   <w:tab w:val="right" w:leader="dot" w:pos="9350"/>
                 </w:tabs>
@@ -2188,7 +2188,7 @@
             </w:p>
             <w:p>
               <w:pPr>
-                <w:pStyle w:val="Inhopg2"/>
+                <w:pStyle w:val="TOC2"/>
                 <w:tabs>
                   <w:tab w:val="right" w:leader="dot" w:pos="9350"/>
                 </w:tabs>
@@ -2257,7 +2257,7 @@
             </w:p>
             <w:p>
               <w:pPr>
-                <w:pStyle w:val="Inhopg2"/>
+                <w:pStyle w:val="TOC2"/>
                 <w:tabs>
                   <w:tab w:val="right" w:leader="dot" w:pos="9350"/>
                 </w:tabs>
@@ -2326,7 +2326,7 @@
             </w:p>
             <w:p>
               <w:pPr>
-                <w:pStyle w:val="Inhopg2"/>
+                <w:pStyle w:val="TOC2"/>
                 <w:tabs>
                   <w:tab w:val="right" w:leader="dot" w:pos="9350"/>
                 </w:tabs>
@@ -2395,7 +2395,7 @@
             </w:p>
             <w:p>
               <w:pPr>
-                <w:pStyle w:val="Inhopg2"/>
+                <w:pStyle w:val="TOC2"/>
                 <w:tabs>
                   <w:tab w:val="right" w:leader="dot" w:pos="9350"/>
                 </w:tabs>
@@ -2464,7 +2464,7 @@
             </w:p>
             <w:p>
               <w:pPr>
-                <w:pStyle w:val="Inhopg2"/>
+                <w:pStyle w:val="TOC2"/>
                 <w:tabs>
                   <w:tab w:val="right" w:leader="dot" w:pos="9350"/>
                 </w:tabs>
@@ -2533,7 +2533,7 @@
             </w:p>
             <w:p>
               <w:pPr>
-                <w:pStyle w:val="Inhopg2"/>
+                <w:pStyle w:val="TOC2"/>
                 <w:tabs>
                   <w:tab w:val="right" w:leader="dot" w:pos="9350"/>
                 </w:tabs>
@@ -2602,7 +2602,7 @@
             </w:p>
             <w:p>
               <w:pPr>
-                <w:pStyle w:val="Inhopg2"/>
+                <w:pStyle w:val="TOC2"/>
                 <w:tabs>
                   <w:tab w:val="right" w:leader="dot" w:pos="9350"/>
                 </w:tabs>
@@ -2671,7 +2671,7 @@
             </w:p>
             <w:p>
               <w:pPr>
-                <w:pStyle w:val="Inhopg2"/>
+                <w:pStyle w:val="TOC2"/>
                 <w:tabs>
                   <w:tab w:val="right" w:leader="dot" w:pos="9350"/>
                 </w:tabs>
@@ -2740,7 +2740,7 @@
             </w:p>
             <w:p>
               <w:pPr>
-                <w:pStyle w:val="Inhopg2"/>
+                <w:pStyle w:val="TOC2"/>
                 <w:tabs>
                   <w:tab w:val="right" w:leader="dot" w:pos="9345"/>
                 </w:tabs>
@@ -2776,7 +2776,7 @@
     </w:p>
     <w:p>
       <w:pPr>
-        <w:pStyle w:val="Kop2"/>
+        <w:pStyle w:val="Heading2"/>
       </w:pPr>
       <w:bookmarkStart w:id="0" w:name="_Toc231933155"/>
       <w:r>
@@ -2794,7 +2794,7 @@
     </w:p>
     <w:p>
       <w:pPr>
-        <w:pStyle w:val="Lijstalinea"/>
+        <w:pStyle w:val="ListParagraph"/>
         <w:numPr>
           <w:ilvl w:val="0"/>
           <w:numId w:val="25"/>
@@ -2812,7 +2812,7 @@
     </w:p>
     <w:p>
       <w:pPr>
-        <w:pStyle w:val="Lijstalinea"/>
+        <w:pStyle w:val="ListParagraph"/>
         <w:numPr>
           <w:ilvl w:val="0"/>
           <w:numId w:val="25"/>
@@ -2830,7 +2830,7 @@
     </w:p>
     <w:p>
       <w:pPr>
-        <w:pStyle w:val="Lijstalinea"/>
+        <w:pStyle w:val="ListParagraph"/>
         <w:numPr>
           <w:ilvl w:val="0"/>
           <w:numId w:val="25"/>
@@ -2848,7 +2848,7 @@
     </w:p>
     <w:p>
       <w:pPr>
-        <w:pStyle w:val="Lijstalinea"/>
+        <w:pStyle w:val="ListParagraph"/>
         <w:numPr>
           <w:ilvl w:val="0"/>
           <w:numId w:val="25"/>
@@ -3085,7 +3085,7 @@
     </w:p>
     <w:p>
       <w:pPr>
-        <w:pStyle w:val="Kop1"/>
+        <w:pStyle w:val="Heading1"/>
       </w:pPr>
       <w:bookmarkStart w:id="1" w:name="_Toc231933156"/>
       <w:r>
@@ -3096,7 +3096,7 @@
     </w:p>
     <w:p>
       <w:pPr>
-        <w:pStyle w:val="Kop2"/>
+        <w:pStyle w:val="Heading2"/>
       </w:pPr>
       <w:bookmarkStart w:id="2" w:name="_Toc231933157"/>
       <w:r>
@@ -3106,7 +3106,7 @@
     </w:p>
     <w:p>
       <w:pPr>
-        <w:pStyle w:val="Kop3"/>
+        <w:pStyle w:val="Heading3"/>
       </w:pPr>
       <w:bookmarkStart w:id="3" w:name="_Toc231933158"/>
       <w:r>
@@ -3116,7 +3116,7 @@
     </w:p>
     <w:p>
       <w:pPr>
-        <w:pStyle w:val="Lijstalinea"/>
+        <w:pStyle w:val="ListParagraph"/>
         <w:numPr>
           <w:ilvl w:val="0"/>
           <w:numId w:val="14"/>
@@ -3152,7 +3152,7 @@
     </w:p>
     <w:p>
       <w:pPr>
-        <w:pStyle w:val="Lijstalinea"/>
+        <w:pStyle w:val="ListParagraph"/>
         <w:numPr>
           <w:ilvl w:val="0"/>
           <w:numId w:val="14"/>
@@ -3216,7 +3216,7 @@
     </w:p>
     <w:p>
       <w:pPr>
-        <w:pStyle w:val="Lijstalinea"/>
+        <w:pStyle w:val="ListParagraph"/>
         <w:numPr>
           <w:ilvl w:val="0"/>
           <w:numId w:val="14"/>
@@ -3270,7 +3270,7 @@
     </w:p>
     <w:p>
       <w:pPr>
-        <w:pStyle w:val="Lijstalinea"/>
+        <w:pStyle w:val="ListParagraph"/>
         <w:numPr>
           <w:ilvl w:val="0"/>
           <w:numId w:val="14"/>
@@ -3296,14 +3296,11 @@
     </w:p>
     <w:p>
       <w:pPr>
-        <w:pStyle w:val="Lijstalinea"/>
+        <w:pStyle w:val="ListParagraph"/>
         <w:numPr>
           <w:ilvl w:val="0"/>
           <w:numId w:val="14"/>
         </w:numPr>
-        <w:rPr>
-          <w:lang w:val="nl-NL"/>
-        </w:rPr>
       </w:pPr>
       <w:r>
         <w:rPr>
@@ -3320,22 +3317,13 @@
         <w:t xml:space="preserve">: Flat, pixel art-geïnspireerd. </w:t>
       </w:r>
       <w:r>
-        <w:rPr>
-          <w:lang w:val="nl-NL"/>
-        </w:rPr>
         <w:t>Minimalistisch en duidelijk.</w:t>
       </w:r>
     </w:p>
-    <w:p>
-      <w:pPr>
-        <w:rPr>
-          <w:lang w:val="nl-NL"/>
-        </w:rPr>
-      </w:pPr>
-    </w:p>
-    <w:p>
-      <w:pPr>
-        <w:pStyle w:val="Kop2"/>
+    <w:p/>
+    <w:p>
+      <w:pPr>
+        <w:pStyle w:val="Heading2"/>
         <w:rPr>
           <w:lang w:val="nl-NL"/>
         </w:rPr>
@@ -3351,7 +3339,7 @@
     </w:p>
     <w:p>
       <w:pPr>
-        <w:pStyle w:val="Kop3"/>
+        <w:pStyle w:val="Heading3"/>
         <w:rPr>
           <w:lang w:val="nl-NL"/>
         </w:rPr>
@@ -3367,7 +3355,7 @@
     </w:p>
     <w:p>
       <w:pPr>
-        <w:pStyle w:val="Lijstalinea"/>
+        <w:pStyle w:val="ListParagraph"/>
         <w:numPr>
           <w:ilvl w:val="0"/>
           <w:numId w:val="15"/>
@@ -3385,7 +3373,7 @@
     </w:p>
     <w:p>
       <w:pPr>
-        <w:pStyle w:val="Lijstalinea"/>
+        <w:pStyle w:val="ListParagraph"/>
         <w:numPr>
           <w:ilvl w:val="0"/>
           <w:numId w:val="15"/>
@@ -3403,7 +3391,7 @@
     </w:p>
     <w:p>
       <w:pPr>
-        <w:pStyle w:val="Kop4"/>
+        <w:pStyle w:val="Heading4"/>
       </w:pPr>
       <w:r>
         <w:t>Afmetingen</w:t>
@@ -3411,7 +3399,7 @@
     </w:p>
     <w:p>
       <w:pPr>
-        <w:pStyle w:val="Lijstalinea"/>
+        <w:pStyle w:val="ListParagraph"/>
         <w:numPr>
           <w:ilvl w:val="0"/>
           <w:numId w:val="17"/>
@@ -3426,7 +3414,7 @@
     </w:p>
     <w:p>
       <w:pPr>
-        <w:pStyle w:val="Kop4"/>
+        <w:pStyle w:val="Heading4"/>
       </w:pPr>
       <w:r>
         <w:t>Onderdelen</w:t>
@@ -3434,7 +3422,7 @@
     </w:p>
     <w:p>
       <w:pPr>
-        <w:pStyle w:val="Lijstalinea"/>
+        <w:pStyle w:val="ListParagraph"/>
         <w:numPr>
           <w:ilvl w:val="0"/>
           <w:numId w:val="16"/>
@@ -3460,7 +3448,7 @@
     </w:p>
     <w:p>
       <w:pPr>
-        <w:pStyle w:val="Lijstalinea"/>
+        <w:pStyle w:val="ListParagraph"/>
         <w:numPr>
           <w:ilvl w:val="0"/>
           <w:numId w:val="16"/>
@@ -3503,7 +3491,7 @@
     </w:p>
     <w:p>
       <w:pPr>
-        <w:pStyle w:val="Kop4"/>
+        <w:pStyle w:val="Heading4"/>
         <w:rPr>
           <w:lang w:val="nl-NL"/>
         </w:rPr>
@@ -3537,7 +3525,7 @@
     </w:p>
     <w:tbl>
       <w:tblPr>
-        <w:tblStyle w:val="Tabelraster"/>
+        <w:tblStyle w:val="TableGrid"/>
         <w:tblW w:w="9348" w:type="dxa"/>
         <w:tblLook w:val="04A0" w:firstRow="1" w:lastRow="0" w:firstColumn="1" w:lastColumn="0" w:noHBand="0" w:noVBand="1"/>
       </w:tblPr>
@@ -3712,7 +3700,7 @@
     <w:p/>
     <w:p>
       <w:pPr>
-        <w:pStyle w:val="Kop2"/>
+        <w:pStyle w:val="Heading2"/>
       </w:pPr>
       <w:bookmarkStart w:id="6" w:name="_Toc231933162"/>
       <w:r>
@@ -3722,7 +3710,7 @@
     </w:p>
     <w:p>
       <w:pPr>
-        <w:pStyle w:val="Lijstalinea"/>
+        <w:pStyle w:val="ListParagraph"/>
         <w:numPr>
           <w:ilvl w:val="0"/>
           <w:numId w:val="19"/>
@@ -3740,7 +3728,7 @@
     </w:p>
     <w:p>
       <w:pPr>
-        <w:pStyle w:val="Lijstalinea"/>
+        <w:pStyle w:val="ListParagraph"/>
         <w:numPr>
           <w:ilvl w:val="0"/>
           <w:numId w:val="19"/>
@@ -3758,7 +3746,7 @@
     </w:p>
     <w:p>
       <w:pPr>
-        <w:pStyle w:val="Kop2"/>
+        <w:pStyle w:val="Heading2"/>
       </w:pPr>
       <w:bookmarkStart w:id="7" w:name="_Toc231933163"/>
       <w:r>
@@ -3768,7 +3756,7 @@
     </w:p>
     <w:p>
       <w:pPr>
-        <w:pStyle w:val="Lijstalinea"/>
+        <w:pStyle w:val="ListParagraph"/>
         <w:numPr>
           <w:ilvl w:val="0"/>
           <w:numId w:val="18"/>
@@ -3812,13 +3800,7 @@
         <w:t>onkergroen met bruine details.</w:t>
       </w:r>
     </w:p>
-    <w:p>
-      <w:pPr>
-        <w:rPr>
-          <w:lang w:val="nl-NL"/>
-        </w:rPr>
-      </w:pPr>
-    </w:p>
+    <w:p/>
     <w:p>
       <w:pPr>
         <w:rPr>
@@ -3826,62 +3808,33 @@
           <w:color w:val="0F4761" w:themeColor="accent1" w:themeShade="BF"/>
           <w:sz w:val="28"/>
           <w:szCs w:val="28"/>
-          <w:lang w:val="nl-NL"/>
         </w:rPr>
       </w:pPr>
       <w:bookmarkStart w:id="8" w:name="_Toc231933165"/>
       <w:r>
-        <w:rPr>
-          <w:lang w:val="nl-NL"/>
-        </w:rPr>
         <w:br w:type="page"/>
       </w:r>
     </w:p>
     <w:p>
       <w:pPr>
-        <w:pStyle w:val="Kop2"/>
-        <w:rPr>
-          <w:lang w:val="nl-NL"/>
-        </w:rPr>
-      </w:pPr>
-      <w:r>
-        <w:rPr>
-          <w:lang w:val="nl-NL"/>
-        </w:rPr>
+        <w:pStyle w:val="Heading2"/>
+      </w:pPr>
+      <w:r>
         <w:lastRenderedPageBreak/>
         <w:t>Asset</w:t>
       </w:r>
       <w:bookmarkEnd w:id="8"/>
       <w:r>
-        <w:rPr>
-          <w:lang w:val="nl-NL"/>
-        </w:rPr>
         <w:t>list</w:t>
       </w:r>
     </w:p>
     <w:p>
-      <w:pPr>
-        <w:rPr>
-          <w:lang w:val="nl-NL"/>
-        </w:rPr>
-      </w:pPr>
-      <w:r>
-        <w:rPr>
-          <w:lang w:val="nl-NL"/>
-        </w:rPr>
+      <w:r>
         <w:t>Tank (Blauw)</w:t>
       </w:r>
     </w:p>
     <w:p>
-      <w:pPr>
-        <w:rPr>
-          <w:lang w:val="nl-NL"/>
-        </w:rPr>
-      </w:pPr>
-      <w:r>
-        <w:rPr>
-          <w:lang w:val="nl-NL"/>
-        </w:rPr>
+      <w:r>
         <w:t>Tank (Rood)</w:t>
       </w:r>
     </w:p>
@@ -3911,28 +3864,12 @@
       </w:r>
     </w:p>
     <w:p>
-      <w:pPr>
-        <w:rPr>
-          <w:lang w:val="nl-NL"/>
-        </w:rPr>
-      </w:pPr>
-      <w:r>
-        <w:rPr>
-          <w:lang w:val="nl-NL"/>
-        </w:rPr>
+      <w:r>
         <w:t>Park bankje</w:t>
       </w:r>
     </w:p>
     <w:p>
-      <w:pPr>
-        <w:rPr>
-          <w:lang w:val="nl-NL"/>
-        </w:rPr>
-      </w:pPr>
-      <w:r>
-        <w:rPr>
-          <w:lang w:val="nl-NL"/>
-        </w:rPr>
+      <w:r>
         <w:t>Anti-tank obstakel</w:t>
       </w:r>
     </w:p>
@@ -3956,37 +3893,93 @@
       </w:r>
     </w:p>
     <w:p>
-      <w:r>
+      <w:pPr>
+        <w:rPr>
+          <w:lang w:val="nl-NL"/>
+        </w:rPr>
+      </w:pPr>
+      <w:r>
+        <w:rPr>
+          <w:lang w:val="nl-NL"/>
+        </w:rPr>
         <w:t>Zandzakken</w:t>
       </w:r>
     </w:p>
     <w:p>
-      <w:r>
+      <w:pPr>
+        <w:rPr>
+          <w:lang w:val="nl-NL"/>
+        </w:rPr>
+      </w:pPr>
+      <w:r>
+        <w:rPr>
+          <w:lang w:val="nl-NL"/>
+        </w:rPr>
         <w:t>Barrel</w:t>
       </w:r>
     </w:p>
     <w:p>
-      <w:r>
+      <w:pPr>
+        <w:rPr>
+          <w:lang w:val="nl-NL"/>
+        </w:rPr>
+      </w:pPr>
+      <w:r>
+        <w:rPr>
+          <w:lang w:val="nl-NL"/>
+        </w:rPr>
         <w:t>Boxen</w:t>
       </w:r>
     </w:p>
     <w:p>
-      <w:r>
+      <w:pPr>
+        <w:rPr>
+          <w:lang w:val="nl-NL"/>
+        </w:rPr>
+      </w:pPr>
+      <w:r>
+        <w:rPr>
+          <w:lang w:val="nl-NL"/>
+        </w:rPr>
         <w:t>Autoband</w:t>
       </w:r>
     </w:p>
     <w:p>
-      <w:r>
+      <w:pPr>
+        <w:rPr>
+          <w:lang w:val="nl-NL"/>
+        </w:rPr>
+      </w:pPr>
+      <w:r>
+        <w:rPr>
+          <w:lang w:val="nl-NL"/>
+        </w:rPr>
         <w:t>Rakket</w:t>
       </w:r>
     </w:p>
     <w:p>
-      <w:r>
+      <w:pPr>
+        <w:rPr>
+          <w:lang w:val="nl-NL"/>
+        </w:rPr>
+      </w:pPr>
+      <w:r>
+        <w:rPr>
+          <w:lang w:val="nl-NL"/>
+        </w:rPr>
         <w:t xml:space="preserve">Powerups </w:t>
       </w:r>
     </w:p>
     <w:p>
-      <w:r>
+      <w:pPr>
+        <w:rPr>
+          <w:lang w:val="nl-NL"/>
+        </w:rPr>
+      </w:pPr>
+      <w:r>
+        <w:rPr>
+          <w:lang w:val="nl-NL"/>
+        </w:rPr>
         <w:t>Barriere</w:t>
       </w:r>
     </w:p>
@@ -4062,7 +4055,7 @@
     </w:p>
     <w:p>
       <w:pPr>
-        <w:pStyle w:val="Kop2"/>
+        <w:pStyle w:val="Heading2"/>
         <w:rPr>
           <w:lang w:val="nl-NL"/>
         </w:rPr>
@@ -4078,7 +4071,7 @@
     </w:p>
     <w:tbl>
       <w:tblPr>
-        <w:tblStyle w:val="Tabelraster"/>
+        <w:tblStyle w:val="TableGrid"/>
         <w:tblW w:w="0" w:type="auto"/>
         <w:tblLook w:val="04A0" w:firstRow="1" w:lastRow="0" w:firstColumn="1" w:lastColumn="0" w:noHBand="0" w:noVBand="1"/>
       </w:tblPr>
@@ -4329,7 +4322,7 @@
     </w:p>
     <w:p>
       <w:pPr>
-        <w:pStyle w:val="Kop2"/>
+        <w:pStyle w:val="Heading2"/>
       </w:pPr>
       <w:bookmarkStart w:id="10" w:name="_Toc231933167"/>
       <w:r>
@@ -4339,7 +4332,7 @@
     </w:p>
     <w:p>
       <w:pPr>
-        <w:pStyle w:val="Kop3"/>
+        <w:pStyle w:val="Heading3"/>
       </w:pPr>
       <w:bookmarkStart w:id="11" w:name="_Toc231933168"/>
       <w:r>
@@ -4349,7 +4342,7 @@
     </w:p>
     <w:p>
       <w:pPr>
-        <w:pStyle w:val="Lijstalinea"/>
+        <w:pStyle w:val="ListParagraph"/>
         <w:numPr>
           <w:ilvl w:val="0"/>
           <w:numId w:val="18"/>
@@ -4361,7 +4354,7 @@
     </w:p>
     <w:p>
       <w:pPr>
-        <w:pStyle w:val="Lijstalinea"/>
+        <w:pStyle w:val="ListParagraph"/>
         <w:numPr>
           <w:ilvl w:val="0"/>
           <w:numId w:val="18"/>
@@ -4379,7 +4372,7 @@
     </w:p>
     <w:p>
       <w:pPr>
-        <w:pStyle w:val="Kop3"/>
+        <w:pStyle w:val="Heading3"/>
       </w:pPr>
       <w:bookmarkStart w:id="12" w:name="_Toc231933169"/>
       <w:r>
@@ -4389,7 +4382,7 @@
     </w:p>
     <w:p>
       <w:pPr>
-        <w:pStyle w:val="Lijstalinea"/>
+        <w:pStyle w:val="ListParagraph"/>
         <w:numPr>
           <w:ilvl w:val="0"/>
           <w:numId w:val="18"/>
@@ -4401,7 +4394,7 @@
     </w:p>
     <w:p>
       <w:pPr>
-        <w:pStyle w:val="Lijstalinea"/>
+        <w:pStyle w:val="ListParagraph"/>
         <w:numPr>
           <w:ilvl w:val="0"/>
           <w:numId w:val="18"/>
@@ -4413,7 +4406,7 @@
     </w:p>
     <w:p>
       <w:pPr>
-        <w:pStyle w:val="Kop3"/>
+        <w:pStyle w:val="Heading3"/>
       </w:pPr>
       <w:bookmarkStart w:id="13" w:name="_Toc231933170"/>
       <w:r>
@@ -4423,7 +4416,7 @@
     </w:p>
     <w:p>
       <w:pPr>
-        <w:pStyle w:val="Lijstalinea"/>
+        <w:pStyle w:val="ListParagraph"/>
         <w:numPr>
           <w:ilvl w:val="0"/>
           <w:numId w:val="18"/>
@@ -4441,7 +4434,7 @@
     </w:p>
     <w:p>
       <w:pPr>
-        <w:pStyle w:val="Lijstalinea"/>
+        <w:pStyle w:val="ListParagraph"/>
         <w:numPr>
           <w:ilvl w:val="0"/>
           <w:numId w:val="18"/>
@@ -4460,13 +4453,13 @@
     <w:p>
       <w:pPr>
         <w:rPr>
-          <w:rStyle w:val="Kop2Char"/>
+          <w:rStyle w:val="Heading2Char"/>
         </w:rPr>
       </w:pPr>
       <w:bookmarkStart w:id="14" w:name="_Toc231933171"/>
       <w:r>
         <w:rPr>
-          <w:rStyle w:val="Kop2Char"/>
+          <w:rStyle w:val="Heading2Char"/>
         </w:rPr>
         <w:t>Audio Style (optioneel)</w:t>
       </w:r>
@@ -4474,7 +4467,7 @@
     </w:p>
     <w:p>
       <w:pPr>
-        <w:pStyle w:val="Lijstalinea"/>
+        <w:pStyle w:val="ListParagraph"/>
         <w:numPr>
           <w:ilvl w:val="0"/>
           <w:numId w:val="18"/>
@@ -4492,7 +4485,7 @@
     </w:p>
     <w:p>
       <w:pPr>
-        <w:pStyle w:val="Lijstalinea"/>
+        <w:pStyle w:val="ListParagraph"/>
         <w:numPr>
           <w:ilvl w:val="0"/>
           <w:numId w:val="18"/>
@@ -4504,7 +4497,7 @@
     </w:p>
     <w:p>
       <w:pPr>
-        <w:pStyle w:val="Lijstalinea"/>
+        <w:pStyle w:val="ListParagraph"/>
         <w:numPr>
           <w:ilvl w:val="0"/>
           <w:numId w:val="18"/>
@@ -4529,7 +4522,7 @@
     </w:p>
     <w:p>
       <w:pPr>
-        <w:pStyle w:val="Kop2"/>
+        <w:pStyle w:val="Heading2"/>
       </w:pPr>
       <w:bookmarkStart w:id="15" w:name="_Toc231933172"/>
       <w:r>
@@ -4650,7 +4643,7 @@
     </w:p>
     <w:p>
       <w:pPr>
-        <w:pStyle w:val="Kop2"/>
+        <w:pStyle w:val="Heading2"/>
         <w:rPr>
           <w:lang w:val="nl-NL"/>
         </w:rPr>
@@ -4777,7 +4770,7 @@
     </w:p>
     <w:p>
       <w:pPr>
-        <w:pStyle w:val="Kop2"/>
+        <w:pStyle w:val="Heading2"/>
         <w:rPr>
           <w:lang w:val="nl-NL"/>
         </w:rPr>
@@ -4904,7 +4897,7 @@
     </w:p>
     <w:p>
       <w:pPr>
-        <w:pStyle w:val="Kop2"/>
+        <w:pStyle w:val="Heading2"/>
       </w:pPr>
       <w:bookmarkStart w:id="18" w:name="_Toc231933175"/>
       <w:r>
@@ -4925,6 +4918,12 @@
         </w:rPr>
         <w:t>Asset:</w:t>
       </w:r>
+      <w:r>
+        <w:rPr>
+          <w:lang w:val="nl-NL"/>
+        </w:rPr>
+        <w:t xml:space="preserve"> Raket</w:t>
+      </w:r>
     </w:p>
     <w:p>
       <w:pPr>
@@ -4952,6 +4951,19 @@
           <w:lang w:val="nl-NL"/>
         </w:rPr>
       </w:pPr>
+      <w:r>
+        <w:rPr>
+          <w:lang w:val="nl-NL"/>
+        </w:rPr>
+        <w:t>Witte raket met rode accent kleur</w:t>
+      </w:r>
+    </w:p>
+    <w:p>
+      <w:pPr>
+        <w:rPr>
+          <w:lang w:val="nl-NL"/>
+        </w:rPr>
+      </w:pPr>
     </w:p>
     <w:p>
       <w:pPr>
@@ -4964,6 +4976,36 @@
           <w:lang w:val="nl-NL"/>
         </w:rPr>
         <w:t>Kleurenpalet (hex nummers):</w:t>
+      </w:r>
+    </w:p>
+    <w:p>
+      <w:pPr>
+        <w:rPr>
+          <w:color w:val="EF3E36"/>
+          <w:lang w:val="it-IT"/>
+        </w:rPr>
+      </w:pPr>
+      <w:r>
+        <w:rPr>
+          <w:color w:val="EF3E36"/>
+          <w:lang w:val="it-IT"/>
+        </w:rPr>
+        <w:t>EF3E36</w:t>
+      </w:r>
+    </w:p>
+    <w:p>
+      <w:r>
+        <w:t>000000</w:t>
+      </w:r>
+    </w:p>
+    <w:p>
+      <w:pPr>
+        <w:rPr>
+          <w:lang w:val="nl-NL"/>
+        </w:rPr>
+      </w:pPr>
+      <w:r>
+        <w:t>FFFFFF</w:t>
       </w:r>
     </w:p>
     <w:p>
@@ -5025,7 +5067,7 @@
     </w:p>
     <w:p>
       <w:pPr>
-        <w:pStyle w:val="Kop2"/>
+        <w:pStyle w:val="Heading2"/>
       </w:pPr>
       <w:bookmarkStart w:id="19" w:name="_Toc231933176"/>
       <w:r>
@@ -5146,7 +5188,7 @@
     </w:p>
     <w:p>
       <w:pPr>
-        <w:pStyle w:val="Kop2"/>
+        <w:pStyle w:val="Heading2"/>
       </w:pPr>
       <w:bookmarkStart w:id="20" w:name="_Toc231933177"/>
       <w:r>
@@ -5169,9 +5211,11 @@
       </w:r>
     </w:p>
     <w:p>
-      <w:r>
-        <w:t>Barriere</w:t>
-      </w:r>
+      <w:pPr>
+        <w:rPr>
+          <w:lang w:val="nl-NL"/>
+        </w:rPr>
+      </w:pPr>
     </w:p>
     <w:p>
       <w:pPr>
@@ -5192,52 +5236,6 @@
           <w:lang w:val="nl-NL"/>
         </w:rPr>
       </w:pPr>
-      <w:r>
-        <w:rPr>
-          <w:lang w:val="nl-NL"/>
-        </w:rPr>
-        <w:drawing>
-          <wp:inline distT="0" distB="0" distL="0" distR="0" wp14:anchorId="6C47679D" wp14:editId="62368E7C">
-            <wp:extent cx="5943600" cy="3145155"/>
-            <wp:effectExtent l="0" t="0" r="0" b="0"/>
-            <wp:docPr id="294802477" name="Afbeelding 1"/>
-            <wp:cNvGraphicFramePr>
-              <a:graphicFrameLocks xmlns:a="http://schemas.openxmlformats.org/drawingml/2006/main" noChangeAspect="1"/>
-            </wp:cNvGraphicFramePr>
-            <a:graphic xmlns:a="http://schemas.openxmlformats.org/drawingml/2006/main">
-              <a:graphicData uri="http://schemas.openxmlformats.org/drawingml/2006/picture">
-                <pic:pic xmlns:pic="http://schemas.openxmlformats.org/drawingml/2006/picture">
-                  <pic:nvPicPr>
-                    <pic:cNvPr id="294802477" name=""/>
-                    <pic:cNvPicPr/>
-                  </pic:nvPicPr>
-                  <pic:blipFill>
-                    <a:blip r:embed="rId11"/>
-                    <a:stretch>
-                      <a:fillRect/>
-                    </a:stretch>
-                  </pic:blipFill>
-                  <pic:spPr>
-                    <a:xfrm>
-                      <a:off x="0" y="0"/>
-                      <a:ext cx="5943600" cy="3145155"/>
-                    </a:xfrm>
-                    <a:prstGeom prst="rect">
-                      <a:avLst/>
-                    </a:prstGeom>
-                  </pic:spPr>
-                </pic:pic>
-              </a:graphicData>
-            </a:graphic>
-          </wp:inline>
-        </w:drawing>
-      </w:r>
-      <w:r>
-        <w:rPr>
-          <w:lang w:val="nl-NL"/>
-        </w:rPr>
-        <w:t>betonne barrière met de kleur geel zwart</w:t>
-      </w:r>
     </w:p>
     <w:p>
       <w:pPr>
@@ -5258,26 +5256,6 @@
           <w:lang w:val="nl-NL"/>
         </w:rPr>
       </w:pPr>
-      <w:r>
-        <w:rPr>
-          <w:color w:val="F8E71C"/>
-          <w:lang w:val="it-IT"/>
-        </w:rPr>
-        <w:t>F8E71C</w:t>
-      </w:r>
-    </w:p>
-    <w:p>
-      <w:pPr>
-        <w:rPr>
-          <w:lang w:val="nl-NL"/>
-        </w:rPr>
-      </w:pPr>
-      <w:r>
-        <w:rPr>
-          <w:lang w:val="nl-NL"/>
-        </w:rPr>
-        <w:t>000000</w:t>
-      </w:r>
     </w:p>
     <w:p>
       <w:pPr>
@@ -5331,16 +5309,10 @@
     </w:p>
     <w:p>
       <w:pPr>
-        <w:pStyle w:val="Kop2"/>
-        <w:rPr>
-          <w:lang w:val="nl-NL"/>
-        </w:rPr>
+        <w:pStyle w:val="Heading2"/>
       </w:pPr>
       <w:bookmarkStart w:id="21" w:name="_Toc231933178"/>
       <w:r>
-        <w:rPr>
-          <w:lang w:val="nl-NL"/>
-        </w:rPr>
         <w:lastRenderedPageBreak/>
         <w:t>Daan van der Greft</w:t>
       </w:r>
@@ -5458,16 +5430,10 @@
     </w:p>
     <w:p>
       <w:pPr>
-        <w:pStyle w:val="Kop2"/>
-        <w:rPr>
-          <w:lang w:val="nl-NL"/>
-        </w:rPr>
+        <w:pStyle w:val="Heading2"/>
       </w:pPr>
       <w:bookmarkStart w:id="22" w:name="_Toc231933179"/>
       <w:r>
-        <w:rPr>
-          <w:lang w:val="nl-NL"/>
-        </w:rPr>
         <w:lastRenderedPageBreak/>
         <w:t>Tomas Heinst</w:t>
       </w:r>
@@ -5585,16 +5551,10 @@
     </w:p>
     <w:p>
       <w:pPr>
-        <w:pStyle w:val="Kop2"/>
-        <w:rPr>
-          <w:lang w:val="nl-NL"/>
-        </w:rPr>
+        <w:pStyle w:val="Heading2"/>
       </w:pPr>
       <w:bookmarkStart w:id="23" w:name="_Toc231933180"/>
       <w:r>
-        <w:rPr>
-          <w:lang w:val="nl-NL"/>
-        </w:rPr>
         <w:lastRenderedPageBreak/>
         <w:t>Calvin Hoek</w:t>
       </w:r>
@@ -5712,16 +5672,10 @@
     </w:p>
     <w:p>
       <w:pPr>
-        <w:pStyle w:val="Kop2"/>
-        <w:rPr>
-          <w:lang w:val="nl-NL"/>
-        </w:rPr>
+        <w:pStyle w:val="Heading2"/>
       </w:pPr>
       <w:bookmarkStart w:id="24" w:name="_Toc231933181"/>
       <w:r>
-        <w:rPr>
-          <w:lang w:val="nl-NL"/>
-        </w:rPr>
         <w:lastRenderedPageBreak/>
         <w:t>Jente IJtsma</w:t>
       </w:r>
@@ -5839,16 +5793,10 @@
     </w:p>
     <w:p>
       <w:pPr>
-        <w:pStyle w:val="Kop2"/>
-        <w:rPr>
-          <w:lang w:val="nl-NL"/>
-        </w:rPr>
+        <w:pStyle w:val="Heading2"/>
       </w:pPr>
       <w:bookmarkStart w:id="25" w:name="_Toc231933182"/>
       <w:r>
-        <w:rPr>
-          <w:lang w:val="nl-NL"/>
-        </w:rPr>
         <w:lastRenderedPageBreak/>
         <w:t>Steven van Meerveld</w:t>
       </w:r>
@@ -5966,18 +5914,15 @@
     </w:p>
     <w:p>
       <w:pPr>
-        <w:pStyle w:val="Kop2"/>
-        <w:rPr>
-          <w:lang w:val="nl-NL"/>
-        </w:rPr>
+        <w:pStyle w:val="Heading2"/>
       </w:pPr>
       <w:bookmarkStart w:id="26" w:name="_Toc231933183"/>
       <w:r>
-        <w:rPr>
-          <w:lang w:val="nl-NL"/>
-        </w:rPr>
         <w:lastRenderedPageBreak/>
-        <w:t>Sam Mujanović</w:t>
+        <w:t>Sam Mujanovi</w:t>
+      </w:r>
+      <w:r>
+        <w:t>ć</w:t>
       </w:r>
       <w:bookmarkEnd w:id="26"/>
     </w:p>
@@ -6093,16 +6038,10 @@
     </w:p>
     <w:p>
       <w:pPr>
-        <w:pStyle w:val="Kop2"/>
-        <w:rPr>
-          <w:lang w:val="nl-NL"/>
-        </w:rPr>
+        <w:pStyle w:val="Heading2"/>
       </w:pPr>
       <w:bookmarkStart w:id="27" w:name="_Toc231933184"/>
       <w:r>
-        <w:rPr>
-          <w:lang w:val="nl-NL"/>
-        </w:rPr>
         <w:lastRenderedPageBreak/>
         <w:t>Mika Oostveen</w:t>
       </w:r>
@@ -6220,16 +6159,10 @@
     </w:p>
     <w:p>
       <w:pPr>
-        <w:pStyle w:val="Kop2"/>
-        <w:rPr>
-          <w:lang w:val="nl-NL"/>
-        </w:rPr>
+        <w:pStyle w:val="Heading2"/>
       </w:pPr>
       <w:bookmarkStart w:id="28" w:name="_Toc231933185"/>
       <w:r>
-        <w:rPr>
-          <w:lang w:val="nl-NL"/>
-        </w:rPr>
         <w:lastRenderedPageBreak/>
         <w:t>Andy van Veen</w:t>
       </w:r>
@@ -6347,7 +6280,7 @@
     </w:p>
     <w:p>
       <w:pPr>
-        <w:pStyle w:val="Kop2"/>
+        <w:pStyle w:val="Heading2"/>
         <w:rPr>
           <w:lang w:val="nl-NL"/>
         </w:rPr>
@@ -6455,15 +6388,9 @@
         <w:t>Feedback klasgenoot:</w:t>
       </w:r>
     </w:p>
-    <w:p>
-      <w:pPr>
-        <w:rPr>
-          <w:lang w:val="nl-NL"/>
-        </w:rPr>
-      </w:pPr>
-    </w:p>
+    <w:p/>
     <w:sectPr>
-      <w:footerReference w:type="default" r:id="rId12"/>
+      <w:footerReference w:type="default" r:id="rId11"/>
       <w:pgSz w:w="12240" w:h="15840"/>
       <w:pgMar w:top="1440" w:right="1440" w:bottom="1440" w:left="1440" w:header="720" w:footer="720" w:gutter="0"/>
       <w:pgNumType w:start="0"/>
@@ -6518,7 +6445,7 @@
     <w:sdtContent>
       <w:p>
         <w:pPr>
-          <w:pStyle w:val="Voettekst"/>
+          <w:pStyle w:val="Footer"/>
           <w:jc w:val="right"/>
         </w:pPr>
         <w:r>
@@ -6547,7 +6474,7 @@
   </w:sdt>
   <w:p>
     <w:pPr>
-      <w:pStyle w:val="Voettekst"/>
+      <w:pStyle w:val="Footer"/>
     </w:pPr>
   </w:p>
 </w:ftr>
@@ -10492,15 +10419,15 @@
     <w:lsdException w:name="Unresolved Mention" w:semiHidden="1" w:unhideWhenUsed="1"/>
     <w:lsdException w:name="Smart Link" w:semiHidden="1" w:unhideWhenUsed="1"/>
   </w:latentStyles>
-  <w:style w:type="paragraph" w:default="1" w:styleId="Standaard">
+  <w:style w:type="paragraph" w:default="1" w:styleId="Normal">
     <w:name w:val="Normal"/>
     <w:qFormat/>
   </w:style>
-  <w:style w:type="paragraph" w:styleId="Kop1">
+  <w:style w:type="paragraph" w:styleId="Heading1">
     <w:name w:val="heading 1"/>
-    <w:basedOn w:val="Standaard"/>
-    <w:next w:val="Standaard"/>
-    <w:link w:val="Kop1Char"/>
+    <w:basedOn w:val="Normal"/>
+    <w:next w:val="Normal"/>
+    <w:link w:val="Heading1Char"/>
     <w:uiPriority w:val="9"/>
     <w:qFormat/>
     <w:rsid w:val="00DB7FDB"/>
@@ -10517,11 +10444,11 @@
       <w:szCs w:val="40"/>
     </w:rPr>
   </w:style>
-  <w:style w:type="paragraph" w:styleId="Kop2">
+  <w:style w:type="paragraph" w:styleId="Heading2">
     <w:name w:val="heading 2"/>
-    <w:basedOn w:val="Standaard"/>
-    <w:next w:val="Standaard"/>
-    <w:link w:val="Kop2Char"/>
+    <w:basedOn w:val="Normal"/>
+    <w:next w:val="Normal"/>
+    <w:link w:val="Heading2Char"/>
     <w:uiPriority w:val="9"/>
     <w:unhideWhenUsed/>
     <w:qFormat/>
@@ -10539,11 +10466,11 @@
       <w:szCs w:val="32"/>
     </w:rPr>
   </w:style>
-  <w:style w:type="paragraph" w:styleId="Kop3">
+  <w:style w:type="paragraph" w:styleId="Heading3">
     <w:name w:val="heading 3"/>
-    <w:basedOn w:val="Standaard"/>
-    <w:next w:val="Standaard"/>
-    <w:link w:val="Kop3Char"/>
+    <w:basedOn w:val="Normal"/>
+    <w:next w:val="Normal"/>
+    <w:link w:val="Heading3Char"/>
     <w:uiPriority w:val="9"/>
     <w:unhideWhenUsed/>
     <w:qFormat/>
@@ -10561,11 +10488,11 @@
       <w:szCs w:val="28"/>
     </w:rPr>
   </w:style>
-  <w:style w:type="paragraph" w:styleId="Kop4">
+  <w:style w:type="paragraph" w:styleId="Heading4">
     <w:name w:val="heading 4"/>
-    <w:basedOn w:val="Standaard"/>
-    <w:next w:val="Standaard"/>
-    <w:link w:val="Kop4Char"/>
+    <w:basedOn w:val="Normal"/>
+    <w:next w:val="Normal"/>
+    <w:link w:val="Heading4Char"/>
     <w:uiPriority w:val="9"/>
     <w:unhideWhenUsed/>
     <w:qFormat/>
@@ -10583,11 +10510,11 @@
       <w:color w:val="0F4761" w:themeColor="accent1" w:themeShade="BF"/>
     </w:rPr>
   </w:style>
-  <w:style w:type="paragraph" w:styleId="Kop5">
+  <w:style w:type="paragraph" w:styleId="Heading5">
     <w:name w:val="heading 5"/>
-    <w:basedOn w:val="Standaard"/>
-    <w:next w:val="Standaard"/>
-    <w:link w:val="Kop5Char"/>
+    <w:basedOn w:val="Normal"/>
+    <w:next w:val="Normal"/>
+    <w:link w:val="Heading5Char"/>
     <w:uiPriority w:val="9"/>
     <w:semiHidden/>
     <w:unhideWhenUsed/>
@@ -10604,11 +10531,11 @@
       <w:color w:val="0F4761" w:themeColor="accent1" w:themeShade="BF"/>
     </w:rPr>
   </w:style>
-  <w:style w:type="paragraph" w:styleId="Kop6">
+  <w:style w:type="paragraph" w:styleId="Heading6">
     <w:name w:val="heading 6"/>
-    <w:basedOn w:val="Standaard"/>
-    <w:next w:val="Standaard"/>
-    <w:link w:val="Kop6Char"/>
+    <w:basedOn w:val="Normal"/>
+    <w:next w:val="Normal"/>
+    <w:link w:val="Heading6Char"/>
     <w:uiPriority w:val="9"/>
     <w:semiHidden/>
     <w:unhideWhenUsed/>
@@ -10627,11 +10554,11 @@
       <w:color w:val="595959" w:themeColor="text1" w:themeTint="A6"/>
     </w:rPr>
   </w:style>
-  <w:style w:type="paragraph" w:styleId="Kop7">
+  <w:style w:type="paragraph" w:styleId="Heading7">
     <w:name w:val="heading 7"/>
-    <w:basedOn w:val="Standaard"/>
-    <w:next w:val="Standaard"/>
-    <w:link w:val="Kop7Char"/>
+    <w:basedOn w:val="Normal"/>
+    <w:next w:val="Normal"/>
+    <w:link w:val="Heading7Char"/>
     <w:uiPriority w:val="9"/>
     <w:semiHidden/>
     <w:unhideWhenUsed/>
@@ -10648,11 +10575,11 @@
       <w:color w:val="595959" w:themeColor="text1" w:themeTint="A6"/>
     </w:rPr>
   </w:style>
-  <w:style w:type="paragraph" w:styleId="Kop8">
+  <w:style w:type="paragraph" w:styleId="Heading8">
     <w:name w:val="heading 8"/>
-    <w:basedOn w:val="Standaard"/>
-    <w:next w:val="Standaard"/>
-    <w:link w:val="Kop8Char"/>
+    <w:basedOn w:val="Normal"/>
+    <w:next w:val="Normal"/>
+    <w:link w:val="Heading8Char"/>
     <w:uiPriority w:val="9"/>
     <w:semiHidden/>
     <w:unhideWhenUsed/>
@@ -10671,11 +10598,11 @@
       <w:color w:val="272727" w:themeColor="text1" w:themeTint="D8"/>
     </w:rPr>
   </w:style>
-  <w:style w:type="paragraph" w:styleId="Kop9">
+  <w:style w:type="paragraph" w:styleId="Heading9">
     <w:name w:val="heading 9"/>
-    <w:basedOn w:val="Standaard"/>
-    <w:next w:val="Standaard"/>
-    <w:link w:val="Kop9Char"/>
+    <w:basedOn w:val="Normal"/>
+    <w:next w:val="Normal"/>
+    <w:link w:val="Heading9Char"/>
     <w:uiPriority w:val="9"/>
     <w:semiHidden/>
     <w:unhideWhenUsed/>
@@ -10692,13 +10619,13 @@
       <w:color w:val="272727" w:themeColor="text1" w:themeTint="D8"/>
     </w:rPr>
   </w:style>
-  <w:style w:type="character" w:default="1" w:styleId="Standaardalinea-lettertype">
+  <w:style w:type="character" w:default="1" w:styleId="DefaultParagraphFont">
     <w:name w:val="Default Paragraph Font"/>
     <w:uiPriority w:val="1"/>
     <w:semiHidden/>
     <w:unhideWhenUsed/>
   </w:style>
-  <w:style w:type="table" w:default="1" w:styleId="Standaardtabel">
+  <w:style w:type="table" w:default="1" w:styleId="TableNormal">
     <w:name w:val="Normal Table"/>
     <w:uiPriority w:val="99"/>
     <w:semiHidden/>
@@ -10713,16 +10640,16 @@
       </w:tblCellMar>
     </w:tblPr>
   </w:style>
-  <w:style w:type="numbering" w:default="1" w:styleId="Geenlijst">
+  <w:style w:type="numbering" w:default="1" w:styleId="NoList">
     <w:name w:val="No List"/>
     <w:uiPriority w:val="99"/>
     <w:semiHidden/>
     <w:unhideWhenUsed/>
   </w:style>
-  <w:style w:type="character" w:customStyle="1" w:styleId="Kop1Char">
-    <w:name w:val="Kop 1 Char"/>
-    <w:basedOn w:val="Standaardalinea-lettertype"/>
-    <w:link w:val="Kop1"/>
+  <w:style w:type="character" w:customStyle="1" w:styleId="Heading1Char">
+    <w:name w:val="Heading 1 Char"/>
+    <w:basedOn w:val="DefaultParagraphFont"/>
+    <w:link w:val="Heading1"/>
     <w:uiPriority w:val="9"/>
     <w:rsid w:val="00DB7FDB"/>
     <w:rPr>
@@ -10732,10 +10659,10 @@
       <w:szCs w:val="40"/>
     </w:rPr>
   </w:style>
-  <w:style w:type="character" w:customStyle="1" w:styleId="Kop2Char">
-    <w:name w:val="Kop 2 Char"/>
-    <w:basedOn w:val="Standaardalinea-lettertype"/>
-    <w:link w:val="Kop2"/>
+  <w:style w:type="character" w:customStyle="1" w:styleId="Heading2Char">
+    <w:name w:val="Heading 2 Char"/>
+    <w:basedOn w:val="DefaultParagraphFont"/>
+    <w:link w:val="Heading2"/>
     <w:uiPriority w:val="9"/>
     <w:rsid w:val="00DB7FDB"/>
     <w:rPr>
@@ -10745,10 +10672,10 @@
       <w:szCs w:val="32"/>
     </w:rPr>
   </w:style>
-  <w:style w:type="character" w:customStyle="1" w:styleId="Kop3Char">
-    <w:name w:val="Kop 3 Char"/>
-    <w:basedOn w:val="Standaardalinea-lettertype"/>
-    <w:link w:val="Kop3"/>
+  <w:style w:type="character" w:customStyle="1" w:styleId="Heading3Char">
+    <w:name w:val="Heading 3 Char"/>
+    <w:basedOn w:val="DefaultParagraphFont"/>
+    <w:link w:val="Heading3"/>
     <w:uiPriority w:val="9"/>
     <w:rsid w:val="00DB7FDB"/>
     <w:rPr>
@@ -10758,10 +10685,10 @@
       <w:szCs w:val="28"/>
     </w:rPr>
   </w:style>
-  <w:style w:type="character" w:customStyle="1" w:styleId="Kop4Char">
-    <w:name w:val="Kop 4 Char"/>
-    <w:basedOn w:val="Standaardalinea-lettertype"/>
-    <w:link w:val="Kop4"/>
+  <w:style w:type="character" w:customStyle="1" w:styleId="Heading4Char">
+    <w:name w:val="Heading 4 Char"/>
+    <w:basedOn w:val="DefaultParagraphFont"/>
+    <w:link w:val="Heading4"/>
     <w:uiPriority w:val="9"/>
     <w:rsid w:val="00DB7FDB"/>
     <w:rPr>
@@ -10771,10 +10698,10 @@
       <w:color w:val="0F4761" w:themeColor="accent1" w:themeShade="BF"/>
     </w:rPr>
   </w:style>
-  <w:style w:type="character" w:customStyle="1" w:styleId="Kop5Char">
-    <w:name w:val="Kop 5 Char"/>
-    <w:basedOn w:val="Standaardalinea-lettertype"/>
-    <w:link w:val="Kop5"/>
+  <w:style w:type="character" w:customStyle="1" w:styleId="Heading5Char">
+    <w:name w:val="Heading 5 Char"/>
+    <w:basedOn w:val="DefaultParagraphFont"/>
+    <w:link w:val="Heading5"/>
     <w:uiPriority w:val="9"/>
     <w:semiHidden/>
     <w:rsid w:val="00DB7FDB"/>
@@ -10783,10 +10710,10 @@
       <w:color w:val="0F4761" w:themeColor="accent1" w:themeShade="BF"/>
     </w:rPr>
   </w:style>
-  <w:style w:type="character" w:customStyle="1" w:styleId="Kop6Char">
-    <w:name w:val="Kop 6 Char"/>
-    <w:basedOn w:val="Standaardalinea-lettertype"/>
-    <w:link w:val="Kop6"/>
+  <w:style w:type="character" w:customStyle="1" w:styleId="Heading6Char">
+    <w:name w:val="Heading 6 Char"/>
+    <w:basedOn w:val="DefaultParagraphFont"/>
+    <w:link w:val="Heading6"/>
     <w:uiPriority w:val="9"/>
     <w:semiHidden/>
     <w:rsid w:val="00DB7FDB"/>
@@ -10797,10 +10724,10 @@
       <w:color w:val="595959" w:themeColor="text1" w:themeTint="A6"/>
     </w:rPr>
   </w:style>
-  <w:style w:type="character" w:customStyle="1" w:styleId="Kop7Char">
-    <w:name w:val="Kop 7 Char"/>
-    <w:basedOn w:val="Standaardalinea-lettertype"/>
-    <w:link w:val="Kop7"/>
+  <w:style w:type="character" w:customStyle="1" w:styleId="Heading7Char">
+    <w:name w:val="Heading 7 Char"/>
+    <w:basedOn w:val="DefaultParagraphFont"/>
+    <w:link w:val="Heading7"/>
     <w:uiPriority w:val="9"/>
     <w:semiHidden/>
     <w:rsid w:val="00DB7FDB"/>
@@ -10809,10 +10736,10 @@
       <w:color w:val="595959" w:themeColor="text1" w:themeTint="A6"/>
     </w:rPr>
   </w:style>
-  <w:style w:type="character" w:customStyle="1" w:styleId="Kop8Char">
-    <w:name w:val="Kop 8 Char"/>
-    <w:basedOn w:val="Standaardalinea-lettertype"/>
-    <w:link w:val="Kop8"/>
+  <w:style w:type="character" w:customStyle="1" w:styleId="Heading8Char">
+    <w:name w:val="Heading 8 Char"/>
+    <w:basedOn w:val="DefaultParagraphFont"/>
+    <w:link w:val="Heading8"/>
     <w:uiPriority w:val="9"/>
     <w:semiHidden/>
     <w:rsid w:val="00DB7FDB"/>
@@ -10823,10 +10750,10 @@
       <w:color w:val="272727" w:themeColor="text1" w:themeTint="D8"/>
     </w:rPr>
   </w:style>
-  <w:style w:type="character" w:customStyle="1" w:styleId="Kop9Char">
-    <w:name w:val="Kop 9 Char"/>
-    <w:basedOn w:val="Standaardalinea-lettertype"/>
-    <w:link w:val="Kop9"/>
+  <w:style w:type="character" w:customStyle="1" w:styleId="Heading9Char">
+    <w:name w:val="Heading 9 Char"/>
+    <w:basedOn w:val="DefaultParagraphFont"/>
+    <w:link w:val="Heading9"/>
     <w:uiPriority w:val="9"/>
     <w:semiHidden/>
     <w:rsid w:val="00DB7FDB"/>
@@ -10835,11 +10762,11 @@
       <w:color w:val="272727" w:themeColor="text1" w:themeTint="D8"/>
     </w:rPr>
   </w:style>
-  <w:style w:type="paragraph" w:styleId="Titel">
+  <w:style w:type="paragraph" w:styleId="Title">
     <w:name w:val="Title"/>
-    <w:basedOn w:val="Standaard"/>
-    <w:next w:val="Standaard"/>
-    <w:link w:val="TitelChar"/>
+    <w:basedOn w:val="Normal"/>
+    <w:next w:val="Normal"/>
+    <w:link w:val="TitleChar"/>
     <w:uiPriority w:val="10"/>
     <w:qFormat/>
     <w:rsid w:val="00DB7FDB"/>
@@ -10855,10 +10782,10 @@
       <w:szCs w:val="56"/>
     </w:rPr>
   </w:style>
-  <w:style w:type="character" w:customStyle="1" w:styleId="TitelChar">
-    <w:name w:val="Titel Char"/>
-    <w:basedOn w:val="Standaardalinea-lettertype"/>
-    <w:link w:val="Titel"/>
+  <w:style w:type="character" w:customStyle="1" w:styleId="TitleChar">
+    <w:name w:val="Title Char"/>
+    <w:basedOn w:val="DefaultParagraphFont"/>
+    <w:link w:val="Title"/>
     <w:uiPriority w:val="10"/>
     <w:rsid w:val="00DB7FDB"/>
     <w:rPr>
@@ -10869,11 +10796,11 @@
       <w:szCs w:val="56"/>
     </w:rPr>
   </w:style>
-  <w:style w:type="paragraph" w:styleId="Ondertitel">
+  <w:style w:type="paragraph" w:styleId="Subtitle">
     <w:name w:val="Subtitle"/>
-    <w:basedOn w:val="Standaard"/>
-    <w:next w:val="Standaard"/>
-    <w:link w:val="OndertitelChar"/>
+    <w:basedOn w:val="Normal"/>
+    <w:next w:val="Normal"/>
+    <w:link w:val="SubtitleChar"/>
     <w:uiPriority w:val="11"/>
     <w:qFormat/>
     <w:rsid w:val="00DB7FDB"/>
@@ -10890,10 +10817,10 @@
       <w:szCs w:val="28"/>
     </w:rPr>
   </w:style>
-  <w:style w:type="character" w:customStyle="1" w:styleId="OndertitelChar">
-    <w:name w:val="Ondertitel Char"/>
-    <w:basedOn w:val="Standaardalinea-lettertype"/>
-    <w:link w:val="Ondertitel"/>
+  <w:style w:type="character" w:customStyle="1" w:styleId="SubtitleChar">
+    <w:name w:val="Subtitle Char"/>
+    <w:basedOn w:val="DefaultParagraphFont"/>
+    <w:link w:val="Subtitle"/>
     <w:uiPriority w:val="11"/>
     <w:rsid w:val="00DB7FDB"/>
     <w:rPr>
@@ -10904,11 +10831,11 @@
       <w:szCs w:val="28"/>
     </w:rPr>
   </w:style>
-  <w:style w:type="paragraph" w:styleId="Citaat">
+  <w:style w:type="paragraph" w:styleId="Quote">
     <w:name w:val="Quote"/>
-    <w:basedOn w:val="Standaard"/>
-    <w:next w:val="Standaard"/>
-    <w:link w:val="CitaatChar"/>
+    <w:basedOn w:val="Normal"/>
+    <w:next w:val="Normal"/>
+    <w:link w:val="QuoteChar"/>
     <w:uiPriority w:val="29"/>
     <w:qFormat/>
     <w:rsid w:val="00DB7FDB"/>
@@ -10922,10 +10849,10 @@
       <w:color w:val="404040" w:themeColor="text1" w:themeTint="BF"/>
     </w:rPr>
   </w:style>
-  <w:style w:type="character" w:customStyle="1" w:styleId="CitaatChar">
-    <w:name w:val="Citaat Char"/>
-    <w:basedOn w:val="Standaardalinea-lettertype"/>
-    <w:link w:val="Citaat"/>
+  <w:style w:type="character" w:customStyle="1" w:styleId="QuoteChar">
+    <w:name w:val="Quote Char"/>
+    <w:basedOn w:val="DefaultParagraphFont"/>
+    <w:link w:val="Quote"/>
     <w:uiPriority w:val="29"/>
     <w:rsid w:val="00DB7FDB"/>
     <w:rPr>
@@ -10934,9 +10861,9 @@
       <w:color w:val="404040" w:themeColor="text1" w:themeTint="BF"/>
     </w:rPr>
   </w:style>
-  <w:style w:type="paragraph" w:styleId="Lijstalinea">
+  <w:style w:type="paragraph" w:styleId="ListParagraph">
     <w:name w:val="List Paragraph"/>
-    <w:basedOn w:val="Standaard"/>
+    <w:basedOn w:val="Normal"/>
     <w:uiPriority w:val="34"/>
     <w:qFormat/>
     <w:rsid w:val="00DB7FDB"/>
@@ -10945,9 +10872,9 @@
       <w:contextualSpacing/>
     </w:pPr>
   </w:style>
-  <w:style w:type="character" w:styleId="Intensievebenadrukking">
+  <w:style w:type="character" w:styleId="IntenseEmphasis">
     <w:name w:val="Intense Emphasis"/>
-    <w:basedOn w:val="Standaardalinea-lettertype"/>
+    <w:basedOn w:val="DefaultParagraphFont"/>
     <w:uiPriority w:val="21"/>
     <w:qFormat/>
     <w:rsid w:val="00DB7FDB"/>
@@ -10957,11 +10884,11 @@
       <w:color w:val="0F4761" w:themeColor="accent1" w:themeShade="BF"/>
     </w:rPr>
   </w:style>
-  <w:style w:type="paragraph" w:styleId="Duidelijkcitaat">
+  <w:style w:type="paragraph" w:styleId="IntenseQuote">
     <w:name w:val="Intense Quote"/>
-    <w:basedOn w:val="Standaard"/>
-    <w:next w:val="Standaard"/>
-    <w:link w:val="DuidelijkcitaatChar"/>
+    <w:basedOn w:val="Normal"/>
+    <w:next w:val="Normal"/>
+    <w:link w:val="IntenseQuoteChar"/>
     <w:uiPriority w:val="30"/>
     <w:qFormat/>
     <w:rsid w:val="00DB7FDB"/>
@@ -10980,10 +10907,10 @@
       <w:color w:val="0F4761" w:themeColor="accent1" w:themeShade="BF"/>
     </w:rPr>
   </w:style>
-  <w:style w:type="character" w:customStyle="1" w:styleId="DuidelijkcitaatChar">
-    <w:name w:val="Duidelijk citaat Char"/>
-    <w:basedOn w:val="Standaardalinea-lettertype"/>
-    <w:link w:val="Duidelijkcitaat"/>
+  <w:style w:type="character" w:customStyle="1" w:styleId="IntenseQuoteChar">
+    <w:name w:val="Intense Quote Char"/>
+    <w:basedOn w:val="DefaultParagraphFont"/>
+    <w:link w:val="IntenseQuote"/>
     <w:uiPriority w:val="30"/>
     <w:rsid w:val="00DB7FDB"/>
     <w:rPr>
@@ -10992,9 +10919,9 @@
       <w:color w:val="0F4761" w:themeColor="accent1" w:themeShade="BF"/>
     </w:rPr>
   </w:style>
-  <w:style w:type="character" w:styleId="Intensieveverwijzing">
+  <w:style w:type="character" w:styleId="IntenseReference">
     <w:name w:val="Intense Reference"/>
-    <w:basedOn w:val="Standaardalinea-lettertype"/>
+    <w:basedOn w:val="DefaultParagraphFont"/>
     <w:uiPriority w:val="32"/>
     <w:qFormat/>
     <w:rsid w:val="00DB7FDB"/>
@@ -11006,9 +10933,9 @@
       <w:spacing w:val="5"/>
     </w:rPr>
   </w:style>
-  <w:style w:type="table" w:styleId="Tabelraster">
+  <w:style w:type="table" w:styleId="TableGrid">
     <w:name w:val="Table Grid"/>
-    <w:basedOn w:val="Standaardtabel"/>
+    <w:basedOn w:val="TableNormal"/>
     <w:uiPriority w:val="39"/>
     <w:rsid w:val="00DB7FDB"/>
     <w:pPr>
@@ -11025,10 +10952,10 @@
       </w:tblBorders>
     </w:tblPr>
   </w:style>
-  <w:style w:type="paragraph" w:styleId="Koptekst">
+  <w:style w:type="paragraph" w:styleId="Header">
     <w:name w:val="header"/>
-    <w:basedOn w:val="Standaard"/>
-    <w:link w:val="KoptekstChar"/>
+    <w:basedOn w:val="Normal"/>
+    <w:link w:val="HeaderChar"/>
     <w:uiPriority w:val="99"/>
     <w:unhideWhenUsed/>
     <w:rsid w:val="003F6087"/>
@@ -11040,17 +10967,17 @@
       <w:spacing w:after="0" w:line="240" w:lineRule="auto"/>
     </w:pPr>
   </w:style>
-  <w:style w:type="character" w:customStyle="1" w:styleId="KoptekstChar">
-    <w:name w:val="Koptekst Char"/>
-    <w:basedOn w:val="Standaardalinea-lettertype"/>
-    <w:link w:val="Koptekst"/>
+  <w:style w:type="character" w:customStyle="1" w:styleId="HeaderChar">
+    <w:name w:val="Header Char"/>
+    <w:basedOn w:val="DefaultParagraphFont"/>
+    <w:link w:val="Header"/>
     <w:uiPriority w:val="99"/>
     <w:rsid w:val="003F6087"/>
   </w:style>
-  <w:style w:type="paragraph" w:styleId="Voettekst">
+  <w:style w:type="paragraph" w:styleId="Footer">
     <w:name w:val="footer"/>
-    <w:basedOn w:val="Standaard"/>
-    <w:link w:val="VoettekstChar"/>
+    <w:basedOn w:val="Normal"/>
+    <w:link w:val="FooterChar"/>
     <w:uiPriority w:val="99"/>
     <w:unhideWhenUsed/>
     <w:rsid w:val="003F6087"/>
@@ -11062,16 +10989,16 @@
       <w:spacing w:after="0" w:line="240" w:lineRule="auto"/>
     </w:pPr>
   </w:style>
-  <w:style w:type="character" w:customStyle="1" w:styleId="VoettekstChar">
-    <w:name w:val="Voettekst Char"/>
-    <w:basedOn w:val="Standaardalinea-lettertype"/>
-    <w:link w:val="Voettekst"/>
+  <w:style w:type="character" w:customStyle="1" w:styleId="FooterChar">
+    <w:name w:val="Footer Char"/>
+    <w:basedOn w:val="DefaultParagraphFont"/>
+    <w:link w:val="Footer"/>
     <w:uiPriority w:val="99"/>
     <w:rsid w:val="003F6087"/>
   </w:style>
-  <w:style w:type="paragraph" w:styleId="Geenafstand">
+  <w:style w:type="paragraph" w:styleId="NoSpacing">
     <w:name w:val="No Spacing"/>
-    <w:link w:val="GeenafstandChar"/>
+    <w:link w:val="NoSpacingChar"/>
     <w:uiPriority w:val="1"/>
     <w:qFormat/>
     <w:rsid w:val="003F6087"/>
@@ -11086,10 +11013,10 @@
       <w14:ligatures w14:val="none"/>
     </w:rPr>
   </w:style>
-  <w:style w:type="character" w:customStyle="1" w:styleId="GeenafstandChar">
-    <w:name w:val="Geen afstand Char"/>
-    <w:basedOn w:val="Standaardalinea-lettertype"/>
-    <w:link w:val="Geenafstand"/>
+  <w:style w:type="character" w:customStyle="1" w:styleId="NoSpacingChar">
+    <w:name w:val="No Spacing Char"/>
+    <w:basedOn w:val="DefaultParagraphFont"/>
+    <w:link w:val="NoSpacing"/>
     <w:uiPriority w:val="1"/>
     <w:rsid w:val="003F6087"/>
     <w:rPr>
@@ -11100,10 +11027,10 @@
       <w14:ligatures w14:val="none"/>
     </w:rPr>
   </w:style>
-  <w:style w:type="paragraph" w:styleId="Kopvaninhoudsopgave">
+  <w:style w:type="paragraph" w:styleId="TOCHeading">
     <w:name w:val="TOC Heading"/>
-    <w:basedOn w:val="Kop1"/>
-    <w:next w:val="Standaard"/>
+    <w:basedOn w:val="Heading1"/>
+    <w:next w:val="Normal"/>
     <w:uiPriority w:val="39"/>
     <w:unhideWhenUsed/>
     <w:qFormat/>
@@ -11119,10 +11046,10 @@
       <w14:ligatures w14:val="none"/>
     </w:rPr>
   </w:style>
-  <w:style w:type="paragraph" w:styleId="Inhopg1">
+  <w:style w:type="paragraph" w:styleId="TOC1">
     <w:name w:val="toc 1"/>
-    <w:basedOn w:val="Standaard"/>
-    <w:next w:val="Standaard"/>
+    <w:basedOn w:val="Normal"/>
+    <w:next w:val="Normal"/>
     <w:autoRedefine/>
     <w:uiPriority w:val="39"/>
     <w:unhideWhenUsed/>
@@ -11131,10 +11058,10 @@
       <w:spacing w:after="100"/>
     </w:pPr>
   </w:style>
-  <w:style w:type="paragraph" w:styleId="Inhopg2">
+  <w:style w:type="paragraph" w:styleId="TOC2">
     <w:name w:val="toc 2"/>
-    <w:basedOn w:val="Standaard"/>
-    <w:next w:val="Standaard"/>
+    <w:basedOn w:val="Normal"/>
+    <w:next w:val="Normal"/>
     <w:autoRedefine/>
     <w:uiPriority w:val="39"/>
     <w:unhideWhenUsed/>
@@ -11144,10 +11071,10 @@
       <w:ind w:left="240"/>
     </w:pPr>
   </w:style>
-  <w:style w:type="paragraph" w:styleId="Inhopg3">
+  <w:style w:type="paragraph" w:styleId="TOC3">
     <w:name w:val="toc 3"/>
-    <w:basedOn w:val="Standaard"/>
-    <w:next w:val="Standaard"/>
+    <w:basedOn w:val="Normal"/>
+    <w:next w:val="Normal"/>
     <w:autoRedefine/>
     <w:uiPriority w:val="39"/>
     <w:unhideWhenUsed/>
@@ -11159,7 +11086,7 @@
   </w:style>
   <w:style w:type="character" w:styleId="Hyperlink">
     <w:name w:val="Hyperlink"/>
-    <w:basedOn w:val="Standaardalinea-lettertype"/>
+    <w:basedOn w:val="DefaultParagraphFont"/>
     <w:uiPriority w:val="99"/>
     <w:unhideWhenUsed/>
     <w:rsid w:val="003F6087"/>
@@ -11467,6 +11394,10 @@
 </file>
 
 <file path=customXml/item1.xml><?xml version="1.0" encoding="utf-8"?>
+<b:Sources xmlns:b="http://schemas.openxmlformats.org/officeDocument/2006/bibliography" xmlns="http://schemas.openxmlformats.org/officeDocument/2006/bibliography" SelectedStyle="\APASixthEditionOfficeOnline.xsl" StyleName="APA" Version="6"/>
+</file>
+
+<file path=customXml/item2.xml><?xml version="1.0" encoding="utf-8"?>
 <?mso-contentType ?>
 <FormTemplates xmlns="http://schemas.microsoft.com/sharepoint/v3/contenttype/forms">
   <Display>DocumentLibraryForm</Display>
@@ -11475,11 +11406,20 @@
 </FormTemplates>
 </file>
 
-<file path=customXml/item2.xml><?xml version="1.0" encoding="utf-8"?>
-<b:Sources xmlns:b="http://schemas.openxmlformats.org/officeDocument/2006/bibliography" xmlns="http://schemas.openxmlformats.org/officeDocument/2006/bibliography" SelectedStyle="\APASixthEditionOfficeOnline.xsl" StyleName="APA" Version="6"/>
+<file path=customXml/item3.xml><?xml version="1.0" encoding="utf-8"?>
+<p:properties xmlns:p="http://schemas.microsoft.com/office/2006/metadata/properties" xmlns:xsi="http://www.w3.org/2001/XMLSchema-instance" xmlns:pc="http://schemas.microsoft.com/office/infopath/2007/PartnerControls">
+  <documentManagement>
+    <TaxCatchAll xmlns="8902adb9-d5ab-4519-807d-4f8787b35b14" xsi:nil="true"/>
+    <lcf76f155ced4ddcb4097134ff3c332f xmlns="3bb2d62f-9cf3-41e4-8e26-dc347878987c">
+      <Terms xmlns="http://schemas.microsoft.com/office/infopath/2007/PartnerControls"/>
+    </lcf76f155ced4ddcb4097134ff3c332f>
+    <opmerking xmlns="3bb2d62f-9cf3-41e4-8e26-dc347878987c" xsi:nil="true"/>
+    <Date xmlns="3bb2d62f-9cf3-41e4-8e26-dc347878987c" xsi:nil="true"/>
+  </documentManagement>
+</p:properties>
 </file>
 
-<file path=customXml/item3.xml><?xml version="1.0" encoding="utf-8"?>
+<file path=customXml/item4.xml><?xml version="1.0" encoding="utf-8"?>
 <ct:contentTypeSchema xmlns:ct="http://schemas.microsoft.com/office/2006/metadata/contentType" xmlns:ma="http://schemas.microsoft.com/office/2006/metadata/properties/metaAttributes" ct:_="" ma:_="" ma:contentTypeName="Document" ma:contentTypeID="0x01010081721797C5860640AD6427A9C39167B1" ma:contentTypeVersion="21" ma:contentTypeDescription="Een nieuw document maken." ma:contentTypeScope="" ma:versionID="e1344a081ab0ba3a5a6874a830e2f4b9">
   <xsd:schema xmlns:xsd="http://www.w3.org/2001/XMLSchema" xmlns:xs="http://www.w3.org/2001/XMLSchema" xmlns:p="http://schemas.microsoft.com/office/2006/metadata/properties" xmlns:ns2="3bb2d62f-9cf3-41e4-8e26-dc347878987c" xmlns:ns3="8902adb9-d5ab-4519-807d-4f8787b35b14" targetNamespace="http://schemas.microsoft.com/office/2006/metadata/properties" ma:root="true" ma:fieldsID="15f697695118f6a7513fe898790b7107" ns2:_="" ns3:_="">
     <xsd:import namespace="3bb2d62f-9cf3-41e4-8e26-dc347878987c"/>
@@ -11754,20 +11694,15 @@
 </ct:contentTypeSchema>
 </file>
 
-<file path=customXml/item4.xml><?xml version="1.0" encoding="utf-8"?>
-<p:properties xmlns:p="http://schemas.microsoft.com/office/2006/metadata/properties" xmlns:xsi="http://www.w3.org/2001/XMLSchema-instance" xmlns:pc="http://schemas.microsoft.com/office/infopath/2007/PartnerControls">
-  <documentManagement>
-    <TaxCatchAll xmlns="8902adb9-d5ab-4519-807d-4f8787b35b14" xsi:nil="true"/>
-    <lcf76f155ced4ddcb4097134ff3c332f xmlns="3bb2d62f-9cf3-41e4-8e26-dc347878987c">
-      <Terms xmlns="http://schemas.microsoft.com/office/infopath/2007/PartnerControls"/>
-    </lcf76f155ced4ddcb4097134ff3c332f>
-    <opmerking xmlns="3bb2d62f-9cf3-41e4-8e26-dc347878987c" xsi:nil="true"/>
-    <Date xmlns="3bb2d62f-9cf3-41e4-8e26-dc347878987c" xsi:nil="true"/>
-  </documentManagement>
-</p:properties>
+<file path=customXml/itemProps1.xml><?xml version="1.0" encoding="utf-8"?>
+<ds:datastoreItem xmlns:ds="http://schemas.openxmlformats.org/officeDocument/2006/customXml" ds:itemID="{2D17A913-F597-48A7-9E0A-898CD165CDA8}">
+  <ds:schemaRefs>
+    <ds:schemaRef ds:uri="http://schemas.openxmlformats.org/officeDocument/2006/bibliography"/>
+  </ds:schemaRefs>
+</ds:datastoreItem>
 </file>
 
-<file path=customXml/itemProps1.xml><?xml version="1.0" encoding="utf-8"?>
+<file path=customXml/itemProps2.xml><?xml version="1.0" encoding="utf-8"?>
 <ds:datastoreItem xmlns:ds="http://schemas.openxmlformats.org/officeDocument/2006/customXml" ds:itemID="{3E366E4C-E0B2-4C13-A3ED-F3EEBE4D371C}">
   <ds:schemaRefs>
     <ds:schemaRef ds:uri="http://schemas.microsoft.com/sharepoint/v3/contenttype/forms"/>
@@ -11775,15 +11710,18 @@
 </ds:datastoreItem>
 </file>
 
-<file path=customXml/itemProps2.xml><?xml version="1.0" encoding="utf-8"?>
-<ds:datastoreItem xmlns:ds="http://schemas.openxmlformats.org/officeDocument/2006/customXml" ds:itemID="{2D17A913-F597-48A7-9E0A-898CD165CDA8}">
+<file path=customXml/itemProps3.xml><?xml version="1.0" encoding="utf-8"?>
+<ds:datastoreItem xmlns:ds="http://schemas.openxmlformats.org/officeDocument/2006/customXml" ds:itemID="{811D0D50-5177-409B-95A0-602D3D2FD0EE}">
   <ds:schemaRefs>
-    <ds:schemaRef ds:uri="http://schemas.openxmlformats.org/officeDocument/2006/bibliography"/>
+    <ds:schemaRef ds:uri="http://schemas.microsoft.com/office/2006/metadata/properties"/>
+    <ds:schemaRef ds:uri="http://schemas.microsoft.com/office/infopath/2007/PartnerControls"/>
+    <ds:schemaRef ds:uri="8902adb9-d5ab-4519-807d-4f8787b35b14"/>
+    <ds:schemaRef ds:uri="3bb2d62f-9cf3-41e4-8e26-dc347878987c"/>
   </ds:schemaRefs>
 </ds:datastoreItem>
 </file>
 
-<file path=customXml/itemProps3.xml><?xml version="1.0" encoding="utf-8"?>
+<file path=customXml/itemProps4.xml><?xml version="1.0" encoding="utf-8"?>
 <ds:datastoreItem xmlns:ds="http://schemas.openxmlformats.org/officeDocument/2006/customXml" ds:itemID="{CFF707F2-E3F0-497D-9DFC-10E434143D17}">
   <ds:schemaRefs>
     <ds:schemaRef ds:uri="http://schemas.microsoft.com/office/2006/metadata/contentType"/>
@@ -11800,15 +11738,4 @@
     <ds:schemaRef ds:uri="http://schemas.microsoft.com/internal/obd"/>
   </ds:schemaRefs>
 </ds:datastoreItem>
-</file>
-
-<file path=customXml/itemProps4.xml><?xml version="1.0" encoding="utf-8"?>
-<ds:datastoreItem xmlns:ds="http://schemas.openxmlformats.org/officeDocument/2006/customXml" ds:itemID="{811D0D50-5177-409B-95A0-602D3D2FD0EE}">
-  <ds:schemaRefs>
-    <ds:schemaRef ds:uri="http://schemas.microsoft.com/office/2006/metadata/properties"/>
-    <ds:schemaRef ds:uri="http://schemas.microsoft.com/office/infopath/2007/PartnerControls"/>
-    <ds:schemaRef ds:uri="8902adb9-d5ab-4519-807d-4f8787b35b14"/>
-    <ds:schemaRef ds:uri="3bb2d62f-9cf3-41e4-8e26-dc347878987c"/>
-  </ds:schemaRefs>
-</ds:datastoreItem>
 </file>
--- a/Style Guide -Multiplayer Tank Game 25-26.docx
+++ b/Style Guide -Multiplayer Tank Game 25-26.docx
@@ -3090,15 +3090,7 @@
       <w:bookmarkStart w:id="1" w:name="_Toc231933156"/>
       <w:r>
         <w:lastRenderedPageBreak/>
-        <w:t xml:space="preserve">Game Style Guide – 3D Tank Game in </w:t>
-      </w:r>
-      <w:proofErr w:type="spellStart"/>
-      <w:r>
-        <w:t>MagicaVoxel</w:t>
-      </w:r>
-      <w:proofErr w:type="spellEnd"/>
-      <w:r>
-        <w:t xml:space="preserve"> Art Style</w:t>
+        <w:t>Game Style Guide – 3D Tank Game in MagicaVoxel Art Style</w:t>
       </w:r>
       <w:bookmarkEnd w:id="1"/>
     </w:p>
@@ -3107,28 +3099,10 @@
         <w:pStyle w:val="Heading2"/>
       </w:pPr>
       <w:bookmarkStart w:id="2" w:name="_Toc231933157"/>
-      <w:proofErr w:type="spellStart"/>
-      <w:r>
-        <w:t>Algemene</w:t>
-      </w:r>
-      <w:proofErr w:type="spellEnd"/>
-      <w:r>
-        <w:t xml:space="preserve"> </w:t>
-      </w:r>
-      <w:proofErr w:type="spellStart"/>
-      <w:r>
-        <w:t>Visuele</w:t>
-      </w:r>
-      <w:proofErr w:type="spellEnd"/>
-      <w:r>
-        <w:t xml:space="preserve"> </w:t>
-      </w:r>
-      <w:proofErr w:type="spellStart"/>
-      <w:r>
-        <w:t>Richtlijnen</w:t>
+      <w:r>
+        <w:t>Algemene Visuele Richtlijnen</w:t>
       </w:r>
       <w:bookmarkEnd w:id="2"/>
-      <w:proofErr w:type="spellEnd"/>
     </w:p>
     <w:p>
       <w:pPr>
@@ -3148,79 +3122,32 @@
           <w:numId w:val="14"/>
         </w:numPr>
       </w:pPr>
-      <w:proofErr w:type="spellStart"/>
       <w:r>
         <w:rPr>
           <w:b/>
           <w:bCs/>
           <w:lang w:val="nl-NL"/>
         </w:rPr>
-        <w:t>Voxel</w:t>
-      </w:r>
-      <w:proofErr w:type="spellEnd"/>
+        <w:t>Voxel-gebaseerd</w:t>
+      </w:r>
+      <w:r>
+        <w:rPr>
+          <w:lang w:val="nl-NL"/>
+        </w:rPr>
+        <w:t xml:space="preserve">: Alle objecten bestaan uit voxels. </w:t>
+      </w:r>
+      <w:r>
+        <w:t xml:space="preserve">Gebruik </w:t>
+      </w:r>
       <w:r>
         <w:rPr>
           <w:b/>
           <w:bCs/>
-          <w:lang w:val="nl-NL"/>
-        </w:rPr>
-        <w:t>-gebaseerd</w:t>
-      </w:r>
-      <w:r>
-        <w:rPr>
-          <w:lang w:val="nl-NL"/>
-        </w:rPr>
-        <w:t xml:space="preserve">: Alle objecten bestaan uit </w:t>
-      </w:r>
-      <w:proofErr w:type="spellStart"/>
-      <w:r>
-        <w:rPr>
-          <w:lang w:val="nl-NL"/>
-        </w:rPr>
-        <w:t>voxels</w:t>
-      </w:r>
-      <w:proofErr w:type="spellEnd"/>
-      <w:r>
-        <w:rPr>
-          <w:lang w:val="nl-NL"/>
-        </w:rPr>
-        <w:t xml:space="preserve">. </w:t>
-      </w:r>
-      <w:proofErr w:type="spellStart"/>
-      <w:r>
-        <w:t>Gebruik</w:t>
-      </w:r>
-      <w:proofErr w:type="spellEnd"/>
-      <w:r>
-        <w:t xml:space="preserve"> </w:t>
-      </w:r>
-      <w:proofErr w:type="spellStart"/>
-      <w:r>
-        <w:rPr>
-          <w:b/>
-          <w:bCs/>
         </w:rPr>
         <w:t>MagicaVoxel</w:t>
       </w:r>
-      <w:proofErr w:type="spellEnd"/>
-      <w:r>
-        <w:t xml:space="preserve"> </w:t>
-      </w:r>
-      <w:proofErr w:type="spellStart"/>
-      <w:r>
-        <w:t>voor</w:t>
-      </w:r>
-      <w:proofErr w:type="spellEnd"/>
-      <w:r>
-        <w:t xml:space="preserve"> </w:t>
-      </w:r>
-      <w:proofErr w:type="spellStart"/>
-      <w:r>
-        <w:t>modellering</w:t>
-      </w:r>
-      <w:proofErr w:type="spellEnd"/>
-      <w:r>
-        <w:t>.</w:t>
+      <w:r>
+        <w:t xml:space="preserve"> voor modellering.</w:t>
       </w:r>
     </w:p>
     <w:p>
@@ -3246,21 +3173,7 @@
         <w:rPr>
           <w:lang w:val="nl-NL"/>
         </w:rPr>
-        <w:t xml:space="preserve">: Houd modellen compact en gestileerd. Gebruik </w:t>
-      </w:r>
-      <w:proofErr w:type="spellStart"/>
-      <w:r>
-        <w:rPr>
-          <w:lang w:val="nl-NL"/>
-        </w:rPr>
-        <w:t>voxel</w:t>
-      </w:r>
-      <w:proofErr w:type="spellEnd"/>
-      <w:r>
-        <w:rPr>
-          <w:lang w:val="nl-NL"/>
-        </w:rPr>
-        <w:t xml:space="preserve">-eenheden tussen </w:t>
+        <w:t xml:space="preserve">: Houd modellen compact en gestileerd. Gebruik voxel-eenheden tussen </w:t>
       </w:r>
       <w:r>
         <w:rPr>
@@ -3340,34 +3253,14 @@
         </w:rPr>
         <w:t xml:space="preserve"> of </w:t>
       </w:r>
-      <w:proofErr w:type="spellStart"/>
       <w:r>
         <w:rPr>
           <w:b/>
           <w:bCs/>
           <w:lang w:val="nl-NL"/>
         </w:rPr>
-        <w:t>gradient</w:t>
-      </w:r>
-      <w:proofErr w:type="spellEnd"/>
-      <w:r>
-        <w:rPr>
-          <w:b/>
-          <w:bCs/>
-          <w:lang w:val="nl-NL"/>
-        </w:rPr>
-        <w:t xml:space="preserve"> </w:t>
-      </w:r>
-      <w:proofErr w:type="spellStart"/>
-      <w:r>
-        <w:rPr>
-          <w:b/>
-          <w:bCs/>
-          <w:lang w:val="nl-NL"/>
-        </w:rPr>
-        <w:t>shading</w:t>
-      </w:r>
-      <w:proofErr w:type="spellEnd"/>
+        <w:t>gradient shading</w:t>
+      </w:r>
       <w:r>
         <w:rPr>
           <w:lang w:val="nl-NL"/>
@@ -3395,54 +3288,10 @@
         <w:rPr>
           <w:lang w:val="nl-NL"/>
         </w:rPr>
-        <w:t xml:space="preserve">: Zacht </w:t>
-      </w:r>
-      <w:proofErr w:type="spellStart"/>
-      <w:r>
-        <w:rPr>
-          <w:lang w:val="nl-NL"/>
-        </w:rPr>
-        <w:t>ambient</w:t>
-      </w:r>
-      <w:proofErr w:type="spellEnd"/>
-      <w:r>
-        <w:rPr>
-          <w:lang w:val="nl-NL"/>
-        </w:rPr>
-        <w:t xml:space="preserve"> </w:t>
-      </w:r>
-      <w:proofErr w:type="spellStart"/>
-      <w:r>
-        <w:rPr>
-          <w:lang w:val="nl-NL"/>
-        </w:rPr>
-        <w:t>lighting</w:t>
-      </w:r>
-      <w:proofErr w:type="spellEnd"/>
-      <w:r>
-        <w:rPr>
-          <w:lang w:val="nl-NL"/>
-        </w:rPr>
-        <w:t xml:space="preserve"> + directionele lichtbron. </w:t>
-      </w:r>
-      <w:r>
-        <w:t xml:space="preserve">Geen </w:t>
-      </w:r>
-      <w:proofErr w:type="spellStart"/>
-      <w:r>
-        <w:t>zware</w:t>
-      </w:r>
-      <w:proofErr w:type="spellEnd"/>
-      <w:r>
-        <w:t xml:space="preserve"> </w:t>
-      </w:r>
-      <w:proofErr w:type="spellStart"/>
-      <w:r>
-        <w:t>schaduwen</w:t>
-      </w:r>
-      <w:proofErr w:type="spellEnd"/>
-      <w:r>
-        <w:t>.</w:t>
+        <w:t xml:space="preserve">: Zacht ambient lighting + directionele lichtbron. </w:t>
+      </w:r>
+      <w:r>
+        <w:t>Geen zware schaduwen.</w:t>
       </w:r>
     </w:p>
     <w:p>
@@ -3452,6 +3301,9 @@
           <w:ilvl w:val="0"/>
           <w:numId w:val="14"/>
         </w:numPr>
+        <w:rPr>
+          <w:lang w:val="nl-NL"/>
+        </w:rPr>
       </w:pPr>
       <w:r>
         <w:rPr>
@@ -3465,62 +3317,22 @@
         <w:rPr>
           <w:lang w:val="de-DE"/>
         </w:rPr>
-        <w:t xml:space="preserve">: Flat, </w:t>
-      </w:r>
-      <w:proofErr w:type="spellStart"/>
-      <w:r>
-        <w:rPr>
-          <w:lang w:val="de-DE"/>
-        </w:rPr>
-        <w:t>pixel</w:t>
-      </w:r>
-      <w:proofErr w:type="spellEnd"/>
-      <w:r>
-        <w:rPr>
-          <w:lang w:val="de-DE"/>
-        </w:rPr>
-        <w:t xml:space="preserve"> art-</w:t>
-      </w:r>
-      <w:proofErr w:type="spellStart"/>
-      <w:r>
-        <w:rPr>
-          <w:lang w:val="de-DE"/>
-        </w:rPr>
-        <w:t>geïnspireerd</w:t>
-      </w:r>
-      <w:proofErr w:type="spellEnd"/>
-      <w:r>
-        <w:rPr>
-          <w:lang w:val="de-DE"/>
-        </w:rPr>
-        <w:t xml:space="preserve">. </w:t>
-      </w:r>
-      <w:proofErr w:type="spellStart"/>
-      <w:r>
-        <w:t>Minimalistisch</w:t>
-      </w:r>
-      <w:proofErr w:type="spellEnd"/>
-      <w:r>
-        <w:t xml:space="preserve"> </w:t>
-      </w:r>
-      <w:proofErr w:type="spellStart"/>
-      <w:r>
-        <w:t>en</w:t>
-      </w:r>
-      <w:proofErr w:type="spellEnd"/>
-      <w:r>
-        <w:t xml:space="preserve"> </w:t>
-      </w:r>
-      <w:proofErr w:type="spellStart"/>
-      <w:r>
-        <w:t>duidelijk</w:t>
-      </w:r>
-      <w:proofErr w:type="spellEnd"/>
-      <w:r>
-        <w:t>.</w:t>
-      </w:r>
-    </w:p>
-    <w:p/>
+        <w:t xml:space="preserve">: Flat, pixel art-geïnspireerd. </w:t>
+      </w:r>
+      <w:r>
+        <w:rPr>
+          <w:lang w:val="nl-NL"/>
+        </w:rPr>
+        <w:t>Minimalistisch en duidelijk.</w:t>
+      </w:r>
+    </w:p>
+    <w:p>
+      <w:pPr>
+        <w:rPr>
+          <w:lang w:val="nl-NL"/>
+        </w:rPr>
+      </w:pPr>
+    </w:p>
     <w:p>
       <w:pPr>
         <w:pStyle w:val="Heading2"/>
@@ -3593,11 +3405,9 @@
       <w:pPr>
         <w:pStyle w:val="Heading4"/>
       </w:pPr>
-      <w:proofErr w:type="spellStart"/>
       <w:r>
         <w:t>Afmetingen</w:t>
       </w:r>
-      <w:proofErr w:type="spellEnd"/>
     </w:p>
     <w:p>
       <w:pPr>
@@ -3618,11 +3428,9 @@
       <w:pPr>
         <w:pStyle w:val="Heading4"/>
       </w:pPr>
-      <w:proofErr w:type="spellStart"/>
       <w:r>
         <w:t>Onderdelen</w:t>
       </w:r>
-      <w:proofErr w:type="spellEnd"/>
     </w:p>
     <w:p>
       <w:pPr>
@@ -3647,21 +3455,7 @@
         <w:rPr>
           <w:lang w:val="nl-NL"/>
         </w:rPr>
-        <w:t xml:space="preserve">: Draaibaar onderdeel (los model of als draaibare </w:t>
-      </w:r>
-      <w:proofErr w:type="spellStart"/>
-      <w:r>
-        <w:rPr>
-          <w:lang w:val="nl-NL"/>
-        </w:rPr>
-        <w:t>parent</w:t>
-      </w:r>
-      <w:proofErr w:type="spellEnd"/>
-      <w:r>
-        <w:rPr>
-          <w:lang w:val="nl-NL"/>
-        </w:rPr>
-        <w:t>).</w:t>
+        <w:t>: Draaibaar onderdeel (los model of als draaibare parent).</w:t>
       </w:r>
     </w:p>
     <w:p>
@@ -3784,7 +3578,6 @@
                 <w:lang w:val="nl-NL"/>
               </w:rPr>
             </w:pPr>
-            <w:proofErr w:type="spellStart"/>
             <w:r>
               <w:rPr>
                 <w:b/>
@@ -3792,7 +3585,6 @@
               </w:rPr>
               <w:t>Hoofdkleur</w:t>
             </w:r>
-            <w:proofErr w:type="spellEnd"/>
           </w:p>
         </w:tc>
         <w:tc>
@@ -3806,7 +3598,6 @@
                 <w:lang w:val="nl-NL"/>
               </w:rPr>
             </w:pPr>
-            <w:proofErr w:type="spellStart"/>
             <w:r>
               <w:rPr>
                 <w:b/>
@@ -3814,7 +3605,6 @@
               </w:rPr>
               <w:t>Secundair</w:t>
             </w:r>
-            <w:proofErr w:type="spellEnd"/>
           </w:p>
         </w:tc>
       </w:tr>
@@ -3938,33 +3728,11 @@
           <w:numId w:val="19"/>
         </w:numPr>
       </w:pPr>
-      <w:proofErr w:type="spellStart"/>
-      <w:r>
-        <w:rPr>
-          <w:lang w:val="nl-NL"/>
-        </w:rPr>
-        <w:t>Blokkerige</w:t>
-      </w:r>
-      <w:proofErr w:type="spellEnd"/>
-      <w:r>
-        <w:rPr>
-          <w:lang w:val="nl-NL"/>
-        </w:rPr>
-        <w:t xml:space="preserve"> wereld opgebouwd uit </w:t>
-      </w:r>
-      <w:proofErr w:type="spellStart"/>
-      <w:r>
-        <w:rPr>
-          <w:lang w:val="nl-NL"/>
-        </w:rPr>
-        <w:t>voxel-terrain</w:t>
-      </w:r>
-      <w:proofErr w:type="spellEnd"/>
-      <w:r>
-        <w:rPr>
-          <w:lang w:val="nl-NL"/>
-        </w:rPr>
-        <w:t xml:space="preserve"> (bijv. </w:t>
+      <w:r>
+        <w:rPr>
+          <w:lang w:val="nl-NL"/>
+        </w:rPr>
+        <w:t xml:space="preserve">Blokkerige wereld opgebouwd uit voxel-terrain (bijv. </w:t>
       </w:r>
       <w:r>
         <w:t>64x64x32 chunks).</w:t>
@@ -3985,21 +3753,7 @@
         <w:rPr>
           <w:lang w:val="nl-NL"/>
         </w:rPr>
-        <w:t xml:space="preserve">Alles in </w:t>
-      </w:r>
-      <w:proofErr w:type="spellStart"/>
-      <w:r>
-        <w:rPr>
-          <w:lang w:val="nl-NL"/>
-        </w:rPr>
-        <w:t>MagicaVoxel</w:t>
-      </w:r>
-      <w:proofErr w:type="spellEnd"/>
-      <w:r>
-        <w:rPr>
-          <w:lang w:val="nl-NL"/>
-        </w:rPr>
-        <w:t xml:space="preserve"> stijl – gebouwen, rotsen, bomen.</w:t>
+        <w:t>Alles in MagicaVoxel stijl – gebouwen, rotsen, bomen.</w:t>
       </w:r>
     </w:p>
     <w:p>
@@ -4058,7 +3812,13 @@
         <w:t>onkergroen met bruine details.</w:t>
       </w:r>
     </w:p>
-    <w:p/>
+    <w:p>
+      <w:pPr>
+        <w:rPr>
+          <w:lang w:val="nl-NL"/>
+        </w:rPr>
+      </w:pPr>
+    </w:p>
     <w:p>
       <w:pPr>
         <w:rPr>
@@ -4066,35 +3826,62 @@
           <w:color w:val="0F4761" w:themeColor="accent1" w:themeShade="BF"/>
           <w:sz w:val="28"/>
           <w:szCs w:val="28"/>
+          <w:lang w:val="nl-NL"/>
         </w:rPr>
       </w:pPr>
       <w:bookmarkStart w:id="8" w:name="_Toc231933165"/>
       <w:r>
+        <w:rPr>
+          <w:lang w:val="nl-NL"/>
+        </w:rPr>
         <w:br w:type="page"/>
       </w:r>
     </w:p>
     <w:p>
       <w:pPr>
         <w:pStyle w:val="Heading2"/>
-      </w:pPr>
-      <w:proofErr w:type="spellStart"/>
-      <w:r>
+        <w:rPr>
+          <w:lang w:val="nl-NL"/>
+        </w:rPr>
+      </w:pPr>
+      <w:r>
+        <w:rPr>
+          <w:lang w:val="nl-NL"/>
+        </w:rPr>
         <w:lastRenderedPageBreak/>
         <w:t>Asset</w:t>
       </w:r>
       <w:bookmarkEnd w:id="8"/>
       <w:r>
+        <w:rPr>
+          <w:lang w:val="nl-NL"/>
+        </w:rPr>
         <w:t>list</w:t>
       </w:r>
-      <w:proofErr w:type="spellEnd"/>
-    </w:p>
-    <w:p>
-      <w:r>
+    </w:p>
+    <w:p>
+      <w:pPr>
+        <w:rPr>
+          <w:lang w:val="nl-NL"/>
+        </w:rPr>
+      </w:pPr>
+      <w:r>
+        <w:rPr>
+          <w:lang w:val="nl-NL"/>
+        </w:rPr>
         <w:t>Tank (Blauw)</w:t>
       </w:r>
     </w:p>
     <w:p>
-      <w:r>
+      <w:pPr>
+        <w:rPr>
+          <w:lang w:val="nl-NL"/>
+        </w:rPr>
+      </w:pPr>
+      <w:r>
+        <w:rPr>
+          <w:lang w:val="nl-NL"/>
+        </w:rPr>
         <w:t>Tank (Rood)</w:t>
       </w:r>
     </w:p>
@@ -4108,141 +3895,75 @@
         <w:rPr>
           <w:lang w:val="de-DE"/>
         </w:rPr>
-        <w:t>Bomen (</w:t>
-      </w:r>
-      <w:proofErr w:type="spellStart"/>
+        <w:t xml:space="preserve">Bomen (palm boom, </w:t>
+      </w:r>
       <w:r>
         <w:rPr>
           <w:lang w:val="de-DE"/>
         </w:rPr>
-        <w:t>palm</w:t>
-      </w:r>
-      <w:proofErr w:type="spellEnd"/>
+        <w:t>berk, denn</w:t>
+      </w:r>
       <w:r>
         <w:rPr>
           <w:lang w:val="de-DE"/>
         </w:rPr>
-        <w:t xml:space="preserve"> boom, </w:t>
-      </w:r>
-      <w:proofErr w:type="spellStart"/>
-      <w:r>
-        <w:rPr>
-          <w:lang w:val="de-DE"/>
-        </w:rPr>
-        <w:t>berk</w:t>
-      </w:r>
-      <w:proofErr w:type="spellEnd"/>
-      <w:r>
-        <w:rPr>
-          <w:lang w:val="de-DE"/>
-        </w:rPr>
-        <w:t xml:space="preserve">, </w:t>
-      </w:r>
-      <w:proofErr w:type="spellStart"/>
-      <w:r>
-        <w:rPr>
-          <w:lang w:val="de-DE"/>
-        </w:rPr>
-        <w:t>denn</w:t>
-      </w:r>
-      <w:r>
-        <w:rPr>
-          <w:lang w:val="de-DE"/>
-        </w:rPr>
-        <w:t>eboom</w:t>
-      </w:r>
-      <w:proofErr w:type="spellEnd"/>
-      <w:r>
-        <w:rPr>
-          <w:lang w:val="de-DE"/>
-        </w:rPr>
-        <w:t xml:space="preserve">, </w:t>
-      </w:r>
-      <w:proofErr w:type="spellStart"/>
-      <w:r>
-        <w:rPr>
-          <w:lang w:val="de-DE"/>
-        </w:rPr>
-        <w:t>appelboom</w:t>
-      </w:r>
-      <w:proofErr w:type="spellEnd"/>
-      <w:r>
-        <w:rPr>
-          <w:lang w:val="de-DE"/>
-        </w:rPr>
-        <w:t>)</w:t>
-      </w:r>
-    </w:p>
-    <w:p>
-      <w:r>
-        <w:t xml:space="preserve">Park </w:t>
-      </w:r>
-      <w:proofErr w:type="spellStart"/>
-      <w:r>
-        <w:t>bankje</w:t>
-      </w:r>
-      <w:proofErr w:type="spellEnd"/>
-    </w:p>
-    <w:p>
-      <w:r>
-        <w:t xml:space="preserve">Anti-tank </w:t>
-      </w:r>
-      <w:proofErr w:type="spellStart"/>
-      <w:r>
-        <w:t>obstakel</w:t>
-      </w:r>
-      <w:proofErr w:type="spellEnd"/>
-    </w:p>
-    <w:p>
-      <w:pPr>
-        <w:rPr>
-          <w:lang w:val="nl-NL"/>
-        </w:rPr>
-      </w:pPr>
-      <w:proofErr w:type="spellStart"/>
-      <w:r>
-        <w:rPr>
-          <w:lang w:val="nl-NL"/>
-        </w:rPr>
-        <w:t>Ammo</w:t>
-      </w:r>
-      <w:proofErr w:type="spellEnd"/>
-      <w:r>
-        <w:rPr>
-          <w:lang w:val="nl-NL"/>
-        </w:rPr>
-        <w:t xml:space="preserve"> pack &amp; </w:t>
-      </w:r>
-      <w:proofErr w:type="spellStart"/>
-      <w:r>
-        <w:rPr>
-          <w:lang w:val="nl-NL"/>
-        </w:rPr>
-        <w:t>Bullet</w:t>
-      </w:r>
-      <w:r>
-        <w:rPr>
-          <w:lang w:val="nl-NL"/>
-        </w:rPr>
-        <w:t>s</w:t>
-      </w:r>
-      <w:proofErr w:type="spellEnd"/>
-      <w:r>
-        <w:rPr>
-          <w:lang w:val="nl-NL"/>
-        </w:rPr>
-        <w:t xml:space="preserve"> (3 verschillende groottes en vormen)</w:t>
-      </w:r>
-    </w:p>
-    <w:p>
-      <w:pPr>
-        <w:rPr>
-          <w:lang w:val="nl-NL"/>
-        </w:rPr>
-      </w:pPr>
-      <w:r>
-        <w:rPr>
-          <w:lang w:val="nl-NL"/>
+        <w:t>eboom, appelboom)</w:t>
+      </w:r>
+    </w:p>
+    <w:p>
+      <w:pPr>
+        <w:rPr>
+          <w:lang w:val="nl-NL"/>
+        </w:rPr>
+      </w:pPr>
+      <w:r>
+        <w:rPr>
+          <w:lang w:val="nl-NL"/>
+        </w:rPr>
+        <w:t>Park bankje</w:t>
+      </w:r>
+    </w:p>
+    <w:p>
+      <w:pPr>
+        <w:rPr>
+          <w:lang w:val="nl-NL"/>
+        </w:rPr>
+      </w:pPr>
+      <w:r>
+        <w:rPr>
+          <w:lang w:val="nl-NL"/>
+        </w:rPr>
+        <w:t>Anti-tank obstakel</w:t>
+      </w:r>
+    </w:p>
+    <w:p>
+      <w:pPr>
+        <w:rPr>
+          <w:lang w:val="nl-NL"/>
+        </w:rPr>
+      </w:pPr>
+      <w:r>
+        <w:rPr>
+          <w:lang w:val="nl-NL"/>
+        </w:rPr>
+        <w:t>Ammo pack &amp; Bullet</w:t>
+      </w:r>
+      <w:r>
+        <w:rPr>
+          <w:lang w:val="nl-NL"/>
+        </w:rPr>
+        <w:t>s (3 verschillende groottes en vormen)</w:t>
+      </w:r>
+    </w:p>
+    <w:p>
+      <w:pPr>
+        <w:rPr>
+          <w:lang w:val="en-GB"/>
+        </w:rPr>
+      </w:pPr>
+      <w:r>
+        <w:rPr>
+          <w:lang w:val="en-GB"/>
         </w:rPr>
         <w:t>Zandzakken</w:t>
       </w:r>
@@ -4250,12 +3971,12 @@
     <w:p>
       <w:pPr>
         <w:rPr>
-          <w:lang w:val="nl-NL"/>
-        </w:rPr>
-      </w:pPr>
-      <w:r>
-        <w:rPr>
-          <w:lang w:val="nl-NL"/>
+          <w:lang w:val="en-GB"/>
+        </w:rPr>
+      </w:pPr>
+      <w:r>
+        <w:rPr>
+          <w:lang w:val="en-GB"/>
         </w:rPr>
         <w:t>Barrel</w:t>
       </w:r>
@@ -4263,12 +3984,12 @@
     <w:p>
       <w:pPr>
         <w:rPr>
-          <w:lang w:val="nl-NL"/>
-        </w:rPr>
-      </w:pPr>
-      <w:r>
-        <w:rPr>
-          <w:lang w:val="nl-NL"/>
+          <w:lang w:val="en-GB"/>
+        </w:rPr>
+      </w:pPr>
+      <w:r>
+        <w:rPr>
+          <w:lang w:val="en-GB"/>
         </w:rPr>
         <w:t>Boxen</w:t>
       </w:r>
@@ -4276,12 +3997,12 @@
     <w:p>
       <w:pPr>
         <w:rPr>
-          <w:lang w:val="nl-NL"/>
-        </w:rPr>
-      </w:pPr>
-      <w:r>
-        <w:rPr>
-          <w:lang w:val="nl-NL"/>
+          <w:lang w:val="en-GB"/>
+        </w:rPr>
+      </w:pPr>
+      <w:r>
+        <w:rPr>
+          <w:lang w:val="en-GB"/>
         </w:rPr>
         <w:t>Autoband</w:t>
       </w:r>
@@ -4289,53 +4010,41 @@
     <w:p>
       <w:pPr>
         <w:rPr>
-          <w:lang w:val="nl-NL"/>
-        </w:rPr>
-      </w:pPr>
-      <w:proofErr w:type="spellStart"/>
-      <w:r>
-        <w:rPr>
-          <w:lang w:val="nl-NL"/>
+          <w:lang w:val="en-GB"/>
+        </w:rPr>
+      </w:pPr>
+      <w:r>
+        <w:rPr>
+          <w:lang w:val="en-GB"/>
         </w:rPr>
         <w:t>Rakket</w:t>
       </w:r>
-      <w:proofErr w:type="spellEnd"/>
-    </w:p>
-    <w:p>
-      <w:pPr>
-        <w:rPr>
-          <w:lang w:val="nl-NL"/>
-        </w:rPr>
-      </w:pPr>
-      <w:proofErr w:type="spellStart"/>
-      <w:r>
-        <w:rPr>
-          <w:lang w:val="nl-NL"/>
-        </w:rPr>
-        <w:t>Powerups</w:t>
-      </w:r>
-      <w:proofErr w:type="spellEnd"/>
-      <w:r>
-        <w:rPr>
-          <w:lang w:val="nl-NL"/>
-        </w:rPr>
-        <w:t xml:space="preserve"> </w:t>
-      </w:r>
-    </w:p>
-    <w:p>
-      <w:pPr>
-        <w:rPr>
-          <w:lang w:val="nl-NL"/>
-        </w:rPr>
-      </w:pPr>
-      <w:proofErr w:type="spellStart"/>
-      <w:r>
-        <w:rPr>
-          <w:lang w:val="nl-NL"/>
+    </w:p>
+    <w:p>
+      <w:pPr>
+        <w:rPr>
+          <w:lang w:val="en-GB"/>
+        </w:rPr>
+      </w:pPr>
+      <w:r>
+        <w:rPr>
+          <w:lang w:val="en-GB"/>
+        </w:rPr>
+        <w:t xml:space="preserve">Powerups </w:t>
+      </w:r>
+    </w:p>
+    <w:p>
+      <w:pPr>
+        <w:rPr>
+          <w:lang w:val="en-GB"/>
+        </w:rPr>
+      </w:pPr>
+      <w:r>
+        <w:rPr>
+          <w:lang w:val="en-GB"/>
         </w:rPr>
         <w:t>Barriere</w:t>
       </w:r>
-      <w:proofErr w:type="spellEnd"/>
     </w:p>
     <w:p>
       <w:pPr>
@@ -4679,13 +4388,8 @@
         <w:pStyle w:val="Heading2"/>
       </w:pPr>
       <w:bookmarkStart w:id="10" w:name="_Toc231933167"/>
-      <w:proofErr w:type="spellStart"/>
-      <w:r>
-        <w:t>Effecten</w:t>
-      </w:r>
-      <w:proofErr w:type="spellEnd"/>
-      <w:r>
-        <w:t xml:space="preserve"> (FX)</w:t>
+      <w:r>
+        <w:t>Effecten (FX)</w:t>
       </w:r>
       <w:bookmarkEnd w:id="10"/>
     </w:p>
@@ -4694,12 +4398,10 @@
         <w:pStyle w:val="Heading3"/>
       </w:pPr>
       <w:bookmarkStart w:id="11" w:name="_Toc231933168"/>
-      <w:proofErr w:type="spellStart"/>
       <w:r>
         <w:t>Explosies</w:t>
       </w:r>
       <w:bookmarkEnd w:id="11"/>
-      <w:proofErr w:type="spellEnd"/>
     </w:p>
     <w:p>
       <w:pPr>
@@ -4710,39 +4412,7 @@
         </w:numPr>
       </w:pPr>
       <w:r>
-        <w:t>Stylized voxel-</w:t>
-      </w:r>
-      <w:proofErr w:type="spellStart"/>
-      <w:r>
-        <w:t>explosies</w:t>
-      </w:r>
-      <w:proofErr w:type="spellEnd"/>
-      <w:r>
-        <w:t xml:space="preserve"> (</w:t>
-      </w:r>
-      <w:proofErr w:type="spellStart"/>
-      <w:r>
-        <w:t>geanimeerde</w:t>
-      </w:r>
-      <w:proofErr w:type="spellEnd"/>
-      <w:r>
-        <w:t xml:space="preserve"> sprites of </w:t>
-      </w:r>
-      <w:proofErr w:type="spellStart"/>
-      <w:r>
-        <w:t>kleine</w:t>
-      </w:r>
-      <w:proofErr w:type="spellEnd"/>
-      <w:r>
-        <w:t xml:space="preserve"> voxel-</w:t>
-      </w:r>
-      <w:proofErr w:type="spellStart"/>
-      <w:r>
-        <w:t>animatie</w:t>
-      </w:r>
-      <w:proofErr w:type="spellEnd"/>
-      <w:r>
-        <w:t>)</w:t>
+        <w:t>Stylized voxel-explosies (geanimeerde sprites of kleine voxel-animatie)</w:t>
       </w:r>
     </w:p>
     <w:p>
@@ -4794,29 +4464,8 @@
         </w:numPr>
       </w:pPr>
       <w:r>
-        <w:t xml:space="preserve">Tank barrel </w:t>
-      </w:r>
-      <w:proofErr w:type="spellStart"/>
-      <w:r>
-        <w:t>schokt</w:t>
-      </w:r>
-      <w:proofErr w:type="spellEnd"/>
-      <w:r>
-        <w:t xml:space="preserve"> </w:t>
-      </w:r>
-      <w:proofErr w:type="spellStart"/>
-      <w:r>
-        <w:t>iets</w:t>
-      </w:r>
-      <w:proofErr w:type="spellEnd"/>
-      <w:r>
-        <w:t xml:space="preserve"> </w:t>
-      </w:r>
-      <w:proofErr w:type="spellStart"/>
-      <w:r>
-        <w:t>achteruit</w:t>
-      </w:r>
-      <w:proofErr w:type="spellEnd"/>
+        <w:t>Tank barrel schokt iets achteruit</w:t>
+      </w:r>
     </w:p>
     <w:p>
       <w:pPr>
@@ -4843,49 +4492,7 @@
         <w:rPr>
           <w:lang w:val="nl-NL"/>
         </w:rPr>
-        <w:t xml:space="preserve">Grijs-witte </w:t>
-      </w:r>
-      <w:proofErr w:type="spellStart"/>
-      <w:r>
-        <w:rPr>
-          <w:lang w:val="nl-NL"/>
-        </w:rPr>
-        <w:t>puffs</w:t>
-      </w:r>
-      <w:proofErr w:type="spellEnd"/>
-      <w:r>
-        <w:rPr>
-          <w:lang w:val="nl-NL"/>
-        </w:rPr>
-        <w:t xml:space="preserve">, </w:t>
-      </w:r>
-      <w:proofErr w:type="spellStart"/>
-      <w:r>
-        <w:rPr>
-          <w:lang w:val="nl-NL"/>
-        </w:rPr>
-        <w:t>voxel</w:t>
-      </w:r>
-      <w:proofErr w:type="spellEnd"/>
-      <w:r>
-        <w:rPr>
-          <w:lang w:val="nl-NL"/>
-        </w:rPr>
-        <w:t xml:space="preserve"> of </w:t>
-      </w:r>
-      <w:proofErr w:type="spellStart"/>
-      <w:r>
-        <w:rPr>
-          <w:lang w:val="nl-NL"/>
-        </w:rPr>
-        <w:t>sprite</w:t>
-      </w:r>
-      <w:proofErr w:type="spellEnd"/>
-      <w:r>
-        <w:rPr>
-          <w:lang w:val="nl-NL"/>
-        </w:rPr>
-        <w:t xml:space="preserve"> gebaseerd</w:t>
+        <w:t>Grijs-witte puffs, voxel of sprite gebaseerd</w:t>
       </w:r>
     </w:p>
     <w:p>
@@ -4917,21 +4524,7 @@
         <w:rPr>
           <w:rStyle w:val="Heading2Char"/>
         </w:rPr>
-        <w:t>Audio Style (</w:t>
-      </w:r>
-      <w:proofErr w:type="spellStart"/>
-      <w:r>
-        <w:rPr>
-          <w:rStyle w:val="Heading2Char"/>
-        </w:rPr>
-        <w:t>optioneel</w:t>
-      </w:r>
-      <w:proofErr w:type="spellEnd"/>
-      <w:r>
-        <w:rPr>
-          <w:rStyle w:val="Heading2Char"/>
-        </w:rPr>
-        <w:t>)</w:t>
+        <w:t>Audio Style (optioneel)</w:t>
       </w:r>
       <w:bookmarkEnd w:id="14"/>
     </w:p>
@@ -4961,37 +4554,8 @@
           <w:numId w:val="18"/>
         </w:numPr>
       </w:pPr>
-      <w:proofErr w:type="spellStart"/>
-      <w:r>
-        <w:t>Zware</w:t>
-      </w:r>
-      <w:proofErr w:type="spellEnd"/>
-      <w:r>
-        <w:t xml:space="preserve"> </w:t>
-      </w:r>
-      <w:proofErr w:type="spellStart"/>
-      <w:r>
-        <w:t>mechanische</w:t>
-      </w:r>
-      <w:proofErr w:type="spellEnd"/>
-      <w:r>
-        <w:t xml:space="preserve"> </w:t>
-      </w:r>
-      <w:proofErr w:type="spellStart"/>
-      <w:r>
-        <w:t>klanken</w:t>
-      </w:r>
-      <w:proofErr w:type="spellEnd"/>
-      <w:r>
-        <w:t xml:space="preserve"> </w:t>
-      </w:r>
-      <w:proofErr w:type="spellStart"/>
-      <w:r>
-        <w:t>voor</w:t>
-      </w:r>
-      <w:proofErr w:type="spellEnd"/>
-      <w:r>
-        <w:t xml:space="preserve"> tanks</w:t>
+      <w:r>
+        <w:t>Zware mechanische klanken voor tanks</w:t>
       </w:r>
     </w:p>
     <w:p>
@@ -5003,21 +4567,8 @@
         </w:numPr>
       </w:pPr>
       <w:r>
-        <w:t>Cartoon-</w:t>
-      </w:r>
-      <w:proofErr w:type="spellStart"/>
-      <w:r>
-        <w:t>achtige</w:t>
-      </w:r>
-      <w:proofErr w:type="spellEnd"/>
-      <w:r>
-        <w:t xml:space="preserve"> </w:t>
-      </w:r>
-      <w:proofErr w:type="spellStart"/>
-      <w:r>
-        <w:t>ontploffingseffecten</w:t>
-      </w:r>
-      <w:proofErr w:type="spellEnd"/>
+        <w:t>Cartoon-achtige ontploffingseffecten</w:t>
+      </w:r>
     </w:p>
     <w:p>
       <w:pPr>
@@ -5093,21 +4644,7 @@
         <w:rPr>
           <w:lang w:val="nl-NL"/>
         </w:rPr>
-        <w:t>Kleurenpalet (</w:t>
-      </w:r>
-      <w:proofErr w:type="spellStart"/>
-      <w:r>
-        <w:rPr>
-          <w:lang w:val="nl-NL"/>
-        </w:rPr>
-        <w:t>hex</w:t>
-      </w:r>
-      <w:proofErr w:type="spellEnd"/>
-      <w:r>
-        <w:rPr>
-          <w:lang w:val="nl-NL"/>
-        </w:rPr>
-        <w:t xml:space="preserve"> nummers):</w:t>
+        <w:t>Kleurenpalet (hex nummers):</w:t>
       </w:r>
     </w:p>
     <w:p>
@@ -5234,21 +4771,7 @@
         <w:rPr>
           <w:lang w:val="nl-NL"/>
         </w:rPr>
-        <w:t>Kleurenpalet (</w:t>
-      </w:r>
-      <w:proofErr w:type="spellStart"/>
-      <w:r>
-        <w:rPr>
-          <w:lang w:val="nl-NL"/>
-        </w:rPr>
-        <w:t>hex</w:t>
-      </w:r>
-      <w:proofErr w:type="spellEnd"/>
-      <w:r>
-        <w:rPr>
-          <w:lang w:val="nl-NL"/>
-        </w:rPr>
-        <w:t xml:space="preserve"> nummers):</w:t>
+        <w:t>Kleurenpalet (hex nummers):</w:t>
       </w:r>
     </w:p>
     <w:p>
@@ -5316,20 +4839,12 @@
         </w:rPr>
       </w:pPr>
       <w:bookmarkStart w:id="17" w:name="_Toc231933174"/>
-      <w:proofErr w:type="spellStart"/>
       <w:r>
         <w:rPr>
           <w:lang w:val="nl-NL"/>
         </w:rPr>
         <w:lastRenderedPageBreak/>
-        <w:t>Miska</w:t>
-      </w:r>
-      <w:proofErr w:type="spellEnd"/>
-      <w:r>
-        <w:rPr>
-          <w:lang w:val="nl-NL"/>
-        </w:rPr>
-        <w:t xml:space="preserve"> van den Brink</w:t>
+        <w:t>Miska van den Brink</w:t>
       </w:r>
       <w:bookmarkEnd w:id="17"/>
     </w:p>
@@ -5345,6 +4860,12 @@
         </w:rPr>
         <w:t>Asset:</w:t>
       </w:r>
+      <w:r>
+        <w:rPr>
+          <w:lang w:val="nl-NL"/>
+        </w:rPr>
+        <w:t xml:space="preserve"> Tank (rood)</w:t>
+      </w:r>
     </w:p>
     <w:p>
       <w:pPr>
@@ -5372,40 +4893,86 @@
           <w:lang w:val="nl-NL"/>
         </w:rPr>
       </w:pPr>
-    </w:p>
-    <w:p>
-      <w:pPr>
-        <w:rPr>
-          <w:lang w:val="nl-NL"/>
-        </w:rPr>
-      </w:pPr>
-      <w:r>
-        <w:rPr>
-          <w:lang w:val="nl-NL"/>
-        </w:rPr>
-        <w:t>Kleurenpalet (</w:t>
-      </w:r>
-      <w:proofErr w:type="spellStart"/>
-      <w:r>
-        <w:rPr>
-          <w:lang w:val="nl-NL"/>
-        </w:rPr>
-        <w:t>hex</w:t>
-      </w:r>
-      <w:proofErr w:type="spellEnd"/>
-      <w:r>
-        <w:rPr>
-          <w:lang w:val="nl-NL"/>
-        </w:rPr>
-        <w:t xml:space="preserve"> nummers):</w:t>
-      </w:r>
-    </w:p>
-    <w:p>
-      <w:pPr>
-        <w:rPr>
-          <w:lang w:val="nl-NL"/>
-        </w:rPr>
-      </w:pPr>
+      <w:r>
+        <w:rPr>
+          <w:lang w:val="nl-NL"/>
+        </w:rPr>
+        <w:drawing>
+          <wp:inline distT="0" distB="0" distL="0" distR="0" wp14:anchorId="3722C492" wp14:editId="1AE4B6FF">
+            <wp:extent cx="5943600" cy="4210685"/>
+            <wp:effectExtent l="0" t="0" r="0" b="0"/>
+            <wp:docPr id="1034317087" name="Picture 1"/>
+            <wp:cNvGraphicFramePr>
+              <a:graphicFrameLocks xmlns:a="http://schemas.openxmlformats.org/drawingml/2006/main" noChangeAspect="1"/>
+            </wp:cNvGraphicFramePr>
+            <a:graphic xmlns:a="http://schemas.openxmlformats.org/drawingml/2006/main">
+              <a:graphicData uri="http://schemas.openxmlformats.org/drawingml/2006/picture">
+                <pic:pic xmlns:pic="http://schemas.openxmlformats.org/drawingml/2006/picture">
+                  <pic:nvPicPr>
+                    <pic:cNvPr id="1034317087" name=""/>
+                    <pic:cNvPicPr/>
+                  </pic:nvPicPr>
+                  <pic:blipFill>
+                    <a:blip r:embed="rId11"/>
+                    <a:stretch>
+                      <a:fillRect/>
+                    </a:stretch>
+                  </pic:blipFill>
+                  <pic:spPr>
+                    <a:xfrm>
+                      <a:off x="0" y="0"/>
+                      <a:ext cx="5943600" cy="4210685"/>
+                    </a:xfrm>
+                    <a:prstGeom prst="rect">
+                      <a:avLst/>
+                    </a:prstGeom>
+                  </pic:spPr>
+                </pic:pic>
+              </a:graphicData>
+            </a:graphic>
+          </wp:inline>
+        </w:drawing>
+      </w:r>
+    </w:p>
+    <w:p>
+      <w:pPr>
+        <w:rPr>
+          <w:lang w:val="nl-NL"/>
+        </w:rPr>
+      </w:pPr>
+      <w:r>
+        <w:rPr>
+          <w:lang w:val="nl-NL"/>
+        </w:rPr>
+        <w:t>Kleurenpalet (hex nummers):</w:t>
+      </w:r>
+    </w:p>
+    <w:p>
+      <w:pPr>
+        <w:rPr>
+          <w:lang w:val="nl-NL"/>
+        </w:rPr>
+      </w:pPr>
+      <w:r>
+        <w:rPr>
+          <w:color w:val="EF3E36"/>
+          <w:lang w:val="it-IT"/>
+        </w:rPr>
+        <w:t>EF3E36</w:t>
+      </w:r>
+      <w:r>
+        <w:rPr>
+          <w:color w:val="EF3E36"/>
+          <w:lang w:val="it-IT"/>
+        </w:rPr>
+        <w:t xml:space="preserve"> </w:t>
+      </w:r>
+      <w:r>
+        <w:t>000000</w:t>
+      </w:r>
+      <w:r>
+        <w:t xml:space="preserve"> (Zwart)</w:t>
+      </w:r>
     </w:p>
     <w:p>
       <w:pPr>
@@ -5460,9 +5027,15 @@
     <w:p>
       <w:pPr>
         <w:pStyle w:val="Heading2"/>
+        <w:rPr>
+          <w:lang w:val="nl-NL"/>
+        </w:rPr>
       </w:pPr>
       <w:bookmarkStart w:id="18" w:name="_Toc231933175"/>
       <w:r>
+        <w:rPr>
+          <w:lang w:val="nl-NL"/>
+        </w:rPr>
         <w:lastRenderedPageBreak/>
         <w:t>Thomas Dijkstra</w:t>
       </w:r>
@@ -5518,21 +5091,7 @@
         <w:rPr>
           <w:lang w:val="nl-NL"/>
         </w:rPr>
-        <w:t>Kleurenpalet (</w:t>
-      </w:r>
-      <w:proofErr w:type="spellStart"/>
-      <w:r>
-        <w:rPr>
-          <w:lang w:val="nl-NL"/>
-        </w:rPr>
-        <w:t>hex</w:t>
-      </w:r>
-      <w:proofErr w:type="spellEnd"/>
-      <w:r>
-        <w:rPr>
-          <w:lang w:val="nl-NL"/>
-        </w:rPr>
-        <w:t xml:space="preserve"> nummers):</w:t>
+        <w:t>Kleurenpalet (hex nummers):</w:t>
       </w:r>
     </w:p>
     <w:p>
@@ -5595,18 +5154,19 @@
     <w:p>
       <w:pPr>
         <w:pStyle w:val="Heading2"/>
+        <w:rPr>
+          <w:lang w:val="nl-NL"/>
+        </w:rPr>
       </w:pPr>
       <w:bookmarkStart w:id="19" w:name="_Toc231933176"/>
       <w:r>
+        <w:rPr>
+          <w:lang w:val="nl-NL"/>
+        </w:rPr>
         <w:lastRenderedPageBreak/>
-        <w:t xml:space="preserve">Myrthe </w:t>
-      </w:r>
-      <w:proofErr w:type="spellStart"/>
-      <w:r>
-        <w:t>Dissevelt</w:t>
+        <w:t>Myrthe Dissevelt</w:t>
       </w:r>
       <w:bookmarkEnd w:id="19"/>
-      <w:proofErr w:type="spellEnd"/>
     </w:p>
     <w:p>
       <w:pPr>
@@ -5658,21 +5218,7 @@
         <w:rPr>
           <w:lang w:val="nl-NL"/>
         </w:rPr>
-        <w:t>Kleurenpalet (</w:t>
-      </w:r>
-      <w:proofErr w:type="spellStart"/>
-      <w:r>
-        <w:rPr>
-          <w:lang w:val="nl-NL"/>
-        </w:rPr>
-        <w:t>hex</w:t>
-      </w:r>
-      <w:proofErr w:type="spellEnd"/>
-      <w:r>
-        <w:rPr>
-          <w:lang w:val="nl-NL"/>
-        </w:rPr>
-        <w:t xml:space="preserve"> nummers):</w:t>
+        <w:t>Kleurenpalet (hex nummers):</w:t>
       </w:r>
     </w:p>
     <w:p>
@@ -5735,9 +5281,15 @@
     <w:p>
       <w:pPr>
         <w:pStyle w:val="Heading2"/>
+        <w:rPr>
+          <w:lang w:val="nl-NL"/>
+        </w:rPr>
       </w:pPr>
       <w:bookmarkStart w:id="20" w:name="_Toc231933177"/>
       <w:r>
+        <w:rPr>
+          <w:lang w:val="nl-NL"/>
+        </w:rPr>
         <w:lastRenderedPageBreak/>
         <w:t>Joeri van Drunen</w:t>
       </w:r>
@@ -5793,21 +5345,7 @@
         <w:rPr>
           <w:lang w:val="nl-NL"/>
         </w:rPr>
-        <w:t>Kleurenpalet (</w:t>
-      </w:r>
-      <w:proofErr w:type="spellStart"/>
-      <w:r>
-        <w:rPr>
-          <w:lang w:val="nl-NL"/>
-        </w:rPr>
-        <w:t>hex</w:t>
-      </w:r>
-      <w:proofErr w:type="spellEnd"/>
-      <w:r>
-        <w:rPr>
-          <w:lang w:val="nl-NL"/>
-        </w:rPr>
-        <w:t xml:space="preserve"> nummers):</w:t>
+        <w:t>Kleurenpalet (hex nummers):</w:t>
       </w:r>
     </w:p>
     <w:p>
@@ -5870,18 +5408,19 @@
     <w:p>
       <w:pPr>
         <w:pStyle w:val="Heading2"/>
+        <w:rPr>
+          <w:lang w:val="nl-NL"/>
+        </w:rPr>
       </w:pPr>
       <w:bookmarkStart w:id="21" w:name="_Toc231933178"/>
       <w:r>
+        <w:rPr>
+          <w:lang w:val="nl-NL"/>
+        </w:rPr>
         <w:lastRenderedPageBreak/>
-        <w:t xml:space="preserve">Daan van der </w:t>
-      </w:r>
-      <w:proofErr w:type="spellStart"/>
-      <w:r>
-        <w:t>Greft</w:t>
+        <w:t>Daan van der Greft</w:t>
       </w:r>
       <w:bookmarkEnd w:id="21"/>
-      <w:proofErr w:type="spellEnd"/>
     </w:p>
     <w:p>
       <w:pPr>
@@ -5933,21 +5472,7 @@
         <w:rPr>
           <w:lang w:val="nl-NL"/>
         </w:rPr>
-        <w:t>Kleurenpalet (</w:t>
-      </w:r>
-      <w:proofErr w:type="spellStart"/>
-      <w:r>
-        <w:rPr>
-          <w:lang w:val="nl-NL"/>
-        </w:rPr>
-        <w:t>hex</w:t>
-      </w:r>
-      <w:proofErr w:type="spellEnd"/>
-      <w:r>
-        <w:rPr>
-          <w:lang w:val="nl-NL"/>
-        </w:rPr>
-        <w:t xml:space="preserve"> nummers):</w:t>
+        <w:t>Kleurenpalet (hex nummers):</w:t>
       </w:r>
     </w:p>
     <w:p>
@@ -6010,18 +5535,19 @@
     <w:p>
       <w:pPr>
         <w:pStyle w:val="Heading2"/>
+        <w:rPr>
+          <w:lang w:val="nl-NL"/>
+        </w:rPr>
       </w:pPr>
       <w:bookmarkStart w:id="22" w:name="_Toc231933179"/>
       <w:r>
+        <w:rPr>
+          <w:lang w:val="nl-NL"/>
+        </w:rPr>
         <w:lastRenderedPageBreak/>
-        <w:t xml:space="preserve">Tomas </w:t>
-      </w:r>
-      <w:proofErr w:type="spellStart"/>
-      <w:r>
-        <w:t>Heinst</w:t>
+        <w:t>Tomas Heinst</w:t>
       </w:r>
       <w:bookmarkEnd w:id="22"/>
-      <w:proofErr w:type="spellEnd"/>
     </w:p>
     <w:p>
       <w:pPr>
@@ -6073,21 +5599,7 @@
         <w:rPr>
           <w:lang w:val="nl-NL"/>
         </w:rPr>
-        <w:t>Kleurenpalet (</w:t>
-      </w:r>
-      <w:proofErr w:type="spellStart"/>
-      <w:r>
-        <w:rPr>
-          <w:lang w:val="nl-NL"/>
-        </w:rPr>
-        <w:t>hex</w:t>
-      </w:r>
-      <w:proofErr w:type="spellEnd"/>
-      <w:r>
-        <w:rPr>
-          <w:lang w:val="nl-NL"/>
-        </w:rPr>
-        <w:t xml:space="preserve"> nummers):</w:t>
+        <w:t>Kleurenpalet (hex nummers):</w:t>
       </w:r>
     </w:p>
     <w:p>
@@ -6150,9 +5662,15 @@
     <w:p>
       <w:pPr>
         <w:pStyle w:val="Heading2"/>
+        <w:rPr>
+          <w:lang w:val="nl-NL"/>
+        </w:rPr>
       </w:pPr>
       <w:bookmarkStart w:id="23" w:name="_Toc231933180"/>
       <w:r>
+        <w:rPr>
+          <w:lang w:val="nl-NL"/>
+        </w:rPr>
         <w:lastRenderedPageBreak/>
         <w:t>Calvin Hoek</w:t>
       </w:r>
@@ -6208,21 +5726,7 @@
         <w:rPr>
           <w:lang w:val="nl-NL"/>
         </w:rPr>
-        <w:t>Kleurenpalet (</w:t>
-      </w:r>
-      <w:proofErr w:type="spellStart"/>
-      <w:r>
-        <w:rPr>
-          <w:lang w:val="nl-NL"/>
-        </w:rPr>
-        <w:t>hex</w:t>
-      </w:r>
-      <w:proofErr w:type="spellEnd"/>
-      <w:r>
-        <w:rPr>
-          <w:lang w:val="nl-NL"/>
-        </w:rPr>
-        <w:t xml:space="preserve"> nummers):</w:t>
+        <w:t>Kleurenpalet (hex nummers):</w:t>
       </w:r>
     </w:p>
     <w:p>
@@ -6285,18 +5789,19 @@
     <w:p>
       <w:pPr>
         <w:pStyle w:val="Heading2"/>
+        <w:rPr>
+          <w:lang w:val="nl-NL"/>
+        </w:rPr>
       </w:pPr>
       <w:bookmarkStart w:id="24" w:name="_Toc231933181"/>
       <w:r>
+        <w:rPr>
+          <w:lang w:val="nl-NL"/>
+        </w:rPr>
         <w:lastRenderedPageBreak/>
-        <w:t xml:space="preserve">Jente </w:t>
-      </w:r>
-      <w:proofErr w:type="spellStart"/>
-      <w:r>
-        <w:t>IJtsma</w:t>
+        <w:t>Jente IJtsma</w:t>
       </w:r>
       <w:bookmarkEnd w:id="24"/>
-      <w:proofErr w:type="spellEnd"/>
     </w:p>
     <w:p>
       <w:pPr>
@@ -6348,21 +5853,7 @@
         <w:rPr>
           <w:lang w:val="nl-NL"/>
         </w:rPr>
-        <w:t>Kleurenpalet (</w:t>
-      </w:r>
-      <w:proofErr w:type="spellStart"/>
-      <w:r>
-        <w:rPr>
-          <w:lang w:val="nl-NL"/>
-        </w:rPr>
-        <w:t>hex</w:t>
-      </w:r>
-      <w:proofErr w:type="spellEnd"/>
-      <w:r>
-        <w:rPr>
-          <w:lang w:val="nl-NL"/>
-        </w:rPr>
-        <w:t xml:space="preserve"> nummers):</w:t>
+        <w:t>Kleurenpalet (hex nummers):</w:t>
       </w:r>
     </w:p>
     <w:p>
@@ -6425,9 +5916,15 @@
     <w:p>
       <w:pPr>
         <w:pStyle w:val="Heading2"/>
+        <w:rPr>
+          <w:lang w:val="nl-NL"/>
+        </w:rPr>
       </w:pPr>
       <w:bookmarkStart w:id="25" w:name="_Toc231933182"/>
       <w:r>
+        <w:rPr>
+          <w:lang w:val="nl-NL"/>
+        </w:rPr>
         <w:lastRenderedPageBreak/>
         <w:t>Steven van Meerveld</w:t>
       </w:r>
@@ -6483,21 +5980,7 @@
         <w:rPr>
           <w:lang w:val="nl-NL"/>
         </w:rPr>
-        <w:t>Kleurenpalet (</w:t>
-      </w:r>
-      <w:proofErr w:type="spellStart"/>
-      <w:r>
-        <w:rPr>
-          <w:lang w:val="nl-NL"/>
-        </w:rPr>
-        <w:t>hex</w:t>
-      </w:r>
-      <w:proofErr w:type="spellEnd"/>
-      <w:r>
-        <w:rPr>
-          <w:lang w:val="nl-NL"/>
-        </w:rPr>
-        <w:t xml:space="preserve"> nummers):</w:t>
+        <w:t>Kleurenpalet (hex nummers):</w:t>
       </w:r>
     </w:p>
     <w:p>
@@ -6560,14 +6043,17 @@
     <w:p>
       <w:pPr>
         <w:pStyle w:val="Heading2"/>
+        <w:rPr>
+          <w:lang w:val="nl-NL"/>
+        </w:rPr>
       </w:pPr>
       <w:bookmarkStart w:id="26" w:name="_Toc231933183"/>
       <w:r>
+        <w:rPr>
+          <w:lang w:val="nl-NL"/>
+        </w:rPr>
         <w:lastRenderedPageBreak/>
-        <w:t>Sam Mujanovi</w:t>
-      </w:r>
-      <w:r>
-        <w:t>ć</w:t>
+        <w:t>Sam Mujanović</w:t>
       </w:r>
       <w:bookmarkEnd w:id="26"/>
     </w:p>
@@ -6621,21 +6107,7 @@
         <w:rPr>
           <w:lang w:val="nl-NL"/>
         </w:rPr>
-        <w:t>Kleurenpalet (</w:t>
-      </w:r>
-      <w:proofErr w:type="spellStart"/>
-      <w:r>
-        <w:rPr>
-          <w:lang w:val="nl-NL"/>
-        </w:rPr>
-        <w:t>hex</w:t>
-      </w:r>
-      <w:proofErr w:type="spellEnd"/>
-      <w:r>
-        <w:rPr>
-          <w:lang w:val="nl-NL"/>
-        </w:rPr>
-        <w:t xml:space="preserve"> nummers):</w:t>
+        <w:t>Kleurenpalet (hex nummers):</w:t>
       </w:r>
     </w:p>
     <w:p>
@@ -6698,9 +6170,15 @@
     <w:p>
       <w:pPr>
         <w:pStyle w:val="Heading2"/>
+        <w:rPr>
+          <w:lang w:val="nl-NL"/>
+        </w:rPr>
       </w:pPr>
       <w:bookmarkStart w:id="27" w:name="_Toc231933184"/>
       <w:r>
+        <w:rPr>
+          <w:lang w:val="nl-NL"/>
+        </w:rPr>
         <w:lastRenderedPageBreak/>
         <w:t>Mika Oostveen</w:t>
       </w:r>
@@ -6756,21 +6234,7 @@
         <w:rPr>
           <w:lang w:val="nl-NL"/>
         </w:rPr>
-        <w:t>Kleurenpalet (</w:t>
-      </w:r>
-      <w:proofErr w:type="spellStart"/>
-      <w:r>
-        <w:rPr>
-          <w:lang w:val="nl-NL"/>
-        </w:rPr>
-        <w:t>hex</w:t>
-      </w:r>
-      <w:proofErr w:type="spellEnd"/>
-      <w:r>
-        <w:rPr>
-          <w:lang w:val="nl-NL"/>
-        </w:rPr>
-        <w:t xml:space="preserve"> nummers):</w:t>
+        <w:t>Kleurenpalet (hex nummers):</w:t>
       </w:r>
     </w:p>
     <w:p>
@@ -6833,9 +6297,15 @@
     <w:p>
       <w:pPr>
         <w:pStyle w:val="Heading2"/>
+        <w:rPr>
+          <w:lang w:val="nl-NL"/>
+        </w:rPr>
       </w:pPr>
       <w:bookmarkStart w:id="28" w:name="_Toc231933185"/>
       <w:r>
+        <w:rPr>
+          <w:lang w:val="nl-NL"/>
+        </w:rPr>
         <w:lastRenderedPageBreak/>
         <w:t>Andy van Veen</w:t>
       </w:r>
@@ -6891,21 +6361,7 @@
         <w:rPr>
           <w:lang w:val="nl-NL"/>
         </w:rPr>
-        <w:t>Kleurenpalet (</w:t>
-      </w:r>
-      <w:proofErr w:type="spellStart"/>
-      <w:r>
-        <w:rPr>
-          <w:lang w:val="nl-NL"/>
-        </w:rPr>
-        <w:t>hex</w:t>
-      </w:r>
-      <w:proofErr w:type="spellEnd"/>
-      <w:r>
-        <w:rPr>
-          <w:lang w:val="nl-NL"/>
-        </w:rPr>
-        <w:t xml:space="preserve"> nummers):</w:t>
+        <w:t>Kleurenpalet (hex nummers):</w:t>
       </w:r>
     </w:p>
     <w:p>
@@ -7032,21 +6488,7 @@
         <w:rPr>
           <w:lang w:val="nl-NL"/>
         </w:rPr>
-        <w:t>Kleurenpalet (</w:t>
-      </w:r>
-      <w:proofErr w:type="spellStart"/>
-      <w:r>
-        <w:rPr>
-          <w:lang w:val="nl-NL"/>
-        </w:rPr>
-        <w:t>hex</w:t>
-      </w:r>
-      <w:proofErr w:type="spellEnd"/>
-      <w:r>
-        <w:rPr>
-          <w:lang w:val="nl-NL"/>
-        </w:rPr>
-        <w:t xml:space="preserve"> nummers):</w:t>
+        <w:t>Kleurenpalet (hex nummers):</w:t>
       </w:r>
     </w:p>
     <w:p>
@@ -7089,9 +6531,15 @@
         <w:t>Feedback klasgenoot:</w:t>
       </w:r>
     </w:p>
-    <w:p/>
+    <w:p>
+      <w:pPr>
+        <w:rPr>
+          <w:lang w:val="nl-NL"/>
+        </w:rPr>
+      </w:pPr>
+    </w:p>
     <w:sectPr>
-      <w:footerReference w:type="default" r:id="rId11"/>
+      <w:footerReference w:type="default" r:id="rId12"/>
       <w:pgSz w:w="12240" w:h="15840"/>
       <w:pgMar w:top="1440" w:right="1440" w:bottom="1440" w:left="1440" w:header="720" w:footer="720" w:gutter="0"/>
       <w:pgNumType w:start="0"/>
@@ -11323,6 +10771,7 @@
   <w:style w:type="character" w:default="1" w:styleId="DefaultParagraphFont">
     <w:name w:val="Default Paragraph Font"/>
     <w:uiPriority w:val="1"/>
+    <w:semiHidden/>
     <w:unhideWhenUsed/>
   </w:style>
   <w:style w:type="table" w:default="1" w:styleId="TableNormal">
@@ -12094,19 +11543,19 @@
 </file>
 
 <file path=customXml/item1.xml><?xml version="1.0" encoding="utf-8"?>
-<p:properties xmlns:p="http://schemas.microsoft.com/office/2006/metadata/properties" xmlns:xsi="http://www.w3.org/2001/XMLSchema-instance" xmlns:pc="http://schemas.microsoft.com/office/infopath/2007/PartnerControls">
-  <documentManagement>
-    <TaxCatchAll xmlns="8902adb9-d5ab-4519-807d-4f8787b35b14" xsi:nil="true"/>
-    <lcf76f155ced4ddcb4097134ff3c332f xmlns="3bb2d62f-9cf3-41e4-8e26-dc347878987c">
-      <Terms xmlns="http://schemas.microsoft.com/office/infopath/2007/PartnerControls"/>
-    </lcf76f155ced4ddcb4097134ff3c332f>
-    <opmerking xmlns="3bb2d62f-9cf3-41e4-8e26-dc347878987c" xsi:nil="true"/>
-    <Date xmlns="3bb2d62f-9cf3-41e4-8e26-dc347878987c" xsi:nil="true"/>
-  </documentManagement>
-</p:properties>
+<?mso-contentType ?>
+<FormTemplates xmlns="http://schemas.microsoft.com/sharepoint/v3/contenttype/forms">
+  <Display>DocumentLibraryForm</Display>
+  <Edit>DocumentLibraryForm</Edit>
+  <New>DocumentLibraryForm</New>
+</FormTemplates>
 </file>
 
 <file path=customXml/item2.xml><?xml version="1.0" encoding="utf-8"?>
+<b:Sources xmlns:b="http://schemas.openxmlformats.org/officeDocument/2006/bibliography" xmlns="http://schemas.openxmlformats.org/officeDocument/2006/bibliography" SelectedStyle="\APASixthEditionOfficeOnline.xsl" StyleName="APA" Version="6"/>
+</file>
+
+<file path=customXml/item3.xml><?xml version="1.0" encoding="utf-8"?>
 <ct:contentTypeSchema xmlns:ct="http://schemas.microsoft.com/office/2006/metadata/contentType" xmlns:ma="http://schemas.microsoft.com/office/2006/metadata/properties/metaAttributes" ct:_="" ma:_="" ma:contentTypeName="Document" ma:contentTypeID="0x01010081721797C5860640AD6427A9C39167B1" ma:contentTypeVersion="21" ma:contentTypeDescription="Een nieuw document maken." ma:contentTypeScope="" ma:versionID="e1344a081ab0ba3a5a6874a830e2f4b9">
   <xsd:schema xmlns:xsd="http://www.w3.org/2001/XMLSchema" xmlns:xs="http://www.w3.org/2001/XMLSchema" xmlns:p="http://schemas.microsoft.com/office/2006/metadata/properties" xmlns:ns2="3bb2d62f-9cf3-41e4-8e26-dc347878987c" xmlns:ns3="8902adb9-d5ab-4519-807d-4f8787b35b14" targetNamespace="http://schemas.microsoft.com/office/2006/metadata/properties" ma:root="true" ma:fieldsID="15f697695118f6a7513fe898790b7107" ns2:_="" ns3:_="">
     <xsd:import namespace="3bb2d62f-9cf3-41e4-8e26-dc347878987c"/>
@@ -12381,31 +11830,36 @@
 </ct:contentTypeSchema>
 </file>
 
-<file path=customXml/item3.xml><?xml version="1.0" encoding="utf-8"?>
-<b:Sources xmlns:b="http://schemas.openxmlformats.org/officeDocument/2006/bibliography" xmlns="http://schemas.openxmlformats.org/officeDocument/2006/bibliography" SelectedStyle="\APASixthEditionOfficeOnline.xsl" StyleName="APA" Version="6"/>
-</file>
-
 <file path=customXml/item4.xml><?xml version="1.0" encoding="utf-8"?>
-<?mso-contentType ?>
-<FormTemplates xmlns="http://schemas.microsoft.com/sharepoint/v3/contenttype/forms">
-  <Display>DocumentLibraryForm</Display>
-  <Edit>DocumentLibraryForm</Edit>
-  <New>DocumentLibraryForm</New>
-</FormTemplates>
+<p:properties xmlns:p="http://schemas.microsoft.com/office/2006/metadata/properties" xmlns:xsi="http://www.w3.org/2001/XMLSchema-instance" xmlns:pc="http://schemas.microsoft.com/office/infopath/2007/PartnerControls">
+  <documentManagement>
+    <TaxCatchAll xmlns="8902adb9-d5ab-4519-807d-4f8787b35b14" xsi:nil="true"/>
+    <lcf76f155ced4ddcb4097134ff3c332f xmlns="3bb2d62f-9cf3-41e4-8e26-dc347878987c">
+      <Terms xmlns="http://schemas.microsoft.com/office/infopath/2007/PartnerControls"/>
+    </lcf76f155ced4ddcb4097134ff3c332f>
+    <opmerking xmlns="3bb2d62f-9cf3-41e4-8e26-dc347878987c" xsi:nil="true"/>
+    <Date xmlns="3bb2d62f-9cf3-41e4-8e26-dc347878987c" xsi:nil="true"/>
+  </documentManagement>
+</p:properties>
 </file>
 
 <file path=customXml/itemProps1.xml><?xml version="1.0" encoding="utf-8"?>
-<ds:datastoreItem xmlns:ds="http://schemas.openxmlformats.org/officeDocument/2006/customXml" ds:itemID="{811D0D50-5177-409B-95A0-602D3D2FD0EE}">
+<ds:datastoreItem xmlns:ds="http://schemas.openxmlformats.org/officeDocument/2006/customXml" ds:itemID="{3E366E4C-E0B2-4C13-A3ED-F3EEBE4D371C}">
   <ds:schemaRefs>
-    <ds:schemaRef ds:uri="http://schemas.microsoft.com/office/2006/metadata/properties"/>
-    <ds:schemaRef ds:uri="http://schemas.microsoft.com/office/infopath/2007/PartnerControls"/>
-    <ds:schemaRef ds:uri="8902adb9-d5ab-4519-807d-4f8787b35b14"/>
-    <ds:schemaRef ds:uri="3bb2d62f-9cf3-41e4-8e26-dc347878987c"/>
+    <ds:schemaRef ds:uri="http://schemas.microsoft.com/sharepoint/v3/contenttype/forms"/>
   </ds:schemaRefs>
 </ds:datastoreItem>
 </file>
 
 <file path=customXml/itemProps2.xml><?xml version="1.0" encoding="utf-8"?>
+<ds:datastoreItem xmlns:ds="http://schemas.openxmlformats.org/officeDocument/2006/customXml" ds:itemID="{2D17A913-F597-48A7-9E0A-898CD165CDA8}">
+  <ds:schemaRefs>
+    <ds:schemaRef ds:uri="http://schemas.openxmlformats.org/officeDocument/2006/bibliography"/>
+  </ds:schemaRefs>
+</ds:datastoreItem>
+</file>
+
+<file path=customXml/itemProps3.xml><?xml version="1.0" encoding="utf-8"?>
 <ds:datastoreItem xmlns:ds="http://schemas.openxmlformats.org/officeDocument/2006/customXml" ds:itemID="{CFF707F2-E3F0-497D-9DFC-10E434143D17}">
   <ds:schemaRefs>
     <ds:schemaRef ds:uri="http://schemas.microsoft.com/office/2006/metadata/contentType"/>
@@ -12424,18 +11878,13 @@
 </ds:datastoreItem>
 </file>
 
-<file path=customXml/itemProps3.xml><?xml version="1.0" encoding="utf-8"?>
-<ds:datastoreItem xmlns:ds="http://schemas.openxmlformats.org/officeDocument/2006/customXml" ds:itemID="{2D17A913-F597-48A7-9E0A-898CD165CDA8}">
+<file path=customXml/itemProps4.xml><?xml version="1.0" encoding="utf-8"?>
+<ds:datastoreItem xmlns:ds="http://schemas.openxmlformats.org/officeDocument/2006/customXml" ds:itemID="{811D0D50-5177-409B-95A0-602D3D2FD0EE}">
   <ds:schemaRefs>
-    <ds:schemaRef ds:uri="http://schemas.openxmlformats.org/officeDocument/2006/bibliography"/>
-  </ds:schemaRefs>
-</ds:datastoreItem>
-</file>
-
-<file path=customXml/itemProps4.xml><?xml version="1.0" encoding="utf-8"?>
-<ds:datastoreItem xmlns:ds="http://schemas.openxmlformats.org/officeDocument/2006/customXml" ds:itemID="{3E366E4C-E0B2-4C13-A3ED-F3EEBE4D371C}">
-  <ds:schemaRefs>
-    <ds:schemaRef ds:uri="http://schemas.microsoft.com/sharepoint/v3/contenttype/forms"/>
+    <ds:schemaRef ds:uri="http://schemas.microsoft.com/office/2006/metadata/properties"/>
+    <ds:schemaRef ds:uri="http://schemas.microsoft.com/office/infopath/2007/PartnerControls"/>
+    <ds:schemaRef ds:uri="8902adb9-d5ab-4519-807d-4f8787b35b14"/>
+    <ds:schemaRef ds:uri="3bb2d62f-9cf3-41e4-8e26-dc347878987c"/>
   </ds:schemaRefs>
 </ds:datastoreItem>
 </file>
--- a/Style Guide -Multiplayer Tank Game 25-26.docx
+++ b/Style Guide -Multiplayer Tank Game 25-26.docx
@@ -140,7 +140,7 @@
                                   <w:sdtContent>
                                     <w:p>
                                       <w:pPr>
-                                        <w:pStyle w:val="NoSpacing"/>
+                                        <w:pStyle w:val="Geenafstand"/>
                                         <w:spacing w:before="120"/>
                                         <w:jc w:val="center"/>
                                         <w:rPr>
@@ -158,7 +158,7 @@
                                 </w:sdt>
                                 <w:p>
                                   <w:pPr>
-                                    <w:pStyle w:val="NoSpacing"/>
+                                    <w:pStyle w:val="Geenafstand"/>
                                     <w:spacing w:before="120"/>
                                     <w:jc w:val="center"/>
                                     <w:rPr>
@@ -278,7 +278,7 @@
                                   <w:sdtContent>
                                     <w:p>
                                       <w:pPr>
-                                        <w:pStyle w:val="NoSpacing"/>
+                                        <w:pStyle w:val="Geenafstand"/>
                                         <w:jc w:val="center"/>
                                         <w:rPr>
                                           <w:rFonts w:asciiTheme="majorHAnsi" w:eastAsiaTheme="majorEastAsia" w:hAnsiTheme="majorHAnsi" w:cstheme="majorBidi"/>
@@ -343,7 +343,7 @@
                             <w:sdtContent>
                               <w:p>
                                 <w:pPr>
-                                  <w:pStyle w:val="NoSpacing"/>
+                                  <w:pStyle w:val="Geenafstand"/>
                                   <w:spacing w:before="120"/>
                                   <w:jc w:val="center"/>
                                   <w:rPr>
@@ -361,7 +361,7 @@
                           </w:sdt>
                           <w:p>
                             <w:pPr>
-                              <w:pStyle w:val="NoSpacing"/>
+                              <w:pStyle w:val="Geenafstand"/>
                               <w:spacing w:before="120"/>
                               <w:jc w:val="center"/>
                               <w:rPr>
@@ -447,7 +447,7 @@
                             <w:sdtContent>
                               <w:p>
                                 <w:pPr>
-                                  <w:pStyle w:val="NoSpacing"/>
+                                  <w:pStyle w:val="Geenafstand"/>
                                   <w:jc w:val="center"/>
                                   <w:rPr>
                                     <w:rFonts w:asciiTheme="majorHAnsi" w:eastAsiaTheme="majorEastAsia" w:hAnsiTheme="majorHAnsi" w:cstheme="majorBidi"/>
@@ -512,7 +512,7 @@
           <w:sdtContent>
             <w:p>
               <w:pPr>
-                <w:pStyle w:val="TOCHeading"/>
+                <w:pStyle w:val="Kopvaninhoudsopgave"/>
               </w:pPr>
               <w:r>
                 <w:t>Contents</w:t>
@@ -520,7 +520,7 @@
             </w:p>
             <w:p>
               <w:pPr>
-                <w:pStyle w:val="TOC2"/>
+                <w:pStyle w:val="Inhopg2"/>
                 <w:tabs>
                   <w:tab w:val="right" w:leader="dot" w:pos="9350"/>
                 </w:tabs>
@@ -599,7 +599,7 @@
             </w:p>
             <w:p>
               <w:pPr>
-                <w:pStyle w:val="TOC1"/>
+                <w:pStyle w:val="Inhopg1"/>
                 <w:tabs>
                   <w:tab w:val="right" w:leader="dot" w:pos="9350"/>
                 </w:tabs>
@@ -668,7 +668,7 @@
             </w:p>
             <w:p>
               <w:pPr>
-                <w:pStyle w:val="TOC2"/>
+                <w:pStyle w:val="Inhopg2"/>
                 <w:tabs>
                   <w:tab w:val="right" w:leader="dot" w:pos="9350"/>
                 </w:tabs>
@@ -737,7 +737,7 @@
             </w:p>
             <w:p>
               <w:pPr>
-                <w:pStyle w:val="TOC3"/>
+                <w:pStyle w:val="Inhopg3"/>
                 <w:tabs>
                   <w:tab w:val="right" w:leader="dot" w:pos="9350"/>
                 </w:tabs>
@@ -806,7 +806,7 @@
             </w:p>
             <w:p>
               <w:pPr>
-                <w:pStyle w:val="TOC2"/>
+                <w:pStyle w:val="Inhopg2"/>
                 <w:tabs>
                   <w:tab w:val="right" w:leader="dot" w:pos="9350"/>
                 </w:tabs>
@@ -876,7 +876,7 @@
             </w:p>
             <w:p>
               <w:pPr>
-                <w:pStyle w:val="TOC3"/>
+                <w:pStyle w:val="Inhopg3"/>
                 <w:tabs>
                   <w:tab w:val="right" w:leader="dot" w:pos="9350"/>
                 </w:tabs>
@@ -946,7 +946,7 @@
             </w:p>
             <w:p>
               <w:pPr>
-                <w:pStyle w:val="TOC2"/>
+                <w:pStyle w:val="Inhopg2"/>
                 <w:tabs>
                   <w:tab w:val="right" w:leader="dot" w:pos="9350"/>
                 </w:tabs>
@@ -1015,7 +1015,7 @@
             </w:p>
             <w:p>
               <w:pPr>
-                <w:pStyle w:val="TOC3"/>
+                <w:pStyle w:val="Inhopg3"/>
                 <w:tabs>
                   <w:tab w:val="right" w:leader="dot" w:pos="9350"/>
                 </w:tabs>
@@ -1084,7 +1084,7 @@
             </w:p>
             <w:p>
               <w:pPr>
-                <w:pStyle w:val="TOC3"/>
+                <w:pStyle w:val="Inhopg3"/>
                 <w:tabs>
                   <w:tab w:val="right" w:leader="dot" w:pos="9350"/>
                 </w:tabs>
@@ -1153,7 +1153,7 @@
             </w:p>
             <w:p>
               <w:pPr>
-                <w:pStyle w:val="TOC3"/>
+                <w:pStyle w:val="Inhopg3"/>
                 <w:tabs>
                   <w:tab w:val="right" w:leader="dot" w:pos="9350"/>
                 </w:tabs>
@@ -1222,7 +1222,7 @@
             </w:p>
             <w:p>
               <w:pPr>
-                <w:pStyle w:val="TOC3"/>
+                <w:pStyle w:val="Inhopg3"/>
                 <w:tabs>
                   <w:tab w:val="right" w:leader="dot" w:pos="9350"/>
                 </w:tabs>
@@ -1291,7 +1291,7 @@
             </w:p>
             <w:p>
               <w:pPr>
-                <w:pStyle w:val="TOC3"/>
+                <w:pStyle w:val="Inhopg3"/>
                 <w:tabs>
                   <w:tab w:val="right" w:leader="dot" w:pos="9350"/>
                 </w:tabs>
@@ -1360,7 +1360,7 @@
             </w:p>
             <w:p>
               <w:pPr>
-                <w:pStyle w:val="TOC2"/>
+                <w:pStyle w:val="Inhopg2"/>
                 <w:tabs>
                   <w:tab w:val="right" w:leader="dot" w:pos="9350"/>
                 </w:tabs>
@@ -1429,7 +1429,7 @@
             </w:p>
             <w:p>
               <w:pPr>
-                <w:pStyle w:val="TOC3"/>
+                <w:pStyle w:val="Inhopg3"/>
                 <w:tabs>
                   <w:tab w:val="right" w:leader="dot" w:pos="9350"/>
                 </w:tabs>
@@ -1498,7 +1498,7 @@
             </w:p>
             <w:p>
               <w:pPr>
-                <w:pStyle w:val="TOC3"/>
+                <w:pStyle w:val="Inhopg3"/>
                 <w:tabs>
                   <w:tab w:val="right" w:leader="dot" w:pos="9350"/>
                 </w:tabs>
@@ -1567,7 +1567,7 @@
             </w:p>
             <w:p>
               <w:pPr>
-                <w:pStyle w:val="TOC3"/>
+                <w:pStyle w:val="Inhopg3"/>
                 <w:tabs>
                   <w:tab w:val="right" w:leader="dot" w:pos="9350"/>
                 </w:tabs>
@@ -1636,7 +1636,7 @@
             </w:p>
             <w:p>
               <w:pPr>
-                <w:pStyle w:val="TOC2"/>
+                <w:pStyle w:val="Inhopg2"/>
                 <w:tabs>
                   <w:tab w:val="right" w:leader="dot" w:pos="9350"/>
                 </w:tabs>
@@ -1705,7 +1705,7 @@
             </w:p>
             <w:p>
               <w:pPr>
-                <w:pStyle w:val="TOC2"/>
+                <w:pStyle w:val="Inhopg2"/>
                 <w:tabs>
                   <w:tab w:val="right" w:leader="dot" w:pos="9350"/>
                 </w:tabs>
@@ -1774,7 +1774,7 @@
             </w:p>
             <w:p>
               <w:pPr>
-                <w:pStyle w:val="TOC2"/>
+                <w:pStyle w:val="Inhopg2"/>
                 <w:tabs>
                   <w:tab w:val="right" w:leader="dot" w:pos="9350"/>
                 </w:tabs>
@@ -1843,7 +1843,7 @@
             </w:p>
             <w:p>
               <w:pPr>
-                <w:pStyle w:val="TOC2"/>
+                <w:pStyle w:val="Inhopg2"/>
                 <w:tabs>
                   <w:tab w:val="right" w:leader="dot" w:pos="9350"/>
                 </w:tabs>
@@ -1912,7 +1912,7 @@
             </w:p>
             <w:p>
               <w:pPr>
-                <w:pStyle w:val="TOC2"/>
+                <w:pStyle w:val="Inhopg2"/>
                 <w:tabs>
                   <w:tab w:val="right" w:leader="dot" w:pos="9350"/>
                 </w:tabs>
@@ -1981,7 +1981,7 @@
             </w:p>
             <w:p>
               <w:pPr>
-                <w:pStyle w:val="TOC2"/>
+                <w:pStyle w:val="Inhopg2"/>
                 <w:tabs>
                   <w:tab w:val="right" w:leader="dot" w:pos="9350"/>
                 </w:tabs>
@@ -2050,7 +2050,7 @@
             </w:p>
             <w:p>
               <w:pPr>
-                <w:pStyle w:val="TOC2"/>
+                <w:pStyle w:val="Inhopg2"/>
                 <w:tabs>
                   <w:tab w:val="right" w:leader="dot" w:pos="9350"/>
                 </w:tabs>
@@ -2119,7 +2119,7 @@
             </w:p>
             <w:p>
               <w:pPr>
-                <w:pStyle w:val="TOC2"/>
+                <w:pStyle w:val="Inhopg2"/>
                 <w:tabs>
                   <w:tab w:val="right" w:leader="dot" w:pos="9350"/>
                 </w:tabs>
@@ -2188,7 +2188,7 @@
             </w:p>
             <w:p>
               <w:pPr>
-                <w:pStyle w:val="TOC2"/>
+                <w:pStyle w:val="Inhopg2"/>
                 <w:tabs>
                   <w:tab w:val="right" w:leader="dot" w:pos="9350"/>
                 </w:tabs>
@@ -2257,7 +2257,7 @@
             </w:p>
             <w:p>
               <w:pPr>
-                <w:pStyle w:val="TOC2"/>
+                <w:pStyle w:val="Inhopg2"/>
                 <w:tabs>
                   <w:tab w:val="right" w:leader="dot" w:pos="9350"/>
                 </w:tabs>
@@ -2326,7 +2326,7 @@
             </w:p>
             <w:p>
               <w:pPr>
-                <w:pStyle w:val="TOC2"/>
+                <w:pStyle w:val="Inhopg2"/>
                 <w:tabs>
                   <w:tab w:val="right" w:leader="dot" w:pos="9350"/>
                 </w:tabs>
@@ -2395,7 +2395,7 @@
             </w:p>
             <w:p>
               <w:pPr>
-                <w:pStyle w:val="TOC2"/>
+                <w:pStyle w:val="Inhopg2"/>
                 <w:tabs>
                   <w:tab w:val="right" w:leader="dot" w:pos="9350"/>
                 </w:tabs>
@@ -2464,7 +2464,7 @@
             </w:p>
             <w:p>
               <w:pPr>
-                <w:pStyle w:val="TOC2"/>
+                <w:pStyle w:val="Inhopg2"/>
                 <w:tabs>
                   <w:tab w:val="right" w:leader="dot" w:pos="9350"/>
                 </w:tabs>
@@ -2533,7 +2533,7 @@
             </w:p>
             <w:p>
               <w:pPr>
-                <w:pStyle w:val="TOC2"/>
+                <w:pStyle w:val="Inhopg2"/>
                 <w:tabs>
                   <w:tab w:val="right" w:leader="dot" w:pos="9350"/>
                 </w:tabs>
@@ -2602,7 +2602,7 @@
             </w:p>
             <w:p>
               <w:pPr>
-                <w:pStyle w:val="TOC2"/>
+                <w:pStyle w:val="Inhopg2"/>
                 <w:tabs>
                   <w:tab w:val="right" w:leader="dot" w:pos="9350"/>
                 </w:tabs>
@@ -2671,7 +2671,7 @@
             </w:p>
             <w:p>
               <w:pPr>
-                <w:pStyle w:val="TOC2"/>
+                <w:pStyle w:val="Inhopg2"/>
                 <w:tabs>
                   <w:tab w:val="right" w:leader="dot" w:pos="9350"/>
                 </w:tabs>
@@ -2740,7 +2740,7 @@
             </w:p>
             <w:p>
               <w:pPr>
-                <w:pStyle w:val="TOC2"/>
+                <w:pStyle w:val="Inhopg2"/>
                 <w:tabs>
                   <w:tab w:val="right" w:leader="dot" w:pos="9345"/>
                 </w:tabs>
@@ -2776,7 +2776,7 @@
     </w:p>
     <w:p>
       <w:pPr>
-        <w:pStyle w:val="Heading2"/>
+        <w:pStyle w:val="Kop2"/>
       </w:pPr>
       <w:bookmarkStart w:id="0" w:name="_Toc231933155"/>
       <w:r>
@@ -2794,7 +2794,7 @@
     </w:p>
     <w:p>
       <w:pPr>
-        <w:pStyle w:val="ListParagraph"/>
+        <w:pStyle w:val="Lijstalinea"/>
         <w:numPr>
           <w:ilvl w:val="0"/>
           <w:numId w:val="25"/>
@@ -2812,7 +2812,7 @@
     </w:p>
     <w:p>
       <w:pPr>
-        <w:pStyle w:val="ListParagraph"/>
+        <w:pStyle w:val="Lijstalinea"/>
         <w:numPr>
           <w:ilvl w:val="0"/>
           <w:numId w:val="25"/>
@@ -2830,7 +2830,7 @@
     </w:p>
     <w:p>
       <w:pPr>
-        <w:pStyle w:val="ListParagraph"/>
+        <w:pStyle w:val="Lijstalinea"/>
         <w:numPr>
           <w:ilvl w:val="0"/>
           <w:numId w:val="25"/>
@@ -2848,7 +2848,7 @@
     </w:p>
     <w:p>
       <w:pPr>
-        <w:pStyle w:val="ListParagraph"/>
+        <w:pStyle w:val="Lijstalinea"/>
         <w:numPr>
           <w:ilvl w:val="0"/>
           <w:numId w:val="25"/>
@@ -3085,7 +3085,7 @@
     </w:p>
     <w:p>
       <w:pPr>
-        <w:pStyle w:val="Heading1"/>
+        <w:pStyle w:val="Kop1"/>
       </w:pPr>
       <w:bookmarkStart w:id="1" w:name="_Toc231933156"/>
       <w:r>
@@ -3104,7 +3104,7 @@
     </w:p>
     <w:p>
       <w:pPr>
-        <w:pStyle w:val="Heading2"/>
+        <w:pStyle w:val="Kop2"/>
       </w:pPr>
       <w:bookmarkStart w:id="2" w:name="_Toc231933157"/>
       <w:proofErr w:type="spellStart"/>
@@ -3132,7 +3132,7 @@
     </w:p>
     <w:p>
       <w:pPr>
-        <w:pStyle w:val="Heading3"/>
+        <w:pStyle w:val="Kop3"/>
       </w:pPr>
       <w:bookmarkStart w:id="3" w:name="_Toc231933158"/>
       <w:r>
@@ -3142,7 +3142,7 @@
     </w:p>
     <w:p>
       <w:pPr>
-        <w:pStyle w:val="ListParagraph"/>
+        <w:pStyle w:val="Lijstalinea"/>
         <w:numPr>
           <w:ilvl w:val="0"/>
           <w:numId w:val="14"/>
@@ -3225,7 +3225,7 @@
     </w:p>
     <w:p>
       <w:pPr>
-        <w:pStyle w:val="ListParagraph"/>
+        <w:pStyle w:val="Lijstalinea"/>
         <w:numPr>
           <w:ilvl w:val="0"/>
           <w:numId w:val="14"/>
@@ -3303,7 +3303,7 @@
     </w:p>
     <w:p>
       <w:pPr>
-        <w:pStyle w:val="ListParagraph"/>
+        <w:pStyle w:val="Lijstalinea"/>
         <w:numPr>
           <w:ilvl w:val="0"/>
           <w:numId w:val="14"/>
@@ -3377,7 +3377,7 @@
     </w:p>
     <w:p>
       <w:pPr>
-        <w:pStyle w:val="ListParagraph"/>
+        <w:pStyle w:val="Lijstalinea"/>
         <w:numPr>
           <w:ilvl w:val="0"/>
           <w:numId w:val="14"/>
@@ -3447,7 +3447,7 @@
     </w:p>
     <w:p>
       <w:pPr>
-        <w:pStyle w:val="ListParagraph"/>
+        <w:pStyle w:val="Lijstalinea"/>
         <w:numPr>
           <w:ilvl w:val="0"/>
           <w:numId w:val="14"/>
@@ -3457,41 +3457,41 @@
         <w:rPr>
           <w:b/>
           <w:bCs/>
-          <w:lang w:val="de-DE"/>
+          <w:lang w:val="da-DK"/>
         </w:rPr>
         <w:t>UI Style</w:t>
       </w:r>
       <w:r>
         <w:rPr>
-          <w:lang w:val="de-DE"/>
-        </w:rPr>
-        <w:t xml:space="preserve">: Flat, </w:t>
+          <w:lang w:val="da-DK"/>
+        </w:rPr>
+        <w:t xml:space="preserve">: </w:t>
       </w:r>
       <w:proofErr w:type="spellStart"/>
       <w:r>
         <w:rPr>
-          <w:lang w:val="de-DE"/>
-        </w:rPr>
-        <w:t>pixel</w:t>
+          <w:lang w:val="da-DK"/>
+        </w:rPr>
+        <w:t>Flat</w:t>
       </w:r>
       <w:proofErr w:type="spellEnd"/>
       <w:r>
         <w:rPr>
-          <w:lang w:val="de-DE"/>
-        </w:rPr>
-        <w:t xml:space="preserve"> art-</w:t>
+          <w:lang w:val="da-DK"/>
+        </w:rPr>
+        <w:t>, pixel art-</w:t>
       </w:r>
       <w:proofErr w:type="spellStart"/>
       <w:r>
         <w:rPr>
-          <w:lang w:val="de-DE"/>
+          <w:lang w:val="da-DK"/>
         </w:rPr>
         <w:t>geïnspireerd</w:t>
       </w:r>
       <w:proofErr w:type="spellEnd"/>
       <w:r>
         <w:rPr>
-          <w:lang w:val="de-DE"/>
+          <w:lang w:val="da-DK"/>
         </w:rPr>
         <w:t xml:space="preserve">. </w:t>
       </w:r>
@@ -3523,7 +3523,7 @@
     <w:p/>
     <w:p>
       <w:pPr>
-        <w:pStyle w:val="Heading2"/>
+        <w:pStyle w:val="Kop2"/>
         <w:rPr>
           <w:lang w:val="nl-NL"/>
         </w:rPr>
@@ -3539,7 +3539,7 @@
     </w:p>
     <w:p>
       <w:pPr>
-        <w:pStyle w:val="Heading3"/>
+        <w:pStyle w:val="Kop3"/>
         <w:rPr>
           <w:lang w:val="nl-NL"/>
         </w:rPr>
@@ -3555,7 +3555,7 @@
     </w:p>
     <w:p>
       <w:pPr>
-        <w:pStyle w:val="ListParagraph"/>
+        <w:pStyle w:val="Lijstalinea"/>
         <w:numPr>
           <w:ilvl w:val="0"/>
           <w:numId w:val="15"/>
@@ -3573,7 +3573,7 @@
     </w:p>
     <w:p>
       <w:pPr>
-        <w:pStyle w:val="ListParagraph"/>
+        <w:pStyle w:val="Lijstalinea"/>
         <w:numPr>
           <w:ilvl w:val="0"/>
           <w:numId w:val="15"/>
@@ -3591,7 +3591,7 @@
     </w:p>
     <w:p>
       <w:pPr>
-        <w:pStyle w:val="Heading4"/>
+        <w:pStyle w:val="Kop4"/>
       </w:pPr>
       <w:proofErr w:type="spellStart"/>
       <w:r>
@@ -3601,7 +3601,7 @@
     </w:p>
     <w:p>
       <w:pPr>
-        <w:pStyle w:val="ListParagraph"/>
+        <w:pStyle w:val="Lijstalinea"/>
         <w:numPr>
           <w:ilvl w:val="0"/>
           <w:numId w:val="17"/>
@@ -3616,7 +3616,7 @@
     </w:p>
     <w:p>
       <w:pPr>
-        <w:pStyle w:val="Heading4"/>
+        <w:pStyle w:val="Kop4"/>
       </w:pPr>
       <w:proofErr w:type="spellStart"/>
       <w:r>
@@ -3626,7 +3626,7 @@
     </w:p>
     <w:p>
       <w:pPr>
-        <w:pStyle w:val="ListParagraph"/>
+        <w:pStyle w:val="Lijstalinea"/>
         <w:numPr>
           <w:ilvl w:val="0"/>
           <w:numId w:val="16"/>
@@ -3666,7 +3666,7 @@
     </w:p>
     <w:p>
       <w:pPr>
-        <w:pStyle w:val="ListParagraph"/>
+        <w:pStyle w:val="Lijstalinea"/>
         <w:numPr>
           <w:ilvl w:val="0"/>
           <w:numId w:val="16"/>
@@ -3709,7 +3709,7 @@
     </w:p>
     <w:p>
       <w:pPr>
-        <w:pStyle w:val="Heading4"/>
+        <w:pStyle w:val="Kop4"/>
         <w:rPr>
           <w:lang w:val="nl-NL"/>
         </w:rPr>
@@ -3743,7 +3743,7 @@
     </w:p>
     <w:tbl>
       <w:tblPr>
-        <w:tblStyle w:val="TableGrid"/>
+        <w:tblStyle w:val="Tabelraster"/>
         <w:tblW w:w="9348" w:type="dxa"/>
         <w:tblLook w:val="04A0" w:firstRow="1" w:lastRow="0" w:firstColumn="1" w:lastColumn="0" w:noHBand="0" w:noVBand="1"/>
       </w:tblPr>
@@ -3922,7 +3922,7 @@
     <w:p/>
     <w:p>
       <w:pPr>
-        <w:pStyle w:val="Heading2"/>
+        <w:pStyle w:val="Kop2"/>
       </w:pPr>
       <w:bookmarkStart w:id="6" w:name="_Toc231933162"/>
       <w:r>
@@ -3932,7 +3932,7 @@
     </w:p>
     <w:p>
       <w:pPr>
-        <w:pStyle w:val="ListParagraph"/>
+        <w:pStyle w:val="Lijstalinea"/>
         <w:numPr>
           <w:ilvl w:val="0"/>
           <w:numId w:val="19"/>
@@ -3972,7 +3972,7 @@
     </w:p>
     <w:p>
       <w:pPr>
-        <w:pStyle w:val="ListParagraph"/>
+        <w:pStyle w:val="Lijstalinea"/>
         <w:numPr>
           <w:ilvl w:val="0"/>
           <w:numId w:val="19"/>
@@ -4004,7 +4004,7 @@
     </w:p>
     <w:p>
       <w:pPr>
-        <w:pStyle w:val="Heading2"/>
+        <w:pStyle w:val="Kop2"/>
       </w:pPr>
       <w:bookmarkStart w:id="7" w:name="_Toc231933163"/>
       <w:r>
@@ -4014,7 +4014,7 @@
     </w:p>
     <w:p>
       <w:pPr>
-        <w:pStyle w:val="ListParagraph"/>
+        <w:pStyle w:val="Lijstalinea"/>
         <w:numPr>
           <w:ilvl w:val="0"/>
           <w:numId w:val="18"/>
@@ -4075,7 +4075,7 @@
     </w:p>
     <w:p>
       <w:pPr>
-        <w:pStyle w:val="Heading2"/>
+        <w:pStyle w:val="Kop2"/>
       </w:pPr>
       <w:proofErr w:type="spellStart"/>
       <w:r>
@@ -4101,76 +4101,48 @@
     <w:p>
       <w:pPr>
         <w:rPr>
-          <w:lang w:val="de-DE"/>
-        </w:rPr>
-      </w:pPr>
-      <w:r>
-        <w:rPr>
-          <w:lang w:val="de-DE"/>
+          <w:lang w:val="nl-NL"/>
+        </w:rPr>
+      </w:pPr>
+      <w:r>
+        <w:rPr>
+          <w:lang w:val="nl-NL"/>
         </w:rPr>
         <w:t>Bomen (</w:t>
       </w:r>
+      <w:proofErr w:type="gramStart"/>
+      <w:r>
+        <w:rPr>
+          <w:lang w:val="nl-NL"/>
+        </w:rPr>
+        <w:t>palm boom</w:t>
+      </w:r>
+      <w:proofErr w:type="gramEnd"/>
+      <w:r>
+        <w:rPr>
+          <w:lang w:val="nl-NL"/>
+        </w:rPr>
+        <w:t xml:space="preserve">, </w:t>
+      </w:r>
+      <w:r>
+        <w:rPr>
+          <w:lang w:val="nl-NL"/>
+        </w:rPr>
+        <w:t xml:space="preserve">berk, </w:t>
+      </w:r>
       <w:proofErr w:type="spellStart"/>
       <w:r>
         <w:rPr>
-          <w:lang w:val="de-DE"/>
-        </w:rPr>
-        <w:t>palm</w:t>
+          <w:lang w:val="nl-NL"/>
+        </w:rPr>
+        <w:t>denneboom</w:t>
       </w:r>
       <w:proofErr w:type="spellEnd"/>
       <w:r>
         <w:rPr>
-          <w:lang w:val="de-DE"/>
-        </w:rPr>
-        <w:t xml:space="preserve"> boom, </w:t>
-      </w:r>
-      <w:proofErr w:type="spellStart"/>
-      <w:r>
-        <w:rPr>
-          <w:lang w:val="de-DE"/>
-        </w:rPr>
-        <w:t>berk</w:t>
-      </w:r>
-      <w:proofErr w:type="spellEnd"/>
-      <w:r>
-        <w:rPr>
-          <w:lang w:val="de-DE"/>
-        </w:rPr>
-        <w:t xml:space="preserve">, </w:t>
-      </w:r>
-      <w:proofErr w:type="spellStart"/>
-      <w:r>
-        <w:rPr>
-          <w:lang w:val="de-DE"/>
-        </w:rPr>
-        <w:t>denn</w:t>
-      </w:r>
-      <w:r>
-        <w:rPr>
-          <w:lang w:val="de-DE"/>
-        </w:rPr>
-        <w:t>eboom</w:t>
-      </w:r>
-      <w:proofErr w:type="spellEnd"/>
-      <w:r>
-        <w:rPr>
-          <w:lang w:val="de-DE"/>
-        </w:rPr>
-        <w:t xml:space="preserve">, </w:t>
-      </w:r>
-      <w:proofErr w:type="spellStart"/>
-      <w:r>
-        <w:rPr>
-          <w:lang w:val="de-DE"/>
-        </w:rPr>
-        <w:t>appelboom</w:t>
-      </w:r>
-      <w:proofErr w:type="spellEnd"/>
-      <w:r>
-        <w:rPr>
-          <w:lang w:val="de-DE"/>
-        </w:rPr>
-        <w:t>)</w:t>
+          <w:lang w:val="nl-NL"/>
+        </w:rPr>
+        <w:t>, appelboom)</w:t>
       </w:r>
     </w:p>
     <w:p>
@@ -4409,7 +4381,7 @@
     </w:p>
     <w:p>
       <w:pPr>
-        <w:pStyle w:val="Heading2"/>
+        <w:pStyle w:val="Kop2"/>
         <w:rPr>
           <w:lang w:val="nl-NL"/>
         </w:rPr>
@@ -4425,7 +4397,7 @@
     </w:p>
     <w:tbl>
       <w:tblPr>
-        <w:tblStyle w:val="TableGrid"/>
+        <w:tblStyle w:val="Tabelraster"/>
         <w:tblW w:w="0" w:type="auto"/>
         <w:tblLook w:val="04A0" w:firstRow="1" w:lastRow="0" w:firstColumn="1" w:lastColumn="0" w:noHBand="0" w:noVBand="1"/>
       </w:tblPr>
@@ -4676,7 +4648,7 @@
     </w:p>
     <w:p>
       <w:pPr>
-        <w:pStyle w:val="Heading2"/>
+        <w:pStyle w:val="Kop2"/>
       </w:pPr>
       <w:bookmarkStart w:id="10" w:name="_Toc231933167"/>
       <w:proofErr w:type="spellStart"/>
@@ -4691,7 +4663,7 @@
     </w:p>
     <w:p>
       <w:pPr>
-        <w:pStyle w:val="Heading3"/>
+        <w:pStyle w:val="Kop3"/>
       </w:pPr>
       <w:bookmarkStart w:id="11" w:name="_Toc231933168"/>
       <w:proofErr w:type="spellStart"/>
@@ -4703,7 +4675,7 @@
     </w:p>
     <w:p>
       <w:pPr>
-        <w:pStyle w:val="ListParagraph"/>
+        <w:pStyle w:val="Lijstalinea"/>
         <w:numPr>
           <w:ilvl w:val="0"/>
           <w:numId w:val="18"/>
@@ -4747,7 +4719,7 @@
     </w:p>
     <w:p>
       <w:pPr>
-        <w:pStyle w:val="ListParagraph"/>
+        <w:pStyle w:val="Lijstalinea"/>
         <w:numPr>
           <w:ilvl w:val="0"/>
           <w:numId w:val="18"/>
@@ -4765,7 +4737,7 @@
     </w:p>
     <w:p>
       <w:pPr>
-        <w:pStyle w:val="Heading3"/>
+        <w:pStyle w:val="Kop3"/>
       </w:pPr>
       <w:bookmarkStart w:id="12" w:name="_Toc231933169"/>
       <w:r>
@@ -4775,7 +4747,7 @@
     </w:p>
     <w:p>
       <w:pPr>
-        <w:pStyle w:val="ListParagraph"/>
+        <w:pStyle w:val="Lijstalinea"/>
         <w:numPr>
           <w:ilvl w:val="0"/>
           <w:numId w:val="18"/>
@@ -4787,7 +4759,7 @@
     </w:p>
     <w:p>
       <w:pPr>
-        <w:pStyle w:val="ListParagraph"/>
+        <w:pStyle w:val="Lijstalinea"/>
         <w:numPr>
           <w:ilvl w:val="0"/>
           <w:numId w:val="18"/>
@@ -4820,7 +4792,7 @@
     </w:p>
     <w:p>
       <w:pPr>
-        <w:pStyle w:val="Heading3"/>
+        <w:pStyle w:val="Kop3"/>
       </w:pPr>
       <w:bookmarkStart w:id="13" w:name="_Toc231933170"/>
       <w:r>
@@ -4830,7 +4802,7 @@
     </w:p>
     <w:p>
       <w:pPr>
-        <w:pStyle w:val="ListParagraph"/>
+        <w:pStyle w:val="Lijstalinea"/>
         <w:numPr>
           <w:ilvl w:val="0"/>
           <w:numId w:val="18"/>
@@ -4890,7 +4862,7 @@
     </w:p>
     <w:p>
       <w:pPr>
-        <w:pStyle w:val="ListParagraph"/>
+        <w:pStyle w:val="Lijstalinea"/>
         <w:numPr>
           <w:ilvl w:val="0"/>
           <w:numId w:val="18"/>
@@ -4909,27 +4881,27 @@
     <w:p>
       <w:pPr>
         <w:rPr>
-          <w:rStyle w:val="Heading2Char"/>
+          <w:rStyle w:val="Kop2Char"/>
         </w:rPr>
       </w:pPr>
       <w:bookmarkStart w:id="14" w:name="_Toc231933171"/>
       <w:r>
         <w:rPr>
-          <w:rStyle w:val="Heading2Char"/>
+          <w:rStyle w:val="Kop2Char"/>
         </w:rPr>
         <w:t>Audio Style (</w:t>
       </w:r>
       <w:proofErr w:type="spellStart"/>
       <w:r>
         <w:rPr>
-          <w:rStyle w:val="Heading2Char"/>
+          <w:rStyle w:val="Kop2Char"/>
         </w:rPr>
         <w:t>optioneel</w:t>
       </w:r>
       <w:proofErr w:type="spellEnd"/>
       <w:r>
         <w:rPr>
-          <w:rStyle w:val="Heading2Char"/>
+          <w:rStyle w:val="Kop2Char"/>
         </w:rPr>
         <w:t>)</w:t>
       </w:r>
@@ -4937,7 +4909,7 @@
     </w:p>
     <w:p>
       <w:pPr>
-        <w:pStyle w:val="ListParagraph"/>
+        <w:pStyle w:val="Lijstalinea"/>
         <w:numPr>
           <w:ilvl w:val="0"/>
           <w:numId w:val="18"/>
@@ -4955,7 +4927,7 @@
     </w:p>
     <w:p>
       <w:pPr>
-        <w:pStyle w:val="ListParagraph"/>
+        <w:pStyle w:val="Lijstalinea"/>
         <w:numPr>
           <w:ilvl w:val="0"/>
           <w:numId w:val="18"/>
@@ -4996,7 +4968,7 @@
     </w:p>
     <w:p>
       <w:pPr>
-        <w:pStyle w:val="ListParagraph"/>
+        <w:pStyle w:val="Lijstalinea"/>
         <w:numPr>
           <w:ilvl w:val="0"/>
           <w:numId w:val="18"/>
@@ -5034,7 +5006,7 @@
     </w:p>
     <w:p>
       <w:pPr>
-        <w:pStyle w:val="Heading2"/>
+        <w:pStyle w:val="Kop2"/>
       </w:pPr>
       <w:bookmarkStart w:id="15" w:name="_Toc231933172"/>
       <w:r>
@@ -5169,7 +5141,7 @@
     </w:p>
     <w:p>
       <w:pPr>
-        <w:pStyle w:val="Heading2"/>
+        <w:pStyle w:val="Kop2"/>
         <w:rPr>
           <w:lang w:val="nl-NL"/>
         </w:rPr>
@@ -5310,38 +5282,30 @@
     </w:p>
     <w:p>
       <w:pPr>
-        <w:pStyle w:val="Heading2"/>
-        <w:rPr>
-          <w:lang w:val="nl-NL"/>
+        <w:pStyle w:val="Kop2"/>
+        <w:rPr>
+          <w:lang w:val="sv-SE"/>
         </w:rPr>
       </w:pPr>
       <w:bookmarkStart w:id="17" w:name="_Toc231933174"/>
-      <w:proofErr w:type="spellStart"/>
-      <w:r>
-        <w:rPr>
-          <w:lang w:val="nl-NL"/>
+      <w:r>
+        <w:rPr>
+          <w:lang w:val="sv-SE"/>
         </w:rPr>
         <w:lastRenderedPageBreak/>
-        <w:t>Miska</w:t>
-      </w:r>
-      <w:proofErr w:type="spellEnd"/>
-      <w:r>
-        <w:rPr>
-          <w:lang w:val="nl-NL"/>
-        </w:rPr>
-        <w:t xml:space="preserve"> van den Brink</w:t>
+        <w:t>Miska van den Brink</w:t>
       </w:r>
       <w:bookmarkEnd w:id="17"/>
     </w:p>
     <w:p>
       <w:pPr>
         <w:rPr>
-          <w:lang w:val="nl-NL"/>
-        </w:rPr>
-      </w:pPr>
-      <w:r>
-        <w:rPr>
-          <w:lang w:val="nl-NL"/>
+          <w:lang w:val="sv-SE"/>
+        </w:rPr>
+      </w:pPr>
+      <w:r>
+        <w:rPr>
+          <w:lang w:val="sv-SE"/>
         </w:rPr>
         <w:t>Asset:</w:t>
       </w:r>
@@ -5349,7 +5313,7 @@
     <w:p>
       <w:pPr>
         <w:rPr>
-          <w:lang w:val="nl-NL"/>
+          <w:lang w:val="sv-SE"/>
         </w:rPr>
       </w:pPr>
     </w:p>
@@ -5459,7 +5423,7 @@
     </w:p>
     <w:p>
       <w:pPr>
-        <w:pStyle w:val="Heading2"/>
+        <w:pStyle w:val="Kop2"/>
       </w:pPr>
       <w:bookmarkStart w:id="18" w:name="_Toc231933175"/>
       <w:r>
@@ -5594,18 +5558,40 @@
     </w:p>
     <w:p>
       <w:pPr>
-        <w:pStyle w:val="Heading2"/>
+        <w:pStyle w:val="Kop2"/>
       </w:pPr>
       <w:bookmarkStart w:id="19" w:name="_Toc231933176"/>
       <w:r>
         <w:lastRenderedPageBreak/>
-        <w:t xml:space="preserve">Myrthe </w:t>
+        <w:t>Myrthe Dissevelt</w:t>
+      </w:r>
+      <w:bookmarkEnd w:id="19"/>
+    </w:p>
+    <w:p>
+      <w:pPr>
+        <w:rPr>
+          <w:lang w:val="nl-NL"/>
+        </w:rPr>
+      </w:pPr>
+      <w:r>
+        <w:rPr>
+          <w:lang w:val="nl-NL"/>
+        </w:rPr>
+        <w:t>Asset:</w:t>
+      </w:r>
+      <w:r>
+        <w:rPr>
+          <w:lang w:val="nl-NL"/>
+        </w:rPr>
+        <w:t xml:space="preserve"> </w:t>
       </w:r>
       <w:proofErr w:type="spellStart"/>
       <w:r>
-        <w:t>Dissevelt</w:t>
-      </w:r>
-      <w:bookmarkEnd w:id="19"/>
+        <w:rPr>
+          <w:lang w:val="nl-NL"/>
+        </w:rPr>
+        <w:t>Boxes</w:t>
+      </w:r>
       <w:proofErr w:type="spellEnd"/>
     </w:p>
     <w:p>
@@ -5614,93 +5600,53 @@
           <w:lang w:val="nl-NL"/>
         </w:rPr>
       </w:pPr>
-      <w:r>
-        <w:rPr>
-          <w:lang w:val="nl-NL"/>
-        </w:rPr>
-        <w:t>Asset:</w:t>
-      </w:r>
-    </w:p>
-    <w:p>
-      <w:pPr>
-        <w:rPr>
-          <w:lang w:val="nl-NL"/>
-        </w:rPr>
-      </w:pPr>
-    </w:p>
-    <w:p>
-      <w:pPr>
-        <w:rPr>
-          <w:lang w:val="nl-NL"/>
-        </w:rPr>
-      </w:pPr>
-      <w:r>
-        <w:rPr>
-          <w:lang w:val="nl-NL"/>
-        </w:rPr>
-        <w:t>Moodboard + toelichting:</w:t>
-      </w:r>
-    </w:p>
-    <w:p>
-      <w:pPr>
-        <w:rPr>
-          <w:lang w:val="nl-NL"/>
-        </w:rPr>
-      </w:pPr>
-    </w:p>
-    <w:p>
-      <w:pPr>
-        <w:rPr>
-          <w:lang w:val="nl-NL"/>
-        </w:rPr>
-      </w:pPr>
-      <w:r>
-        <w:rPr>
-          <w:lang w:val="nl-NL"/>
-        </w:rPr>
-        <w:t>Kleurenpalet (</w:t>
-      </w:r>
-      <w:proofErr w:type="spellStart"/>
-      <w:r>
-        <w:rPr>
-          <w:lang w:val="nl-NL"/>
-        </w:rPr>
-        <w:t>hex</w:t>
-      </w:r>
-      <w:proofErr w:type="spellEnd"/>
-      <w:r>
-        <w:rPr>
-          <w:lang w:val="nl-NL"/>
-        </w:rPr>
-        <w:t xml:space="preserve"> nummers):</w:t>
-      </w:r>
-    </w:p>
-    <w:p>
-      <w:pPr>
-        <w:rPr>
-          <w:lang w:val="nl-NL"/>
-        </w:rPr>
-      </w:pPr>
-    </w:p>
-    <w:p>
-      <w:pPr>
-        <w:rPr>
-          <w:lang w:val="nl-NL"/>
-        </w:rPr>
-      </w:pPr>
-      <w:r>
-        <w:rPr>
-          <w:lang w:val="nl-NL"/>
-        </w:rPr>
-        <w:t>Realisatie (schermafbeeldingen en toelichting):</w:t>
-      </w:r>
-    </w:p>
-    <w:p>
-      <w:pPr>
-        <w:rPr>
-          <w:lang w:val="nl-NL"/>
-        </w:rPr>
-      </w:pPr>
+    </w:p>
+    <w:p>
+      <w:pPr>
+        <w:rPr>
+          <w:lang w:val="nl-NL"/>
+        </w:rPr>
+      </w:pPr>
+      <w:r>
+        <w:rPr>
+          <w:lang w:val="nl-NL"/>
+        </w:rPr>
+        <w:drawing>
+          <wp:inline distT="0" distB="0" distL="0" distR="0" wp14:anchorId="1E9F7077" wp14:editId="1460B303">
+            <wp:extent cx="5943600" cy="3344545"/>
+            <wp:effectExtent l="0" t="0" r="0" b="8255"/>
+            <wp:docPr id="707906495" name="Afbeelding 1"/>
+            <wp:cNvGraphicFramePr>
+              <a:graphicFrameLocks xmlns:a="http://schemas.openxmlformats.org/drawingml/2006/main" noChangeAspect="1"/>
+            </wp:cNvGraphicFramePr>
+            <a:graphic xmlns:a="http://schemas.openxmlformats.org/drawingml/2006/main">
+              <a:graphicData uri="http://schemas.openxmlformats.org/drawingml/2006/picture">
+                <pic:pic xmlns:pic="http://schemas.openxmlformats.org/drawingml/2006/picture">
+                  <pic:nvPicPr>
+                    <pic:cNvPr id="707906495" name=""/>
+                    <pic:cNvPicPr/>
+                  </pic:nvPicPr>
+                  <pic:blipFill>
+                    <a:blip r:embed="rId11"/>
+                    <a:stretch>
+                      <a:fillRect/>
+                    </a:stretch>
+                  </pic:blipFill>
+                  <pic:spPr>
+                    <a:xfrm>
+                      <a:off x="0" y="0"/>
+                      <a:ext cx="5943600" cy="3344545"/>
+                    </a:xfrm>
+                    <a:prstGeom prst="rect">
+                      <a:avLst/>
+                    </a:prstGeom>
+                  </pic:spPr>
+                </pic:pic>
+              </a:graphicData>
+            </a:graphic>
+          </wp:inline>
+        </w:drawing>
+      </w:r>
     </w:p>
     <w:p>
       <w:pPr>
@@ -5734,7 +5680,7 @@
     </w:p>
     <w:p>
       <w:pPr>
-        <w:pStyle w:val="Heading2"/>
+        <w:pStyle w:val="Kop2"/>
       </w:pPr>
       <w:bookmarkStart w:id="20" w:name="_Toc231933177"/>
       <w:r>
@@ -5869,7 +5815,7 @@
     </w:p>
     <w:p>
       <w:pPr>
-        <w:pStyle w:val="Heading2"/>
+        <w:pStyle w:val="Kop2"/>
       </w:pPr>
       <w:bookmarkStart w:id="21" w:name="_Toc231933178"/>
       <w:r>
@@ -6009,7 +5955,7 @@
     </w:p>
     <w:p>
       <w:pPr>
-        <w:pStyle w:val="Heading2"/>
+        <w:pStyle w:val="Kop2"/>
       </w:pPr>
       <w:bookmarkStart w:id="22" w:name="_Toc231933179"/>
       <w:r>
@@ -6149,7 +6095,7 @@
     </w:p>
     <w:p>
       <w:pPr>
-        <w:pStyle w:val="Heading2"/>
+        <w:pStyle w:val="Kop2"/>
       </w:pPr>
       <w:bookmarkStart w:id="23" w:name="_Toc231933180"/>
       <w:r>
@@ -6284,7 +6230,7 @@
     </w:p>
     <w:p>
       <w:pPr>
-        <w:pStyle w:val="Heading2"/>
+        <w:pStyle w:val="Kop2"/>
       </w:pPr>
       <w:bookmarkStart w:id="24" w:name="_Toc231933181"/>
       <w:r>
@@ -6424,7 +6370,7 @@
     </w:p>
     <w:p>
       <w:pPr>
-        <w:pStyle w:val="Heading2"/>
+        <w:pStyle w:val="Kop2"/>
       </w:pPr>
       <w:bookmarkStart w:id="25" w:name="_Toc231933182"/>
       <w:r>
@@ -6559,7 +6505,7 @@
     </w:p>
     <w:p>
       <w:pPr>
-        <w:pStyle w:val="Heading2"/>
+        <w:pStyle w:val="Kop2"/>
       </w:pPr>
       <w:bookmarkStart w:id="26" w:name="_Toc231933183"/>
       <w:r>
@@ -6697,7 +6643,7 @@
     </w:p>
     <w:p>
       <w:pPr>
-        <w:pStyle w:val="Heading2"/>
+        <w:pStyle w:val="Kop2"/>
       </w:pPr>
       <w:bookmarkStart w:id="27" w:name="_Toc231933184"/>
       <w:r>
@@ -6832,7 +6778,7 @@
     </w:p>
     <w:p>
       <w:pPr>
-        <w:pStyle w:val="Heading2"/>
+        <w:pStyle w:val="Kop2"/>
       </w:pPr>
       <w:bookmarkStart w:id="28" w:name="_Toc231933185"/>
       <w:r>
@@ -6967,7 +6913,7 @@
     </w:p>
     <w:p>
       <w:pPr>
-        <w:pStyle w:val="Heading2"/>
+        <w:pStyle w:val="Kop2"/>
         <w:rPr>
           <w:lang w:val="nl-NL"/>
         </w:rPr>
@@ -7091,7 +7037,7 @@
     </w:p>
     <w:p/>
     <w:sectPr>
-      <w:footerReference w:type="default" r:id="rId11"/>
+      <w:footerReference w:type="default" r:id="rId12"/>
       <w:pgSz w:w="12240" w:h="15840"/>
       <w:pgMar w:top="1440" w:right="1440" w:bottom="1440" w:left="1440" w:header="720" w:footer="720" w:gutter="0"/>
       <w:pgNumType w:start="0"/>
@@ -7146,7 +7092,7 @@
     <w:sdtContent>
       <w:p>
         <w:pPr>
-          <w:pStyle w:val="Footer"/>
+          <w:pStyle w:val="Voettekst"/>
           <w:jc w:val="right"/>
         </w:pPr>
         <w:r>
@@ -7175,7 +7121,7 @@
   </w:sdt>
   <w:p>
     <w:pPr>
-      <w:pStyle w:val="Footer"/>
+      <w:pStyle w:val="Voettekst"/>
     </w:pPr>
   </w:p>
 </w:ftr>
@@ -11120,15 +11066,15 @@
     <w:lsdException w:name="Unresolved Mention" w:semiHidden="1" w:unhideWhenUsed="1"/>
     <w:lsdException w:name="Smart Link" w:semiHidden="1" w:unhideWhenUsed="1"/>
   </w:latentStyles>
-  <w:style w:type="paragraph" w:default="1" w:styleId="Normal">
+  <w:style w:type="paragraph" w:default="1" w:styleId="Standaard">
     <w:name w:val="Normal"/>
     <w:qFormat/>
   </w:style>
-  <w:style w:type="paragraph" w:styleId="Heading1">
+  <w:style w:type="paragraph" w:styleId="Kop1">
     <w:name w:val="heading 1"/>
-    <w:basedOn w:val="Normal"/>
-    <w:next w:val="Normal"/>
-    <w:link w:val="Heading1Char"/>
+    <w:basedOn w:val="Standaard"/>
+    <w:next w:val="Standaard"/>
+    <w:link w:val="Kop1Char"/>
     <w:uiPriority w:val="9"/>
     <w:qFormat/>
     <w:rsid w:val="00DB7FDB"/>
@@ -11145,11 +11091,11 @@
       <w:szCs w:val="40"/>
     </w:rPr>
   </w:style>
-  <w:style w:type="paragraph" w:styleId="Heading2">
+  <w:style w:type="paragraph" w:styleId="Kop2">
     <w:name w:val="heading 2"/>
-    <w:basedOn w:val="Normal"/>
-    <w:next w:val="Normal"/>
-    <w:link w:val="Heading2Char"/>
+    <w:basedOn w:val="Standaard"/>
+    <w:next w:val="Standaard"/>
+    <w:link w:val="Kop2Char"/>
     <w:uiPriority w:val="9"/>
     <w:unhideWhenUsed/>
     <w:qFormat/>
@@ -11167,11 +11113,11 @@
       <w:szCs w:val="32"/>
     </w:rPr>
   </w:style>
-  <w:style w:type="paragraph" w:styleId="Heading3">
+  <w:style w:type="paragraph" w:styleId="Kop3">
     <w:name w:val="heading 3"/>
-    <w:basedOn w:val="Normal"/>
-    <w:next w:val="Normal"/>
-    <w:link w:val="Heading3Char"/>
+    <w:basedOn w:val="Standaard"/>
+    <w:next w:val="Standaard"/>
+    <w:link w:val="Kop3Char"/>
     <w:uiPriority w:val="9"/>
     <w:unhideWhenUsed/>
     <w:qFormat/>
@@ -11189,11 +11135,11 @@
       <w:szCs w:val="28"/>
     </w:rPr>
   </w:style>
-  <w:style w:type="paragraph" w:styleId="Heading4">
+  <w:style w:type="paragraph" w:styleId="Kop4">
     <w:name w:val="heading 4"/>
-    <w:basedOn w:val="Normal"/>
-    <w:next w:val="Normal"/>
-    <w:link w:val="Heading4Char"/>
+    <w:basedOn w:val="Standaard"/>
+    <w:next w:val="Standaard"/>
+    <w:link w:val="Kop4Char"/>
     <w:uiPriority w:val="9"/>
     <w:unhideWhenUsed/>
     <w:qFormat/>
@@ -11211,11 +11157,11 @@
       <w:color w:val="0F4761" w:themeColor="accent1" w:themeShade="BF"/>
     </w:rPr>
   </w:style>
-  <w:style w:type="paragraph" w:styleId="Heading5">
+  <w:style w:type="paragraph" w:styleId="Kop5">
     <w:name w:val="heading 5"/>
-    <w:basedOn w:val="Normal"/>
-    <w:next w:val="Normal"/>
-    <w:link w:val="Heading5Char"/>
+    <w:basedOn w:val="Standaard"/>
+    <w:next w:val="Standaard"/>
+    <w:link w:val="Kop5Char"/>
     <w:uiPriority w:val="9"/>
     <w:semiHidden/>
     <w:unhideWhenUsed/>
@@ -11232,11 +11178,11 @@
       <w:color w:val="0F4761" w:themeColor="accent1" w:themeShade="BF"/>
     </w:rPr>
   </w:style>
-  <w:style w:type="paragraph" w:styleId="Heading6">
+  <w:style w:type="paragraph" w:styleId="Kop6">
     <w:name w:val="heading 6"/>
-    <w:basedOn w:val="Normal"/>
-    <w:next w:val="Normal"/>
-    <w:link w:val="Heading6Char"/>
+    <w:basedOn w:val="Standaard"/>
+    <w:next w:val="Standaard"/>
+    <w:link w:val="Kop6Char"/>
     <w:uiPriority w:val="9"/>
     <w:semiHidden/>
     <w:unhideWhenUsed/>
@@ -11255,11 +11201,11 @@
       <w:color w:val="595959" w:themeColor="text1" w:themeTint="A6"/>
     </w:rPr>
   </w:style>
-  <w:style w:type="paragraph" w:styleId="Heading7">
+  <w:style w:type="paragraph" w:styleId="Kop7">
     <w:name w:val="heading 7"/>
-    <w:basedOn w:val="Normal"/>
-    <w:next w:val="Normal"/>
-    <w:link w:val="Heading7Char"/>
+    <w:basedOn w:val="Standaard"/>
+    <w:next w:val="Standaard"/>
+    <w:link w:val="Kop7Char"/>
     <w:uiPriority w:val="9"/>
     <w:semiHidden/>
     <w:unhideWhenUsed/>
@@ -11276,11 +11222,11 @@
       <w:color w:val="595959" w:themeColor="text1" w:themeTint="A6"/>
     </w:rPr>
   </w:style>
-  <w:style w:type="paragraph" w:styleId="Heading8">
+  <w:style w:type="paragraph" w:styleId="Kop8">
     <w:name w:val="heading 8"/>
-    <w:basedOn w:val="Normal"/>
-    <w:next w:val="Normal"/>
-    <w:link w:val="Heading8Char"/>
+    <w:basedOn w:val="Standaard"/>
+    <w:next w:val="Standaard"/>
+    <w:link w:val="Kop8Char"/>
     <w:uiPriority w:val="9"/>
     <w:semiHidden/>
     <w:unhideWhenUsed/>
@@ -11299,11 +11245,11 @@
       <w:color w:val="272727" w:themeColor="text1" w:themeTint="D8"/>
     </w:rPr>
   </w:style>
-  <w:style w:type="paragraph" w:styleId="Heading9">
+  <w:style w:type="paragraph" w:styleId="Kop9">
     <w:name w:val="heading 9"/>
-    <w:basedOn w:val="Normal"/>
-    <w:next w:val="Normal"/>
-    <w:link w:val="Heading9Char"/>
+    <w:basedOn w:val="Standaard"/>
+    <w:next w:val="Standaard"/>
+    <w:link w:val="Kop9Char"/>
     <w:uiPriority w:val="9"/>
     <w:semiHidden/>
     <w:unhideWhenUsed/>
@@ -11320,12 +11266,13 @@
       <w:color w:val="272727" w:themeColor="text1" w:themeTint="D8"/>
     </w:rPr>
   </w:style>
-  <w:style w:type="character" w:default="1" w:styleId="DefaultParagraphFont">
+  <w:style w:type="character" w:default="1" w:styleId="Standaardalinea-lettertype">
     <w:name w:val="Default Paragraph Font"/>
     <w:uiPriority w:val="1"/>
+    <w:semiHidden/>
     <w:unhideWhenUsed/>
   </w:style>
-  <w:style w:type="table" w:default="1" w:styleId="TableNormal">
+  <w:style w:type="table" w:default="1" w:styleId="Standaardtabel">
     <w:name w:val="Normal Table"/>
     <w:uiPriority w:val="99"/>
     <w:semiHidden/>
@@ -11340,16 +11287,16 @@
       </w:tblCellMar>
     </w:tblPr>
   </w:style>
-  <w:style w:type="numbering" w:default="1" w:styleId="NoList">
+  <w:style w:type="numbering" w:default="1" w:styleId="Geenlijst">
     <w:name w:val="No List"/>
     <w:uiPriority w:val="99"/>
     <w:semiHidden/>
     <w:unhideWhenUsed/>
   </w:style>
-  <w:style w:type="character" w:customStyle="1" w:styleId="Heading1Char">
-    <w:name w:val="Heading 1 Char"/>
-    <w:basedOn w:val="DefaultParagraphFont"/>
-    <w:link w:val="Heading1"/>
+  <w:style w:type="character" w:customStyle="1" w:styleId="Kop1Char">
+    <w:name w:val="Kop 1 Char"/>
+    <w:basedOn w:val="Standaardalinea-lettertype"/>
+    <w:link w:val="Kop1"/>
     <w:uiPriority w:val="9"/>
     <w:rsid w:val="00DB7FDB"/>
     <w:rPr>
@@ -11359,10 +11306,10 @@
       <w:szCs w:val="40"/>
     </w:rPr>
   </w:style>
-  <w:style w:type="character" w:customStyle="1" w:styleId="Heading2Char">
-    <w:name w:val="Heading 2 Char"/>
-    <w:basedOn w:val="DefaultParagraphFont"/>
-    <w:link w:val="Heading2"/>
+  <w:style w:type="character" w:customStyle="1" w:styleId="Kop2Char">
+    <w:name w:val="Kop 2 Char"/>
+    <w:basedOn w:val="Standaardalinea-lettertype"/>
+    <w:link w:val="Kop2"/>
     <w:uiPriority w:val="9"/>
     <w:rsid w:val="00DB7FDB"/>
     <w:rPr>
@@ -11372,10 +11319,10 @@
       <w:szCs w:val="32"/>
     </w:rPr>
   </w:style>
-  <w:style w:type="character" w:customStyle="1" w:styleId="Heading3Char">
-    <w:name w:val="Heading 3 Char"/>
-    <w:basedOn w:val="DefaultParagraphFont"/>
-    <w:link w:val="Heading3"/>
+  <w:style w:type="character" w:customStyle="1" w:styleId="Kop3Char">
+    <w:name w:val="Kop 3 Char"/>
+    <w:basedOn w:val="Standaardalinea-lettertype"/>
+    <w:link w:val="Kop3"/>
     <w:uiPriority w:val="9"/>
     <w:rsid w:val="00DB7FDB"/>
     <w:rPr>
@@ -11385,10 +11332,10 @@
       <w:szCs w:val="28"/>
     </w:rPr>
   </w:style>
-  <w:style w:type="character" w:customStyle="1" w:styleId="Heading4Char">
-    <w:name w:val="Heading 4 Char"/>
-    <w:basedOn w:val="DefaultParagraphFont"/>
-    <w:link w:val="Heading4"/>
+  <w:style w:type="character" w:customStyle="1" w:styleId="Kop4Char">
+    <w:name w:val="Kop 4 Char"/>
+    <w:basedOn w:val="Standaardalinea-lettertype"/>
+    <w:link w:val="Kop4"/>
     <w:uiPriority w:val="9"/>
     <w:rsid w:val="00DB7FDB"/>
     <w:rPr>
@@ -11398,10 +11345,10 @@
       <w:color w:val="0F4761" w:themeColor="accent1" w:themeShade="BF"/>
     </w:rPr>
   </w:style>
-  <w:style w:type="character" w:customStyle="1" w:styleId="Heading5Char">
-    <w:name w:val="Heading 5 Char"/>
-    <w:basedOn w:val="DefaultParagraphFont"/>
-    <w:link w:val="Heading5"/>
+  <w:style w:type="character" w:customStyle="1" w:styleId="Kop5Char">
+    <w:name w:val="Kop 5 Char"/>
+    <w:basedOn w:val="Standaardalinea-lettertype"/>
+    <w:link w:val="Kop5"/>
     <w:uiPriority w:val="9"/>
     <w:semiHidden/>
     <w:rsid w:val="00DB7FDB"/>
@@ -11410,10 +11357,10 @@
       <w:color w:val="0F4761" w:themeColor="accent1" w:themeShade="BF"/>
     </w:rPr>
   </w:style>
-  <w:style w:type="character" w:customStyle="1" w:styleId="Heading6Char">
-    <w:name w:val="Heading 6 Char"/>
-    <w:basedOn w:val="DefaultParagraphFont"/>
-    <w:link w:val="Heading6"/>
+  <w:style w:type="character" w:customStyle="1" w:styleId="Kop6Char">
+    <w:name w:val="Kop 6 Char"/>
+    <w:basedOn w:val="Standaardalinea-lettertype"/>
+    <w:link w:val="Kop6"/>
     <w:uiPriority w:val="9"/>
     <w:semiHidden/>
     <w:rsid w:val="00DB7FDB"/>
@@ -11424,10 +11371,10 @@
       <w:color w:val="595959" w:themeColor="text1" w:themeTint="A6"/>
     </w:rPr>
   </w:style>
-  <w:style w:type="character" w:customStyle="1" w:styleId="Heading7Char">
-    <w:name w:val="Heading 7 Char"/>
-    <w:basedOn w:val="DefaultParagraphFont"/>
-    <w:link w:val="Heading7"/>
+  <w:style w:type="character" w:customStyle="1" w:styleId="Kop7Char">
+    <w:name w:val="Kop 7 Char"/>
+    <w:basedOn w:val="Standaardalinea-lettertype"/>
+    <w:link w:val="Kop7"/>
     <w:uiPriority w:val="9"/>
     <w:semiHidden/>
     <w:rsid w:val="00DB7FDB"/>
@@ -11436,10 +11383,10 @@
       <w:color w:val="595959" w:themeColor="text1" w:themeTint="A6"/>
     </w:rPr>
   </w:style>
-  <w:style w:type="character" w:customStyle="1" w:styleId="Heading8Char">
-    <w:name w:val="Heading 8 Char"/>
-    <w:basedOn w:val="DefaultParagraphFont"/>
-    <w:link w:val="Heading8"/>
+  <w:style w:type="character" w:customStyle="1" w:styleId="Kop8Char">
+    <w:name w:val="Kop 8 Char"/>
+    <w:basedOn w:val="Standaardalinea-lettertype"/>
+    <w:link w:val="Kop8"/>
     <w:uiPriority w:val="9"/>
     <w:semiHidden/>
     <w:rsid w:val="00DB7FDB"/>
@@ -11450,10 +11397,10 @@
       <w:color w:val="272727" w:themeColor="text1" w:themeTint="D8"/>
     </w:rPr>
   </w:style>
-  <w:style w:type="character" w:customStyle="1" w:styleId="Heading9Char">
-    <w:name w:val="Heading 9 Char"/>
-    <w:basedOn w:val="DefaultParagraphFont"/>
-    <w:link w:val="Heading9"/>
+  <w:style w:type="character" w:customStyle="1" w:styleId="Kop9Char">
+    <w:name w:val="Kop 9 Char"/>
+    <w:basedOn w:val="Standaardalinea-lettertype"/>
+    <w:link w:val="Kop9"/>
     <w:uiPriority w:val="9"/>
     <w:semiHidden/>
     <w:rsid w:val="00DB7FDB"/>
@@ -11462,11 +11409,11 @@
       <w:color w:val="272727" w:themeColor="text1" w:themeTint="D8"/>
     </w:rPr>
   </w:style>
-  <w:style w:type="paragraph" w:styleId="Title">
+  <w:style w:type="paragraph" w:styleId="Titel">
     <w:name w:val="Title"/>
-    <w:basedOn w:val="Normal"/>
-    <w:next w:val="Normal"/>
-    <w:link w:val="TitleChar"/>
+    <w:basedOn w:val="Standaard"/>
+    <w:next w:val="Standaard"/>
+    <w:link w:val="TitelChar"/>
     <w:uiPriority w:val="10"/>
     <w:qFormat/>
     <w:rsid w:val="00DB7FDB"/>
@@ -11482,10 +11429,10 @@
       <w:szCs w:val="56"/>
     </w:rPr>
   </w:style>
-  <w:style w:type="character" w:customStyle="1" w:styleId="TitleChar">
-    <w:name w:val="Title Char"/>
-    <w:basedOn w:val="DefaultParagraphFont"/>
-    <w:link w:val="Title"/>
+  <w:style w:type="character" w:customStyle="1" w:styleId="TitelChar">
+    <w:name w:val="Titel Char"/>
+    <w:basedOn w:val="Standaardalinea-lettertype"/>
+    <w:link w:val="Titel"/>
     <w:uiPriority w:val="10"/>
     <w:rsid w:val="00DB7FDB"/>
     <w:rPr>
@@ -11496,11 +11443,11 @@
       <w:szCs w:val="56"/>
     </w:rPr>
   </w:style>
-  <w:style w:type="paragraph" w:styleId="Subtitle">
+  <w:style w:type="paragraph" w:styleId="Ondertitel">
     <w:name w:val="Subtitle"/>
-    <w:basedOn w:val="Normal"/>
-    <w:next w:val="Normal"/>
-    <w:link w:val="SubtitleChar"/>
+    <w:basedOn w:val="Standaard"/>
+    <w:next w:val="Standaard"/>
+    <w:link w:val="OndertitelChar"/>
     <w:uiPriority w:val="11"/>
     <w:qFormat/>
     <w:rsid w:val="00DB7FDB"/>
@@ -11517,10 +11464,10 @@
       <w:szCs w:val="28"/>
     </w:rPr>
   </w:style>
-  <w:style w:type="character" w:customStyle="1" w:styleId="SubtitleChar">
-    <w:name w:val="Subtitle Char"/>
-    <w:basedOn w:val="DefaultParagraphFont"/>
-    <w:link w:val="Subtitle"/>
+  <w:style w:type="character" w:customStyle="1" w:styleId="OndertitelChar">
+    <w:name w:val="Ondertitel Char"/>
+    <w:basedOn w:val="Standaardalinea-lettertype"/>
+    <w:link w:val="Ondertitel"/>
     <w:uiPriority w:val="11"/>
     <w:rsid w:val="00DB7FDB"/>
     <w:rPr>
@@ -11531,11 +11478,11 @@
       <w:szCs w:val="28"/>
     </w:rPr>
   </w:style>
-  <w:style w:type="paragraph" w:styleId="Quote">
+  <w:style w:type="paragraph" w:styleId="Citaat">
     <w:name w:val="Quote"/>
-    <w:basedOn w:val="Normal"/>
-    <w:next w:val="Normal"/>
-    <w:link w:val="QuoteChar"/>
+    <w:basedOn w:val="Standaard"/>
+    <w:next w:val="Standaard"/>
+    <w:link w:val="CitaatChar"/>
     <w:uiPriority w:val="29"/>
     <w:qFormat/>
     <w:rsid w:val="00DB7FDB"/>
@@ -11549,10 +11496,10 @@
       <w:color w:val="404040" w:themeColor="text1" w:themeTint="BF"/>
     </w:rPr>
   </w:style>
-  <w:style w:type="character" w:customStyle="1" w:styleId="QuoteChar">
-    <w:name w:val="Quote Char"/>
-    <w:basedOn w:val="DefaultParagraphFont"/>
-    <w:link w:val="Quote"/>
+  <w:style w:type="character" w:customStyle="1" w:styleId="CitaatChar">
+    <w:name w:val="Citaat Char"/>
+    <w:basedOn w:val="Standaardalinea-lettertype"/>
+    <w:link w:val="Citaat"/>
     <w:uiPriority w:val="29"/>
     <w:rsid w:val="00DB7FDB"/>
     <w:rPr>
@@ -11561,9 +11508,9 @@
       <w:color w:val="404040" w:themeColor="text1" w:themeTint="BF"/>
     </w:rPr>
   </w:style>
-  <w:style w:type="paragraph" w:styleId="ListParagraph">
+  <w:style w:type="paragraph" w:styleId="Lijstalinea">
     <w:name w:val="List Paragraph"/>
-    <w:basedOn w:val="Normal"/>
+    <w:basedOn w:val="Standaard"/>
     <w:uiPriority w:val="34"/>
     <w:qFormat/>
     <w:rsid w:val="00DB7FDB"/>
@@ -11572,9 +11519,9 @@
       <w:contextualSpacing/>
     </w:pPr>
   </w:style>
-  <w:style w:type="character" w:styleId="IntenseEmphasis">
+  <w:style w:type="character" w:styleId="Intensievebenadrukking">
     <w:name w:val="Intense Emphasis"/>
-    <w:basedOn w:val="DefaultParagraphFont"/>
+    <w:basedOn w:val="Standaardalinea-lettertype"/>
     <w:uiPriority w:val="21"/>
     <w:qFormat/>
     <w:rsid w:val="00DB7FDB"/>
@@ -11584,11 +11531,11 @@
       <w:color w:val="0F4761" w:themeColor="accent1" w:themeShade="BF"/>
     </w:rPr>
   </w:style>
-  <w:style w:type="paragraph" w:styleId="IntenseQuote">
+  <w:style w:type="paragraph" w:styleId="Duidelijkcitaat">
     <w:name w:val="Intense Quote"/>
-    <w:basedOn w:val="Normal"/>
-    <w:next w:val="Normal"/>
-    <w:link w:val="IntenseQuoteChar"/>
+    <w:basedOn w:val="Standaard"/>
+    <w:next w:val="Standaard"/>
+    <w:link w:val="DuidelijkcitaatChar"/>
     <w:uiPriority w:val="30"/>
     <w:qFormat/>
     <w:rsid w:val="00DB7FDB"/>
@@ -11607,10 +11554,10 @@
       <w:color w:val="0F4761" w:themeColor="accent1" w:themeShade="BF"/>
     </w:rPr>
   </w:style>
-  <w:style w:type="character" w:customStyle="1" w:styleId="IntenseQuoteChar">
-    <w:name w:val="Intense Quote Char"/>
-    <w:basedOn w:val="DefaultParagraphFont"/>
-    <w:link w:val="IntenseQuote"/>
+  <w:style w:type="character" w:customStyle="1" w:styleId="DuidelijkcitaatChar">
+    <w:name w:val="Duidelijk citaat Char"/>
+    <w:basedOn w:val="Standaardalinea-lettertype"/>
+    <w:link w:val="Duidelijkcitaat"/>
     <w:uiPriority w:val="30"/>
     <w:rsid w:val="00DB7FDB"/>
     <w:rPr>
@@ -11619,9 +11566,9 @@
       <w:color w:val="0F4761" w:themeColor="accent1" w:themeShade="BF"/>
     </w:rPr>
   </w:style>
-  <w:style w:type="character" w:styleId="IntenseReference">
+  <w:style w:type="character" w:styleId="Intensieveverwijzing">
     <w:name w:val="Intense Reference"/>
-    <w:basedOn w:val="DefaultParagraphFont"/>
+    <w:basedOn w:val="Standaardalinea-lettertype"/>
     <w:uiPriority w:val="32"/>
     <w:qFormat/>
     <w:rsid w:val="00DB7FDB"/>
@@ -11633,9 +11580,9 @@
       <w:spacing w:val="5"/>
     </w:rPr>
   </w:style>
-  <w:style w:type="table" w:styleId="TableGrid">
+  <w:style w:type="table" w:styleId="Tabelraster">
     <w:name w:val="Table Grid"/>
-    <w:basedOn w:val="TableNormal"/>
+    <w:basedOn w:val="Standaardtabel"/>
     <w:uiPriority w:val="39"/>
     <w:rsid w:val="00DB7FDB"/>
     <w:pPr>
@@ -11652,10 +11599,10 @@
       </w:tblBorders>
     </w:tblPr>
   </w:style>
-  <w:style w:type="paragraph" w:styleId="Header">
+  <w:style w:type="paragraph" w:styleId="Koptekst">
     <w:name w:val="header"/>
-    <w:basedOn w:val="Normal"/>
-    <w:link w:val="HeaderChar"/>
+    <w:basedOn w:val="Standaard"/>
+    <w:link w:val="KoptekstChar"/>
     <w:uiPriority w:val="99"/>
     <w:unhideWhenUsed/>
     <w:rsid w:val="003F6087"/>
@@ -11667,17 +11614,17 @@
       <w:spacing w:after="0" w:line="240" w:lineRule="auto"/>
     </w:pPr>
   </w:style>
-  <w:style w:type="character" w:customStyle="1" w:styleId="HeaderChar">
-    <w:name w:val="Header Char"/>
-    <w:basedOn w:val="DefaultParagraphFont"/>
-    <w:link w:val="Header"/>
+  <w:style w:type="character" w:customStyle="1" w:styleId="KoptekstChar">
+    <w:name w:val="Koptekst Char"/>
+    <w:basedOn w:val="Standaardalinea-lettertype"/>
+    <w:link w:val="Koptekst"/>
     <w:uiPriority w:val="99"/>
     <w:rsid w:val="003F6087"/>
   </w:style>
-  <w:style w:type="paragraph" w:styleId="Footer">
+  <w:style w:type="paragraph" w:styleId="Voettekst">
     <w:name w:val="footer"/>
-    <w:basedOn w:val="Normal"/>
-    <w:link w:val="FooterChar"/>
+    <w:basedOn w:val="Standaard"/>
+    <w:link w:val="VoettekstChar"/>
     <w:uiPriority w:val="99"/>
     <w:unhideWhenUsed/>
     <w:rsid w:val="003F6087"/>
@@ -11689,16 +11636,16 @@
       <w:spacing w:after="0" w:line="240" w:lineRule="auto"/>
     </w:pPr>
   </w:style>
-  <w:style w:type="character" w:customStyle="1" w:styleId="FooterChar">
-    <w:name w:val="Footer Char"/>
-    <w:basedOn w:val="DefaultParagraphFont"/>
-    <w:link w:val="Footer"/>
+  <w:style w:type="character" w:customStyle="1" w:styleId="VoettekstChar">
+    <w:name w:val="Voettekst Char"/>
+    <w:basedOn w:val="Standaardalinea-lettertype"/>
+    <w:link w:val="Voettekst"/>
     <w:uiPriority w:val="99"/>
     <w:rsid w:val="003F6087"/>
   </w:style>
-  <w:style w:type="paragraph" w:styleId="NoSpacing">
+  <w:style w:type="paragraph" w:styleId="Geenafstand">
     <w:name w:val="No Spacing"/>
-    <w:link w:val="NoSpacingChar"/>
+    <w:link w:val="GeenafstandChar"/>
     <w:uiPriority w:val="1"/>
     <w:qFormat/>
     <w:rsid w:val="003F6087"/>
@@ -11713,10 +11660,10 @@
       <w14:ligatures w14:val="none"/>
     </w:rPr>
   </w:style>
-  <w:style w:type="character" w:customStyle="1" w:styleId="NoSpacingChar">
-    <w:name w:val="No Spacing Char"/>
-    <w:basedOn w:val="DefaultParagraphFont"/>
-    <w:link w:val="NoSpacing"/>
+  <w:style w:type="character" w:customStyle="1" w:styleId="GeenafstandChar">
+    <w:name w:val="Geen afstand Char"/>
+    <w:basedOn w:val="Standaardalinea-lettertype"/>
+    <w:link w:val="Geenafstand"/>
     <w:uiPriority w:val="1"/>
     <w:rsid w:val="003F6087"/>
     <w:rPr>
@@ -11727,10 +11674,10 @@
       <w14:ligatures w14:val="none"/>
     </w:rPr>
   </w:style>
-  <w:style w:type="paragraph" w:styleId="TOCHeading">
+  <w:style w:type="paragraph" w:styleId="Kopvaninhoudsopgave">
     <w:name w:val="TOC Heading"/>
-    <w:basedOn w:val="Heading1"/>
-    <w:next w:val="Normal"/>
+    <w:basedOn w:val="Kop1"/>
+    <w:next w:val="Standaard"/>
     <w:uiPriority w:val="39"/>
     <w:unhideWhenUsed/>
     <w:qFormat/>
@@ -11746,10 +11693,10 @@
       <w14:ligatures w14:val="none"/>
     </w:rPr>
   </w:style>
-  <w:style w:type="paragraph" w:styleId="TOC1">
+  <w:style w:type="paragraph" w:styleId="Inhopg1">
     <w:name w:val="toc 1"/>
-    <w:basedOn w:val="Normal"/>
-    <w:next w:val="Normal"/>
+    <w:basedOn w:val="Standaard"/>
+    <w:next w:val="Standaard"/>
     <w:autoRedefine/>
     <w:uiPriority w:val="39"/>
     <w:unhideWhenUsed/>
@@ -11758,10 +11705,10 @@
       <w:spacing w:after="100"/>
     </w:pPr>
   </w:style>
-  <w:style w:type="paragraph" w:styleId="TOC2">
+  <w:style w:type="paragraph" w:styleId="Inhopg2">
     <w:name w:val="toc 2"/>
-    <w:basedOn w:val="Normal"/>
-    <w:next w:val="Normal"/>
+    <w:basedOn w:val="Standaard"/>
+    <w:next w:val="Standaard"/>
     <w:autoRedefine/>
     <w:uiPriority w:val="39"/>
     <w:unhideWhenUsed/>
@@ -11771,10 +11718,10 @@
       <w:ind w:left="240"/>
     </w:pPr>
   </w:style>
-  <w:style w:type="paragraph" w:styleId="TOC3">
+  <w:style w:type="paragraph" w:styleId="Inhopg3">
     <w:name w:val="toc 3"/>
-    <w:basedOn w:val="Normal"/>
-    <w:next w:val="Normal"/>
+    <w:basedOn w:val="Standaard"/>
+    <w:next w:val="Standaard"/>
     <w:autoRedefine/>
     <w:uiPriority w:val="39"/>
     <w:unhideWhenUsed/>
@@ -11786,7 +11733,7 @@
   </w:style>
   <w:style w:type="character" w:styleId="Hyperlink">
     <w:name w:val="Hyperlink"/>
-    <w:basedOn w:val="DefaultParagraphFont"/>
+    <w:basedOn w:val="Standaardalinea-lettertype"/>
     <w:uiPriority w:val="99"/>
     <w:unhideWhenUsed/>
     <w:rsid w:val="003F6087"/>
@@ -12094,19 +12041,19 @@
 </file>
 
 <file path=customXml/item1.xml><?xml version="1.0" encoding="utf-8"?>
-<p:properties xmlns:p="http://schemas.microsoft.com/office/2006/metadata/properties" xmlns:xsi="http://www.w3.org/2001/XMLSchema-instance" xmlns:pc="http://schemas.microsoft.com/office/infopath/2007/PartnerControls">
-  <documentManagement>
-    <TaxCatchAll xmlns="8902adb9-d5ab-4519-807d-4f8787b35b14" xsi:nil="true"/>
-    <lcf76f155ced4ddcb4097134ff3c332f xmlns="3bb2d62f-9cf3-41e4-8e26-dc347878987c">
-      <Terms xmlns="http://schemas.microsoft.com/office/infopath/2007/PartnerControls"/>
-    </lcf76f155ced4ddcb4097134ff3c332f>
-    <opmerking xmlns="3bb2d62f-9cf3-41e4-8e26-dc347878987c" xsi:nil="true"/>
-    <Date xmlns="3bb2d62f-9cf3-41e4-8e26-dc347878987c" xsi:nil="true"/>
-  </documentManagement>
-</p:properties>
+<?mso-contentType ?>
+<FormTemplates xmlns="http://schemas.microsoft.com/sharepoint/v3/contenttype/forms">
+  <Display>DocumentLibraryForm</Display>
+  <Edit>DocumentLibraryForm</Edit>
+  <New>DocumentLibraryForm</New>
+</FormTemplates>
 </file>
 
 <file path=customXml/item2.xml><?xml version="1.0" encoding="utf-8"?>
+<b:Sources xmlns:b="http://schemas.openxmlformats.org/officeDocument/2006/bibliography" xmlns="http://schemas.openxmlformats.org/officeDocument/2006/bibliography" SelectedStyle="\APASixthEditionOfficeOnline.xsl" StyleName="APA" Version="6"/>
+</file>
+
+<file path=customXml/item3.xml><?xml version="1.0" encoding="utf-8"?>
 <ct:contentTypeSchema xmlns:ct="http://schemas.microsoft.com/office/2006/metadata/contentType" xmlns:ma="http://schemas.microsoft.com/office/2006/metadata/properties/metaAttributes" ct:_="" ma:_="" ma:contentTypeName="Document" ma:contentTypeID="0x01010081721797C5860640AD6427A9C39167B1" ma:contentTypeVersion="21" ma:contentTypeDescription="Een nieuw document maken." ma:contentTypeScope="" ma:versionID="e1344a081ab0ba3a5a6874a830e2f4b9">
   <xsd:schema xmlns:xsd="http://www.w3.org/2001/XMLSchema" xmlns:xs="http://www.w3.org/2001/XMLSchema" xmlns:p="http://schemas.microsoft.com/office/2006/metadata/properties" xmlns:ns2="3bb2d62f-9cf3-41e4-8e26-dc347878987c" xmlns:ns3="8902adb9-d5ab-4519-807d-4f8787b35b14" targetNamespace="http://schemas.microsoft.com/office/2006/metadata/properties" ma:root="true" ma:fieldsID="15f697695118f6a7513fe898790b7107" ns2:_="" ns3:_="">
     <xsd:import namespace="3bb2d62f-9cf3-41e4-8e26-dc347878987c"/>
@@ -12381,31 +12328,36 @@
 </ct:contentTypeSchema>
 </file>
 
-<file path=customXml/item3.xml><?xml version="1.0" encoding="utf-8"?>
-<b:Sources xmlns:b="http://schemas.openxmlformats.org/officeDocument/2006/bibliography" xmlns="http://schemas.openxmlformats.org/officeDocument/2006/bibliography" SelectedStyle="\APASixthEditionOfficeOnline.xsl" StyleName="APA" Version="6"/>
-</file>
-
 <file path=customXml/item4.xml><?xml version="1.0" encoding="utf-8"?>
-<?mso-contentType ?>
-<FormTemplates xmlns="http://schemas.microsoft.com/sharepoint/v3/contenttype/forms">
-  <Display>DocumentLibraryForm</Display>
-  <Edit>DocumentLibraryForm</Edit>
-  <New>DocumentLibraryForm</New>
-</FormTemplates>
+<p:properties xmlns:p="http://schemas.microsoft.com/office/2006/metadata/properties" xmlns:xsi="http://www.w3.org/2001/XMLSchema-instance" xmlns:pc="http://schemas.microsoft.com/office/infopath/2007/PartnerControls">
+  <documentManagement>
+    <TaxCatchAll xmlns="8902adb9-d5ab-4519-807d-4f8787b35b14" xsi:nil="true"/>
+    <lcf76f155ced4ddcb4097134ff3c332f xmlns="3bb2d62f-9cf3-41e4-8e26-dc347878987c">
+      <Terms xmlns="http://schemas.microsoft.com/office/infopath/2007/PartnerControls"/>
+    </lcf76f155ced4ddcb4097134ff3c332f>
+    <opmerking xmlns="3bb2d62f-9cf3-41e4-8e26-dc347878987c" xsi:nil="true"/>
+    <Date xmlns="3bb2d62f-9cf3-41e4-8e26-dc347878987c" xsi:nil="true"/>
+  </documentManagement>
+</p:properties>
 </file>
 
 <file path=customXml/itemProps1.xml><?xml version="1.0" encoding="utf-8"?>
-<ds:datastoreItem xmlns:ds="http://schemas.openxmlformats.org/officeDocument/2006/customXml" ds:itemID="{811D0D50-5177-409B-95A0-602D3D2FD0EE}">
+<ds:datastoreItem xmlns:ds="http://schemas.openxmlformats.org/officeDocument/2006/customXml" ds:itemID="{3E366E4C-E0B2-4C13-A3ED-F3EEBE4D371C}">
   <ds:schemaRefs>
-    <ds:schemaRef ds:uri="http://schemas.microsoft.com/office/2006/metadata/properties"/>
-    <ds:schemaRef ds:uri="http://schemas.microsoft.com/office/infopath/2007/PartnerControls"/>
-    <ds:schemaRef ds:uri="8902adb9-d5ab-4519-807d-4f8787b35b14"/>
-    <ds:schemaRef ds:uri="3bb2d62f-9cf3-41e4-8e26-dc347878987c"/>
+    <ds:schemaRef ds:uri="http://schemas.microsoft.com/sharepoint/v3/contenttype/forms"/>
   </ds:schemaRefs>
 </ds:datastoreItem>
 </file>
 
 <file path=customXml/itemProps2.xml><?xml version="1.0" encoding="utf-8"?>
+<ds:datastoreItem xmlns:ds="http://schemas.openxmlformats.org/officeDocument/2006/customXml" ds:itemID="{2D17A913-F597-48A7-9E0A-898CD165CDA8}">
+  <ds:schemaRefs>
+    <ds:schemaRef ds:uri="http://schemas.openxmlformats.org/officeDocument/2006/bibliography"/>
+  </ds:schemaRefs>
+</ds:datastoreItem>
+</file>
+
+<file path=customXml/itemProps3.xml><?xml version="1.0" encoding="utf-8"?>
 <ds:datastoreItem xmlns:ds="http://schemas.openxmlformats.org/officeDocument/2006/customXml" ds:itemID="{CFF707F2-E3F0-497D-9DFC-10E434143D17}">
   <ds:schemaRefs>
     <ds:schemaRef ds:uri="http://schemas.microsoft.com/office/2006/metadata/contentType"/>
@@ -12424,18 +12376,13 @@
 </ds:datastoreItem>
 </file>
 
-<file path=customXml/itemProps3.xml><?xml version="1.0" encoding="utf-8"?>
-<ds:datastoreItem xmlns:ds="http://schemas.openxmlformats.org/officeDocument/2006/customXml" ds:itemID="{2D17A913-F597-48A7-9E0A-898CD165CDA8}">
+<file path=customXml/itemProps4.xml><?xml version="1.0" encoding="utf-8"?>
+<ds:datastoreItem xmlns:ds="http://schemas.openxmlformats.org/officeDocument/2006/customXml" ds:itemID="{811D0D50-5177-409B-95A0-602D3D2FD0EE}">
   <ds:schemaRefs>
-    <ds:schemaRef ds:uri="http://schemas.openxmlformats.org/officeDocument/2006/bibliography"/>
-  </ds:schemaRefs>
-</ds:datastoreItem>
-</file>
-
-<file path=customXml/itemProps4.xml><?xml version="1.0" encoding="utf-8"?>
-<ds:datastoreItem xmlns:ds="http://schemas.openxmlformats.org/officeDocument/2006/customXml" ds:itemID="{3E366E4C-E0B2-4C13-A3ED-F3EEBE4D371C}">
-  <ds:schemaRefs>
-    <ds:schemaRef ds:uri="http://schemas.microsoft.com/sharepoint/v3/contenttype/forms"/>
+    <ds:schemaRef ds:uri="http://schemas.microsoft.com/office/2006/metadata/properties"/>
+    <ds:schemaRef ds:uri="http://schemas.microsoft.com/office/infopath/2007/PartnerControls"/>
+    <ds:schemaRef ds:uri="8902adb9-d5ab-4519-807d-4f8787b35b14"/>
+    <ds:schemaRef ds:uri="3bb2d62f-9cf3-41e4-8e26-dc347878987c"/>
   </ds:schemaRefs>
 </ds:datastoreItem>
 </file>
--- a/Style Guide -Multiplayer Tank Game 25-26.docx
+++ b/Style Guide -Multiplayer Tank Game 25-26.docx
@@ -2686,7 +2686,21 @@
                     <w:rStyle w:val="Hyperlink"/>
                     <w:noProof/>
                   </w:rPr>
-                  <w:t>Menno van Wijk</w:t>
+                  <w:t>Menno va</w:t>
+                </w:r>
+                <w:r>
+                  <w:rPr>
+                    <w:rStyle w:val="Hyperlink"/>
+                    <w:noProof/>
+                  </w:rPr>
+                  <w:t>n</w:t>
+                </w:r>
+                <w:r>
+                  <w:rPr>
+                    <w:rStyle w:val="Hyperlink"/>
+                    <w:noProof/>
+                  </w:rPr>
+                  <w:t xml:space="preserve"> Wijk</w:t>
                 </w:r>
                 <w:r>
                   <w:rPr>
@@ -3090,7 +3104,15 @@
       <w:bookmarkStart w:id="1" w:name="_Toc231933156"/>
       <w:r>
         <w:lastRenderedPageBreak/>
-        <w:t>Game Style Guide – 3D Tank Game in MagicaVoxel Art Style</w:t>
+        <w:t xml:space="preserve">Game Style Guide – 3D Tank Game in </w:t>
+      </w:r>
+      <w:proofErr w:type="spellStart"/>
+      <w:r>
+        <w:t>MagicaVoxel</w:t>
+      </w:r>
+      <w:proofErr w:type="spellEnd"/>
+      <w:r>
+        <w:t xml:space="preserve"> Art Style</w:t>
       </w:r>
       <w:bookmarkEnd w:id="1"/>
     </w:p>
@@ -3099,10 +3121,28 @@
         <w:pStyle w:val="Heading2"/>
       </w:pPr>
       <w:bookmarkStart w:id="2" w:name="_Toc231933157"/>
-      <w:r>
-        <w:t>Algemene Visuele Richtlijnen</w:t>
+      <w:proofErr w:type="spellStart"/>
+      <w:r>
+        <w:t>Algemene</w:t>
+      </w:r>
+      <w:proofErr w:type="spellEnd"/>
+      <w:r>
+        <w:t xml:space="preserve"> </w:t>
+      </w:r>
+      <w:proofErr w:type="spellStart"/>
+      <w:r>
+        <w:t>Visuele</w:t>
+      </w:r>
+      <w:proofErr w:type="spellEnd"/>
+      <w:r>
+        <w:t xml:space="preserve"> </w:t>
+      </w:r>
+      <w:proofErr w:type="spellStart"/>
+      <w:r>
+        <w:t>Richtlijnen</w:t>
       </w:r>
       <w:bookmarkEnd w:id="2"/>
+      <w:proofErr w:type="spellEnd"/>
     </w:p>
     <w:p>
       <w:pPr>
@@ -3122,32 +3162,79 @@
           <w:numId w:val="14"/>
         </w:numPr>
       </w:pPr>
+      <w:proofErr w:type="spellStart"/>
       <w:r>
         <w:rPr>
           <w:b/>
           <w:bCs/>
           <w:lang w:val="nl-NL"/>
         </w:rPr>
-        <w:t>Voxel-gebaseerd</w:t>
-      </w:r>
-      <w:r>
-        <w:rPr>
-          <w:lang w:val="nl-NL"/>
-        </w:rPr>
-        <w:t xml:space="preserve">: Alle objecten bestaan uit voxels. </w:t>
-      </w:r>
-      <w:r>
-        <w:t xml:space="preserve">Gebruik </w:t>
-      </w:r>
+        <w:t>Voxel</w:t>
+      </w:r>
+      <w:proofErr w:type="spellEnd"/>
       <w:r>
         <w:rPr>
           <w:b/>
           <w:bCs/>
+          <w:lang w:val="nl-NL"/>
+        </w:rPr>
+        <w:t>-gebaseerd</w:t>
+      </w:r>
+      <w:r>
+        <w:rPr>
+          <w:lang w:val="nl-NL"/>
+        </w:rPr>
+        <w:t xml:space="preserve">: Alle objecten bestaan uit </w:t>
+      </w:r>
+      <w:proofErr w:type="spellStart"/>
+      <w:r>
+        <w:rPr>
+          <w:lang w:val="nl-NL"/>
+        </w:rPr>
+        <w:t>voxels</w:t>
+      </w:r>
+      <w:proofErr w:type="spellEnd"/>
+      <w:r>
+        <w:rPr>
+          <w:lang w:val="nl-NL"/>
+        </w:rPr>
+        <w:t xml:space="preserve">. </w:t>
+      </w:r>
+      <w:proofErr w:type="spellStart"/>
+      <w:r>
+        <w:t>Gebruik</w:t>
+      </w:r>
+      <w:proofErr w:type="spellEnd"/>
+      <w:r>
+        <w:t xml:space="preserve"> </w:t>
+      </w:r>
+      <w:proofErr w:type="spellStart"/>
+      <w:r>
+        <w:rPr>
+          <w:b/>
+          <w:bCs/>
         </w:rPr>
         <w:t>MagicaVoxel</w:t>
       </w:r>
-      <w:r>
-        <w:t xml:space="preserve"> voor modellering.</w:t>
+      <w:proofErr w:type="spellEnd"/>
+      <w:r>
+        <w:t xml:space="preserve"> </w:t>
+      </w:r>
+      <w:proofErr w:type="spellStart"/>
+      <w:r>
+        <w:t>voor</w:t>
+      </w:r>
+      <w:proofErr w:type="spellEnd"/>
+      <w:r>
+        <w:t xml:space="preserve"> </w:t>
+      </w:r>
+      <w:proofErr w:type="spellStart"/>
+      <w:r>
+        <w:t>modellering</w:t>
+      </w:r>
+      <w:proofErr w:type="spellEnd"/>
+      <w:r>
+        <w:t>.</w:t>
       </w:r>
     </w:p>
     <w:p>
@@ -3173,7 +3260,21 @@
         <w:rPr>
           <w:lang w:val="nl-NL"/>
         </w:rPr>
-        <w:t xml:space="preserve">: Houd modellen compact en gestileerd. Gebruik voxel-eenheden tussen </w:t>
+        <w:t xml:space="preserve">: Houd modellen compact en gestileerd. Gebruik </w:t>
+      </w:r>
+      <w:proofErr w:type="spellStart"/>
+      <w:r>
+        <w:rPr>
+          <w:lang w:val="nl-NL"/>
+        </w:rPr>
+        <w:t>voxel</w:t>
+      </w:r>
+      <w:proofErr w:type="spellEnd"/>
+      <w:r>
+        <w:rPr>
+          <w:lang w:val="nl-NL"/>
+        </w:rPr>
+        <w:t xml:space="preserve">-eenheden tussen </w:t>
       </w:r>
       <w:r>
         <w:rPr>
@@ -3253,14 +3354,34 @@
         </w:rPr>
         <w:t xml:space="preserve"> of </w:t>
       </w:r>
+      <w:proofErr w:type="spellStart"/>
       <w:r>
         <w:rPr>
           <w:b/>
           <w:bCs/>
           <w:lang w:val="nl-NL"/>
         </w:rPr>
-        <w:t>gradient shading</w:t>
-      </w:r>
+        <w:t>gradient</w:t>
+      </w:r>
+      <w:proofErr w:type="spellEnd"/>
+      <w:r>
+        <w:rPr>
+          <w:b/>
+          <w:bCs/>
+          <w:lang w:val="nl-NL"/>
+        </w:rPr>
+        <w:t xml:space="preserve"> </w:t>
+      </w:r>
+      <w:proofErr w:type="spellStart"/>
+      <w:r>
+        <w:rPr>
+          <w:b/>
+          <w:bCs/>
+          <w:lang w:val="nl-NL"/>
+        </w:rPr>
+        <w:t>shading</w:t>
+      </w:r>
+      <w:proofErr w:type="spellEnd"/>
       <w:r>
         <w:rPr>
           <w:lang w:val="nl-NL"/>
@@ -3288,10 +3409,54 @@
         <w:rPr>
           <w:lang w:val="nl-NL"/>
         </w:rPr>
-        <w:t xml:space="preserve">: Zacht ambient lighting + directionele lichtbron. </w:t>
-      </w:r>
-      <w:r>
-        <w:t>Geen zware schaduwen.</w:t>
+        <w:t xml:space="preserve">: Zacht </w:t>
+      </w:r>
+      <w:proofErr w:type="spellStart"/>
+      <w:r>
+        <w:rPr>
+          <w:lang w:val="nl-NL"/>
+        </w:rPr>
+        <w:t>ambient</w:t>
+      </w:r>
+      <w:proofErr w:type="spellEnd"/>
+      <w:r>
+        <w:rPr>
+          <w:lang w:val="nl-NL"/>
+        </w:rPr>
+        <w:t xml:space="preserve"> </w:t>
+      </w:r>
+      <w:proofErr w:type="spellStart"/>
+      <w:r>
+        <w:rPr>
+          <w:lang w:val="nl-NL"/>
+        </w:rPr>
+        <w:t>lighting</w:t>
+      </w:r>
+      <w:proofErr w:type="spellEnd"/>
+      <w:r>
+        <w:rPr>
+          <w:lang w:val="nl-NL"/>
+        </w:rPr>
+        <w:t xml:space="preserve"> + directionele lichtbron. </w:t>
+      </w:r>
+      <w:r>
+        <w:t xml:space="preserve">Geen </w:t>
+      </w:r>
+      <w:proofErr w:type="spellStart"/>
+      <w:r>
+        <w:t>zware</w:t>
+      </w:r>
+      <w:proofErr w:type="spellEnd"/>
+      <w:r>
+        <w:t xml:space="preserve"> </w:t>
+      </w:r>
+      <w:proofErr w:type="spellStart"/>
+      <w:r>
+        <w:t>schaduwen</w:t>
+      </w:r>
+      <w:proofErr w:type="spellEnd"/>
+      <w:r>
+        <w:t>.</w:t>
       </w:r>
     </w:p>
     <w:p>
@@ -3314,10 +3479,59 @@
         <w:rPr>
           <w:lang w:val="de-DE"/>
         </w:rPr>
-        <w:t xml:space="preserve">: Flat, pixel art-geïnspireerd. </w:t>
-      </w:r>
-      <w:r>
-        <w:t>Minimalistisch en duidelijk.</w:t>
+        <w:t xml:space="preserve">: Flat, </w:t>
+      </w:r>
+      <w:proofErr w:type="spellStart"/>
+      <w:r>
+        <w:rPr>
+          <w:lang w:val="de-DE"/>
+        </w:rPr>
+        <w:t>pixel</w:t>
+      </w:r>
+      <w:proofErr w:type="spellEnd"/>
+      <w:r>
+        <w:rPr>
+          <w:lang w:val="de-DE"/>
+        </w:rPr>
+        <w:t xml:space="preserve"> art-</w:t>
+      </w:r>
+      <w:proofErr w:type="spellStart"/>
+      <w:r>
+        <w:rPr>
+          <w:lang w:val="de-DE"/>
+        </w:rPr>
+        <w:t>geïnspireerd</w:t>
+      </w:r>
+      <w:proofErr w:type="spellEnd"/>
+      <w:r>
+        <w:rPr>
+          <w:lang w:val="de-DE"/>
+        </w:rPr>
+        <w:t xml:space="preserve">. </w:t>
+      </w:r>
+      <w:proofErr w:type="spellStart"/>
+      <w:r>
+        <w:t>Minimalistisch</w:t>
+      </w:r>
+      <w:proofErr w:type="spellEnd"/>
+      <w:r>
+        <w:t xml:space="preserve"> </w:t>
+      </w:r>
+      <w:proofErr w:type="spellStart"/>
+      <w:r>
+        <w:t>en</w:t>
+      </w:r>
+      <w:proofErr w:type="spellEnd"/>
+      <w:r>
+        <w:t xml:space="preserve"> </w:t>
+      </w:r>
+      <w:proofErr w:type="spellStart"/>
+      <w:r>
+        <w:t>duidelijk</w:t>
+      </w:r>
+      <w:proofErr w:type="spellEnd"/>
+      <w:r>
+        <w:t>.</w:t>
       </w:r>
     </w:p>
     <w:p/>
@@ -3393,9 +3607,11 @@
       <w:pPr>
         <w:pStyle w:val="Heading4"/>
       </w:pPr>
+      <w:proofErr w:type="spellStart"/>
       <w:r>
         <w:t>Afmetingen</w:t>
       </w:r>
+      <w:proofErr w:type="spellEnd"/>
     </w:p>
     <w:p>
       <w:pPr>
@@ -3416,9 +3632,11 @@
       <w:pPr>
         <w:pStyle w:val="Heading4"/>
       </w:pPr>
+      <w:proofErr w:type="spellStart"/>
       <w:r>
         <w:t>Onderdelen</w:t>
       </w:r>
+      <w:proofErr w:type="spellEnd"/>
     </w:p>
     <w:p>
       <w:pPr>
@@ -3443,7 +3661,21 @@
         <w:rPr>
           <w:lang w:val="nl-NL"/>
         </w:rPr>
-        <w:t>: Draaibaar onderdeel (los model of als draaibare parent).</w:t>
+        <w:t xml:space="preserve">: Draaibaar onderdeel (los model of als draaibare </w:t>
+      </w:r>
+      <w:proofErr w:type="spellStart"/>
+      <w:r>
+        <w:rPr>
+          <w:lang w:val="nl-NL"/>
+        </w:rPr>
+        <w:t>parent</w:t>
+      </w:r>
+      <w:proofErr w:type="spellEnd"/>
+      <w:r>
+        <w:rPr>
+          <w:lang w:val="nl-NL"/>
+        </w:rPr>
+        <w:t>).</w:t>
       </w:r>
     </w:p>
     <w:p>
@@ -3566,6 +3798,7 @@
                 <w:lang w:val="nl-NL"/>
               </w:rPr>
             </w:pPr>
+            <w:proofErr w:type="spellStart"/>
             <w:r>
               <w:rPr>
                 <w:b/>
@@ -3573,6 +3806,7 @@
               </w:rPr>
               <w:t>Hoofdkleur</w:t>
             </w:r>
+            <w:proofErr w:type="spellEnd"/>
           </w:p>
         </w:tc>
         <w:tc>
@@ -3586,6 +3820,7 @@
                 <w:lang w:val="nl-NL"/>
               </w:rPr>
             </w:pPr>
+            <w:proofErr w:type="spellStart"/>
             <w:r>
               <w:rPr>
                 <w:b/>
@@ -3593,6 +3828,7 @@
               </w:rPr>
               <w:t>Secundair</w:t>
             </w:r>
+            <w:proofErr w:type="spellEnd"/>
           </w:p>
         </w:tc>
       </w:tr>
@@ -3716,11 +3952,33 @@
           <w:numId w:val="19"/>
         </w:numPr>
       </w:pPr>
-      <w:r>
-        <w:rPr>
-          <w:lang w:val="nl-NL"/>
-        </w:rPr>
-        <w:t xml:space="preserve">Blokkerige wereld opgebouwd uit voxel-terrain (bijv. </w:t>
+      <w:proofErr w:type="spellStart"/>
+      <w:r>
+        <w:rPr>
+          <w:lang w:val="nl-NL"/>
+        </w:rPr>
+        <w:t>Blokkerige</w:t>
+      </w:r>
+      <w:proofErr w:type="spellEnd"/>
+      <w:r>
+        <w:rPr>
+          <w:lang w:val="nl-NL"/>
+        </w:rPr>
+        <w:t xml:space="preserve"> wereld opgebouwd uit </w:t>
+      </w:r>
+      <w:proofErr w:type="spellStart"/>
+      <w:r>
+        <w:rPr>
+          <w:lang w:val="nl-NL"/>
+        </w:rPr>
+        <w:t>voxel-terrain</w:t>
+      </w:r>
+      <w:proofErr w:type="spellEnd"/>
+      <w:r>
+        <w:rPr>
+          <w:lang w:val="nl-NL"/>
+        </w:rPr>
+        <w:t xml:space="preserve"> (bijv. </w:t>
       </w:r>
       <w:r>
         <w:t>64x64x32 chunks).</w:t>
@@ -3741,7 +3999,21 @@
         <w:rPr>
           <w:lang w:val="nl-NL"/>
         </w:rPr>
-        <w:t>Alles in MagicaVoxel stijl – gebouwen, rotsen, bomen.</w:t>
+        <w:t xml:space="preserve">Alles in </w:t>
+      </w:r>
+      <w:proofErr w:type="spellStart"/>
+      <w:r>
+        <w:rPr>
+          <w:lang w:val="nl-NL"/>
+        </w:rPr>
+        <w:t>MagicaVoxel</w:t>
+      </w:r>
+      <w:proofErr w:type="spellEnd"/>
+      <w:r>
+        <w:rPr>
+          <w:lang w:val="nl-NL"/>
+        </w:rPr>
+        <w:t xml:space="preserve"> stijl – gebouwen, rotsen, bomen.</w:t>
       </w:r>
     </w:p>
     <w:p>
@@ -3800,7 +4072,13 @@
         <w:t>onkergroen met bruine details.</w:t>
       </w:r>
     </w:p>
-    <w:p/>
+    <w:p>
+      <w:pPr>
+        <w:rPr>
+          <w:lang w:val="nl-NL"/>
+        </w:rPr>
+      </w:pPr>
+    </w:p>
     <w:p>
       <w:pPr>
         <w:rPr>
@@ -3808,92 +4086,294 @@
           <w:color w:val="0F4761" w:themeColor="accent1" w:themeShade="BF"/>
           <w:sz w:val="28"/>
           <w:szCs w:val="28"/>
+          <w:lang w:val="nl-NL"/>
         </w:rPr>
       </w:pPr>
       <w:bookmarkStart w:id="8" w:name="_Toc231933165"/>
       <w:r>
+        <w:rPr>
+          <w:lang w:val="nl-NL"/>
+        </w:rPr>
         <w:br w:type="page"/>
       </w:r>
     </w:p>
     <w:p>
       <w:pPr>
         <w:pStyle w:val="Heading2"/>
-      </w:pPr>
-      <w:r>
+        <w:rPr>
+          <w:lang w:val="nl-NL"/>
+        </w:rPr>
+      </w:pPr>
+      <w:r>
+        <w:rPr>
+          <w:lang w:val="nl-NL"/>
+        </w:rPr>
         <w:lastRenderedPageBreak/>
         <w:t>Asset</w:t>
       </w:r>
       <w:bookmarkEnd w:id="8"/>
       <w:r>
+        <w:rPr>
+          <w:lang w:val="nl-NL"/>
+        </w:rPr>
         <w:t>list</w:t>
       </w:r>
     </w:p>
     <w:p>
-      <w:r>
+      <w:pPr>
+        <w:pStyle w:val="ListParagraph"/>
+        <w:numPr>
+          <w:ilvl w:val="0"/>
+          <w:numId w:val="37"/>
+        </w:numPr>
+        <w:rPr>
+          <w:lang w:val="nl-NL"/>
+        </w:rPr>
+      </w:pPr>
+      <w:r>
+        <w:rPr>
+          <w:lang w:val="nl-NL"/>
+        </w:rPr>
         <w:t>Tank (Blauw)</w:t>
       </w:r>
-    </w:p>
-    <w:p>
-      <w:r>
+      <w:r>
+        <w:rPr>
+          <w:lang w:val="nl-NL"/>
+        </w:rPr>
+        <w:t xml:space="preserve"> </w:t>
+      </w:r>
+      <w:r>
+        <w:rPr>
+          <w:lang w:val="nl-NL"/>
+        </w:rPr>
+        <w:sym w:font="Wingdings" w:char="F0E0"/>
+      </w:r>
+      <w:r>
+        <w:rPr>
+          <w:lang w:val="nl-NL"/>
+        </w:rPr>
+        <w:t xml:space="preserve"> Calvin</w:t>
+      </w:r>
+    </w:p>
+    <w:p>
+      <w:pPr>
+        <w:pStyle w:val="ListParagraph"/>
+        <w:numPr>
+          <w:ilvl w:val="0"/>
+          <w:numId w:val="32"/>
+        </w:numPr>
+        <w:rPr>
+          <w:lang w:val="nl-NL"/>
+        </w:rPr>
+      </w:pPr>
+      <w:r>
+        <w:rPr>
+          <w:lang w:val="nl-NL"/>
+        </w:rPr>
         <w:t>Tank (Rood)</w:t>
       </w:r>
-    </w:p>
-    <w:p>
-      <w:pPr>
-        <w:rPr>
-          <w:lang w:val="de-DE"/>
-        </w:rPr>
-      </w:pPr>
-      <w:r>
-        <w:rPr>
-          <w:lang w:val="de-DE"/>
+      <w:r>
+        <w:rPr>
+          <w:lang w:val="nl-NL"/>
+        </w:rPr>
+        <w:t xml:space="preserve"> </w:t>
+      </w:r>
+      <w:r>
+        <w:rPr>
+          <w:lang w:val="nl-NL"/>
+        </w:rPr>
+        <w:sym w:font="Wingdings" w:char="F0E0"/>
+      </w:r>
+      <w:r>
+        <w:rPr>
+          <w:lang w:val="nl-NL"/>
+        </w:rPr>
+        <w:t xml:space="preserve"> </w:t>
+      </w:r>
+      <w:proofErr w:type="spellStart"/>
+      <w:r>
+        <w:rPr>
+          <w:lang w:val="nl-NL"/>
+        </w:rPr>
+        <w:t>Miska</w:t>
+      </w:r>
+      <w:proofErr w:type="spellEnd"/>
+    </w:p>
+    <w:p>
+      <w:pPr>
+        <w:pStyle w:val="ListParagraph"/>
+        <w:numPr>
+          <w:ilvl w:val="0"/>
+          <w:numId w:val="26"/>
+        </w:numPr>
+        <w:rPr>
+          <w:lang w:val="nl-NL"/>
+        </w:rPr>
+      </w:pPr>
+      <w:r>
+        <w:rPr>
+          <w:lang w:val="nl-NL"/>
         </w:rPr>
         <w:t xml:space="preserve">Bomen (palm boom, </w:t>
       </w:r>
       <w:r>
         <w:rPr>
-          <w:lang w:val="de-DE"/>
-        </w:rPr>
-        <w:t>berk, denn</w:t>
-      </w:r>
-      <w:r>
-        <w:rPr>
-          <w:lang w:val="de-DE"/>
-        </w:rPr>
-        <w:t>eboom, appelboom)</w:t>
-      </w:r>
-    </w:p>
-    <w:p>
-      <w:r>
-        <w:t>Park bankje</w:t>
-      </w:r>
-    </w:p>
-    <w:p>
-      <w:r>
-        <w:t>Anti-tank obstakel</w:t>
-      </w:r>
-    </w:p>
-    <w:p>
-      <w:pPr>
-        <w:rPr>
-          <w:lang w:val="nl-NL"/>
-        </w:rPr>
-      </w:pPr>
-      <w:r>
-        <w:rPr>
-          <w:lang w:val="nl-NL"/>
-        </w:rPr>
-        <w:t>Ammo pack &amp; Bullet</w:t>
-      </w:r>
-      <w:r>
-        <w:rPr>
-          <w:lang w:val="nl-NL"/>
-        </w:rPr>
-        <w:t>s (3 verschillende groottes en vormen)</w:t>
-      </w:r>
-    </w:p>
-    <w:p>
-      <w:pPr>
+          <w:lang w:val="nl-NL"/>
+        </w:rPr>
+        <w:t xml:space="preserve">berk, </w:t>
+      </w:r>
+      <w:proofErr w:type="spellStart"/>
+      <w:r>
+        <w:rPr>
+          <w:lang w:val="nl-NL"/>
+        </w:rPr>
+        <w:t>denneboom</w:t>
+      </w:r>
+      <w:proofErr w:type="spellEnd"/>
+      <w:r>
+        <w:rPr>
+          <w:lang w:val="nl-NL"/>
+        </w:rPr>
+        <w:t>, appelboom)</w:t>
+      </w:r>
+    </w:p>
+    <w:p>
+      <w:pPr>
+        <w:pStyle w:val="ListParagraph"/>
+        <w:numPr>
+          <w:ilvl w:val="0"/>
+          <w:numId w:val="27"/>
+        </w:numPr>
+        <w:rPr>
+          <w:lang w:val="nl-NL"/>
+        </w:rPr>
+      </w:pPr>
+      <w:r>
+        <w:t xml:space="preserve">Park </w:t>
+      </w:r>
+      <w:proofErr w:type="spellStart"/>
+      <w:r>
+        <w:t>bankje</w:t>
+      </w:r>
+      <w:proofErr w:type="spellEnd"/>
+      <w:r>
+        <w:t xml:space="preserve"> </w:t>
+      </w:r>
+      <w:r>
+        <w:sym w:font="Wingdings" w:char="F0E0"/>
+      </w:r>
+      <w:r>
+        <w:t xml:space="preserve"> Sam</w:t>
+      </w:r>
+    </w:p>
+    <w:p>
+      <w:pPr>
+        <w:pStyle w:val="ListParagraph"/>
+        <w:numPr>
+          <w:ilvl w:val="0"/>
+          <w:numId w:val="28"/>
+        </w:numPr>
+      </w:pPr>
+      <w:r>
+        <w:t xml:space="preserve">Anti-tank </w:t>
+      </w:r>
+      <w:proofErr w:type="spellStart"/>
+      <w:r>
+        <w:t>obstakel</w:t>
+      </w:r>
+      <w:proofErr w:type="spellEnd"/>
+      <w:r>
+        <w:t xml:space="preserve"> </w:t>
+      </w:r>
+      <w:r>
+        <w:sym w:font="Wingdings" w:char="F0E0"/>
+      </w:r>
+      <w:r>
+        <w:t xml:space="preserve"> Thomas A</w:t>
+      </w:r>
+      <w:r>
+        <w:t>.</w:t>
+      </w:r>
+    </w:p>
+    <w:p>
+      <w:pPr>
+        <w:pStyle w:val="ListParagraph"/>
+        <w:numPr>
+          <w:ilvl w:val="0"/>
+          <w:numId w:val="36"/>
+        </w:numPr>
+        <w:rPr>
+          <w:lang w:val="nl-NL"/>
+        </w:rPr>
+      </w:pPr>
+      <w:proofErr w:type="spellStart"/>
+      <w:r>
+        <w:rPr>
+          <w:lang w:val="nl-NL"/>
+        </w:rPr>
+        <w:t>Ammo</w:t>
+      </w:r>
+      <w:proofErr w:type="spellEnd"/>
+      <w:r>
+        <w:rPr>
+          <w:lang w:val="nl-NL"/>
+        </w:rPr>
+        <w:t xml:space="preserve"> pack &amp; </w:t>
+      </w:r>
+      <w:proofErr w:type="spellStart"/>
+      <w:r>
+        <w:rPr>
+          <w:lang w:val="nl-NL"/>
+        </w:rPr>
+        <w:t>Bullet</w:t>
+      </w:r>
+      <w:r>
+        <w:rPr>
+          <w:lang w:val="nl-NL"/>
+        </w:rPr>
+        <w:t>s</w:t>
+      </w:r>
+      <w:proofErr w:type="spellEnd"/>
+      <w:r>
+        <w:rPr>
+          <w:lang w:val="nl-NL"/>
+        </w:rPr>
+        <w:t xml:space="preserve"> (3 verschillende groottes en vormen)</w:t>
+      </w:r>
+      <w:r>
+        <w:rPr>
+          <w:lang w:val="nl-NL"/>
+        </w:rPr>
+        <w:t xml:space="preserve"> </w:t>
+      </w:r>
+      <w:r>
+        <w:rPr>
+          <w:lang w:val="nl-NL"/>
+        </w:rPr>
+        <w:sym w:font="Wingdings" w:char="F0E0"/>
+      </w:r>
+      <w:r>
+        <w:rPr>
+          <w:lang w:val="nl-NL"/>
+        </w:rPr>
+        <w:t xml:space="preserve"> </w:t>
+      </w:r>
+      <w:proofErr w:type="spellStart"/>
+      <w:r>
+        <w:rPr>
+          <w:lang w:val="nl-NL"/>
+        </w:rPr>
+        <w:t>Mika</w:t>
+      </w:r>
+      <w:proofErr w:type="spellEnd"/>
+    </w:p>
+    <w:p>
+      <w:pPr>
+        <w:pStyle w:val="ListParagraph"/>
+        <w:numPr>
+          <w:ilvl w:val="0"/>
+          <w:numId w:val="26"/>
+        </w:numPr>
         <w:rPr>
           <w:lang w:val="nl-NL"/>
         </w:rPr>
@@ -3907,6 +4387,11 @@
     </w:p>
     <w:p>
       <w:pPr>
+        <w:pStyle w:val="ListParagraph"/>
+        <w:numPr>
+          <w:ilvl w:val="0"/>
+          <w:numId w:val="30"/>
+        </w:numPr>
         <w:rPr>
           <w:lang w:val="nl-NL"/>
         </w:rPr>
@@ -3917,9 +4402,38 @@
         </w:rPr>
         <w:t>Barrel</w:t>
       </w:r>
-    </w:p>
-    <w:p>
-      <w:pPr>
+      <w:r>
+        <w:rPr>
+          <w:lang w:val="nl-NL"/>
+        </w:rPr>
+        <w:t xml:space="preserve"> </w:t>
+      </w:r>
+      <w:r>
+        <w:rPr>
+          <w:lang w:val="nl-NL"/>
+        </w:rPr>
+        <w:sym w:font="Wingdings" w:char="F0E0"/>
+      </w:r>
+      <w:r>
+        <w:rPr>
+          <w:lang w:val="nl-NL"/>
+        </w:rPr>
+        <w:t xml:space="preserve"> </w:t>
+      </w:r>
+      <w:r>
+        <w:rPr>
+          <w:lang w:val="nl-NL"/>
+        </w:rPr>
+        <w:t>Menno</w:t>
+      </w:r>
+    </w:p>
+    <w:p>
+      <w:pPr>
+        <w:pStyle w:val="ListParagraph"/>
+        <w:numPr>
+          <w:ilvl w:val="0"/>
+          <w:numId w:val="33"/>
+        </w:numPr>
         <w:rPr>
           <w:lang w:val="nl-NL"/>
         </w:rPr>
@@ -3930,9 +4444,32 @@
         </w:rPr>
         <w:t>Boxen</w:t>
       </w:r>
-    </w:p>
-    <w:p>
-      <w:pPr>
+      <w:r>
+        <w:rPr>
+          <w:lang w:val="nl-NL"/>
+        </w:rPr>
+        <w:t xml:space="preserve"> </w:t>
+      </w:r>
+      <w:r>
+        <w:rPr>
+          <w:lang w:val="nl-NL"/>
+        </w:rPr>
+        <w:sym w:font="Wingdings" w:char="F0E0"/>
+      </w:r>
+      <w:r>
+        <w:rPr>
+          <w:lang w:val="nl-NL"/>
+        </w:rPr>
+        <w:t xml:space="preserve"> Myrthe</w:t>
+      </w:r>
+    </w:p>
+    <w:p>
+      <w:pPr>
+        <w:pStyle w:val="ListParagraph"/>
+        <w:numPr>
+          <w:ilvl w:val="0"/>
+          <w:numId w:val="31"/>
+        </w:numPr>
         <w:rPr>
           <w:lang w:val="nl-NL"/>
         </w:rPr>
@@ -3943,48 +4480,132 @@
         </w:rPr>
         <w:t>Autoband</w:t>
       </w:r>
-    </w:p>
-    <w:p>
-      <w:pPr>
-        <w:rPr>
-          <w:lang w:val="nl-NL"/>
-        </w:rPr>
-      </w:pPr>
-      <w:r>
-        <w:rPr>
-          <w:lang w:val="nl-NL"/>
-        </w:rPr>
-        <w:t>Rakket</w:t>
-      </w:r>
-    </w:p>
-    <w:p>
-      <w:pPr>
-        <w:rPr>
-          <w:lang w:val="nl-NL"/>
-        </w:rPr>
-      </w:pPr>
-      <w:r>
-        <w:rPr>
-          <w:lang w:val="nl-NL"/>
-        </w:rPr>
-        <w:t xml:space="preserve">Powerups </w:t>
-      </w:r>
-    </w:p>
-    <w:p>
-      <w:pPr>
-        <w:rPr>
-          <w:lang w:val="nl-NL"/>
-        </w:rPr>
-      </w:pPr>
+      <w:r>
+        <w:rPr>
+          <w:lang w:val="nl-NL"/>
+        </w:rPr>
+        <w:t xml:space="preserve"> </w:t>
+      </w:r>
+      <w:r>
+        <w:rPr>
+          <w:lang w:val="nl-NL"/>
+        </w:rPr>
+        <w:sym w:font="Wingdings" w:char="F0E0"/>
+      </w:r>
+      <w:r>
+        <w:rPr>
+          <w:lang w:val="nl-NL"/>
+        </w:rPr>
+        <w:t xml:space="preserve"> Jente</w:t>
+      </w:r>
+    </w:p>
+    <w:p>
+      <w:pPr>
+        <w:pStyle w:val="ListParagraph"/>
+        <w:numPr>
+          <w:ilvl w:val="0"/>
+          <w:numId w:val="35"/>
+        </w:numPr>
+        <w:rPr>
+          <w:lang w:val="nl-NL"/>
+        </w:rPr>
+      </w:pPr>
+      <w:r>
+        <w:rPr>
+          <w:lang w:val="nl-NL"/>
+        </w:rPr>
+        <w:t>Raket</w:t>
+      </w:r>
+      <w:r>
+        <w:rPr>
+          <w:lang w:val="nl-NL"/>
+        </w:rPr>
+        <w:t xml:space="preserve"> </w:t>
+      </w:r>
+      <w:r>
+        <w:rPr>
+          <w:lang w:val="nl-NL"/>
+        </w:rPr>
+        <w:sym w:font="Wingdings" w:char="F0E0"/>
+      </w:r>
+      <w:r>
+        <w:rPr>
+          <w:lang w:val="nl-NL"/>
+        </w:rPr>
+        <w:t xml:space="preserve"> Thomas D.</w:t>
+      </w:r>
+    </w:p>
+    <w:p>
+      <w:pPr>
+        <w:pStyle w:val="ListParagraph"/>
+        <w:numPr>
+          <w:ilvl w:val="0"/>
+          <w:numId w:val="26"/>
+        </w:numPr>
+        <w:rPr>
+          <w:lang w:val="nl-NL"/>
+        </w:rPr>
+      </w:pPr>
+      <w:proofErr w:type="spellStart"/>
+      <w:r>
+        <w:rPr>
+          <w:lang w:val="nl-NL"/>
+        </w:rPr>
+        <w:t>Powerups</w:t>
+      </w:r>
+      <w:proofErr w:type="spellEnd"/>
+      <w:r>
+        <w:rPr>
+          <w:lang w:val="nl-NL"/>
+        </w:rPr>
+        <w:t xml:space="preserve"> </w:t>
+      </w:r>
+    </w:p>
+    <w:p>
+      <w:pPr>
+        <w:pStyle w:val="ListParagraph"/>
+        <w:numPr>
+          <w:ilvl w:val="0"/>
+          <w:numId w:val="34"/>
+        </w:numPr>
+        <w:rPr>
+          <w:lang w:val="nl-NL"/>
+        </w:rPr>
+      </w:pPr>
+      <w:proofErr w:type="spellStart"/>
       <w:r>
         <w:rPr>
           <w:lang w:val="nl-NL"/>
         </w:rPr>
         <w:t>Barriere</w:t>
       </w:r>
-    </w:p>
-    <w:p>
-      <w:pPr>
+      <w:proofErr w:type="spellEnd"/>
+      <w:r>
+        <w:rPr>
+          <w:lang w:val="nl-NL"/>
+        </w:rPr>
+        <w:t xml:space="preserve"> </w:t>
+      </w:r>
+      <w:r>
+        <w:rPr>
+          <w:lang w:val="nl-NL"/>
+        </w:rPr>
+        <w:sym w:font="Wingdings" w:char="F0E0"/>
+      </w:r>
+      <w:r>
+        <w:rPr>
+          <w:lang w:val="nl-NL"/>
+        </w:rPr>
+        <w:t xml:space="preserve"> Joeri</w:t>
+      </w:r>
+    </w:p>
+    <w:p>
+      <w:pPr>
+        <w:pStyle w:val="ListParagraph"/>
+        <w:numPr>
+          <w:ilvl w:val="0"/>
+          <w:numId w:val="29"/>
+        </w:numPr>
         <w:rPr>
           <w:lang w:val="nl-NL"/>
         </w:rPr>
@@ -3995,9 +4616,32 @@
         </w:rPr>
         <w:t>Straatlantaarn</w:t>
       </w:r>
-    </w:p>
-    <w:p>
-      <w:pPr>
+      <w:r>
+        <w:rPr>
+          <w:lang w:val="nl-NL"/>
+        </w:rPr>
+        <w:t xml:space="preserve"> </w:t>
+      </w:r>
+      <w:r>
+        <w:rPr>
+          <w:lang w:val="nl-NL"/>
+        </w:rPr>
+        <w:sym w:font="Wingdings" w:char="F0E0"/>
+      </w:r>
+      <w:r>
+        <w:rPr>
+          <w:lang w:val="nl-NL"/>
+        </w:rPr>
+        <w:t xml:space="preserve"> Daan</w:t>
+      </w:r>
+    </w:p>
+    <w:p>
+      <w:pPr>
+        <w:pStyle w:val="ListParagraph"/>
+        <w:numPr>
+          <w:ilvl w:val="0"/>
+          <w:numId w:val="26"/>
+        </w:numPr>
         <w:rPr>
           <w:lang w:val="nl-NL"/>
         </w:rPr>
@@ -4011,6 +4655,11 @@
     </w:p>
     <w:p>
       <w:pPr>
+        <w:pStyle w:val="ListParagraph"/>
+        <w:numPr>
+          <w:ilvl w:val="0"/>
+          <w:numId w:val="26"/>
+        </w:numPr>
         <w:rPr>
           <w:lang w:val="nl-NL"/>
         </w:rPr>
@@ -4024,6 +4673,11 @@
     </w:p>
     <w:p>
       <w:pPr>
+        <w:pStyle w:val="ListParagraph"/>
+        <w:numPr>
+          <w:ilvl w:val="0"/>
+          <w:numId w:val="26"/>
+        </w:numPr>
         <w:rPr>
           <w:lang w:val="nl-NL"/>
         </w:rPr>
@@ -4034,9 +4688,32 @@
         </w:rPr>
         <w:t>Beschadigd huis (half huis)</w:t>
       </w:r>
-    </w:p>
-    <w:p>
-      <w:pPr>
+      <w:r>
+        <w:rPr>
+          <w:lang w:val="nl-NL"/>
+        </w:rPr>
+        <w:t xml:space="preserve"> </w:t>
+      </w:r>
+      <w:r>
+        <w:rPr>
+          <w:lang w:val="nl-NL"/>
+        </w:rPr>
+        <w:sym w:font="Wingdings" w:char="F0E0"/>
+      </w:r>
+      <w:r>
+        <w:rPr>
+          <w:lang w:val="nl-NL"/>
+        </w:rPr>
+        <w:t xml:space="preserve"> Steven </w:t>
+      </w:r>
+    </w:p>
+    <w:p>
+      <w:pPr>
+        <w:pStyle w:val="ListParagraph"/>
+        <w:numPr>
+          <w:ilvl w:val="0"/>
+          <w:numId w:val="26"/>
+        </w:numPr>
         <w:rPr>
           <w:rFonts w:asciiTheme="majorHAnsi" w:eastAsiaTheme="majorEastAsia" w:hAnsiTheme="majorHAnsi" w:cstheme="majorBidi"/>
           <w:color w:val="0F4761" w:themeColor="accent1" w:themeShade="BF"/>
@@ -4289,7 +4966,13 @@
           </w:tcPr>
           <w:p>
             <w:r>
-              <w:t>FFFFFF (Zwart)</w:t>
+              <w:t>FFFFFF (</w:t>
+            </w:r>
+            <w:r>
+              <w:t>Wit</w:t>
+            </w:r>
+            <w:r>
+              <w:t>)</w:t>
             </w:r>
           </w:p>
         </w:tc>
@@ -4304,7 +4987,13 @@
               <w:spacing w:after="160" w:line="278" w:lineRule="auto"/>
             </w:pPr>
             <w:r>
-              <w:t xml:space="preserve">000000 (Wit) </w:t>
+              <w:t>000000 (</w:t>
+            </w:r>
+            <w:r>
+              <w:t>Zwart</w:t>
+            </w:r>
+            <w:r>
+              <w:t xml:space="preserve">) </w:t>
             </w:r>
           </w:p>
         </w:tc>
@@ -4325,8 +5014,13 @@
         <w:pStyle w:val="Heading2"/>
       </w:pPr>
       <w:bookmarkStart w:id="10" w:name="_Toc231933167"/>
-      <w:r>
-        <w:t>Effecten (FX)</w:t>
+      <w:proofErr w:type="spellStart"/>
+      <w:r>
+        <w:t>Effecten</w:t>
+      </w:r>
+      <w:proofErr w:type="spellEnd"/>
+      <w:r>
+        <w:t xml:space="preserve"> (FX)</w:t>
       </w:r>
       <w:bookmarkEnd w:id="10"/>
     </w:p>
@@ -4335,10 +5029,12 @@
         <w:pStyle w:val="Heading3"/>
       </w:pPr>
       <w:bookmarkStart w:id="11" w:name="_Toc231933168"/>
+      <w:proofErr w:type="spellStart"/>
       <w:r>
         <w:t>Explosies</w:t>
       </w:r>
       <w:bookmarkEnd w:id="11"/>
+      <w:proofErr w:type="spellEnd"/>
     </w:p>
     <w:p>
       <w:pPr>
@@ -4349,7 +5045,39 @@
         </w:numPr>
       </w:pPr>
       <w:r>
-        <w:t>Stylized voxel-explosies (geanimeerde sprites of kleine voxel-animatie)</w:t>
+        <w:t>Stylized voxel-</w:t>
+      </w:r>
+      <w:proofErr w:type="spellStart"/>
+      <w:r>
+        <w:t>explosies</w:t>
+      </w:r>
+      <w:proofErr w:type="spellEnd"/>
+      <w:r>
+        <w:t xml:space="preserve"> (</w:t>
+      </w:r>
+      <w:proofErr w:type="spellStart"/>
+      <w:r>
+        <w:t>geanimeerde</w:t>
+      </w:r>
+      <w:proofErr w:type="spellEnd"/>
+      <w:r>
+        <w:t xml:space="preserve"> sprites of </w:t>
+      </w:r>
+      <w:proofErr w:type="spellStart"/>
+      <w:r>
+        <w:t>kleine</w:t>
+      </w:r>
+      <w:proofErr w:type="spellEnd"/>
+      <w:r>
+        <w:t xml:space="preserve"> voxel-</w:t>
+      </w:r>
+      <w:proofErr w:type="spellStart"/>
+      <w:r>
+        <w:t>animatie</w:t>
+      </w:r>
+      <w:proofErr w:type="spellEnd"/>
+      <w:r>
+        <w:t>)</w:t>
       </w:r>
     </w:p>
     <w:p>
@@ -4401,8 +5129,29 @@
         </w:numPr>
       </w:pPr>
       <w:r>
-        <w:t>Tank barrel schokt iets achteruit</w:t>
-      </w:r>
+        <w:t xml:space="preserve">Tank barrel </w:t>
+      </w:r>
+      <w:proofErr w:type="spellStart"/>
+      <w:r>
+        <w:t>schokt</w:t>
+      </w:r>
+      <w:proofErr w:type="spellEnd"/>
+      <w:r>
+        <w:t xml:space="preserve"> </w:t>
+      </w:r>
+      <w:proofErr w:type="spellStart"/>
+      <w:r>
+        <w:t>iets</w:t>
+      </w:r>
+      <w:proofErr w:type="spellEnd"/>
+      <w:r>
+        <w:t xml:space="preserve"> </w:t>
+      </w:r>
+      <w:proofErr w:type="spellStart"/>
+      <w:r>
+        <w:t>achteruit</w:t>
+      </w:r>
+      <w:proofErr w:type="spellEnd"/>
     </w:p>
     <w:p>
       <w:pPr>
@@ -4429,7 +5178,49 @@
         <w:rPr>
           <w:lang w:val="nl-NL"/>
         </w:rPr>
-        <w:t>Grijs-witte puffs, voxel of sprite gebaseerd</w:t>
+        <w:t xml:space="preserve">Grijs-witte </w:t>
+      </w:r>
+      <w:proofErr w:type="spellStart"/>
+      <w:r>
+        <w:rPr>
+          <w:lang w:val="nl-NL"/>
+        </w:rPr>
+        <w:t>puffs</w:t>
+      </w:r>
+      <w:proofErr w:type="spellEnd"/>
+      <w:r>
+        <w:rPr>
+          <w:lang w:val="nl-NL"/>
+        </w:rPr>
+        <w:t xml:space="preserve">, </w:t>
+      </w:r>
+      <w:proofErr w:type="spellStart"/>
+      <w:r>
+        <w:rPr>
+          <w:lang w:val="nl-NL"/>
+        </w:rPr>
+        <w:t>voxel</w:t>
+      </w:r>
+      <w:proofErr w:type="spellEnd"/>
+      <w:r>
+        <w:rPr>
+          <w:lang w:val="nl-NL"/>
+        </w:rPr>
+        <w:t xml:space="preserve"> of </w:t>
+      </w:r>
+      <w:proofErr w:type="spellStart"/>
+      <w:r>
+        <w:rPr>
+          <w:lang w:val="nl-NL"/>
+        </w:rPr>
+        <w:t>sprite</w:t>
+      </w:r>
+      <w:proofErr w:type="spellEnd"/>
+      <w:r>
+        <w:rPr>
+          <w:lang w:val="nl-NL"/>
+        </w:rPr>
+        <w:t xml:space="preserve"> gebaseerd</w:t>
       </w:r>
     </w:p>
     <w:p>
@@ -4461,7 +5252,21 @@
         <w:rPr>
           <w:rStyle w:val="Heading2Char"/>
         </w:rPr>
-        <w:t>Audio Style (optioneel)</w:t>
+        <w:t>Audio Style (</w:t>
+      </w:r>
+      <w:proofErr w:type="spellStart"/>
+      <w:r>
+        <w:rPr>
+          <w:rStyle w:val="Heading2Char"/>
+        </w:rPr>
+        <w:t>optioneel</w:t>
+      </w:r>
+      <w:proofErr w:type="spellEnd"/>
+      <w:r>
+        <w:rPr>
+          <w:rStyle w:val="Heading2Char"/>
+        </w:rPr>
+        <w:t>)</w:t>
       </w:r>
       <w:bookmarkEnd w:id="14"/>
     </w:p>
@@ -4491,8 +5296,37 @@
           <w:numId w:val="18"/>
         </w:numPr>
       </w:pPr>
-      <w:r>
-        <w:t>Zware mechanische klanken voor tanks</w:t>
+      <w:proofErr w:type="spellStart"/>
+      <w:r>
+        <w:t>Zware</w:t>
+      </w:r>
+      <w:proofErr w:type="spellEnd"/>
+      <w:r>
+        <w:t xml:space="preserve"> </w:t>
+      </w:r>
+      <w:proofErr w:type="spellStart"/>
+      <w:r>
+        <w:t>mechanische</w:t>
+      </w:r>
+      <w:proofErr w:type="spellEnd"/>
+      <w:r>
+        <w:t xml:space="preserve"> </w:t>
+      </w:r>
+      <w:proofErr w:type="spellStart"/>
+      <w:r>
+        <w:t>klanken</w:t>
+      </w:r>
+      <w:proofErr w:type="spellEnd"/>
+      <w:r>
+        <w:t xml:space="preserve"> </w:t>
+      </w:r>
+      <w:proofErr w:type="spellStart"/>
+      <w:r>
+        <w:t>voor</w:t>
+      </w:r>
+      <w:proofErr w:type="spellEnd"/>
+      <w:r>
+        <w:t xml:space="preserve"> tanks</w:t>
       </w:r>
     </w:p>
     <w:p>
@@ -4504,8 +5338,21 @@
         </w:numPr>
       </w:pPr>
       <w:r>
-        <w:t>Cartoon-achtige ontploffingseffecten</w:t>
-      </w:r>
+        <w:t>Cartoon-</w:t>
+      </w:r>
+      <w:proofErr w:type="spellStart"/>
+      <w:r>
+        <w:t>achtige</w:t>
+      </w:r>
+      <w:proofErr w:type="spellEnd"/>
+      <w:r>
+        <w:t xml:space="preserve"> </w:t>
+      </w:r>
+      <w:proofErr w:type="spellStart"/>
+      <w:r>
+        <w:t>ontploffingseffecten</w:t>
+      </w:r>
+      <w:proofErr w:type="spellEnd"/>
     </w:p>
     <w:p>
       <w:pPr>
@@ -4532,96 +5379,164 @@
       <w:bookmarkEnd w:id="15"/>
     </w:p>
     <w:p>
-      <w:pPr>
-        <w:rPr>
-          <w:lang w:val="nl-NL"/>
-        </w:rPr>
-      </w:pPr>
-      <w:r>
-        <w:rPr>
-          <w:lang w:val="nl-NL"/>
-        </w:rPr>
-        <w:t>Asset:</w:t>
-      </w:r>
-    </w:p>
-    <w:p>
-      <w:pPr>
-        <w:rPr>
-          <w:lang w:val="nl-NL"/>
-        </w:rPr>
-      </w:pPr>
-    </w:p>
-    <w:p>
-      <w:pPr>
-        <w:rPr>
-          <w:lang w:val="nl-NL"/>
-        </w:rPr>
-      </w:pPr>
-      <w:r>
-        <w:rPr>
-          <w:lang w:val="nl-NL"/>
-        </w:rPr>
-        <w:t>Moodboard + toelichting:</w:t>
-      </w:r>
-    </w:p>
-    <w:p>
-      <w:pPr>
-        <w:rPr>
-          <w:lang w:val="nl-NL"/>
-        </w:rPr>
-      </w:pPr>
-    </w:p>
-    <w:p>
-      <w:pPr>
-        <w:rPr>
-          <w:lang w:val="nl-NL"/>
-        </w:rPr>
-      </w:pPr>
-      <w:r>
-        <w:rPr>
-          <w:lang w:val="nl-NL"/>
-        </w:rPr>
-        <w:t>Kleurenpalet (hex nummers):</w:t>
-      </w:r>
-    </w:p>
-    <w:p>
-      <w:pPr>
-        <w:rPr>
-          <w:lang w:val="nl-NL"/>
-        </w:rPr>
-      </w:pPr>
-    </w:p>
-    <w:p>
-      <w:pPr>
-        <w:rPr>
-          <w:lang w:val="nl-NL"/>
-        </w:rPr>
-      </w:pPr>
-      <w:r>
-        <w:rPr>
-          <w:lang w:val="nl-NL"/>
-        </w:rPr>
-        <w:t>Realisatie (schermafbeeldingen en toelichting):</w:t>
-      </w:r>
-    </w:p>
-    <w:p>
-      <w:pPr>
-        <w:rPr>
-          <w:lang w:val="nl-NL"/>
-        </w:rPr>
-      </w:pPr>
-    </w:p>
-    <w:p>
-      <w:pPr>
-        <w:rPr>
-          <w:lang w:val="nl-NL"/>
-        </w:rPr>
-      </w:pPr>
-      <w:r>
-        <w:rPr>
-          <w:lang w:val="nl-NL"/>
-        </w:rPr>
-        <w:t>Feedback klasgenoot:</w:t>
+      <w:r>
+        <w:rPr>
+          <w:lang w:val="nl-NL"/>
+        </w:rPr>
+        <w:t>Asset: Anti-tank obstakel</w:t>
+      </w:r>
+      <w:r>
+        <w:t> </w:t>
+      </w:r>
+    </w:p>
+    <w:p>
+      <w:r>
+        <w:t> </w:t>
+      </w:r>
+    </w:p>
+    <w:p>
+      <w:r>
+        <w:rPr>
+          <w:lang w:val="nl-NL"/>
+        </w:rPr>
+        <w:t>Moodboard + toelichting: </w:t>
+      </w:r>
+      <w:r>
+        <w:t> </w:t>
+      </w:r>
+    </w:p>
+    <w:p>
+      <w:r>
+        <w:drawing>
+          <wp:inline distT="0" distB="0" distL="0" distR="0" wp14:anchorId="3E6EBEBC" wp14:editId="4FD90B3A">
+            <wp:extent cx="2819400" cy="2324100"/>
+            <wp:effectExtent l="0" t="0" r="0" b="0"/>
+            <wp:docPr id="768959329" name="Picture 19"/>
+            <wp:cNvGraphicFramePr>
+              <a:graphicFrameLocks xmlns:a="http://schemas.openxmlformats.org/drawingml/2006/main" noChangeAspect="1"/>
+            </wp:cNvGraphicFramePr>
+            <a:graphic xmlns:a="http://schemas.openxmlformats.org/drawingml/2006/main">
+              <a:graphicData uri="http://schemas.openxmlformats.org/drawingml/2006/picture">
+                <pic:pic xmlns:pic="http://schemas.openxmlformats.org/drawingml/2006/picture">
+                  <pic:nvPicPr>
+                    <pic:cNvPr id="0" name="Picture 55"/>
+                    <pic:cNvPicPr>
+                      <a:picLocks noChangeAspect="1" noChangeArrowheads="1"/>
+                    </pic:cNvPicPr>
+                  </pic:nvPicPr>
+                  <pic:blipFill>
+                    <a:blip r:embed="rId11">
+                      <a:extLst>
+                        <a:ext uri="{28A0092B-C50C-407E-A947-70E740481C1C}">
+                          <a14:useLocalDpi xmlns:a14="http://schemas.microsoft.com/office/drawing/2010/main" val="0"/>
+                        </a:ext>
+                      </a:extLst>
+                    </a:blip>
+                    <a:srcRect/>
+                    <a:stretch>
+                      <a:fillRect/>
+                    </a:stretch>
+                  </pic:blipFill>
+                  <pic:spPr bwMode="auto">
+                    <a:xfrm>
+                      <a:off x="0" y="0"/>
+                      <a:ext cx="2819400" cy="2324100"/>
+                    </a:xfrm>
+                    <a:prstGeom prst="rect">
+                      <a:avLst/>
+                    </a:prstGeom>
+                    <a:noFill/>
+                    <a:ln>
+                      <a:noFill/>
+                    </a:ln>
+                  </pic:spPr>
+                </pic:pic>
+              </a:graphicData>
+            </a:graphic>
+          </wp:inline>
+        </w:drawing>
+      </w:r>
+      <w:r>
+        <w:t> </w:t>
+      </w:r>
+    </w:p>
+    <w:p>
+      <w:pPr>
+        <w:rPr>
+          <w:lang w:val="nl-NL"/>
+        </w:rPr>
+      </w:pPr>
+      <w:r>
+        <w:rPr>
+          <w:lang w:val="nl-NL"/>
+        </w:rPr>
+        <w:t>Dit is een veel voorkomende anti-tank obstakel. Deze wordt vaak gebruikt. </w:t>
+      </w:r>
+    </w:p>
+    <w:p>
+      <w:pPr>
+        <w:rPr>
+          <w:lang w:val="nl-NL"/>
+        </w:rPr>
+      </w:pPr>
+      <w:r>
+        <w:rPr>
+          <w:lang w:val="nl-NL"/>
+        </w:rPr>
+        <w:t>Kleurenpalet (</w:t>
+      </w:r>
+      <w:proofErr w:type="spellStart"/>
+      <w:r>
+        <w:rPr>
+          <w:lang w:val="nl-NL"/>
+        </w:rPr>
+        <w:t>hex</w:t>
+      </w:r>
+      <w:proofErr w:type="spellEnd"/>
+      <w:r>
+        <w:rPr>
+          <w:lang w:val="nl-NL"/>
+        </w:rPr>
+        <w:t xml:space="preserve"> nummers): 4A4A4A </w:t>
+      </w:r>
+    </w:p>
+    <w:p>
+      <w:pPr>
+        <w:rPr>
+          <w:lang w:val="nl-NL"/>
+        </w:rPr>
+      </w:pPr>
+      <w:r>
+        <w:rPr>
+          <w:lang w:val="nl-NL"/>
+        </w:rPr>
+        <w:t>Realisatie (schermafbeeldingen en toelichting): </w:t>
+      </w:r>
+    </w:p>
+    <w:p>
+      <w:pPr>
+        <w:rPr>
+          <w:lang w:val="nl-NL"/>
+        </w:rPr>
+      </w:pPr>
+      <w:r>
+        <w:rPr>
+          <w:lang w:val="nl-NL"/>
+        </w:rPr>
+        <w:t> </w:t>
+      </w:r>
+    </w:p>
+    <w:p>
+      <w:pPr>
+        <w:rPr>
+          <w:lang w:val="nl-NL"/>
+        </w:rPr>
+      </w:pPr>
+      <w:r>
+        <w:rPr>
+          <w:lang w:val="nl-NL"/>
+        </w:rPr>
+        <w:t>Feedback klasgenoot: </w:t>
       </w:r>
     </w:p>
     <w:p>
@@ -4708,7 +5623,21 @@
         <w:rPr>
           <w:lang w:val="nl-NL"/>
         </w:rPr>
-        <w:t>Kleurenpalet (hex nummers):</w:t>
+        <w:t>Kleurenpalet (</w:t>
+      </w:r>
+      <w:proofErr w:type="spellStart"/>
+      <w:r>
+        <w:rPr>
+          <w:lang w:val="nl-NL"/>
+        </w:rPr>
+        <w:t>hex</w:t>
+      </w:r>
+      <w:proofErr w:type="spellEnd"/>
+      <w:r>
+        <w:rPr>
+          <w:lang w:val="nl-NL"/>
+        </w:rPr>
+        <w:t xml:space="preserve"> nummers):</w:t>
       </w:r>
     </w:p>
     <w:p>
@@ -4776,12 +5705,20 @@
         </w:rPr>
       </w:pPr>
       <w:bookmarkStart w:id="17" w:name="_Toc231933174"/>
+      <w:proofErr w:type="spellStart"/>
       <w:r>
         <w:rPr>
           <w:lang w:val="nl-NL"/>
         </w:rPr>
         <w:lastRenderedPageBreak/>
-        <w:t>Miska van den Brink</w:t>
+        <w:t>Miska</w:t>
+      </w:r>
+      <w:proofErr w:type="spellEnd"/>
+      <w:r>
+        <w:rPr>
+          <w:lang w:val="nl-NL"/>
+        </w:rPr>
+        <w:t xml:space="preserve"> van den Brink</w:t>
       </w:r>
       <w:bookmarkEnd w:id="17"/>
     </w:p>
@@ -4795,7 +5732,7 @@
         <w:rPr>
           <w:lang w:val="nl-NL"/>
         </w:rPr>
-        <w:t>Asset:</w:t>
+        <w:t>Asset: Tank (rood)</w:t>
       </w:r>
     </w:p>
     <w:p>
@@ -4824,26 +5761,99 @@
           <w:lang w:val="nl-NL"/>
         </w:rPr>
       </w:pPr>
-    </w:p>
-    <w:p>
-      <w:pPr>
-        <w:rPr>
-          <w:lang w:val="nl-NL"/>
-        </w:rPr>
-      </w:pPr>
-      <w:r>
-        <w:rPr>
-          <w:lang w:val="nl-NL"/>
-        </w:rPr>
-        <w:t>Kleurenpalet (hex nummers):</w:t>
-      </w:r>
-    </w:p>
-    <w:p>
-      <w:pPr>
-        <w:rPr>
-          <w:lang w:val="nl-NL"/>
-        </w:rPr>
-      </w:pPr>
+      <w:r>
+        <w:rPr>
+          <w:lang w:val="nl-NL"/>
+        </w:rPr>
+        <w:drawing>
+          <wp:inline distT="0" distB="0" distL="0" distR="0" wp14:anchorId="0B789AD3" wp14:editId="77972773">
+            <wp:extent cx="5943600" cy="4205605"/>
+            <wp:effectExtent l="0" t="0" r="0" b="4445"/>
+            <wp:docPr id="2115147116" name="Picture 15"/>
+            <wp:cNvGraphicFramePr>
+              <a:graphicFrameLocks xmlns:a="http://schemas.openxmlformats.org/drawingml/2006/main" noChangeAspect="1"/>
+            </wp:cNvGraphicFramePr>
+            <a:graphic xmlns:a="http://schemas.openxmlformats.org/drawingml/2006/main">
+              <a:graphicData uri="http://schemas.openxmlformats.org/drawingml/2006/picture">
+                <pic:pic xmlns:pic="http://schemas.openxmlformats.org/drawingml/2006/picture">
+                  <pic:nvPicPr>
+                    <pic:cNvPr id="0" name="Picture 1"/>
+                    <pic:cNvPicPr>
+                      <a:picLocks noChangeAspect="1" noChangeArrowheads="1"/>
+                    </pic:cNvPicPr>
+                  </pic:nvPicPr>
+                  <pic:blipFill>
+                    <a:blip r:embed="rId12">
+                      <a:extLst>
+                        <a:ext uri="{28A0092B-C50C-407E-A947-70E740481C1C}">
+                          <a14:useLocalDpi xmlns:a14="http://schemas.microsoft.com/office/drawing/2010/main" val="0"/>
+                        </a:ext>
+                      </a:extLst>
+                    </a:blip>
+                    <a:srcRect/>
+                    <a:stretch>
+                      <a:fillRect/>
+                    </a:stretch>
+                  </pic:blipFill>
+                  <pic:spPr bwMode="auto">
+                    <a:xfrm>
+                      <a:off x="0" y="0"/>
+                      <a:ext cx="5943600" cy="4205605"/>
+                    </a:xfrm>
+                    <a:prstGeom prst="rect">
+                      <a:avLst/>
+                    </a:prstGeom>
+                    <a:noFill/>
+                    <a:ln>
+                      <a:noFill/>
+                    </a:ln>
+                  </pic:spPr>
+                </pic:pic>
+              </a:graphicData>
+            </a:graphic>
+          </wp:inline>
+        </w:drawing>
+      </w:r>
+    </w:p>
+    <w:p>
+      <w:pPr>
+        <w:rPr>
+          <w:lang w:val="nl-NL"/>
+        </w:rPr>
+      </w:pPr>
+      <w:r>
+        <w:rPr>
+          <w:lang w:val="nl-NL"/>
+        </w:rPr>
+        <w:t>Kleurenpalet (</w:t>
+      </w:r>
+      <w:proofErr w:type="spellStart"/>
+      <w:r>
+        <w:rPr>
+          <w:lang w:val="nl-NL"/>
+        </w:rPr>
+        <w:t>hex</w:t>
+      </w:r>
+      <w:proofErr w:type="spellEnd"/>
+      <w:r>
+        <w:rPr>
+          <w:lang w:val="nl-NL"/>
+        </w:rPr>
+        <w:t xml:space="preserve"> nummers):</w:t>
+      </w:r>
+    </w:p>
+    <w:p>
+      <w:pPr>
+        <w:rPr>
+          <w:lang w:val="nl-NL"/>
+        </w:rPr>
+      </w:pPr>
+      <w:r>
+        <w:rPr>
+          <w:lang w:val="nl-NL"/>
+        </w:rPr>
+        <w:t>EF3E36 000000 (Zwart)</w:t>
+      </w:r>
     </w:p>
     <w:p>
       <w:pPr>
@@ -4916,13 +5926,7 @@
         <w:rPr>
           <w:lang w:val="nl-NL"/>
         </w:rPr>
-        <w:t>Asset:</w:t>
-      </w:r>
-      <w:r>
-        <w:rPr>
-          <w:lang w:val="nl-NL"/>
-        </w:rPr>
-        <w:t xml:space="preserve"> Raket</w:t>
+        <w:t>Asset: Raket</w:t>
       </w:r>
     </w:p>
     <w:p>
@@ -4975,26 +5979,46 @@
         <w:rPr>
           <w:lang w:val="nl-NL"/>
         </w:rPr>
-        <w:t>Kleurenpalet (hex nummers):</w:t>
-      </w:r>
-    </w:p>
-    <w:p>
-      <w:pPr>
-        <w:rPr>
-          <w:color w:val="EF3E36"/>
-          <w:lang w:val="it-IT"/>
-        </w:rPr>
-      </w:pPr>
-      <w:r>
-        <w:rPr>
-          <w:color w:val="EF3E36"/>
-          <w:lang w:val="it-IT"/>
+        <w:t>Kleurenpalet (</w:t>
+      </w:r>
+      <w:proofErr w:type="spellStart"/>
+      <w:r>
+        <w:rPr>
+          <w:lang w:val="nl-NL"/>
+        </w:rPr>
+        <w:t>hex</w:t>
+      </w:r>
+      <w:proofErr w:type="spellEnd"/>
+      <w:r>
+        <w:rPr>
+          <w:lang w:val="nl-NL"/>
+        </w:rPr>
+        <w:t xml:space="preserve"> nummers):</w:t>
+      </w:r>
+    </w:p>
+    <w:p>
+      <w:pPr>
+        <w:rPr>
+          <w:lang w:val="nl-NL"/>
+        </w:rPr>
+      </w:pPr>
+      <w:r>
+        <w:rPr>
+          <w:lang w:val="nl-NL"/>
         </w:rPr>
         <w:t>EF3E36</w:t>
       </w:r>
     </w:p>
     <w:p>
-      <w:r>
+      <w:pPr>
+        <w:rPr>
+          <w:lang w:val="nl-NL"/>
+        </w:rPr>
+      </w:pPr>
+      <w:r>
+        <w:rPr>
+          <w:lang w:val="nl-NL"/>
+        </w:rPr>
         <w:t>000000</w:t>
       </w:r>
     </w:p>
@@ -5005,6 +6029,9 @@
         </w:rPr>
       </w:pPr>
       <w:r>
+        <w:rPr>
+          <w:lang w:val="nl-NL"/>
+        </w:rPr>
         <w:t>FFFFFF</w:t>
       </w:r>
     </w:p>
@@ -5072,9 +6099,14 @@
       <w:bookmarkStart w:id="19" w:name="_Toc231933176"/>
       <w:r>
         <w:lastRenderedPageBreak/>
-        <w:t>Myrthe Dissevelt</w:t>
+        <w:t xml:space="preserve">Myrthe </w:t>
+      </w:r>
+      <w:proofErr w:type="spellStart"/>
+      <w:r>
+        <w:t>Dissevelt</w:t>
       </w:r>
       <w:bookmarkEnd w:id="19"/>
+      <w:proofErr w:type="spellEnd"/>
     </w:p>
     <w:p>
       <w:pPr>
@@ -5126,7 +6158,21 @@
         <w:rPr>
           <w:lang w:val="nl-NL"/>
         </w:rPr>
-        <w:t>Kleurenpalet (hex nummers):</w:t>
+        <w:t>Kleurenpalet (</w:t>
+      </w:r>
+      <w:proofErr w:type="spellStart"/>
+      <w:r>
+        <w:rPr>
+          <w:lang w:val="nl-NL"/>
+        </w:rPr>
+        <w:t>hex</w:t>
+      </w:r>
+      <w:proofErr w:type="spellEnd"/>
+      <w:r>
+        <w:rPr>
+          <w:lang w:val="nl-NL"/>
+        </w:rPr>
+        <w:t xml:space="preserve"> nummers):</w:t>
       </w:r>
     </w:p>
     <w:p>
@@ -5211,11 +6257,9 @@
       </w:r>
     </w:p>
     <w:p>
-      <w:pPr>
-        <w:rPr>
-          <w:lang w:val="nl-NL"/>
-        </w:rPr>
-      </w:pPr>
+      <w:r>
+        <w:t>Barriere</w:t>
+      </w:r>
     </w:p>
     <w:p>
       <w:pPr>
@@ -5236,26 +6280,126 @@
           <w:lang w:val="nl-NL"/>
         </w:rPr>
       </w:pPr>
-    </w:p>
-    <w:p>
-      <w:pPr>
-        <w:rPr>
-          <w:lang w:val="nl-NL"/>
-        </w:rPr>
-      </w:pPr>
-      <w:r>
-        <w:rPr>
-          <w:lang w:val="nl-NL"/>
-        </w:rPr>
-        <w:t>Kleurenpalet (hex nummers):</w:t>
-      </w:r>
-    </w:p>
-    <w:p>
-      <w:pPr>
-        <w:rPr>
-          <w:lang w:val="nl-NL"/>
-        </w:rPr>
-      </w:pPr>
+      <w:r>
+        <w:rPr>
+          <w:lang w:val="nl-NL"/>
+        </w:rPr>
+        <w:drawing>
+          <wp:inline distT="0" distB="0" distL="0" distR="0" wp14:anchorId="0095B80A" wp14:editId="0DBE5422">
+            <wp:extent cx="5943600" cy="3149600"/>
+            <wp:effectExtent l="0" t="0" r="0" b="0"/>
+            <wp:docPr id="1069471121" name="Picture 13"/>
+            <wp:cNvGraphicFramePr>
+              <a:graphicFrameLocks xmlns:a="http://schemas.openxmlformats.org/drawingml/2006/main" noChangeAspect="1"/>
+            </wp:cNvGraphicFramePr>
+            <a:graphic xmlns:a="http://schemas.openxmlformats.org/drawingml/2006/main">
+              <a:graphicData uri="http://schemas.openxmlformats.org/drawingml/2006/picture">
+                <pic:pic xmlns:pic="http://schemas.openxmlformats.org/drawingml/2006/picture">
+                  <pic:nvPicPr>
+                    <pic:cNvPr id="0" name="Afbeelding 1"/>
+                    <pic:cNvPicPr>
+                      <a:picLocks noChangeAspect="1" noChangeArrowheads="1"/>
+                    </pic:cNvPicPr>
+                  </pic:nvPicPr>
+                  <pic:blipFill>
+                    <a:blip r:embed="rId13">
+                      <a:extLst>
+                        <a:ext uri="{28A0092B-C50C-407E-A947-70E740481C1C}">
+                          <a14:useLocalDpi xmlns:a14="http://schemas.microsoft.com/office/drawing/2010/main" val="0"/>
+                        </a:ext>
+                      </a:extLst>
+                    </a:blip>
+                    <a:srcRect/>
+                    <a:stretch>
+                      <a:fillRect/>
+                    </a:stretch>
+                  </pic:blipFill>
+                  <pic:spPr bwMode="auto">
+                    <a:xfrm>
+                      <a:off x="0" y="0"/>
+                      <a:ext cx="5943600" cy="3149600"/>
+                    </a:xfrm>
+                    <a:prstGeom prst="rect">
+                      <a:avLst/>
+                    </a:prstGeom>
+                    <a:noFill/>
+                    <a:ln>
+                      <a:noFill/>
+                    </a:ln>
+                  </pic:spPr>
+                </pic:pic>
+              </a:graphicData>
+            </a:graphic>
+          </wp:inline>
+        </w:drawing>
+      </w:r>
+      <w:proofErr w:type="spellStart"/>
+      <w:r>
+        <w:rPr>
+          <w:lang w:val="nl-NL"/>
+        </w:rPr>
+        <w:t>betonne</w:t>
+      </w:r>
+      <w:proofErr w:type="spellEnd"/>
+      <w:r>
+        <w:rPr>
+          <w:lang w:val="nl-NL"/>
+        </w:rPr>
+        <w:t xml:space="preserve"> barrière met de kleur geel zwart</w:t>
+      </w:r>
+    </w:p>
+    <w:p>
+      <w:pPr>
+        <w:rPr>
+          <w:lang w:val="nl-NL"/>
+        </w:rPr>
+      </w:pPr>
+      <w:r>
+        <w:rPr>
+          <w:lang w:val="nl-NL"/>
+        </w:rPr>
+        <w:t>Kleurenpalet (</w:t>
+      </w:r>
+      <w:proofErr w:type="spellStart"/>
+      <w:r>
+        <w:rPr>
+          <w:lang w:val="nl-NL"/>
+        </w:rPr>
+        <w:t>hex</w:t>
+      </w:r>
+      <w:proofErr w:type="spellEnd"/>
+      <w:r>
+        <w:rPr>
+          <w:lang w:val="nl-NL"/>
+        </w:rPr>
+        <w:t xml:space="preserve"> nummers):</w:t>
+      </w:r>
+    </w:p>
+    <w:p>
+      <w:pPr>
+        <w:rPr>
+          <w:lang w:val="nl-NL"/>
+        </w:rPr>
+      </w:pPr>
+      <w:r>
+        <w:rPr>
+          <w:lang w:val="nl-NL"/>
+        </w:rPr>
+        <w:t>F8E71C</w:t>
+      </w:r>
+    </w:p>
+    <w:p>
+      <w:pPr>
+        <w:rPr>
+          <w:lang w:val="nl-NL"/>
+        </w:rPr>
+      </w:pPr>
+      <w:r>
+        <w:rPr>
+          <w:lang w:val="nl-NL"/>
+        </w:rPr>
+        <w:t>000000</w:t>
+      </w:r>
     </w:p>
     <w:p>
       <w:pPr>
@@ -5314,9 +6458,14 @@
       <w:bookmarkStart w:id="21" w:name="_Toc231933178"/>
       <w:r>
         <w:lastRenderedPageBreak/>
-        <w:t>Daan van der Greft</w:t>
+        <w:t xml:space="preserve">Daan van der </w:t>
+      </w:r>
+      <w:proofErr w:type="spellStart"/>
+      <w:r>
+        <w:t>Greft</w:t>
       </w:r>
       <w:bookmarkEnd w:id="21"/>
+      <w:proofErr w:type="spellEnd"/>
     </w:p>
     <w:p>
       <w:pPr>
@@ -5337,6 +6486,12 @@
           <w:lang w:val="nl-NL"/>
         </w:rPr>
       </w:pPr>
+      <w:r>
+        <w:rPr>
+          <w:lang w:val="nl-NL"/>
+        </w:rPr>
+        <w:t>Straatlantaarn</w:t>
+      </w:r>
     </w:p>
     <w:p>
       <w:pPr>
@@ -5357,26 +6512,139 @@
           <w:lang w:val="nl-NL"/>
         </w:rPr>
       </w:pPr>
-    </w:p>
-    <w:p>
-      <w:pPr>
-        <w:rPr>
-          <w:lang w:val="nl-NL"/>
-        </w:rPr>
-      </w:pPr>
-      <w:r>
-        <w:rPr>
-          <w:lang w:val="nl-NL"/>
-        </w:rPr>
-        <w:t>Kleurenpalet (hex nummers):</w:t>
-      </w:r>
-    </w:p>
-    <w:p>
-      <w:pPr>
-        <w:rPr>
-          <w:lang w:val="nl-NL"/>
-        </w:rPr>
-      </w:pPr>
+      <w:r>
+        <w:rPr>
+          <w:noProof/>
+          <w:lang w:val="nl-NL"/>
+        </w:rPr>
+        <w:drawing>
+          <wp:inline distT="0" distB="0" distL="0" distR="0" wp14:anchorId="099608A2" wp14:editId="5BD5F5A8">
+            <wp:extent cx="3115078" cy="2385060"/>
+            <wp:effectExtent l="0" t="0" r="9525" b="0"/>
+            <wp:docPr id="1555545147" name="Picture 5"/>
+            <wp:cNvGraphicFramePr>
+              <a:graphicFrameLocks xmlns:a="http://schemas.openxmlformats.org/drawingml/2006/main" noChangeAspect="1"/>
+            </wp:cNvGraphicFramePr>
+            <a:graphic xmlns:a="http://schemas.openxmlformats.org/drawingml/2006/main">
+              <a:graphicData uri="http://schemas.openxmlformats.org/drawingml/2006/picture">
+                <pic:pic xmlns:pic="http://schemas.openxmlformats.org/drawingml/2006/picture">
+                  <pic:nvPicPr>
+                    <pic:cNvPr id="0" name="Picture 2"/>
+                    <pic:cNvPicPr>
+                      <a:picLocks noChangeAspect="1" noChangeArrowheads="1"/>
+                    </pic:cNvPicPr>
+                  </pic:nvPicPr>
+                  <pic:blipFill>
+                    <a:blip r:embed="rId14">
+                      <a:extLst>
+                        <a:ext uri="{28A0092B-C50C-407E-A947-70E740481C1C}">
+                          <a14:useLocalDpi xmlns:a14="http://schemas.microsoft.com/office/drawing/2010/main" val="0"/>
+                        </a:ext>
+                      </a:extLst>
+                    </a:blip>
+                    <a:srcRect/>
+                    <a:stretch>
+                      <a:fillRect/>
+                    </a:stretch>
+                  </pic:blipFill>
+                  <pic:spPr bwMode="auto">
+                    <a:xfrm>
+                      <a:off x="0" y="0"/>
+                      <a:ext cx="3121467" cy="2389952"/>
+                    </a:xfrm>
+                    <a:prstGeom prst="rect">
+                      <a:avLst/>
+                    </a:prstGeom>
+                    <a:noFill/>
+                    <a:ln>
+                      <a:noFill/>
+                    </a:ln>
+                  </pic:spPr>
+                </pic:pic>
+              </a:graphicData>
+            </a:graphic>
+          </wp:inline>
+        </w:drawing>
+      </w:r>
+    </w:p>
+    <w:p>
+      <w:pPr>
+        <w:rPr>
+          <w:lang w:val="nl-NL"/>
+        </w:rPr>
+      </w:pPr>
+      <w:r>
+        <w:rPr>
+          <w:lang w:val="nl-NL"/>
+        </w:rPr>
+        <w:t>Ik ben van plan een ouderwetse versierde lantaarn te maken die veel licht afgeeft. Anders ben ik bang dat het vrijwel onzichtbaar wordt.</w:t>
+      </w:r>
+    </w:p>
+    <w:p>
+      <w:pPr>
+        <w:rPr>
+          <w:lang w:val="nl-NL"/>
+        </w:rPr>
+      </w:pPr>
+      <w:r>
+        <w:rPr>
+          <w:lang w:val="nl-NL"/>
+        </w:rPr>
+        <w:t>Kleurenpalet (</w:t>
+      </w:r>
+      <w:proofErr w:type="spellStart"/>
+      <w:r>
+        <w:rPr>
+          <w:lang w:val="nl-NL"/>
+        </w:rPr>
+        <w:t>hex</w:t>
+      </w:r>
+      <w:proofErr w:type="spellEnd"/>
+      <w:r>
+        <w:rPr>
+          <w:lang w:val="nl-NL"/>
+        </w:rPr>
+        <w:t xml:space="preserve"> nummers):</w:t>
+      </w:r>
+    </w:p>
+    <w:p>
+      <w:pPr>
+        <w:rPr>
+          <w:lang w:val="nl-NL"/>
+        </w:rPr>
+      </w:pPr>
+      <w:r>
+        <w:rPr>
+          <w:lang w:val="nl-NL"/>
+        </w:rPr>
+        <w:t>#F8E71C (geel voor het licht)</w:t>
+      </w:r>
+    </w:p>
+    <w:p>
+      <w:pPr>
+        <w:rPr>
+          <w:lang w:val="nl-NL"/>
+        </w:rPr>
+      </w:pPr>
+      <w:r>
+        <w:rPr>
+          <w:lang w:val="nl-NL"/>
+        </w:rPr>
+        <w:t>#000000 (zwart voor de basis)</w:t>
+      </w:r>
+    </w:p>
+    <w:p>
+      <w:pPr>
+        <w:rPr>
+          <w:lang w:val="nl-NL"/>
+        </w:rPr>
+      </w:pPr>
+      <w:r>
+        <w:rPr>
+          <w:lang w:val="nl-NL"/>
+        </w:rPr>
+        <w:t>#4A4A4A (grijs voor details)</w:t>
+      </w:r>
     </w:p>
     <w:p>
       <w:pPr>
@@ -5431,13 +6699,27 @@
     <w:p>
       <w:pPr>
         <w:pStyle w:val="Heading2"/>
+        <w:rPr>
+          <w:lang w:val="nl-NL"/>
+        </w:rPr>
       </w:pPr>
       <w:bookmarkStart w:id="22" w:name="_Toc231933179"/>
       <w:r>
+        <w:rPr>
+          <w:lang w:val="nl-NL"/>
+        </w:rPr>
         <w:lastRenderedPageBreak/>
-        <w:t>Tomas Heinst</w:t>
+        <w:t xml:space="preserve">Tomas </w:t>
+      </w:r>
+      <w:proofErr w:type="spellStart"/>
+      <w:r>
+        <w:rPr>
+          <w:lang w:val="nl-NL"/>
+        </w:rPr>
+        <w:t>Heinst</w:t>
       </w:r>
       <w:bookmarkEnd w:id="22"/>
+      <w:proofErr w:type="spellEnd"/>
     </w:p>
     <w:p>
       <w:pPr>
@@ -5489,7 +6771,21 @@
         <w:rPr>
           <w:lang w:val="nl-NL"/>
         </w:rPr>
-        <w:t>Kleurenpalet (hex nummers):</w:t>
+        <w:t>Kleurenpalet (</w:t>
+      </w:r>
+      <w:proofErr w:type="spellStart"/>
+      <w:r>
+        <w:rPr>
+          <w:lang w:val="nl-NL"/>
+        </w:rPr>
+        <w:t>hex</w:t>
+      </w:r>
+      <w:proofErr w:type="spellEnd"/>
+      <w:r>
+        <w:rPr>
+          <w:lang w:val="nl-NL"/>
+        </w:rPr>
+        <w:t xml:space="preserve"> nummers):</w:t>
       </w:r>
     </w:p>
     <w:p>
@@ -5552,9 +6848,15 @@
     <w:p>
       <w:pPr>
         <w:pStyle w:val="Heading2"/>
+        <w:rPr>
+          <w:lang w:val="nl-NL"/>
+        </w:rPr>
       </w:pPr>
       <w:bookmarkStart w:id="23" w:name="_Toc231933180"/>
       <w:r>
+        <w:rPr>
+          <w:lang w:val="nl-NL"/>
+        </w:rPr>
         <w:lastRenderedPageBreak/>
         <w:t>Calvin Hoek</w:t>
       </w:r>
@@ -5610,7 +6912,21 @@
         <w:rPr>
           <w:lang w:val="nl-NL"/>
         </w:rPr>
-        <w:t>Kleurenpalet (hex nummers):</w:t>
+        <w:t>Kleurenpalet (</w:t>
+      </w:r>
+      <w:proofErr w:type="spellStart"/>
+      <w:r>
+        <w:rPr>
+          <w:lang w:val="nl-NL"/>
+        </w:rPr>
+        <w:t>hex</w:t>
+      </w:r>
+      <w:proofErr w:type="spellEnd"/>
+      <w:r>
+        <w:rPr>
+          <w:lang w:val="nl-NL"/>
+        </w:rPr>
+        <w:t xml:space="preserve"> nummers):</w:t>
       </w:r>
     </w:p>
     <w:p>
@@ -5673,9 +6989,15 @@
     <w:p>
       <w:pPr>
         <w:pStyle w:val="Heading2"/>
+        <w:rPr>
+          <w:lang w:val="nl-NL"/>
+        </w:rPr>
       </w:pPr>
       <w:bookmarkStart w:id="24" w:name="_Toc231933181"/>
       <w:r>
+        <w:rPr>
+          <w:lang w:val="nl-NL"/>
+        </w:rPr>
         <w:lastRenderedPageBreak/>
         <w:t>Jente IJtsma</w:t>
       </w:r>
@@ -5731,7 +7053,21 @@
         <w:rPr>
           <w:lang w:val="nl-NL"/>
         </w:rPr>
-        <w:t>Kleurenpalet (hex nummers):</w:t>
+        <w:t>Kleurenpalet (</w:t>
+      </w:r>
+      <w:proofErr w:type="spellStart"/>
+      <w:r>
+        <w:rPr>
+          <w:lang w:val="nl-NL"/>
+        </w:rPr>
+        <w:t>hex</w:t>
+      </w:r>
+      <w:proofErr w:type="spellEnd"/>
+      <w:r>
+        <w:rPr>
+          <w:lang w:val="nl-NL"/>
+        </w:rPr>
+        <w:t xml:space="preserve"> nummers):</w:t>
       </w:r>
     </w:p>
     <w:p>
@@ -5794,9 +7130,15 @@
     <w:p>
       <w:pPr>
         <w:pStyle w:val="Heading2"/>
+        <w:rPr>
+          <w:lang w:val="nl-NL"/>
+        </w:rPr>
       </w:pPr>
       <w:bookmarkStart w:id="25" w:name="_Toc231933182"/>
       <w:r>
+        <w:rPr>
+          <w:lang w:val="nl-NL"/>
+        </w:rPr>
         <w:lastRenderedPageBreak/>
         <w:t>Steven van Meerveld</w:t>
       </w:r>
@@ -5821,6 +7163,12 @@
           <w:lang w:val="nl-NL"/>
         </w:rPr>
       </w:pPr>
+      <w:r>
+        <w:rPr>
+          <w:lang w:val="nl-NL"/>
+        </w:rPr>
+        <w:t>Beschadigd huis (half huis)</w:t>
+      </w:r>
     </w:p>
     <w:p>
       <w:pPr>
@@ -5841,26 +7189,171 @@
           <w:lang w:val="nl-NL"/>
         </w:rPr>
       </w:pPr>
-    </w:p>
-    <w:p>
-      <w:pPr>
-        <w:rPr>
-          <w:lang w:val="nl-NL"/>
-        </w:rPr>
-      </w:pPr>
-      <w:r>
-        <w:rPr>
-          <w:lang w:val="nl-NL"/>
-        </w:rPr>
-        <w:t>Kleurenpalet (hex nummers):</w:t>
-      </w:r>
-    </w:p>
-    <w:p>
-      <w:pPr>
-        <w:rPr>
-          <w:lang w:val="nl-NL"/>
-        </w:rPr>
-      </w:pPr>
+      <w:r>
+        <w:rPr>
+          <w:lang w:val="nl-NL"/>
+        </w:rPr>
+        <w:drawing>
+          <wp:inline distT="0" distB="0" distL="0" distR="0" wp14:anchorId="3081B476" wp14:editId="669AFA06">
+            <wp:extent cx="4152900" cy="3028950"/>
+            <wp:effectExtent l="0" t="0" r="0" b="0"/>
+            <wp:docPr id="1090613317" name="Picture 21"/>
+            <wp:cNvGraphicFramePr>
+              <a:graphicFrameLocks xmlns:a="http://schemas.openxmlformats.org/drawingml/2006/main" noChangeAspect="1"/>
+            </wp:cNvGraphicFramePr>
+            <a:graphic xmlns:a="http://schemas.openxmlformats.org/drawingml/2006/main">
+              <a:graphicData uri="http://schemas.openxmlformats.org/drawingml/2006/picture">
+                <pic:pic xmlns:pic="http://schemas.openxmlformats.org/drawingml/2006/picture">
+                  <pic:nvPicPr>
+                    <pic:cNvPr id="0" name="Picture 1"/>
+                    <pic:cNvPicPr>
+                      <a:picLocks noChangeAspect="1" noChangeArrowheads="1"/>
+                    </pic:cNvPicPr>
+                  </pic:nvPicPr>
+                  <pic:blipFill>
+                    <a:blip r:embed="rId15" cstate="print">
+                      <a:extLst>
+                        <a:ext uri="{28A0092B-C50C-407E-A947-70E740481C1C}">
+                          <a14:useLocalDpi xmlns:a14="http://schemas.microsoft.com/office/drawing/2010/main" val="0"/>
+                        </a:ext>
+                      </a:extLst>
+                    </a:blip>
+                    <a:srcRect/>
+                    <a:stretch>
+                      <a:fillRect/>
+                    </a:stretch>
+                  </pic:blipFill>
+                  <pic:spPr bwMode="auto">
+                    <a:xfrm>
+                      <a:off x="0" y="0"/>
+                      <a:ext cx="4152900" cy="3028950"/>
+                    </a:xfrm>
+                    <a:prstGeom prst="rect">
+                      <a:avLst/>
+                    </a:prstGeom>
+                    <a:noFill/>
+                    <a:ln>
+                      <a:noFill/>
+                    </a:ln>
+                  </pic:spPr>
+                </pic:pic>
+              </a:graphicData>
+            </a:graphic>
+          </wp:inline>
+        </w:drawing>
+      </w:r>
+    </w:p>
+    <w:p>
+      <w:pPr>
+        <w:rPr>
+          <w:lang w:val="fr-FR"/>
+        </w:rPr>
+      </w:pPr>
+      <w:proofErr w:type="spellStart"/>
+      <w:r>
+        <w:rPr>
+          <w:lang w:val="fr-FR"/>
+        </w:rPr>
+        <w:t>Kleurenpalet</w:t>
+      </w:r>
+      <w:proofErr w:type="spellEnd"/>
+      <w:r>
+        <w:rPr>
+          <w:lang w:val="fr-FR"/>
+        </w:rPr>
+        <w:t xml:space="preserve"> (</w:t>
+      </w:r>
+      <w:proofErr w:type="spellStart"/>
+      <w:r>
+        <w:rPr>
+          <w:lang w:val="fr-FR"/>
+        </w:rPr>
+        <w:t>hex</w:t>
+      </w:r>
+      <w:proofErr w:type="spellEnd"/>
+      <w:r>
+        <w:rPr>
+          <w:lang w:val="fr-FR"/>
+        </w:rPr>
+        <w:t xml:space="preserve"> </w:t>
+      </w:r>
+      <w:proofErr w:type="spellStart"/>
+      <w:r>
+        <w:rPr>
+          <w:lang w:val="fr-FR"/>
+        </w:rPr>
+        <w:t>nummers</w:t>
+      </w:r>
+      <w:proofErr w:type="spellEnd"/>
+      <w:r>
+        <w:rPr>
+          <w:lang w:val="fr-FR"/>
+        </w:rPr>
+        <w:t>):</w:t>
+      </w:r>
+    </w:p>
+    <w:p>
+      <w:pPr>
+        <w:rPr>
+          <w:lang w:val="fr-FR"/>
+        </w:rPr>
+      </w:pPr>
+      <w:r>
+        <w:rPr>
+          <w:lang w:val="fr-FR"/>
+        </w:rPr>
+        <w:t xml:space="preserve">AC8655 - </w:t>
+      </w:r>
+      <w:proofErr w:type="spellStart"/>
+      <w:r>
+        <w:rPr>
+          <w:lang w:val="fr-FR"/>
+        </w:rPr>
+        <w:t>Primair</w:t>
+      </w:r>
+      <w:proofErr w:type="spellEnd"/>
+    </w:p>
+    <w:p>
+      <w:pPr>
+        <w:rPr>
+          <w:lang w:val="fr-FR"/>
+        </w:rPr>
+      </w:pPr>
+      <w:r>
+        <w:rPr>
+          <w:lang w:val="fr-FR"/>
+        </w:rPr>
+        <w:t xml:space="preserve">4A4A4A - </w:t>
+      </w:r>
+      <w:proofErr w:type="spellStart"/>
+      <w:r>
+        <w:rPr>
+          <w:lang w:val="fr-FR"/>
+        </w:rPr>
+        <w:t>Secundair</w:t>
+      </w:r>
+      <w:proofErr w:type="spellEnd"/>
+    </w:p>
+    <w:p>
+      <w:pPr>
+        <w:rPr>
+          <w:lang w:val="nl-NL"/>
+        </w:rPr>
+      </w:pPr>
+      <w:r>
+        <w:rPr>
+          <w:lang w:val="nl-NL"/>
+        </w:rPr>
+        <w:t xml:space="preserve">F8E71C - </w:t>
+      </w:r>
+      <w:proofErr w:type="spellStart"/>
+      <w:r>
+        <w:rPr>
+          <w:lang w:val="nl-NL"/>
+        </w:rPr>
+        <w:t>Tetriair</w:t>
+      </w:r>
+      <w:proofErr w:type="spellEnd"/>
     </w:p>
     <w:p>
       <w:pPr>
@@ -5915,28 +7408,39 @@
     <w:p>
       <w:pPr>
         <w:pStyle w:val="Heading2"/>
+        <w:rPr>
+          <w:lang w:val="nl-NL"/>
+        </w:rPr>
       </w:pPr>
       <w:bookmarkStart w:id="26" w:name="_Toc231933183"/>
       <w:r>
+        <w:rPr>
+          <w:lang w:val="nl-NL"/>
+        </w:rPr>
         <w:lastRenderedPageBreak/>
-        <w:t>Sam Mujanovi</w:t>
-      </w:r>
-      <w:r>
-        <w:t>ć</w:t>
+        <w:t xml:space="preserve">Sam </w:t>
+      </w:r>
+      <w:proofErr w:type="spellStart"/>
+      <w:r>
+        <w:rPr>
+          <w:lang w:val="nl-NL"/>
+        </w:rPr>
+        <w:t>Mujanović</w:t>
       </w:r>
       <w:bookmarkEnd w:id="26"/>
-    </w:p>
-    <w:p>
-      <w:pPr>
-        <w:rPr>
-          <w:lang w:val="nl-NL"/>
-        </w:rPr>
-      </w:pPr>
-      <w:r>
-        <w:rPr>
-          <w:lang w:val="nl-NL"/>
-        </w:rPr>
-        <w:t>Asset:</w:t>
+      <w:proofErr w:type="spellEnd"/>
+    </w:p>
+    <w:p>
+      <w:pPr>
+        <w:rPr>
+          <w:lang w:val="nl-NL"/>
+        </w:rPr>
+      </w:pPr>
+      <w:r>
+        <w:rPr>
+          <w:lang w:val="nl-NL"/>
+        </w:rPr>
+        <w:t>Asset: Park bankje</w:t>
       </w:r>
     </w:p>
     <w:p>
@@ -5965,18 +7469,146 @@
           <w:lang w:val="nl-NL"/>
         </w:rPr>
       </w:pPr>
-    </w:p>
-    <w:p>
-      <w:pPr>
-        <w:rPr>
-          <w:lang w:val="nl-NL"/>
-        </w:rPr>
-      </w:pPr>
-      <w:r>
-        <w:rPr>
-          <w:lang w:val="nl-NL"/>
-        </w:rPr>
-        <w:t>Kleurenpalet (hex nummers):</w:t>
+      <w:r>
+        <w:drawing>
+          <wp:inline distT="0" distB="0" distL="0" distR="0" wp14:anchorId="0DC861F7" wp14:editId="72EFAE1B">
+            <wp:extent cx="5943600" cy="4305300"/>
+            <wp:effectExtent l="0" t="0" r="0" b="0"/>
+            <wp:docPr id="958994899" name="Picture 9"/>
+            <wp:cNvGraphicFramePr>
+              <a:graphicFrameLocks xmlns:a="http://schemas.openxmlformats.org/drawingml/2006/main" noChangeAspect="1"/>
+            </wp:cNvGraphicFramePr>
+            <a:graphic xmlns:a="http://schemas.openxmlformats.org/drawingml/2006/main">
+              <a:graphicData uri="http://schemas.openxmlformats.org/drawingml/2006/picture">
+                <pic:pic xmlns:pic="http://schemas.openxmlformats.org/drawingml/2006/picture">
+                  <pic:nvPicPr>
+                    <pic:cNvPr id="0" name="Picture 18"/>
+                    <pic:cNvPicPr>
+                      <a:picLocks noChangeAspect="1" noChangeArrowheads="1"/>
+                    </pic:cNvPicPr>
+                  </pic:nvPicPr>
+                  <pic:blipFill>
+                    <a:blip r:embed="rId16">
+                      <a:extLst>
+                        <a:ext uri="{28A0092B-C50C-407E-A947-70E740481C1C}">
+                          <a14:useLocalDpi xmlns:a14="http://schemas.microsoft.com/office/drawing/2010/main" val="0"/>
+                        </a:ext>
+                      </a:extLst>
+                    </a:blip>
+                    <a:srcRect/>
+                    <a:stretch>
+                      <a:fillRect/>
+                    </a:stretch>
+                  </pic:blipFill>
+                  <pic:spPr bwMode="auto">
+                    <a:xfrm>
+                      <a:off x="0" y="0"/>
+                      <a:ext cx="5943600" cy="4305300"/>
+                    </a:xfrm>
+                    <a:prstGeom prst="rect">
+                      <a:avLst/>
+                    </a:prstGeom>
+                    <a:noFill/>
+                    <a:ln>
+                      <a:noFill/>
+                    </a:ln>
+                  </pic:spPr>
+                </pic:pic>
+              </a:graphicData>
+            </a:graphic>
+          </wp:inline>
+        </w:drawing>
+      </w:r>
+      <w:r>
+        <w:rPr>
+          <w:lang w:val="nl-NL"/>
+        </w:rPr>
+        <w:t>Ik wil gaan voor een classic style park bankje bet houten planken en een staal frame</w:t>
+      </w:r>
+    </w:p>
+    <w:p>
+      <w:pPr>
+        <w:rPr>
+          <w:lang w:val="nl-NL"/>
+        </w:rPr>
+      </w:pPr>
+    </w:p>
+    <w:p>
+      <w:pPr>
+        <w:rPr>
+          <w:lang w:val="nl-NL"/>
+        </w:rPr>
+      </w:pPr>
+      <w:r>
+        <w:rPr>
+          <w:lang w:val="nl-NL"/>
+        </w:rPr>
+        <w:lastRenderedPageBreak/>
+        <w:t>Kleurenpalet (</w:t>
+      </w:r>
+      <w:proofErr w:type="spellStart"/>
+      <w:r>
+        <w:rPr>
+          <w:lang w:val="nl-NL"/>
+        </w:rPr>
+        <w:t>hex</w:t>
+      </w:r>
+      <w:proofErr w:type="spellEnd"/>
+      <w:r>
+        <w:rPr>
+          <w:lang w:val="nl-NL"/>
+        </w:rPr>
+        <w:t xml:space="preserve"> nummers):</w:t>
+      </w:r>
+      <w:r>
+        <w:drawing>
+          <wp:inline distT="0" distB="0" distL="0" distR="0" wp14:anchorId="5B62FDB9" wp14:editId="7B3B986F">
+            <wp:extent cx="4089400" cy="3581400"/>
+            <wp:effectExtent l="0" t="0" r="6350" b="0"/>
+            <wp:docPr id="1343653012" name="Picture 8"/>
+            <wp:cNvGraphicFramePr>
+              <a:graphicFrameLocks xmlns:a="http://schemas.openxmlformats.org/drawingml/2006/main" noChangeAspect="1"/>
+            </wp:cNvGraphicFramePr>
+            <a:graphic xmlns:a="http://schemas.openxmlformats.org/drawingml/2006/main">
+              <a:graphicData uri="http://schemas.openxmlformats.org/drawingml/2006/picture">
+                <pic:pic xmlns:pic="http://schemas.openxmlformats.org/drawingml/2006/picture">
+                  <pic:nvPicPr>
+                    <pic:cNvPr id="0" name="drawing"/>
+                    <pic:cNvPicPr>
+                      <a:picLocks noChangeAspect="1" noChangeArrowheads="1"/>
+                    </pic:cNvPicPr>
+                  </pic:nvPicPr>
+                  <pic:blipFill>
+                    <a:blip r:embed="rId17">
+                      <a:extLst>
+                        <a:ext uri="{28A0092B-C50C-407E-A947-70E740481C1C}">
+                          <a14:useLocalDpi xmlns:a14="http://schemas.microsoft.com/office/drawing/2010/main" val="0"/>
+                        </a:ext>
+                      </a:extLst>
+                    </a:blip>
+                    <a:srcRect/>
+                    <a:stretch>
+                      <a:fillRect/>
+                    </a:stretch>
+                  </pic:blipFill>
+                  <pic:spPr bwMode="auto">
+                    <a:xfrm>
+                      <a:off x="0" y="0"/>
+                      <a:ext cx="4089400" cy="3581400"/>
+                    </a:xfrm>
+                    <a:prstGeom prst="rect">
+                      <a:avLst/>
+                    </a:prstGeom>
+                    <a:noFill/>
+                    <a:ln>
+                      <a:noFill/>
+                    </a:ln>
+                  </pic:spPr>
+                </pic:pic>
+              </a:graphicData>
+            </a:graphic>
+          </wp:inline>
+        </w:drawing>
       </w:r>
     </w:p>
     <w:p>
@@ -6039,11 +7671,25 @@
     <w:p>
       <w:pPr>
         <w:pStyle w:val="Heading2"/>
+        <w:rPr>
+          <w:lang w:val="nl-NL"/>
+        </w:rPr>
       </w:pPr>
       <w:bookmarkStart w:id="27" w:name="_Toc231933184"/>
-      <w:r>
+      <w:proofErr w:type="spellStart"/>
+      <w:r>
+        <w:rPr>
+          <w:lang w:val="nl-NL"/>
+        </w:rPr>
         <w:lastRenderedPageBreak/>
-        <w:t>Mika Oostveen</w:t>
+        <w:t>Mika</w:t>
+      </w:r>
+      <w:proofErr w:type="spellEnd"/>
+      <w:r>
+        <w:rPr>
+          <w:lang w:val="nl-NL"/>
+        </w:rPr>
+        <w:t xml:space="preserve"> Oostveen</w:t>
       </w:r>
       <w:bookmarkEnd w:id="27"/>
     </w:p>
@@ -6057,6 +7703,330 @@
         <w:rPr>
           <w:lang w:val="nl-NL"/>
         </w:rPr>
+        <w:t xml:space="preserve">Asset: </w:t>
+      </w:r>
+      <w:proofErr w:type="spellStart"/>
+      <w:r>
+        <w:rPr>
+          <w:lang w:val="nl-NL"/>
+        </w:rPr>
+        <w:t>Bullets</w:t>
+      </w:r>
+      <w:proofErr w:type="spellEnd"/>
+      <w:r>
+        <w:rPr>
+          <w:lang w:val="nl-NL"/>
+        </w:rPr>
+        <w:t xml:space="preserve"> en </w:t>
+      </w:r>
+      <w:proofErr w:type="spellStart"/>
+      <w:r>
+        <w:rPr>
+          <w:lang w:val="nl-NL"/>
+        </w:rPr>
+        <w:t>bullet</w:t>
+      </w:r>
+      <w:proofErr w:type="spellEnd"/>
+      <w:r>
+        <w:rPr>
+          <w:lang w:val="nl-NL"/>
+        </w:rPr>
+        <w:t xml:space="preserve"> packs</w:t>
+      </w:r>
+    </w:p>
+    <w:p>
+      <w:pPr>
+        <w:rPr>
+          <w:lang w:val="nl-NL"/>
+        </w:rPr>
+      </w:pPr>
+    </w:p>
+    <w:p>
+      <w:pPr>
+        <w:rPr>
+          <w:lang w:val="nl-NL"/>
+        </w:rPr>
+      </w:pPr>
+      <w:r>
+        <w:rPr>
+          <w:lang w:val="nl-NL"/>
+        </w:rPr>
+        <w:t>Moodboard + toelichting:</w:t>
+      </w:r>
+    </w:p>
+    <w:p>
+      <w:pPr>
+        <w:rPr>
+          <w:lang w:val="nl-NL"/>
+        </w:rPr>
+      </w:pPr>
+      <w:r>
+        <w:drawing>
+          <wp:inline distT="0" distB="0" distL="0" distR="0" wp14:anchorId="05598944" wp14:editId="5A16DEF9">
+            <wp:extent cx="3841750" cy="2159000"/>
+            <wp:effectExtent l="0" t="0" r="6350" b="0"/>
+            <wp:docPr id="288534935" name="Picture 11"/>
+            <wp:cNvGraphicFramePr>
+              <a:graphicFrameLocks xmlns:a="http://schemas.openxmlformats.org/drawingml/2006/main" noChangeAspect="1"/>
+            </wp:cNvGraphicFramePr>
+            <a:graphic xmlns:a="http://schemas.openxmlformats.org/drawingml/2006/main">
+              <a:graphicData uri="http://schemas.openxmlformats.org/drawingml/2006/picture">
+                <pic:pic xmlns:pic="http://schemas.openxmlformats.org/drawingml/2006/picture">
+                  <pic:nvPicPr>
+                    <pic:cNvPr id="0" name="drawing"/>
+                    <pic:cNvPicPr>
+                      <a:picLocks noChangeAspect="1" noChangeArrowheads="1"/>
+                    </pic:cNvPicPr>
+                  </pic:nvPicPr>
+                  <pic:blipFill>
+                    <a:blip r:embed="rId18" cstate="print">
+                      <a:extLst>
+                        <a:ext uri="{28A0092B-C50C-407E-A947-70E740481C1C}">
+                          <a14:useLocalDpi xmlns:a14="http://schemas.microsoft.com/office/drawing/2010/main" val="0"/>
+                        </a:ext>
+                      </a:extLst>
+                    </a:blip>
+                    <a:srcRect/>
+                    <a:stretch>
+                      <a:fillRect/>
+                    </a:stretch>
+                  </pic:blipFill>
+                  <pic:spPr bwMode="auto">
+                    <a:xfrm>
+                      <a:off x="0" y="0"/>
+                      <a:ext cx="3841750" cy="2159000"/>
+                    </a:xfrm>
+                    <a:prstGeom prst="rect">
+                      <a:avLst/>
+                    </a:prstGeom>
+                    <a:noFill/>
+                    <a:ln>
+                      <a:noFill/>
+                    </a:ln>
+                  </pic:spPr>
+                </pic:pic>
+              </a:graphicData>
+            </a:graphic>
+          </wp:inline>
+        </w:drawing>
+      </w:r>
+    </w:p>
+    <w:p>
+      <w:pPr>
+        <w:rPr>
+          <w:lang w:val="nl-NL"/>
+        </w:rPr>
+      </w:pPr>
+      <w:r>
+        <w:rPr>
+          <w:lang w:val="nl-NL"/>
+        </w:rPr>
+        <w:t xml:space="preserve">Ik heb hiervoor gekozen omdat het </w:t>
+      </w:r>
+      <w:proofErr w:type="spellStart"/>
+      <w:r>
+        <w:rPr>
+          <w:lang w:val="nl-NL"/>
+        </w:rPr>
+        <w:t>opzich</w:t>
+      </w:r>
+      <w:proofErr w:type="spellEnd"/>
+      <w:r>
+        <w:rPr>
+          <w:lang w:val="nl-NL"/>
+        </w:rPr>
+        <w:t xml:space="preserve"> wel mooi eruit zit (negeer de face op de </w:t>
+      </w:r>
+      <w:proofErr w:type="spellStart"/>
+      <w:r>
+        <w:rPr>
+          <w:lang w:val="nl-NL"/>
+        </w:rPr>
+        <w:t>bullet</w:t>
+      </w:r>
+      <w:proofErr w:type="spellEnd"/>
+      <w:r>
+        <w:rPr>
+          <w:lang w:val="nl-NL"/>
+        </w:rPr>
+        <w:t xml:space="preserve"> ik bedoel de </w:t>
+      </w:r>
+      <w:proofErr w:type="spellStart"/>
+      <w:r>
+        <w:rPr>
+          <w:lang w:val="nl-NL"/>
+        </w:rPr>
+        <w:t>shape</w:t>
+      </w:r>
+      <w:proofErr w:type="spellEnd"/>
+      <w:r>
+        <w:rPr>
+          <w:lang w:val="nl-NL"/>
+        </w:rPr>
+        <w:t xml:space="preserve"> </w:t>
+      </w:r>
+      <w:proofErr w:type="spellStart"/>
+      <w:r>
+        <w:rPr>
+          <w:lang w:val="nl-NL"/>
+        </w:rPr>
+        <w:t>itself</w:t>
+      </w:r>
+      <w:proofErr w:type="spellEnd"/>
+      <w:r>
+        <w:rPr>
+          <w:lang w:val="nl-NL"/>
+        </w:rPr>
+        <w:t xml:space="preserve">) </w:t>
+      </w:r>
+    </w:p>
+    <w:p>
+      <w:pPr>
+        <w:rPr>
+          <w:lang w:val="nl-NL"/>
+        </w:rPr>
+      </w:pPr>
+      <w:r>
+        <w:rPr>
+          <w:lang w:val="nl-NL"/>
+        </w:rPr>
+        <w:t>Kleurenpalet (</w:t>
+      </w:r>
+      <w:proofErr w:type="spellStart"/>
+      <w:r>
+        <w:rPr>
+          <w:lang w:val="nl-NL"/>
+        </w:rPr>
+        <w:t>hex</w:t>
+      </w:r>
+      <w:proofErr w:type="spellEnd"/>
+      <w:r>
+        <w:rPr>
+          <w:lang w:val="nl-NL"/>
+        </w:rPr>
+        <w:t xml:space="preserve"> nummers):</w:t>
+      </w:r>
+      <w:r>
+        <w:rPr>
+          <w:lang w:val="nl-NL"/>
+        </w:rPr>
+        <w:br/>
+      </w:r>
+    </w:p>
+    <w:p>
+      <w:pPr>
+        <w:rPr>
+          <w:lang w:val="nl-NL"/>
+        </w:rPr>
+      </w:pPr>
+      <w:r>
+        <w:rPr>
+          <w:lang w:val="nl-NL"/>
+        </w:rPr>
+        <w:t>AC8655</w:t>
+      </w:r>
+      <w:r>
+        <w:rPr>
+          <w:lang w:val="nl-NL"/>
+        </w:rPr>
+        <w:br/>
+        <w:t>4A4A4A</w:t>
+      </w:r>
+    </w:p>
+    <w:p>
+      <w:pPr>
+        <w:rPr>
+          <w:lang w:val="nl-NL"/>
+        </w:rPr>
+      </w:pPr>
+    </w:p>
+    <w:p>
+      <w:pPr>
+        <w:rPr>
+          <w:lang w:val="nl-NL"/>
+        </w:rPr>
+      </w:pPr>
+    </w:p>
+    <w:p>
+      <w:pPr>
+        <w:rPr>
+          <w:lang w:val="nl-NL"/>
+        </w:rPr>
+      </w:pPr>
+    </w:p>
+    <w:p>
+      <w:pPr>
+        <w:rPr>
+          <w:lang w:val="nl-NL"/>
+        </w:rPr>
+      </w:pPr>
+      <w:r>
+        <w:rPr>
+          <w:lang w:val="nl-NL"/>
+        </w:rPr>
+        <w:t>Realisatie (schermafbeeldingen en toelichting):</w:t>
+      </w:r>
+    </w:p>
+    <w:p>
+      <w:pPr>
+        <w:rPr>
+          <w:lang w:val="nl-NL"/>
+        </w:rPr>
+      </w:pPr>
+    </w:p>
+    <w:p>
+      <w:pPr>
+        <w:rPr>
+          <w:lang w:val="nl-NL"/>
+        </w:rPr>
+      </w:pPr>
+      <w:r>
+        <w:rPr>
+          <w:lang w:val="nl-NL"/>
+        </w:rPr>
+        <w:t>Feedback klasgenoot:</w:t>
+      </w:r>
+    </w:p>
+    <w:p>
+      <w:pPr>
+        <w:rPr>
+          <w:lang w:val="nl-NL"/>
+        </w:rPr>
+      </w:pPr>
+      <w:r>
+        <w:rPr>
+          <w:lang w:val="nl-NL"/>
+        </w:rPr>
+        <w:br w:type="page"/>
+      </w:r>
+    </w:p>
+    <w:p>
+      <w:pPr>
+        <w:pStyle w:val="Heading2"/>
+        <w:rPr>
+          <w:lang w:val="nl-NL"/>
+        </w:rPr>
+      </w:pPr>
+      <w:bookmarkStart w:id="28" w:name="_Toc231933185"/>
+      <w:r>
+        <w:rPr>
+          <w:lang w:val="nl-NL"/>
+        </w:rPr>
+        <w:lastRenderedPageBreak/>
+        <w:t>Andy van Veen</w:t>
+      </w:r>
+      <w:bookmarkEnd w:id="28"/>
+    </w:p>
+    <w:p>
+      <w:pPr>
+        <w:rPr>
+          <w:lang w:val="nl-NL"/>
+        </w:rPr>
+      </w:pPr>
+      <w:r>
+        <w:rPr>
+          <w:lang w:val="nl-NL"/>
+        </w:rPr>
         <w:t>Asset:</w:t>
       </w:r>
     </w:p>
@@ -6097,7 +8067,21 @@
         <w:rPr>
           <w:lang w:val="nl-NL"/>
         </w:rPr>
-        <w:t>Kleurenpalet (hex nummers):</w:t>
+        <w:t>Kleurenpalet (</w:t>
+      </w:r>
+      <w:proofErr w:type="spellStart"/>
+      <w:r>
+        <w:rPr>
+          <w:lang w:val="nl-NL"/>
+        </w:rPr>
+        <w:t>hex</w:t>
+      </w:r>
+      <w:proofErr w:type="spellEnd"/>
+      <w:r>
+        <w:rPr>
+          <w:lang w:val="nl-NL"/>
+        </w:rPr>
+        <w:t xml:space="preserve"> nummers):</w:t>
       </w:r>
     </w:p>
     <w:p>
@@ -6160,127 +8144,6 @@
     <w:p>
       <w:pPr>
         <w:pStyle w:val="Heading2"/>
-      </w:pPr>
-      <w:bookmarkStart w:id="28" w:name="_Toc231933185"/>
-      <w:r>
-        <w:lastRenderedPageBreak/>
-        <w:t>Andy van Veen</w:t>
-      </w:r>
-      <w:bookmarkEnd w:id="28"/>
-    </w:p>
-    <w:p>
-      <w:pPr>
-        <w:rPr>
-          <w:lang w:val="nl-NL"/>
-        </w:rPr>
-      </w:pPr>
-      <w:r>
-        <w:rPr>
-          <w:lang w:val="nl-NL"/>
-        </w:rPr>
-        <w:t>Asset:</w:t>
-      </w:r>
-    </w:p>
-    <w:p>
-      <w:pPr>
-        <w:rPr>
-          <w:lang w:val="nl-NL"/>
-        </w:rPr>
-      </w:pPr>
-    </w:p>
-    <w:p>
-      <w:pPr>
-        <w:rPr>
-          <w:lang w:val="nl-NL"/>
-        </w:rPr>
-      </w:pPr>
-      <w:r>
-        <w:rPr>
-          <w:lang w:val="nl-NL"/>
-        </w:rPr>
-        <w:t>Moodboard + toelichting:</w:t>
-      </w:r>
-    </w:p>
-    <w:p>
-      <w:pPr>
-        <w:rPr>
-          <w:lang w:val="nl-NL"/>
-        </w:rPr>
-      </w:pPr>
-    </w:p>
-    <w:p>
-      <w:pPr>
-        <w:rPr>
-          <w:lang w:val="nl-NL"/>
-        </w:rPr>
-      </w:pPr>
-      <w:r>
-        <w:rPr>
-          <w:lang w:val="nl-NL"/>
-        </w:rPr>
-        <w:t>Kleurenpalet (hex nummers):</w:t>
-      </w:r>
-    </w:p>
-    <w:p>
-      <w:pPr>
-        <w:rPr>
-          <w:lang w:val="nl-NL"/>
-        </w:rPr>
-      </w:pPr>
-    </w:p>
-    <w:p>
-      <w:pPr>
-        <w:rPr>
-          <w:lang w:val="nl-NL"/>
-        </w:rPr>
-      </w:pPr>
-      <w:r>
-        <w:rPr>
-          <w:lang w:val="nl-NL"/>
-        </w:rPr>
-        <w:t>Realisatie (schermafbeeldingen en toelichting):</w:t>
-      </w:r>
-    </w:p>
-    <w:p>
-      <w:pPr>
-        <w:rPr>
-          <w:lang w:val="nl-NL"/>
-        </w:rPr>
-      </w:pPr>
-    </w:p>
-    <w:p>
-      <w:pPr>
-        <w:rPr>
-          <w:lang w:val="nl-NL"/>
-        </w:rPr>
-      </w:pPr>
-      <w:r>
-        <w:rPr>
-          <w:lang w:val="nl-NL"/>
-        </w:rPr>
-        <w:t>Feedback klasgenoot:</w:t>
-      </w:r>
-    </w:p>
-    <w:p>
-      <w:pPr>
-        <w:rPr>
-          <w:rFonts w:asciiTheme="majorHAnsi" w:eastAsiaTheme="majorEastAsia" w:hAnsiTheme="majorHAnsi" w:cstheme="majorBidi"/>
-          <w:color w:val="0F4761" w:themeColor="accent1" w:themeShade="BF"/>
-          <w:sz w:val="32"/>
-          <w:szCs w:val="32"/>
-          <w:lang w:val="nl-NL"/>
-        </w:rPr>
-      </w:pPr>
-      <w:r>
-        <w:rPr>
-          <w:lang w:val="nl-NL"/>
-        </w:rPr>
-        <w:br w:type="page"/>
-      </w:r>
-    </w:p>
-    <w:p>
-      <w:pPr>
-        <w:pStyle w:val="Heading2"/>
         <w:rPr>
           <w:lang w:val="nl-NL"/>
         </w:rPr>
@@ -6305,47 +8168,141 @@
         <w:rPr>
           <w:lang w:val="nl-NL"/>
         </w:rPr>
-        <w:t>Asset:</w:t>
-      </w:r>
-    </w:p>
-    <w:p>
-      <w:pPr>
-        <w:rPr>
-          <w:lang w:val="nl-NL"/>
-        </w:rPr>
-      </w:pPr>
-    </w:p>
-    <w:p>
-      <w:pPr>
-        <w:rPr>
-          <w:lang w:val="nl-NL"/>
-        </w:rPr>
-      </w:pPr>
-      <w:r>
-        <w:rPr>
-          <w:lang w:val="nl-NL"/>
-        </w:rPr>
-        <w:t>Moodboard + toelichting:</w:t>
-      </w:r>
-    </w:p>
-    <w:p>
-      <w:pPr>
-        <w:rPr>
-          <w:lang w:val="nl-NL"/>
-        </w:rPr>
-      </w:pPr>
-    </w:p>
-    <w:p>
-      <w:pPr>
-        <w:rPr>
-          <w:lang w:val="nl-NL"/>
-        </w:rPr>
-      </w:pPr>
-      <w:r>
-        <w:rPr>
-          <w:lang w:val="nl-NL"/>
-        </w:rPr>
-        <w:t>Kleurenpalet (hex nummers):</w:t>
+        <w:t>Asset: Barrel</w:t>
+      </w:r>
+    </w:p>
+    <w:p>
+      <w:pPr>
+        <w:rPr>
+          <w:lang w:val="nl-NL"/>
+        </w:rPr>
+      </w:pPr>
+    </w:p>
+    <w:p>
+      <w:pPr>
+        <w:rPr>
+          <w:lang w:val="nl-NL"/>
+        </w:rPr>
+      </w:pPr>
+      <w:r>
+        <w:rPr>
+          <w:lang w:val="nl-NL"/>
+        </w:rPr>
+        <w:t xml:space="preserve">Moodboard + toelichting: </w:t>
+      </w:r>
+      <w:r>
+        <w:rPr>
+          <w:lang w:val="nl-NL"/>
+        </w:rPr>
+        <w:drawing>
+          <wp:inline distT="0" distB="0" distL="0" distR="0" wp14:anchorId="48F629C3" wp14:editId="196D12E6">
+            <wp:extent cx="5391150" cy="2794000"/>
+            <wp:effectExtent l="0" t="0" r="0" b="6350"/>
+            <wp:docPr id="1942876569" name="Picture 17"/>
+            <wp:cNvGraphicFramePr>
+              <a:graphicFrameLocks xmlns:a="http://schemas.openxmlformats.org/drawingml/2006/main" noChangeAspect="1"/>
+            </wp:cNvGraphicFramePr>
+            <a:graphic xmlns:a="http://schemas.openxmlformats.org/drawingml/2006/main">
+              <a:graphicData uri="http://schemas.openxmlformats.org/drawingml/2006/picture">
+                <pic:pic xmlns:pic="http://schemas.openxmlformats.org/drawingml/2006/picture">
+                  <pic:nvPicPr>
+                    <pic:cNvPr id="0" name="Afbeelding 1"/>
+                    <pic:cNvPicPr>
+                      <a:picLocks noChangeAspect="1" noChangeArrowheads="1"/>
+                    </pic:cNvPicPr>
+                  </pic:nvPicPr>
+                  <pic:blipFill>
+                    <a:blip r:embed="rId19">
+                      <a:extLst>
+                        <a:ext uri="{28A0092B-C50C-407E-A947-70E740481C1C}">
+                          <a14:useLocalDpi xmlns:a14="http://schemas.microsoft.com/office/drawing/2010/main" val="0"/>
+                        </a:ext>
+                      </a:extLst>
+                    </a:blip>
+                    <a:srcRect/>
+                    <a:stretch>
+                      <a:fillRect/>
+                    </a:stretch>
+                  </pic:blipFill>
+                  <pic:spPr bwMode="auto">
+                    <a:xfrm>
+                      <a:off x="0" y="0"/>
+                      <a:ext cx="5391150" cy="2794000"/>
+                    </a:xfrm>
+                    <a:prstGeom prst="rect">
+                      <a:avLst/>
+                    </a:prstGeom>
+                    <a:noFill/>
+                    <a:ln>
+                      <a:noFill/>
+                    </a:ln>
+                  </pic:spPr>
+                </pic:pic>
+              </a:graphicData>
+            </a:graphic>
+          </wp:inline>
+        </w:drawing>
+      </w:r>
+    </w:p>
+    <w:p>
+      <w:pPr>
+        <w:rPr>
+          <w:lang w:val="nl-NL"/>
+        </w:rPr>
+      </w:pPr>
+    </w:p>
+    <w:p>
+      <w:pPr>
+        <w:rPr>
+          <w:lang w:val="nl-NL"/>
+        </w:rPr>
+      </w:pPr>
+      <w:r>
+        <w:rPr>
+          <w:lang w:val="nl-NL"/>
+        </w:rPr>
+        <w:t>Ik ga een paar verschillende barrels maken, een staande, een liggende en een kapotte. Ze gebruiken allemaal dezelfde kleur bruin, maar sommigen hebben zwarte randen en sommigen hebben grijze randen</w:t>
+      </w:r>
+    </w:p>
+    <w:p>
+      <w:pPr>
+        <w:rPr>
+          <w:lang w:val="nl-NL"/>
+        </w:rPr>
+      </w:pPr>
+    </w:p>
+    <w:p>
+      <w:pPr>
+        <w:rPr>
+          <w:lang w:val="nl-NL"/>
+        </w:rPr>
+      </w:pPr>
+    </w:p>
+    <w:p>
+      <w:pPr>
+        <w:rPr>
+          <w:lang w:val="nl-NL"/>
+        </w:rPr>
+      </w:pPr>
+      <w:r>
+        <w:rPr>
+          <w:lang w:val="nl-NL"/>
+        </w:rPr>
+        <w:t>Kleurenpalet (</w:t>
+      </w:r>
+      <w:proofErr w:type="spellStart"/>
+      <w:r>
+        <w:rPr>
+          <w:lang w:val="nl-NL"/>
+        </w:rPr>
+        <w:t>hex</w:t>
+      </w:r>
+      <w:proofErr w:type="spellEnd"/>
+      <w:r>
+        <w:rPr>
+          <w:lang w:val="nl-NL"/>
+        </w:rPr>
+        <w:t xml:space="preserve"> nummers): F5A623 4A4A4A 000000</w:t>
       </w:r>
     </w:p>
     <w:p>
@@ -6390,7 +8347,7 @@
     </w:p>
     <w:p/>
     <w:sectPr>
-      <w:footerReference w:type="default" r:id="rId11"/>
+      <w:footerReference w:type="default" r:id="rId20"/>
       <w:pgSz w:w="12240" w:h="15840"/>
       <w:pgMar w:top="1440" w:right="1440" w:bottom="1440" w:left="1440" w:header="720" w:footer="720" w:gutter="0"/>
       <w:pgNumType w:start="0"/>
@@ -6657,6 +8614,458 @@
     </w:lvl>
   </w:abstractNum>
   <w:abstractNum w:abstractNumId="1" w15:restartNumberingAfterBreak="0">
+    <w:nsid w:val="04ED3451"/>
+    <w:multiLevelType w:val="hybridMultilevel"/>
+    <w:tmpl w:val="DD080F44"/>
+    <w:lvl w:ilvl="0" w:tplc="0409000D">
+      <w:start w:val="1"/>
+      <w:numFmt w:val="bullet"/>
+      <w:lvlText w:val=""/>
+      <w:lvlJc w:val="left"/>
+      <w:pPr>
+        <w:ind w:left="720" w:hanging="360"/>
+      </w:pPr>
+      <w:rPr>
+        <w:rFonts w:ascii="Wingdings" w:hAnsi="Wingdings" w:hint="default"/>
+      </w:rPr>
+    </w:lvl>
+    <w:lvl w:ilvl="1" w:tplc="FFFFFFFF" w:tentative="1">
+      <w:start w:val="1"/>
+      <w:numFmt w:val="bullet"/>
+      <w:lvlText w:val="o"/>
+      <w:lvlJc w:val="left"/>
+      <w:pPr>
+        <w:ind w:left="1440" w:hanging="360"/>
+      </w:pPr>
+      <w:rPr>
+        <w:rFonts w:ascii="Courier New" w:hAnsi="Courier New" w:cs="Courier New" w:hint="default"/>
+      </w:rPr>
+    </w:lvl>
+    <w:lvl w:ilvl="2" w:tplc="FFFFFFFF" w:tentative="1">
+      <w:start w:val="1"/>
+      <w:numFmt w:val="bullet"/>
+      <w:lvlText w:val=""/>
+      <w:lvlJc w:val="left"/>
+      <w:pPr>
+        <w:ind w:left="2160" w:hanging="360"/>
+      </w:pPr>
+      <w:rPr>
+        <w:rFonts w:ascii="Wingdings" w:hAnsi="Wingdings" w:hint="default"/>
+      </w:rPr>
+    </w:lvl>
+    <w:lvl w:ilvl="3" w:tplc="FFFFFFFF" w:tentative="1">
+      <w:start w:val="1"/>
+      <w:numFmt w:val="bullet"/>
+      <w:lvlText w:val=""/>
+      <w:lvlJc w:val="left"/>
+      <w:pPr>
+        <w:ind w:left="2880" w:hanging="360"/>
+      </w:pPr>
+      <w:rPr>
+        <w:rFonts w:ascii="Symbol" w:hAnsi="Symbol" w:hint="default"/>
+      </w:rPr>
+    </w:lvl>
+    <w:lvl w:ilvl="4" w:tplc="FFFFFFFF" w:tentative="1">
+      <w:start w:val="1"/>
+      <w:numFmt w:val="bullet"/>
+      <w:lvlText w:val="o"/>
+      <w:lvlJc w:val="left"/>
+      <w:pPr>
+        <w:ind w:left="3600" w:hanging="360"/>
+      </w:pPr>
+      <w:rPr>
+        <w:rFonts w:ascii="Courier New" w:hAnsi="Courier New" w:cs="Courier New" w:hint="default"/>
+      </w:rPr>
+    </w:lvl>
+    <w:lvl w:ilvl="5" w:tplc="FFFFFFFF" w:tentative="1">
+      <w:start w:val="1"/>
+      <w:numFmt w:val="bullet"/>
+      <w:lvlText w:val=""/>
+      <w:lvlJc w:val="left"/>
+      <w:pPr>
+        <w:ind w:left="4320" w:hanging="360"/>
+      </w:pPr>
+      <w:rPr>
+        <w:rFonts w:ascii="Wingdings" w:hAnsi="Wingdings" w:hint="default"/>
+      </w:rPr>
+    </w:lvl>
+    <w:lvl w:ilvl="6" w:tplc="FFFFFFFF" w:tentative="1">
+      <w:start w:val="1"/>
+      <w:numFmt w:val="bullet"/>
+      <w:lvlText w:val=""/>
+      <w:lvlJc w:val="left"/>
+      <w:pPr>
+        <w:ind w:left="5040" w:hanging="360"/>
+      </w:pPr>
+      <w:rPr>
+        <w:rFonts w:ascii="Symbol" w:hAnsi="Symbol" w:hint="default"/>
+      </w:rPr>
+    </w:lvl>
+    <w:lvl w:ilvl="7" w:tplc="FFFFFFFF" w:tentative="1">
+      <w:start w:val="1"/>
+      <w:numFmt w:val="bullet"/>
+      <w:lvlText w:val="o"/>
+      <w:lvlJc w:val="left"/>
+      <w:pPr>
+        <w:ind w:left="5760" w:hanging="360"/>
+      </w:pPr>
+      <w:rPr>
+        <w:rFonts w:ascii="Courier New" w:hAnsi="Courier New" w:cs="Courier New" w:hint="default"/>
+      </w:rPr>
+    </w:lvl>
+    <w:lvl w:ilvl="8" w:tplc="FFFFFFFF" w:tentative="1">
+      <w:start w:val="1"/>
+      <w:numFmt w:val="bullet"/>
+      <w:lvlText w:val=""/>
+      <w:lvlJc w:val="left"/>
+      <w:pPr>
+        <w:ind w:left="6480" w:hanging="360"/>
+      </w:pPr>
+      <w:rPr>
+        <w:rFonts w:ascii="Wingdings" w:hAnsi="Wingdings" w:hint="default"/>
+      </w:rPr>
+    </w:lvl>
+  </w:abstractNum>
+  <w:abstractNum w:abstractNumId="2" w15:restartNumberingAfterBreak="0">
+    <w:nsid w:val="06690C4B"/>
+    <w:multiLevelType w:val="hybridMultilevel"/>
+    <w:tmpl w:val="D09A2DDC"/>
+    <w:lvl w:ilvl="0" w:tplc="0409000D">
+      <w:start w:val="1"/>
+      <w:numFmt w:val="bullet"/>
+      <w:lvlText w:val=""/>
+      <w:lvlJc w:val="left"/>
+      <w:pPr>
+        <w:ind w:left="720" w:hanging="360"/>
+      </w:pPr>
+      <w:rPr>
+        <w:rFonts w:ascii="Wingdings" w:hAnsi="Wingdings" w:hint="default"/>
+      </w:rPr>
+    </w:lvl>
+    <w:lvl w:ilvl="1" w:tplc="FFFFFFFF" w:tentative="1">
+      <w:start w:val="1"/>
+      <w:numFmt w:val="bullet"/>
+      <w:lvlText w:val="o"/>
+      <w:lvlJc w:val="left"/>
+      <w:pPr>
+        <w:ind w:left="1440" w:hanging="360"/>
+      </w:pPr>
+      <w:rPr>
+        <w:rFonts w:ascii="Courier New" w:hAnsi="Courier New" w:cs="Courier New" w:hint="default"/>
+      </w:rPr>
+    </w:lvl>
+    <w:lvl w:ilvl="2" w:tplc="FFFFFFFF" w:tentative="1">
+      <w:start w:val="1"/>
+      <w:numFmt w:val="bullet"/>
+      <w:lvlText w:val=""/>
+      <w:lvlJc w:val="left"/>
+      <w:pPr>
+        <w:ind w:left="2160" w:hanging="360"/>
+      </w:pPr>
+      <w:rPr>
+        <w:rFonts w:ascii="Wingdings" w:hAnsi="Wingdings" w:hint="default"/>
+      </w:rPr>
+    </w:lvl>
+    <w:lvl w:ilvl="3" w:tplc="FFFFFFFF" w:tentative="1">
+      <w:start w:val="1"/>
+      <w:numFmt w:val="bullet"/>
+      <w:lvlText w:val=""/>
+      <w:lvlJc w:val="left"/>
+      <w:pPr>
+        <w:ind w:left="2880" w:hanging="360"/>
+      </w:pPr>
+      <w:rPr>
+        <w:rFonts w:ascii="Symbol" w:hAnsi="Symbol" w:hint="default"/>
+      </w:rPr>
+    </w:lvl>
+    <w:lvl w:ilvl="4" w:tplc="FFFFFFFF" w:tentative="1">
+      <w:start w:val="1"/>
+      <w:numFmt w:val="bullet"/>
+      <w:lvlText w:val="o"/>
+      <w:lvlJc w:val="left"/>
+      <w:pPr>
+        <w:ind w:left="3600" w:hanging="360"/>
+      </w:pPr>
+      <w:rPr>
+        <w:rFonts w:ascii="Courier New" w:hAnsi="Courier New" w:cs="Courier New" w:hint="default"/>
+      </w:rPr>
+    </w:lvl>
+    <w:lvl w:ilvl="5" w:tplc="FFFFFFFF" w:tentative="1">
+      <w:start w:val="1"/>
+      <w:numFmt w:val="bullet"/>
+      <w:lvlText w:val=""/>
+      <w:lvlJc w:val="left"/>
+      <w:pPr>
+        <w:ind w:left="4320" w:hanging="360"/>
+      </w:pPr>
+      <w:rPr>
+        <w:rFonts w:ascii="Wingdings" w:hAnsi="Wingdings" w:hint="default"/>
+      </w:rPr>
+    </w:lvl>
+    <w:lvl w:ilvl="6" w:tplc="FFFFFFFF" w:tentative="1">
+      <w:start w:val="1"/>
+      <w:numFmt w:val="bullet"/>
+      <w:lvlText w:val=""/>
+      <w:lvlJc w:val="left"/>
+      <w:pPr>
+        <w:ind w:left="5040" w:hanging="360"/>
+      </w:pPr>
+      <w:rPr>
+        <w:rFonts w:ascii="Symbol" w:hAnsi="Symbol" w:hint="default"/>
+      </w:rPr>
+    </w:lvl>
+    <w:lvl w:ilvl="7" w:tplc="FFFFFFFF" w:tentative="1">
+      <w:start w:val="1"/>
+      <w:numFmt w:val="bullet"/>
+      <w:lvlText w:val="o"/>
+      <w:lvlJc w:val="left"/>
+      <w:pPr>
+        <w:ind w:left="5760" w:hanging="360"/>
+      </w:pPr>
+      <w:rPr>
+        <w:rFonts w:ascii="Courier New" w:hAnsi="Courier New" w:cs="Courier New" w:hint="default"/>
+      </w:rPr>
+    </w:lvl>
+    <w:lvl w:ilvl="8" w:tplc="FFFFFFFF" w:tentative="1">
+      <w:start w:val="1"/>
+      <w:numFmt w:val="bullet"/>
+      <w:lvlText w:val=""/>
+      <w:lvlJc w:val="left"/>
+      <w:pPr>
+        <w:ind w:left="6480" w:hanging="360"/>
+      </w:pPr>
+      <w:rPr>
+        <w:rFonts w:ascii="Wingdings" w:hAnsi="Wingdings" w:hint="default"/>
+      </w:rPr>
+    </w:lvl>
+  </w:abstractNum>
+  <w:abstractNum w:abstractNumId="3" w15:restartNumberingAfterBreak="0">
+    <w:nsid w:val="06D000B1"/>
+    <w:multiLevelType w:val="hybridMultilevel"/>
+    <w:tmpl w:val="4EF205CE"/>
+    <w:lvl w:ilvl="0" w:tplc="0409000D">
+      <w:start w:val="1"/>
+      <w:numFmt w:val="bullet"/>
+      <w:lvlText w:val=""/>
+      <w:lvlJc w:val="left"/>
+      <w:pPr>
+        <w:ind w:left="720" w:hanging="360"/>
+      </w:pPr>
+      <w:rPr>
+        <w:rFonts w:ascii="Wingdings" w:hAnsi="Wingdings" w:hint="default"/>
+      </w:rPr>
+    </w:lvl>
+    <w:lvl w:ilvl="1" w:tplc="FFFFFFFF" w:tentative="1">
+      <w:start w:val="1"/>
+      <w:numFmt w:val="bullet"/>
+      <w:lvlText w:val="o"/>
+      <w:lvlJc w:val="left"/>
+      <w:pPr>
+        <w:ind w:left="1440" w:hanging="360"/>
+      </w:pPr>
+      <w:rPr>
+        <w:rFonts w:ascii="Courier New" w:hAnsi="Courier New" w:cs="Courier New" w:hint="default"/>
+      </w:rPr>
+    </w:lvl>
+    <w:lvl w:ilvl="2" w:tplc="FFFFFFFF" w:tentative="1">
+      <w:start w:val="1"/>
+      <w:numFmt w:val="bullet"/>
+      <w:lvlText w:val=""/>
+      <w:lvlJc w:val="left"/>
+      <w:pPr>
+        <w:ind w:left="2160" w:hanging="360"/>
+      </w:pPr>
+      <w:rPr>
+        <w:rFonts w:ascii="Wingdings" w:hAnsi="Wingdings" w:hint="default"/>
+      </w:rPr>
+    </w:lvl>
+    <w:lvl w:ilvl="3" w:tplc="FFFFFFFF" w:tentative="1">
+      <w:start w:val="1"/>
+      <w:numFmt w:val="bullet"/>
+      <w:lvlText w:val=""/>
+      <w:lvlJc w:val="left"/>
+      <w:pPr>
+        <w:ind w:left="2880" w:hanging="360"/>
+      </w:pPr>
+      <w:rPr>
+        <w:rFonts w:ascii="Symbol" w:hAnsi="Symbol" w:hint="default"/>
+      </w:rPr>
+    </w:lvl>
+    <w:lvl w:ilvl="4" w:tplc="FFFFFFFF" w:tentative="1">
+      <w:start w:val="1"/>
+      <w:numFmt w:val="bullet"/>
+      <w:lvlText w:val="o"/>
+      <w:lvlJc w:val="left"/>
+      <w:pPr>
+        <w:ind w:left="3600" w:hanging="360"/>
+      </w:pPr>
+      <w:rPr>
+        <w:rFonts w:ascii="Courier New" w:hAnsi="Courier New" w:cs="Courier New" w:hint="default"/>
+      </w:rPr>
+    </w:lvl>
+    <w:lvl w:ilvl="5" w:tplc="FFFFFFFF" w:tentative="1">
+      <w:start w:val="1"/>
+      <w:numFmt w:val="bullet"/>
+      <w:lvlText w:val=""/>
+      <w:lvlJc w:val="left"/>
+      <w:pPr>
+        <w:ind w:left="4320" w:hanging="360"/>
+      </w:pPr>
+      <w:rPr>
+        <w:rFonts w:ascii="Wingdings" w:hAnsi="Wingdings" w:hint="default"/>
+      </w:rPr>
+    </w:lvl>
+    <w:lvl w:ilvl="6" w:tplc="FFFFFFFF" w:tentative="1">
+      <w:start w:val="1"/>
+      <w:numFmt w:val="bullet"/>
+      <w:lvlText w:val=""/>
+      <w:lvlJc w:val="left"/>
+      <w:pPr>
+        <w:ind w:left="5040" w:hanging="360"/>
+      </w:pPr>
+      <w:rPr>
+        <w:rFonts w:ascii="Symbol" w:hAnsi="Symbol" w:hint="default"/>
+      </w:rPr>
+    </w:lvl>
+    <w:lvl w:ilvl="7" w:tplc="FFFFFFFF" w:tentative="1">
+      <w:start w:val="1"/>
+      <w:numFmt w:val="bullet"/>
+      <w:lvlText w:val="o"/>
+      <w:lvlJc w:val="left"/>
+      <w:pPr>
+        <w:ind w:left="5760" w:hanging="360"/>
+      </w:pPr>
+      <w:rPr>
+        <w:rFonts w:ascii="Courier New" w:hAnsi="Courier New" w:cs="Courier New" w:hint="default"/>
+      </w:rPr>
+    </w:lvl>
+    <w:lvl w:ilvl="8" w:tplc="FFFFFFFF" w:tentative="1">
+      <w:start w:val="1"/>
+      <w:numFmt w:val="bullet"/>
+      <w:lvlText w:val=""/>
+      <w:lvlJc w:val="left"/>
+      <w:pPr>
+        <w:ind w:left="6480" w:hanging="360"/>
+      </w:pPr>
+      <w:rPr>
+        <w:rFonts w:ascii="Wingdings" w:hAnsi="Wingdings" w:hint="default"/>
+      </w:rPr>
+    </w:lvl>
+  </w:abstractNum>
+  <w:abstractNum w:abstractNumId="4" w15:restartNumberingAfterBreak="0">
+    <w:nsid w:val="0C2D4B60"/>
+    <w:multiLevelType w:val="hybridMultilevel"/>
+    <w:tmpl w:val="5C3824B8"/>
+    <w:lvl w:ilvl="0" w:tplc="0409000D">
+      <w:start w:val="1"/>
+      <w:numFmt w:val="bullet"/>
+      <w:lvlText w:val=""/>
+      <w:lvlJc w:val="left"/>
+      <w:pPr>
+        <w:ind w:left="720" w:hanging="360"/>
+      </w:pPr>
+      <w:rPr>
+        <w:rFonts w:ascii="Wingdings" w:hAnsi="Wingdings" w:hint="default"/>
+      </w:rPr>
+    </w:lvl>
+    <w:lvl w:ilvl="1" w:tplc="FFFFFFFF" w:tentative="1">
+      <w:start w:val="1"/>
+      <w:numFmt w:val="bullet"/>
+      <w:lvlText w:val="o"/>
+      <w:lvlJc w:val="left"/>
+      <w:pPr>
+        <w:ind w:left="1440" w:hanging="360"/>
+      </w:pPr>
+      <w:rPr>
+        <w:rFonts w:ascii="Courier New" w:hAnsi="Courier New" w:cs="Courier New" w:hint="default"/>
+      </w:rPr>
+    </w:lvl>
+    <w:lvl w:ilvl="2" w:tplc="FFFFFFFF" w:tentative="1">
+      <w:start w:val="1"/>
+      <w:numFmt w:val="bullet"/>
+      <w:lvlText w:val=""/>
+      <w:lvlJc w:val="left"/>
+      <w:pPr>
+        <w:ind w:left="2160" w:hanging="360"/>
+      </w:pPr>
+      <w:rPr>
+        <w:rFonts w:ascii="Wingdings" w:hAnsi="Wingdings" w:hint="default"/>
+      </w:rPr>
+    </w:lvl>
+    <w:lvl w:ilvl="3" w:tplc="FFFFFFFF" w:tentative="1">
+      <w:start w:val="1"/>
+      <w:numFmt w:val="bullet"/>
+      <w:lvlText w:val=""/>
+      <w:lvlJc w:val="left"/>
+      <w:pPr>
+        <w:ind w:left="2880" w:hanging="360"/>
+      </w:pPr>
+      <w:rPr>
+        <w:rFonts w:ascii="Symbol" w:hAnsi="Symbol" w:hint="default"/>
+      </w:rPr>
+    </w:lvl>
+    <w:lvl w:ilvl="4" w:tplc="FFFFFFFF" w:tentative="1">
+      <w:start w:val="1"/>
+      <w:numFmt w:val="bullet"/>
+      <w:lvlText w:val="o"/>
+      <w:lvlJc w:val="left"/>
+      <w:pPr>
+        <w:ind w:left="3600" w:hanging="360"/>
+      </w:pPr>
+      <w:rPr>
+        <w:rFonts w:ascii="Courier New" w:hAnsi="Courier New" w:cs="Courier New" w:hint="default"/>
+      </w:rPr>
+    </w:lvl>
+    <w:lvl w:ilvl="5" w:tplc="FFFFFFFF" w:tentative="1">
+      <w:start w:val="1"/>
+      <w:numFmt w:val="bullet"/>
+      <w:lvlText w:val=""/>
+      <w:lvlJc w:val="left"/>
+      <w:pPr>
+        <w:ind w:left="4320" w:hanging="360"/>
+      </w:pPr>
+      <w:rPr>
+        <w:rFonts w:ascii="Wingdings" w:hAnsi="Wingdings" w:hint="default"/>
+      </w:rPr>
+    </w:lvl>
+    <w:lvl w:ilvl="6" w:tplc="FFFFFFFF" w:tentative="1">
+      <w:start w:val="1"/>
+      <w:numFmt w:val="bullet"/>
+      <w:lvlText w:val=""/>
+      <w:lvlJc w:val="left"/>
+      <w:pPr>
+        <w:ind w:left="5040" w:hanging="360"/>
+      </w:pPr>
+      <w:rPr>
+        <w:rFonts w:ascii="Symbol" w:hAnsi="Symbol" w:hint="default"/>
+      </w:rPr>
+    </w:lvl>
+    <w:lvl w:ilvl="7" w:tplc="FFFFFFFF" w:tentative="1">
+      <w:start w:val="1"/>
+      <w:numFmt w:val="bullet"/>
+      <w:lvlText w:val="o"/>
+      <w:lvlJc w:val="left"/>
+      <w:pPr>
+        <w:ind w:left="5760" w:hanging="360"/>
+      </w:pPr>
+      <w:rPr>
+        <w:rFonts w:ascii="Courier New" w:hAnsi="Courier New" w:cs="Courier New" w:hint="default"/>
+      </w:rPr>
+    </w:lvl>
+    <w:lvl w:ilvl="8" w:tplc="FFFFFFFF" w:tentative="1">
+      <w:start w:val="1"/>
+      <w:numFmt w:val="bullet"/>
+      <w:lvlText w:val=""/>
+      <w:lvlJc w:val="left"/>
+      <w:pPr>
+        <w:ind w:left="6480" w:hanging="360"/>
+      </w:pPr>
+      <w:rPr>
+        <w:rFonts w:ascii="Wingdings" w:hAnsi="Wingdings" w:hint="default"/>
+      </w:rPr>
+    </w:lvl>
+  </w:abstractNum>
+  <w:abstractNum w:abstractNumId="5" w15:restartNumberingAfterBreak="0">
     <w:nsid w:val="0FB257DC"/>
     <w:multiLevelType w:val="hybridMultilevel"/>
     <w:tmpl w:val="AFC8011C"/>
@@ -6769,7 +9178,120 @@
       </w:rPr>
     </w:lvl>
   </w:abstractNum>
-  <w:abstractNum w:abstractNumId="2" w15:restartNumberingAfterBreak="0">
+  <w:abstractNum w:abstractNumId="6" w15:restartNumberingAfterBreak="0">
+    <w:nsid w:val="12562E08"/>
+    <w:multiLevelType w:val="hybridMultilevel"/>
+    <w:tmpl w:val="84F63C6A"/>
+    <w:lvl w:ilvl="0" w:tplc="0409000D">
+      <w:start w:val="1"/>
+      <w:numFmt w:val="bullet"/>
+      <w:lvlText w:val=""/>
+      <w:lvlJc w:val="left"/>
+      <w:pPr>
+        <w:ind w:left="720" w:hanging="360"/>
+      </w:pPr>
+      <w:rPr>
+        <w:rFonts w:ascii="Wingdings" w:hAnsi="Wingdings" w:hint="default"/>
+      </w:rPr>
+    </w:lvl>
+    <w:lvl w:ilvl="1" w:tplc="FFFFFFFF" w:tentative="1">
+      <w:start w:val="1"/>
+      <w:numFmt w:val="bullet"/>
+      <w:lvlText w:val="o"/>
+      <w:lvlJc w:val="left"/>
+      <w:pPr>
+        <w:ind w:left="1440" w:hanging="360"/>
+      </w:pPr>
+      <w:rPr>
+        <w:rFonts w:ascii="Courier New" w:hAnsi="Courier New" w:cs="Courier New" w:hint="default"/>
+      </w:rPr>
+    </w:lvl>
+    <w:lvl w:ilvl="2" w:tplc="FFFFFFFF" w:tentative="1">
+      <w:start w:val="1"/>
+      <w:numFmt w:val="bullet"/>
+      <w:lvlText w:val=""/>
+      <w:lvlJc w:val="left"/>
+      <w:pPr>
+        <w:ind w:left="2160" w:hanging="360"/>
+      </w:pPr>
+      <w:rPr>
+        <w:rFonts w:ascii="Wingdings" w:hAnsi="Wingdings" w:hint="default"/>
+      </w:rPr>
+    </w:lvl>
+    <w:lvl w:ilvl="3" w:tplc="FFFFFFFF" w:tentative="1">
+      <w:start w:val="1"/>
+      <w:numFmt w:val="bullet"/>
+      <w:lvlText w:val=""/>
+      <w:lvlJc w:val="left"/>
+      <w:pPr>
+        <w:ind w:left="2880" w:hanging="360"/>
+      </w:pPr>
+      <w:rPr>
+        <w:rFonts w:ascii="Symbol" w:hAnsi="Symbol" w:hint="default"/>
+      </w:rPr>
+    </w:lvl>
+    <w:lvl w:ilvl="4" w:tplc="FFFFFFFF" w:tentative="1">
+      <w:start w:val="1"/>
+      <w:numFmt w:val="bullet"/>
+      <w:lvlText w:val="o"/>
+      <w:lvlJc w:val="left"/>
+      <w:pPr>
+        <w:ind w:left="3600" w:hanging="360"/>
+      </w:pPr>
+      <w:rPr>
+        <w:rFonts w:ascii="Courier New" w:hAnsi="Courier New" w:cs="Courier New" w:hint="default"/>
+      </w:rPr>
+    </w:lvl>
+    <w:lvl w:ilvl="5" w:tplc="FFFFFFFF" w:tentative="1">
+      <w:start w:val="1"/>
+      <w:numFmt w:val="bullet"/>
+      <w:lvlText w:val=""/>
+      <w:lvlJc w:val="left"/>
+      <w:pPr>
+        <w:ind w:left="4320" w:hanging="360"/>
+      </w:pPr>
+      <w:rPr>
+        <w:rFonts w:ascii="Wingdings" w:hAnsi="Wingdings" w:hint="default"/>
+      </w:rPr>
+    </w:lvl>
+    <w:lvl w:ilvl="6" w:tplc="FFFFFFFF" w:tentative="1">
+      <w:start w:val="1"/>
+      <w:numFmt w:val="bullet"/>
+      <w:lvlText w:val=""/>
+      <w:lvlJc w:val="left"/>
+      <w:pPr>
+        <w:ind w:left="5040" w:hanging="360"/>
+      </w:pPr>
+      <w:rPr>
+        <w:rFonts w:ascii="Symbol" w:hAnsi="Symbol" w:hint="default"/>
+      </w:rPr>
+    </w:lvl>
+    <w:lvl w:ilvl="7" w:tplc="FFFFFFFF" w:tentative="1">
+      <w:start w:val="1"/>
+      <w:numFmt w:val="bullet"/>
+      <w:lvlText w:val="o"/>
+      <w:lvlJc w:val="left"/>
+      <w:pPr>
+        <w:ind w:left="5760" w:hanging="360"/>
+      </w:pPr>
+      <w:rPr>
+        <w:rFonts w:ascii="Courier New" w:hAnsi="Courier New" w:cs="Courier New" w:hint="default"/>
+      </w:rPr>
+    </w:lvl>
+    <w:lvl w:ilvl="8" w:tplc="FFFFFFFF" w:tentative="1">
+      <w:start w:val="1"/>
+      <w:numFmt w:val="bullet"/>
+      <w:lvlText w:val=""/>
+      <w:lvlJc w:val="left"/>
+      <w:pPr>
+        <w:ind w:left="6480" w:hanging="360"/>
+      </w:pPr>
+      <w:rPr>
+        <w:rFonts w:ascii="Wingdings" w:hAnsi="Wingdings" w:hint="default"/>
+      </w:rPr>
+    </w:lvl>
+  </w:abstractNum>
+  <w:abstractNum w:abstractNumId="7" w15:restartNumberingAfterBreak="0">
     <w:nsid w:val="12783A91"/>
     <w:multiLevelType w:val="hybridMultilevel"/>
     <w:tmpl w:val="3C225ABE"/>
@@ -6882,7 +9404,7 @@
       </w:rPr>
     </w:lvl>
   </w:abstractNum>
-  <w:abstractNum w:abstractNumId="3" w15:restartNumberingAfterBreak="0">
+  <w:abstractNum w:abstractNumId="8" w15:restartNumberingAfterBreak="0">
     <w:nsid w:val="165565C6"/>
     <w:multiLevelType w:val="multilevel"/>
     <w:tmpl w:val="6BE257F0"/>
@@ -7031,7 +9553,7 @@
       </w:rPr>
     </w:lvl>
   </w:abstractNum>
-  <w:abstractNum w:abstractNumId="4" w15:restartNumberingAfterBreak="0">
+  <w:abstractNum w:abstractNumId="9" w15:restartNumberingAfterBreak="0">
     <w:nsid w:val="171662B9"/>
     <w:multiLevelType w:val="hybridMultilevel"/>
     <w:tmpl w:val="3B14EBFE"/>
@@ -7144,7 +9666,120 @@
       </w:rPr>
     </w:lvl>
   </w:abstractNum>
-  <w:abstractNum w:abstractNumId="5" w15:restartNumberingAfterBreak="0">
+  <w:abstractNum w:abstractNumId="10" w15:restartNumberingAfterBreak="0">
+    <w:nsid w:val="1A39338B"/>
+    <w:multiLevelType w:val="hybridMultilevel"/>
+    <w:tmpl w:val="CF6E61AA"/>
+    <w:lvl w:ilvl="0" w:tplc="0409000D">
+      <w:start w:val="1"/>
+      <w:numFmt w:val="bullet"/>
+      <w:lvlText w:val=""/>
+      <w:lvlJc w:val="left"/>
+      <w:pPr>
+        <w:ind w:left="720" w:hanging="360"/>
+      </w:pPr>
+      <w:rPr>
+        <w:rFonts w:ascii="Wingdings" w:hAnsi="Wingdings" w:hint="default"/>
+      </w:rPr>
+    </w:lvl>
+    <w:lvl w:ilvl="1" w:tplc="FFFFFFFF" w:tentative="1">
+      <w:start w:val="1"/>
+      <w:numFmt w:val="bullet"/>
+      <w:lvlText w:val="o"/>
+      <w:lvlJc w:val="left"/>
+      <w:pPr>
+        <w:ind w:left="1440" w:hanging="360"/>
+      </w:pPr>
+      <w:rPr>
+        <w:rFonts w:ascii="Courier New" w:hAnsi="Courier New" w:cs="Courier New" w:hint="default"/>
+      </w:rPr>
+    </w:lvl>
+    <w:lvl w:ilvl="2" w:tplc="FFFFFFFF" w:tentative="1">
+      <w:start w:val="1"/>
+      <w:numFmt w:val="bullet"/>
+      <w:lvlText w:val=""/>
+      <w:lvlJc w:val="left"/>
+      <w:pPr>
+        <w:ind w:left="2160" w:hanging="360"/>
+      </w:pPr>
+      <w:rPr>
+        <w:rFonts w:ascii="Wingdings" w:hAnsi="Wingdings" w:hint="default"/>
+      </w:rPr>
+    </w:lvl>
+    <w:lvl w:ilvl="3" w:tplc="FFFFFFFF" w:tentative="1">
+      <w:start w:val="1"/>
+      <w:numFmt w:val="bullet"/>
+      <w:lvlText w:val=""/>
+      <w:lvlJc w:val="left"/>
+      <w:pPr>
+        <w:ind w:left="2880" w:hanging="360"/>
+      </w:pPr>
+      <w:rPr>
+        <w:rFonts w:ascii="Symbol" w:hAnsi="Symbol" w:hint="default"/>
+      </w:rPr>
+    </w:lvl>
+    <w:lvl w:ilvl="4" w:tplc="FFFFFFFF" w:tentative="1">
+      <w:start w:val="1"/>
+      <w:numFmt w:val="bullet"/>
+      <w:lvlText w:val="o"/>
+      <w:lvlJc w:val="left"/>
+      <w:pPr>
+        <w:ind w:left="3600" w:hanging="360"/>
+      </w:pPr>
+      <w:rPr>
+        <w:rFonts w:ascii="Courier New" w:hAnsi="Courier New" w:cs="Courier New" w:hint="default"/>
+      </w:rPr>
+    </w:lvl>
+    <w:lvl w:ilvl="5" w:tplc="FFFFFFFF" w:tentative="1">
+      <w:start w:val="1"/>
+      <w:numFmt w:val="bullet"/>
+      <w:lvlText w:val=""/>
+      <w:lvlJc w:val="left"/>
+      <w:pPr>
+        <w:ind w:left="4320" w:hanging="360"/>
+      </w:pPr>
+      <w:rPr>
+        <w:rFonts w:ascii="Wingdings" w:hAnsi="Wingdings" w:hint="default"/>
+      </w:rPr>
+    </w:lvl>
+    <w:lvl w:ilvl="6" w:tplc="FFFFFFFF" w:tentative="1">
+      <w:start w:val="1"/>
+      <w:numFmt w:val="bullet"/>
+      <w:lvlText w:val=""/>
+      <w:lvlJc w:val="left"/>
+      <w:pPr>
+        <w:ind w:left="5040" w:hanging="360"/>
+      </w:pPr>
+      <w:rPr>
+        <w:rFonts w:ascii="Symbol" w:hAnsi="Symbol" w:hint="default"/>
+      </w:rPr>
+    </w:lvl>
+    <w:lvl w:ilvl="7" w:tplc="FFFFFFFF" w:tentative="1">
+      <w:start w:val="1"/>
+      <w:numFmt w:val="bullet"/>
+      <w:lvlText w:val="o"/>
+      <w:lvlJc w:val="left"/>
+      <w:pPr>
+        <w:ind w:left="5760" w:hanging="360"/>
+      </w:pPr>
+      <w:rPr>
+        <w:rFonts w:ascii="Courier New" w:hAnsi="Courier New" w:cs="Courier New" w:hint="default"/>
+      </w:rPr>
+    </w:lvl>
+    <w:lvl w:ilvl="8" w:tplc="FFFFFFFF" w:tentative="1">
+      <w:start w:val="1"/>
+      <w:numFmt w:val="bullet"/>
+      <w:lvlText w:val=""/>
+      <w:lvlJc w:val="left"/>
+      <w:pPr>
+        <w:ind w:left="6480" w:hanging="360"/>
+      </w:pPr>
+      <w:rPr>
+        <w:rFonts w:ascii="Wingdings" w:hAnsi="Wingdings" w:hint="default"/>
+      </w:rPr>
+    </w:lvl>
+  </w:abstractNum>
+  <w:abstractNum w:abstractNumId="11" w15:restartNumberingAfterBreak="0">
     <w:nsid w:val="1C813318"/>
     <w:multiLevelType w:val="multilevel"/>
     <w:tmpl w:val="954AC1C8"/>
@@ -7293,7 +9928,7 @@
       </w:rPr>
     </w:lvl>
   </w:abstractNum>
-  <w:abstractNum w:abstractNumId="6" w15:restartNumberingAfterBreak="0">
+  <w:abstractNum w:abstractNumId="12" w15:restartNumberingAfterBreak="0">
     <w:nsid w:val="20B3264B"/>
     <w:multiLevelType w:val="multilevel"/>
     <w:tmpl w:val="70062BDA"/>
@@ -7442,7 +10077,120 @@
       </w:rPr>
     </w:lvl>
   </w:abstractNum>
-  <w:abstractNum w:abstractNumId="7" w15:restartNumberingAfterBreak="0">
+  <w:abstractNum w:abstractNumId="13" w15:restartNumberingAfterBreak="0">
+    <w:nsid w:val="297A5E3A"/>
+    <w:multiLevelType w:val="hybridMultilevel"/>
+    <w:tmpl w:val="84B6A180"/>
+    <w:lvl w:ilvl="0" w:tplc="0409000D">
+      <w:start w:val="1"/>
+      <w:numFmt w:val="bullet"/>
+      <w:lvlText w:val=""/>
+      <w:lvlJc w:val="left"/>
+      <w:pPr>
+        <w:ind w:left="720" w:hanging="360"/>
+      </w:pPr>
+      <w:rPr>
+        <w:rFonts w:ascii="Wingdings" w:hAnsi="Wingdings" w:hint="default"/>
+      </w:rPr>
+    </w:lvl>
+    <w:lvl w:ilvl="1" w:tplc="FFFFFFFF" w:tentative="1">
+      <w:start w:val="1"/>
+      <w:numFmt w:val="bullet"/>
+      <w:lvlText w:val="o"/>
+      <w:lvlJc w:val="left"/>
+      <w:pPr>
+        <w:ind w:left="1440" w:hanging="360"/>
+      </w:pPr>
+      <w:rPr>
+        <w:rFonts w:ascii="Courier New" w:hAnsi="Courier New" w:cs="Courier New" w:hint="default"/>
+      </w:rPr>
+    </w:lvl>
+    <w:lvl w:ilvl="2" w:tplc="FFFFFFFF" w:tentative="1">
+      <w:start w:val="1"/>
+      <w:numFmt w:val="bullet"/>
+      <w:lvlText w:val=""/>
+      <w:lvlJc w:val="left"/>
+      <w:pPr>
+        <w:ind w:left="2160" w:hanging="360"/>
+      </w:pPr>
+      <w:rPr>
+        <w:rFonts w:ascii="Wingdings" w:hAnsi="Wingdings" w:hint="default"/>
+      </w:rPr>
+    </w:lvl>
+    <w:lvl w:ilvl="3" w:tplc="FFFFFFFF" w:tentative="1">
+      <w:start w:val="1"/>
+      <w:numFmt w:val="bullet"/>
+      <w:lvlText w:val=""/>
+      <w:lvlJc w:val="left"/>
+      <w:pPr>
+        <w:ind w:left="2880" w:hanging="360"/>
+      </w:pPr>
+      <w:rPr>
+        <w:rFonts w:ascii="Symbol" w:hAnsi="Symbol" w:hint="default"/>
+      </w:rPr>
+    </w:lvl>
+    <w:lvl w:ilvl="4" w:tplc="FFFFFFFF" w:tentative="1">
+      <w:start w:val="1"/>
+      <w:numFmt w:val="bullet"/>
+      <w:lvlText w:val="o"/>
+      <w:lvlJc w:val="left"/>
+      <w:pPr>
+        <w:ind w:left="3600" w:hanging="360"/>
+      </w:pPr>
+      <w:rPr>
+        <w:rFonts w:ascii="Courier New" w:hAnsi="Courier New" w:cs="Courier New" w:hint="default"/>
+      </w:rPr>
+    </w:lvl>
+    <w:lvl w:ilvl="5" w:tplc="FFFFFFFF" w:tentative="1">
+      <w:start w:val="1"/>
+      <w:numFmt w:val="bullet"/>
+      <w:lvlText w:val=""/>
+      <w:lvlJc w:val="left"/>
+      <w:pPr>
+        <w:ind w:left="4320" w:hanging="360"/>
+      </w:pPr>
+      <w:rPr>
+        <w:rFonts w:ascii="Wingdings" w:hAnsi="Wingdings" w:hint="default"/>
+      </w:rPr>
+    </w:lvl>
+    <w:lvl w:ilvl="6" w:tplc="FFFFFFFF" w:tentative="1">
+      <w:start w:val="1"/>
+      <w:numFmt w:val="bullet"/>
+      <w:lvlText w:val=""/>
+      <w:lvlJc w:val="left"/>
+      <w:pPr>
+        <w:ind w:left="5040" w:hanging="360"/>
+      </w:pPr>
+      <w:rPr>
+        <w:rFonts w:ascii="Symbol" w:hAnsi="Symbol" w:hint="default"/>
+      </w:rPr>
+    </w:lvl>
+    <w:lvl w:ilvl="7" w:tplc="FFFFFFFF" w:tentative="1">
+      <w:start w:val="1"/>
+      <w:numFmt w:val="bullet"/>
+      <w:lvlText w:val="o"/>
+      <w:lvlJc w:val="left"/>
+      <w:pPr>
+        <w:ind w:left="5760" w:hanging="360"/>
+      </w:pPr>
+      <w:rPr>
+        <w:rFonts w:ascii="Courier New" w:hAnsi="Courier New" w:cs="Courier New" w:hint="default"/>
+      </w:rPr>
+    </w:lvl>
+    <w:lvl w:ilvl="8" w:tplc="FFFFFFFF" w:tentative="1">
+      <w:start w:val="1"/>
+      <w:numFmt w:val="bullet"/>
+      <w:lvlText w:val=""/>
+      <w:lvlJc w:val="left"/>
+      <w:pPr>
+        <w:ind w:left="6480" w:hanging="360"/>
+      </w:pPr>
+      <w:rPr>
+        <w:rFonts w:ascii="Wingdings" w:hAnsi="Wingdings" w:hint="default"/>
+      </w:rPr>
+    </w:lvl>
+  </w:abstractNum>
+  <w:abstractNum w:abstractNumId="14" w15:restartNumberingAfterBreak="0">
     <w:nsid w:val="36982309"/>
     <w:multiLevelType w:val="hybridMultilevel"/>
     <w:tmpl w:val="7780ED7C"/>
@@ -7555,7 +10303,120 @@
       </w:rPr>
     </w:lvl>
   </w:abstractNum>
-  <w:abstractNum w:abstractNumId="8" w15:restartNumberingAfterBreak="0">
+  <w:abstractNum w:abstractNumId="15" w15:restartNumberingAfterBreak="0">
+    <w:nsid w:val="38304C8B"/>
+    <w:multiLevelType w:val="hybridMultilevel"/>
+    <w:tmpl w:val="1010B37E"/>
+    <w:lvl w:ilvl="0" w:tplc="0409000D">
+      <w:start w:val="1"/>
+      <w:numFmt w:val="bullet"/>
+      <w:lvlText w:val=""/>
+      <w:lvlJc w:val="left"/>
+      <w:pPr>
+        <w:ind w:left="720" w:hanging="360"/>
+      </w:pPr>
+      <w:rPr>
+        <w:rFonts w:ascii="Wingdings" w:hAnsi="Wingdings" w:hint="default"/>
+      </w:rPr>
+    </w:lvl>
+    <w:lvl w:ilvl="1" w:tplc="FFFFFFFF" w:tentative="1">
+      <w:start w:val="1"/>
+      <w:numFmt w:val="bullet"/>
+      <w:lvlText w:val="o"/>
+      <w:lvlJc w:val="left"/>
+      <w:pPr>
+        <w:ind w:left="1440" w:hanging="360"/>
+      </w:pPr>
+      <w:rPr>
+        <w:rFonts w:ascii="Courier New" w:hAnsi="Courier New" w:cs="Courier New" w:hint="default"/>
+      </w:rPr>
+    </w:lvl>
+    <w:lvl w:ilvl="2" w:tplc="FFFFFFFF" w:tentative="1">
+      <w:start w:val="1"/>
+      <w:numFmt w:val="bullet"/>
+      <w:lvlText w:val=""/>
+      <w:lvlJc w:val="left"/>
+      <w:pPr>
+        <w:ind w:left="2160" w:hanging="360"/>
+      </w:pPr>
+      <w:rPr>
+        <w:rFonts w:ascii="Wingdings" w:hAnsi="Wingdings" w:hint="default"/>
+      </w:rPr>
+    </w:lvl>
+    <w:lvl w:ilvl="3" w:tplc="FFFFFFFF" w:tentative="1">
+      <w:start w:val="1"/>
+      <w:numFmt w:val="bullet"/>
+      <w:lvlText w:val=""/>
+      <w:lvlJc w:val="left"/>
+      <w:pPr>
+        <w:ind w:left="2880" w:hanging="360"/>
+      </w:pPr>
+      <w:rPr>
+        <w:rFonts w:ascii="Symbol" w:hAnsi="Symbol" w:hint="default"/>
+      </w:rPr>
+    </w:lvl>
+    <w:lvl w:ilvl="4" w:tplc="FFFFFFFF" w:tentative="1">
+      <w:start w:val="1"/>
+      <w:numFmt w:val="bullet"/>
+      <w:lvlText w:val="o"/>
+      <w:lvlJc w:val="left"/>
+      <w:pPr>
+        <w:ind w:left="3600" w:hanging="360"/>
+      </w:pPr>
+      <w:rPr>
+        <w:rFonts w:ascii="Courier New" w:hAnsi="Courier New" w:cs="Courier New" w:hint="default"/>
+      </w:rPr>
+    </w:lvl>
+    <w:lvl w:ilvl="5" w:tplc="FFFFFFFF" w:tentative="1">
+      <w:start w:val="1"/>
+      <w:numFmt w:val="bullet"/>
+      <w:lvlText w:val=""/>
+      <w:lvlJc w:val="left"/>
+      <w:pPr>
+        <w:ind w:left="4320" w:hanging="360"/>
+      </w:pPr>
+      <w:rPr>
+        <w:rFonts w:ascii="Wingdings" w:hAnsi="Wingdings" w:hint="default"/>
+      </w:rPr>
+    </w:lvl>
+    <w:lvl w:ilvl="6" w:tplc="FFFFFFFF" w:tentative="1">
+      <w:start w:val="1"/>
+      <w:numFmt w:val="bullet"/>
+      <w:lvlText w:val=""/>
+      <w:lvlJc w:val="left"/>
+      <w:pPr>
+        <w:ind w:left="5040" w:hanging="360"/>
+      </w:pPr>
+      <w:rPr>
+        <w:rFonts w:ascii="Symbol" w:hAnsi="Symbol" w:hint="default"/>
+      </w:rPr>
+    </w:lvl>
+    <w:lvl w:ilvl="7" w:tplc="FFFFFFFF" w:tentative="1">
+      <w:start w:val="1"/>
+      <w:numFmt w:val="bullet"/>
+      <w:lvlText w:val="o"/>
+      <w:lvlJc w:val="left"/>
+      <w:pPr>
+        <w:ind w:left="5760" w:hanging="360"/>
+      </w:pPr>
+      <w:rPr>
+        <w:rFonts w:ascii="Courier New" w:hAnsi="Courier New" w:cs="Courier New" w:hint="default"/>
+      </w:rPr>
+    </w:lvl>
+    <w:lvl w:ilvl="8" w:tplc="FFFFFFFF" w:tentative="1">
+      <w:start w:val="1"/>
+      <w:numFmt w:val="bullet"/>
+      <w:lvlText w:val=""/>
+      <w:lvlJc w:val="left"/>
+      <w:pPr>
+        <w:ind w:left="6480" w:hanging="360"/>
+      </w:pPr>
+      <w:rPr>
+        <w:rFonts w:ascii="Wingdings" w:hAnsi="Wingdings" w:hint="default"/>
+      </w:rPr>
+    </w:lvl>
+  </w:abstractNum>
+  <w:abstractNum w:abstractNumId="16" w15:restartNumberingAfterBreak="0">
     <w:nsid w:val="383A4B1A"/>
     <w:multiLevelType w:val="hybridMultilevel"/>
     <w:tmpl w:val="EF6C8528"/>
@@ -7668,7 +10529,7 @@
       </w:rPr>
     </w:lvl>
   </w:abstractNum>
-  <w:abstractNum w:abstractNumId="9" w15:restartNumberingAfterBreak="0">
+  <w:abstractNum w:abstractNumId="17" w15:restartNumberingAfterBreak="0">
     <w:nsid w:val="38E2685B"/>
     <w:multiLevelType w:val="multilevel"/>
     <w:tmpl w:val="683C22B2"/>
@@ -7817,7 +10678,7 @@
       </w:rPr>
     </w:lvl>
   </w:abstractNum>
-  <w:abstractNum w:abstractNumId="10" w15:restartNumberingAfterBreak="0">
+  <w:abstractNum w:abstractNumId="18" w15:restartNumberingAfterBreak="0">
     <w:nsid w:val="3CB4792D"/>
     <w:multiLevelType w:val="multilevel"/>
     <w:tmpl w:val="27F689A4"/>
@@ -7966,7 +10827,7 @@
       </w:rPr>
     </w:lvl>
   </w:abstractNum>
-  <w:abstractNum w:abstractNumId="11" w15:restartNumberingAfterBreak="0">
+  <w:abstractNum w:abstractNumId="19" w15:restartNumberingAfterBreak="0">
     <w:nsid w:val="40CE7212"/>
     <w:multiLevelType w:val="multilevel"/>
     <w:tmpl w:val="B55893E8"/>
@@ -8115,7 +10976,7 @@
       </w:rPr>
     </w:lvl>
   </w:abstractNum>
-  <w:abstractNum w:abstractNumId="12" w15:restartNumberingAfterBreak="0">
+  <w:abstractNum w:abstractNumId="20" w15:restartNumberingAfterBreak="0">
     <w:nsid w:val="4B070812"/>
     <w:multiLevelType w:val="hybridMultilevel"/>
     <w:tmpl w:val="87FA0940"/>
@@ -8228,7 +11089,120 @@
       </w:rPr>
     </w:lvl>
   </w:abstractNum>
-  <w:abstractNum w:abstractNumId="13" w15:restartNumberingAfterBreak="0">
+  <w:abstractNum w:abstractNumId="21" w15:restartNumberingAfterBreak="0">
+    <w:nsid w:val="4DEB0178"/>
+    <w:multiLevelType w:val="hybridMultilevel"/>
+    <w:tmpl w:val="F746D88C"/>
+    <w:lvl w:ilvl="0" w:tplc="04090003">
+      <w:start w:val="1"/>
+      <w:numFmt w:val="bullet"/>
+      <w:lvlText w:val="o"/>
+      <w:lvlJc w:val="left"/>
+      <w:pPr>
+        <w:ind w:left="720" w:hanging="360"/>
+      </w:pPr>
+      <w:rPr>
+        <w:rFonts w:ascii="Courier New" w:hAnsi="Courier New" w:cs="Courier New" w:hint="default"/>
+      </w:rPr>
+    </w:lvl>
+    <w:lvl w:ilvl="1" w:tplc="04090003" w:tentative="1">
+      <w:start w:val="1"/>
+      <w:numFmt w:val="bullet"/>
+      <w:lvlText w:val="o"/>
+      <w:lvlJc w:val="left"/>
+      <w:pPr>
+        <w:ind w:left="1440" w:hanging="360"/>
+      </w:pPr>
+      <w:rPr>
+        <w:rFonts w:ascii="Courier New" w:hAnsi="Courier New" w:cs="Courier New" w:hint="default"/>
+      </w:rPr>
+    </w:lvl>
+    <w:lvl w:ilvl="2" w:tplc="04090005" w:tentative="1">
+      <w:start w:val="1"/>
+      <w:numFmt w:val="bullet"/>
+      <w:lvlText w:val=""/>
+      <w:lvlJc w:val="left"/>
+      <w:pPr>
+        <w:ind w:left="2160" w:hanging="360"/>
+      </w:pPr>
+      <w:rPr>
+        <w:rFonts w:ascii="Wingdings" w:hAnsi="Wingdings" w:hint="default"/>
+      </w:rPr>
+    </w:lvl>
+    <w:lvl w:ilvl="3" w:tplc="04090001" w:tentative="1">
+      <w:start w:val="1"/>
+      <w:numFmt w:val="bullet"/>
+      <w:lvlText w:val=""/>
+      <w:lvlJc w:val="left"/>
+      <w:pPr>
+        <w:ind w:left="2880" w:hanging="360"/>
+      </w:pPr>
+      <w:rPr>
+        <w:rFonts w:ascii="Symbol" w:hAnsi="Symbol" w:hint="default"/>
+      </w:rPr>
+    </w:lvl>
+    <w:lvl w:ilvl="4" w:tplc="04090003" w:tentative="1">
+      <w:start w:val="1"/>
+      <w:numFmt w:val="bullet"/>
+      <w:lvlText w:val="o"/>
+      <w:lvlJc w:val="left"/>
+      <w:pPr>
+        <w:ind w:left="3600" w:hanging="360"/>
+      </w:pPr>
+      <w:rPr>
+        <w:rFonts w:ascii="Courier New" w:hAnsi="Courier New" w:cs="Courier New" w:hint="default"/>
+      </w:rPr>
+    </w:lvl>
+    <w:lvl w:ilvl="5" w:tplc="04090005" w:tentative="1">
+      <w:start w:val="1"/>
+      <w:numFmt w:val="bullet"/>
+      <w:lvlText w:val=""/>
+      <w:lvlJc w:val="left"/>
+      <w:pPr>
+        <w:ind w:left="4320" w:hanging="360"/>
+      </w:pPr>
+      <w:rPr>
+        <w:rFonts w:ascii="Wingdings" w:hAnsi="Wingdings" w:hint="default"/>
+      </w:rPr>
+    </w:lvl>
+    <w:lvl w:ilvl="6" w:tplc="04090001" w:tentative="1">
+      <w:start w:val="1"/>
+      <w:numFmt w:val="bullet"/>
+      <w:lvlText w:val=""/>
+      <w:lvlJc w:val="left"/>
+      <w:pPr>
+        <w:ind w:left="5040" w:hanging="360"/>
+      </w:pPr>
+      <w:rPr>
+        <w:rFonts w:ascii="Symbol" w:hAnsi="Symbol" w:hint="default"/>
+      </w:rPr>
+    </w:lvl>
+    <w:lvl w:ilvl="7" w:tplc="04090003" w:tentative="1">
+      <w:start w:val="1"/>
+      <w:numFmt w:val="bullet"/>
+      <w:lvlText w:val="o"/>
+      <w:lvlJc w:val="left"/>
+      <w:pPr>
+        <w:ind w:left="5760" w:hanging="360"/>
+      </w:pPr>
+      <w:rPr>
+        <w:rFonts w:ascii="Courier New" w:hAnsi="Courier New" w:cs="Courier New" w:hint="default"/>
+      </w:rPr>
+    </w:lvl>
+    <w:lvl w:ilvl="8" w:tplc="04090005" w:tentative="1">
+      <w:start w:val="1"/>
+      <w:numFmt w:val="bullet"/>
+      <w:lvlText w:val=""/>
+      <w:lvlJc w:val="left"/>
+      <w:pPr>
+        <w:ind w:left="6480" w:hanging="360"/>
+      </w:pPr>
+      <w:rPr>
+        <w:rFonts w:ascii="Wingdings" w:hAnsi="Wingdings" w:hint="default"/>
+      </w:rPr>
+    </w:lvl>
+  </w:abstractNum>
+  <w:abstractNum w:abstractNumId="22" w15:restartNumberingAfterBreak="0">
     <w:nsid w:val="4FCF7951"/>
     <w:multiLevelType w:val="multilevel"/>
     <w:tmpl w:val="EEBEB3B8"/>
@@ -8377,7 +11351,7 @@
       </w:rPr>
     </w:lvl>
   </w:abstractNum>
-  <w:abstractNum w:abstractNumId="14" w15:restartNumberingAfterBreak="0">
+  <w:abstractNum w:abstractNumId="23" w15:restartNumberingAfterBreak="0">
     <w:nsid w:val="50192094"/>
     <w:multiLevelType w:val="multilevel"/>
     <w:tmpl w:val="033C8A22"/>
@@ -8526,7 +11500,7 @@
       </w:rPr>
     </w:lvl>
   </w:abstractNum>
-  <w:abstractNum w:abstractNumId="15" w15:restartNumberingAfterBreak="0">
+  <w:abstractNum w:abstractNumId="24" w15:restartNumberingAfterBreak="0">
     <w:nsid w:val="56203F22"/>
     <w:multiLevelType w:val="multilevel"/>
     <w:tmpl w:val="5C5A587C"/>
@@ -8675,7 +11649,120 @@
       </w:rPr>
     </w:lvl>
   </w:abstractNum>
-  <w:abstractNum w:abstractNumId="16" w15:restartNumberingAfterBreak="0">
+  <w:abstractNum w:abstractNumId="25" w15:restartNumberingAfterBreak="0">
+    <w:nsid w:val="58E4621A"/>
+    <w:multiLevelType w:val="hybridMultilevel"/>
+    <w:tmpl w:val="A5D0B490"/>
+    <w:lvl w:ilvl="0" w:tplc="0409000D">
+      <w:start w:val="1"/>
+      <w:numFmt w:val="bullet"/>
+      <w:lvlText w:val=""/>
+      <w:lvlJc w:val="left"/>
+      <w:pPr>
+        <w:ind w:left="720" w:hanging="360"/>
+      </w:pPr>
+      <w:rPr>
+        <w:rFonts w:ascii="Wingdings" w:hAnsi="Wingdings" w:hint="default"/>
+      </w:rPr>
+    </w:lvl>
+    <w:lvl w:ilvl="1" w:tplc="FFFFFFFF" w:tentative="1">
+      <w:start w:val="1"/>
+      <w:numFmt w:val="bullet"/>
+      <w:lvlText w:val="o"/>
+      <w:lvlJc w:val="left"/>
+      <w:pPr>
+        <w:ind w:left="1440" w:hanging="360"/>
+      </w:pPr>
+      <w:rPr>
+        <w:rFonts w:ascii="Courier New" w:hAnsi="Courier New" w:cs="Courier New" w:hint="default"/>
+      </w:rPr>
+    </w:lvl>
+    <w:lvl w:ilvl="2" w:tplc="FFFFFFFF" w:tentative="1">
+      <w:start w:val="1"/>
+      <w:numFmt w:val="bullet"/>
+      <w:lvlText w:val=""/>
+      <w:lvlJc w:val="left"/>
+      <w:pPr>
+        <w:ind w:left="2160" w:hanging="360"/>
+      </w:pPr>
+      <w:rPr>
+        <w:rFonts w:ascii="Wingdings" w:hAnsi="Wingdings" w:hint="default"/>
+      </w:rPr>
+    </w:lvl>
+    <w:lvl w:ilvl="3" w:tplc="FFFFFFFF" w:tentative="1">
+      <w:start w:val="1"/>
+      <w:numFmt w:val="bullet"/>
+      <w:lvlText w:val=""/>
+      <w:lvlJc w:val="left"/>
+      <w:pPr>
+        <w:ind w:left="2880" w:hanging="360"/>
+      </w:pPr>
+      <w:rPr>
+        <w:rFonts w:ascii="Symbol" w:hAnsi="Symbol" w:hint="default"/>
+      </w:rPr>
+    </w:lvl>
+    <w:lvl w:ilvl="4" w:tplc="FFFFFFFF" w:tentative="1">
+      <w:start w:val="1"/>
+      <w:numFmt w:val="bullet"/>
+      <w:lvlText w:val="o"/>
+      <w:lvlJc w:val="left"/>
+      <w:pPr>
+        <w:ind w:left="3600" w:hanging="360"/>
+      </w:pPr>
+      <w:rPr>
+        <w:rFonts w:ascii="Courier New" w:hAnsi="Courier New" w:cs="Courier New" w:hint="default"/>
+      </w:rPr>
+    </w:lvl>
+    <w:lvl w:ilvl="5" w:tplc="FFFFFFFF" w:tentative="1">
+      <w:start w:val="1"/>
+      <w:numFmt w:val="bullet"/>
+      <w:lvlText w:val=""/>
+      <w:lvlJc w:val="left"/>
+      <w:pPr>
+        <w:ind w:left="4320" w:hanging="360"/>
+      </w:pPr>
+      <w:rPr>
+        <w:rFonts w:ascii="Wingdings" w:hAnsi="Wingdings" w:hint="default"/>
+      </w:rPr>
+    </w:lvl>
+    <w:lvl w:ilvl="6" w:tplc="FFFFFFFF" w:tentative="1">
+      <w:start w:val="1"/>
+      <w:numFmt w:val="bullet"/>
+      <w:lvlText w:val=""/>
+      <w:lvlJc w:val="left"/>
+      <w:pPr>
+        <w:ind w:left="5040" w:hanging="360"/>
+      </w:pPr>
+      <w:rPr>
+        <w:rFonts w:ascii="Symbol" w:hAnsi="Symbol" w:hint="default"/>
+      </w:rPr>
+    </w:lvl>
+    <w:lvl w:ilvl="7" w:tplc="FFFFFFFF" w:tentative="1">
+      <w:start w:val="1"/>
+      <w:numFmt w:val="bullet"/>
+      <w:lvlText w:val="o"/>
+      <w:lvlJc w:val="left"/>
+      <w:pPr>
+        <w:ind w:left="5760" w:hanging="360"/>
+      </w:pPr>
+      <w:rPr>
+        <w:rFonts w:ascii="Courier New" w:hAnsi="Courier New" w:cs="Courier New" w:hint="default"/>
+      </w:rPr>
+    </w:lvl>
+    <w:lvl w:ilvl="8" w:tplc="FFFFFFFF" w:tentative="1">
+      <w:start w:val="1"/>
+      <w:numFmt w:val="bullet"/>
+      <w:lvlText w:val=""/>
+      <w:lvlJc w:val="left"/>
+      <w:pPr>
+        <w:ind w:left="6480" w:hanging="360"/>
+      </w:pPr>
+      <w:rPr>
+        <w:rFonts w:ascii="Wingdings" w:hAnsi="Wingdings" w:hint="default"/>
+      </w:rPr>
+    </w:lvl>
+  </w:abstractNum>
+  <w:abstractNum w:abstractNumId="26" w15:restartNumberingAfterBreak="0">
     <w:nsid w:val="650E23DD"/>
     <w:multiLevelType w:val="multilevel"/>
     <w:tmpl w:val="3A02C094"/>
@@ -8824,7 +11911,7 @@
       </w:rPr>
     </w:lvl>
   </w:abstractNum>
-  <w:abstractNum w:abstractNumId="17" w15:restartNumberingAfterBreak="0">
+  <w:abstractNum w:abstractNumId="27" w15:restartNumberingAfterBreak="0">
     <w:nsid w:val="656E6B75"/>
     <w:multiLevelType w:val="hybridMultilevel"/>
     <w:tmpl w:val="F4AAAE36"/>
@@ -8937,7 +12024,120 @@
       </w:rPr>
     </w:lvl>
   </w:abstractNum>
-  <w:abstractNum w:abstractNumId="18" w15:restartNumberingAfterBreak="0">
+  <w:abstractNum w:abstractNumId="28" w15:restartNumberingAfterBreak="0">
+    <w:nsid w:val="6684102F"/>
+    <w:multiLevelType w:val="hybridMultilevel"/>
+    <w:tmpl w:val="ABC06F9A"/>
+    <w:lvl w:ilvl="0" w:tplc="0409000D">
+      <w:start w:val="1"/>
+      <w:numFmt w:val="bullet"/>
+      <w:lvlText w:val=""/>
+      <w:lvlJc w:val="left"/>
+      <w:pPr>
+        <w:ind w:left="720" w:hanging="360"/>
+      </w:pPr>
+      <w:rPr>
+        <w:rFonts w:ascii="Wingdings" w:hAnsi="Wingdings" w:hint="default"/>
+      </w:rPr>
+    </w:lvl>
+    <w:lvl w:ilvl="1" w:tplc="FFFFFFFF" w:tentative="1">
+      <w:start w:val="1"/>
+      <w:numFmt w:val="bullet"/>
+      <w:lvlText w:val="o"/>
+      <w:lvlJc w:val="left"/>
+      <w:pPr>
+        <w:ind w:left="1440" w:hanging="360"/>
+      </w:pPr>
+      <w:rPr>
+        <w:rFonts w:ascii="Courier New" w:hAnsi="Courier New" w:cs="Courier New" w:hint="default"/>
+      </w:rPr>
+    </w:lvl>
+    <w:lvl w:ilvl="2" w:tplc="FFFFFFFF" w:tentative="1">
+      <w:start w:val="1"/>
+      <w:numFmt w:val="bullet"/>
+      <w:lvlText w:val=""/>
+      <w:lvlJc w:val="left"/>
+      <w:pPr>
+        <w:ind w:left="2160" w:hanging="360"/>
+      </w:pPr>
+      <w:rPr>
+        <w:rFonts w:ascii="Wingdings" w:hAnsi="Wingdings" w:hint="default"/>
+      </w:rPr>
+    </w:lvl>
+    <w:lvl w:ilvl="3" w:tplc="FFFFFFFF" w:tentative="1">
+      <w:start w:val="1"/>
+      <w:numFmt w:val="bullet"/>
+      <w:lvlText w:val=""/>
+      <w:lvlJc w:val="left"/>
+      <w:pPr>
+        <w:ind w:left="2880" w:hanging="360"/>
+      </w:pPr>
+      <w:rPr>
+        <w:rFonts w:ascii="Symbol" w:hAnsi="Symbol" w:hint="default"/>
+      </w:rPr>
+    </w:lvl>
+    <w:lvl w:ilvl="4" w:tplc="FFFFFFFF" w:tentative="1">
+      <w:start w:val="1"/>
+      <w:numFmt w:val="bullet"/>
+      <w:lvlText w:val="o"/>
+      <w:lvlJc w:val="left"/>
+      <w:pPr>
+        <w:ind w:left="3600" w:hanging="360"/>
+      </w:pPr>
+      <w:rPr>
+        <w:rFonts w:ascii="Courier New" w:hAnsi="Courier New" w:cs="Courier New" w:hint="default"/>
+      </w:rPr>
+    </w:lvl>
+    <w:lvl w:ilvl="5" w:tplc="FFFFFFFF" w:tentative="1">
+      <w:start w:val="1"/>
+      <w:numFmt w:val="bullet"/>
+      <w:lvlText w:val=""/>
+      <w:lvlJc w:val="left"/>
+      <w:pPr>
+        <w:ind w:left="4320" w:hanging="360"/>
+      </w:pPr>
+      <w:rPr>
+        <w:rFonts w:ascii="Wingdings" w:hAnsi="Wingdings" w:hint="default"/>
+      </w:rPr>
+    </w:lvl>
+    <w:lvl w:ilvl="6" w:tplc="FFFFFFFF" w:tentative="1">
+      <w:start w:val="1"/>
+      <w:numFmt w:val="bullet"/>
+      <w:lvlText w:val=""/>
+      <w:lvlJc w:val="left"/>
+      <w:pPr>
+        <w:ind w:left="5040" w:hanging="360"/>
+      </w:pPr>
+      <w:rPr>
+        <w:rFonts w:ascii="Symbol" w:hAnsi="Symbol" w:hint="default"/>
+      </w:rPr>
+    </w:lvl>
+    <w:lvl w:ilvl="7" w:tplc="FFFFFFFF" w:tentative="1">
+      <w:start w:val="1"/>
+      <w:numFmt w:val="bullet"/>
+      <w:lvlText w:val="o"/>
+      <w:lvlJc w:val="left"/>
+      <w:pPr>
+        <w:ind w:left="5760" w:hanging="360"/>
+      </w:pPr>
+      <w:rPr>
+        <w:rFonts w:ascii="Courier New" w:hAnsi="Courier New" w:cs="Courier New" w:hint="default"/>
+      </w:rPr>
+    </w:lvl>
+    <w:lvl w:ilvl="8" w:tplc="FFFFFFFF" w:tentative="1">
+      <w:start w:val="1"/>
+      <w:numFmt w:val="bullet"/>
+      <w:lvlText w:val=""/>
+      <w:lvlJc w:val="left"/>
+      <w:pPr>
+        <w:ind w:left="6480" w:hanging="360"/>
+      </w:pPr>
+      <w:rPr>
+        <w:rFonts w:ascii="Wingdings" w:hAnsi="Wingdings" w:hint="default"/>
+      </w:rPr>
+    </w:lvl>
+  </w:abstractNum>
+  <w:abstractNum w:abstractNumId="29" w15:restartNumberingAfterBreak="0">
     <w:nsid w:val="68CE7B84"/>
     <w:multiLevelType w:val="multilevel"/>
     <w:tmpl w:val="829AF730"/>
@@ -9086,7 +12286,7 @@
       </w:rPr>
     </w:lvl>
   </w:abstractNum>
-  <w:abstractNum w:abstractNumId="19" w15:restartNumberingAfterBreak="0">
+  <w:abstractNum w:abstractNumId="30" w15:restartNumberingAfterBreak="0">
     <w:nsid w:val="6A1D2811"/>
     <w:multiLevelType w:val="multilevel"/>
     <w:tmpl w:val="B9B26FD2"/>
@@ -9235,7 +12435,7 @@
       </w:rPr>
     </w:lvl>
   </w:abstractNum>
-  <w:abstractNum w:abstractNumId="20" w15:restartNumberingAfterBreak="0">
+  <w:abstractNum w:abstractNumId="31" w15:restartNumberingAfterBreak="0">
     <w:nsid w:val="6EB02C6A"/>
     <w:multiLevelType w:val="multilevel"/>
     <w:tmpl w:val="3F808720"/>
@@ -9384,7 +12584,7 @@
       </w:rPr>
     </w:lvl>
   </w:abstractNum>
-  <w:abstractNum w:abstractNumId="21" w15:restartNumberingAfterBreak="0">
+  <w:abstractNum w:abstractNumId="32" w15:restartNumberingAfterBreak="0">
     <w:nsid w:val="72C135BA"/>
     <w:multiLevelType w:val="multilevel"/>
     <w:tmpl w:val="D20E0E3C"/>
@@ -9533,7 +12733,120 @@
       </w:rPr>
     </w:lvl>
   </w:abstractNum>
-  <w:abstractNum w:abstractNumId="22" w15:restartNumberingAfterBreak="0">
+  <w:abstractNum w:abstractNumId="33" w15:restartNumberingAfterBreak="0">
+    <w:nsid w:val="75DB2A82"/>
+    <w:multiLevelType w:val="hybridMultilevel"/>
+    <w:tmpl w:val="962A4D16"/>
+    <w:lvl w:ilvl="0" w:tplc="0409000D">
+      <w:start w:val="1"/>
+      <w:numFmt w:val="bullet"/>
+      <w:lvlText w:val=""/>
+      <w:lvlJc w:val="left"/>
+      <w:pPr>
+        <w:ind w:left="720" w:hanging="360"/>
+      </w:pPr>
+      <w:rPr>
+        <w:rFonts w:ascii="Wingdings" w:hAnsi="Wingdings" w:hint="default"/>
+      </w:rPr>
+    </w:lvl>
+    <w:lvl w:ilvl="1" w:tplc="FFFFFFFF" w:tentative="1">
+      <w:start w:val="1"/>
+      <w:numFmt w:val="bullet"/>
+      <w:lvlText w:val="o"/>
+      <w:lvlJc w:val="left"/>
+      <w:pPr>
+        <w:ind w:left="1440" w:hanging="360"/>
+      </w:pPr>
+      <w:rPr>
+        <w:rFonts w:ascii="Courier New" w:hAnsi="Courier New" w:cs="Courier New" w:hint="default"/>
+      </w:rPr>
+    </w:lvl>
+    <w:lvl w:ilvl="2" w:tplc="FFFFFFFF" w:tentative="1">
+      <w:start w:val="1"/>
+      <w:numFmt w:val="bullet"/>
+      <w:lvlText w:val=""/>
+      <w:lvlJc w:val="left"/>
+      <w:pPr>
+        <w:ind w:left="2160" w:hanging="360"/>
+      </w:pPr>
+      <w:rPr>
+        <w:rFonts w:ascii="Wingdings" w:hAnsi="Wingdings" w:hint="default"/>
+      </w:rPr>
+    </w:lvl>
+    <w:lvl w:ilvl="3" w:tplc="FFFFFFFF" w:tentative="1">
+      <w:start w:val="1"/>
+      <w:numFmt w:val="bullet"/>
+      <w:lvlText w:val=""/>
+      <w:lvlJc w:val="left"/>
+      <w:pPr>
+        <w:ind w:left="2880" w:hanging="360"/>
+      </w:pPr>
+      <w:rPr>
+        <w:rFonts w:ascii="Symbol" w:hAnsi="Symbol" w:hint="default"/>
+      </w:rPr>
+    </w:lvl>
+    <w:lvl w:ilvl="4" w:tplc="FFFFFFFF" w:tentative="1">
+      <w:start w:val="1"/>
+      <w:numFmt w:val="bullet"/>
+      <w:lvlText w:val="o"/>
+      <w:lvlJc w:val="left"/>
+      <w:pPr>
+        <w:ind w:left="3600" w:hanging="360"/>
+      </w:pPr>
+      <w:rPr>
+        <w:rFonts w:ascii="Courier New" w:hAnsi="Courier New" w:cs="Courier New" w:hint="default"/>
+      </w:rPr>
+    </w:lvl>
+    <w:lvl w:ilvl="5" w:tplc="FFFFFFFF" w:tentative="1">
+      <w:start w:val="1"/>
+      <w:numFmt w:val="bullet"/>
+      <w:lvlText w:val=""/>
+      <w:lvlJc w:val="left"/>
+      <w:pPr>
+        <w:ind w:left="4320" w:hanging="360"/>
+      </w:pPr>
+      <w:rPr>
+        <w:rFonts w:ascii="Wingdings" w:hAnsi="Wingdings" w:hint="default"/>
+      </w:rPr>
+    </w:lvl>
+    <w:lvl w:ilvl="6" w:tplc="FFFFFFFF" w:tentative="1">
+      <w:start w:val="1"/>
+      <w:numFmt w:val="bullet"/>
+      <w:lvlText w:val=""/>
+      <w:lvlJc w:val="left"/>
+      <w:pPr>
+        <w:ind w:left="5040" w:hanging="360"/>
+      </w:pPr>
+      <w:rPr>
+        <w:rFonts w:ascii="Symbol" w:hAnsi="Symbol" w:hint="default"/>
+      </w:rPr>
+    </w:lvl>
+    <w:lvl w:ilvl="7" w:tplc="FFFFFFFF" w:tentative="1">
+      <w:start w:val="1"/>
+      <w:numFmt w:val="bullet"/>
+      <w:lvlText w:val="o"/>
+      <w:lvlJc w:val="left"/>
+      <w:pPr>
+        <w:ind w:left="5760" w:hanging="360"/>
+      </w:pPr>
+      <w:rPr>
+        <w:rFonts w:ascii="Courier New" w:hAnsi="Courier New" w:cs="Courier New" w:hint="default"/>
+      </w:rPr>
+    </w:lvl>
+    <w:lvl w:ilvl="8" w:tplc="FFFFFFFF" w:tentative="1">
+      <w:start w:val="1"/>
+      <w:numFmt w:val="bullet"/>
+      <w:lvlText w:val=""/>
+      <w:lvlJc w:val="left"/>
+      <w:pPr>
+        <w:ind w:left="6480" w:hanging="360"/>
+      </w:pPr>
+      <w:rPr>
+        <w:rFonts w:ascii="Wingdings" w:hAnsi="Wingdings" w:hint="default"/>
+      </w:rPr>
+    </w:lvl>
+  </w:abstractNum>
+  <w:abstractNum w:abstractNumId="34" w15:restartNumberingAfterBreak="0">
     <w:nsid w:val="77E73815"/>
     <w:multiLevelType w:val="multilevel"/>
     <w:tmpl w:val="9E12CA58"/>
@@ -9682,7 +12995,7 @@
       </w:rPr>
     </w:lvl>
   </w:abstractNum>
-  <w:abstractNum w:abstractNumId="23" w15:restartNumberingAfterBreak="0">
+  <w:abstractNum w:abstractNumId="35" w15:restartNumberingAfterBreak="0">
     <w:nsid w:val="79225AA1"/>
     <w:multiLevelType w:val="hybridMultilevel"/>
     <w:tmpl w:val="41B06948"/>
@@ -9795,7 +13108,7 @@
       </w:rPr>
     </w:lvl>
   </w:abstractNum>
-  <w:abstractNum w:abstractNumId="24" w15:restartNumberingAfterBreak="0">
+  <w:abstractNum w:abstractNumId="36" w15:restartNumberingAfterBreak="0">
     <w:nsid w:val="7F5958E1"/>
     <w:multiLevelType w:val="multilevel"/>
     <w:tmpl w:val="0C9C17C6"/>
@@ -9945,79 +13258,115 @@
     </w:lvl>
   </w:abstractNum>
   <w:num w:numId="1" w16cid:durableId="1264341429">
-    <w:abstractNumId w:val="16"/>
+    <w:abstractNumId w:val="26"/>
   </w:num>
   <w:num w:numId="2" w16cid:durableId="1407339709">
-    <w:abstractNumId w:val="14"/>
+    <w:abstractNumId w:val="23"/>
   </w:num>
   <w:num w:numId="3" w16cid:durableId="810439651">
-    <w:abstractNumId w:val="9"/>
+    <w:abstractNumId w:val="17"/>
   </w:num>
   <w:num w:numId="4" w16cid:durableId="1204631809">
-    <w:abstractNumId w:val="18"/>
+    <w:abstractNumId w:val="29"/>
   </w:num>
   <w:num w:numId="5" w16cid:durableId="1380520583">
-    <w:abstractNumId w:val="5"/>
+    <w:abstractNumId w:val="11"/>
   </w:num>
   <w:num w:numId="6" w16cid:durableId="832380425">
-    <w:abstractNumId w:val="20"/>
+    <w:abstractNumId w:val="31"/>
   </w:num>
   <w:num w:numId="7" w16cid:durableId="1823546077">
     <w:abstractNumId w:val="0"/>
   </w:num>
   <w:num w:numId="8" w16cid:durableId="1899317912">
-    <w:abstractNumId w:val="15"/>
+    <w:abstractNumId w:val="24"/>
   </w:num>
   <w:num w:numId="9" w16cid:durableId="948242317">
+    <w:abstractNumId w:val="32"/>
+  </w:num>
+  <w:num w:numId="10" w16cid:durableId="322317151">
+    <w:abstractNumId w:val="30"/>
+  </w:num>
+  <w:num w:numId="11" w16cid:durableId="1767458717">
+    <w:abstractNumId w:val="12"/>
+  </w:num>
+  <w:num w:numId="12" w16cid:durableId="85470198">
+    <w:abstractNumId w:val="8"/>
+  </w:num>
+  <w:num w:numId="13" w16cid:durableId="1782722142">
+    <w:abstractNumId w:val="19"/>
+  </w:num>
+  <w:num w:numId="14" w16cid:durableId="1877500901">
+    <w:abstractNumId w:val="9"/>
+  </w:num>
+  <w:num w:numId="15" w16cid:durableId="1630354548">
+    <w:abstractNumId w:val="35"/>
+  </w:num>
+  <w:num w:numId="16" w16cid:durableId="266501362">
+    <w:abstractNumId w:val="14"/>
+  </w:num>
+  <w:num w:numId="17" w16cid:durableId="939991887">
+    <w:abstractNumId w:val="16"/>
+  </w:num>
+  <w:num w:numId="18" w16cid:durableId="57365271">
+    <w:abstractNumId w:val="27"/>
+  </w:num>
+  <w:num w:numId="19" w16cid:durableId="1836526401">
+    <w:abstractNumId w:val="7"/>
+  </w:num>
+  <w:num w:numId="20" w16cid:durableId="242105637">
+    <w:abstractNumId w:val="34"/>
+  </w:num>
+  <w:num w:numId="21" w16cid:durableId="324627786">
+    <w:abstractNumId w:val="22"/>
+  </w:num>
+  <w:num w:numId="22" w16cid:durableId="843937453">
+    <w:abstractNumId w:val="36"/>
+  </w:num>
+  <w:num w:numId="23" w16cid:durableId="1771392883">
+    <w:abstractNumId w:val="18"/>
+  </w:num>
+  <w:num w:numId="24" w16cid:durableId="33969768">
+    <w:abstractNumId w:val="5"/>
+  </w:num>
+  <w:num w:numId="25" w16cid:durableId="190845407">
+    <w:abstractNumId w:val="20"/>
+  </w:num>
+  <w:num w:numId="26" w16cid:durableId="611669993">
     <w:abstractNumId w:val="21"/>
   </w:num>
-  <w:num w:numId="10" w16cid:durableId="322317151">
-    <w:abstractNumId w:val="19"/>
+  <w:num w:numId="27" w16cid:durableId="374812099">
+    <w:abstractNumId w:val="13"/>
   </w:num>
-  <w:num w:numId="11" w16cid:durableId="1767458717">
+  <w:num w:numId="28" w16cid:durableId="226458253">
+    <w:abstractNumId w:val="28"/>
+  </w:num>
+  <w:num w:numId="29" w16cid:durableId="1426999272">
+    <w:abstractNumId w:val="25"/>
+  </w:num>
+  <w:num w:numId="30" w16cid:durableId="969671467">
+    <w:abstractNumId w:val="3"/>
+  </w:num>
+  <w:num w:numId="31" w16cid:durableId="1409880644">
+    <w:abstractNumId w:val="2"/>
+  </w:num>
+  <w:num w:numId="32" w16cid:durableId="2079864550">
+    <w:abstractNumId w:val="33"/>
+  </w:num>
+  <w:num w:numId="33" w16cid:durableId="839393576">
     <w:abstractNumId w:val="6"/>
   </w:num>
-  <w:num w:numId="12" w16cid:durableId="85470198">
-    <w:abstractNumId w:val="3"/>
+  <w:num w:numId="34" w16cid:durableId="262496591">
+    <w:abstractNumId w:val="10"/>
   </w:num>
-  <w:num w:numId="13" w16cid:durableId="1782722142">
-    <w:abstractNumId w:val="11"/>
-  </w:num>
-  <w:num w:numId="14" w16cid:durableId="1877500901">
+  <w:num w:numId="35" w16cid:durableId="1641500307">
     <w:abstractNumId w:val="4"/>
   </w:num>
-  <w:num w:numId="15" w16cid:durableId="1630354548">
-    <w:abstractNumId w:val="23"/>
-  </w:num>
-  <w:num w:numId="16" w16cid:durableId="266501362">
-    <w:abstractNumId w:val="7"/>
-  </w:num>
-  <w:num w:numId="17" w16cid:durableId="939991887">
-    <w:abstractNumId w:val="8"/>
-  </w:num>
-  <w:num w:numId="18" w16cid:durableId="57365271">
-    <w:abstractNumId w:val="17"/>
-  </w:num>
-  <w:num w:numId="19" w16cid:durableId="1836526401">
-    <w:abstractNumId w:val="2"/>
-  </w:num>
-  <w:num w:numId="20" w16cid:durableId="242105637">
-    <w:abstractNumId w:val="22"/>
-  </w:num>
-  <w:num w:numId="21" w16cid:durableId="324627786">
-    <w:abstractNumId w:val="13"/>
-  </w:num>
-  <w:num w:numId="22" w16cid:durableId="843937453">
-    <w:abstractNumId w:val="24"/>
-  </w:num>
-  <w:num w:numId="23" w16cid:durableId="1771392883">
-    <w:abstractNumId w:val="10"/>
-  </w:num>
-  <w:num w:numId="24" w16cid:durableId="33969768">
+  <w:num w:numId="36" w16cid:durableId="999843485">
     <w:abstractNumId w:val="1"/>
   </w:num>
-  <w:num w:numId="25" w16cid:durableId="190845407">
-    <w:abstractNumId w:val="12"/>
+  <w:num w:numId="37" w16cid:durableId="699628135">
+    <w:abstractNumId w:val="15"/>
   </w:num>
 </w:numbering>
 </file>
@@ -10622,7 +13971,6 @@
   <w:style w:type="character" w:default="1" w:styleId="DefaultParagraphFont">
     <w:name w:val="Default Paragraph Font"/>
     <w:uiPriority w:val="1"/>
-    <w:semiHidden/>
     <w:unhideWhenUsed/>
   </w:style>
   <w:style w:type="table" w:default="1" w:styleId="TableNormal">

--- a/Style Guide -Multiplayer Tank Game 25-26.docx
+++ b/Style Guide -Multiplayer Tank Game 25-26.docx
@@ -2686,21 +2686,7 @@
                     <w:rStyle w:val="Hyperlink"/>
                     <w:noProof/>
                   </w:rPr>
-                  <w:t>Menno va</w:t>
-                </w:r>
-                <w:r>
-                  <w:rPr>
-                    <w:rStyle w:val="Hyperlink"/>
-                    <w:noProof/>
-                  </w:rPr>
-                  <w:t>n</w:t>
-                </w:r>
-                <w:r>
-                  <w:rPr>
-                    <w:rStyle w:val="Hyperlink"/>
-                    <w:noProof/>
-                  </w:rPr>
-                  <w:t xml:space="preserve"> Wijk</w:t>
+                  <w:t>Menno van Wijk</w:t>
                 </w:r>
                 <w:r>
                   <w:rPr>
@@ -3104,15 +3090,7 @@
       <w:bookmarkStart w:id="1" w:name="_Toc231933156"/>
       <w:r>
         <w:lastRenderedPageBreak/>
-        <w:t xml:space="preserve">Game Style Guide – 3D Tank Game in </w:t>
-      </w:r>
-      <w:proofErr w:type="spellStart"/>
-      <w:r>
-        <w:t>MagicaVoxel</w:t>
-      </w:r>
-      <w:proofErr w:type="spellEnd"/>
-      <w:r>
-        <w:t xml:space="preserve"> Art Style</w:t>
+        <w:t>Game Style Guide – 3D Tank Game in MagicaVoxel Art Style</w:t>
       </w:r>
       <w:bookmarkEnd w:id="1"/>
     </w:p>
@@ -3121,28 +3099,10 @@
         <w:pStyle w:val="Heading2"/>
       </w:pPr>
       <w:bookmarkStart w:id="2" w:name="_Toc231933157"/>
-      <w:proofErr w:type="spellStart"/>
-      <w:r>
-        <w:t>Algemene</w:t>
-      </w:r>
-      <w:proofErr w:type="spellEnd"/>
-      <w:r>
-        <w:t xml:space="preserve"> </w:t>
-      </w:r>
-      <w:proofErr w:type="spellStart"/>
-      <w:r>
-        <w:t>Visuele</w:t>
-      </w:r>
-      <w:proofErr w:type="spellEnd"/>
-      <w:r>
-        <w:t xml:space="preserve"> </w:t>
-      </w:r>
-      <w:proofErr w:type="spellStart"/>
-      <w:r>
-        <w:t>Richtlijnen</w:t>
+      <w:r>
+        <w:t>Algemene Visuele Richtlijnen</w:t>
       </w:r>
       <w:bookmarkEnd w:id="2"/>
-      <w:proofErr w:type="spellEnd"/>
     </w:p>
     <w:p>
       <w:pPr>
@@ -3162,79 +3122,32 @@
           <w:numId w:val="14"/>
         </w:numPr>
       </w:pPr>
-      <w:proofErr w:type="spellStart"/>
       <w:r>
         <w:rPr>
           <w:b/>
           <w:bCs/>
           <w:lang w:val="nl-NL"/>
         </w:rPr>
-        <w:t>Voxel</w:t>
-      </w:r>
-      <w:proofErr w:type="spellEnd"/>
+        <w:t>Voxel-gebaseerd</w:t>
+      </w:r>
+      <w:r>
+        <w:rPr>
+          <w:lang w:val="nl-NL"/>
+        </w:rPr>
+        <w:t xml:space="preserve">: Alle objecten bestaan uit voxels. </w:t>
+      </w:r>
+      <w:r>
+        <w:t xml:space="preserve">Gebruik </w:t>
+      </w:r>
       <w:r>
         <w:rPr>
           <w:b/>
           <w:bCs/>
-          <w:lang w:val="nl-NL"/>
-        </w:rPr>
-        <w:t>-gebaseerd</w:t>
-      </w:r>
-      <w:r>
-        <w:rPr>
-          <w:lang w:val="nl-NL"/>
-        </w:rPr>
-        <w:t xml:space="preserve">: Alle objecten bestaan uit </w:t>
-      </w:r>
-      <w:proofErr w:type="spellStart"/>
-      <w:r>
-        <w:rPr>
-          <w:lang w:val="nl-NL"/>
-        </w:rPr>
-        <w:t>voxels</w:t>
-      </w:r>
-      <w:proofErr w:type="spellEnd"/>
-      <w:r>
-        <w:rPr>
-          <w:lang w:val="nl-NL"/>
-        </w:rPr>
-        <w:t xml:space="preserve">. </w:t>
-      </w:r>
-      <w:proofErr w:type="spellStart"/>
-      <w:r>
-        <w:t>Gebruik</w:t>
-      </w:r>
-      <w:proofErr w:type="spellEnd"/>
-      <w:r>
-        <w:t xml:space="preserve"> </w:t>
-      </w:r>
-      <w:proofErr w:type="spellStart"/>
-      <w:r>
-        <w:rPr>
-          <w:b/>
-          <w:bCs/>
         </w:rPr>
         <w:t>MagicaVoxel</w:t>
       </w:r>
-      <w:proofErr w:type="spellEnd"/>
-      <w:r>
-        <w:t xml:space="preserve"> </w:t>
-      </w:r>
-      <w:proofErr w:type="spellStart"/>
-      <w:r>
-        <w:t>voor</w:t>
-      </w:r>
-      <w:proofErr w:type="spellEnd"/>
-      <w:r>
-        <w:t xml:space="preserve"> </w:t>
-      </w:r>
-      <w:proofErr w:type="spellStart"/>
-      <w:r>
-        <w:t>modellering</w:t>
-      </w:r>
-      <w:proofErr w:type="spellEnd"/>
-      <w:r>
-        <w:t>.</w:t>
+      <w:r>
+        <w:t xml:space="preserve"> voor modellering.</w:t>
       </w:r>
     </w:p>
     <w:p>
@@ -3260,21 +3173,7 @@
         <w:rPr>
           <w:lang w:val="nl-NL"/>
         </w:rPr>
-        <w:t xml:space="preserve">: Houd modellen compact en gestileerd. Gebruik </w:t>
-      </w:r>
-      <w:proofErr w:type="spellStart"/>
-      <w:r>
-        <w:rPr>
-          <w:lang w:val="nl-NL"/>
-        </w:rPr>
-        <w:t>voxel</w:t>
-      </w:r>
-      <w:proofErr w:type="spellEnd"/>
-      <w:r>
-        <w:rPr>
-          <w:lang w:val="nl-NL"/>
-        </w:rPr>
-        <w:t xml:space="preserve">-eenheden tussen </w:t>
+        <w:t xml:space="preserve">: Houd modellen compact en gestileerd. Gebruik voxel-eenheden tussen </w:t>
       </w:r>
       <w:r>
         <w:rPr>
@@ -3354,34 +3253,14 @@
         </w:rPr>
         <w:t xml:space="preserve"> of </w:t>
       </w:r>
-      <w:proofErr w:type="spellStart"/>
       <w:r>
         <w:rPr>
           <w:b/>
           <w:bCs/>
           <w:lang w:val="nl-NL"/>
         </w:rPr>
-        <w:t>gradient</w:t>
-      </w:r>
-      <w:proofErr w:type="spellEnd"/>
-      <w:r>
-        <w:rPr>
-          <w:b/>
-          <w:bCs/>
-          <w:lang w:val="nl-NL"/>
-        </w:rPr>
-        <w:t xml:space="preserve"> </w:t>
-      </w:r>
-      <w:proofErr w:type="spellStart"/>
-      <w:r>
-        <w:rPr>
-          <w:b/>
-          <w:bCs/>
-          <w:lang w:val="nl-NL"/>
-        </w:rPr>
-        <w:t>shading</w:t>
-      </w:r>
-      <w:proofErr w:type="spellEnd"/>
+        <w:t>gradient shading</w:t>
+      </w:r>
       <w:r>
         <w:rPr>
           <w:lang w:val="nl-NL"/>
@@ -3409,54 +3288,10 @@
         <w:rPr>
           <w:lang w:val="nl-NL"/>
         </w:rPr>
-        <w:t xml:space="preserve">: Zacht </w:t>
-      </w:r>
-      <w:proofErr w:type="spellStart"/>
-      <w:r>
-        <w:rPr>
-          <w:lang w:val="nl-NL"/>
-        </w:rPr>
-        <w:t>ambient</w:t>
-      </w:r>
-      <w:proofErr w:type="spellEnd"/>
-      <w:r>
-        <w:rPr>
-          <w:lang w:val="nl-NL"/>
-        </w:rPr>
-        <w:t xml:space="preserve"> </w:t>
-      </w:r>
-      <w:proofErr w:type="spellStart"/>
-      <w:r>
-        <w:rPr>
-          <w:lang w:val="nl-NL"/>
-        </w:rPr>
-        <w:t>lighting</w:t>
-      </w:r>
-      <w:proofErr w:type="spellEnd"/>
-      <w:r>
-        <w:rPr>
-          <w:lang w:val="nl-NL"/>
-        </w:rPr>
-        <w:t xml:space="preserve"> + directionele lichtbron. </w:t>
-      </w:r>
-      <w:r>
-        <w:t xml:space="preserve">Geen </w:t>
-      </w:r>
-      <w:proofErr w:type="spellStart"/>
-      <w:r>
-        <w:t>zware</w:t>
-      </w:r>
-      <w:proofErr w:type="spellEnd"/>
-      <w:r>
-        <w:t xml:space="preserve"> </w:t>
-      </w:r>
-      <w:proofErr w:type="spellStart"/>
-      <w:r>
-        <w:t>schaduwen</w:t>
-      </w:r>
-      <w:proofErr w:type="spellEnd"/>
-      <w:r>
-        <w:t>.</w:t>
+        <w:t xml:space="preserve">: Zacht ambient lighting + directionele lichtbron. </w:t>
+      </w:r>
+      <w:r>
+        <w:t>Geen zware schaduwen.</w:t>
       </w:r>
     </w:p>
     <w:p>
@@ -3466,6 +3301,9 @@
           <w:ilvl w:val="0"/>
           <w:numId w:val="14"/>
         </w:numPr>
+        <w:rPr>
+          <w:lang w:val="nl-NL"/>
+        </w:rPr>
       </w:pPr>
       <w:r>
         <w:rPr>
@@ -3479,62 +3317,22 @@
         <w:rPr>
           <w:lang w:val="de-DE"/>
         </w:rPr>
-        <w:t xml:space="preserve">: Flat, </w:t>
-      </w:r>
-      <w:proofErr w:type="spellStart"/>
-      <w:r>
-        <w:rPr>
-          <w:lang w:val="de-DE"/>
-        </w:rPr>
-        <w:t>pixel</w:t>
-      </w:r>
-      <w:proofErr w:type="spellEnd"/>
-      <w:r>
-        <w:rPr>
-          <w:lang w:val="de-DE"/>
-        </w:rPr>
-        <w:t xml:space="preserve"> art-</w:t>
-      </w:r>
-      <w:proofErr w:type="spellStart"/>
-      <w:r>
-        <w:rPr>
-          <w:lang w:val="de-DE"/>
-        </w:rPr>
-        <w:t>geïnspireerd</w:t>
-      </w:r>
-      <w:proofErr w:type="spellEnd"/>
-      <w:r>
-        <w:rPr>
-          <w:lang w:val="de-DE"/>
-        </w:rPr>
-        <w:t xml:space="preserve">. </w:t>
-      </w:r>
-      <w:proofErr w:type="spellStart"/>
-      <w:r>
-        <w:t>Minimalistisch</w:t>
-      </w:r>
-      <w:proofErr w:type="spellEnd"/>
-      <w:r>
-        <w:t xml:space="preserve"> </w:t>
-      </w:r>
-      <w:proofErr w:type="spellStart"/>
-      <w:r>
-        <w:t>en</w:t>
-      </w:r>
-      <w:proofErr w:type="spellEnd"/>
-      <w:r>
-        <w:t xml:space="preserve"> </w:t>
-      </w:r>
-      <w:proofErr w:type="spellStart"/>
-      <w:r>
-        <w:t>duidelijk</w:t>
-      </w:r>
-      <w:proofErr w:type="spellEnd"/>
-      <w:r>
-        <w:t>.</w:t>
-      </w:r>
-    </w:p>
-    <w:p/>
+        <w:t xml:space="preserve">: Flat, pixel art-geïnspireerd. </w:t>
+      </w:r>
+      <w:r>
+        <w:rPr>
+          <w:lang w:val="nl-NL"/>
+        </w:rPr>
+        <w:t>Minimalistisch en duidelijk.</w:t>
+      </w:r>
+    </w:p>
+    <w:p>
+      <w:pPr>
+        <w:rPr>
+          <w:lang w:val="nl-NL"/>
+        </w:rPr>
+      </w:pPr>
+    </w:p>
     <w:p>
       <w:pPr>
         <w:pStyle w:val="Heading2"/>
@@ -3607,11 +3405,9 @@
       <w:pPr>
         <w:pStyle w:val="Heading4"/>
       </w:pPr>
-      <w:proofErr w:type="spellStart"/>
       <w:r>
         <w:t>Afmetingen</w:t>
       </w:r>
-      <w:proofErr w:type="spellEnd"/>
     </w:p>
     <w:p>
       <w:pPr>
@@ -3632,11 +3428,9 @@
       <w:pPr>
         <w:pStyle w:val="Heading4"/>
       </w:pPr>
-      <w:proofErr w:type="spellStart"/>
       <w:r>
         <w:t>Onderdelen</w:t>
       </w:r>
-      <w:proofErr w:type="spellEnd"/>
     </w:p>
     <w:p>
       <w:pPr>
@@ -3661,21 +3455,7 @@
         <w:rPr>
           <w:lang w:val="nl-NL"/>
         </w:rPr>
-        <w:t xml:space="preserve">: Draaibaar onderdeel (los model of als draaibare </w:t>
-      </w:r>
-      <w:proofErr w:type="spellStart"/>
-      <w:r>
-        <w:rPr>
-          <w:lang w:val="nl-NL"/>
-        </w:rPr>
-        <w:t>parent</w:t>
-      </w:r>
-      <w:proofErr w:type="spellEnd"/>
-      <w:r>
-        <w:rPr>
-          <w:lang w:val="nl-NL"/>
-        </w:rPr>
-        <w:t>).</w:t>
+        <w:t>: Draaibaar onderdeel (los model of als draaibare parent).</w:t>
       </w:r>
     </w:p>
     <w:p>
@@ -3798,7 +3578,6 @@
                 <w:lang w:val="nl-NL"/>
               </w:rPr>
             </w:pPr>
-            <w:proofErr w:type="spellStart"/>
             <w:r>
               <w:rPr>
                 <w:b/>
@@ -3806,7 +3585,6 @@
               </w:rPr>
               <w:t>Hoofdkleur</w:t>
             </w:r>
-            <w:proofErr w:type="spellEnd"/>
           </w:p>
         </w:tc>
         <w:tc>
@@ -3820,7 +3598,6 @@
                 <w:lang w:val="nl-NL"/>
               </w:rPr>
             </w:pPr>
-            <w:proofErr w:type="spellStart"/>
             <w:r>
               <w:rPr>
                 <w:b/>
@@ -3828,7 +3605,6 @@
               </w:rPr>
               <w:t>Secundair</w:t>
             </w:r>
-            <w:proofErr w:type="spellEnd"/>
           </w:p>
         </w:tc>
       </w:tr>
@@ -3952,33 +3728,11 @@
           <w:numId w:val="19"/>
         </w:numPr>
       </w:pPr>
-      <w:proofErr w:type="spellStart"/>
-      <w:r>
-        <w:rPr>
-          <w:lang w:val="nl-NL"/>
-        </w:rPr>
-        <w:t>Blokkerige</w:t>
-      </w:r>
-      <w:proofErr w:type="spellEnd"/>
-      <w:r>
-        <w:rPr>
-          <w:lang w:val="nl-NL"/>
-        </w:rPr>
-        <w:t xml:space="preserve"> wereld opgebouwd uit </w:t>
-      </w:r>
-      <w:proofErr w:type="spellStart"/>
-      <w:r>
-        <w:rPr>
-          <w:lang w:val="nl-NL"/>
-        </w:rPr>
-        <w:t>voxel-terrain</w:t>
-      </w:r>
-      <w:proofErr w:type="spellEnd"/>
-      <w:r>
-        <w:rPr>
-          <w:lang w:val="nl-NL"/>
-        </w:rPr>
-        <w:t xml:space="preserve"> (bijv. </w:t>
+      <w:r>
+        <w:rPr>
+          <w:lang w:val="nl-NL"/>
+        </w:rPr>
+        <w:t xml:space="preserve">Blokkerige wereld opgebouwd uit voxel-terrain (bijv. </w:t>
       </w:r>
       <w:r>
         <w:t>64x64x32 chunks).</w:t>
@@ -3999,21 +3753,7 @@
         <w:rPr>
           <w:lang w:val="nl-NL"/>
         </w:rPr>
-        <w:t xml:space="preserve">Alles in </w:t>
-      </w:r>
-      <w:proofErr w:type="spellStart"/>
-      <w:r>
-        <w:rPr>
-          <w:lang w:val="nl-NL"/>
-        </w:rPr>
-        <w:t>MagicaVoxel</w:t>
-      </w:r>
-      <w:proofErr w:type="spellEnd"/>
-      <w:r>
-        <w:rPr>
-          <w:lang w:val="nl-NL"/>
-        </w:rPr>
-        <w:t xml:space="preserve"> stijl – gebouwen, rotsen, bomen.</w:t>
+        <w:t>Alles in MagicaVoxel stijl – gebouwen, rotsen, bomen.</w:t>
       </w:r>
     </w:p>
     <w:p>
@@ -4188,16 +3928,8 @@
         <w:rPr>
           <w:lang w:val="nl-NL"/>
         </w:rPr>
-        <w:t xml:space="preserve"> </w:t>
-      </w:r>
-      <w:proofErr w:type="spellStart"/>
-      <w:r>
-        <w:rPr>
-          <w:lang w:val="nl-NL"/>
-        </w:rPr>
-        <w:t>Miska</w:t>
-      </w:r>
-      <w:proofErr w:type="spellEnd"/>
+        <w:t xml:space="preserve"> Miska</w:t>
+      </w:r>
     </w:p>
     <w:p>
       <w:pPr>
@@ -4220,21 +3952,7 @@
         <w:rPr>
           <w:lang w:val="nl-NL"/>
         </w:rPr>
-        <w:t xml:space="preserve">berk, </w:t>
-      </w:r>
-      <w:proofErr w:type="spellStart"/>
-      <w:r>
-        <w:rPr>
-          <w:lang w:val="nl-NL"/>
-        </w:rPr>
-        <w:t>denneboom</w:t>
-      </w:r>
-      <w:proofErr w:type="spellEnd"/>
-      <w:r>
-        <w:rPr>
-          <w:lang w:val="nl-NL"/>
-        </w:rPr>
-        <w:t>, appelboom)</w:t>
+        <w:t>berk, denneboom, appelboom)</w:t>
       </w:r>
     </w:p>
     <w:p>
@@ -4249,13 +3967,8 @@
         </w:rPr>
       </w:pPr>
       <w:r>
-        <w:t xml:space="preserve">Park </w:t>
-      </w:r>
-      <w:proofErr w:type="spellStart"/>
-      <w:r>
-        <w:t>bankje</w:t>
-      </w:r>
-      <w:proofErr w:type="spellEnd"/>
+        <w:t>Park bankje</w:t>
+      </w:r>
       <w:r>
         <w:t xml:space="preserve"> </w:t>
       </w:r>
@@ -4275,13 +3988,8 @@
         </w:numPr>
       </w:pPr>
       <w:r>
-        <w:t xml:space="preserve">Anti-tank </w:t>
-      </w:r>
-      <w:proofErr w:type="spellStart"/>
-      <w:r>
-        <w:t>obstakel</w:t>
-      </w:r>
-      <w:proofErr w:type="spellEnd"/>
+        <w:t>Anti-tank obstakel</w:t>
+      </w:r>
       <w:r>
         <w:t xml:space="preserve"> </w:t>
       </w:r>
@@ -4306,39 +4014,17 @@
           <w:lang w:val="nl-NL"/>
         </w:rPr>
       </w:pPr>
-      <w:proofErr w:type="spellStart"/>
-      <w:r>
-        <w:rPr>
-          <w:lang w:val="nl-NL"/>
-        </w:rPr>
-        <w:t>Ammo</w:t>
-      </w:r>
-      <w:proofErr w:type="spellEnd"/>
-      <w:r>
-        <w:rPr>
-          <w:lang w:val="nl-NL"/>
-        </w:rPr>
-        <w:t xml:space="preserve"> pack &amp; </w:t>
-      </w:r>
-      <w:proofErr w:type="spellStart"/>
-      <w:r>
-        <w:rPr>
-          <w:lang w:val="nl-NL"/>
-        </w:rPr>
-        <w:t>Bullet</w:t>
-      </w:r>
-      <w:r>
-        <w:rPr>
-          <w:lang w:val="nl-NL"/>
-        </w:rPr>
-        <w:t>s</w:t>
-      </w:r>
-      <w:proofErr w:type="spellEnd"/>
-      <w:r>
-        <w:rPr>
-          <w:lang w:val="nl-NL"/>
-        </w:rPr>
-        <w:t xml:space="preserve"> (3 verschillende groottes en vormen)</w:t>
+      <w:r>
+        <w:rPr>
+          <w:lang w:val="nl-NL"/>
+        </w:rPr>
+        <w:t>Ammo pack &amp; Bullet</w:t>
+      </w:r>
+      <w:r>
+        <w:rPr>
+          <w:lang w:val="nl-NL"/>
+        </w:rPr>
+        <w:t>s (3 verschillende groottes en vormen)</w:t>
       </w:r>
       <w:r>
         <w:rPr>
@@ -4356,16 +4042,8 @@
         <w:rPr>
           <w:lang w:val="nl-NL"/>
         </w:rPr>
-        <w:t xml:space="preserve"> </w:t>
-      </w:r>
-      <w:proofErr w:type="spellStart"/>
-      <w:r>
-        <w:rPr>
-          <w:lang w:val="nl-NL"/>
-        </w:rPr>
-        <w:t>Mika</w:t>
-      </w:r>
-      <w:proofErr w:type="spellEnd"/>
+        <w:t xml:space="preserve"> Mika</w:t>
+      </w:r>
     </w:p>
     <w:p>
       <w:pPr>
@@ -4546,19 +4224,11 @@
           <w:lang w:val="nl-NL"/>
         </w:rPr>
       </w:pPr>
-      <w:proofErr w:type="spellStart"/>
-      <w:r>
-        <w:rPr>
-          <w:lang w:val="nl-NL"/>
-        </w:rPr>
-        <w:t>Powerups</w:t>
-      </w:r>
-      <w:proofErr w:type="spellEnd"/>
-      <w:r>
-        <w:rPr>
-          <w:lang w:val="nl-NL"/>
-        </w:rPr>
-        <w:t xml:space="preserve"> </w:t>
+      <w:r>
+        <w:rPr>
+          <w:lang w:val="nl-NL"/>
+        </w:rPr>
+        <w:t xml:space="preserve">Powerups </w:t>
       </w:r>
     </w:p>
     <w:p>
@@ -4572,14 +4242,12 @@
           <w:lang w:val="nl-NL"/>
         </w:rPr>
       </w:pPr>
-      <w:proofErr w:type="spellStart"/>
       <w:r>
         <w:rPr>
           <w:lang w:val="nl-NL"/>
         </w:rPr>
         <w:t>Barriere</w:t>
       </w:r>
-      <w:proofErr w:type="spellEnd"/>
       <w:r>
         <w:rPr>
           <w:lang w:val="nl-NL"/>
@@ -5014,13 +4682,8 @@
         <w:pStyle w:val="Heading2"/>
       </w:pPr>
       <w:bookmarkStart w:id="10" w:name="_Toc231933167"/>
-      <w:proofErr w:type="spellStart"/>
-      <w:r>
-        <w:t>Effecten</w:t>
-      </w:r>
-      <w:proofErr w:type="spellEnd"/>
-      <w:r>
-        <w:t xml:space="preserve"> (FX)</w:t>
+      <w:r>
+        <w:t>Effecten (FX)</w:t>
       </w:r>
       <w:bookmarkEnd w:id="10"/>
     </w:p>
@@ -5029,12 +4692,10 @@
         <w:pStyle w:val="Heading3"/>
       </w:pPr>
       <w:bookmarkStart w:id="11" w:name="_Toc231933168"/>
-      <w:proofErr w:type="spellStart"/>
       <w:r>
         <w:t>Explosies</w:t>
       </w:r>
       <w:bookmarkEnd w:id="11"/>
-      <w:proofErr w:type="spellEnd"/>
     </w:p>
     <w:p>
       <w:pPr>
@@ -5045,39 +4706,7 @@
         </w:numPr>
       </w:pPr>
       <w:r>
-        <w:t>Stylized voxel-</w:t>
-      </w:r>
-      <w:proofErr w:type="spellStart"/>
-      <w:r>
-        <w:t>explosies</w:t>
-      </w:r>
-      <w:proofErr w:type="spellEnd"/>
-      <w:r>
-        <w:t xml:space="preserve"> (</w:t>
-      </w:r>
-      <w:proofErr w:type="spellStart"/>
-      <w:r>
-        <w:t>geanimeerde</w:t>
-      </w:r>
-      <w:proofErr w:type="spellEnd"/>
-      <w:r>
-        <w:t xml:space="preserve"> sprites of </w:t>
-      </w:r>
-      <w:proofErr w:type="spellStart"/>
-      <w:r>
-        <w:t>kleine</w:t>
-      </w:r>
-      <w:proofErr w:type="spellEnd"/>
-      <w:r>
-        <w:t xml:space="preserve"> voxel-</w:t>
-      </w:r>
-      <w:proofErr w:type="spellStart"/>
-      <w:r>
-        <w:t>animatie</w:t>
-      </w:r>
-      <w:proofErr w:type="spellEnd"/>
-      <w:r>
-        <w:t>)</w:t>
+        <w:t>Stylized voxel-explosies (geanimeerde sprites of kleine voxel-animatie)</w:t>
       </w:r>
     </w:p>
     <w:p>
@@ -5129,29 +4758,8 @@
         </w:numPr>
       </w:pPr>
       <w:r>
-        <w:t xml:space="preserve">Tank barrel </w:t>
-      </w:r>
-      <w:proofErr w:type="spellStart"/>
-      <w:r>
-        <w:t>schokt</w:t>
-      </w:r>
-      <w:proofErr w:type="spellEnd"/>
-      <w:r>
-        <w:t xml:space="preserve"> </w:t>
-      </w:r>
-      <w:proofErr w:type="spellStart"/>
-      <w:r>
-        <w:t>iets</w:t>
-      </w:r>
-      <w:proofErr w:type="spellEnd"/>
-      <w:r>
-        <w:t xml:space="preserve"> </w:t>
-      </w:r>
-      <w:proofErr w:type="spellStart"/>
-      <w:r>
-        <w:t>achteruit</w:t>
-      </w:r>
-      <w:proofErr w:type="spellEnd"/>
+        <w:t>Tank barrel schokt iets achteruit</w:t>
+      </w:r>
     </w:p>
     <w:p>
       <w:pPr>
@@ -5178,49 +4786,7 @@
         <w:rPr>
           <w:lang w:val="nl-NL"/>
         </w:rPr>
-        <w:t xml:space="preserve">Grijs-witte </w:t>
-      </w:r>
-      <w:proofErr w:type="spellStart"/>
-      <w:r>
-        <w:rPr>
-          <w:lang w:val="nl-NL"/>
-        </w:rPr>
-        <w:t>puffs</w:t>
-      </w:r>
-      <w:proofErr w:type="spellEnd"/>
-      <w:r>
-        <w:rPr>
-          <w:lang w:val="nl-NL"/>
-        </w:rPr>
-        <w:t xml:space="preserve">, </w:t>
-      </w:r>
-      <w:proofErr w:type="spellStart"/>
-      <w:r>
-        <w:rPr>
-          <w:lang w:val="nl-NL"/>
-        </w:rPr>
-        <w:t>voxel</w:t>
-      </w:r>
-      <w:proofErr w:type="spellEnd"/>
-      <w:r>
-        <w:rPr>
-          <w:lang w:val="nl-NL"/>
-        </w:rPr>
-        <w:t xml:space="preserve"> of </w:t>
-      </w:r>
-      <w:proofErr w:type="spellStart"/>
-      <w:r>
-        <w:rPr>
-          <w:lang w:val="nl-NL"/>
-        </w:rPr>
-        <w:t>sprite</w:t>
-      </w:r>
-      <w:proofErr w:type="spellEnd"/>
-      <w:r>
-        <w:rPr>
-          <w:lang w:val="nl-NL"/>
-        </w:rPr>
-        <w:t xml:space="preserve"> gebaseerd</w:t>
+        <w:t>Grijs-witte puffs, voxel of sprite gebaseerd</w:t>
       </w:r>
     </w:p>
     <w:p>
@@ -5252,21 +4818,7 @@
         <w:rPr>
           <w:rStyle w:val="Heading2Char"/>
         </w:rPr>
-        <w:t>Audio Style (</w:t>
-      </w:r>
-      <w:proofErr w:type="spellStart"/>
-      <w:r>
-        <w:rPr>
-          <w:rStyle w:val="Heading2Char"/>
-        </w:rPr>
-        <w:t>optioneel</w:t>
-      </w:r>
-      <w:proofErr w:type="spellEnd"/>
-      <w:r>
-        <w:rPr>
-          <w:rStyle w:val="Heading2Char"/>
-        </w:rPr>
-        <w:t>)</w:t>
+        <w:t>Audio Style (optioneel)</w:t>
       </w:r>
       <w:bookmarkEnd w:id="14"/>
     </w:p>
@@ -5296,37 +4848,8 @@
           <w:numId w:val="18"/>
         </w:numPr>
       </w:pPr>
-      <w:proofErr w:type="spellStart"/>
-      <w:r>
-        <w:t>Zware</w:t>
-      </w:r>
-      <w:proofErr w:type="spellEnd"/>
-      <w:r>
-        <w:t xml:space="preserve"> </w:t>
-      </w:r>
-      <w:proofErr w:type="spellStart"/>
-      <w:r>
-        <w:t>mechanische</w:t>
-      </w:r>
-      <w:proofErr w:type="spellEnd"/>
-      <w:r>
-        <w:t xml:space="preserve"> </w:t>
-      </w:r>
-      <w:proofErr w:type="spellStart"/>
-      <w:r>
-        <w:t>klanken</w:t>
-      </w:r>
-      <w:proofErr w:type="spellEnd"/>
-      <w:r>
-        <w:t xml:space="preserve"> </w:t>
-      </w:r>
-      <w:proofErr w:type="spellStart"/>
-      <w:r>
-        <w:t>voor</w:t>
-      </w:r>
-      <w:proofErr w:type="spellEnd"/>
-      <w:r>
-        <w:t xml:space="preserve"> tanks</w:t>
+      <w:r>
+        <w:t>Zware mechanische klanken voor tanks</w:t>
       </w:r>
     </w:p>
     <w:p>
@@ -5338,21 +4861,8 @@
         </w:numPr>
       </w:pPr>
       <w:r>
-        <w:t>Cartoon-</w:t>
-      </w:r>
-      <w:proofErr w:type="spellStart"/>
-      <w:r>
-        <w:t>achtige</w:t>
-      </w:r>
-      <w:proofErr w:type="spellEnd"/>
-      <w:r>
-        <w:t xml:space="preserve"> </w:t>
-      </w:r>
-      <w:proofErr w:type="spellStart"/>
-      <w:r>
-        <w:t>ontploffingseffecten</w:t>
-      </w:r>
-      <w:proofErr w:type="spellEnd"/>
+        <w:t>Cartoon-achtige ontploffingseffecten</w:t>
+      </w:r>
     </w:p>
     <w:p>
       <w:pPr>
@@ -5380,9 +4890,6 @@
     </w:p>
     <w:p>
       <w:r>
-        <w:rPr>
-          <w:lang w:val="nl-NL"/>
-        </w:rPr>
         <w:t>Asset: Anti-tank obstakel</w:t>
       </w:r>
       <w:r>
@@ -5407,6 +4914,9 @@
     </w:p>
     <w:p>
       <w:r>
+        <w:rPr>
+          <w:noProof/>
+        </w:rPr>
         <w:drawing>
           <wp:inline distT="0" distB="0" distL="0" distR="0" wp14:anchorId="3E6EBEBC" wp14:editId="4FD90B3A">
             <wp:extent cx="2819400" cy="2324100"/>
@@ -5483,21 +4993,7 @@
         <w:rPr>
           <w:lang w:val="nl-NL"/>
         </w:rPr>
-        <w:t>Kleurenpalet (</w:t>
-      </w:r>
-      <w:proofErr w:type="spellStart"/>
-      <w:r>
-        <w:rPr>
-          <w:lang w:val="nl-NL"/>
-        </w:rPr>
-        <w:t>hex</w:t>
-      </w:r>
-      <w:proofErr w:type="spellEnd"/>
-      <w:r>
-        <w:rPr>
-          <w:lang w:val="nl-NL"/>
-        </w:rPr>
-        <w:t xml:space="preserve"> nummers): 4A4A4A </w:t>
+        <w:t>Kleurenpalet (hex nummers): 4A4A4A </w:t>
       </w:r>
     </w:p>
     <w:p>
@@ -5623,21 +5119,7 @@
         <w:rPr>
           <w:lang w:val="nl-NL"/>
         </w:rPr>
-        <w:t>Kleurenpalet (</w:t>
-      </w:r>
-      <w:proofErr w:type="spellStart"/>
-      <w:r>
-        <w:rPr>
-          <w:lang w:val="nl-NL"/>
-        </w:rPr>
-        <w:t>hex</w:t>
-      </w:r>
-      <w:proofErr w:type="spellEnd"/>
-      <w:r>
-        <w:rPr>
-          <w:lang w:val="nl-NL"/>
-        </w:rPr>
-        <w:t xml:space="preserve"> nummers):</w:t>
+        <w:t>Kleurenpalet (hex nummers):</w:t>
       </w:r>
     </w:p>
     <w:p>
@@ -5705,20 +5187,12 @@
         </w:rPr>
       </w:pPr>
       <w:bookmarkStart w:id="17" w:name="_Toc231933174"/>
-      <w:proofErr w:type="spellStart"/>
       <w:r>
         <w:rPr>
           <w:lang w:val="nl-NL"/>
         </w:rPr>
         <w:lastRenderedPageBreak/>
-        <w:t>Miska</w:t>
-      </w:r>
-      <w:proofErr w:type="spellEnd"/>
-      <w:r>
-        <w:rPr>
-          <w:lang w:val="nl-NL"/>
-        </w:rPr>
-        <w:t xml:space="preserve"> van den Brink</w:t>
+        <w:t>Miska van den Brink</w:t>
       </w:r>
       <w:bookmarkEnd w:id="17"/>
     </w:p>
@@ -5763,6 +5237,7 @@
       </w:pPr>
       <w:r>
         <w:rPr>
+          <w:noProof/>
           <w:lang w:val="nl-NL"/>
         </w:rPr>
         <w:drawing>
@@ -5825,21 +5300,7 @@
         <w:rPr>
           <w:lang w:val="nl-NL"/>
         </w:rPr>
-        <w:t>Kleurenpalet (</w:t>
-      </w:r>
-      <w:proofErr w:type="spellStart"/>
-      <w:r>
-        <w:rPr>
-          <w:lang w:val="nl-NL"/>
-        </w:rPr>
-        <w:t>hex</w:t>
-      </w:r>
-      <w:proofErr w:type="spellEnd"/>
-      <w:r>
-        <w:rPr>
-          <w:lang w:val="nl-NL"/>
-        </w:rPr>
-        <w:t xml:space="preserve"> nummers):</w:t>
+        <w:t>Kleurenpalet (hex nummers):</w:t>
       </w:r>
     </w:p>
     <w:p>
@@ -5908,9 +5369,15 @@
     <w:p>
       <w:pPr>
         <w:pStyle w:val="Heading2"/>
+        <w:rPr>
+          <w:lang w:val="nl-NL"/>
+        </w:rPr>
       </w:pPr>
       <w:bookmarkStart w:id="18" w:name="_Toc231933175"/>
       <w:r>
+        <w:rPr>
+          <w:lang w:val="nl-NL"/>
+        </w:rPr>
         <w:lastRenderedPageBreak/>
         <w:t>Thomas Dijkstra</w:t>
       </w:r>
@@ -5979,21 +5446,7 @@
         <w:rPr>
           <w:lang w:val="nl-NL"/>
         </w:rPr>
-        <w:t>Kleurenpalet (</w:t>
-      </w:r>
-      <w:proofErr w:type="spellStart"/>
-      <w:r>
-        <w:rPr>
-          <w:lang w:val="nl-NL"/>
-        </w:rPr>
-        <w:t>hex</w:t>
-      </w:r>
-      <w:proofErr w:type="spellEnd"/>
-      <w:r>
-        <w:rPr>
-          <w:lang w:val="nl-NL"/>
-        </w:rPr>
-        <w:t xml:space="preserve"> nummers):</w:t>
+        <w:t>Kleurenpalet (hex nummers):</w:t>
       </w:r>
     </w:p>
     <w:p>
@@ -6063,15 +5516,7 @@
       </w:pPr>
     </w:p>
     <w:p>
-      <w:pPr>
-        <w:rPr>
-          <w:lang w:val="nl-NL"/>
-        </w:rPr>
-      </w:pPr>
-      <w:r>
-        <w:rPr>
-          <w:lang w:val="nl-NL"/>
-        </w:rPr>
+      <w:r>
         <w:t>Feedback klasgenoot:</w:t>
       </w:r>
     </w:p>
@@ -6082,13 +5527,9 @@
           <w:color w:val="0F4761" w:themeColor="accent1" w:themeShade="BF"/>
           <w:sz w:val="32"/>
           <w:szCs w:val="32"/>
-          <w:lang w:val="nl-NL"/>
-        </w:rPr>
-      </w:pPr>
-      <w:r>
-        <w:rPr>
-          <w:lang w:val="nl-NL"/>
-        </w:rPr>
+        </w:rPr>
+      </w:pPr>
+      <w:r>
         <w:br w:type="page"/>
       </w:r>
     </w:p>
@@ -6099,35 +5540,16 @@
       <w:bookmarkStart w:id="19" w:name="_Toc231933176"/>
       <w:r>
         <w:lastRenderedPageBreak/>
-        <w:t xml:space="preserve">Myrthe </w:t>
-      </w:r>
-      <w:proofErr w:type="spellStart"/>
-      <w:r>
-        <w:t>Dissevelt</w:t>
+        <w:t>Myrthe Dissevelt</w:t>
       </w:r>
       <w:bookmarkEnd w:id="19"/>
-      <w:proofErr w:type="spellEnd"/>
-    </w:p>
-    <w:p>
-      <w:pPr>
-        <w:rPr>
-          <w:lang w:val="nl-NL"/>
-        </w:rPr>
-      </w:pPr>
-      <w:r>
-        <w:rPr>
-          <w:lang w:val="nl-NL"/>
-        </w:rPr>
+    </w:p>
+    <w:p>
+      <w:r>
         <w:t>Asset:</w:t>
       </w:r>
     </w:p>
-    <w:p>
-      <w:pPr>
-        <w:rPr>
-          <w:lang w:val="nl-NL"/>
-        </w:rPr>
-      </w:pPr>
-    </w:p>
+    <w:p/>
     <w:p>
       <w:pPr>
         <w:rPr>
@@ -6158,21 +5580,7 @@
         <w:rPr>
           <w:lang w:val="nl-NL"/>
         </w:rPr>
-        <w:t>Kleurenpalet (</w:t>
-      </w:r>
-      <w:proofErr w:type="spellStart"/>
-      <w:r>
-        <w:rPr>
-          <w:lang w:val="nl-NL"/>
-        </w:rPr>
-        <w:t>hex</w:t>
-      </w:r>
-      <w:proofErr w:type="spellEnd"/>
-      <w:r>
-        <w:rPr>
-          <w:lang w:val="nl-NL"/>
-        </w:rPr>
-        <w:t xml:space="preserve"> nummers):</w:t>
+        <w:t>Kleurenpalet (hex nummers):</w:t>
       </w:r>
     </w:p>
     <w:p>
@@ -6235,9 +5643,15 @@
     <w:p>
       <w:pPr>
         <w:pStyle w:val="Heading2"/>
+        <w:rPr>
+          <w:lang w:val="nl-NL"/>
+        </w:rPr>
       </w:pPr>
       <w:bookmarkStart w:id="20" w:name="_Toc231933177"/>
       <w:r>
+        <w:rPr>
+          <w:lang w:val="nl-NL"/>
+        </w:rPr>
         <w:lastRenderedPageBreak/>
         <w:t>Joeri van Drunen</w:t>
       </w:r>
@@ -6257,7 +5671,15 @@
       </w:r>
     </w:p>
     <w:p>
-      <w:r>
+      <w:pPr>
+        <w:rPr>
+          <w:lang w:val="nl-NL"/>
+        </w:rPr>
+      </w:pPr>
+      <w:r>
+        <w:rPr>
+          <w:lang w:val="nl-NL"/>
+        </w:rPr>
         <w:t>Barriere</w:t>
       </w:r>
     </w:p>
@@ -6282,6 +5704,7 @@
       </w:pPr>
       <w:r>
         <w:rPr>
+          <w:noProof/>
           <w:lang w:val="nl-NL"/>
         </w:rPr>
         <w:drawing>
@@ -6333,46 +5756,24 @@
           </wp:inline>
         </w:drawing>
       </w:r>
-      <w:proofErr w:type="spellStart"/>
-      <w:r>
-        <w:rPr>
-          <w:lang w:val="nl-NL"/>
-        </w:rPr>
-        <w:t>betonne</w:t>
-      </w:r>
-      <w:proofErr w:type="spellEnd"/>
-      <w:r>
-        <w:rPr>
-          <w:lang w:val="nl-NL"/>
-        </w:rPr>
-        <w:t xml:space="preserve"> barrière met de kleur geel zwart</w:t>
-      </w:r>
-    </w:p>
-    <w:p>
-      <w:pPr>
-        <w:rPr>
-          <w:lang w:val="nl-NL"/>
-        </w:rPr>
-      </w:pPr>
-      <w:r>
-        <w:rPr>
-          <w:lang w:val="nl-NL"/>
-        </w:rPr>
-        <w:t>Kleurenpalet (</w:t>
-      </w:r>
-      <w:proofErr w:type="spellStart"/>
-      <w:r>
-        <w:rPr>
-          <w:lang w:val="nl-NL"/>
-        </w:rPr>
-        <w:t>hex</w:t>
-      </w:r>
-      <w:proofErr w:type="spellEnd"/>
-      <w:r>
-        <w:rPr>
-          <w:lang w:val="nl-NL"/>
-        </w:rPr>
-        <w:t xml:space="preserve"> nummers):</w:t>
+      <w:r>
+        <w:rPr>
+          <w:lang w:val="nl-NL"/>
+        </w:rPr>
+        <w:t>betonne barrière met de kleur geel zwart</w:t>
+      </w:r>
+    </w:p>
+    <w:p>
+      <w:pPr>
+        <w:rPr>
+          <w:lang w:val="nl-NL"/>
+        </w:rPr>
+      </w:pPr>
+      <w:r>
+        <w:rPr>
+          <w:lang w:val="nl-NL"/>
+        </w:rPr>
+        <w:t>Kleurenpalet (hex nummers):</w:t>
       </w:r>
     </w:p>
     <w:p>
@@ -6454,18 +5855,19 @@
     <w:p>
       <w:pPr>
         <w:pStyle w:val="Heading2"/>
+        <w:rPr>
+          <w:lang w:val="nl-NL"/>
+        </w:rPr>
       </w:pPr>
       <w:bookmarkStart w:id="21" w:name="_Toc231933178"/>
       <w:r>
+        <w:rPr>
+          <w:lang w:val="nl-NL"/>
+        </w:rPr>
         <w:lastRenderedPageBreak/>
-        <w:t xml:space="preserve">Daan van der </w:t>
-      </w:r>
-      <w:proofErr w:type="spellStart"/>
-      <w:r>
-        <w:t>Greft</w:t>
+        <w:t>Daan van der Greft</w:t>
       </w:r>
       <w:bookmarkEnd w:id="21"/>
-      <w:proofErr w:type="spellEnd"/>
     </w:p>
     <w:p>
       <w:pPr>
@@ -6590,21 +5992,7 @@
         <w:rPr>
           <w:lang w:val="nl-NL"/>
         </w:rPr>
-        <w:t>Kleurenpalet (</w:t>
-      </w:r>
-      <w:proofErr w:type="spellStart"/>
-      <w:r>
-        <w:rPr>
-          <w:lang w:val="nl-NL"/>
-        </w:rPr>
-        <w:t>hex</w:t>
-      </w:r>
-      <w:proofErr w:type="spellEnd"/>
-      <w:r>
-        <w:rPr>
-          <w:lang w:val="nl-NL"/>
-        </w:rPr>
-        <w:t xml:space="preserve"> nummers):</w:t>
+        <w:t>Kleurenpalet (hex nummers):</w:t>
       </w:r>
     </w:p>
     <w:p>
@@ -6709,17 +6097,9 @@
           <w:lang w:val="nl-NL"/>
         </w:rPr>
         <w:lastRenderedPageBreak/>
-        <w:t xml:space="preserve">Tomas </w:t>
-      </w:r>
-      <w:proofErr w:type="spellStart"/>
-      <w:r>
-        <w:rPr>
-          <w:lang w:val="nl-NL"/>
-        </w:rPr>
-        <w:t>Heinst</w:t>
+        <w:t>Tomas Heinst</w:t>
       </w:r>
       <w:bookmarkEnd w:id="22"/>
-      <w:proofErr w:type="spellEnd"/>
     </w:p>
     <w:p>
       <w:pPr>
@@ -6771,21 +6151,7 @@
         <w:rPr>
           <w:lang w:val="nl-NL"/>
         </w:rPr>
-        <w:t>Kleurenpalet (</w:t>
-      </w:r>
-      <w:proofErr w:type="spellStart"/>
-      <w:r>
-        <w:rPr>
-          <w:lang w:val="nl-NL"/>
-        </w:rPr>
-        <w:t>hex</w:t>
-      </w:r>
-      <w:proofErr w:type="spellEnd"/>
-      <w:r>
-        <w:rPr>
-          <w:lang w:val="nl-NL"/>
-        </w:rPr>
-        <w:t xml:space="preserve"> nummers):</w:t>
+        <w:t>Kleurenpalet (hex nummers):</w:t>
       </w:r>
     </w:p>
     <w:p>
@@ -6912,21 +6278,7 @@
         <w:rPr>
           <w:lang w:val="nl-NL"/>
         </w:rPr>
-        <w:t>Kleurenpalet (</w:t>
-      </w:r>
-      <w:proofErr w:type="spellStart"/>
-      <w:r>
-        <w:rPr>
-          <w:lang w:val="nl-NL"/>
-        </w:rPr>
-        <w:t>hex</w:t>
-      </w:r>
-      <w:proofErr w:type="spellEnd"/>
-      <w:r>
-        <w:rPr>
-          <w:lang w:val="nl-NL"/>
-        </w:rPr>
-        <w:t xml:space="preserve"> nummers):</w:t>
+        <w:t>Kleurenpalet (hex nummers):</w:t>
       </w:r>
     </w:p>
     <w:p>
@@ -7053,21 +6405,7 @@
         <w:rPr>
           <w:lang w:val="nl-NL"/>
         </w:rPr>
-        <w:t>Kleurenpalet (</w:t>
-      </w:r>
-      <w:proofErr w:type="spellStart"/>
-      <w:r>
-        <w:rPr>
-          <w:lang w:val="nl-NL"/>
-        </w:rPr>
-        <w:t>hex</w:t>
-      </w:r>
-      <w:proofErr w:type="spellEnd"/>
-      <w:r>
-        <w:rPr>
-          <w:lang w:val="nl-NL"/>
-        </w:rPr>
-        <w:t xml:space="preserve"> nummers):</w:t>
+        <w:t>Kleurenpalet (hex nummers):</w:t>
       </w:r>
     </w:p>
     <w:p>
@@ -7191,12 +6529,13 @@
       </w:pPr>
       <w:r>
         <w:rPr>
+          <w:noProof/>
           <w:lang w:val="nl-NL"/>
         </w:rPr>
         <w:drawing>
-          <wp:inline distT="0" distB="0" distL="0" distR="0" wp14:anchorId="3081B476" wp14:editId="669AFA06">
-            <wp:extent cx="4152900" cy="3028950"/>
-            <wp:effectExtent l="0" t="0" r="0" b="0"/>
+          <wp:inline distT="0" distB="0" distL="0" distR="0" wp14:anchorId="3081B476" wp14:editId="655FD50B">
+            <wp:extent cx="2396881" cy="1165658"/>
+            <wp:effectExtent l="0" t="0" r="3810" b="0"/>
             <wp:docPr id="1090613317" name="Picture 21"/>
             <wp:cNvGraphicFramePr>
               <a:graphicFrameLocks xmlns:a="http://schemas.openxmlformats.org/drawingml/2006/main" noChangeAspect="1"/>
@@ -7210,7 +6549,7 @@
                       <a:picLocks noChangeAspect="1" noChangeArrowheads="1"/>
                     </pic:cNvPicPr>
                   </pic:nvPicPr>
-                  <pic:blipFill>
+                  <pic:blipFill rotWithShape="1">
                     <a:blip r:embed="rId15" cstate="print">
                       <a:extLst>
                         <a:ext uri="{28A0092B-C50C-407E-A947-70E740481C1C}">
@@ -7218,7 +6557,7 @@
                         </a:ext>
                       </a:extLst>
                     </a:blip>
-                    <a:srcRect/>
+                    <a:srcRect l="10028" r="32217" b="61490"/>
                     <a:stretch>
                       <a:fillRect/>
                     </a:stretch>
@@ -7226,7 +6565,7 @@
                   <pic:spPr bwMode="auto">
                     <a:xfrm>
                       <a:off x="0" y="0"/>
-                      <a:ext cx="4152900" cy="3028950"/>
+                      <a:ext cx="2398504" cy="1166447"/>
                     </a:xfrm>
                     <a:prstGeom prst="rect">
                       <a:avLst/>
@@ -7235,6 +6574,11 @@
                     <a:ln>
                       <a:noFill/>
                     </a:ln>
+                    <a:extLst>
+                      <a:ext uri="{53640926-AAD7-44D8-BBD7-CCE9431645EC}">
+                        <a14:shadowObscured xmlns:a14="http://schemas.microsoft.com/office/drawing/2010/main"/>
+                      </a:ext>
+                    </a:extLst>
                   </pic:spPr>
                 </pic:pic>
               </a:graphicData>
@@ -7246,114 +6590,67 @@
     <w:p>
       <w:pPr>
         <w:rPr>
+          <w:lang w:val="nl-NL"/>
+        </w:rPr>
+      </w:pPr>
+      <w:r>
+        <w:rPr>
+          <w:lang w:val="nl-NL"/>
+        </w:rPr>
+        <w:t>Ik wil voor een simpel uitziend huis gaan die natuurlijk door de helft is ingestort.</w:t>
+      </w:r>
+    </w:p>
+    <w:p>
+      <w:pPr>
+        <w:rPr>
           <w:lang w:val="fr-FR"/>
         </w:rPr>
       </w:pPr>
-      <w:proofErr w:type="spellStart"/>
       <w:r>
         <w:rPr>
           <w:lang w:val="fr-FR"/>
         </w:rPr>
-        <w:t>Kleurenpalet</w:t>
-      </w:r>
-      <w:proofErr w:type="spellEnd"/>
-      <w:r>
+        <w:t>Kleurenpalet (hex nummers):</w:t>
+      </w:r>
+    </w:p>
+    <w:p>
+      <w:pPr>
         <w:rPr>
           <w:lang w:val="fr-FR"/>
         </w:rPr>
-        <w:t xml:space="preserve"> (</w:t>
-      </w:r>
-      <w:proofErr w:type="spellStart"/>
+      </w:pPr>
       <w:r>
         <w:rPr>
           <w:lang w:val="fr-FR"/>
         </w:rPr>
-        <w:t>hex</w:t>
-      </w:r>
-      <w:proofErr w:type="spellEnd"/>
-      <w:r>
+        <w:t>AC8655 - Primair</w:t>
+      </w:r>
+    </w:p>
+    <w:p>
+      <w:pPr>
         <w:rPr>
           <w:lang w:val="fr-FR"/>
         </w:rPr>
-        <w:t xml:space="preserve"> </w:t>
-      </w:r>
-      <w:proofErr w:type="spellStart"/>
+      </w:pPr>
       <w:r>
         <w:rPr>
           <w:lang w:val="fr-FR"/>
         </w:rPr>
-        <w:t>nummers</w:t>
-      </w:r>
-      <w:proofErr w:type="spellEnd"/>
-      <w:r>
-        <w:rPr>
-          <w:lang w:val="fr-FR"/>
-        </w:rPr>
-        <w:t>):</w:t>
-      </w:r>
-    </w:p>
-    <w:p>
-      <w:pPr>
-        <w:rPr>
-          <w:lang w:val="fr-FR"/>
-        </w:rPr>
-      </w:pPr>
-      <w:r>
-        <w:rPr>
-          <w:lang w:val="fr-FR"/>
-        </w:rPr>
-        <w:t xml:space="preserve">AC8655 - </w:t>
-      </w:r>
-      <w:proofErr w:type="spellStart"/>
-      <w:r>
-        <w:rPr>
-          <w:lang w:val="fr-FR"/>
-        </w:rPr>
-        <w:t>Primair</w:t>
-      </w:r>
-      <w:proofErr w:type="spellEnd"/>
-    </w:p>
-    <w:p>
-      <w:pPr>
-        <w:rPr>
-          <w:lang w:val="fr-FR"/>
-        </w:rPr>
-      </w:pPr>
-      <w:r>
-        <w:rPr>
-          <w:lang w:val="fr-FR"/>
-        </w:rPr>
-        <w:t xml:space="preserve">4A4A4A - </w:t>
-      </w:r>
-      <w:proofErr w:type="spellStart"/>
-      <w:r>
-        <w:rPr>
-          <w:lang w:val="fr-FR"/>
-        </w:rPr>
-        <w:t>Secundair</w:t>
-      </w:r>
-      <w:proofErr w:type="spellEnd"/>
-    </w:p>
-    <w:p>
-      <w:pPr>
-        <w:rPr>
-          <w:lang w:val="nl-NL"/>
-        </w:rPr>
-      </w:pPr>
-      <w:r>
-        <w:rPr>
-          <w:lang w:val="nl-NL"/>
-        </w:rPr>
-        <w:t xml:space="preserve">F8E71C - </w:t>
-      </w:r>
-      <w:proofErr w:type="spellStart"/>
-      <w:r>
-        <w:rPr>
-          <w:lang w:val="nl-NL"/>
-        </w:rPr>
-        <w:t>Tetriair</w:t>
-      </w:r>
-      <w:proofErr w:type="spellEnd"/>
+        <w:t>4A4A4A - Secundair</w:t>
+      </w:r>
+    </w:p>
+    <w:p>
+      <w:pPr>
+        <w:rPr>
+          <w:lang w:val="nl-NL"/>
+        </w:rPr>
+      </w:pPr>
+      <w:r>
+        <w:rPr>
+          <w:lang w:val="nl-NL"/>
+        </w:rPr>
+        <w:t>F8E71C - Tetriair</w:t>
+      </w:r>
     </w:p>
     <w:p>
       <w:pPr>
@@ -7374,6 +6671,59 @@
           <w:lang w:val="nl-NL"/>
         </w:rPr>
       </w:pPr>
+      <w:r>
+        <w:rPr>
+          <w:lang w:val="nl-NL"/>
+        </w:rPr>
+        <w:drawing>
+          <wp:inline distT="0" distB="0" distL="0" distR="0" wp14:anchorId="7DCDDBE2" wp14:editId="4462A7E5">
+            <wp:extent cx="2476770" cy="2327031"/>
+            <wp:effectExtent l="0" t="0" r="0" b="0"/>
+            <wp:docPr id="1647277349" name="Picture 1"/>
+            <wp:cNvGraphicFramePr>
+              <a:graphicFrameLocks xmlns:a="http://schemas.openxmlformats.org/drawingml/2006/main" noChangeAspect="1"/>
+            </wp:cNvGraphicFramePr>
+            <a:graphic xmlns:a="http://schemas.openxmlformats.org/drawingml/2006/main">
+              <a:graphicData uri="http://schemas.openxmlformats.org/drawingml/2006/picture">
+                <pic:pic xmlns:pic="http://schemas.openxmlformats.org/drawingml/2006/picture">
+                  <pic:nvPicPr>
+                    <pic:cNvPr id="1647277349" name=""/>
+                    <pic:cNvPicPr/>
+                  </pic:nvPicPr>
+                  <pic:blipFill>
+                    <a:blip r:embed="rId16"/>
+                    <a:stretch>
+                      <a:fillRect/>
+                    </a:stretch>
+                  </pic:blipFill>
+                  <pic:spPr>
+                    <a:xfrm>
+                      <a:off x="0" y="0"/>
+                      <a:ext cx="2486466" cy="2336141"/>
+                    </a:xfrm>
+                    <a:prstGeom prst="rect">
+                      <a:avLst/>
+                    </a:prstGeom>
+                  </pic:spPr>
+                </pic:pic>
+              </a:graphicData>
+            </a:graphic>
+          </wp:inline>
+        </w:drawing>
+      </w:r>
+    </w:p>
+    <w:p>
+      <w:pPr>
+        <w:rPr>
+          <w:lang w:val="nl-NL"/>
+        </w:rPr>
+      </w:pPr>
+      <w:r>
+        <w:rPr>
+          <w:lang w:val="nl-NL"/>
+        </w:rPr>
+        <w:t>Dit is het halve huis. De gaten zijn gecreëerd door tankmunitie en het huis is ook daardoor ingestort. Vandaar het puin naast het huis!</w:t>
+      </w:r>
     </w:p>
     <w:p>
       <w:pPr>
@@ -7418,17 +6768,9 @@
           <w:lang w:val="nl-NL"/>
         </w:rPr>
         <w:lastRenderedPageBreak/>
-        <w:t xml:space="preserve">Sam </w:t>
-      </w:r>
-      <w:proofErr w:type="spellStart"/>
-      <w:r>
-        <w:rPr>
-          <w:lang w:val="nl-NL"/>
-        </w:rPr>
-        <w:t>Mujanović</w:t>
+        <w:t>Sam Mujanović</w:t>
       </w:r>
       <w:bookmarkEnd w:id="26"/>
-      <w:proofErr w:type="spellEnd"/>
     </w:p>
     <w:p>
       <w:pPr>
@@ -7470,6 +6812,9 @@
         </w:rPr>
       </w:pPr>
       <w:r>
+        <w:rPr>
+          <w:noProof/>
+        </w:rPr>
         <w:drawing>
           <wp:inline distT="0" distB="0" distL="0" distR="0" wp14:anchorId="0DC861F7" wp14:editId="72EFAE1B">
             <wp:extent cx="5943600" cy="4305300"/>
@@ -7488,7 +6833,7 @@
                     </pic:cNvPicPr>
                   </pic:nvPicPr>
                   <pic:blipFill>
-                    <a:blip r:embed="rId16">
+                    <a:blip r:embed="rId17">
                       <a:extLst>
                         <a:ext uri="{28A0092B-C50C-407E-A947-70E740481C1C}">
                           <a14:useLocalDpi xmlns:a14="http://schemas.microsoft.com/office/drawing/2010/main" val="0"/>
@@ -7544,23 +6889,12 @@
           <w:lang w:val="nl-NL"/>
         </w:rPr>
         <w:lastRenderedPageBreak/>
-        <w:t>Kleurenpalet (</w:t>
-      </w:r>
-      <w:proofErr w:type="spellStart"/>
-      <w:r>
-        <w:rPr>
-          <w:lang w:val="nl-NL"/>
-        </w:rPr>
-        <w:t>hex</w:t>
-      </w:r>
-      <w:proofErr w:type="spellEnd"/>
-      <w:r>
-        <w:rPr>
-          <w:lang w:val="nl-NL"/>
-        </w:rPr>
-        <w:t xml:space="preserve"> nummers):</w:t>
-      </w:r>
-      <w:r>
+        <w:t>Kleurenpalet (hex nummers):</w:t>
+      </w:r>
+      <w:r>
+        <w:rPr>
+          <w:noProof/>
+        </w:rPr>
         <w:drawing>
           <wp:inline distT="0" distB="0" distL="0" distR="0" wp14:anchorId="5B62FDB9" wp14:editId="7B3B986F">
             <wp:extent cx="4089400" cy="3581400"/>
@@ -7579,7 +6913,7 @@
                     </pic:cNvPicPr>
                   </pic:nvPicPr>
                   <pic:blipFill>
-                    <a:blip r:embed="rId17">
+                    <a:blip r:embed="rId18">
                       <a:extLst>
                         <a:ext uri="{28A0092B-C50C-407E-A947-70E740481C1C}">
                           <a14:useLocalDpi xmlns:a14="http://schemas.microsoft.com/office/drawing/2010/main" val="0"/>
@@ -7676,20 +7010,12 @@
         </w:rPr>
       </w:pPr>
       <w:bookmarkStart w:id="27" w:name="_Toc231933184"/>
-      <w:proofErr w:type="spellStart"/>
       <w:r>
         <w:rPr>
           <w:lang w:val="nl-NL"/>
         </w:rPr>
         <w:lastRenderedPageBreak/>
-        <w:t>Mika</w:t>
-      </w:r>
-      <w:proofErr w:type="spellEnd"/>
-      <w:r>
-        <w:rPr>
-          <w:lang w:val="nl-NL"/>
-        </w:rPr>
-        <w:t xml:space="preserve"> Oostveen</w:t>
+        <w:t>Mika Oostveen</w:t>
       </w:r>
       <w:bookmarkEnd w:id="27"/>
     </w:p>
@@ -7703,35 +7029,7 @@
         <w:rPr>
           <w:lang w:val="nl-NL"/>
         </w:rPr>
-        <w:t xml:space="preserve">Asset: </w:t>
-      </w:r>
-      <w:proofErr w:type="spellStart"/>
-      <w:r>
-        <w:rPr>
-          <w:lang w:val="nl-NL"/>
-        </w:rPr>
-        <w:t>Bullets</w:t>
-      </w:r>
-      <w:proofErr w:type="spellEnd"/>
-      <w:r>
-        <w:rPr>
-          <w:lang w:val="nl-NL"/>
-        </w:rPr>
-        <w:t xml:space="preserve"> en </w:t>
-      </w:r>
-      <w:proofErr w:type="spellStart"/>
-      <w:r>
-        <w:rPr>
-          <w:lang w:val="nl-NL"/>
-        </w:rPr>
-        <w:t>bullet</w:t>
-      </w:r>
-      <w:proofErr w:type="spellEnd"/>
-      <w:r>
-        <w:rPr>
-          <w:lang w:val="nl-NL"/>
-        </w:rPr>
-        <w:t xml:space="preserve"> packs</w:t>
+        <w:t>Asset: Bullets en bullet packs</w:t>
       </w:r>
     </w:p>
     <w:p>
@@ -7761,6 +7059,9 @@
         </w:rPr>
       </w:pPr>
       <w:r>
+        <w:rPr>
+          <w:noProof/>
+        </w:rPr>
         <w:drawing>
           <wp:inline distT="0" distB="0" distL="0" distR="0" wp14:anchorId="05598944" wp14:editId="5A16DEF9">
             <wp:extent cx="3841750" cy="2159000"/>
@@ -7779,7 +7080,7 @@
                     </pic:cNvPicPr>
                   </pic:nvPicPr>
                   <pic:blipFill>
-                    <a:blip r:embed="rId18" cstate="print">
+                    <a:blip r:embed="rId19" cstate="print">
                       <a:extLst>
                         <a:ext uri="{28A0092B-C50C-407E-A947-70E740481C1C}">
                           <a14:useLocalDpi xmlns:a14="http://schemas.microsoft.com/office/drawing/2010/main" val="0"/>
@@ -7821,90 +7122,20 @@
         <w:rPr>
           <w:lang w:val="nl-NL"/>
         </w:rPr>
-        <w:t xml:space="preserve">Ik heb hiervoor gekozen omdat het </w:t>
-      </w:r>
-      <w:proofErr w:type="spellStart"/>
-      <w:r>
-        <w:rPr>
-          <w:lang w:val="nl-NL"/>
-        </w:rPr>
-        <w:t>opzich</w:t>
-      </w:r>
-      <w:proofErr w:type="spellEnd"/>
-      <w:r>
-        <w:rPr>
-          <w:lang w:val="nl-NL"/>
-        </w:rPr>
-        <w:t xml:space="preserve"> wel mooi eruit zit (negeer de face op de </w:t>
-      </w:r>
-      <w:proofErr w:type="spellStart"/>
-      <w:r>
-        <w:rPr>
-          <w:lang w:val="nl-NL"/>
-        </w:rPr>
-        <w:t>bullet</w:t>
-      </w:r>
-      <w:proofErr w:type="spellEnd"/>
-      <w:r>
-        <w:rPr>
-          <w:lang w:val="nl-NL"/>
-        </w:rPr>
-        <w:t xml:space="preserve"> ik bedoel de </w:t>
-      </w:r>
-      <w:proofErr w:type="spellStart"/>
-      <w:r>
-        <w:rPr>
-          <w:lang w:val="nl-NL"/>
-        </w:rPr>
-        <w:t>shape</w:t>
-      </w:r>
-      <w:proofErr w:type="spellEnd"/>
-      <w:r>
-        <w:rPr>
-          <w:lang w:val="nl-NL"/>
-        </w:rPr>
-        <w:t xml:space="preserve"> </w:t>
-      </w:r>
-      <w:proofErr w:type="spellStart"/>
-      <w:r>
-        <w:rPr>
-          <w:lang w:val="nl-NL"/>
-        </w:rPr>
-        <w:t>itself</w:t>
-      </w:r>
-      <w:proofErr w:type="spellEnd"/>
-      <w:r>
-        <w:rPr>
-          <w:lang w:val="nl-NL"/>
-        </w:rPr>
-        <w:t xml:space="preserve">) </w:t>
-      </w:r>
-    </w:p>
-    <w:p>
-      <w:pPr>
-        <w:rPr>
-          <w:lang w:val="nl-NL"/>
-        </w:rPr>
-      </w:pPr>
-      <w:r>
-        <w:rPr>
-          <w:lang w:val="nl-NL"/>
-        </w:rPr>
-        <w:t>Kleurenpalet (</w:t>
-      </w:r>
-      <w:proofErr w:type="spellStart"/>
-      <w:r>
-        <w:rPr>
-          <w:lang w:val="nl-NL"/>
-        </w:rPr>
-        <w:t>hex</w:t>
-      </w:r>
-      <w:proofErr w:type="spellEnd"/>
-      <w:r>
-        <w:rPr>
-          <w:lang w:val="nl-NL"/>
-        </w:rPr>
-        <w:t xml:space="preserve"> nummers):</w:t>
+        <w:t xml:space="preserve">Ik heb hiervoor gekozen omdat het opzich wel mooi eruit zit (negeer de face op de bullet ik bedoel de shape itself) </w:t>
+      </w:r>
+    </w:p>
+    <w:p>
+      <w:pPr>
+        <w:rPr>
+          <w:lang w:val="nl-NL"/>
+        </w:rPr>
+      </w:pPr>
+      <w:r>
+        <w:rPr>
+          <w:lang w:val="nl-NL"/>
+        </w:rPr>
+        <w:t>Kleurenpalet (hex nummers):</w:t>
       </w:r>
       <w:r>
         <w:rPr>
@@ -8067,21 +7298,7 @@
         <w:rPr>
           <w:lang w:val="nl-NL"/>
         </w:rPr>
-        <w:t>Kleurenpalet (</w:t>
-      </w:r>
-      <w:proofErr w:type="spellStart"/>
-      <w:r>
-        <w:rPr>
-          <w:lang w:val="nl-NL"/>
-        </w:rPr>
-        <w:t>hex</w:t>
-      </w:r>
-      <w:proofErr w:type="spellEnd"/>
-      <w:r>
-        <w:rPr>
-          <w:lang w:val="nl-NL"/>
-        </w:rPr>
-        <w:t xml:space="preserve"> nummers):</w:t>
+        <w:t>Kleurenpalet (hex nummers):</w:t>
       </w:r>
     </w:p>
     <w:p>
@@ -8192,6 +7409,7 @@
       </w:r>
       <w:r>
         <w:rPr>
+          <w:noProof/>
           <w:lang w:val="nl-NL"/>
         </w:rPr>
         <w:drawing>
@@ -8212,7 +7430,7 @@
                     </pic:cNvPicPr>
                   </pic:nvPicPr>
                   <pic:blipFill>
-                    <a:blip r:embed="rId19">
+                    <a:blip r:embed="rId20">
                       <a:extLst>
                         <a:ext uri="{28A0092B-C50C-407E-A947-70E740481C1C}">
                           <a14:useLocalDpi xmlns:a14="http://schemas.microsoft.com/office/drawing/2010/main" val="0"/>
@@ -8279,39 +7497,11 @@
       </w:pPr>
     </w:p>
     <w:p>
-      <w:pPr>
-        <w:rPr>
-          <w:lang w:val="nl-NL"/>
-        </w:rPr>
-      </w:pPr>
-      <w:r>
-        <w:rPr>
-          <w:lang w:val="nl-NL"/>
-        </w:rPr>
-        <w:t>Kleurenpalet (</w:t>
-      </w:r>
-      <w:proofErr w:type="spellStart"/>
-      <w:r>
-        <w:rPr>
-          <w:lang w:val="nl-NL"/>
-        </w:rPr>
-        <w:t>hex</w:t>
-      </w:r>
-      <w:proofErr w:type="spellEnd"/>
-      <w:r>
-        <w:rPr>
-          <w:lang w:val="nl-NL"/>
-        </w:rPr>
-        <w:t xml:space="preserve"> nummers): F5A623 4A4A4A 000000</w:t>
-      </w:r>
-    </w:p>
-    <w:p>
-      <w:pPr>
-        <w:rPr>
-          <w:lang w:val="nl-NL"/>
-        </w:rPr>
-      </w:pPr>
-    </w:p>
+      <w:r>
+        <w:t>Kleurenpalet (hex nummers): F5A623 4A4A4A 000000</w:t>
+      </w:r>
+    </w:p>
+    <w:p/>
     <w:p>
       <w:pPr>
         <w:rPr>
@@ -8345,9 +7535,15 @@
         <w:t>Feedback klasgenoot:</w:t>
       </w:r>
     </w:p>
-    <w:p/>
+    <w:p>
+      <w:pPr>
+        <w:rPr>
+          <w:lang w:val="nl-NL"/>
+        </w:rPr>
+      </w:pPr>
+    </w:p>
     <w:sectPr>
-      <w:footerReference w:type="default" r:id="rId20"/>
+      <w:footerReference w:type="default" r:id="rId21"/>
       <w:pgSz w:w="12240" w:h="15840"/>
       <w:pgMar w:top="1440" w:right="1440" w:bottom="1440" w:left="1440" w:header="720" w:footer="720" w:gutter="0"/>
       <w:pgNumType w:start="0"/>
@@ -13971,6 +13167,7 @@
   <w:style w:type="character" w:default="1" w:styleId="DefaultParagraphFont">
     <w:name w:val="Default Paragraph Font"/>
     <w:uiPriority w:val="1"/>
+    <w:semiHidden/>
     <w:unhideWhenUsed/>
   </w:style>
   <w:style w:type="table" w:default="1" w:styleId="TableNormal">
@@ -14742,32 +13939,6 @@
 </file>
 
 <file path=customXml/item1.xml><?xml version="1.0" encoding="utf-8"?>
-<b:Sources xmlns:b="http://schemas.openxmlformats.org/officeDocument/2006/bibliography" xmlns="http://schemas.openxmlformats.org/officeDocument/2006/bibliography" SelectedStyle="\APASixthEditionOfficeOnline.xsl" StyleName="APA" Version="6"/>
-</file>
-
-<file path=customXml/item2.xml><?xml version="1.0" encoding="utf-8"?>
-<?mso-contentType ?>
-<FormTemplates xmlns="http://schemas.microsoft.com/sharepoint/v3/contenttype/forms">
-  <Display>DocumentLibraryForm</Display>
-  <Edit>DocumentLibraryForm</Edit>
-  <New>DocumentLibraryForm</New>
-</FormTemplates>
-</file>
-
-<file path=customXml/item3.xml><?xml version="1.0" encoding="utf-8"?>
-<p:properties xmlns:p="http://schemas.microsoft.com/office/2006/metadata/properties" xmlns:xsi="http://www.w3.org/2001/XMLSchema-instance" xmlns:pc="http://schemas.microsoft.com/office/infopath/2007/PartnerControls">
-  <documentManagement>
-    <TaxCatchAll xmlns="8902adb9-d5ab-4519-807d-4f8787b35b14" xsi:nil="true"/>
-    <lcf76f155ced4ddcb4097134ff3c332f xmlns="3bb2d62f-9cf3-41e4-8e26-dc347878987c">
-      <Terms xmlns="http://schemas.microsoft.com/office/infopath/2007/PartnerControls"/>
-    </lcf76f155ced4ddcb4097134ff3c332f>
-    <opmerking xmlns="3bb2d62f-9cf3-41e4-8e26-dc347878987c" xsi:nil="true"/>
-    <Date xmlns="3bb2d62f-9cf3-41e4-8e26-dc347878987c" xsi:nil="true"/>
-  </documentManagement>
-</p:properties>
-</file>
-
-<file path=customXml/item4.xml><?xml version="1.0" encoding="utf-8"?>
 <ct:contentTypeSchema xmlns:ct="http://schemas.microsoft.com/office/2006/metadata/contentType" xmlns:ma="http://schemas.microsoft.com/office/2006/metadata/properties/metaAttributes" ct:_="" ma:_="" ma:contentTypeName="Document" ma:contentTypeID="0x01010081721797C5860640AD6427A9C39167B1" ma:contentTypeVersion="21" ma:contentTypeDescription="Een nieuw document maken." ma:contentTypeScope="" ma:versionID="e1344a081ab0ba3a5a6874a830e2f4b9">
   <xsd:schema xmlns:xsd="http://www.w3.org/2001/XMLSchema" xmlns:xs="http://www.w3.org/2001/XMLSchema" xmlns:p="http://schemas.microsoft.com/office/2006/metadata/properties" xmlns:ns2="3bb2d62f-9cf3-41e4-8e26-dc347878987c" xmlns:ns3="8902adb9-d5ab-4519-807d-4f8787b35b14" targetNamespace="http://schemas.microsoft.com/office/2006/metadata/properties" ma:root="true" ma:fieldsID="15f697695118f6a7513fe898790b7107" ns2:_="" ns3:_="">
     <xsd:import namespace="3bb2d62f-9cf3-41e4-8e26-dc347878987c"/>
@@ -15042,34 +14213,33 @@
 </ct:contentTypeSchema>
 </file>
 
-<file path=customXml/itemProps1.xml><?xml version="1.0" encoding="utf-8"?>
-<ds:datastoreItem xmlns:ds="http://schemas.openxmlformats.org/officeDocument/2006/customXml" ds:itemID="{2D17A913-F597-48A7-9E0A-898CD165CDA8}">
-  <ds:schemaRefs>
-    <ds:schemaRef ds:uri="http://schemas.openxmlformats.org/officeDocument/2006/bibliography"/>
-  </ds:schemaRefs>
-</ds:datastoreItem>
+<file path=customXml/item2.xml><?xml version="1.0" encoding="utf-8"?>
+<p:properties xmlns:p="http://schemas.microsoft.com/office/2006/metadata/properties" xmlns:xsi="http://www.w3.org/2001/XMLSchema-instance" xmlns:pc="http://schemas.microsoft.com/office/infopath/2007/PartnerControls">
+  <documentManagement>
+    <TaxCatchAll xmlns="8902adb9-d5ab-4519-807d-4f8787b35b14" xsi:nil="true"/>
+    <lcf76f155ced4ddcb4097134ff3c332f xmlns="3bb2d62f-9cf3-41e4-8e26-dc347878987c">
+      <Terms xmlns="http://schemas.microsoft.com/office/infopath/2007/PartnerControls"/>
+    </lcf76f155ced4ddcb4097134ff3c332f>
+    <opmerking xmlns="3bb2d62f-9cf3-41e4-8e26-dc347878987c" xsi:nil="true"/>
+    <Date xmlns="3bb2d62f-9cf3-41e4-8e26-dc347878987c" xsi:nil="true"/>
+  </documentManagement>
+</p:properties>
 </file>
 
-<file path=customXml/itemProps2.xml><?xml version="1.0" encoding="utf-8"?>
-<ds:datastoreItem xmlns:ds="http://schemas.openxmlformats.org/officeDocument/2006/customXml" ds:itemID="{3E366E4C-E0B2-4C13-A3ED-F3EEBE4D371C}">
-  <ds:schemaRefs>
-    <ds:schemaRef ds:uri="http://schemas.microsoft.com/sharepoint/v3/contenttype/forms"/>
-  </ds:schemaRefs>
-</ds:datastoreItem>
+<file path=customXml/item3.xml><?xml version="1.0" encoding="utf-8"?>
+<?mso-contentType ?>
+<FormTemplates xmlns="http://schemas.microsoft.com/sharepoint/v3/contenttype/forms">
+  <Display>DocumentLibraryForm</Display>
+  <Edit>DocumentLibraryForm</Edit>
+  <New>DocumentLibraryForm</New>
+</FormTemplates>
 </file>
 
-<file path=customXml/itemProps3.xml><?xml version="1.0" encoding="utf-8"?>
-<ds:datastoreItem xmlns:ds="http://schemas.openxmlformats.org/officeDocument/2006/customXml" ds:itemID="{811D0D50-5177-409B-95A0-602D3D2FD0EE}">
-  <ds:schemaRefs>
-    <ds:schemaRef ds:uri="http://schemas.microsoft.com/office/2006/metadata/properties"/>
-    <ds:schemaRef ds:uri="http://schemas.microsoft.com/office/infopath/2007/PartnerControls"/>
-    <ds:schemaRef ds:uri="8902adb9-d5ab-4519-807d-4f8787b35b14"/>
-    <ds:schemaRef ds:uri="3bb2d62f-9cf3-41e4-8e26-dc347878987c"/>
-  </ds:schemaRefs>
-</ds:datastoreItem>
+<file path=customXml/item4.xml><?xml version="1.0" encoding="utf-8"?>
+<b:Sources xmlns:b="http://schemas.openxmlformats.org/officeDocument/2006/bibliography" xmlns="http://schemas.openxmlformats.org/officeDocument/2006/bibliography" SelectedStyle="\APASixthEditionOfficeOnline.xsl" StyleName="APA" Version="6"/>
 </file>
 
-<file path=customXml/itemProps4.xml><?xml version="1.0" encoding="utf-8"?>
+<file path=customXml/itemProps1.xml><?xml version="1.0" encoding="utf-8"?>
 <ds:datastoreItem xmlns:ds="http://schemas.openxmlformats.org/officeDocument/2006/customXml" ds:itemID="{CFF707F2-E3F0-497D-9DFC-10E434143D17}">
   <ds:schemaRefs>
     <ds:schemaRef ds:uri="http://schemas.microsoft.com/office/2006/metadata/contentType"/>
@@ -15086,4 +14256,31 @@
     <ds:schemaRef ds:uri="http://schemas.microsoft.com/internal/obd"/>
   </ds:schemaRefs>
 </ds:datastoreItem>
+</file>
+
+<file path=customXml/itemProps2.xml><?xml version="1.0" encoding="utf-8"?>
+<ds:datastoreItem xmlns:ds="http://schemas.openxmlformats.org/officeDocument/2006/customXml" ds:itemID="{811D0D50-5177-409B-95A0-602D3D2FD0EE}">
+  <ds:schemaRefs>
+    <ds:schemaRef ds:uri="http://schemas.microsoft.com/office/2006/metadata/properties"/>
+    <ds:schemaRef ds:uri="http://schemas.microsoft.com/office/infopath/2007/PartnerControls"/>
+    <ds:schemaRef ds:uri="8902adb9-d5ab-4519-807d-4f8787b35b14"/>
+    <ds:schemaRef ds:uri="3bb2d62f-9cf3-41e4-8e26-dc347878987c"/>
+  </ds:schemaRefs>
+</ds:datastoreItem>
+</file>
+
+<file path=customXml/itemProps3.xml><?xml version="1.0" encoding="utf-8"?>
+<ds:datastoreItem xmlns:ds="http://schemas.openxmlformats.org/officeDocument/2006/customXml" ds:itemID="{3E366E4C-E0B2-4C13-A3ED-F3EEBE4D371C}">
+  <ds:schemaRefs>
+    <ds:schemaRef ds:uri="http://schemas.microsoft.com/sharepoint/v3/contenttype/forms"/>
+  </ds:schemaRefs>
+</ds:datastoreItem>
+</file>
+
+<file path=customXml/itemProps4.xml><?xml version="1.0" encoding="utf-8"?>
+<ds:datastoreItem xmlns:ds="http://schemas.openxmlformats.org/officeDocument/2006/customXml" ds:itemID="{2D17A913-F597-48A7-9E0A-898CD165CDA8}">
+  <ds:schemaRefs>
+    <ds:schemaRef ds:uri="http://schemas.openxmlformats.org/officeDocument/2006/bibliography"/>
+  </ds:schemaRefs>
+</ds:datastoreItem>
 </file>
--- a/Style Guide -Multiplayer Tank Game 25-26.docx
+++ b/Style Guide -Multiplayer Tank Game 25-26.docx
@@ -137,6 +137,7 @@
                                     <w:dataBinding w:prefixMappings="xmlns:ns0='http://purl.org/dc/elements/1.1/' xmlns:ns1='http://schemas.openxmlformats.org/package/2006/metadata/core-properties' " w:xpath="/ns1:coreProperties[1]/ns0:creator[1]" w:storeItemID="{6C3C8BC8-F283-45AE-878A-BAB7291924A1}"/>
                                     <w:text/>
                                   </w:sdtPr>
+                                  <w:sdtEndPr/>
                                   <w:sdtContent>
                                     <w:p>
                                       <w:pPr>
@@ -178,6 +179,7 @@
                                       <w:dataBinding w:prefixMappings="xmlns:ns0='http://schemas.openxmlformats.org/officeDocument/2006/extended-properties' " w:xpath="/ns0:Properties[1]/ns0:Company[1]" w:storeItemID="{6668398D-A668-4E3E-A5EB-62B293D839F1}"/>
                                       <w:text/>
                                     </w:sdtPr>
+                                    <w:sdtEndPr/>
                                     <w:sdtContent>
                                       <w:r>
                                         <w:rPr>
@@ -206,6 +208,7 @@
                                       <w:dataBinding w:prefixMappings="xmlns:ns0='http://schemas.microsoft.com/office/2006/coverPageProps' " w:xpath="/ns0:CoverPageProperties[1]/ns0:CompanyAddress[1]" w:storeItemID="{55AF091B-3C7A-41E3-B477-F2FDAA23CFDA}"/>
                                       <w:text/>
                                     </w:sdtPr>
+                                    <w:sdtEndPr/>
                                     <w:sdtContent>
                                       <w:r>
                                         <w:rPr>
@@ -275,6 +278,7 @@
                                     <w:dataBinding w:prefixMappings="xmlns:ns0='http://purl.org/dc/elements/1.1/' xmlns:ns1='http://schemas.openxmlformats.org/package/2006/metadata/core-properties' " w:xpath="/ns1:coreProperties[1]/ns0:title[1]" w:storeItemID="{6C3C8BC8-F283-45AE-878A-BAB7291924A1}"/>
                                     <w:text/>
                                   </w:sdtPr>
+                                  <w:sdtEndPr/>
                                   <w:sdtContent>
                                     <w:p>
                                       <w:pPr>
@@ -340,6 +344,7 @@
                               <w:dataBinding w:prefixMappings="xmlns:ns0='http://purl.org/dc/elements/1.1/' xmlns:ns1='http://schemas.openxmlformats.org/package/2006/metadata/core-properties' " w:xpath="/ns1:coreProperties[1]/ns0:creator[1]" w:storeItemID="{6C3C8BC8-F283-45AE-878A-BAB7291924A1}"/>
                               <w:text/>
                             </w:sdtPr>
+                            <w:sdtEndPr/>
                             <w:sdtContent>
                               <w:p>
                                 <w:pPr>
@@ -381,6 +386,7 @@
                                 <w:dataBinding w:prefixMappings="xmlns:ns0='http://schemas.openxmlformats.org/officeDocument/2006/extended-properties' " w:xpath="/ns0:Properties[1]/ns0:Company[1]" w:storeItemID="{6668398D-A668-4E3E-A5EB-62B293D839F1}"/>
                                 <w:text/>
                               </w:sdtPr>
+                              <w:sdtEndPr/>
                               <w:sdtContent>
                                 <w:r>
                                   <w:rPr>
@@ -409,6 +415,7 @@
                                 <w:dataBinding w:prefixMappings="xmlns:ns0='http://schemas.microsoft.com/office/2006/coverPageProps' " w:xpath="/ns0:CoverPageProperties[1]/ns0:CompanyAddress[1]" w:storeItemID="{55AF091B-3C7A-41E3-B477-F2FDAA23CFDA}"/>
                                 <w:text/>
                               </w:sdtPr>
+                              <w:sdtEndPr/>
                               <w:sdtContent>
                                 <w:r>
                                   <w:rPr>
@@ -444,6 +451,7 @@
                               <w:dataBinding w:prefixMappings="xmlns:ns0='http://purl.org/dc/elements/1.1/' xmlns:ns1='http://schemas.openxmlformats.org/package/2006/metadata/core-properties' " w:xpath="/ns1:coreProperties[1]/ns0:title[1]" w:storeItemID="{6C3C8BC8-F283-45AE-878A-BAB7291924A1}"/>
                               <w:text/>
                             </w:sdtPr>
+                            <w:sdtEndPr/>
                             <w:sdtContent>
                               <w:p>
                                 <w:pPr>
@@ -509,6 +517,7 @@
               <w:docPartUnique/>
             </w:docPartObj>
           </w:sdtPr>
+          <w:sdtEndPr/>
           <w:sdtContent>
             <w:p>
               <w:pPr>
@@ -3090,7 +3099,15 @@
       <w:bookmarkStart w:id="1" w:name="_Toc231933156"/>
       <w:r>
         <w:lastRenderedPageBreak/>
-        <w:t>Game Style Guide – 3D Tank Game in MagicaVoxel Art Style</w:t>
+        <w:t xml:space="preserve">Game Style Guide – 3D Tank Game in </w:t>
+      </w:r>
+      <w:proofErr w:type="spellStart"/>
+      <w:r>
+        <w:t>MagicaVoxel</w:t>
+      </w:r>
+      <w:proofErr w:type="spellEnd"/>
+      <w:r>
+        <w:t xml:space="preserve"> Art Style</w:t>
       </w:r>
       <w:bookmarkEnd w:id="1"/>
     </w:p>
@@ -3099,10 +3116,28 @@
         <w:pStyle w:val="Heading2"/>
       </w:pPr>
       <w:bookmarkStart w:id="2" w:name="_Toc231933157"/>
-      <w:r>
-        <w:t>Algemene Visuele Richtlijnen</w:t>
+      <w:proofErr w:type="spellStart"/>
+      <w:r>
+        <w:t>Algemene</w:t>
+      </w:r>
+      <w:proofErr w:type="spellEnd"/>
+      <w:r>
+        <w:t xml:space="preserve"> </w:t>
+      </w:r>
+      <w:proofErr w:type="spellStart"/>
+      <w:r>
+        <w:t>Visuele</w:t>
+      </w:r>
+      <w:proofErr w:type="spellEnd"/>
+      <w:r>
+        <w:t xml:space="preserve"> </w:t>
+      </w:r>
+      <w:proofErr w:type="spellStart"/>
+      <w:r>
+        <w:t>Richtlijnen</w:t>
       </w:r>
       <w:bookmarkEnd w:id="2"/>
+      <w:proofErr w:type="spellEnd"/>
     </w:p>
     <w:p>
       <w:pPr>
@@ -3122,32 +3157,79 @@
           <w:numId w:val="14"/>
         </w:numPr>
       </w:pPr>
+      <w:proofErr w:type="spellStart"/>
       <w:r>
         <w:rPr>
           <w:b/>
           <w:bCs/>
           <w:lang w:val="nl-NL"/>
         </w:rPr>
-        <w:t>Voxel-gebaseerd</w:t>
-      </w:r>
-      <w:r>
-        <w:rPr>
-          <w:lang w:val="nl-NL"/>
-        </w:rPr>
-        <w:t xml:space="preserve">: Alle objecten bestaan uit voxels. </w:t>
-      </w:r>
-      <w:r>
-        <w:t xml:space="preserve">Gebruik </w:t>
-      </w:r>
+        <w:t>Voxel</w:t>
+      </w:r>
+      <w:proofErr w:type="spellEnd"/>
       <w:r>
         <w:rPr>
           <w:b/>
           <w:bCs/>
+          <w:lang w:val="nl-NL"/>
+        </w:rPr>
+        <w:t>-gebaseerd</w:t>
+      </w:r>
+      <w:r>
+        <w:rPr>
+          <w:lang w:val="nl-NL"/>
+        </w:rPr>
+        <w:t xml:space="preserve">: Alle objecten bestaan uit </w:t>
+      </w:r>
+      <w:proofErr w:type="spellStart"/>
+      <w:r>
+        <w:rPr>
+          <w:lang w:val="nl-NL"/>
+        </w:rPr>
+        <w:t>voxels</w:t>
+      </w:r>
+      <w:proofErr w:type="spellEnd"/>
+      <w:r>
+        <w:rPr>
+          <w:lang w:val="nl-NL"/>
+        </w:rPr>
+        <w:t xml:space="preserve">. </w:t>
+      </w:r>
+      <w:proofErr w:type="spellStart"/>
+      <w:r>
+        <w:t>Gebruik</w:t>
+      </w:r>
+      <w:proofErr w:type="spellEnd"/>
+      <w:r>
+        <w:t xml:space="preserve"> </w:t>
+      </w:r>
+      <w:proofErr w:type="spellStart"/>
+      <w:r>
+        <w:rPr>
+          <w:b/>
+          <w:bCs/>
         </w:rPr>
         <w:t>MagicaVoxel</w:t>
       </w:r>
-      <w:r>
-        <w:t xml:space="preserve"> voor modellering.</w:t>
+      <w:proofErr w:type="spellEnd"/>
+      <w:r>
+        <w:t xml:space="preserve"> </w:t>
+      </w:r>
+      <w:proofErr w:type="spellStart"/>
+      <w:r>
+        <w:t>voor</w:t>
+      </w:r>
+      <w:proofErr w:type="spellEnd"/>
+      <w:r>
+        <w:t xml:space="preserve"> </w:t>
+      </w:r>
+      <w:proofErr w:type="spellStart"/>
+      <w:r>
+        <w:t>modellering</w:t>
+      </w:r>
+      <w:proofErr w:type="spellEnd"/>
+      <w:r>
+        <w:t>.</w:t>
       </w:r>
     </w:p>
     <w:p>
@@ -3173,7 +3255,21 @@
         <w:rPr>
           <w:lang w:val="nl-NL"/>
         </w:rPr>
-        <w:t xml:space="preserve">: Houd modellen compact en gestileerd. Gebruik voxel-eenheden tussen </w:t>
+        <w:t xml:space="preserve">: Houd modellen compact en gestileerd. Gebruik </w:t>
+      </w:r>
+      <w:proofErr w:type="spellStart"/>
+      <w:r>
+        <w:rPr>
+          <w:lang w:val="nl-NL"/>
+        </w:rPr>
+        <w:t>voxel</w:t>
+      </w:r>
+      <w:proofErr w:type="spellEnd"/>
+      <w:r>
+        <w:rPr>
+          <w:lang w:val="nl-NL"/>
+        </w:rPr>
+        <w:t xml:space="preserve">-eenheden tussen </w:t>
       </w:r>
       <w:r>
         <w:rPr>
@@ -3253,14 +3349,34 @@
         </w:rPr>
         <w:t xml:space="preserve"> of </w:t>
       </w:r>
+      <w:proofErr w:type="spellStart"/>
       <w:r>
         <w:rPr>
           <w:b/>
           <w:bCs/>
           <w:lang w:val="nl-NL"/>
         </w:rPr>
-        <w:t>gradient shading</w:t>
-      </w:r>
+        <w:t>gradient</w:t>
+      </w:r>
+      <w:proofErr w:type="spellEnd"/>
+      <w:r>
+        <w:rPr>
+          <w:b/>
+          <w:bCs/>
+          <w:lang w:val="nl-NL"/>
+        </w:rPr>
+        <w:t xml:space="preserve"> </w:t>
+      </w:r>
+      <w:proofErr w:type="spellStart"/>
+      <w:r>
+        <w:rPr>
+          <w:b/>
+          <w:bCs/>
+          <w:lang w:val="nl-NL"/>
+        </w:rPr>
+        <w:t>shading</w:t>
+      </w:r>
+      <w:proofErr w:type="spellEnd"/>
       <w:r>
         <w:rPr>
           <w:lang w:val="nl-NL"/>
@@ -3288,10 +3404,54 @@
         <w:rPr>
           <w:lang w:val="nl-NL"/>
         </w:rPr>
-        <w:t xml:space="preserve">: Zacht ambient lighting + directionele lichtbron. </w:t>
-      </w:r>
-      <w:r>
-        <w:t>Geen zware schaduwen.</w:t>
+        <w:t xml:space="preserve">: Zacht </w:t>
+      </w:r>
+      <w:proofErr w:type="spellStart"/>
+      <w:r>
+        <w:rPr>
+          <w:lang w:val="nl-NL"/>
+        </w:rPr>
+        <w:t>ambient</w:t>
+      </w:r>
+      <w:proofErr w:type="spellEnd"/>
+      <w:r>
+        <w:rPr>
+          <w:lang w:val="nl-NL"/>
+        </w:rPr>
+        <w:t xml:space="preserve"> </w:t>
+      </w:r>
+      <w:proofErr w:type="spellStart"/>
+      <w:r>
+        <w:rPr>
+          <w:lang w:val="nl-NL"/>
+        </w:rPr>
+        <w:t>lighting</w:t>
+      </w:r>
+      <w:proofErr w:type="spellEnd"/>
+      <w:r>
+        <w:rPr>
+          <w:lang w:val="nl-NL"/>
+        </w:rPr>
+        <w:t xml:space="preserve"> + directionele lichtbron. </w:t>
+      </w:r>
+      <w:r>
+        <w:t xml:space="preserve">Geen </w:t>
+      </w:r>
+      <w:proofErr w:type="spellStart"/>
+      <w:r>
+        <w:t>zware</w:t>
+      </w:r>
+      <w:proofErr w:type="spellEnd"/>
+      <w:r>
+        <w:t xml:space="preserve"> </w:t>
+      </w:r>
+      <w:proofErr w:type="spellStart"/>
+      <w:r>
+        <w:t>schaduwen</w:t>
+      </w:r>
+      <w:proofErr w:type="spellEnd"/>
+      <w:r>
+        <w:t>.</w:t>
       </w:r>
     </w:p>
     <w:p>
@@ -3317,7 +3477,35 @@
         <w:rPr>
           <w:lang w:val="de-DE"/>
         </w:rPr>
-        <w:t xml:space="preserve">: Flat, pixel art-geïnspireerd. </w:t>
+        <w:t xml:space="preserve">: Flat, </w:t>
+      </w:r>
+      <w:proofErr w:type="spellStart"/>
+      <w:r>
+        <w:rPr>
+          <w:lang w:val="de-DE"/>
+        </w:rPr>
+        <w:t>pixel</w:t>
+      </w:r>
+      <w:proofErr w:type="spellEnd"/>
+      <w:r>
+        <w:rPr>
+          <w:lang w:val="de-DE"/>
+        </w:rPr>
+        <w:t xml:space="preserve"> art-</w:t>
+      </w:r>
+      <w:proofErr w:type="spellStart"/>
+      <w:r>
+        <w:rPr>
+          <w:lang w:val="de-DE"/>
+        </w:rPr>
+        <w:t>geïnspireerd</w:t>
+      </w:r>
+      <w:proofErr w:type="spellEnd"/>
+      <w:r>
+        <w:rPr>
+          <w:lang w:val="de-DE"/>
+        </w:rPr>
+        <w:t xml:space="preserve">. </w:t>
       </w:r>
       <w:r>
         <w:rPr>
@@ -3405,9 +3593,11 @@
       <w:pPr>
         <w:pStyle w:val="Heading4"/>
       </w:pPr>
+      <w:proofErr w:type="spellStart"/>
       <w:r>
         <w:t>Afmetingen</w:t>
       </w:r>
+      <w:proofErr w:type="spellEnd"/>
     </w:p>
     <w:p>
       <w:pPr>
@@ -3428,9 +3618,11 @@
       <w:pPr>
         <w:pStyle w:val="Heading4"/>
       </w:pPr>
+      <w:proofErr w:type="spellStart"/>
       <w:r>
         <w:t>Onderdelen</w:t>
       </w:r>
+      <w:proofErr w:type="spellEnd"/>
     </w:p>
     <w:p>
       <w:pPr>
@@ -3455,7 +3647,21 @@
         <w:rPr>
           <w:lang w:val="nl-NL"/>
         </w:rPr>
-        <w:t>: Draaibaar onderdeel (los model of als draaibare parent).</w:t>
+        <w:t xml:space="preserve">: Draaibaar onderdeel (los model of als draaibare </w:t>
+      </w:r>
+      <w:proofErr w:type="spellStart"/>
+      <w:r>
+        <w:rPr>
+          <w:lang w:val="nl-NL"/>
+        </w:rPr>
+        <w:t>parent</w:t>
+      </w:r>
+      <w:proofErr w:type="spellEnd"/>
+      <w:r>
+        <w:rPr>
+          <w:lang w:val="nl-NL"/>
+        </w:rPr>
+        <w:t>).</w:t>
       </w:r>
     </w:p>
     <w:p>
@@ -3578,6 +3784,7 @@
                 <w:lang w:val="nl-NL"/>
               </w:rPr>
             </w:pPr>
+            <w:proofErr w:type="spellStart"/>
             <w:r>
               <w:rPr>
                 <w:b/>
@@ -3585,6 +3792,7 @@
               </w:rPr>
               <w:t>Hoofdkleur</w:t>
             </w:r>
+            <w:proofErr w:type="spellEnd"/>
           </w:p>
         </w:tc>
         <w:tc>
@@ -3598,6 +3806,7 @@
                 <w:lang w:val="nl-NL"/>
               </w:rPr>
             </w:pPr>
+            <w:proofErr w:type="spellStart"/>
             <w:r>
               <w:rPr>
                 <w:b/>
@@ -3605,6 +3814,7 @@
               </w:rPr>
               <w:t>Secundair</w:t>
             </w:r>
+            <w:proofErr w:type="spellEnd"/>
           </w:p>
         </w:tc>
       </w:tr>
@@ -3728,11 +3938,33 @@
           <w:numId w:val="19"/>
         </w:numPr>
       </w:pPr>
-      <w:r>
-        <w:rPr>
-          <w:lang w:val="nl-NL"/>
-        </w:rPr>
-        <w:t xml:space="preserve">Blokkerige wereld opgebouwd uit voxel-terrain (bijv. </w:t>
+      <w:proofErr w:type="spellStart"/>
+      <w:r>
+        <w:rPr>
+          <w:lang w:val="nl-NL"/>
+        </w:rPr>
+        <w:t>Blokkerige</w:t>
+      </w:r>
+      <w:proofErr w:type="spellEnd"/>
+      <w:r>
+        <w:rPr>
+          <w:lang w:val="nl-NL"/>
+        </w:rPr>
+        <w:t xml:space="preserve"> wereld opgebouwd uit </w:t>
+      </w:r>
+      <w:proofErr w:type="spellStart"/>
+      <w:r>
+        <w:rPr>
+          <w:lang w:val="nl-NL"/>
+        </w:rPr>
+        <w:t>voxel-terrain</w:t>
+      </w:r>
+      <w:proofErr w:type="spellEnd"/>
+      <w:r>
+        <w:rPr>
+          <w:lang w:val="nl-NL"/>
+        </w:rPr>
+        <w:t xml:space="preserve"> (bijv. </w:t>
       </w:r>
       <w:r>
         <w:t>64x64x32 chunks).</w:t>
@@ -3753,7 +3985,21 @@
         <w:rPr>
           <w:lang w:val="nl-NL"/>
         </w:rPr>
-        <w:t>Alles in MagicaVoxel stijl – gebouwen, rotsen, bomen.</w:t>
+        <w:t xml:space="preserve">Alles in </w:t>
+      </w:r>
+      <w:proofErr w:type="spellStart"/>
+      <w:r>
+        <w:rPr>
+          <w:lang w:val="nl-NL"/>
+        </w:rPr>
+        <w:t>MagicaVoxel</w:t>
+      </w:r>
+      <w:proofErr w:type="spellEnd"/>
+      <w:r>
+        <w:rPr>
+          <w:lang w:val="nl-NL"/>
+        </w:rPr>
+        <w:t xml:space="preserve"> stijl – gebouwen, rotsen, bomen.</w:t>
       </w:r>
     </w:p>
     <w:p>
@@ -3928,8 +4174,202 @@
         <w:rPr>
           <w:lang w:val="nl-NL"/>
         </w:rPr>
-        <w:t xml:space="preserve"> Miska</w:t>
-      </w:r>
+        <w:t xml:space="preserve"> </w:t>
+      </w:r>
+      <w:proofErr w:type="spellStart"/>
+      <w:r>
+        <w:rPr>
+          <w:lang w:val="nl-NL"/>
+        </w:rPr>
+        <w:t>Miska</w:t>
+      </w:r>
+      <w:proofErr w:type="spellEnd"/>
+    </w:p>
+    <w:p>
+      <w:pPr>
+        <w:pStyle w:val="ListParagraph"/>
+        <w:numPr>
+          <w:ilvl w:val="0"/>
+          <w:numId w:val="39"/>
+        </w:numPr>
+        <w:rPr>
+          <w:lang w:val="nl-NL"/>
+        </w:rPr>
+      </w:pPr>
+      <w:r>
+        <w:rPr>
+          <w:lang w:val="nl-NL"/>
+        </w:rPr>
+        <w:t xml:space="preserve">Bomen (palm boom, </w:t>
+      </w:r>
+      <w:r>
+        <w:rPr>
+          <w:lang w:val="nl-NL"/>
+        </w:rPr>
+        <w:t xml:space="preserve">berk, </w:t>
+      </w:r>
+      <w:proofErr w:type="spellStart"/>
+      <w:r>
+        <w:rPr>
+          <w:lang w:val="nl-NL"/>
+        </w:rPr>
+        <w:t>denneboom</w:t>
+      </w:r>
+      <w:proofErr w:type="spellEnd"/>
+      <w:r>
+        <w:rPr>
+          <w:lang w:val="nl-NL"/>
+        </w:rPr>
+        <w:t>, appelboom)</w:t>
+      </w:r>
+      <w:r>
+        <w:rPr>
+          <w:lang w:val="nl-NL"/>
+        </w:rPr>
+        <w:t xml:space="preserve"> </w:t>
+      </w:r>
+      <w:r>
+        <w:rPr>
+          <w:lang w:val="nl-NL"/>
+        </w:rPr>
+        <w:sym w:font="Wingdings" w:char="F0E0"/>
+      </w:r>
+      <w:r>
+        <w:rPr>
+          <w:lang w:val="nl-NL"/>
+        </w:rPr>
+        <w:t xml:space="preserve"> Tomas</w:t>
+      </w:r>
+    </w:p>
+    <w:p>
+      <w:pPr>
+        <w:pStyle w:val="ListParagraph"/>
+        <w:numPr>
+          <w:ilvl w:val="0"/>
+          <w:numId w:val="27"/>
+        </w:numPr>
+        <w:rPr>
+          <w:lang w:val="nl-NL"/>
+        </w:rPr>
+      </w:pPr>
+      <w:r>
+        <w:t xml:space="preserve">Park </w:t>
+      </w:r>
+      <w:proofErr w:type="spellStart"/>
+      <w:r>
+        <w:t>bankje</w:t>
+      </w:r>
+      <w:proofErr w:type="spellEnd"/>
+      <w:r>
+        <w:t xml:space="preserve"> </w:t>
+      </w:r>
+      <w:r>
+        <w:sym w:font="Wingdings" w:char="F0E0"/>
+      </w:r>
+      <w:r>
+        <w:t xml:space="preserve"> Sam</w:t>
+      </w:r>
+    </w:p>
+    <w:p>
+      <w:pPr>
+        <w:pStyle w:val="ListParagraph"/>
+        <w:numPr>
+          <w:ilvl w:val="0"/>
+          <w:numId w:val="28"/>
+        </w:numPr>
+      </w:pPr>
+      <w:r>
+        <w:t xml:space="preserve">Anti-tank </w:t>
+      </w:r>
+      <w:proofErr w:type="spellStart"/>
+      <w:r>
+        <w:t>obstakel</w:t>
+      </w:r>
+      <w:proofErr w:type="spellEnd"/>
+      <w:r>
+        <w:t xml:space="preserve"> </w:t>
+      </w:r>
+      <w:r>
+        <w:sym w:font="Wingdings" w:char="F0E0"/>
+      </w:r>
+      <w:r>
+        <w:t xml:space="preserve"> Thomas A</w:t>
+      </w:r>
+      <w:r>
+        <w:t>.</w:t>
+      </w:r>
+    </w:p>
+    <w:p>
+      <w:pPr>
+        <w:pStyle w:val="ListParagraph"/>
+        <w:numPr>
+          <w:ilvl w:val="0"/>
+          <w:numId w:val="36"/>
+        </w:numPr>
+        <w:rPr>
+          <w:lang w:val="nl-NL"/>
+        </w:rPr>
+      </w:pPr>
+      <w:proofErr w:type="spellStart"/>
+      <w:r>
+        <w:rPr>
+          <w:lang w:val="nl-NL"/>
+        </w:rPr>
+        <w:t>Ammo</w:t>
+      </w:r>
+      <w:proofErr w:type="spellEnd"/>
+      <w:r>
+        <w:rPr>
+          <w:lang w:val="nl-NL"/>
+        </w:rPr>
+        <w:t xml:space="preserve"> pack &amp; </w:t>
+      </w:r>
+      <w:proofErr w:type="spellStart"/>
+      <w:r>
+        <w:rPr>
+          <w:lang w:val="nl-NL"/>
+        </w:rPr>
+        <w:t>Bullet</w:t>
+      </w:r>
+      <w:r>
+        <w:rPr>
+          <w:lang w:val="nl-NL"/>
+        </w:rPr>
+        <w:t>s</w:t>
+      </w:r>
+      <w:proofErr w:type="spellEnd"/>
+      <w:r>
+        <w:rPr>
+          <w:lang w:val="nl-NL"/>
+        </w:rPr>
+        <w:t xml:space="preserve"> (3 verschillende groottes en vormen)</w:t>
+      </w:r>
+      <w:r>
+        <w:rPr>
+          <w:lang w:val="nl-NL"/>
+        </w:rPr>
+        <w:t xml:space="preserve"> </w:t>
+      </w:r>
+      <w:r>
+        <w:rPr>
+          <w:lang w:val="nl-NL"/>
+        </w:rPr>
+        <w:sym w:font="Wingdings" w:char="F0E0"/>
+      </w:r>
+      <w:r>
+        <w:rPr>
+          <w:lang w:val="nl-NL"/>
+        </w:rPr>
+        <w:t xml:space="preserve"> </w:t>
+      </w:r>
+      <w:proofErr w:type="spellStart"/>
+      <w:r>
+        <w:rPr>
+          <w:lang w:val="nl-NL"/>
+        </w:rPr>
+        <w:t>Mika</w:t>
+      </w:r>
+      <w:proofErr w:type="spellEnd"/>
     </w:p>
     <w:p>
       <w:pPr>
@@ -3946,13 +4386,7 @@
         <w:rPr>
           <w:lang w:val="nl-NL"/>
         </w:rPr>
-        <w:t xml:space="preserve">Bomen (palm boom, </w:t>
-      </w:r>
-      <w:r>
-        <w:rPr>
-          <w:lang w:val="nl-NL"/>
-        </w:rPr>
-        <w:t>berk, denneboom, appelboom)</w:t>
+        <w:t>Zandzakken</w:t>
       </w:r>
     </w:p>
     <w:p>
@@ -3960,23 +4394,41 @@
         <w:pStyle w:val="ListParagraph"/>
         <w:numPr>
           <w:ilvl w:val="0"/>
-          <w:numId w:val="27"/>
+          <w:numId w:val="30"/>
         </w:numPr>
         <w:rPr>
           <w:lang w:val="nl-NL"/>
         </w:rPr>
       </w:pPr>
       <w:r>
-        <w:t>Park bankje</w:t>
-      </w:r>
-      <w:r>
+        <w:rPr>
+          <w:lang w:val="nl-NL"/>
+        </w:rPr>
+        <w:t>Barrel</w:t>
+      </w:r>
+      <w:r>
+        <w:rPr>
+          <w:lang w:val="nl-NL"/>
+        </w:rPr>
         <w:t xml:space="preserve"> </w:t>
       </w:r>
       <w:r>
+        <w:rPr>
+          <w:lang w:val="nl-NL"/>
+        </w:rPr>
         <w:sym w:font="Wingdings" w:char="F0E0"/>
       </w:r>
       <w:r>
-        <w:t xml:space="preserve"> Sam</w:t>
+        <w:rPr>
+          <w:lang w:val="nl-NL"/>
+        </w:rPr>
+        <w:t xml:space="preserve"> </w:t>
+      </w:r>
+      <w:r>
+        <w:rPr>
+          <w:lang w:val="nl-NL"/>
+        </w:rPr>
+        <w:t>Menno</w:t>
       </w:r>
     </w:p>
     <w:p>
@@ -3984,23 +4436,35 @@
         <w:pStyle w:val="ListParagraph"/>
         <w:numPr>
           <w:ilvl w:val="0"/>
-          <w:numId w:val="28"/>
+          <w:numId w:val="33"/>
         </w:numPr>
-      </w:pPr>
-      <w:r>
-        <w:t>Anti-tank obstakel</w:t>
-      </w:r>
-      <w:r>
+        <w:rPr>
+          <w:lang w:val="nl-NL"/>
+        </w:rPr>
+      </w:pPr>
+      <w:r>
+        <w:rPr>
+          <w:lang w:val="nl-NL"/>
+        </w:rPr>
+        <w:t>Boxen</w:t>
+      </w:r>
+      <w:r>
+        <w:rPr>
+          <w:lang w:val="nl-NL"/>
+        </w:rPr>
         <w:t xml:space="preserve"> </w:t>
       </w:r>
       <w:r>
+        <w:rPr>
+          <w:lang w:val="nl-NL"/>
+        </w:rPr>
         <w:sym w:font="Wingdings" w:char="F0E0"/>
       </w:r>
       <w:r>
-        <w:t xml:space="preserve"> Thomas A</w:t>
-      </w:r>
-      <w:r>
-        <w:t>.</w:t>
+        <w:rPr>
+          <w:lang w:val="nl-NL"/>
+        </w:rPr>
+        <w:t xml:space="preserve"> Myrthe</w:t>
       </w:r>
     </w:p>
     <w:p>
@@ -4008,7 +4472,7 @@
         <w:pStyle w:val="ListParagraph"/>
         <w:numPr>
           <w:ilvl w:val="0"/>
-          <w:numId w:val="36"/>
+          <w:numId w:val="31"/>
         </w:numPr>
         <w:rPr>
           <w:lang w:val="nl-NL"/>
@@ -4018,13 +4482,7 @@
         <w:rPr>
           <w:lang w:val="nl-NL"/>
         </w:rPr>
-        <w:t>Ammo pack &amp; Bullet</w:t>
-      </w:r>
-      <w:r>
-        <w:rPr>
-          <w:lang w:val="nl-NL"/>
-        </w:rPr>
-        <w:t>s (3 verschillende groottes en vormen)</w:t>
+        <w:t>Autoband</w:t>
       </w:r>
       <w:r>
         <w:rPr>
@@ -4042,7 +4500,43 @@
         <w:rPr>
           <w:lang w:val="nl-NL"/>
         </w:rPr>
-        <w:t xml:space="preserve"> Mika</w:t>
+        <w:t xml:space="preserve"> Jente</w:t>
+      </w:r>
+    </w:p>
+    <w:p>
+      <w:pPr>
+        <w:pStyle w:val="ListParagraph"/>
+        <w:numPr>
+          <w:ilvl w:val="0"/>
+          <w:numId w:val="35"/>
+        </w:numPr>
+        <w:rPr>
+          <w:lang w:val="nl-NL"/>
+        </w:rPr>
+      </w:pPr>
+      <w:r>
+        <w:rPr>
+          <w:lang w:val="nl-NL"/>
+        </w:rPr>
+        <w:t>Raket</w:t>
+      </w:r>
+      <w:r>
+        <w:rPr>
+          <w:lang w:val="nl-NL"/>
+        </w:rPr>
+        <w:t xml:space="preserve"> </w:t>
+      </w:r>
+      <w:r>
+        <w:rPr>
+          <w:lang w:val="nl-NL"/>
+        </w:rPr>
+        <w:sym w:font="Wingdings" w:char="F0E0"/>
+      </w:r>
+      <w:r>
+        <w:rPr>
+          <w:lang w:val="nl-NL"/>
+        </w:rPr>
+        <w:t xml:space="preserve"> Thomas D.</w:t>
       </w:r>
     </w:p>
     <w:p>
@@ -4056,11 +4550,19 @@
           <w:lang w:val="nl-NL"/>
         </w:rPr>
       </w:pPr>
-      <w:r>
-        <w:rPr>
-          <w:lang w:val="nl-NL"/>
-        </w:rPr>
-        <w:t>Zandzakken</w:t>
+      <w:proofErr w:type="spellStart"/>
+      <w:r>
+        <w:rPr>
+          <w:lang w:val="nl-NL"/>
+        </w:rPr>
+        <w:t>Powerups</w:t>
+      </w:r>
+      <w:proofErr w:type="spellEnd"/>
+      <w:r>
+        <w:rPr>
+          <w:lang w:val="nl-NL"/>
+        </w:rPr>
+        <w:t xml:space="preserve"> </w:t>
       </w:r>
     </w:p>
     <w:p>
@@ -4068,18 +4570,20 @@
         <w:pStyle w:val="ListParagraph"/>
         <w:numPr>
           <w:ilvl w:val="0"/>
-          <w:numId w:val="30"/>
+          <w:numId w:val="34"/>
         </w:numPr>
         <w:rPr>
           <w:lang w:val="nl-NL"/>
         </w:rPr>
       </w:pPr>
-      <w:r>
-        <w:rPr>
-          <w:lang w:val="nl-NL"/>
-        </w:rPr>
-        <w:t>Barrel</w:t>
-      </w:r>
+      <w:proofErr w:type="spellStart"/>
+      <w:r>
+        <w:rPr>
+          <w:lang w:val="nl-NL"/>
+        </w:rPr>
+        <w:t>Barriere</w:t>
+      </w:r>
+      <w:proofErr w:type="spellEnd"/>
       <w:r>
         <w:rPr>
           <w:lang w:val="nl-NL"/>
@@ -4096,13 +4600,7 @@
         <w:rPr>
           <w:lang w:val="nl-NL"/>
         </w:rPr>
-        <w:t xml:space="preserve"> </w:t>
-      </w:r>
-      <w:r>
-        <w:rPr>
-          <w:lang w:val="nl-NL"/>
-        </w:rPr>
-        <w:t>Menno</w:t>
+        <w:t xml:space="preserve"> Joeri</w:t>
       </w:r>
     </w:p>
     <w:p>
@@ -4110,7 +4608,7 @@
         <w:pStyle w:val="ListParagraph"/>
         <w:numPr>
           <w:ilvl w:val="0"/>
-          <w:numId w:val="33"/>
+          <w:numId w:val="29"/>
         </w:numPr>
         <w:rPr>
           <w:lang w:val="nl-NL"/>
@@ -4120,7 +4618,7 @@
         <w:rPr>
           <w:lang w:val="nl-NL"/>
         </w:rPr>
-        <w:t>Boxen</w:t>
+        <w:t>Straatlantaarn</w:t>
       </w:r>
       <w:r>
         <w:rPr>
@@ -4138,79 +4636,7 @@
         <w:rPr>
           <w:lang w:val="nl-NL"/>
         </w:rPr>
-        <w:t xml:space="preserve"> Myrthe</w:t>
-      </w:r>
-    </w:p>
-    <w:p>
-      <w:pPr>
-        <w:pStyle w:val="ListParagraph"/>
-        <w:numPr>
-          <w:ilvl w:val="0"/>
-          <w:numId w:val="31"/>
-        </w:numPr>
-        <w:rPr>
-          <w:lang w:val="nl-NL"/>
-        </w:rPr>
-      </w:pPr>
-      <w:r>
-        <w:rPr>
-          <w:lang w:val="nl-NL"/>
-        </w:rPr>
-        <w:t>Autoband</w:t>
-      </w:r>
-      <w:r>
-        <w:rPr>
-          <w:lang w:val="nl-NL"/>
-        </w:rPr>
-        <w:t xml:space="preserve"> </w:t>
-      </w:r>
-      <w:r>
-        <w:rPr>
-          <w:lang w:val="nl-NL"/>
-        </w:rPr>
-        <w:sym w:font="Wingdings" w:char="F0E0"/>
-      </w:r>
-      <w:r>
-        <w:rPr>
-          <w:lang w:val="nl-NL"/>
-        </w:rPr>
-        <w:t xml:space="preserve"> Jente</w:t>
-      </w:r>
-    </w:p>
-    <w:p>
-      <w:pPr>
-        <w:pStyle w:val="ListParagraph"/>
-        <w:numPr>
-          <w:ilvl w:val="0"/>
-          <w:numId w:val="35"/>
-        </w:numPr>
-        <w:rPr>
-          <w:lang w:val="nl-NL"/>
-        </w:rPr>
-      </w:pPr>
-      <w:r>
-        <w:rPr>
-          <w:lang w:val="nl-NL"/>
-        </w:rPr>
-        <w:t>Raket</w:t>
-      </w:r>
-      <w:r>
-        <w:rPr>
-          <w:lang w:val="nl-NL"/>
-        </w:rPr>
-        <w:t xml:space="preserve"> </w:t>
-      </w:r>
-      <w:r>
-        <w:rPr>
-          <w:lang w:val="nl-NL"/>
-        </w:rPr>
-        <w:sym w:font="Wingdings" w:char="F0E0"/>
-      </w:r>
-      <w:r>
-        <w:rPr>
-          <w:lang w:val="nl-NL"/>
-        </w:rPr>
-        <w:t xml:space="preserve"> Thomas D.</w:t>
+        <w:t xml:space="preserve"> Daan</w:t>
       </w:r>
     </w:p>
     <w:p>
@@ -4228,79 +4654,7 @@
         <w:rPr>
           <w:lang w:val="nl-NL"/>
         </w:rPr>
-        <w:t xml:space="preserve">Powerups </w:t>
-      </w:r>
-    </w:p>
-    <w:p>
-      <w:pPr>
-        <w:pStyle w:val="ListParagraph"/>
-        <w:numPr>
-          <w:ilvl w:val="0"/>
-          <w:numId w:val="34"/>
-        </w:numPr>
-        <w:rPr>
-          <w:lang w:val="nl-NL"/>
-        </w:rPr>
-      </w:pPr>
-      <w:r>
-        <w:rPr>
-          <w:lang w:val="nl-NL"/>
-        </w:rPr>
-        <w:t>Barriere</w:t>
-      </w:r>
-      <w:r>
-        <w:rPr>
-          <w:lang w:val="nl-NL"/>
-        </w:rPr>
-        <w:t xml:space="preserve"> </w:t>
-      </w:r>
-      <w:r>
-        <w:rPr>
-          <w:lang w:val="nl-NL"/>
-        </w:rPr>
-        <w:sym w:font="Wingdings" w:char="F0E0"/>
-      </w:r>
-      <w:r>
-        <w:rPr>
-          <w:lang w:val="nl-NL"/>
-        </w:rPr>
-        <w:t xml:space="preserve"> Joeri</w:t>
-      </w:r>
-    </w:p>
-    <w:p>
-      <w:pPr>
-        <w:pStyle w:val="ListParagraph"/>
-        <w:numPr>
-          <w:ilvl w:val="0"/>
-          <w:numId w:val="29"/>
-        </w:numPr>
-        <w:rPr>
-          <w:lang w:val="nl-NL"/>
-        </w:rPr>
-      </w:pPr>
-      <w:r>
-        <w:rPr>
-          <w:lang w:val="nl-NL"/>
-        </w:rPr>
-        <w:t>Straatlantaarn</w:t>
-      </w:r>
-      <w:r>
-        <w:rPr>
-          <w:lang w:val="nl-NL"/>
-        </w:rPr>
-        <w:t xml:space="preserve"> </w:t>
-      </w:r>
-      <w:r>
-        <w:rPr>
-          <w:lang w:val="nl-NL"/>
-        </w:rPr>
-        <w:sym w:font="Wingdings" w:char="F0E0"/>
-      </w:r>
-      <w:r>
-        <w:rPr>
-          <w:lang w:val="nl-NL"/>
-        </w:rPr>
-        <w:t xml:space="preserve"> Daan</w:t>
+        <w:t>Beschadigd huis (kapotte muur)</w:t>
       </w:r>
     </w:p>
     <w:p>
@@ -4318,7 +4672,7 @@
         <w:rPr>
           <w:lang w:val="nl-NL"/>
         </w:rPr>
-        <w:t>Beschadigd huis (kapotte muur)</w:t>
+        <w:t>Beschadigd huis (kapot dak)</w:t>
       </w:r>
     </w:p>
     <w:p>
@@ -4326,25 +4680,7 @@
         <w:pStyle w:val="ListParagraph"/>
         <w:numPr>
           <w:ilvl w:val="0"/>
-          <w:numId w:val="26"/>
-        </w:numPr>
-        <w:rPr>
-          <w:lang w:val="nl-NL"/>
-        </w:rPr>
-      </w:pPr>
-      <w:r>
-        <w:rPr>
-          <w:lang w:val="nl-NL"/>
-        </w:rPr>
-        <w:t>Beschadigd huis (kapot dak)</w:t>
-      </w:r>
-    </w:p>
-    <w:p>
-      <w:pPr>
-        <w:pStyle w:val="ListParagraph"/>
-        <w:numPr>
-          <w:ilvl w:val="0"/>
-          <w:numId w:val="26"/>
+          <w:numId w:val="38"/>
         </w:numPr>
         <w:rPr>
           <w:lang w:val="nl-NL"/>
@@ -4682,8 +5018,13 @@
         <w:pStyle w:val="Heading2"/>
       </w:pPr>
       <w:bookmarkStart w:id="10" w:name="_Toc231933167"/>
-      <w:r>
-        <w:t>Effecten (FX)</w:t>
+      <w:proofErr w:type="spellStart"/>
+      <w:r>
+        <w:t>Effecten</w:t>
+      </w:r>
+      <w:proofErr w:type="spellEnd"/>
+      <w:r>
+        <w:t xml:space="preserve"> (FX)</w:t>
       </w:r>
       <w:bookmarkEnd w:id="10"/>
     </w:p>
@@ -4692,10 +5033,12 @@
         <w:pStyle w:val="Heading3"/>
       </w:pPr>
       <w:bookmarkStart w:id="11" w:name="_Toc231933168"/>
+      <w:proofErr w:type="spellStart"/>
       <w:r>
         <w:t>Explosies</w:t>
       </w:r>
       <w:bookmarkEnd w:id="11"/>
+      <w:proofErr w:type="spellEnd"/>
     </w:p>
     <w:p>
       <w:pPr>
@@ -4706,7 +5049,39 @@
         </w:numPr>
       </w:pPr>
       <w:r>
-        <w:t>Stylized voxel-explosies (geanimeerde sprites of kleine voxel-animatie)</w:t>
+        <w:t>Stylized voxel-</w:t>
+      </w:r>
+      <w:proofErr w:type="spellStart"/>
+      <w:r>
+        <w:t>explosies</w:t>
+      </w:r>
+      <w:proofErr w:type="spellEnd"/>
+      <w:r>
+        <w:t xml:space="preserve"> (</w:t>
+      </w:r>
+      <w:proofErr w:type="spellStart"/>
+      <w:r>
+        <w:t>geanimeerde</w:t>
+      </w:r>
+      <w:proofErr w:type="spellEnd"/>
+      <w:r>
+        <w:t xml:space="preserve"> sprites of </w:t>
+      </w:r>
+      <w:proofErr w:type="spellStart"/>
+      <w:r>
+        <w:t>kleine</w:t>
+      </w:r>
+      <w:proofErr w:type="spellEnd"/>
+      <w:r>
+        <w:t xml:space="preserve"> voxel-</w:t>
+      </w:r>
+      <w:proofErr w:type="spellStart"/>
+      <w:r>
+        <w:t>animatie</w:t>
+      </w:r>
+      <w:proofErr w:type="spellEnd"/>
+      <w:r>
+        <w:t>)</w:t>
       </w:r>
     </w:p>
     <w:p>
@@ -4758,8 +5133,29 @@
         </w:numPr>
       </w:pPr>
       <w:r>
-        <w:t>Tank barrel schokt iets achteruit</w:t>
-      </w:r>
+        <w:t xml:space="preserve">Tank barrel </w:t>
+      </w:r>
+      <w:proofErr w:type="spellStart"/>
+      <w:r>
+        <w:t>schokt</w:t>
+      </w:r>
+      <w:proofErr w:type="spellEnd"/>
+      <w:r>
+        <w:t xml:space="preserve"> </w:t>
+      </w:r>
+      <w:proofErr w:type="spellStart"/>
+      <w:r>
+        <w:t>iets</w:t>
+      </w:r>
+      <w:proofErr w:type="spellEnd"/>
+      <w:r>
+        <w:t xml:space="preserve"> </w:t>
+      </w:r>
+      <w:proofErr w:type="spellStart"/>
+      <w:r>
+        <w:t>achteruit</w:t>
+      </w:r>
+      <w:proofErr w:type="spellEnd"/>
     </w:p>
     <w:p>
       <w:pPr>
@@ -4786,7 +5182,49 @@
         <w:rPr>
           <w:lang w:val="nl-NL"/>
         </w:rPr>
-        <w:t>Grijs-witte puffs, voxel of sprite gebaseerd</w:t>
+        <w:t xml:space="preserve">Grijs-witte </w:t>
+      </w:r>
+      <w:proofErr w:type="spellStart"/>
+      <w:r>
+        <w:rPr>
+          <w:lang w:val="nl-NL"/>
+        </w:rPr>
+        <w:t>puffs</w:t>
+      </w:r>
+      <w:proofErr w:type="spellEnd"/>
+      <w:r>
+        <w:rPr>
+          <w:lang w:val="nl-NL"/>
+        </w:rPr>
+        <w:t xml:space="preserve">, </w:t>
+      </w:r>
+      <w:proofErr w:type="spellStart"/>
+      <w:r>
+        <w:rPr>
+          <w:lang w:val="nl-NL"/>
+        </w:rPr>
+        <w:t>voxel</w:t>
+      </w:r>
+      <w:proofErr w:type="spellEnd"/>
+      <w:r>
+        <w:rPr>
+          <w:lang w:val="nl-NL"/>
+        </w:rPr>
+        <w:t xml:space="preserve"> of </w:t>
+      </w:r>
+      <w:proofErr w:type="spellStart"/>
+      <w:r>
+        <w:rPr>
+          <w:lang w:val="nl-NL"/>
+        </w:rPr>
+        <w:t>sprite</w:t>
+      </w:r>
+      <w:proofErr w:type="spellEnd"/>
+      <w:r>
+        <w:rPr>
+          <w:lang w:val="nl-NL"/>
+        </w:rPr>
+        <w:t xml:space="preserve"> gebaseerd</w:t>
       </w:r>
     </w:p>
     <w:p>
@@ -4818,7 +5256,21 @@
         <w:rPr>
           <w:rStyle w:val="Heading2Char"/>
         </w:rPr>
-        <w:t>Audio Style (optioneel)</w:t>
+        <w:t>Audio Style (</w:t>
+      </w:r>
+      <w:proofErr w:type="spellStart"/>
+      <w:r>
+        <w:rPr>
+          <w:rStyle w:val="Heading2Char"/>
+        </w:rPr>
+        <w:t>optioneel</w:t>
+      </w:r>
+      <w:proofErr w:type="spellEnd"/>
+      <w:r>
+        <w:rPr>
+          <w:rStyle w:val="Heading2Char"/>
+        </w:rPr>
+        <w:t>)</w:t>
       </w:r>
       <w:bookmarkEnd w:id="14"/>
     </w:p>
@@ -4848,8 +5300,37 @@
           <w:numId w:val="18"/>
         </w:numPr>
       </w:pPr>
-      <w:r>
-        <w:t>Zware mechanische klanken voor tanks</w:t>
+      <w:proofErr w:type="spellStart"/>
+      <w:r>
+        <w:t>Zware</w:t>
+      </w:r>
+      <w:proofErr w:type="spellEnd"/>
+      <w:r>
+        <w:t xml:space="preserve"> </w:t>
+      </w:r>
+      <w:proofErr w:type="spellStart"/>
+      <w:r>
+        <w:t>mechanische</w:t>
+      </w:r>
+      <w:proofErr w:type="spellEnd"/>
+      <w:r>
+        <w:t xml:space="preserve"> </w:t>
+      </w:r>
+      <w:proofErr w:type="spellStart"/>
+      <w:r>
+        <w:t>klanken</w:t>
+      </w:r>
+      <w:proofErr w:type="spellEnd"/>
+      <w:r>
+        <w:t xml:space="preserve"> </w:t>
+      </w:r>
+      <w:proofErr w:type="spellStart"/>
+      <w:r>
+        <w:t>voor</w:t>
+      </w:r>
+      <w:proofErr w:type="spellEnd"/>
+      <w:r>
+        <w:t xml:space="preserve"> tanks</w:t>
       </w:r>
     </w:p>
     <w:p>
@@ -4861,8 +5342,21 @@
         </w:numPr>
       </w:pPr>
       <w:r>
-        <w:t>Cartoon-achtige ontploffingseffecten</w:t>
-      </w:r>
+        <w:t>Cartoon-</w:t>
+      </w:r>
+      <w:proofErr w:type="spellStart"/>
+      <w:r>
+        <w:t>achtige</w:t>
+      </w:r>
+      <w:proofErr w:type="spellEnd"/>
+      <w:r>
+        <w:t xml:space="preserve"> </w:t>
+      </w:r>
+      <w:proofErr w:type="spellStart"/>
+      <w:r>
+        <w:t>ontploffingseffecten</w:t>
+      </w:r>
+      <w:proofErr w:type="spellEnd"/>
     </w:p>
     <w:p>
       <w:pPr>
@@ -4890,8 +5384,13 @@
     </w:p>
     <w:p>
       <w:r>
-        <w:t>Asset: Anti-tank obstakel</w:t>
-      </w:r>
+        <w:t xml:space="preserve">Asset: Anti-tank </w:t>
+      </w:r>
+      <w:proofErr w:type="spellStart"/>
+      <w:r>
+        <w:t>obstakel</w:t>
+      </w:r>
+      <w:proofErr w:type="spellEnd"/>
       <w:r>
         <w:t> </w:t>
       </w:r>
@@ -4993,7 +5492,21 @@
         <w:rPr>
           <w:lang w:val="nl-NL"/>
         </w:rPr>
-        <w:t>Kleurenpalet (hex nummers): 4A4A4A </w:t>
+        <w:t>Kleurenpalet (</w:t>
+      </w:r>
+      <w:proofErr w:type="spellStart"/>
+      <w:r>
+        <w:rPr>
+          <w:lang w:val="nl-NL"/>
+        </w:rPr>
+        <w:t>hex</w:t>
+      </w:r>
+      <w:proofErr w:type="spellEnd"/>
+      <w:r>
+        <w:rPr>
+          <w:lang w:val="nl-NL"/>
+        </w:rPr>
+        <w:t xml:space="preserve"> nummers): 4A4A4A </w:t>
       </w:r>
     </w:p>
     <w:p>
@@ -5119,7 +5632,21 @@
         <w:rPr>
           <w:lang w:val="nl-NL"/>
         </w:rPr>
-        <w:t>Kleurenpalet (hex nummers):</w:t>
+        <w:t>Kleurenpalet (</w:t>
+      </w:r>
+      <w:proofErr w:type="spellStart"/>
+      <w:r>
+        <w:rPr>
+          <w:lang w:val="nl-NL"/>
+        </w:rPr>
+        <w:t>hex</w:t>
+      </w:r>
+      <w:proofErr w:type="spellEnd"/>
+      <w:r>
+        <w:rPr>
+          <w:lang w:val="nl-NL"/>
+        </w:rPr>
+        <w:t xml:space="preserve"> nummers):</w:t>
       </w:r>
     </w:p>
     <w:p>
@@ -5187,12 +5714,20 @@
         </w:rPr>
       </w:pPr>
       <w:bookmarkStart w:id="17" w:name="_Toc231933174"/>
+      <w:proofErr w:type="spellStart"/>
       <w:r>
         <w:rPr>
           <w:lang w:val="nl-NL"/>
         </w:rPr>
         <w:lastRenderedPageBreak/>
-        <w:t>Miska van den Brink</w:t>
+        <w:t>Miska</w:t>
+      </w:r>
+      <w:proofErr w:type="spellEnd"/>
+      <w:r>
+        <w:rPr>
+          <w:lang w:val="nl-NL"/>
+        </w:rPr>
+        <w:t xml:space="preserve"> van den Brink</w:t>
       </w:r>
       <w:bookmarkEnd w:id="17"/>
     </w:p>
@@ -5300,7 +5835,21 @@
         <w:rPr>
           <w:lang w:val="nl-NL"/>
         </w:rPr>
-        <w:t>Kleurenpalet (hex nummers):</w:t>
+        <w:t>Kleurenpalet (</w:t>
+      </w:r>
+      <w:proofErr w:type="spellStart"/>
+      <w:r>
+        <w:rPr>
+          <w:lang w:val="nl-NL"/>
+        </w:rPr>
+        <w:t>hex</w:t>
+      </w:r>
+      <w:proofErr w:type="spellEnd"/>
+      <w:r>
+        <w:rPr>
+          <w:lang w:val="nl-NL"/>
+        </w:rPr>
+        <w:t xml:space="preserve"> nummers):</w:t>
       </w:r>
     </w:p>
     <w:p>
@@ -5446,7 +5995,21 @@
         <w:rPr>
           <w:lang w:val="nl-NL"/>
         </w:rPr>
-        <w:t>Kleurenpalet (hex nummers):</w:t>
+        <w:t>Kleurenpalet (</w:t>
+      </w:r>
+      <w:proofErr w:type="spellStart"/>
+      <w:r>
+        <w:rPr>
+          <w:lang w:val="nl-NL"/>
+        </w:rPr>
+        <w:t>hex</w:t>
+      </w:r>
+      <w:proofErr w:type="spellEnd"/>
+      <w:r>
+        <w:rPr>
+          <w:lang w:val="nl-NL"/>
+        </w:rPr>
+        <w:t xml:space="preserve"> nummers):</w:t>
       </w:r>
     </w:p>
     <w:p>
@@ -5517,7 +6080,15 @@
     </w:p>
     <w:p>
       <w:r>
-        <w:t>Feedback klasgenoot:</w:t>
+        <w:t xml:space="preserve">Feedback </w:t>
+      </w:r>
+      <w:proofErr w:type="spellStart"/>
+      <w:r>
+        <w:t>klasgenoot</w:t>
+      </w:r>
+      <w:proofErr w:type="spellEnd"/>
+      <w:r>
+        <w:t>:</w:t>
       </w:r>
     </w:p>
     <w:p>
@@ -5540,9 +6111,14 @@
       <w:bookmarkStart w:id="19" w:name="_Toc231933176"/>
       <w:r>
         <w:lastRenderedPageBreak/>
-        <w:t>Myrthe Dissevelt</w:t>
+        <w:t xml:space="preserve">Myrthe </w:t>
+      </w:r>
+      <w:proofErr w:type="spellStart"/>
+      <w:r>
+        <w:t>Dissevelt</w:t>
       </w:r>
       <w:bookmarkEnd w:id="19"/>
+      <w:proofErr w:type="spellEnd"/>
     </w:p>
     <w:p>
       <w:r>
@@ -5580,7 +6156,21 @@
         <w:rPr>
           <w:lang w:val="nl-NL"/>
         </w:rPr>
-        <w:t>Kleurenpalet (hex nummers):</w:t>
+        <w:t>Kleurenpalet (</w:t>
+      </w:r>
+      <w:proofErr w:type="spellStart"/>
+      <w:r>
+        <w:rPr>
+          <w:lang w:val="nl-NL"/>
+        </w:rPr>
+        <w:t>hex</w:t>
+      </w:r>
+      <w:proofErr w:type="spellEnd"/>
+      <w:r>
+        <w:rPr>
+          <w:lang w:val="nl-NL"/>
+        </w:rPr>
+        <w:t xml:space="preserve"> nummers):</w:t>
       </w:r>
     </w:p>
     <w:p>
@@ -5676,12 +6266,14 @@
           <w:lang w:val="nl-NL"/>
         </w:rPr>
       </w:pPr>
+      <w:proofErr w:type="spellStart"/>
       <w:r>
         <w:rPr>
           <w:lang w:val="nl-NL"/>
         </w:rPr>
         <w:t>Barriere</w:t>
       </w:r>
+      <w:proofErr w:type="spellEnd"/>
     </w:p>
     <w:p>
       <w:pPr>
@@ -5756,24 +6348,46 @@
           </wp:inline>
         </w:drawing>
       </w:r>
-      <w:r>
-        <w:rPr>
-          <w:lang w:val="nl-NL"/>
-        </w:rPr>
-        <w:t>betonne barrière met de kleur geel zwart</w:t>
-      </w:r>
-    </w:p>
-    <w:p>
-      <w:pPr>
-        <w:rPr>
-          <w:lang w:val="nl-NL"/>
-        </w:rPr>
-      </w:pPr>
-      <w:r>
-        <w:rPr>
-          <w:lang w:val="nl-NL"/>
-        </w:rPr>
-        <w:t>Kleurenpalet (hex nummers):</w:t>
+      <w:proofErr w:type="spellStart"/>
+      <w:r>
+        <w:rPr>
+          <w:lang w:val="nl-NL"/>
+        </w:rPr>
+        <w:t>betonne</w:t>
+      </w:r>
+      <w:proofErr w:type="spellEnd"/>
+      <w:r>
+        <w:rPr>
+          <w:lang w:val="nl-NL"/>
+        </w:rPr>
+        <w:t xml:space="preserve"> barrière met de kleur geel zwart</w:t>
+      </w:r>
+    </w:p>
+    <w:p>
+      <w:pPr>
+        <w:rPr>
+          <w:lang w:val="nl-NL"/>
+        </w:rPr>
+      </w:pPr>
+      <w:r>
+        <w:rPr>
+          <w:lang w:val="nl-NL"/>
+        </w:rPr>
+        <w:t>Kleurenpalet (</w:t>
+      </w:r>
+      <w:proofErr w:type="spellStart"/>
+      <w:r>
+        <w:rPr>
+          <w:lang w:val="nl-NL"/>
+        </w:rPr>
+        <w:t>hex</w:t>
+      </w:r>
+      <w:proofErr w:type="spellEnd"/>
+      <w:r>
+        <w:rPr>
+          <w:lang w:val="nl-NL"/>
+        </w:rPr>
+        <w:t xml:space="preserve"> nummers):</w:t>
       </w:r>
     </w:p>
     <w:p>
@@ -5865,9 +6479,17 @@
           <w:lang w:val="nl-NL"/>
         </w:rPr>
         <w:lastRenderedPageBreak/>
-        <w:t>Daan van der Greft</w:t>
+        <w:t xml:space="preserve">Daan van der </w:t>
+      </w:r>
+      <w:proofErr w:type="spellStart"/>
+      <w:r>
+        <w:rPr>
+          <w:lang w:val="nl-NL"/>
+        </w:rPr>
+        <w:t>Greft</w:t>
       </w:r>
       <w:bookmarkEnd w:id="21"/>
+      <w:proofErr w:type="spellEnd"/>
     </w:p>
     <w:p>
       <w:pPr>
@@ -5992,7 +6614,21 @@
         <w:rPr>
           <w:lang w:val="nl-NL"/>
         </w:rPr>
-        <w:t>Kleurenpalet (hex nummers):</w:t>
+        <w:t>Kleurenpalet (</w:t>
+      </w:r>
+      <w:proofErr w:type="spellStart"/>
+      <w:r>
+        <w:rPr>
+          <w:lang w:val="nl-NL"/>
+        </w:rPr>
+        <w:t>hex</w:t>
+      </w:r>
+      <w:proofErr w:type="spellEnd"/>
+      <w:r>
+        <w:rPr>
+          <w:lang w:val="nl-NL"/>
+        </w:rPr>
+        <w:t xml:space="preserve"> nummers):</w:t>
       </w:r>
     </w:p>
     <w:p>
@@ -6097,9 +6733,17 @@
           <w:lang w:val="nl-NL"/>
         </w:rPr>
         <w:lastRenderedPageBreak/>
-        <w:t>Tomas Heinst</w:t>
+        <w:t xml:space="preserve">Tomas </w:t>
+      </w:r>
+      <w:proofErr w:type="spellStart"/>
+      <w:r>
+        <w:rPr>
+          <w:lang w:val="nl-NL"/>
+        </w:rPr>
+        <w:t>Heinst</w:t>
       </w:r>
       <w:bookmarkEnd w:id="22"/>
+      <w:proofErr w:type="spellEnd"/>
     </w:p>
     <w:p>
       <w:pPr>
@@ -6151,7 +6795,21 @@
         <w:rPr>
           <w:lang w:val="nl-NL"/>
         </w:rPr>
-        <w:t>Kleurenpalet (hex nummers):</w:t>
+        <w:t>Kleurenpalet (</w:t>
+      </w:r>
+      <w:proofErr w:type="spellStart"/>
+      <w:r>
+        <w:rPr>
+          <w:lang w:val="nl-NL"/>
+        </w:rPr>
+        <w:t>hex</w:t>
+      </w:r>
+      <w:proofErr w:type="spellEnd"/>
+      <w:r>
+        <w:rPr>
+          <w:lang w:val="nl-NL"/>
+        </w:rPr>
+        <w:t xml:space="preserve"> nummers):</w:t>
       </w:r>
     </w:p>
     <w:p>
@@ -6278,7 +6936,21 @@
         <w:rPr>
           <w:lang w:val="nl-NL"/>
         </w:rPr>
-        <w:t>Kleurenpalet (hex nummers):</w:t>
+        <w:t>Kleurenpalet (</w:t>
+      </w:r>
+      <w:proofErr w:type="spellStart"/>
+      <w:r>
+        <w:rPr>
+          <w:lang w:val="nl-NL"/>
+        </w:rPr>
+        <w:t>hex</w:t>
+      </w:r>
+      <w:proofErr w:type="spellEnd"/>
+      <w:r>
+        <w:rPr>
+          <w:lang w:val="nl-NL"/>
+        </w:rPr>
+        <w:t xml:space="preserve"> nummers):</w:t>
       </w:r>
     </w:p>
     <w:p>
@@ -6405,7 +7077,21 @@
         <w:rPr>
           <w:lang w:val="nl-NL"/>
         </w:rPr>
-        <w:t>Kleurenpalet (hex nummers):</w:t>
+        <w:t>Kleurenpalet (</w:t>
+      </w:r>
+      <w:proofErr w:type="spellStart"/>
+      <w:r>
+        <w:rPr>
+          <w:lang w:val="nl-NL"/>
+        </w:rPr>
+        <w:t>hex</w:t>
+      </w:r>
+      <w:proofErr w:type="spellEnd"/>
+      <w:r>
+        <w:rPr>
+          <w:lang w:val="nl-NL"/>
+        </w:rPr>
+        <w:t xml:space="preserve"> nummers):</w:t>
       </w:r>
     </w:p>
     <w:p>
@@ -6533,7 +7219,7 @@
           <w:lang w:val="nl-NL"/>
         </w:rPr>
         <w:drawing>
-          <wp:inline distT="0" distB="0" distL="0" distR="0" wp14:anchorId="3081B476" wp14:editId="655FD50B">
+          <wp:inline distT="0" distB="0" distL="0" distR="0" wp14:anchorId="3081B476" wp14:editId="34100A86">
             <wp:extent cx="2396881" cy="1165658"/>
             <wp:effectExtent l="0" t="0" r="3810" b="0"/>
             <wp:docPr id="1090613317" name="Picture 21"/>
@@ -6606,51 +7292,111 @@
           <w:lang w:val="fr-FR"/>
         </w:rPr>
       </w:pPr>
+      <w:proofErr w:type="spellStart"/>
       <w:r>
         <w:rPr>
           <w:lang w:val="fr-FR"/>
         </w:rPr>
-        <w:t>Kleurenpalet (hex nummers):</w:t>
-      </w:r>
-    </w:p>
-    <w:p>
-      <w:pPr>
+        <w:t>Kleurenpalet</w:t>
+      </w:r>
+      <w:proofErr w:type="spellEnd"/>
+      <w:r>
         <w:rPr>
           <w:lang w:val="fr-FR"/>
         </w:rPr>
-      </w:pPr>
+        <w:t xml:space="preserve"> (</w:t>
+      </w:r>
+      <w:proofErr w:type="spellStart"/>
       <w:r>
         <w:rPr>
           <w:lang w:val="fr-FR"/>
         </w:rPr>
-        <w:t>AC8655 - Primair</w:t>
-      </w:r>
-    </w:p>
-    <w:p>
-      <w:pPr>
+        <w:t>hex</w:t>
+      </w:r>
+      <w:proofErr w:type="spellEnd"/>
+      <w:r>
         <w:rPr>
           <w:lang w:val="fr-FR"/>
         </w:rPr>
-      </w:pPr>
+        <w:t xml:space="preserve"> </w:t>
+      </w:r>
+      <w:proofErr w:type="spellStart"/>
       <w:r>
         <w:rPr>
           <w:lang w:val="fr-FR"/>
         </w:rPr>
-        <w:t>4A4A4A - Secundair</w:t>
-      </w:r>
-    </w:p>
-    <w:p>
-      <w:pPr>
-        <w:rPr>
-          <w:lang w:val="nl-NL"/>
-        </w:rPr>
-      </w:pPr>
-      <w:r>
-        <w:rPr>
-          <w:lang w:val="nl-NL"/>
-        </w:rPr>
-        <w:t>F8E71C - Tetriair</w:t>
-      </w:r>
+        <w:t>nummers</w:t>
+      </w:r>
+      <w:proofErr w:type="spellEnd"/>
+      <w:r>
+        <w:rPr>
+          <w:lang w:val="fr-FR"/>
+        </w:rPr>
+        <w:t>):</w:t>
+      </w:r>
+    </w:p>
+    <w:p>
+      <w:pPr>
+        <w:rPr>
+          <w:lang w:val="fr-FR"/>
+        </w:rPr>
+      </w:pPr>
+      <w:r>
+        <w:rPr>
+          <w:lang w:val="fr-FR"/>
+        </w:rPr>
+        <w:t xml:space="preserve">AC8655 - </w:t>
+      </w:r>
+      <w:proofErr w:type="spellStart"/>
+      <w:r>
+        <w:rPr>
+          <w:lang w:val="fr-FR"/>
+        </w:rPr>
+        <w:t>Primair</w:t>
+      </w:r>
+      <w:proofErr w:type="spellEnd"/>
+    </w:p>
+    <w:p>
+      <w:pPr>
+        <w:rPr>
+          <w:lang w:val="fr-FR"/>
+        </w:rPr>
+      </w:pPr>
+      <w:r>
+        <w:rPr>
+          <w:lang w:val="fr-FR"/>
+        </w:rPr>
+        <w:t xml:space="preserve">4A4A4A - </w:t>
+      </w:r>
+      <w:proofErr w:type="spellStart"/>
+      <w:r>
+        <w:rPr>
+          <w:lang w:val="fr-FR"/>
+        </w:rPr>
+        <w:t>Secundair</w:t>
+      </w:r>
+      <w:proofErr w:type="spellEnd"/>
+    </w:p>
+    <w:p>
+      <w:pPr>
+        <w:rPr>
+          <w:lang w:val="nl-NL"/>
+        </w:rPr>
+      </w:pPr>
+      <w:r>
+        <w:rPr>
+          <w:lang w:val="nl-NL"/>
+        </w:rPr>
+        <w:t xml:space="preserve">F8E71C - </w:t>
+      </w:r>
+      <w:proofErr w:type="spellStart"/>
+      <w:r>
+        <w:rPr>
+          <w:lang w:val="nl-NL"/>
+        </w:rPr>
+        <w:t>Tetriair</w:t>
+      </w:r>
+      <w:proofErr w:type="spellEnd"/>
     </w:p>
     <w:p>
       <w:pPr>
@@ -6673,6 +7419,7 @@
       </w:pPr>
       <w:r>
         <w:rPr>
+          <w:noProof/>
           <w:lang w:val="nl-NL"/>
         </w:rPr>
         <w:drawing>
@@ -6768,9 +7515,17 @@
           <w:lang w:val="nl-NL"/>
         </w:rPr>
         <w:lastRenderedPageBreak/>
-        <w:t>Sam Mujanović</w:t>
+        <w:t xml:space="preserve">Sam </w:t>
+      </w:r>
+      <w:proofErr w:type="spellStart"/>
+      <w:r>
+        <w:rPr>
+          <w:lang w:val="nl-NL"/>
+        </w:rPr>
+        <w:t>Mujanović</w:t>
       </w:r>
       <w:bookmarkEnd w:id="26"/>
+      <w:proofErr w:type="spellEnd"/>
     </w:p>
     <w:p>
       <w:pPr>
@@ -6889,7 +7644,21 @@
           <w:lang w:val="nl-NL"/>
         </w:rPr>
         <w:lastRenderedPageBreak/>
-        <w:t>Kleurenpalet (hex nummers):</w:t>
+        <w:t>Kleurenpalet (</w:t>
+      </w:r>
+      <w:proofErr w:type="spellStart"/>
+      <w:r>
+        <w:rPr>
+          <w:lang w:val="nl-NL"/>
+        </w:rPr>
+        <w:t>hex</w:t>
+      </w:r>
+      <w:proofErr w:type="spellEnd"/>
+      <w:r>
+        <w:rPr>
+          <w:lang w:val="nl-NL"/>
+        </w:rPr>
+        <w:t xml:space="preserve"> nummers):</w:t>
       </w:r>
       <w:r>
         <w:rPr>
@@ -7010,12 +7779,20 @@
         </w:rPr>
       </w:pPr>
       <w:bookmarkStart w:id="27" w:name="_Toc231933184"/>
+      <w:proofErr w:type="spellStart"/>
       <w:r>
         <w:rPr>
           <w:lang w:val="nl-NL"/>
         </w:rPr>
         <w:lastRenderedPageBreak/>
-        <w:t>Mika Oostveen</w:t>
+        <w:t>Mika</w:t>
+      </w:r>
+      <w:proofErr w:type="spellEnd"/>
+      <w:r>
+        <w:rPr>
+          <w:lang w:val="nl-NL"/>
+        </w:rPr>
+        <w:t xml:space="preserve"> Oostveen</w:t>
       </w:r>
       <w:bookmarkEnd w:id="27"/>
     </w:p>
@@ -7029,7 +7806,35 @@
         <w:rPr>
           <w:lang w:val="nl-NL"/>
         </w:rPr>
-        <w:t>Asset: Bullets en bullet packs</w:t>
+        <w:t xml:space="preserve">Asset: </w:t>
+      </w:r>
+      <w:proofErr w:type="spellStart"/>
+      <w:r>
+        <w:rPr>
+          <w:lang w:val="nl-NL"/>
+        </w:rPr>
+        <w:t>Bullets</w:t>
+      </w:r>
+      <w:proofErr w:type="spellEnd"/>
+      <w:r>
+        <w:rPr>
+          <w:lang w:val="nl-NL"/>
+        </w:rPr>
+        <w:t xml:space="preserve"> en </w:t>
+      </w:r>
+      <w:proofErr w:type="spellStart"/>
+      <w:r>
+        <w:rPr>
+          <w:lang w:val="nl-NL"/>
+        </w:rPr>
+        <w:t>bullet</w:t>
+      </w:r>
+      <w:proofErr w:type="spellEnd"/>
+      <w:r>
+        <w:rPr>
+          <w:lang w:val="nl-NL"/>
+        </w:rPr>
+        <w:t xml:space="preserve"> packs</w:t>
       </w:r>
     </w:p>
     <w:p>
@@ -7122,20 +7927,90 @@
         <w:rPr>
           <w:lang w:val="nl-NL"/>
         </w:rPr>
-        <w:t xml:space="preserve">Ik heb hiervoor gekozen omdat het opzich wel mooi eruit zit (negeer de face op de bullet ik bedoel de shape itself) </w:t>
-      </w:r>
-    </w:p>
-    <w:p>
-      <w:pPr>
-        <w:rPr>
-          <w:lang w:val="nl-NL"/>
-        </w:rPr>
-      </w:pPr>
-      <w:r>
-        <w:rPr>
-          <w:lang w:val="nl-NL"/>
-        </w:rPr>
-        <w:t>Kleurenpalet (hex nummers):</w:t>
+        <w:t xml:space="preserve">Ik heb hiervoor gekozen omdat het </w:t>
+      </w:r>
+      <w:proofErr w:type="spellStart"/>
+      <w:r>
+        <w:rPr>
+          <w:lang w:val="nl-NL"/>
+        </w:rPr>
+        <w:t>opzich</w:t>
+      </w:r>
+      <w:proofErr w:type="spellEnd"/>
+      <w:r>
+        <w:rPr>
+          <w:lang w:val="nl-NL"/>
+        </w:rPr>
+        <w:t xml:space="preserve"> wel mooi eruit zit (negeer de face op de </w:t>
+      </w:r>
+      <w:proofErr w:type="spellStart"/>
+      <w:r>
+        <w:rPr>
+          <w:lang w:val="nl-NL"/>
+        </w:rPr>
+        <w:t>bullet</w:t>
+      </w:r>
+      <w:proofErr w:type="spellEnd"/>
+      <w:r>
+        <w:rPr>
+          <w:lang w:val="nl-NL"/>
+        </w:rPr>
+        <w:t xml:space="preserve"> ik bedoel de </w:t>
+      </w:r>
+      <w:proofErr w:type="spellStart"/>
+      <w:r>
+        <w:rPr>
+          <w:lang w:val="nl-NL"/>
+        </w:rPr>
+        <w:t>shape</w:t>
+      </w:r>
+      <w:proofErr w:type="spellEnd"/>
+      <w:r>
+        <w:rPr>
+          <w:lang w:val="nl-NL"/>
+        </w:rPr>
+        <w:t xml:space="preserve"> </w:t>
+      </w:r>
+      <w:proofErr w:type="spellStart"/>
+      <w:r>
+        <w:rPr>
+          <w:lang w:val="nl-NL"/>
+        </w:rPr>
+        <w:t>itself</w:t>
+      </w:r>
+      <w:proofErr w:type="spellEnd"/>
+      <w:r>
+        <w:rPr>
+          <w:lang w:val="nl-NL"/>
+        </w:rPr>
+        <w:t xml:space="preserve">) </w:t>
+      </w:r>
+    </w:p>
+    <w:p>
+      <w:pPr>
+        <w:rPr>
+          <w:lang w:val="nl-NL"/>
+        </w:rPr>
+      </w:pPr>
+      <w:r>
+        <w:rPr>
+          <w:lang w:val="nl-NL"/>
+        </w:rPr>
+        <w:t>Kleurenpalet (</w:t>
+      </w:r>
+      <w:proofErr w:type="spellStart"/>
+      <w:r>
+        <w:rPr>
+          <w:lang w:val="nl-NL"/>
+        </w:rPr>
+        <w:t>hex</w:t>
+      </w:r>
+      <w:proofErr w:type="spellEnd"/>
+      <w:r>
+        <w:rPr>
+          <w:lang w:val="nl-NL"/>
+        </w:rPr>
+        <w:t xml:space="preserve"> nummers):</w:t>
       </w:r>
       <w:r>
         <w:rPr>
@@ -7298,7 +8173,21 @@
         <w:rPr>
           <w:lang w:val="nl-NL"/>
         </w:rPr>
-        <w:t>Kleurenpalet (hex nummers):</w:t>
+        <w:t>Kleurenpalet (</w:t>
+      </w:r>
+      <w:proofErr w:type="spellStart"/>
+      <w:r>
+        <w:rPr>
+          <w:lang w:val="nl-NL"/>
+        </w:rPr>
+        <w:t>hex</w:t>
+      </w:r>
+      <w:proofErr w:type="spellEnd"/>
+      <w:r>
+        <w:rPr>
+          <w:lang w:val="nl-NL"/>
+        </w:rPr>
+        <w:t xml:space="preserve"> nummers):</w:t>
       </w:r>
     </w:p>
     <w:p>
@@ -7497,11 +8386,39 @@
       </w:pPr>
     </w:p>
     <w:p>
-      <w:r>
-        <w:t>Kleurenpalet (hex nummers): F5A623 4A4A4A 000000</w:t>
-      </w:r>
-    </w:p>
-    <w:p/>
+      <w:pPr>
+        <w:rPr>
+          <w:lang w:val="nl-NL"/>
+        </w:rPr>
+      </w:pPr>
+      <w:r>
+        <w:rPr>
+          <w:lang w:val="nl-NL"/>
+        </w:rPr>
+        <w:t>Kleurenpalet (</w:t>
+      </w:r>
+      <w:proofErr w:type="spellStart"/>
+      <w:r>
+        <w:rPr>
+          <w:lang w:val="nl-NL"/>
+        </w:rPr>
+        <w:t>hex</w:t>
+      </w:r>
+      <w:proofErr w:type="spellEnd"/>
+      <w:r>
+        <w:rPr>
+          <w:lang w:val="nl-NL"/>
+        </w:rPr>
+        <w:t xml:space="preserve"> nummers): F5A623 4A4A4A 000000</w:t>
+      </w:r>
+    </w:p>
+    <w:p>
+      <w:pPr>
+        <w:rPr>
+          <w:lang w:val="nl-NL"/>
+        </w:rPr>
+      </w:pPr>
+    </w:p>
     <w:p>
       <w:pPr>
         <w:rPr>
@@ -9500,6 +10417,119 @@
     </w:lvl>
   </w:abstractNum>
   <w:abstractNum w:abstractNumId="15" w15:restartNumberingAfterBreak="0">
+    <w:nsid w:val="36D13DBE"/>
+    <w:multiLevelType w:val="hybridMultilevel"/>
+    <w:tmpl w:val="9E2C6E38"/>
+    <w:lvl w:ilvl="0" w:tplc="0409000D">
+      <w:start w:val="1"/>
+      <w:numFmt w:val="bullet"/>
+      <w:lvlText w:val=""/>
+      <w:lvlJc w:val="left"/>
+      <w:pPr>
+        <w:ind w:left="720" w:hanging="360"/>
+      </w:pPr>
+      <w:rPr>
+        <w:rFonts w:ascii="Wingdings" w:hAnsi="Wingdings" w:hint="default"/>
+      </w:rPr>
+    </w:lvl>
+    <w:lvl w:ilvl="1" w:tplc="FFFFFFFF" w:tentative="1">
+      <w:start w:val="1"/>
+      <w:numFmt w:val="bullet"/>
+      <w:lvlText w:val="o"/>
+      <w:lvlJc w:val="left"/>
+      <w:pPr>
+        <w:ind w:left="1440" w:hanging="360"/>
+      </w:pPr>
+      <w:rPr>
+        <w:rFonts w:ascii="Courier New" w:hAnsi="Courier New" w:cs="Courier New" w:hint="default"/>
+      </w:rPr>
+    </w:lvl>
+    <w:lvl w:ilvl="2" w:tplc="FFFFFFFF" w:tentative="1">
+      <w:start w:val="1"/>
+      <w:numFmt w:val="bullet"/>
+      <w:lvlText w:val=""/>
+      <w:lvlJc w:val="left"/>
+      <w:pPr>
+        <w:ind w:left="2160" w:hanging="360"/>
+      </w:pPr>
+      <w:rPr>
+        <w:rFonts w:ascii="Wingdings" w:hAnsi="Wingdings" w:hint="default"/>
+      </w:rPr>
+    </w:lvl>
+    <w:lvl w:ilvl="3" w:tplc="FFFFFFFF" w:tentative="1">
+      <w:start w:val="1"/>
+      <w:numFmt w:val="bullet"/>
+      <w:lvlText w:val=""/>
+      <w:lvlJc w:val="left"/>
+      <w:pPr>
+        <w:ind w:left="2880" w:hanging="360"/>
+      </w:pPr>
+      <w:rPr>
+        <w:rFonts w:ascii="Symbol" w:hAnsi="Symbol" w:hint="default"/>
+      </w:rPr>
+    </w:lvl>
+    <w:lvl w:ilvl="4" w:tplc="FFFFFFFF" w:tentative="1">
+      <w:start w:val="1"/>
+      <w:numFmt w:val="bullet"/>
+      <w:lvlText w:val="o"/>
+      <w:lvlJc w:val="left"/>
+      <w:pPr>
+        <w:ind w:left="3600" w:hanging="360"/>
+      </w:pPr>
+      <w:rPr>
+        <w:rFonts w:ascii="Courier New" w:hAnsi="Courier New" w:cs="Courier New" w:hint="default"/>
+      </w:rPr>
+    </w:lvl>
+    <w:lvl w:ilvl="5" w:tplc="FFFFFFFF" w:tentative="1">
+      <w:start w:val="1"/>
+      <w:numFmt w:val="bullet"/>
+      <w:lvlText w:val=""/>
+      <w:lvlJc w:val="left"/>
+      <w:pPr>
+        <w:ind w:left="4320" w:hanging="360"/>
+      </w:pPr>
+      <w:rPr>
+        <w:rFonts w:ascii="Wingdings" w:hAnsi="Wingdings" w:hint="default"/>
+      </w:rPr>
+    </w:lvl>
+    <w:lvl w:ilvl="6" w:tplc="FFFFFFFF" w:tentative="1">
+      <w:start w:val="1"/>
+      <w:numFmt w:val="bullet"/>
+      <w:lvlText w:val=""/>
+      <w:lvlJc w:val="left"/>
+      <w:pPr>
+        <w:ind w:left="5040" w:hanging="360"/>
+      </w:pPr>
+      <w:rPr>
+        <w:rFonts w:ascii="Symbol" w:hAnsi="Symbol" w:hint="default"/>
+      </w:rPr>
+    </w:lvl>
+    <w:lvl w:ilvl="7" w:tplc="FFFFFFFF" w:tentative="1">
+      <w:start w:val="1"/>
+      <w:numFmt w:val="bullet"/>
+      <w:lvlText w:val="o"/>
+      <w:lvlJc w:val="left"/>
+      <w:pPr>
+        <w:ind w:left="5760" w:hanging="360"/>
+      </w:pPr>
+      <w:rPr>
+        <w:rFonts w:ascii="Courier New" w:hAnsi="Courier New" w:cs="Courier New" w:hint="default"/>
+      </w:rPr>
+    </w:lvl>
+    <w:lvl w:ilvl="8" w:tplc="FFFFFFFF" w:tentative="1">
+      <w:start w:val="1"/>
+      <w:numFmt w:val="bullet"/>
+      <w:lvlText w:val=""/>
+      <w:lvlJc w:val="left"/>
+      <w:pPr>
+        <w:ind w:left="6480" w:hanging="360"/>
+      </w:pPr>
+      <w:rPr>
+        <w:rFonts w:ascii="Wingdings" w:hAnsi="Wingdings" w:hint="default"/>
+      </w:rPr>
+    </w:lvl>
+  </w:abstractNum>
+  <w:abstractNum w:abstractNumId="16" w15:restartNumberingAfterBreak="0">
     <w:nsid w:val="38304C8B"/>
     <w:multiLevelType w:val="hybridMultilevel"/>
     <w:tmpl w:val="1010B37E"/>
@@ -9612,7 +10642,7 @@
       </w:rPr>
     </w:lvl>
   </w:abstractNum>
-  <w:abstractNum w:abstractNumId="16" w15:restartNumberingAfterBreak="0">
+  <w:abstractNum w:abstractNumId="17" w15:restartNumberingAfterBreak="0">
     <w:nsid w:val="383A4B1A"/>
     <w:multiLevelType w:val="hybridMultilevel"/>
     <w:tmpl w:val="EF6C8528"/>
@@ -9725,7 +10755,7 @@
       </w:rPr>
     </w:lvl>
   </w:abstractNum>
-  <w:abstractNum w:abstractNumId="17" w15:restartNumberingAfterBreak="0">
+  <w:abstractNum w:abstractNumId="18" w15:restartNumberingAfterBreak="0">
     <w:nsid w:val="38E2685B"/>
     <w:multiLevelType w:val="multilevel"/>
     <w:tmpl w:val="683C22B2"/>
@@ -9874,7 +10904,7 @@
       </w:rPr>
     </w:lvl>
   </w:abstractNum>
-  <w:abstractNum w:abstractNumId="18" w15:restartNumberingAfterBreak="0">
+  <w:abstractNum w:abstractNumId="19" w15:restartNumberingAfterBreak="0">
     <w:nsid w:val="3CB4792D"/>
     <w:multiLevelType w:val="multilevel"/>
     <w:tmpl w:val="27F689A4"/>
@@ -10023,7 +11053,7 @@
       </w:rPr>
     </w:lvl>
   </w:abstractNum>
-  <w:abstractNum w:abstractNumId="19" w15:restartNumberingAfterBreak="0">
+  <w:abstractNum w:abstractNumId="20" w15:restartNumberingAfterBreak="0">
     <w:nsid w:val="40CE7212"/>
     <w:multiLevelType w:val="multilevel"/>
     <w:tmpl w:val="B55893E8"/>
@@ -10172,7 +11202,120 @@
       </w:rPr>
     </w:lvl>
   </w:abstractNum>
-  <w:abstractNum w:abstractNumId="20" w15:restartNumberingAfterBreak="0">
+  <w:abstractNum w:abstractNumId="21" w15:restartNumberingAfterBreak="0">
+    <w:nsid w:val="444F524D"/>
+    <w:multiLevelType w:val="hybridMultilevel"/>
+    <w:tmpl w:val="FD4CEEA0"/>
+    <w:lvl w:ilvl="0" w:tplc="0409000D">
+      <w:start w:val="1"/>
+      <w:numFmt w:val="bullet"/>
+      <w:lvlText w:val=""/>
+      <w:lvlJc w:val="left"/>
+      <w:pPr>
+        <w:ind w:left="720" w:hanging="360"/>
+      </w:pPr>
+      <w:rPr>
+        <w:rFonts w:ascii="Wingdings" w:hAnsi="Wingdings" w:hint="default"/>
+      </w:rPr>
+    </w:lvl>
+    <w:lvl w:ilvl="1" w:tplc="FFFFFFFF" w:tentative="1">
+      <w:start w:val="1"/>
+      <w:numFmt w:val="bullet"/>
+      <w:lvlText w:val="o"/>
+      <w:lvlJc w:val="left"/>
+      <w:pPr>
+        <w:ind w:left="1440" w:hanging="360"/>
+      </w:pPr>
+      <w:rPr>
+        <w:rFonts w:ascii="Courier New" w:hAnsi="Courier New" w:cs="Courier New" w:hint="default"/>
+      </w:rPr>
+    </w:lvl>
+    <w:lvl w:ilvl="2" w:tplc="FFFFFFFF" w:tentative="1">
+      <w:start w:val="1"/>
+      <w:numFmt w:val="bullet"/>
+      <w:lvlText w:val=""/>
+      <w:lvlJc w:val="left"/>
+      <w:pPr>
+        <w:ind w:left="2160" w:hanging="360"/>
+      </w:pPr>
+      <w:rPr>
+        <w:rFonts w:ascii="Wingdings" w:hAnsi="Wingdings" w:hint="default"/>
+      </w:rPr>
+    </w:lvl>
+    <w:lvl w:ilvl="3" w:tplc="FFFFFFFF" w:tentative="1">
+      <w:start w:val="1"/>
+      <w:numFmt w:val="bullet"/>
+      <w:lvlText w:val=""/>
+      <w:lvlJc w:val="left"/>
+      <w:pPr>
+        <w:ind w:left="2880" w:hanging="360"/>
+      </w:pPr>
+      <w:rPr>
+        <w:rFonts w:ascii="Symbol" w:hAnsi="Symbol" w:hint="default"/>
+      </w:rPr>
+    </w:lvl>
+    <w:lvl w:ilvl="4" w:tplc="FFFFFFFF" w:tentative="1">
+      <w:start w:val="1"/>
+      <w:numFmt w:val="bullet"/>
+      <w:lvlText w:val="o"/>
+      <w:lvlJc w:val="left"/>
+      <w:pPr>
+        <w:ind w:left="3600" w:hanging="360"/>
+      </w:pPr>
+      <w:rPr>
+        <w:rFonts w:ascii="Courier New" w:hAnsi="Courier New" w:cs="Courier New" w:hint="default"/>
+      </w:rPr>
+    </w:lvl>
+    <w:lvl w:ilvl="5" w:tplc="FFFFFFFF" w:tentative="1">
+      <w:start w:val="1"/>
+      <w:numFmt w:val="bullet"/>
+      <w:lvlText w:val=""/>
+      <w:lvlJc w:val="left"/>
+      <w:pPr>
+        <w:ind w:left="4320" w:hanging="360"/>
+      </w:pPr>
+      <w:rPr>
+        <w:rFonts w:ascii="Wingdings" w:hAnsi="Wingdings" w:hint="default"/>
+      </w:rPr>
+    </w:lvl>
+    <w:lvl w:ilvl="6" w:tplc="FFFFFFFF" w:tentative="1">
+      <w:start w:val="1"/>
+      <w:numFmt w:val="bullet"/>
+      <w:lvlText w:val=""/>
+      <w:lvlJc w:val="left"/>
+      <w:pPr>
+        <w:ind w:left="5040" w:hanging="360"/>
+      </w:pPr>
+      <w:rPr>
+        <w:rFonts w:ascii="Symbol" w:hAnsi="Symbol" w:hint="default"/>
+      </w:rPr>
+    </w:lvl>
+    <w:lvl w:ilvl="7" w:tplc="FFFFFFFF" w:tentative="1">
+      <w:start w:val="1"/>
+      <w:numFmt w:val="bullet"/>
+      <w:lvlText w:val="o"/>
+      <w:lvlJc w:val="left"/>
+      <w:pPr>
+        <w:ind w:left="5760" w:hanging="360"/>
+      </w:pPr>
+      <w:rPr>
+        <w:rFonts w:ascii="Courier New" w:hAnsi="Courier New" w:cs="Courier New" w:hint="default"/>
+      </w:rPr>
+    </w:lvl>
+    <w:lvl w:ilvl="8" w:tplc="FFFFFFFF" w:tentative="1">
+      <w:start w:val="1"/>
+      <w:numFmt w:val="bullet"/>
+      <w:lvlText w:val=""/>
+      <w:lvlJc w:val="left"/>
+      <w:pPr>
+        <w:ind w:left="6480" w:hanging="360"/>
+      </w:pPr>
+      <w:rPr>
+        <w:rFonts w:ascii="Wingdings" w:hAnsi="Wingdings" w:hint="default"/>
+      </w:rPr>
+    </w:lvl>
+  </w:abstractNum>
+  <w:abstractNum w:abstractNumId="22" w15:restartNumberingAfterBreak="0">
     <w:nsid w:val="4B070812"/>
     <w:multiLevelType w:val="hybridMultilevel"/>
     <w:tmpl w:val="87FA0940"/>
@@ -10285,7 +11428,7 @@
       </w:rPr>
     </w:lvl>
   </w:abstractNum>
-  <w:abstractNum w:abstractNumId="21" w15:restartNumberingAfterBreak="0">
+  <w:abstractNum w:abstractNumId="23" w15:restartNumberingAfterBreak="0">
     <w:nsid w:val="4DEB0178"/>
     <w:multiLevelType w:val="hybridMultilevel"/>
     <w:tmpl w:val="F746D88C"/>
@@ -10398,7 +11541,7 @@
       </w:rPr>
     </w:lvl>
   </w:abstractNum>
-  <w:abstractNum w:abstractNumId="22" w15:restartNumberingAfterBreak="0">
+  <w:abstractNum w:abstractNumId="24" w15:restartNumberingAfterBreak="0">
     <w:nsid w:val="4FCF7951"/>
     <w:multiLevelType w:val="multilevel"/>
     <w:tmpl w:val="EEBEB3B8"/>
@@ -10547,7 +11690,7 @@
       </w:rPr>
     </w:lvl>
   </w:abstractNum>
-  <w:abstractNum w:abstractNumId="23" w15:restartNumberingAfterBreak="0">
+  <w:abstractNum w:abstractNumId="25" w15:restartNumberingAfterBreak="0">
     <w:nsid w:val="50192094"/>
     <w:multiLevelType w:val="multilevel"/>
     <w:tmpl w:val="033C8A22"/>
@@ -10696,7 +11839,7 @@
       </w:rPr>
     </w:lvl>
   </w:abstractNum>
-  <w:abstractNum w:abstractNumId="24" w15:restartNumberingAfterBreak="0">
+  <w:abstractNum w:abstractNumId="26" w15:restartNumberingAfterBreak="0">
     <w:nsid w:val="56203F22"/>
     <w:multiLevelType w:val="multilevel"/>
     <w:tmpl w:val="5C5A587C"/>
@@ -10845,7 +11988,7 @@
       </w:rPr>
     </w:lvl>
   </w:abstractNum>
-  <w:abstractNum w:abstractNumId="25" w15:restartNumberingAfterBreak="0">
+  <w:abstractNum w:abstractNumId="27" w15:restartNumberingAfterBreak="0">
     <w:nsid w:val="58E4621A"/>
     <w:multiLevelType w:val="hybridMultilevel"/>
     <w:tmpl w:val="A5D0B490"/>
@@ -10958,7 +12101,7 @@
       </w:rPr>
     </w:lvl>
   </w:abstractNum>
-  <w:abstractNum w:abstractNumId="26" w15:restartNumberingAfterBreak="0">
+  <w:abstractNum w:abstractNumId="28" w15:restartNumberingAfterBreak="0">
     <w:nsid w:val="650E23DD"/>
     <w:multiLevelType w:val="multilevel"/>
     <w:tmpl w:val="3A02C094"/>
@@ -11107,7 +12250,7 @@
       </w:rPr>
     </w:lvl>
   </w:abstractNum>
-  <w:abstractNum w:abstractNumId="27" w15:restartNumberingAfterBreak="0">
+  <w:abstractNum w:abstractNumId="29" w15:restartNumberingAfterBreak="0">
     <w:nsid w:val="656E6B75"/>
     <w:multiLevelType w:val="hybridMultilevel"/>
     <w:tmpl w:val="F4AAAE36"/>
@@ -11220,7 +12363,7 @@
       </w:rPr>
     </w:lvl>
   </w:abstractNum>
-  <w:abstractNum w:abstractNumId="28" w15:restartNumberingAfterBreak="0">
+  <w:abstractNum w:abstractNumId="30" w15:restartNumberingAfterBreak="0">
     <w:nsid w:val="6684102F"/>
     <w:multiLevelType w:val="hybridMultilevel"/>
     <w:tmpl w:val="ABC06F9A"/>
@@ -11333,7 +12476,7 @@
       </w:rPr>
     </w:lvl>
   </w:abstractNum>
-  <w:abstractNum w:abstractNumId="29" w15:restartNumberingAfterBreak="0">
+  <w:abstractNum w:abstractNumId="31" w15:restartNumberingAfterBreak="0">
     <w:nsid w:val="68CE7B84"/>
     <w:multiLevelType w:val="multilevel"/>
     <w:tmpl w:val="829AF730"/>
@@ -11482,7 +12625,7 @@
       </w:rPr>
     </w:lvl>
   </w:abstractNum>
-  <w:abstractNum w:abstractNumId="30" w15:restartNumberingAfterBreak="0">
+  <w:abstractNum w:abstractNumId="32" w15:restartNumberingAfterBreak="0">
     <w:nsid w:val="6A1D2811"/>
     <w:multiLevelType w:val="multilevel"/>
     <w:tmpl w:val="B9B26FD2"/>
@@ -11631,7 +12774,7 @@
       </w:rPr>
     </w:lvl>
   </w:abstractNum>
-  <w:abstractNum w:abstractNumId="31" w15:restartNumberingAfterBreak="0">
+  <w:abstractNum w:abstractNumId="33" w15:restartNumberingAfterBreak="0">
     <w:nsid w:val="6EB02C6A"/>
     <w:multiLevelType w:val="multilevel"/>
     <w:tmpl w:val="3F808720"/>
@@ -11780,7 +12923,7 @@
       </w:rPr>
     </w:lvl>
   </w:abstractNum>
-  <w:abstractNum w:abstractNumId="32" w15:restartNumberingAfterBreak="0">
+  <w:abstractNum w:abstractNumId="34" w15:restartNumberingAfterBreak="0">
     <w:nsid w:val="72C135BA"/>
     <w:multiLevelType w:val="multilevel"/>
     <w:tmpl w:val="D20E0E3C"/>
@@ -11929,7 +13072,7 @@
       </w:rPr>
     </w:lvl>
   </w:abstractNum>
-  <w:abstractNum w:abstractNumId="33" w15:restartNumberingAfterBreak="0">
+  <w:abstractNum w:abstractNumId="35" w15:restartNumberingAfterBreak="0">
     <w:nsid w:val="75DB2A82"/>
     <w:multiLevelType w:val="hybridMultilevel"/>
     <w:tmpl w:val="962A4D16"/>
@@ -12042,7 +13185,7 @@
       </w:rPr>
     </w:lvl>
   </w:abstractNum>
-  <w:abstractNum w:abstractNumId="34" w15:restartNumberingAfterBreak="0">
+  <w:abstractNum w:abstractNumId="36" w15:restartNumberingAfterBreak="0">
     <w:nsid w:val="77E73815"/>
     <w:multiLevelType w:val="multilevel"/>
     <w:tmpl w:val="9E12CA58"/>
@@ -12191,7 +13334,7 @@
       </w:rPr>
     </w:lvl>
   </w:abstractNum>
-  <w:abstractNum w:abstractNumId="35" w15:restartNumberingAfterBreak="0">
+  <w:abstractNum w:abstractNumId="37" w15:restartNumberingAfterBreak="0">
     <w:nsid w:val="79225AA1"/>
     <w:multiLevelType w:val="hybridMultilevel"/>
     <w:tmpl w:val="41B06948"/>
@@ -12304,7 +13447,7 @@
       </w:rPr>
     </w:lvl>
   </w:abstractNum>
-  <w:abstractNum w:abstractNumId="36" w15:restartNumberingAfterBreak="0">
+  <w:abstractNum w:abstractNumId="38" w15:restartNumberingAfterBreak="0">
     <w:nsid w:val="7F5958E1"/>
     <w:multiLevelType w:val="multilevel"/>
     <w:tmpl w:val="0C9C17C6"/>
@@ -12454,34 +13597,34 @@
     </w:lvl>
   </w:abstractNum>
   <w:num w:numId="1" w16cid:durableId="1264341429">
-    <w:abstractNumId w:val="26"/>
+    <w:abstractNumId w:val="28"/>
   </w:num>
   <w:num w:numId="2" w16cid:durableId="1407339709">
-    <w:abstractNumId w:val="23"/>
+    <w:abstractNumId w:val="25"/>
   </w:num>
   <w:num w:numId="3" w16cid:durableId="810439651">
-    <w:abstractNumId w:val="17"/>
+    <w:abstractNumId w:val="18"/>
   </w:num>
   <w:num w:numId="4" w16cid:durableId="1204631809">
-    <w:abstractNumId w:val="29"/>
+    <w:abstractNumId w:val="31"/>
   </w:num>
   <w:num w:numId="5" w16cid:durableId="1380520583">
     <w:abstractNumId w:val="11"/>
   </w:num>
   <w:num w:numId="6" w16cid:durableId="832380425">
-    <w:abstractNumId w:val="31"/>
+    <w:abstractNumId w:val="33"/>
   </w:num>
   <w:num w:numId="7" w16cid:durableId="1823546077">
     <w:abstractNumId w:val="0"/>
   </w:num>
   <w:num w:numId="8" w16cid:durableId="1899317912">
-    <w:abstractNumId w:val="24"/>
+    <w:abstractNumId w:val="26"/>
   </w:num>
   <w:num w:numId="9" w16cid:durableId="948242317">
-    <w:abstractNumId w:val="32"/>
+    <w:abstractNumId w:val="34"/>
   </w:num>
   <w:num w:numId="10" w16cid:durableId="322317151">
-    <w:abstractNumId w:val="30"/>
+    <w:abstractNumId w:val="32"/>
   </w:num>
   <w:num w:numId="11" w16cid:durableId="1767458717">
     <w:abstractNumId w:val="12"/>
@@ -12490,55 +13633,55 @@
     <w:abstractNumId w:val="8"/>
   </w:num>
   <w:num w:numId="13" w16cid:durableId="1782722142">
-    <w:abstractNumId w:val="19"/>
+    <w:abstractNumId w:val="20"/>
   </w:num>
   <w:num w:numId="14" w16cid:durableId="1877500901">
     <w:abstractNumId w:val="9"/>
   </w:num>
   <w:num w:numId="15" w16cid:durableId="1630354548">
-    <w:abstractNumId w:val="35"/>
+    <w:abstractNumId w:val="37"/>
   </w:num>
   <w:num w:numId="16" w16cid:durableId="266501362">
     <w:abstractNumId w:val="14"/>
   </w:num>
   <w:num w:numId="17" w16cid:durableId="939991887">
-    <w:abstractNumId w:val="16"/>
+    <w:abstractNumId w:val="17"/>
   </w:num>
   <w:num w:numId="18" w16cid:durableId="57365271">
-    <w:abstractNumId w:val="27"/>
+    <w:abstractNumId w:val="29"/>
   </w:num>
   <w:num w:numId="19" w16cid:durableId="1836526401">
     <w:abstractNumId w:val="7"/>
   </w:num>
   <w:num w:numId="20" w16cid:durableId="242105637">
-    <w:abstractNumId w:val="34"/>
+    <w:abstractNumId w:val="36"/>
   </w:num>
   <w:num w:numId="21" w16cid:durableId="324627786">
-    <w:abstractNumId w:val="22"/>
+    <w:abstractNumId w:val="24"/>
   </w:num>
   <w:num w:numId="22" w16cid:durableId="843937453">
-    <w:abstractNumId w:val="36"/>
+    <w:abstractNumId w:val="38"/>
   </w:num>
   <w:num w:numId="23" w16cid:durableId="1771392883">
-    <w:abstractNumId w:val="18"/>
+    <w:abstractNumId w:val="19"/>
   </w:num>
   <w:num w:numId="24" w16cid:durableId="33969768">
     <w:abstractNumId w:val="5"/>
   </w:num>
   <w:num w:numId="25" w16cid:durableId="190845407">
-    <w:abstractNumId w:val="20"/>
+    <w:abstractNumId w:val="22"/>
   </w:num>
   <w:num w:numId="26" w16cid:durableId="611669993">
-    <w:abstractNumId w:val="21"/>
+    <w:abstractNumId w:val="23"/>
   </w:num>
   <w:num w:numId="27" w16cid:durableId="374812099">
     <w:abstractNumId w:val="13"/>
   </w:num>
   <w:num w:numId="28" w16cid:durableId="226458253">
-    <w:abstractNumId w:val="28"/>
+    <w:abstractNumId w:val="30"/>
   </w:num>
   <w:num w:numId="29" w16cid:durableId="1426999272">
-    <w:abstractNumId w:val="25"/>
+    <w:abstractNumId w:val="27"/>
   </w:num>
   <w:num w:numId="30" w16cid:durableId="969671467">
     <w:abstractNumId w:val="3"/>
@@ -12547,7 +13690,7 @@
     <w:abstractNumId w:val="2"/>
   </w:num>
   <w:num w:numId="32" w16cid:durableId="2079864550">
-    <w:abstractNumId w:val="33"/>
+    <w:abstractNumId w:val="35"/>
   </w:num>
   <w:num w:numId="33" w16cid:durableId="839393576">
     <w:abstractNumId w:val="6"/>
@@ -12562,7 +13705,13 @@
     <w:abstractNumId w:val="1"/>
   </w:num>
   <w:num w:numId="37" w16cid:durableId="699628135">
+    <w:abstractNumId w:val="16"/>
+  </w:num>
+  <w:num w:numId="38" w16cid:durableId="1343627554">
     <w:abstractNumId w:val="15"/>
+  </w:num>
+  <w:num w:numId="39" w16cid:durableId="240457785">
+    <w:abstractNumId w:val="21"/>
   </w:num>
 </w:numbering>
 </file>
@@ -14214,16 +15363,7 @@
 </file>
 
 <file path=customXml/item2.xml><?xml version="1.0" encoding="utf-8"?>
-<p:properties xmlns:p="http://schemas.microsoft.com/office/2006/metadata/properties" xmlns:xsi="http://www.w3.org/2001/XMLSchema-instance" xmlns:pc="http://schemas.microsoft.com/office/infopath/2007/PartnerControls">
-  <documentManagement>
-    <TaxCatchAll xmlns="8902adb9-d5ab-4519-807d-4f8787b35b14" xsi:nil="true"/>
-    <lcf76f155ced4ddcb4097134ff3c332f xmlns="3bb2d62f-9cf3-41e4-8e26-dc347878987c">
-      <Terms xmlns="http://schemas.microsoft.com/office/infopath/2007/PartnerControls"/>
-    </lcf76f155ced4ddcb4097134ff3c332f>
-    <opmerking xmlns="3bb2d62f-9cf3-41e4-8e26-dc347878987c" xsi:nil="true"/>
-    <Date xmlns="3bb2d62f-9cf3-41e4-8e26-dc347878987c" xsi:nil="true"/>
-  </documentManagement>
-</p:properties>
+<b:Sources xmlns:b="http://schemas.openxmlformats.org/officeDocument/2006/bibliography" xmlns="http://schemas.openxmlformats.org/officeDocument/2006/bibliography" SelectedStyle="\APASixthEditionOfficeOnline.xsl" StyleName="APA" Version="6"/>
 </file>
 
 <file path=customXml/item3.xml><?xml version="1.0" encoding="utf-8"?>
@@ -14236,7 +15376,16 @@
 </file>
 
 <file path=customXml/item4.xml><?xml version="1.0" encoding="utf-8"?>
-<b:Sources xmlns:b="http://schemas.openxmlformats.org/officeDocument/2006/bibliography" xmlns="http://schemas.openxmlformats.org/officeDocument/2006/bibliography" SelectedStyle="\APASixthEditionOfficeOnline.xsl" StyleName="APA" Version="6"/>
+<p:properties xmlns:p="http://schemas.microsoft.com/office/2006/metadata/properties" xmlns:xsi="http://www.w3.org/2001/XMLSchema-instance" xmlns:pc="http://schemas.microsoft.com/office/infopath/2007/PartnerControls">
+  <documentManagement>
+    <TaxCatchAll xmlns="8902adb9-d5ab-4519-807d-4f8787b35b14" xsi:nil="true"/>
+    <lcf76f155ced4ddcb4097134ff3c332f xmlns="3bb2d62f-9cf3-41e4-8e26-dc347878987c">
+      <Terms xmlns="http://schemas.microsoft.com/office/infopath/2007/PartnerControls"/>
+    </lcf76f155ced4ddcb4097134ff3c332f>
+    <opmerking xmlns="3bb2d62f-9cf3-41e4-8e26-dc347878987c" xsi:nil="true"/>
+    <Date xmlns="3bb2d62f-9cf3-41e4-8e26-dc347878987c" xsi:nil="true"/>
+  </documentManagement>
+</p:properties>
 </file>
 
 <file path=customXml/itemProps1.xml><?xml version="1.0" encoding="utf-8"?>
@@ -14259,12 +15408,9 @@
 </file>
 
 <file path=customXml/itemProps2.xml><?xml version="1.0" encoding="utf-8"?>
-<ds:datastoreItem xmlns:ds="http://schemas.openxmlformats.org/officeDocument/2006/customXml" ds:itemID="{811D0D50-5177-409B-95A0-602D3D2FD0EE}">
+<ds:datastoreItem xmlns:ds="http://schemas.openxmlformats.org/officeDocument/2006/customXml" ds:itemID="{2D17A913-F597-48A7-9E0A-898CD165CDA8}">
   <ds:schemaRefs>
-    <ds:schemaRef ds:uri="http://schemas.microsoft.com/office/2006/metadata/properties"/>
-    <ds:schemaRef ds:uri="http://schemas.microsoft.com/office/infopath/2007/PartnerControls"/>
-    <ds:schemaRef ds:uri="8902adb9-d5ab-4519-807d-4f8787b35b14"/>
-    <ds:schemaRef ds:uri="3bb2d62f-9cf3-41e4-8e26-dc347878987c"/>
+    <ds:schemaRef ds:uri="http://schemas.openxmlformats.org/officeDocument/2006/bibliography"/>
   </ds:schemaRefs>
 </ds:datastoreItem>
 </file>
@@ -14278,9 +15424,12 @@
 </file>
 
 <file path=customXml/itemProps4.xml><?xml version="1.0" encoding="utf-8"?>
-<ds:datastoreItem xmlns:ds="http://schemas.openxmlformats.org/officeDocument/2006/customXml" ds:itemID="{2D17A913-F597-48A7-9E0A-898CD165CDA8}">
+<ds:datastoreItem xmlns:ds="http://schemas.openxmlformats.org/officeDocument/2006/customXml" ds:itemID="{811D0D50-5177-409B-95A0-602D3D2FD0EE}">
   <ds:schemaRefs>
-    <ds:schemaRef ds:uri="http://schemas.openxmlformats.org/officeDocument/2006/bibliography"/>
+    <ds:schemaRef ds:uri="http://schemas.microsoft.com/office/2006/metadata/properties"/>
+    <ds:schemaRef ds:uri="http://schemas.microsoft.com/office/infopath/2007/PartnerControls"/>
+    <ds:schemaRef ds:uri="8902adb9-d5ab-4519-807d-4f8787b35b14"/>
+    <ds:schemaRef ds:uri="3bb2d62f-9cf3-41e4-8e26-dc347878987c"/>
   </ds:schemaRefs>
 </ds:datastoreItem>
 </file>
--- a/Style Guide -Multiplayer Tank Game 25-26.docx
+++ b/Style Guide -Multiplayer Tank Game 25-26.docx
@@ -137,7 +137,6 @@
                                     <w:dataBinding w:prefixMappings="xmlns:ns0='http://purl.org/dc/elements/1.1/' xmlns:ns1='http://schemas.openxmlformats.org/package/2006/metadata/core-properties' " w:xpath="/ns1:coreProperties[1]/ns0:creator[1]" w:storeItemID="{6C3C8BC8-F283-45AE-878A-BAB7291924A1}"/>
                                     <w:text/>
                                   </w:sdtPr>
-                                  <w:sdtEndPr/>
                                   <w:sdtContent>
                                     <w:p>
                                       <w:pPr>
@@ -179,7 +178,6 @@
                                       <w:dataBinding w:prefixMappings="xmlns:ns0='http://schemas.openxmlformats.org/officeDocument/2006/extended-properties' " w:xpath="/ns0:Properties[1]/ns0:Company[1]" w:storeItemID="{6668398D-A668-4E3E-A5EB-62B293D839F1}"/>
                                       <w:text/>
                                     </w:sdtPr>
-                                    <w:sdtEndPr/>
                                     <w:sdtContent>
                                       <w:r>
                                         <w:rPr>
@@ -208,7 +206,6 @@
                                       <w:dataBinding w:prefixMappings="xmlns:ns0='http://schemas.microsoft.com/office/2006/coverPageProps' " w:xpath="/ns0:CoverPageProperties[1]/ns0:CompanyAddress[1]" w:storeItemID="{55AF091B-3C7A-41E3-B477-F2FDAA23CFDA}"/>
                                       <w:text/>
                                     </w:sdtPr>
-                                    <w:sdtEndPr/>
                                     <w:sdtContent>
                                       <w:r>
                                         <w:rPr>
@@ -278,7 +275,6 @@
                                     <w:dataBinding w:prefixMappings="xmlns:ns0='http://purl.org/dc/elements/1.1/' xmlns:ns1='http://schemas.openxmlformats.org/package/2006/metadata/core-properties' " w:xpath="/ns1:coreProperties[1]/ns0:title[1]" w:storeItemID="{6C3C8BC8-F283-45AE-878A-BAB7291924A1}"/>
                                     <w:text/>
                                   </w:sdtPr>
-                                  <w:sdtEndPr/>
                                   <w:sdtContent>
                                     <w:p>
                                       <w:pPr>
@@ -344,7 +340,6 @@
                               <w:dataBinding w:prefixMappings="xmlns:ns0='http://purl.org/dc/elements/1.1/' xmlns:ns1='http://schemas.openxmlformats.org/package/2006/metadata/core-properties' " w:xpath="/ns1:coreProperties[1]/ns0:creator[1]" w:storeItemID="{6C3C8BC8-F283-45AE-878A-BAB7291924A1}"/>
                               <w:text/>
                             </w:sdtPr>
-                            <w:sdtEndPr/>
                             <w:sdtContent>
                               <w:p>
                                 <w:pPr>
@@ -386,7 +381,6 @@
                                 <w:dataBinding w:prefixMappings="xmlns:ns0='http://schemas.openxmlformats.org/officeDocument/2006/extended-properties' " w:xpath="/ns0:Properties[1]/ns0:Company[1]" w:storeItemID="{6668398D-A668-4E3E-A5EB-62B293D839F1}"/>
                                 <w:text/>
                               </w:sdtPr>
-                              <w:sdtEndPr/>
                               <w:sdtContent>
                                 <w:r>
                                   <w:rPr>
@@ -415,7 +409,6 @@
                                 <w:dataBinding w:prefixMappings="xmlns:ns0='http://schemas.microsoft.com/office/2006/coverPageProps' " w:xpath="/ns0:CoverPageProperties[1]/ns0:CompanyAddress[1]" w:storeItemID="{55AF091B-3C7A-41E3-B477-F2FDAA23CFDA}"/>
                                 <w:text/>
                               </w:sdtPr>
-                              <w:sdtEndPr/>
                               <w:sdtContent>
                                 <w:r>
                                   <w:rPr>
@@ -451,7 +444,6 @@
                               <w:dataBinding w:prefixMappings="xmlns:ns0='http://purl.org/dc/elements/1.1/' xmlns:ns1='http://schemas.openxmlformats.org/package/2006/metadata/core-properties' " w:xpath="/ns1:coreProperties[1]/ns0:title[1]" w:storeItemID="{6C3C8BC8-F283-45AE-878A-BAB7291924A1}"/>
                               <w:text/>
                             </w:sdtPr>
-                            <w:sdtEndPr/>
                             <w:sdtContent>
                               <w:p>
                                 <w:pPr>
@@ -517,7 +509,6 @@
               <w:docPartUnique/>
             </w:docPartObj>
           </w:sdtPr>
-          <w:sdtEndPr/>
           <w:sdtContent>
             <w:p>
               <w:pPr>
@@ -3099,15 +3090,7 @@
       <w:bookmarkStart w:id="1" w:name="_Toc231933156"/>
       <w:r>
         <w:lastRenderedPageBreak/>
-        <w:t xml:space="preserve">Game Style Guide – 3D Tank Game in </w:t>
-      </w:r>
-      <w:proofErr w:type="spellStart"/>
-      <w:r>
-        <w:t>MagicaVoxel</w:t>
-      </w:r>
-      <w:proofErr w:type="spellEnd"/>
-      <w:r>
-        <w:t xml:space="preserve"> Art Style</w:t>
+        <w:t>Game Style Guide – 3D Tank Game in MagicaVoxel Art Style</w:t>
       </w:r>
       <w:bookmarkEnd w:id="1"/>
     </w:p>
@@ -3116,28 +3099,10 @@
         <w:pStyle w:val="Heading2"/>
       </w:pPr>
       <w:bookmarkStart w:id="2" w:name="_Toc231933157"/>
-      <w:proofErr w:type="spellStart"/>
-      <w:r>
-        <w:t>Algemene</w:t>
-      </w:r>
-      <w:proofErr w:type="spellEnd"/>
-      <w:r>
-        <w:t xml:space="preserve"> </w:t>
-      </w:r>
-      <w:proofErr w:type="spellStart"/>
-      <w:r>
-        <w:t>Visuele</w:t>
-      </w:r>
-      <w:proofErr w:type="spellEnd"/>
-      <w:r>
-        <w:t xml:space="preserve"> </w:t>
-      </w:r>
-      <w:proofErr w:type="spellStart"/>
-      <w:r>
-        <w:t>Richtlijnen</w:t>
+      <w:r>
+        <w:t>Algemene Visuele Richtlijnen</w:t>
       </w:r>
       <w:bookmarkEnd w:id="2"/>
-      <w:proofErr w:type="spellEnd"/>
     </w:p>
     <w:p>
       <w:pPr>
@@ -3157,79 +3122,32 @@
           <w:numId w:val="14"/>
         </w:numPr>
       </w:pPr>
-      <w:proofErr w:type="spellStart"/>
       <w:r>
         <w:rPr>
           <w:b/>
           <w:bCs/>
           <w:lang w:val="nl-NL"/>
         </w:rPr>
-        <w:t>Voxel</w:t>
-      </w:r>
-      <w:proofErr w:type="spellEnd"/>
+        <w:t>Voxel-gebaseerd</w:t>
+      </w:r>
+      <w:r>
+        <w:rPr>
+          <w:lang w:val="nl-NL"/>
+        </w:rPr>
+        <w:t xml:space="preserve">: Alle objecten bestaan uit voxels. </w:t>
+      </w:r>
+      <w:r>
+        <w:t xml:space="preserve">Gebruik </w:t>
+      </w:r>
       <w:r>
         <w:rPr>
           <w:b/>
           <w:bCs/>
-          <w:lang w:val="nl-NL"/>
-        </w:rPr>
-        <w:t>-gebaseerd</w:t>
-      </w:r>
-      <w:r>
-        <w:rPr>
-          <w:lang w:val="nl-NL"/>
-        </w:rPr>
-        <w:t xml:space="preserve">: Alle objecten bestaan uit </w:t>
-      </w:r>
-      <w:proofErr w:type="spellStart"/>
-      <w:r>
-        <w:rPr>
-          <w:lang w:val="nl-NL"/>
-        </w:rPr>
-        <w:t>voxels</w:t>
-      </w:r>
-      <w:proofErr w:type="spellEnd"/>
-      <w:r>
-        <w:rPr>
-          <w:lang w:val="nl-NL"/>
-        </w:rPr>
-        <w:t xml:space="preserve">. </w:t>
-      </w:r>
-      <w:proofErr w:type="spellStart"/>
-      <w:r>
-        <w:t>Gebruik</w:t>
-      </w:r>
-      <w:proofErr w:type="spellEnd"/>
-      <w:r>
-        <w:t xml:space="preserve"> </w:t>
-      </w:r>
-      <w:proofErr w:type="spellStart"/>
-      <w:r>
-        <w:rPr>
-          <w:b/>
-          <w:bCs/>
         </w:rPr>
         <w:t>MagicaVoxel</w:t>
       </w:r>
-      <w:proofErr w:type="spellEnd"/>
-      <w:r>
-        <w:t xml:space="preserve"> </w:t>
-      </w:r>
-      <w:proofErr w:type="spellStart"/>
-      <w:r>
-        <w:t>voor</w:t>
-      </w:r>
-      <w:proofErr w:type="spellEnd"/>
-      <w:r>
-        <w:t xml:space="preserve"> </w:t>
-      </w:r>
-      <w:proofErr w:type="spellStart"/>
-      <w:r>
-        <w:t>modellering</w:t>
-      </w:r>
-      <w:proofErr w:type="spellEnd"/>
-      <w:r>
-        <w:t>.</w:t>
+      <w:r>
+        <w:t xml:space="preserve"> voor modellering.</w:t>
       </w:r>
     </w:p>
     <w:p>
@@ -3255,21 +3173,7 @@
         <w:rPr>
           <w:lang w:val="nl-NL"/>
         </w:rPr>
-        <w:t xml:space="preserve">: Houd modellen compact en gestileerd. Gebruik </w:t>
-      </w:r>
-      <w:proofErr w:type="spellStart"/>
-      <w:r>
-        <w:rPr>
-          <w:lang w:val="nl-NL"/>
-        </w:rPr>
-        <w:t>voxel</w:t>
-      </w:r>
-      <w:proofErr w:type="spellEnd"/>
-      <w:r>
-        <w:rPr>
-          <w:lang w:val="nl-NL"/>
-        </w:rPr>
-        <w:t xml:space="preserve">-eenheden tussen </w:t>
+        <w:t xml:space="preserve">: Houd modellen compact en gestileerd. Gebruik voxel-eenheden tussen </w:t>
       </w:r>
       <w:r>
         <w:rPr>
@@ -3349,34 +3253,14 @@
         </w:rPr>
         <w:t xml:space="preserve"> of </w:t>
       </w:r>
-      <w:proofErr w:type="spellStart"/>
       <w:r>
         <w:rPr>
           <w:b/>
           <w:bCs/>
           <w:lang w:val="nl-NL"/>
         </w:rPr>
-        <w:t>gradient</w:t>
-      </w:r>
-      <w:proofErr w:type="spellEnd"/>
-      <w:r>
-        <w:rPr>
-          <w:b/>
-          <w:bCs/>
-          <w:lang w:val="nl-NL"/>
-        </w:rPr>
-        <w:t xml:space="preserve"> </w:t>
-      </w:r>
-      <w:proofErr w:type="spellStart"/>
-      <w:r>
-        <w:rPr>
-          <w:b/>
-          <w:bCs/>
-          <w:lang w:val="nl-NL"/>
-        </w:rPr>
-        <w:t>shading</w:t>
-      </w:r>
-      <w:proofErr w:type="spellEnd"/>
+        <w:t>gradient shading</w:t>
+      </w:r>
       <w:r>
         <w:rPr>
           <w:lang w:val="nl-NL"/>
@@ -3404,54 +3288,10 @@
         <w:rPr>
           <w:lang w:val="nl-NL"/>
         </w:rPr>
-        <w:t xml:space="preserve">: Zacht </w:t>
-      </w:r>
-      <w:proofErr w:type="spellStart"/>
-      <w:r>
-        <w:rPr>
-          <w:lang w:val="nl-NL"/>
-        </w:rPr>
-        <w:t>ambient</w:t>
-      </w:r>
-      <w:proofErr w:type="spellEnd"/>
-      <w:r>
-        <w:rPr>
-          <w:lang w:val="nl-NL"/>
-        </w:rPr>
-        <w:t xml:space="preserve"> </w:t>
-      </w:r>
-      <w:proofErr w:type="spellStart"/>
-      <w:r>
-        <w:rPr>
-          <w:lang w:val="nl-NL"/>
-        </w:rPr>
-        <w:t>lighting</w:t>
-      </w:r>
-      <w:proofErr w:type="spellEnd"/>
-      <w:r>
-        <w:rPr>
-          <w:lang w:val="nl-NL"/>
-        </w:rPr>
-        <w:t xml:space="preserve"> + directionele lichtbron. </w:t>
-      </w:r>
-      <w:r>
-        <w:t xml:space="preserve">Geen </w:t>
-      </w:r>
-      <w:proofErr w:type="spellStart"/>
-      <w:r>
-        <w:t>zware</w:t>
-      </w:r>
-      <w:proofErr w:type="spellEnd"/>
-      <w:r>
-        <w:t xml:space="preserve"> </w:t>
-      </w:r>
-      <w:proofErr w:type="spellStart"/>
-      <w:r>
-        <w:t>schaduwen</w:t>
-      </w:r>
-      <w:proofErr w:type="spellEnd"/>
-      <w:r>
-        <w:t>.</w:t>
+        <w:t xml:space="preserve">: Zacht ambient lighting + directionele lichtbron. </w:t>
+      </w:r>
+      <w:r>
+        <w:t>Geen zware schaduwen.</w:t>
       </w:r>
     </w:p>
     <w:p>
@@ -3469,43 +3309,15 @@
         <w:rPr>
           <w:b/>
           <w:bCs/>
-          <w:lang w:val="de-DE"/>
+          <w:lang w:val="nl-NL"/>
         </w:rPr>
         <w:t>UI Style</w:t>
       </w:r>
       <w:r>
         <w:rPr>
-          <w:lang w:val="de-DE"/>
-        </w:rPr>
-        <w:t xml:space="preserve">: Flat, </w:t>
-      </w:r>
-      <w:proofErr w:type="spellStart"/>
-      <w:r>
-        <w:rPr>
-          <w:lang w:val="de-DE"/>
-        </w:rPr>
-        <w:t>pixel</w:t>
-      </w:r>
-      <w:proofErr w:type="spellEnd"/>
-      <w:r>
-        <w:rPr>
-          <w:lang w:val="de-DE"/>
-        </w:rPr>
-        <w:t xml:space="preserve"> art-</w:t>
-      </w:r>
-      <w:proofErr w:type="spellStart"/>
-      <w:r>
-        <w:rPr>
-          <w:lang w:val="de-DE"/>
-        </w:rPr>
-        <w:t>geïnspireerd</w:t>
-      </w:r>
-      <w:proofErr w:type="spellEnd"/>
-      <w:r>
-        <w:rPr>
-          <w:lang w:val="de-DE"/>
-        </w:rPr>
-        <w:t xml:space="preserve">. </w:t>
+          <w:lang w:val="nl-NL"/>
+        </w:rPr>
+        <w:t xml:space="preserve">: Flat, pixel art-geïnspireerd. </w:t>
       </w:r>
       <w:r>
         <w:rPr>
@@ -3593,11 +3405,9 @@
       <w:pPr>
         <w:pStyle w:val="Heading4"/>
       </w:pPr>
-      <w:proofErr w:type="spellStart"/>
       <w:r>
         <w:t>Afmetingen</w:t>
       </w:r>
-      <w:proofErr w:type="spellEnd"/>
     </w:p>
     <w:p>
       <w:pPr>
@@ -3618,11 +3428,9 @@
       <w:pPr>
         <w:pStyle w:val="Heading4"/>
       </w:pPr>
-      <w:proofErr w:type="spellStart"/>
       <w:r>
         <w:t>Onderdelen</w:t>
       </w:r>
-      <w:proofErr w:type="spellEnd"/>
     </w:p>
     <w:p>
       <w:pPr>
@@ -3647,21 +3455,7 @@
         <w:rPr>
           <w:lang w:val="nl-NL"/>
         </w:rPr>
-        <w:t xml:space="preserve">: Draaibaar onderdeel (los model of als draaibare </w:t>
-      </w:r>
-      <w:proofErr w:type="spellStart"/>
-      <w:r>
-        <w:rPr>
-          <w:lang w:val="nl-NL"/>
-        </w:rPr>
-        <w:t>parent</w:t>
-      </w:r>
-      <w:proofErr w:type="spellEnd"/>
-      <w:r>
-        <w:rPr>
-          <w:lang w:val="nl-NL"/>
-        </w:rPr>
-        <w:t>).</w:t>
+        <w:t>: Draaibaar onderdeel (los model of als draaibare parent).</w:t>
       </w:r>
     </w:p>
     <w:p>
@@ -3784,7 +3578,6 @@
                 <w:lang w:val="nl-NL"/>
               </w:rPr>
             </w:pPr>
-            <w:proofErr w:type="spellStart"/>
             <w:r>
               <w:rPr>
                 <w:b/>
@@ -3792,7 +3585,6 @@
               </w:rPr>
               <w:t>Hoofdkleur</w:t>
             </w:r>
-            <w:proofErr w:type="spellEnd"/>
           </w:p>
         </w:tc>
         <w:tc>
@@ -3806,7 +3598,6 @@
                 <w:lang w:val="nl-NL"/>
               </w:rPr>
             </w:pPr>
-            <w:proofErr w:type="spellStart"/>
             <w:r>
               <w:rPr>
                 <w:b/>
@@ -3814,7 +3605,6 @@
               </w:rPr>
               <w:t>Secundair</w:t>
             </w:r>
-            <w:proofErr w:type="spellEnd"/>
           </w:p>
         </w:tc>
       </w:tr>
@@ -3938,33 +3728,11 @@
           <w:numId w:val="19"/>
         </w:numPr>
       </w:pPr>
-      <w:proofErr w:type="spellStart"/>
-      <w:r>
-        <w:rPr>
-          <w:lang w:val="nl-NL"/>
-        </w:rPr>
-        <w:t>Blokkerige</w:t>
-      </w:r>
-      <w:proofErr w:type="spellEnd"/>
-      <w:r>
-        <w:rPr>
-          <w:lang w:val="nl-NL"/>
-        </w:rPr>
-        <w:t xml:space="preserve"> wereld opgebouwd uit </w:t>
-      </w:r>
-      <w:proofErr w:type="spellStart"/>
-      <w:r>
-        <w:rPr>
-          <w:lang w:val="nl-NL"/>
-        </w:rPr>
-        <w:t>voxel-terrain</w:t>
-      </w:r>
-      <w:proofErr w:type="spellEnd"/>
-      <w:r>
-        <w:rPr>
-          <w:lang w:val="nl-NL"/>
-        </w:rPr>
-        <w:t xml:space="preserve"> (bijv. </w:t>
+      <w:r>
+        <w:rPr>
+          <w:lang w:val="nl-NL"/>
+        </w:rPr>
+        <w:t xml:space="preserve">Blokkerige wereld opgebouwd uit voxel-terrain (bijv. </w:t>
       </w:r>
       <w:r>
         <w:t>64x64x32 chunks).</w:t>
@@ -3985,21 +3753,7 @@
         <w:rPr>
           <w:lang w:val="nl-NL"/>
         </w:rPr>
-        <w:t xml:space="preserve">Alles in </w:t>
-      </w:r>
-      <w:proofErr w:type="spellStart"/>
-      <w:r>
-        <w:rPr>
-          <w:lang w:val="nl-NL"/>
-        </w:rPr>
-        <w:t>MagicaVoxel</w:t>
-      </w:r>
-      <w:proofErr w:type="spellEnd"/>
-      <w:r>
-        <w:rPr>
-          <w:lang w:val="nl-NL"/>
-        </w:rPr>
-        <w:t xml:space="preserve"> stijl – gebouwen, rotsen, bomen.</w:t>
+        <w:t>Alles in MagicaVoxel stijl – gebouwen, rotsen, bomen.</w:t>
       </w:r>
     </w:p>
     <w:p>
@@ -4174,16 +3928,8 @@
         <w:rPr>
           <w:lang w:val="nl-NL"/>
         </w:rPr>
-        <w:t xml:space="preserve"> </w:t>
-      </w:r>
-      <w:proofErr w:type="spellStart"/>
-      <w:r>
-        <w:rPr>
-          <w:lang w:val="nl-NL"/>
-        </w:rPr>
-        <w:t>Miska</w:t>
-      </w:r>
-      <w:proofErr w:type="spellEnd"/>
+        <w:t xml:space="preserve"> Miska</w:t>
+      </w:r>
     </w:p>
     <w:p>
       <w:pPr>
@@ -4206,21 +3952,7 @@
         <w:rPr>
           <w:lang w:val="nl-NL"/>
         </w:rPr>
-        <w:t xml:space="preserve">berk, </w:t>
-      </w:r>
-      <w:proofErr w:type="spellStart"/>
-      <w:r>
-        <w:rPr>
-          <w:lang w:val="nl-NL"/>
-        </w:rPr>
-        <w:t>denneboom</w:t>
-      </w:r>
-      <w:proofErr w:type="spellEnd"/>
-      <w:r>
-        <w:rPr>
-          <w:lang w:val="nl-NL"/>
-        </w:rPr>
-        <w:t>, appelboom)</w:t>
+        <w:t>berk, denneboom, appelboom)</w:t>
       </w:r>
       <w:r>
         <w:rPr>
@@ -4253,13 +3985,8 @@
         </w:rPr>
       </w:pPr>
       <w:r>
-        <w:t xml:space="preserve">Park </w:t>
-      </w:r>
-      <w:proofErr w:type="spellStart"/>
-      <w:r>
-        <w:t>bankje</w:t>
-      </w:r>
-      <w:proofErr w:type="spellEnd"/>
+        <w:t>Park bankje</w:t>
+      </w:r>
       <w:r>
         <w:t xml:space="preserve"> </w:t>
       </w:r>
@@ -4279,13 +4006,8 @@
         </w:numPr>
       </w:pPr>
       <w:r>
-        <w:t xml:space="preserve">Anti-tank </w:t>
-      </w:r>
-      <w:proofErr w:type="spellStart"/>
-      <w:r>
-        <w:t>obstakel</w:t>
-      </w:r>
-      <w:proofErr w:type="spellEnd"/>
+        <w:t>Anti-tank obstakel</w:t>
+      </w:r>
       <w:r>
         <w:t xml:space="preserve"> </w:t>
       </w:r>
@@ -4310,39 +4032,17 @@
           <w:lang w:val="nl-NL"/>
         </w:rPr>
       </w:pPr>
-      <w:proofErr w:type="spellStart"/>
-      <w:r>
-        <w:rPr>
-          <w:lang w:val="nl-NL"/>
-        </w:rPr>
-        <w:t>Ammo</w:t>
-      </w:r>
-      <w:proofErr w:type="spellEnd"/>
-      <w:r>
-        <w:rPr>
-          <w:lang w:val="nl-NL"/>
-        </w:rPr>
-        <w:t xml:space="preserve"> pack &amp; </w:t>
-      </w:r>
-      <w:proofErr w:type="spellStart"/>
-      <w:r>
-        <w:rPr>
-          <w:lang w:val="nl-NL"/>
-        </w:rPr>
-        <w:t>Bullet</w:t>
-      </w:r>
-      <w:r>
-        <w:rPr>
-          <w:lang w:val="nl-NL"/>
-        </w:rPr>
-        <w:t>s</w:t>
-      </w:r>
-      <w:proofErr w:type="spellEnd"/>
-      <w:r>
-        <w:rPr>
-          <w:lang w:val="nl-NL"/>
-        </w:rPr>
-        <w:t xml:space="preserve"> (3 verschillende groottes en vormen)</w:t>
+      <w:r>
+        <w:rPr>
+          <w:lang w:val="nl-NL"/>
+        </w:rPr>
+        <w:t>Ammo pack &amp; Bullet</w:t>
+      </w:r>
+      <w:r>
+        <w:rPr>
+          <w:lang w:val="nl-NL"/>
+        </w:rPr>
+        <w:t>s (3 verschillende groottes en vormen)</w:t>
       </w:r>
       <w:r>
         <w:rPr>
@@ -4360,16 +4060,194 @@
         <w:rPr>
           <w:lang w:val="nl-NL"/>
         </w:rPr>
+        <w:t xml:space="preserve"> Mika</w:t>
+      </w:r>
+    </w:p>
+    <w:p>
+      <w:pPr>
+        <w:pStyle w:val="ListParagraph"/>
+        <w:numPr>
+          <w:ilvl w:val="0"/>
+          <w:numId w:val="28"/>
+        </w:numPr>
+        <w:rPr>
+          <w:lang w:val="nl-NL"/>
+        </w:rPr>
+      </w:pPr>
+      <w:r>
+        <w:rPr>
+          <w:lang w:val="nl-NL"/>
+        </w:rPr>
+        <w:t>Zandzakken</w:t>
+      </w:r>
+      <w:r>
+        <w:rPr>
+          <w:lang w:val="nl-NL"/>
+        </w:rPr>
         <w:t xml:space="preserve"> </w:t>
       </w:r>
-      <w:proofErr w:type="spellStart"/>
-      <w:r>
-        <w:rPr>
-          <w:lang w:val="nl-NL"/>
-        </w:rPr>
-        <w:t>Mika</w:t>
-      </w:r>
-      <w:proofErr w:type="spellEnd"/>
+      <w:r>
+        <w:rPr>
+          <w:lang w:val="nl-NL"/>
+        </w:rPr>
+        <w:sym w:font="Wingdings" w:char="F0E0"/>
+      </w:r>
+      <w:r>
+        <w:rPr>
+          <w:lang w:val="nl-NL"/>
+        </w:rPr>
+        <w:t xml:space="preserve"> Mark</w:t>
+      </w:r>
+    </w:p>
+    <w:p>
+      <w:pPr>
+        <w:pStyle w:val="ListParagraph"/>
+        <w:numPr>
+          <w:ilvl w:val="0"/>
+          <w:numId w:val="30"/>
+        </w:numPr>
+        <w:rPr>
+          <w:lang w:val="nl-NL"/>
+        </w:rPr>
+      </w:pPr>
+      <w:r>
+        <w:rPr>
+          <w:lang w:val="nl-NL"/>
+        </w:rPr>
+        <w:t>Barrel</w:t>
+      </w:r>
+      <w:r>
+        <w:rPr>
+          <w:lang w:val="nl-NL"/>
+        </w:rPr>
+        <w:t xml:space="preserve"> </w:t>
+      </w:r>
+      <w:r>
+        <w:rPr>
+          <w:lang w:val="nl-NL"/>
+        </w:rPr>
+        <w:sym w:font="Wingdings" w:char="F0E0"/>
+      </w:r>
+      <w:r>
+        <w:rPr>
+          <w:lang w:val="nl-NL"/>
+        </w:rPr>
+        <w:t xml:space="preserve"> </w:t>
+      </w:r>
+      <w:r>
+        <w:rPr>
+          <w:lang w:val="nl-NL"/>
+        </w:rPr>
+        <w:t>Menno</w:t>
+      </w:r>
+    </w:p>
+    <w:p>
+      <w:pPr>
+        <w:pStyle w:val="ListParagraph"/>
+        <w:numPr>
+          <w:ilvl w:val="0"/>
+          <w:numId w:val="33"/>
+        </w:numPr>
+        <w:rPr>
+          <w:lang w:val="nl-NL"/>
+        </w:rPr>
+      </w:pPr>
+      <w:r>
+        <w:rPr>
+          <w:lang w:val="nl-NL"/>
+        </w:rPr>
+        <w:t>Boxen</w:t>
+      </w:r>
+      <w:r>
+        <w:rPr>
+          <w:lang w:val="nl-NL"/>
+        </w:rPr>
+        <w:t xml:space="preserve"> </w:t>
+      </w:r>
+      <w:r>
+        <w:rPr>
+          <w:lang w:val="nl-NL"/>
+        </w:rPr>
+        <w:sym w:font="Wingdings" w:char="F0E0"/>
+      </w:r>
+      <w:r>
+        <w:rPr>
+          <w:lang w:val="nl-NL"/>
+        </w:rPr>
+        <w:t xml:space="preserve"> Myrthe</w:t>
+      </w:r>
+    </w:p>
+    <w:p>
+      <w:pPr>
+        <w:pStyle w:val="ListParagraph"/>
+        <w:numPr>
+          <w:ilvl w:val="0"/>
+          <w:numId w:val="31"/>
+        </w:numPr>
+        <w:rPr>
+          <w:lang w:val="nl-NL"/>
+        </w:rPr>
+      </w:pPr>
+      <w:r>
+        <w:rPr>
+          <w:lang w:val="nl-NL"/>
+        </w:rPr>
+        <w:t>Autoband</w:t>
+      </w:r>
+      <w:r>
+        <w:rPr>
+          <w:lang w:val="nl-NL"/>
+        </w:rPr>
+        <w:t xml:space="preserve"> </w:t>
+      </w:r>
+      <w:r>
+        <w:rPr>
+          <w:lang w:val="nl-NL"/>
+        </w:rPr>
+        <w:sym w:font="Wingdings" w:char="F0E0"/>
+      </w:r>
+      <w:r>
+        <w:rPr>
+          <w:lang w:val="nl-NL"/>
+        </w:rPr>
+        <w:t xml:space="preserve"> Jente</w:t>
+      </w:r>
+    </w:p>
+    <w:p>
+      <w:pPr>
+        <w:pStyle w:val="ListParagraph"/>
+        <w:numPr>
+          <w:ilvl w:val="0"/>
+          <w:numId w:val="35"/>
+        </w:numPr>
+        <w:rPr>
+          <w:lang w:val="nl-NL"/>
+        </w:rPr>
+      </w:pPr>
+      <w:r>
+        <w:rPr>
+          <w:lang w:val="nl-NL"/>
+        </w:rPr>
+        <w:t>Raket</w:t>
+      </w:r>
+      <w:r>
+        <w:rPr>
+          <w:lang w:val="nl-NL"/>
+        </w:rPr>
+        <w:t xml:space="preserve"> </w:t>
+      </w:r>
+      <w:r>
+        <w:rPr>
+          <w:lang w:val="nl-NL"/>
+        </w:rPr>
+        <w:sym w:font="Wingdings" w:char="F0E0"/>
+      </w:r>
+      <w:r>
+        <w:rPr>
+          <w:lang w:val="nl-NL"/>
+        </w:rPr>
+        <w:t xml:space="preserve"> Thomas D.</w:t>
+      </w:r>
     </w:p>
     <w:p>
       <w:pPr>
@@ -4386,183 +4264,7 @@
         <w:rPr>
           <w:lang w:val="nl-NL"/>
         </w:rPr>
-        <w:t>Zandzakken</w:t>
-      </w:r>
-    </w:p>
-    <w:p>
-      <w:pPr>
-        <w:pStyle w:val="ListParagraph"/>
-        <w:numPr>
-          <w:ilvl w:val="0"/>
-          <w:numId w:val="30"/>
-        </w:numPr>
-        <w:rPr>
-          <w:lang w:val="nl-NL"/>
-        </w:rPr>
-      </w:pPr>
-      <w:r>
-        <w:rPr>
-          <w:lang w:val="nl-NL"/>
-        </w:rPr>
-        <w:t>Barrel</w:t>
-      </w:r>
-      <w:r>
-        <w:rPr>
-          <w:lang w:val="nl-NL"/>
-        </w:rPr>
-        <w:t xml:space="preserve"> </w:t>
-      </w:r>
-      <w:r>
-        <w:rPr>
-          <w:lang w:val="nl-NL"/>
-        </w:rPr>
-        <w:sym w:font="Wingdings" w:char="F0E0"/>
-      </w:r>
-      <w:r>
-        <w:rPr>
-          <w:lang w:val="nl-NL"/>
-        </w:rPr>
-        <w:t xml:space="preserve"> </w:t>
-      </w:r>
-      <w:r>
-        <w:rPr>
-          <w:lang w:val="nl-NL"/>
-        </w:rPr>
-        <w:t>Menno</w:t>
-      </w:r>
-    </w:p>
-    <w:p>
-      <w:pPr>
-        <w:pStyle w:val="ListParagraph"/>
-        <w:numPr>
-          <w:ilvl w:val="0"/>
-          <w:numId w:val="33"/>
-        </w:numPr>
-        <w:rPr>
-          <w:lang w:val="nl-NL"/>
-        </w:rPr>
-      </w:pPr>
-      <w:r>
-        <w:rPr>
-          <w:lang w:val="nl-NL"/>
-        </w:rPr>
-        <w:t>Boxen</w:t>
-      </w:r>
-      <w:r>
-        <w:rPr>
-          <w:lang w:val="nl-NL"/>
-        </w:rPr>
-        <w:t xml:space="preserve"> </w:t>
-      </w:r>
-      <w:r>
-        <w:rPr>
-          <w:lang w:val="nl-NL"/>
-        </w:rPr>
-        <w:sym w:font="Wingdings" w:char="F0E0"/>
-      </w:r>
-      <w:r>
-        <w:rPr>
-          <w:lang w:val="nl-NL"/>
-        </w:rPr>
-        <w:t xml:space="preserve"> Myrthe</w:t>
-      </w:r>
-    </w:p>
-    <w:p>
-      <w:pPr>
-        <w:pStyle w:val="ListParagraph"/>
-        <w:numPr>
-          <w:ilvl w:val="0"/>
-          <w:numId w:val="31"/>
-        </w:numPr>
-        <w:rPr>
-          <w:lang w:val="nl-NL"/>
-        </w:rPr>
-      </w:pPr>
-      <w:r>
-        <w:rPr>
-          <w:lang w:val="nl-NL"/>
-        </w:rPr>
-        <w:t>Autoband</w:t>
-      </w:r>
-      <w:r>
-        <w:rPr>
-          <w:lang w:val="nl-NL"/>
-        </w:rPr>
-        <w:t xml:space="preserve"> </w:t>
-      </w:r>
-      <w:r>
-        <w:rPr>
-          <w:lang w:val="nl-NL"/>
-        </w:rPr>
-        <w:sym w:font="Wingdings" w:char="F0E0"/>
-      </w:r>
-      <w:r>
-        <w:rPr>
-          <w:lang w:val="nl-NL"/>
-        </w:rPr>
-        <w:t xml:space="preserve"> Jente</w:t>
-      </w:r>
-    </w:p>
-    <w:p>
-      <w:pPr>
-        <w:pStyle w:val="ListParagraph"/>
-        <w:numPr>
-          <w:ilvl w:val="0"/>
-          <w:numId w:val="35"/>
-        </w:numPr>
-        <w:rPr>
-          <w:lang w:val="nl-NL"/>
-        </w:rPr>
-      </w:pPr>
-      <w:r>
-        <w:rPr>
-          <w:lang w:val="nl-NL"/>
-        </w:rPr>
-        <w:t>Raket</w:t>
-      </w:r>
-      <w:r>
-        <w:rPr>
-          <w:lang w:val="nl-NL"/>
-        </w:rPr>
-        <w:t xml:space="preserve"> </w:t>
-      </w:r>
-      <w:r>
-        <w:rPr>
-          <w:lang w:val="nl-NL"/>
-        </w:rPr>
-        <w:sym w:font="Wingdings" w:char="F0E0"/>
-      </w:r>
-      <w:r>
-        <w:rPr>
-          <w:lang w:val="nl-NL"/>
-        </w:rPr>
-        <w:t xml:space="preserve"> Thomas D.</w:t>
-      </w:r>
-    </w:p>
-    <w:p>
-      <w:pPr>
-        <w:pStyle w:val="ListParagraph"/>
-        <w:numPr>
-          <w:ilvl w:val="0"/>
-          <w:numId w:val="26"/>
-        </w:numPr>
-        <w:rPr>
-          <w:lang w:val="nl-NL"/>
-        </w:rPr>
-      </w:pPr>
-      <w:proofErr w:type="spellStart"/>
-      <w:r>
-        <w:rPr>
-          <w:lang w:val="nl-NL"/>
-        </w:rPr>
-        <w:t>Powerups</w:t>
-      </w:r>
-      <w:proofErr w:type="spellEnd"/>
-      <w:r>
-        <w:rPr>
-          <w:lang w:val="nl-NL"/>
-        </w:rPr>
-        <w:t xml:space="preserve"> </w:t>
+        <w:t xml:space="preserve">Powerups </w:t>
       </w:r>
     </w:p>
     <w:p>
@@ -4576,14 +4278,12 @@
           <w:lang w:val="nl-NL"/>
         </w:rPr>
       </w:pPr>
-      <w:proofErr w:type="spellStart"/>
       <w:r>
         <w:rPr>
           <w:lang w:val="nl-NL"/>
         </w:rPr>
         <w:t>Barriere</w:t>
       </w:r>
-      <w:proofErr w:type="spellEnd"/>
       <w:r>
         <w:rPr>
           <w:lang w:val="nl-NL"/>
@@ -5018,13 +4718,8 @@
         <w:pStyle w:val="Heading2"/>
       </w:pPr>
       <w:bookmarkStart w:id="10" w:name="_Toc231933167"/>
-      <w:proofErr w:type="spellStart"/>
-      <w:r>
-        <w:t>Effecten</w:t>
-      </w:r>
-      <w:proofErr w:type="spellEnd"/>
-      <w:r>
-        <w:t xml:space="preserve"> (FX)</w:t>
+      <w:r>
+        <w:t>Effecten (FX)</w:t>
       </w:r>
       <w:bookmarkEnd w:id="10"/>
     </w:p>
@@ -5033,12 +4728,10 @@
         <w:pStyle w:val="Heading3"/>
       </w:pPr>
       <w:bookmarkStart w:id="11" w:name="_Toc231933168"/>
-      <w:proofErr w:type="spellStart"/>
       <w:r>
         <w:t>Explosies</w:t>
       </w:r>
       <w:bookmarkEnd w:id="11"/>
-      <w:proofErr w:type="spellEnd"/>
     </w:p>
     <w:p>
       <w:pPr>
@@ -5049,39 +4742,7 @@
         </w:numPr>
       </w:pPr>
       <w:r>
-        <w:t>Stylized voxel-</w:t>
-      </w:r>
-      <w:proofErr w:type="spellStart"/>
-      <w:r>
-        <w:t>explosies</w:t>
-      </w:r>
-      <w:proofErr w:type="spellEnd"/>
-      <w:r>
-        <w:t xml:space="preserve"> (</w:t>
-      </w:r>
-      <w:proofErr w:type="spellStart"/>
-      <w:r>
-        <w:t>geanimeerde</w:t>
-      </w:r>
-      <w:proofErr w:type="spellEnd"/>
-      <w:r>
-        <w:t xml:space="preserve"> sprites of </w:t>
-      </w:r>
-      <w:proofErr w:type="spellStart"/>
-      <w:r>
-        <w:t>kleine</w:t>
-      </w:r>
-      <w:proofErr w:type="spellEnd"/>
-      <w:r>
-        <w:t xml:space="preserve"> voxel-</w:t>
-      </w:r>
-      <w:proofErr w:type="spellStart"/>
-      <w:r>
-        <w:t>animatie</w:t>
-      </w:r>
-      <w:proofErr w:type="spellEnd"/>
-      <w:r>
-        <w:t>)</w:t>
+        <w:t>Stylized voxel-explosies (geanimeerde sprites of kleine voxel-animatie)</w:t>
       </w:r>
     </w:p>
     <w:p>
@@ -5133,29 +4794,8 @@
         </w:numPr>
       </w:pPr>
       <w:r>
-        <w:t xml:space="preserve">Tank barrel </w:t>
-      </w:r>
-      <w:proofErr w:type="spellStart"/>
-      <w:r>
-        <w:t>schokt</w:t>
-      </w:r>
-      <w:proofErr w:type="spellEnd"/>
-      <w:r>
-        <w:t xml:space="preserve"> </w:t>
-      </w:r>
-      <w:proofErr w:type="spellStart"/>
-      <w:r>
-        <w:t>iets</w:t>
-      </w:r>
-      <w:proofErr w:type="spellEnd"/>
-      <w:r>
-        <w:t xml:space="preserve"> </w:t>
-      </w:r>
-      <w:proofErr w:type="spellStart"/>
-      <w:r>
-        <w:t>achteruit</w:t>
-      </w:r>
-      <w:proofErr w:type="spellEnd"/>
+        <w:t>Tank barrel schokt iets achteruit</w:t>
+      </w:r>
     </w:p>
     <w:p>
       <w:pPr>
@@ -5182,49 +4822,7 @@
         <w:rPr>
           <w:lang w:val="nl-NL"/>
         </w:rPr>
-        <w:t xml:space="preserve">Grijs-witte </w:t>
-      </w:r>
-      <w:proofErr w:type="spellStart"/>
-      <w:r>
-        <w:rPr>
-          <w:lang w:val="nl-NL"/>
-        </w:rPr>
-        <w:t>puffs</w:t>
-      </w:r>
-      <w:proofErr w:type="spellEnd"/>
-      <w:r>
-        <w:rPr>
-          <w:lang w:val="nl-NL"/>
-        </w:rPr>
-        <w:t xml:space="preserve">, </w:t>
-      </w:r>
-      <w:proofErr w:type="spellStart"/>
-      <w:r>
-        <w:rPr>
-          <w:lang w:val="nl-NL"/>
-        </w:rPr>
-        <w:t>voxel</w:t>
-      </w:r>
-      <w:proofErr w:type="spellEnd"/>
-      <w:r>
-        <w:rPr>
-          <w:lang w:val="nl-NL"/>
-        </w:rPr>
-        <w:t xml:space="preserve"> of </w:t>
-      </w:r>
-      <w:proofErr w:type="spellStart"/>
-      <w:r>
-        <w:rPr>
-          <w:lang w:val="nl-NL"/>
-        </w:rPr>
-        <w:t>sprite</w:t>
-      </w:r>
-      <w:proofErr w:type="spellEnd"/>
-      <w:r>
-        <w:rPr>
-          <w:lang w:val="nl-NL"/>
-        </w:rPr>
-        <w:t xml:space="preserve"> gebaseerd</w:t>
+        <w:t>Grijs-witte puffs, voxel of sprite gebaseerd</w:t>
       </w:r>
     </w:p>
     <w:p>
@@ -5256,21 +4854,7 @@
         <w:rPr>
           <w:rStyle w:val="Heading2Char"/>
         </w:rPr>
-        <w:t>Audio Style (</w:t>
-      </w:r>
-      <w:proofErr w:type="spellStart"/>
-      <w:r>
-        <w:rPr>
-          <w:rStyle w:val="Heading2Char"/>
-        </w:rPr>
-        <w:t>optioneel</w:t>
-      </w:r>
-      <w:proofErr w:type="spellEnd"/>
-      <w:r>
-        <w:rPr>
-          <w:rStyle w:val="Heading2Char"/>
-        </w:rPr>
-        <w:t>)</w:t>
+        <w:t>Audio Style (optioneel)</w:t>
       </w:r>
       <w:bookmarkEnd w:id="14"/>
     </w:p>
@@ -5300,37 +4884,8 @@
           <w:numId w:val="18"/>
         </w:numPr>
       </w:pPr>
-      <w:proofErr w:type="spellStart"/>
-      <w:r>
-        <w:t>Zware</w:t>
-      </w:r>
-      <w:proofErr w:type="spellEnd"/>
-      <w:r>
-        <w:t xml:space="preserve"> </w:t>
-      </w:r>
-      <w:proofErr w:type="spellStart"/>
-      <w:r>
-        <w:t>mechanische</w:t>
-      </w:r>
-      <w:proofErr w:type="spellEnd"/>
-      <w:r>
-        <w:t xml:space="preserve"> </w:t>
-      </w:r>
-      <w:proofErr w:type="spellStart"/>
-      <w:r>
-        <w:t>klanken</w:t>
-      </w:r>
-      <w:proofErr w:type="spellEnd"/>
-      <w:r>
-        <w:t xml:space="preserve"> </w:t>
-      </w:r>
-      <w:proofErr w:type="spellStart"/>
-      <w:r>
-        <w:t>voor</w:t>
-      </w:r>
-      <w:proofErr w:type="spellEnd"/>
-      <w:r>
-        <w:t xml:space="preserve"> tanks</w:t>
+      <w:r>
+        <w:t>Zware mechanische klanken voor tanks</w:t>
       </w:r>
     </w:p>
     <w:p>
@@ -5342,21 +4897,8 @@
         </w:numPr>
       </w:pPr>
       <w:r>
-        <w:t>Cartoon-</w:t>
-      </w:r>
-      <w:proofErr w:type="spellStart"/>
-      <w:r>
-        <w:t>achtige</w:t>
-      </w:r>
-      <w:proofErr w:type="spellEnd"/>
-      <w:r>
-        <w:t xml:space="preserve"> </w:t>
-      </w:r>
-      <w:proofErr w:type="spellStart"/>
-      <w:r>
-        <w:t>ontploffingseffecten</w:t>
-      </w:r>
-      <w:proofErr w:type="spellEnd"/>
+        <w:t>Cartoon-achtige ontploffingseffecten</w:t>
+      </w:r>
     </w:p>
     <w:p>
       <w:pPr>
@@ -5384,13 +4926,8 @@
     </w:p>
     <w:p>
       <w:r>
-        <w:t xml:space="preserve">Asset: Anti-tank </w:t>
-      </w:r>
-      <w:proofErr w:type="spellStart"/>
-      <w:r>
-        <w:t>obstakel</w:t>
-      </w:r>
-      <w:proofErr w:type="spellEnd"/>
+        <w:t>Asset: Anti-tank obstakel</w:t>
+      </w:r>
       <w:r>
         <w:t> </w:t>
       </w:r>
@@ -5492,21 +5029,7 @@
         <w:rPr>
           <w:lang w:val="nl-NL"/>
         </w:rPr>
-        <w:t>Kleurenpalet (</w:t>
-      </w:r>
-      <w:proofErr w:type="spellStart"/>
-      <w:r>
-        <w:rPr>
-          <w:lang w:val="nl-NL"/>
-        </w:rPr>
-        <w:t>hex</w:t>
-      </w:r>
-      <w:proofErr w:type="spellEnd"/>
-      <w:r>
-        <w:rPr>
-          <w:lang w:val="nl-NL"/>
-        </w:rPr>
-        <w:t xml:space="preserve"> nummers): 4A4A4A </w:t>
+        <w:t>Kleurenpalet (hex nummers): 4A4A4A </w:t>
       </w:r>
     </w:p>
     <w:p>
@@ -5594,6 +5117,12 @@
         </w:rPr>
         <w:t>Asset:</w:t>
       </w:r>
+      <w:r>
+        <w:rPr>
+          <w:lang w:val="nl-NL"/>
+        </w:rPr>
+        <w:t xml:space="preserve"> Zandzak.</w:t>
+      </w:r>
     </w:p>
     <w:p>
       <w:pPr>
@@ -5621,32 +5150,228 @@
           <w:lang w:val="nl-NL"/>
         </w:rPr>
       </w:pPr>
-    </w:p>
-    <w:p>
-      <w:pPr>
-        <w:rPr>
-          <w:lang w:val="nl-NL"/>
-        </w:rPr>
-      </w:pPr>
-      <w:r>
-        <w:rPr>
-          <w:lang w:val="nl-NL"/>
-        </w:rPr>
-        <w:t>Kleurenpalet (</w:t>
-      </w:r>
-      <w:proofErr w:type="spellStart"/>
-      <w:r>
-        <w:rPr>
-          <w:lang w:val="nl-NL"/>
-        </w:rPr>
-        <w:t>hex</w:t>
-      </w:r>
-      <w:proofErr w:type="spellEnd"/>
-      <w:r>
-        <w:rPr>
-          <w:lang w:val="nl-NL"/>
-        </w:rPr>
-        <w:t xml:space="preserve"> nummers):</w:t>
+      <w:r>
+        <w:rPr>
+          <w:lang w:val="nl-NL"/>
+        </w:rPr>
+        <w:t xml:space="preserve"> </w:t>
+      </w:r>
+      <w:r>
+        <w:rPr>
+          <w:noProof/>
+        </w:rPr>
+        <w:drawing>
+          <wp:inline distT="0" distB="0" distL="0" distR="0" wp14:anchorId="77737BBB" wp14:editId="0F174DF3">
+            <wp:extent cx="1644650" cy="1771162"/>
+            <wp:effectExtent l="0" t="0" r="0" b="635"/>
+            <wp:docPr id="462117684" name="Picture 4" descr="zandzakken: Meer dan 2,1 duizend rechtenvrije licentieerbare stockillustraties en tekeningen | Shutterstock"/>
+            <wp:cNvGraphicFramePr>
+              <a:graphicFrameLocks xmlns:a="http://schemas.openxmlformats.org/drawingml/2006/main" noChangeAspect="1"/>
+            </wp:cNvGraphicFramePr>
+            <a:graphic xmlns:a="http://schemas.openxmlformats.org/drawingml/2006/main">
+              <a:graphicData uri="http://schemas.openxmlformats.org/drawingml/2006/picture">
+                <pic:pic xmlns:pic="http://schemas.openxmlformats.org/drawingml/2006/picture">
+                  <pic:nvPicPr>
+                    <pic:cNvPr id="0" name="Picture 1" descr="zandzakken: Meer dan 2,1 duizend rechtenvrije licentieerbare stockillustraties en tekeningen | Shutterstock"/>
+                    <pic:cNvPicPr>
+                      <a:picLocks noChangeAspect="1" noChangeArrowheads="1"/>
+                    </pic:cNvPicPr>
+                  </pic:nvPicPr>
+                  <pic:blipFill>
+                    <a:blip r:embed="rId12">
+                      <a:extLst>
+                        <a:ext uri="{28A0092B-C50C-407E-A947-70E740481C1C}">
+                          <a14:useLocalDpi xmlns:a14="http://schemas.microsoft.com/office/drawing/2010/main" val="0"/>
+                        </a:ext>
+                      </a:extLst>
+                    </a:blip>
+                    <a:srcRect/>
+                    <a:stretch>
+                      <a:fillRect/>
+                    </a:stretch>
+                  </pic:blipFill>
+                  <pic:spPr bwMode="auto">
+                    <a:xfrm>
+                      <a:off x="0" y="0"/>
+                      <a:ext cx="1648983" cy="1775828"/>
+                    </a:xfrm>
+                    <a:prstGeom prst="rect">
+                      <a:avLst/>
+                    </a:prstGeom>
+                    <a:noFill/>
+                    <a:ln>
+                      <a:noFill/>
+                    </a:ln>
+                  </pic:spPr>
+                </pic:pic>
+              </a:graphicData>
+            </a:graphic>
+          </wp:inline>
+        </w:drawing>
+      </w:r>
+      <w:r>
+        <w:rPr>
+          <w:lang w:val="nl-NL"/>
+        </w:rPr>
+        <w:t xml:space="preserve"> </w:t>
+      </w:r>
+      <w:r>
+        <w:rPr>
+          <w:noProof/>
+        </w:rPr>
+        <w:drawing>
+          <wp:inline distT="0" distB="0" distL="0" distR="0" wp14:anchorId="63E98A24" wp14:editId="0A348069">
+            <wp:extent cx="1778000" cy="1778000"/>
+            <wp:effectExtent l="0" t="0" r="0" b="0"/>
+            <wp:docPr id="1589240090" name="Picture 6" descr="5.700+ Zandzak Stockillustraties, royalty-free vector illustraties en clipart - iStock"/>
+            <wp:cNvGraphicFramePr>
+              <a:graphicFrameLocks xmlns:a="http://schemas.openxmlformats.org/drawingml/2006/main" noChangeAspect="1"/>
+            </wp:cNvGraphicFramePr>
+            <a:graphic xmlns:a="http://schemas.openxmlformats.org/drawingml/2006/main">
+              <a:graphicData uri="http://schemas.openxmlformats.org/drawingml/2006/picture">
+                <pic:pic xmlns:pic="http://schemas.openxmlformats.org/drawingml/2006/picture">
+                  <pic:nvPicPr>
+                    <pic:cNvPr id="0" name="Picture 5" descr="5.700+ Zandzak Stockillustraties, royalty-free vector illustraties en clipart - iStock"/>
+                    <pic:cNvPicPr>
+                      <a:picLocks noChangeAspect="1" noChangeArrowheads="1"/>
+                    </pic:cNvPicPr>
+                  </pic:nvPicPr>
+                  <pic:blipFill>
+                    <a:blip r:embed="rId13" cstate="print">
+                      <a:extLst>
+                        <a:ext uri="{28A0092B-C50C-407E-A947-70E740481C1C}">
+                          <a14:useLocalDpi xmlns:a14="http://schemas.microsoft.com/office/drawing/2010/main" val="0"/>
+                        </a:ext>
+                      </a:extLst>
+                    </a:blip>
+                    <a:srcRect/>
+                    <a:stretch>
+                      <a:fillRect/>
+                    </a:stretch>
+                  </pic:blipFill>
+                  <pic:spPr bwMode="auto">
+                    <a:xfrm>
+                      <a:off x="0" y="0"/>
+                      <a:ext cx="1778000" cy="1778000"/>
+                    </a:xfrm>
+                    <a:prstGeom prst="rect">
+                      <a:avLst/>
+                    </a:prstGeom>
+                    <a:noFill/>
+                    <a:ln>
+                      <a:noFill/>
+                    </a:ln>
+                  </pic:spPr>
+                </pic:pic>
+              </a:graphicData>
+            </a:graphic>
+          </wp:inline>
+        </w:drawing>
+      </w:r>
+      <w:r>
+        <w:rPr>
+          <w:noProof/>
+        </w:rPr>
+        <w:drawing>
+          <wp:inline distT="0" distB="0" distL="0" distR="0" wp14:anchorId="16D3B52C" wp14:editId="275886B4">
+            <wp:extent cx="1790700" cy="1790700"/>
+            <wp:effectExtent l="0" t="0" r="0" b="0"/>
+            <wp:docPr id="1958435966" name="Picture 5" descr="Zandzakken"/>
+            <wp:cNvGraphicFramePr>
+              <a:graphicFrameLocks xmlns:a="http://schemas.openxmlformats.org/drawingml/2006/main" noChangeAspect="1"/>
+            </wp:cNvGraphicFramePr>
+            <a:graphic xmlns:a="http://schemas.openxmlformats.org/drawingml/2006/main">
+              <a:graphicData uri="http://schemas.openxmlformats.org/drawingml/2006/picture">
+                <pic:pic xmlns:pic="http://schemas.openxmlformats.org/drawingml/2006/picture">
+                  <pic:nvPicPr>
+                    <pic:cNvPr id="0" name="Picture 3" descr="Zandzakken"/>
+                    <pic:cNvPicPr>
+                      <a:picLocks noChangeAspect="1" noChangeArrowheads="1"/>
+                    </pic:cNvPicPr>
+                  </pic:nvPicPr>
+                  <pic:blipFill>
+                    <a:blip r:embed="rId14" cstate="print">
+                      <a:extLst>
+                        <a:ext uri="{28A0092B-C50C-407E-A947-70E740481C1C}">
+                          <a14:useLocalDpi xmlns:a14="http://schemas.microsoft.com/office/drawing/2010/main" val="0"/>
+                        </a:ext>
+                      </a:extLst>
+                    </a:blip>
+                    <a:srcRect/>
+                    <a:stretch>
+                      <a:fillRect/>
+                    </a:stretch>
+                  </pic:blipFill>
+                  <pic:spPr bwMode="auto">
+                    <a:xfrm>
+                      <a:off x="0" y="0"/>
+                      <a:ext cx="1790700" cy="1790700"/>
+                    </a:xfrm>
+                    <a:prstGeom prst="rect">
+                      <a:avLst/>
+                    </a:prstGeom>
+                    <a:noFill/>
+                    <a:ln>
+                      <a:noFill/>
+                    </a:ln>
+                  </pic:spPr>
+                </pic:pic>
+              </a:graphicData>
+            </a:graphic>
+          </wp:inline>
+        </w:drawing>
+      </w:r>
+    </w:p>
+    <w:p>
+      <w:pPr>
+        <w:rPr>
+          <w:lang w:val="nl-NL"/>
+        </w:rPr>
+      </w:pPr>
+      <w:r>
+        <w:rPr>
+          <w:lang w:val="nl-NL"/>
+        </w:rPr>
+        <w:t>De</w:t>
+      </w:r>
+      <w:r>
+        <w:rPr>
+          <w:lang w:val="nl-NL"/>
+        </w:rPr>
+        <w:t xml:space="preserve"> zandzakken die ik als referentie ga gebruiken ^^, Ik maak 1 zandzak en die mag je zelf op elkaar stapelen.</w:t>
+      </w:r>
+    </w:p>
+    <w:p>
+      <w:pPr>
+        <w:rPr>
+          <w:lang w:val="nl-NL"/>
+        </w:rPr>
+      </w:pPr>
+    </w:p>
+    <w:p>
+      <w:pPr>
+        <w:rPr>
+          <w:lang w:val="nl-NL"/>
+        </w:rPr>
+      </w:pPr>
+      <w:r>
+        <w:rPr>
+          <w:lang w:val="nl-NL"/>
+        </w:rPr>
+        <w:t>Kleurenpalet (hex nummers):</w:t>
+      </w:r>
+      <w:r>
+        <w:rPr>
+          <w:lang w:val="nl-NL"/>
+        </w:rPr>
+        <w:t xml:space="preserve"> </w:t>
+      </w:r>
+      <w:r>
+        <w:rPr>
+          <w:color w:val="6E4C2B"/>
+          <w:lang w:val="nl-NL"/>
+        </w:rPr>
+        <w:t>AC8655</w:t>
       </w:r>
     </w:p>
     <w:p>
@@ -5675,6 +5400,118 @@
           <w:lang w:val="nl-NL"/>
         </w:rPr>
       </w:pPr>
+      <w:r>
+        <w:rPr>
+          <w:lang w:val="nl-NL"/>
+        </w:rPr>
+        <w:t xml:space="preserve"> </w:t>
+      </w:r>
+      <w:r>
+        <w:rPr>
+          <w:lang w:val="nl-NL"/>
+        </w:rPr>
+        <w:drawing>
+          <wp:inline distT="0" distB="0" distL="0" distR="0" wp14:anchorId="15F409C6" wp14:editId="03FF2E79">
+            <wp:extent cx="2089150" cy="1334180"/>
+            <wp:effectExtent l="0" t="0" r="6350" b="0"/>
+            <wp:docPr id="1544037881" name="Picture 1" descr="SAND&#10;&#10;AI-generated content may be incorrect."/>
+            <wp:cNvGraphicFramePr>
+              <a:graphicFrameLocks xmlns:a="http://schemas.openxmlformats.org/drawingml/2006/main" noChangeAspect="1"/>
+            </wp:cNvGraphicFramePr>
+            <a:graphic xmlns:a="http://schemas.openxmlformats.org/drawingml/2006/main">
+              <a:graphicData uri="http://schemas.openxmlformats.org/drawingml/2006/picture">
+                <pic:pic xmlns:pic="http://schemas.openxmlformats.org/drawingml/2006/picture">
+                  <pic:nvPicPr>
+                    <pic:cNvPr id="1544037881" name="Picture 1" descr="SAND&#10;&#10;AI-generated content may be incorrect."/>
+                    <pic:cNvPicPr/>
+                  </pic:nvPicPr>
+                  <pic:blipFill>
+                    <a:blip r:embed="rId15"/>
+                    <a:stretch>
+                      <a:fillRect/>
+                    </a:stretch>
+                  </pic:blipFill>
+                  <pic:spPr>
+                    <a:xfrm>
+                      <a:off x="0" y="0"/>
+                      <a:ext cx="2096541" cy="1338900"/>
+                    </a:xfrm>
+                    <a:prstGeom prst="rect">
+                      <a:avLst/>
+                    </a:prstGeom>
+                  </pic:spPr>
+                </pic:pic>
+              </a:graphicData>
+            </a:graphic>
+          </wp:inline>
+        </w:drawing>
+      </w:r>
+      <w:r>
+        <w:rPr>
+          <w:noProof/>
+          <w:lang w:val="nl-NL"/>
+        </w:rPr>
+        <w:t xml:space="preserve"> </w:t>
+      </w:r>
+      <w:r>
+        <w:rPr>
+          <w:noProof/>
+        </w:rPr>
+        <w:drawing>
+          <wp:inline distT="0" distB="0" distL="0" distR="0" wp14:anchorId="3C6F0734" wp14:editId="5E5D8897">
+            <wp:extent cx="2197100" cy="1333500"/>
+            <wp:effectExtent l="0" t="0" r="0" b="0"/>
+            <wp:docPr id="1319980134" name="Picture 1"/>
+            <wp:cNvGraphicFramePr>
+              <a:graphicFrameLocks xmlns:a="http://schemas.openxmlformats.org/drawingml/2006/main" noChangeAspect="1"/>
+            </wp:cNvGraphicFramePr>
+            <a:graphic xmlns:a="http://schemas.openxmlformats.org/drawingml/2006/main">
+              <a:graphicData uri="http://schemas.openxmlformats.org/drawingml/2006/picture">
+                <pic:pic xmlns:pic="http://schemas.openxmlformats.org/drawingml/2006/picture">
+                  <pic:nvPicPr>
+                    <pic:cNvPr id="1319980134" name="Picture 1"/>
+                    <pic:cNvPicPr/>
+                  </pic:nvPicPr>
+                  <pic:blipFill>
+                    <a:blip r:embed="rId16"/>
+                    <a:stretch>
+                      <a:fillRect/>
+                    </a:stretch>
+                  </pic:blipFill>
+                  <pic:spPr>
+                    <a:xfrm>
+                      <a:off x="0" y="0"/>
+                      <a:ext cx="2197219" cy="1333572"/>
+                    </a:xfrm>
+                    <a:prstGeom prst="rect">
+                      <a:avLst/>
+                    </a:prstGeom>
+                  </pic:spPr>
+                </pic:pic>
+              </a:graphicData>
+            </a:graphic>
+          </wp:inline>
+        </w:drawing>
+      </w:r>
+    </w:p>
+    <w:p>
+      <w:pPr>
+        <w:rPr>
+          <w:lang w:val="nl-NL"/>
+        </w:rPr>
+      </w:pPr>
+      <w:r>
+        <w:rPr>
+          <w:lang w:val="nl-NL"/>
+        </w:rPr>
+        <w:t>Uhhh ja zandzakken met: SAND erop! :D</w:t>
+      </w:r>
+      <w:r>
+        <w:rPr>
+          <w:lang w:val="nl-NL"/>
+        </w:rPr>
+        <w:t>, heel simpel en makkelijk om te gebruiken in je spel.</w:t>
+      </w:r>
     </w:p>
     <w:p>
       <w:pPr>
@@ -5714,20 +5551,12 @@
         </w:rPr>
       </w:pPr>
       <w:bookmarkStart w:id="17" w:name="_Toc231933174"/>
-      <w:proofErr w:type="spellStart"/>
       <w:r>
         <w:rPr>
           <w:lang w:val="nl-NL"/>
         </w:rPr>
         <w:lastRenderedPageBreak/>
-        <w:t>Miska</w:t>
-      </w:r>
-      <w:proofErr w:type="spellEnd"/>
-      <w:r>
-        <w:rPr>
-          <w:lang w:val="nl-NL"/>
-        </w:rPr>
-        <w:t xml:space="preserve"> van den Brink</w:t>
+        <w:t>Miska van den Brink</w:t>
       </w:r>
       <w:bookmarkEnd w:id="17"/>
     </w:p>
@@ -5793,7 +5622,7 @@
                     </pic:cNvPicPr>
                   </pic:nvPicPr>
                   <pic:blipFill>
-                    <a:blip r:embed="rId12">
+                    <a:blip r:embed="rId17">
                       <a:extLst>
                         <a:ext uri="{28A0092B-C50C-407E-A947-70E740481C1C}">
                           <a14:useLocalDpi xmlns:a14="http://schemas.microsoft.com/office/drawing/2010/main" val="0"/>
@@ -5835,21 +5664,7 @@
         <w:rPr>
           <w:lang w:val="nl-NL"/>
         </w:rPr>
-        <w:t>Kleurenpalet (</w:t>
-      </w:r>
-      <w:proofErr w:type="spellStart"/>
-      <w:r>
-        <w:rPr>
-          <w:lang w:val="nl-NL"/>
-        </w:rPr>
-        <w:t>hex</w:t>
-      </w:r>
-      <w:proofErr w:type="spellEnd"/>
-      <w:r>
-        <w:rPr>
-          <w:lang w:val="nl-NL"/>
-        </w:rPr>
-        <w:t xml:space="preserve"> nummers):</w:t>
+        <w:t>Kleurenpalet (hex nummers):</w:t>
       </w:r>
     </w:p>
     <w:p>
@@ -5995,21 +5810,7 @@
         <w:rPr>
           <w:lang w:val="nl-NL"/>
         </w:rPr>
-        <w:t>Kleurenpalet (</w:t>
-      </w:r>
-      <w:proofErr w:type="spellStart"/>
-      <w:r>
-        <w:rPr>
-          <w:lang w:val="nl-NL"/>
-        </w:rPr>
-        <w:t>hex</w:t>
-      </w:r>
-      <w:proofErr w:type="spellEnd"/>
-      <w:r>
-        <w:rPr>
-          <w:lang w:val="nl-NL"/>
-        </w:rPr>
-        <w:t xml:space="preserve"> nummers):</w:t>
+        <w:t>Kleurenpalet (hex nummers):</w:t>
       </w:r>
     </w:p>
     <w:p>
@@ -6080,15 +5881,7 @@
     </w:p>
     <w:p>
       <w:r>
-        <w:t xml:space="preserve">Feedback </w:t>
-      </w:r>
-      <w:proofErr w:type="spellStart"/>
-      <w:r>
-        <w:t>klasgenoot</w:t>
-      </w:r>
-      <w:proofErr w:type="spellEnd"/>
-      <w:r>
-        <w:t>:</w:t>
+        <w:t>Feedback klasgenoot:</w:t>
       </w:r>
     </w:p>
     <w:p>
@@ -6111,14 +5904,9 @@
       <w:bookmarkStart w:id="19" w:name="_Toc231933176"/>
       <w:r>
         <w:lastRenderedPageBreak/>
-        <w:t xml:space="preserve">Myrthe </w:t>
-      </w:r>
-      <w:proofErr w:type="spellStart"/>
-      <w:r>
-        <w:t>Dissevelt</w:t>
+        <w:t>Myrthe Dissevelt</w:t>
       </w:r>
       <w:bookmarkEnd w:id="19"/>
-      <w:proofErr w:type="spellEnd"/>
     </w:p>
     <w:p>
       <w:r>
@@ -6156,21 +5944,7 @@
         <w:rPr>
           <w:lang w:val="nl-NL"/>
         </w:rPr>
-        <w:t>Kleurenpalet (</w:t>
-      </w:r>
-      <w:proofErr w:type="spellStart"/>
-      <w:r>
-        <w:rPr>
-          <w:lang w:val="nl-NL"/>
-        </w:rPr>
-        <w:t>hex</w:t>
-      </w:r>
-      <w:proofErr w:type="spellEnd"/>
-      <w:r>
-        <w:rPr>
-          <w:lang w:val="nl-NL"/>
-        </w:rPr>
-        <w:t xml:space="preserve"> nummers):</w:t>
+        <w:t>Kleurenpalet (hex nummers):</w:t>
       </w:r>
     </w:p>
     <w:p>
@@ -6266,14 +6040,12 @@
           <w:lang w:val="nl-NL"/>
         </w:rPr>
       </w:pPr>
-      <w:proofErr w:type="spellStart"/>
       <w:r>
         <w:rPr>
           <w:lang w:val="nl-NL"/>
         </w:rPr>
         <w:t>Barriere</w:t>
       </w:r>
-      <w:proofErr w:type="spellEnd"/>
     </w:p>
     <w:p>
       <w:pPr>
@@ -6317,7 +6089,7 @@
                     </pic:cNvPicPr>
                   </pic:nvPicPr>
                   <pic:blipFill>
-                    <a:blip r:embed="rId13">
+                    <a:blip r:embed="rId18">
                       <a:extLst>
                         <a:ext uri="{28A0092B-C50C-407E-A947-70E740481C1C}">
                           <a14:useLocalDpi xmlns:a14="http://schemas.microsoft.com/office/drawing/2010/main" val="0"/>
@@ -6348,46 +6120,24 @@
           </wp:inline>
         </w:drawing>
       </w:r>
-      <w:proofErr w:type="spellStart"/>
-      <w:r>
-        <w:rPr>
-          <w:lang w:val="nl-NL"/>
-        </w:rPr>
-        <w:t>betonne</w:t>
-      </w:r>
-      <w:proofErr w:type="spellEnd"/>
-      <w:r>
-        <w:rPr>
-          <w:lang w:val="nl-NL"/>
-        </w:rPr>
-        <w:t xml:space="preserve"> barrière met de kleur geel zwart</w:t>
-      </w:r>
-    </w:p>
-    <w:p>
-      <w:pPr>
-        <w:rPr>
-          <w:lang w:val="nl-NL"/>
-        </w:rPr>
-      </w:pPr>
-      <w:r>
-        <w:rPr>
-          <w:lang w:val="nl-NL"/>
-        </w:rPr>
-        <w:t>Kleurenpalet (</w:t>
-      </w:r>
-      <w:proofErr w:type="spellStart"/>
-      <w:r>
-        <w:rPr>
-          <w:lang w:val="nl-NL"/>
-        </w:rPr>
-        <w:t>hex</w:t>
-      </w:r>
-      <w:proofErr w:type="spellEnd"/>
-      <w:r>
-        <w:rPr>
-          <w:lang w:val="nl-NL"/>
-        </w:rPr>
-        <w:t xml:space="preserve"> nummers):</w:t>
+      <w:r>
+        <w:rPr>
+          <w:lang w:val="nl-NL"/>
+        </w:rPr>
+        <w:t>betonne barrière met de kleur geel zwart</w:t>
+      </w:r>
+    </w:p>
+    <w:p>
+      <w:pPr>
+        <w:rPr>
+          <w:lang w:val="nl-NL"/>
+        </w:rPr>
+      </w:pPr>
+      <w:r>
+        <w:rPr>
+          <w:lang w:val="nl-NL"/>
+        </w:rPr>
+        <w:t>Kleurenpalet (hex nummers):</w:t>
       </w:r>
     </w:p>
     <w:p>
@@ -6479,17 +6229,9 @@
           <w:lang w:val="nl-NL"/>
         </w:rPr>
         <w:lastRenderedPageBreak/>
-        <w:t xml:space="preserve">Daan van der </w:t>
-      </w:r>
-      <w:proofErr w:type="spellStart"/>
-      <w:r>
-        <w:rPr>
-          <w:lang w:val="nl-NL"/>
-        </w:rPr>
-        <w:t>Greft</w:t>
+        <w:t>Daan van der Greft</w:t>
       </w:r>
       <w:bookmarkEnd w:id="21"/>
-      <w:proofErr w:type="spellEnd"/>
     </w:p>
     <w:p>
       <w:pPr>
@@ -6559,7 +6301,7 @@
                     </pic:cNvPicPr>
                   </pic:nvPicPr>
                   <pic:blipFill>
-                    <a:blip r:embed="rId14">
+                    <a:blip r:embed="rId19">
                       <a:extLst>
                         <a:ext uri="{28A0092B-C50C-407E-A947-70E740481C1C}">
                           <a14:useLocalDpi xmlns:a14="http://schemas.microsoft.com/office/drawing/2010/main" val="0"/>
@@ -6614,21 +6356,7 @@
         <w:rPr>
           <w:lang w:val="nl-NL"/>
         </w:rPr>
-        <w:t>Kleurenpalet (</w:t>
-      </w:r>
-      <w:proofErr w:type="spellStart"/>
-      <w:r>
-        <w:rPr>
-          <w:lang w:val="nl-NL"/>
-        </w:rPr>
-        <w:t>hex</w:t>
-      </w:r>
-      <w:proofErr w:type="spellEnd"/>
-      <w:r>
-        <w:rPr>
-          <w:lang w:val="nl-NL"/>
-        </w:rPr>
-        <w:t xml:space="preserve"> nummers):</w:t>
+        <w:t>Kleurenpalet (hex nummers):</w:t>
       </w:r>
     </w:p>
     <w:p>
@@ -6733,17 +6461,9 @@
           <w:lang w:val="nl-NL"/>
         </w:rPr>
         <w:lastRenderedPageBreak/>
-        <w:t xml:space="preserve">Tomas </w:t>
-      </w:r>
-      <w:proofErr w:type="spellStart"/>
-      <w:r>
-        <w:rPr>
-          <w:lang w:val="nl-NL"/>
-        </w:rPr>
-        <w:t>Heinst</w:t>
+        <w:t>Tomas Heinst</w:t>
       </w:r>
       <w:bookmarkEnd w:id="22"/>
-      <w:proofErr w:type="spellEnd"/>
     </w:p>
     <w:p>
       <w:pPr>
@@ -6795,21 +6515,7 @@
         <w:rPr>
           <w:lang w:val="nl-NL"/>
         </w:rPr>
-        <w:t>Kleurenpalet (</w:t>
-      </w:r>
-      <w:proofErr w:type="spellStart"/>
-      <w:r>
-        <w:rPr>
-          <w:lang w:val="nl-NL"/>
-        </w:rPr>
-        <w:t>hex</w:t>
-      </w:r>
-      <w:proofErr w:type="spellEnd"/>
-      <w:r>
-        <w:rPr>
-          <w:lang w:val="nl-NL"/>
-        </w:rPr>
-        <w:t xml:space="preserve"> nummers):</w:t>
+        <w:t>Kleurenpalet (hex nummers):</w:t>
       </w:r>
     </w:p>
     <w:p>
@@ -6936,21 +6642,7 @@
         <w:rPr>
           <w:lang w:val="nl-NL"/>
         </w:rPr>
-        <w:t>Kleurenpalet (</w:t>
-      </w:r>
-      <w:proofErr w:type="spellStart"/>
-      <w:r>
-        <w:rPr>
-          <w:lang w:val="nl-NL"/>
-        </w:rPr>
-        <w:t>hex</w:t>
-      </w:r>
-      <w:proofErr w:type="spellEnd"/>
-      <w:r>
-        <w:rPr>
-          <w:lang w:val="nl-NL"/>
-        </w:rPr>
-        <w:t xml:space="preserve"> nummers):</w:t>
+        <w:t>Kleurenpalet (hex nummers):</w:t>
       </w:r>
     </w:p>
     <w:p>
@@ -7077,21 +6769,7 @@
         <w:rPr>
           <w:lang w:val="nl-NL"/>
         </w:rPr>
-        <w:t>Kleurenpalet (</w:t>
-      </w:r>
-      <w:proofErr w:type="spellStart"/>
-      <w:r>
-        <w:rPr>
-          <w:lang w:val="nl-NL"/>
-        </w:rPr>
-        <w:t>hex</w:t>
-      </w:r>
-      <w:proofErr w:type="spellEnd"/>
-      <w:r>
-        <w:rPr>
-          <w:lang w:val="nl-NL"/>
-        </w:rPr>
-        <w:t xml:space="preserve"> nummers):</w:t>
+        <w:t>Kleurenpalet (hex nummers):</w:t>
       </w:r>
     </w:p>
     <w:p>
@@ -7219,7 +6897,7 @@
           <w:lang w:val="nl-NL"/>
         </w:rPr>
         <w:drawing>
-          <wp:inline distT="0" distB="0" distL="0" distR="0" wp14:anchorId="3081B476" wp14:editId="34100A86">
+          <wp:inline distT="0" distB="0" distL="0" distR="0" wp14:anchorId="3081B476" wp14:editId="23F273FD">
             <wp:extent cx="2396881" cy="1165658"/>
             <wp:effectExtent l="0" t="0" r="3810" b="0"/>
             <wp:docPr id="1090613317" name="Picture 21"/>
@@ -7236,7 +6914,7 @@
                     </pic:cNvPicPr>
                   </pic:nvPicPr>
                   <pic:blipFill rotWithShape="1">
-                    <a:blip r:embed="rId15" cstate="print">
+                    <a:blip r:embed="rId20" cstate="print">
                       <a:extLst>
                         <a:ext uri="{28A0092B-C50C-407E-A947-70E740481C1C}">
                           <a14:useLocalDpi xmlns:a14="http://schemas.microsoft.com/office/drawing/2010/main" val="0"/>
@@ -7292,111 +6970,51 @@
           <w:lang w:val="fr-FR"/>
         </w:rPr>
       </w:pPr>
-      <w:proofErr w:type="spellStart"/>
       <w:r>
         <w:rPr>
           <w:lang w:val="fr-FR"/>
         </w:rPr>
-        <w:t>Kleurenpalet</w:t>
-      </w:r>
-      <w:proofErr w:type="spellEnd"/>
-      <w:r>
+        <w:t>Kleurenpalet (hex nummers):</w:t>
+      </w:r>
+    </w:p>
+    <w:p>
+      <w:pPr>
         <w:rPr>
           <w:lang w:val="fr-FR"/>
         </w:rPr>
-        <w:t xml:space="preserve"> (</w:t>
-      </w:r>
-      <w:proofErr w:type="spellStart"/>
+      </w:pPr>
       <w:r>
         <w:rPr>
           <w:lang w:val="fr-FR"/>
         </w:rPr>
-        <w:t>hex</w:t>
-      </w:r>
-      <w:proofErr w:type="spellEnd"/>
-      <w:r>
+        <w:t>AC8655 - Primair</w:t>
+      </w:r>
+    </w:p>
+    <w:p>
+      <w:pPr>
         <w:rPr>
           <w:lang w:val="fr-FR"/>
         </w:rPr>
-        <w:t xml:space="preserve"> </w:t>
-      </w:r>
-      <w:proofErr w:type="spellStart"/>
+      </w:pPr>
       <w:r>
         <w:rPr>
           <w:lang w:val="fr-FR"/>
         </w:rPr>
-        <w:t>nummers</w:t>
-      </w:r>
-      <w:proofErr w:type="spellEnd"/>
-      <w:r>
-        <w:rPr>
-          <w:lang w:val="fr-FR"/>
-        </w:rPr>
-        <w:t>):</w:t>
-      </w:r>
-    </w:p>
-    <w:p>
-      <w:pPr>
-        <w:rPr>
-          <w:lang w:val="fr-FR"/>
-        </w:rPr>
-      </w:pPr>
-      <w:r>
-        <w:rPr>
-          <w:lang w:val="fr-FR"/>
-        </w:rPr>
-        <w:t xml:space="preserve">AC8655 - </w:t>
-      </w:r>
-      <w:proofErr w:type="spellStart"/>
-      <w:r>
-        <w:rPr>
-          <w:lang w:val="fr-FR"/>
-        </w:rPr>
-        <w:t>Primair</w:t>
-      </w:r>
-      <w:proofErr w:type="spellEnd"/>
-    </w:p>
-    <w:p>
-      <w:pPr>
-        <w:rPr>
-          <w:lang w:val="fr-FR"/>
-        </w:rPr>
-      </w:pPr>
-      <w:r>
-        <w:rPr>
-          <w:lang w:val="fr-FR"/>
-        </w:rPr>
-        <w:t xml:space="preserve">4A4A4A - </w:t>
-      </w:r>
-      <w:proofErr w:type="spellStart"/>
-      <w:r>
-        <w:rPr>
-          <w:lang w:val="fr-FR"/>
-        </w:rPr>
-        <w:t>Secundair</w:t>
-      </w:r>
-      <w:proofErr w:type="spellEnd"/>
-    </w:p>
-    <w:p>
-      <w:pPr>
-        <w:rPr>
-          <w:lang w:val="nl-NL"/>
-        </w:rPr>
-      </w:pPr>
-      <w:r>
-        <w:rPr>
-          <w:lang w:val="nl-NL"/>
-        </w:rPr>
-        <w:t xml:space="preserve">F8E71C - </w:t>
-      </w:r>
-      <w:proofErr w:type="spellStart"/>
-      <w:r>
-        <w:rPr>
-          <w:lang w:val="nl-NL"/>
-        </w:rPr>
-        <w:t>Tetriair</w:t>
-      </w:r>
-      <w:proofErr w:type="spellEnd"/>
+        <w:t>4A4A4A - Secundair</w:t>
+      </w:r>
+    </w:p>
+    <w:p>
+      <w:pPr>
+        <w:rPr>
+          <w:lang w:val="nl-NL"/>
+        </w:rPr>
+      </w:pPr>
+      <w:r>
+        <w:rPr>
+          <w:lang w:val="nl-NL"/>
+        </w:rPr>
+        <w:t>F8E71C - Tetriair</w:t>
+      </w:r>
     </w:p>
     <w:p>
       <w:pPr>
@@ -7438,7 +7056,7 @@
                     <pic:cNvPicPr/>
                   </pic:nvPicPr>
                   <pic:blipFill>
-                    <a:blip r:embed="rId16"/>
+                    <a:blip r:embed="rId21"/>
                     <a:stretch>
                       <a:fillRect/>
                     </a:stretch>
@@ -7515,17 +7133,9 @@
           <w:lang w:val="nl-NL"/>
         </w:rPr>
         <w:lastRenderedPageBreak/>
-        <w:t xml:space="preserve">Sam </w:t>
-      </w:r>
-      <w:proofErr w:type="spellStart"/>
-      <w:r>
-        <w:rPr>
-          <w:lang w:val="nl-NL"/>
-        </w:rPr>
-        <w:t>Mujanović</w:t>
+        <w:t>Sam Mujanović</w:t>
       </w:r>
       <w:bookmarkEnd w:id="26"/>
-      <w:proofErr w:type="spellEnd"/>
     </w:p>
     <w:p>
       <w:pPr>
@@ -7588,7 +7198,7 @@
                     </pic:cNvPicPr>
                   </pic:nvPicPr>
                   <pic:blipFill>
-                    <a:blip r:embed="rId17">
+                    <a:blip r:embed="rId22">
                       <a:extLst>
                         <a:ext uri="{28A0092B-C50C-407E-A947-70E740481C1C}">
                           <a14:useLocalDpi xmlns:a14="http://schemas.microsoft.com/office/drawing/2010/main" val="0"/>
@@ -7644,21 +7254,7 @@
           <w:lang w:val="nl-NL"/>
         </w:rPr>
         <w:lastRenderedPageBreak/>
-        <w:t>Kleurenpalet (</w:t>
-      </w:r>
-      <w:proofErr w:type="spellStart"/>
-      <w:r>
-        <w:rPr>
-          <w:lang w:val="nl-NL"/>
-        </w:rPr>
-        <w:t>hex</w:t>
-      </w:r>
-      <w:proofErr w:type="spellEnd"/>
-      <w:r>
-        <w:rPr>
-          <w:lang w:val="nl-NL"/>
-        </w:rPr>
-        <w:t xml:space="preserve"> nummers):</w:t>
+        <w:t>Kleurenpalet (hex nummers):</w:t>
       </w:r>
       <w:r>
         <w:rPr>
@@ -7682,7 +7278,7 @@
                     </pic:cNvPicPr>
                   </pic:nvPicPr>
                   <pic:blipFill>
-                    <a:blip r:embed="rId18">
+                    <a:blip r:embed="rId23">
                       <a:extLst>
                         <a:ext uri="{28A0092B-C50C-407E-A947-70E740481C1C}">
                           <a14:useLocalDpi xmlns:a14="http://schemas.microsoft.com/office/drawing/2010/main" val="0"/>
@@ -7779,20 +7375,12 @@
         </w:rPr>
       </w:pPr>
       <w:bookmarkStart w:id="27" w:name="_Toc231933184"/>
-      <w:proofErr w:type="spellStart"/>
       <w:r>
         <w:rPr>
           <w:lang w:val="nl-NL"/>
         </w:rPr>
         <w:lastRenderedPageBreak/>
-        <w:t>Mika</w:t>
-      </w:r>
-      <w:proofErr w:type="spellEnd"/>
-      <w:r>
-        <w:rPr>
-          <w:lang w:val="nl-NL"/>
-        </w:rPr>
-        <w:t xml:space="preserve"> Oostveen</w:t>
+        <w:t>Mika Oostveen</w:t>
       </w:r>
       <w:bookmarkEnd w:id="27"/>
     </w:p>
@@ -7806,35 +7394,7 @@
         <w:rPr>
           <w:lang w:val="nl-NL"/>
         </w:rPr>
-        <w:t xml:space="preserve">Asset: </w:t>
-      </w:r>
-      <w:proofErr w:type="spellStart"/>
-      <w:r>
-        <w:rPr>
-          <w:lang w:val="nl-NL"/>
-        </w:rPr>
-        <w:t>Bullets</w:t>
-      </w:r>
-      <w:proofErr w:type="spellEnd"/>
-      <w:r>
-        <w:rPr>
-          <w:lang w:val="nl-NL"/>
-        </w:rPr>
-        <w:t xml:space="preserve"> en </w:t>
-      </w:r>
-      <w:proofErr w:type="spellStart"/>
-      <w:r>
-        <w:rPr>
-          <w:lang w:val="nl-NL"/>
-        </w:rPr>
-        <w:t>bullet</w:t>
-      </w:r>
-      <w:proofErr w:type="spellEnd"/>
-      <w:r>
-        <w:rPr>
-          <w:lang w:val="nl-NL"/>
-        </w:rPr>
-        <w:t xml:space="preserve"> packs</w:t>
+        <w:t>Asset: Bullets en bullet packs</w:t>
       </w:r>
     </w:p>
     <w:p>
@@ -7885,7 +7445,7 @@
                     </pic:cNvPicPr>
                   </pic:nvPicPr>
                   <pic:blipFill>
-                    <a:blip r:embed="rId19" cstate="print">
+                    <a:blip r:embed="rId24" cstate="print">
                       <a:extLst>
                         <a:ext uri="{28A0092B-C50C-407E-A947-70E740481C1C}">
                           <a14:useLocalDpi xmlns:a14="http://schemas.microsoft.com/office/drawing/2010/main" val="0"/>
@@ -7927,90 +7487,20 @@
         <w:rPr>
           <w:lang w:val="nl-NL"/>
         </w:rPr>
-        <w:t xml:space="preserve">Ik heb hiervoor gekozen omdat het </w:t>
-      </w:r>
-      <w:proofErr w:type="spellStart"/>
-      <w:r>
-        <w:rPr>
-          <w:lang w:val="nl-NL"/>
-        </w:rPr>
-        <w:t>opzich</w:t>
-      </w:r>
-      <w:proofErr w:type="spellEnd"/>
-      <w:r>
-        <w:rPr>
-          <w:lang w:val="nl-NL"/>
-        </w:rPr>
-        <w:t xml:space="preserve"> wel mooi eruit zit (negeer de face op de </w:t>
-      </w:r>
-      <w:proofErr w:type="spellStart"/>
-      <w:r>
-        <w:rPr>
-          <w:lang w:val="nl-NL"/>
-        </w:rPr>
-        <w:t>bullet</w:t>
-      </w:r>
-      <w:proofErr w:type="spellEnd"/>
-      <w:r>
-        <w:rPr>
-          <w:lang w:val="nl-NL"/>
-        </w:rPr>
-        <w:t xml:space="preserve"> ik bedoel de </w:t>
-      </w:r>
-      <w:proofErr w:type="spellStart"/>
-      <w:r>
-        <w:rPr>
-          <w:lang w:val="nl-NL"/>
-        </w:rPr>
-        <w:t>shape</w:t>
-      </w:r>
-      <w:proofErr w:type="spellEnd"/>
-      <w:r>
-        <w:rPr>
-          <w:lang w:val="nl-NL"/>
-        </w:rPr>
-        <w:t xml:space="preserve"> </w:t>
-      </w:r>
-      <w:proofErr w:type="spellStart"/>
-      <w:r>
-        <w:rPr>
-          <w:lang w:val="nl-NL"/>
-        </w:rPr>
-        <w:t>itself</w:t>
-      </w:r>
-      <w:proofErr w:type="spellEnd"/>
-      <w:r>
-        <w:rPr>
-          <w:lang w:val="nl-NL"/>
-        </w:rPr>
-        <w:t xml:space="preserve">) </w:t>
-      </w:r>
-    </w:p>
-    <w:p>
-      <w:pPr>
-        <w:rPr>
-          <w:lang w:val="nl-NL"/>
-        </w:rPr>
-      </w:pPr>
-      <w:r>
-        <w:rPr>
-          <w:lang w:val="nl-NL"/>
-        </w:rPr>
-        <w:t>Kleurenpalet (</w:t>
-      </w:r>
-      <w:proofErr w:type="spellStart"/>
-      <w:r>
-        <w:rPr>
-          <w:lang w:val="nl-NL"/>
-        </w:rPr>
-        <w:t>hex</w:t>
-      </w:r>
-      <w:proofErr w:type="spellEnd"/>
-      <w:r>
-        <w:rPr>
-          <w:lang w:val="nl-NL"/>
-        </w:rPr>
-        <w:t xml:space="preserve"> nummers):</w:t>
+        <w:t xml:space="preserve">Ik heb hiervoor gekozen omdat het opzich wel mooi eruit zit (negeer de face op de bullet ik bedoel de shape itself) </w:t>
+      </w:r>
+    </w:p>
+    <w:p>
+      <w:pPr>
+        <w:rPr>
+          <w:lang w:val="nl-NL"/>
+        </w:rPr>
+      </w:pPr>
+      <w:r>
+        <w:rPr>
+          <w:lang w:val="nl-NL"/>
+        </w:rPr>
+        <w:t>Kleurenpalet (hex nummers):</w:t>
       </w:r>
       <w:r>
         <w:rPr>
@@ -8173,21 +7663,7 @@
         <w:rPr>
           <w:lang w:val="nl-NL"/>
         </w:rPr>
-        <w:t>Kleurenpalet (</w:t>
-      </w:r>
-      <w:proofErr w:type="spellStart"/>
-      <w:r>
-        <w:rPr>
-          <w:lang w:val="nl-NL"/>
-        </w:rPr>
-        <w:t>hex</w:t>
-      </w:r>
-      <w:proofErr w:type="spellEnd"/>
-      <w:r>
-        <w:rPr>
-          <w:lang w:val="nl-NL"/>
-        </w:rPr>
-        <w:t xml:space="preserve"> nummers):</w:t>
+        <w:t>Kleurenpalet (hex nummers):</w:t>
       </w:r>
     </w:p>
     <w:p>
@@ -8319,7 +7795,7 @@
                     </pic:cNvPicPr>
                   </pic:nvPicPr>
                   <pic:blipFill>
-                    <a:blip r:embed="rId20">
+                    <a:blip r:embed="rId25">
                       <a:extLst>
                         <a:ext uri="{28A0092B-C50C-407E-A947-70E740481C1C}">
                           <a14:useLocalDpi xmlns:a14="http://schemas.microsoft.com/office/drawing/2010/main" val="0"/>
@@ -8386,39 +7862,11 @@
       </w:pPr>
     </w:p>
     <w:p>
-      <w:pPr>
-        <w:rPr>
-          <w:lang w:val="nl-NL"/>
-        </w:rPr>
-      </w:pPr>
-      <w:r>
-        <w:rPr>
-          <w:lang w:val="nl-NL"/>
-        </w:rPr>
-        <w:t>Kleurenpalet (</w:t>
-      </w:r>
-      <w:proofErr w:type="spellStart"/>
-      <w:r>
-        <w:rPr>
-          <w:lang w:val="nl-NL"/>
-        </w:rPr>
-        <w:t>hex</w:t>
-      </w:r>
-      <w:proofErr w:type="spellEnd"/>
-      <w:r>
-        <w:rPr>
-          <w:lang w:val="nl-NL"/>
-        </w:rPr>
-        <w:t xml:space="preserve"> nummers): F5A623 4A4A4A 000000</w:t>
-      </w:r>
-    </w:p>
-    <w:p>
-      <w:pPr>
-        <w:rPr>
-          <w:lang w:val="nl-NL"/>
-        </w:rPr>
-      </w:pPr>
-    </w:p>
+      <w:r>
+        <w:t>Kleurenpalet (hex nummers): F5A623 4A4A4A 000000</w:t>
+      </w:r>
+    </w:p>
+    <w:p/>
     <w:p>
       <w:pPr>
         <w:rPr>
@@ -8460,7 +7908,7 @@
       </w:pPr>
     </w:p>
     <w:sectPr>
-      <w:footerReference w:type="default" r:id="rId21"/>
+      <w:footerReference w:type="default" r:id="rId26"/>
       <w:pgSz w:w="12240" w:h="15840"/>
       <w:pgMar w:top="1440" w:right="1440" w:bottom="1440" w:left="1440" w:header="720" w:footer="720" w:gutter="0"/>
       <w:pgNumType w:start="0"/>
@@ -8729,8 +8177,8 @@
   <w:abstractNum w:abstractNumId="1" w15:restartNumberingAfterBreak="0">
     <w:nsid w:val="04ED3451"/>
     <w:multiLevelType w:val="hybridMultilevel"/>
-    <w:tmpl w:val="DD080F44"/>
-    <w:lvl w:ilvl="0" w:tplc="0409000D">
+    <w:tmpl w:val="51E2A92A"/>
+    <w:lvl w:ilvl="0" w:tplc="43DCD510">
       <w:start w:val="1"/>
       <w:numFmt w:val="bullet"/>
       <w:lvlText w:val=""/>
@@ -8740,6 +8188,7 @@
       </w:pPr>
       <w:rPr>
         <w:rFonts w:ascii="Wingdings" w:hAnsi="Wingdings" w:hint="default"/>
+        <w:lang w:val="en-US"/>
       </w:rPr>
     </w:lvl>
     <w:lvl w:ilvl="1" w:tplc="FFFFFFFF" w:tentative="1">
@@ -12366,7 +11815,7 @@
   <w:abstractNum w:abstractNumId="30" w15:restartNumberingAfterBreak="0">
     <w:nsid w:val="6684102F"/>
     <w:multiLevelType w:val="hybridMultilevel"/>
-    <w:tmpl w:val="ABC06F9A"/>
+    <w:tmpl w:val="1FF2E078"/>
     <w:lvl w:ilvl="0" w:tplc="0409000D">
       <w:start w:val="1"/>
       <w:numFmt w:val="bullet"/>
@@ -15088,6 +14537,10 @@
 </file>
 
 <file path=customXml/item1.xml><?xml version="1.0" encoding="utf-8"?>
+<b:Sources xmlns:b="http://schemas.openxmlformats.org/officeDocument/2006/bibliography" xmlns="http://schemas.openxmlformats.org/officeDocument/2006/bibliography" SelectedStyle="\APASixthEditionOfficeOnline.xsl" StyleName="APA" Version="6"/>
+</file>
+
+<file path=customXml/item2.xml><?xml version="1.0" encoding="utf-8"?>
 <ct:contentTypeSchema xmlns:ct="http://schemas.microsoft.com/office/2006/metadata/contentType" xmlns:ma="http://schemas.microsoft.com/office/2006/metadata/properties/metaAttributes" ct:_="" ma:_="" ma:contentTypeName="Document" ma:contentTypeID="0x01010081721797C5860640AD6427A9C39167B1" ma:contentTypeVersion="21" ma:contentTypeDescription="Een nieuw document maken." ma:contentTypeScope="" ma:versionID="e1344a081ab0ba3a5a6874a830e2f4b9">
   <xsd:schema xmlns:xsd="http://www.w3.org/2001/XMLSchema" xmlns:xs="http://www.w3.org/2001/XMLSchema" xmlns:p="http://schemas.microsoft.com/office/2006/metadata/properties" xmlns:ns2="3bb2d62f-9cf3-41e4-8e26-dc347878987c" xmlns:ns3="8902adb9-d5ab-4519-807d-4f8787b35b14" targetNamespace="http://schemas.microsoft.com/office/2006/metadata/properties" ma:root="true" ma:fieldsID="15f697695118f6a7513fe898790b7107" ns2:_="" ns3:_="">
     <xsd:import namespace="3bb2d62f-9cf3-41e4-8e26-dc347878987c"/>
@@ -15362,20 +14815,7 @@
 </ct:contentTypeSchema>
 </file>
 
-<file path=customXml/item2.xml><?xml version="1.0" encoding="utf-8"?>
-<b:Sources xmlns:b="http://schemas.openxmlformats.org/officeDocument/2006/bibliography" xmlns="http://schemas.openxmlformats.org/officeDocument/2006/bibliography" SelectedStyle="\APASixthEditionOfficeOnline.xsl" StyleName="APA" Version="6"/>
-</file>
-
 <file path=customXml/item3.xml><?xml version="1.0" encoding="utf-8"?>
-<?mso-contentType ?>
-<FormTemplates xmlns="http://schemas.microsoft.com/sharepoint/v3/contenttype/forms">
-  <Display>DocumentLibraryForm</Display>
-  <Edit>DocumentLibraryForm</Edit>
-  <New>DocumentLibraryForm</New>
-</FormTemplates>
-</file>
-
-<file path=customXml/item4.xml><?xml version="1.0" encoding="utf-8"?>
 <p:properties xmlns:p="http://schemas.microsoft.com/office/2006/metadata/properties" xmlns:xsi="http://www.w3.org/2001/XMLSchema-instance" xmlns:pc="http://schemas.microsoft.com/office/infopath/2007/PartnerControls">
   <documentManagement>
     <TaxCatchAll xmlns="8902adb9-d5ab-4519-807d-4f8787b35b14" xsi:nil="true"/>
@@ -15388,7 +14828,24 @@
 </p:properties>
 </file>
 
+<file path=customXml/item4.xml><?xml version="1.0" encoding="utf-8"?>
+<?mso-contentType ?>
+<FormTemplates xmlns="http://schemas.microsoft.com/sharepoint/v3/contenttype/forms">
+  <Display>DocumentLibraryForm</Display>
+  <Edit>DocumentLibraryForm</Edit>
+  <New>DocumentLibraryForm</New>
+</FormTemplates>
+</file>
+
 <file path=customXml/itemProps1.xml><?xml version="1.0" encoding="utf-8"?>
+<ds:datastoreItem xmlns:ds="http://schemas.openxmlformats.org/officeDocument/2006/customXml" ds:itemID="{2D17A913-F597-48A7-9E0A-898CD165CDA8}">
+  <ds:schemaRefs>
+    <ds:schemaRef ds:uri="http://schemas.openxmlformats.org/officeDocument/2006/bibliography"/>
+  </ds:schemaRefs>
+</ds:datastoreItem>
+</file>
+
+<file path=customXml/itemProps2.xml><?xml version="1.0" encoding="utf-8"?>
 <ds:datastoreItem xmlns:ds="http://schemas.openxmlformats.org/officeDocument/2006/customXml" ds:itemID="{CFF707F2-E3F0-497D-9DFC-10E434143D17}">
   <ds:schemaRefs>
     <ds:schemaRef ds:uri="http://schemas.microsoft.com/office/2006/metadata/contentType"/>
@@ -15407,23 +14864,7 @@
 </ds:datastoreItem>
 </file>
 
-<file path=customXml/itemProps2.xml><?xml version="1.0" encoding="utf-8"?>
-<ds:datastoreItem xmlns:ds="http://schemas.openxmlformats.org/officeDocument/2006/customXml" ds:itemID="{2D17A913-F597-48A7-9E0A-898CD165CDA8}">
-  <ds:schemaRefs>
-    <ds:schemaRef ds:uri="http://schemas.openxmlformats.org/officeDocument/2006/bibliography"/>
-  </ds:schemaRefs>
-</ds:datastoreItem>
-</file>
-
 <file path=customXml/itemProps3.xml><?xml version="1.0" encoding="utf-8"?>
-<ds:datastoreItem xmlns:ds="http://schemas.openxmlformats.org/officeDocument/2006/customXml" ds:itemID="{3E366E4C-E0B2-4C13-A3ED-F3EEBE4D371C}">
-  <ds:schemaRefs>
-    <ds:schemaRef ds:uri="http://schemas.microsoft.com/sharepoint/v3/contenttype/forms"/>
-  </ds:schemaRefs>
-</ds:datastoreItem>
-</file>
-
-<file path=customXml/itemProps4.xml><?xml version="1.0" encoding="utf-8"?>
 <ds:datastoreItem xmlns:ds="http://schemas.openxmlformats.org/officeDocument/2006/customXml" ds:itemID="{811D0D50-5177-409B-95A0-602D3D2FD0EE}">
   <ds:schemaRefs>
     <ds:schemaRef ds:uri="http://schemas.microsoft.com/office/2006/metadata/properties"/>
@@ -15432,4 +14873,12 @@
     <ds:schemaRef ds:uri="3bb2d62f-9cf3-41e4-8e26-dc347878987c"/>
   </ds:schemaRefs>
 </ds:datastoreItem>
+</file>
+
+<file path=customXml/itemProps4.xml><?xml version="1.0" encoding="utf-8"?>
+<ds:datastoreItem xmlns:ds="http://schemas.openxmlformats.org/officeDocument/2006/customXml" ds:itemID="{3E366E4C-E0B2-4C13-A3ED-F3EEBE4D371C}">
+  <ds:schemaRefs>
+    <ds:schemaRef ds:uri="http://schemas.microsoft.com/sharepoint/v3/contenttype/forms"/>
+  </ds:schemaRefs>
+</ds:datastoreItem>
 </file>
--- a/Style Guide -Multiplayer Tank Game 25-26.docx
+++ b/Style Guide -Multiplayer Tank Game 25-26.docx
@@ -140,7 +140,7 @@
                                   <w:sdtContent>
                                     <w:p>
                                       <w:pPr>
-                                        <w:pStyle w:val="NoSpacing"/>
+                                        <w:pStyle w:val="Geenafstand"/>
                                         <w:spacing w:before="120"/>
                                         <w:jc w:val="center"/>
                                         <w:rPr>
@@ -158,7 +158,7 @@
                                 </w:sdt>
                                 <w:p>
                                   <w:pPr>
-                                    <w:pStyle w:val="NoSpacing"/>
+                                    <w:pStyle w:val="Geenafstand"/>
                                     <w:spacing w:before="120"/>
                                     <w:jc w:val="center"/>
                                     <w:rPr>
@@ -278,7 +278,7 @@
                                   <w:sdtContent>
                                     <w:p>
                                       <w:pPr>
-                                        <w:pStyle w:val="NoSpacing"/>
+                                        <w:pStyle w:val="Geenafstand"/>
                                         <w:jc w:val="center"/>
                                         <w:rPr>
                                           <w:rFonts w:asciiTheme="majorHAnsi" w:eastAsiaTheme="majorEastAsia" w:hAnsiTheme="majorHAnsi" w:cstheme="majorBidi"/>
@@ -512,7 +512,7 @@
           <w:sdtContent>
             <w:p>
               <w:pPr>
-                <w:pStyle w:val="TOCHeading"/>
+                <w:pStyle w:val="Kopvaninhoudsopgave"/>
               </w:pPr>
               <w:r>
                 <w:t>Contents</w:t>
@@ -520,7 +520,7 @@
             </w:p>
             <w:p>
               <w:pPr>
-                <w:pStyle w:val="TOC2"/>
+                <w:pStyle w:val="Inhopg2"/>
                 <w:tabs>
                   <w:tab w:val="right" w:leader="dot" w:pos="9350"/>
                 </w:tabs>
@@ -599,7 +599,7 @@
             </w:p>
             <w:p>
               <w:pPr>
-                <w:pStyle w:val="TOC1"/>
+                <w:pStyle w:val="Inhopg1"/>
                 <w:tabs>
                   <w:tab w:val="right" w:leader="dot" w:pos="9350"/>
                 </w:tabs>
@@ -668,7 +668,7 @@
             </w:p>
             <w:p>
               <w:pPr>
-                <w:pStyle w:val="TOC2"/>
+                <w:pStyle w:val="Inhopg2"/>
                 <w:tabs>
                   <w:tab w:val="right" w:leader="dot" w:pos="9350"/>
                 </w:tabs>
@@ -737,7 +737,7 @@
             </w:p>
             <w:p>
               <w:pPr>
-                <w:pStyle w:val="TOC3"/>
+                <w:pStyle w:val="Inhopg3"/>
                 <w:tabs>
                   <w:tab w:val="right" w:leader="dot" w:pos="9350"/>
                 </w:tabs>
@@ -806,7 +806,7 @@
             </w:p>
             <w:p>
               <w:pPr>
-                <w:pStyle w:val="TOC2"/>
+                <w:pStyle w:val="Inhopg2"/>
                 <w:tabs>
                   <w:tab w:val="right" w:leader="dot" w:pos="9350"/>
                 </w:tabs>
@@ -876,7 +876,7 @@
             </w:p>
             <w:p>
               <w:pPr>
-                <w:pStyle w:val="TOC3"/>
+                <w:pStyle w:val="Inhopg3"/>
                 <w:tabs>
                   <w:tab w:val="right" w:leader="dot" w:pos="9350"/>
                 </w:tabs>
@@ -946,7 +946,7 @@
             </w:p>
             <w:p>
               <w:pPr>
-                <w:pStyle w:val="TOC2"/>
+                <w:pStyle w:val="Inhopg2"/>
                 <w:tabs>
                   <w:tab w:val="right" w:leader="dot" w:pos="9350"/>
                 </w:tabs>
@@ -1015,7 +1015,7 @@
             </w:p>
             <w:p>
               <w:pPr>
-                <w:pStyle w:val="TOC3"/>
+                <w:pStyle w:val="Inhopg3"/>
                 <w:tabs>
                   <w:tab w:val="right" w:leader="dot" w:pos="9350"/>
                 </w:tabs>
@@ -1084,7 +1084,7 @@
             </w:p>
             <w:p>
               <w:pPr>
-                <w:pStyle w:val="TOC3"/>
+                <w:pStyle w:val="Inhopg3"/>
                 <w:tabs>
                   <w:tab w:val="right" w:leader="dot" w:pos="9350"/>
                 </w:tabs>
@@ -1153,7 +1153,7 @@
             </w:p>
             <w:p>
               <w:pPr>
-                <w:pStyle w:val="TOC3"/>
+                <w:pStyle w:val="Inhopg3"/>
                 <w:tabs>
                   <w:tab w:val="right" w:leader="dot" w:pos="9350"/>
                 </w:tabs>
@@ -1222,7 +1222,7 @@
             </w:p>
             <w:p>
               <w:pPr>
-                <w:pStyle w:val="TOC3"/>
+                <w:pStyle w:val="Inhopg3"/>
                 <w:tabs>
                   <w:tab w:val="right" w:leader="dot" w:pos="9350"/>
                 </w:tabs>
@@ -1291,7 +1291,7 @@
             </w:p>
             <w:p>
               <w:pPr>
-                <w:pStyle w:val="TOC3"/>
+                <w:pStyle w:val="Inhopg3"/>
                 <w:tabs>
                   <w:tab w:val="right" w:leader="dot" w:pos="9350"/>
                 </w:tabs>
@@ -1360,7 +1360,7 @@
             </w:p>
             <w:p>
               <w:pPr>
-                <w:pStyle w:val="TOC2"/>
+                <w:pStyle w:val="Inhopg2"/>
                 <w:tabs>
                   <w:tab w:val="right" w:leader="dot" w:pos="9350"/>
                 </w:tabs>
@@ -1429,7 +1429,7 @@
             </w:p>
             <w:p>
               <w:pPr>
-                <w:pStyle w:val="TOC3"/>
+                <w:pStyle w:val="Inhopg3"/>
                 <w:tabs>
                   <w:tab w:val="right" w:leader="dot" w:pos="9350"/>
                 </w:tabs>
@@ -1498,7 +1498,7 @@
             </w:p>
             <w:p>
               <w:pPr>
-                <w:pStyle w:val="TOC3"/>
+                <w:pStyle w:val="Inhopg3"/>
                 <w:tabs>
                   <w:tab w:val="right" w:leader="dot" w:pos="9350"/>
                 </w:tabs>
@@ -1567,7 +1567,7 @@
             </w:p>
             <w:p>
               <w:pPr>
-                <w:pStyle w:val="TOC3"/>
+                <w:pStyle w:val="Inhopg3"/>
                 <w:tabs>
                   <w:tab w:val="right" w:leader="dot" w:pos="9350"/>
                 </w:tabs>
@@ -1636,7 +1636,7 @@
             </w:p>
             <w:p>
               <w:pPr>
-                <w:pStyle w:val="TOC2"/>
+                <w:pStyle w:val="Inhopg2"/>
                 <w:tabs>
                   <w:tab w:val="right" w:leader="dot" w:pos="9350"/>
                 </w:tabs>
@@ -1705,7 +1705,7 @@
             </w:p>
             <w:p>
               <w:pPr>
-                <w:pStyle w:val="TOC2"/>
+                <w:pStyle w:val="Inhopg2"/>
                 <w:tabs>
                   <w:tab w:val="right" w:leader="dot" w:pos="9350"/>
                 </w:tabs>
@@ -1774,7 +1774,7 @@
             </w:p>
             <w:p>
               <w:pPr>
-                <w:pStyle w:val="TOC2"/>
+                <w:pStyle w:val="Inhopg2"/>
                 <w:tabs>
                   <w:tab w:val="right" w:leader="dot" w:pos="9350"/>
                 </w:tabs>
@@ -1843,7 +1843,7 @@
             </w:p>
             <w:p>
               <w:pPr>
-                <w:pStyle w:val="TOC2"/>
+                <w:pStyle w:val="Inhopg2"/>
                 <w:tabs>
                   <w:tab w:val="right" w:leader="dot" w:pos="9350"/>
                 </w:tabs>
@@ -1912,7 +1912,7 @@
             </w:p>
             <w:p>
               <w:pPr>
-                <w:pStyle w:val="TOC2"/>
+                <w:pStyle w:val="Inhopg2"/>
                 <w:tabs>
                   <w:tab w:val="right" w:leader="dot" w:pos="9350"/>
                 </w:tabs>
@@ -1981,7 +1981,7 @@
             </w:p>
             <w:p>
               <w:pPr>
-                <w:pStyle w:val="TOC2"/>
+                <w:pStyle w:val="Inhopg2"/>
                 <w:tabs>
                   <w:tab w:val="right" w:leader="dot" w:pos="9350"/>
                 </w:tabs>
@@ -2050,7 +2050,7 @@
             </w:p>
             <w:p>
               <w:pPr>
-                <w:pStyle w:val="TOC2"/>
+                <w:pStyle w:val="Inhopg2"/>
                 <w:tabs>
                   <w:tab w:val="right" w:leader="dot" w:pos="9350"/>
                 </w:tabs>
@@ -2119,7 +2119,7 @@
             </w:p>
             <w:p>
               <w:pPr>
-                <w:pStyle w:val="TOC2"/>
+                <w:pStyle w:val="Inhopg2"/>
                 <w:tabs>
                   <w:tab w:val="right" w:leader="dot" w:pos="9350"/>
                 </w:tabs>
@@ -2188,7 +2188,7 @@
             </w:p>
             <w:p>
               <w:pPr>
-                <w:pStyle w:val="TOC2"/>
+                <w:pStyle w:val="Inhopg2"/>
                 <w:tabs>
                   <w:tab w:val="right" w:leader="dot" w:pos="9350"/>
                 </w:tabs>
@@ -2257,7 +2257,7 @@
             </w:p>
             <w:p>
               <w:pPr>
-                <w:pStyle w:val="TOC2"/>
+                <w:pStyle w:val="Inhopg2"/>
                 <w:tabs>
                   <w:tab w:val="right" w:leader="dot" w:pos="9350"/>
                 </w:tabs>
@@ -2326,7 +2326,7 @@
             </w:p>
             <w:p>
               <w:pPr>
-                <w:pStyle w:val="TOC2"/>
+                <w:pStyle w:val="Inhopg2"/>
                 <w:tabs>
                   <w:tab w:val="right" w:leader="dot" w:pos="9350"/>
                 </w:tabs>
@@ -2395,7 +2395,7 @@
             </w:p>
             <w:p>
               <w:pPr>
-                <w:pStyle w:val="TOC2"/>
+                <w:pStyle w:val="Inhopg2"/>
                 <w:tabs>
                   <w:tab w:val="right" w:leader="dot" w:pos="9350"/>
                 </w:tabs>
@@ -2464,7 +2464,7 @@
             </w:p>
             <w:p>
               <w:pPr>
-                <w:pStyle w:val="TOC2"/>
+                <w:pStyle w:val="Inhopg2"/>
                 <w:tabs>
                   <w:tab w:val="right" w:leader="dot" w:pos="9350"/>
                 </w:tabs>
@@ -2533,7 +2533,7 @@
             </w:p>
             <w:p>
               <w:pPr>
-                <w:pStyle w:val="TOC2"/>
+                <w:pStyle w:val="Inhopg2"/>
                 <w:tabs>
                   <w:tab w:val="right" w:leader="dot" w:pos="9350"/>
                 </w:tabs>
@@ -2602,7 +2602,7 @@
             </w:p>
             <w:p>
               <w:pPr>
-                <w:pStyle w:val="TOC2"/>
+                <w:pStyle w:val="Inhopg2"/>
                 <w:tabs>
                   <w:tab w:val="right" w:leader="dot" w:pos="9350"/>
                 </w:tabs>
@@ -2671,7 +2671,7 @@
             </w:p>
             <w:p>
               <w:pPr>
-                <w:pStyle w:val="TOC2"/>
+                <w:pStyle w:val="Inhopg2"/>
                 <w:tabs>
                   <w:tab w:val="right" w:leader="dot" w:pos="9350"/>
                 </w:tabs>
@@ -2740,7 +2740,7 @@
             </w:p>
             <w:p>
               <w:pPr>
-                <w:pStyle w:val="TOC2"/>
+                <w:pStyle w:val="Inhopg2"/>
                 <w:tabs>
                   <w:tab w:val="right" w:leader="dot" w:pos="9345"/>
                 </w:tabs>
@@ -2776,7 +2776,7 @@
     </w:p>
     <w:p>
       <w:pPr>
-        <w:pStyle w:val="Heading2"/>
+        <w:pStyle w:val="Kop2"/>
       </w:pPr>
       <w:bookmarkStart w:id="0" w:name="_Toc231933155"/>
       <w:r>
@@ -2794,7 +2794,7 @@
     </w:p>
     <w:p>
       <w:pPr>
-        <w:pStyle w:val="ListParagraph"/>
+        <w:pStyle w:val="Lijstalinea"/>
         <w:numPr>
           <w:ilvl w:val="0"/>
           <w:numId w:val="25"/>
@@ -2812,7 +2812,7 @@
     </w:p>
     <w:p>
       <w:pPr>
-        <w:pStyle w:val="ListParagraph"/>
+        <w:pStyle w:val="Lijstalinea"/>
         <w:numPr>
           <w:ilvl w:val="0"/>
           <w:numId w:val="25"/>
@@ -2830,7 +2830,7 @@
     </w:p>
     <w:p>
       <w:pPr>
-        <w:pStyle w:val="ListParagraph"/>
+        <w:pStyle w:val="Lijstalinea"/>
         <w:numPr>
           <w:ilvl w:val="0"/>
           <w:numId w:val="25"/>
@@ -2848,7 +2848,7 @@
     </w:p>
     <w:p>
       <w:pPr>
-        <w:pStyle w:val="ListParagraph"/>
+        <w:pStyle w:val="Lijstalinea"/>
         <w:numPr>
           <w:ilvl w:val="0"/>
           <w:numId w:val="25"/>
@@ -3085,7 +3085,7 @@
     </w:p>
     <w:p>
       <w:pPr>
-        <w:pStyle w:val="Heading1"/>
+        <w:pStyle w:val="Kop1"/>
       </w:pPr>
       <w:bookmarkStart w:id="1" w:name="_Toc231933156"/>
       <w:r>
@@ -3096,7 +3096,7 @@
     </w:p>
     <w:p>
       <w:pPr>
-        <w:pStyle w:val="Heading2"/>
+        <w:pStyle w:val="Kop2"/>
       </w:pPr>
       <w:bookmarkStart w:id="2" w:name="_Toc231933157"/>
       <w:r>
@@ -3106,7 +3106,7 @@
     </w:p>
     <w:p>
       <w:pPr>
-        <w:pStyle w:val="Heading3"/>
+        <w:pStyle w:val="Kop3"/>
       </w:pPr>
       <w:bookmarkStart w:id="3" w:name="_Toc231933158"/>
       <w:r>
@@ -3116,7 +3116,7 @@
     </w:p>
     <w:p>
       <w:pPr>
-        <w:pStyle w:val="ListParagraph"/>
+        <w:pStyle w:val="Lijstalinea"/>
         <w:numPr>
           <w:ilvl w:val="0"/>
           <w:numId w:val="14"/>
@@ -3152,7 +3152,7 @@
     </w:p>
     <w:p>
       <w:pPr>
-        <w:pStyle w:val="ListParagraph"/>
+        <w:pStyle w:val="Lijstalinea"/>
         <w:numPr>
           <w:ilvl w:val="0"/>
           <w:numId w:val="14"/>
@@ -3216,7 +3216,7 @@
     </w:p>
     <w:p>
       <w:pPr>
-        <w:pStyle w:val="ListParagraph"/>
+        <w:pStyle w:val="Lijstalinea"/>
         <w:numPr>
           <w:ilvl w:val="0"/>
           <w:numId w:val="14"/>
@@ -3270,7 +3270,7 @@
     </w:p>
     <w:p>
       <w:pPr>
-        <w:pStyle w:val="ListParagraph"/>
+        <w:pStyle w:val="Lijstalinea"/>
         <w:numPr>
           <w:ilvl w:val="0"/>
           <w:numId w:val="14"/>
@@ -3296,7 +3296,7 @@
     </w:p>
     <w:p>
       <w:pPr>
-        <w:pStyle w:val="ListParagraph"/>
+        <w:pStyle w:val="Lijstalinea"/>
         <w:numPr>
           <w:ilvl w:val="0"/>
           <w:numId w:val="14"/>
@@ -3335,7 +3335,7 @@
     </w:p>
     <w:p>
       <w:pPr>
-        <w:pStyle w:val="Heading2"/>
+        <w:pStyle w:val="Kop2"/>
         <w:rPr>
           <w:lang w:val="nl-NL"/>
         </w:rPr>
@@ -3351,7 +3351,7 @@
     </w:p>
     <w:p>
       <w:pPr>
-        <w:pStyle w:val="Heading3"/>
+        <w:pStyle w:val="Kop3"/>
         <w:rPr>
           <w:lang w:val="nl-NL"/>
         </w:rPr>
@@ -3367,7 +3367,7 @@
     </w:p>
     <w:p>
       <w:pPr>
-        <w:pStyle w:val="ListParagraph"/>
+        <w:pStyle w:val="Lijstalinea"/>
         <w:numPr>
           <w:ilvl w:val="0"/>
           <w:numId w:val="15"/>
@@ -3385,7 +3385,7 @@
     </w:p>
     <w:p>
       <w:pPr>
-        <w:pStyle w:val="ListParagraph"/>
+        <w:pStyle w:val="Lijstalinea"/>
         <w:numPr>
           <w:ilvl w:val="0"/>
           <w:numId w:val="15"/>
@@ -3403,7 +3403,7 @@
     </w:p>
     <w:p>
       <w:pPr>
-        <w:pStyle w:val="Heading4"/>
+        <w:pStyle w:val="Kop4"/>
       </w:pPr>
       <w:r>
         <w:t>Afmetingen</w:t>
@@ -3411,7 +3411,7 @@
     </w:p>
     <w:p>
       <w:pPr>
-        <w:pStyle w:val="ListParagraph"/>
+        <w:pStyle w:val="Lijstalinea"/>
         <w:numPr>
           <w:ilvl w:val="0"/>
           <w:numId w:val="17"/>
@@ -3426,7 +3426,7 @@
     </w:p>
     <w:p>
       <w:pPr>
-        <w:pStyle w:val="Heading4"/>
+        <w:pStyle w:val="Kop4"/>
       </w:pPr>
       <w:r>
         <w:t>Onderdelen</w:t>
@@ -3434,7 +3434,7 @@
     </w:p>
     <w:p>
       <w:pPr>
-        <w:pStyle w:val="ListParagraph"/>
+        <w:pStyle w:val="Lijstalinea"/>
         <w:numPr>
           <w:ilvl w:val="0"/>
           <w:numId w:val="16"/>
@@ -3460,7 +3460,7 @@
     </w:p>
     <w:p>
       <w:pPr>
-        <w:pStyle w:val="ListParagraph"/>
+        <w:pStyle w:val="Lijstalinea"/>
         <w:numPr>
           <w:ilvl w:val="0"/>
           <w:numId w:val="16"/>
@@ -3503,7 +3503,7 @@
     </w:p>
     <w:p>
       <w:pPr>
-        <w:pStyle w:val="Heading4"/>
+        <w:pStyle w:val="Kop4"/>
         <w:rPr>
           <w:lang w:val="nl-NL"/>
         </w:rPr>
@@ -3537,7 +3537,7 @@
     </w:p>
     <w:tbl>
       <w:tblPr>
-        <w:tblStyle w:val="TableGrid"/>
+        <w:tblStyle w:val="Tabelraster"/>
         <w:tblW w:w="9348" w:type="dxa"/>
         <w:tblLook w:val="04A0" w:firstRow="1" w:lastRow="0" w:firstColumn="1" w:lastColumn="0" w:noHBand="0" w:noVBand="1"/>
       </w:tblPr>
@@ -3712,7 +3712,7 @@
     <w:p/>
     <w:p>
       <w:pPr>
-        <w:pStyle w:val="Heading2"/>
+        <w:pStyle w:val="Kop2"/>
       </w:pPr>
       <w:bookmarkStart w:id="6" w:name="_Toc231933162"/>
       <w:r>
@@ -3722,7 +3722,7 @@
     </w:p>
     <w:p>
       <w:pPr>
-        <w:pStyle w:val="ListParagraph"/>
+        <w:pStyle w:val="Lijstalinea"/>
         <w:numPr>
           <w:ilvl w:val="0"/>
           <w:numId w:val="19"/>
@@ -3740,7 +3740,7 @@
     </w:p>
     <w:p>
       <w:pPr>
-        <w:pStyle w:val="ListParagraph"/>
+        <w:pStyle w:val="Lijstalinea"/>
         <w:numPr>
           <w:ilvl w:val="0"/>
           <w:numId w:val="19"/>
@@ -3758,7 +3758,7 @@
     </w:p>
     <w:p>
       <w:pPr>
-        <w:pStyle w:val="Heading2"/>
+        <w:pStyle w:val="Kop2"/>
       </w:pPr>
       <w:bookmarkStart w:id="7" w:name="_Toc231933163"/>
       <w:r>
@@ -3768,7 +3768,7 @@
     </w:p>
     <w:p>
       <w:pPr>
-        <w:pStyle w:val="ListParagraph"/>
+        <w:pStyle w:val="Lijstalinea"/>
         <w:numPr>
           <w:ilvl w:val="0"/>
           <w:numId w:val="18"/>
@@ -3839,7 +3839,7 @@
     </w:p>
     <w:p>
       <w:pPr>
-        <w:pStyle w:val="Heading2"/>
+        <w:pStyle w:val="Kop2"/>
         <w:rPr>
           <w:lang w:val="nl-NL"/>
         </w:rPr>
@@ -3861,7 +3861,7 @@
     </w:p>
     <w:p>
       <w:pPr>
-        <w:pStyle w:val="ListParagraph"/>
+        <w:pStyle w:val="Lijstalinea"/>
         <w:numPr>
           <w:ilvl w:val="0"/>
           <w:numId w:val="37"/>
@@ -3897,7 +3897,7 @@
     </w:p>
     <w:p>
       <w:pPr>
-        <w:pStyle w:val="ListParagraph"/>
+        <w:pStyle w:val="Lijstalinea"/>
         <w:numPr>
           <w:ilvl w:val="0"/>
           <w:numId w:val="32"/>
@@ -3933,7 +3933,7 @@
     </w:p>
     <w:p>
       <w:pPr>
-        <w:pStyle w:val="ListParagraph"/>
+        <w:pStyle w:val="Lijstalinea"/>
         <w:numPr>
           <w:ilvl w:val="0"/>
           <w:numId w:val="39"/>
@@ -3975,7 +3975,7 @@
     </w:p>
     <w:p>
       <w:pPr>
-        <w:pStyle w:val="ListParagraph"/>
+        <w:pStyle w:val="Lijstalinea"/>
         <w:numPr>
           <w:ilvl w:val="0"/>
           <w:numId w:val="27"/>
@@ -3999,7 +3999,7 @@
     </w:p>
     <w:p>
       <w:pPr>
-        <w:pStyle w:val="ListParagraph"/>
+        <w:pStyle w:val="Lijstalinea"/>
         <w:numPr>
           <w:ilvl w:val="0"/>
           <w:numId w:val="28"/>
@@ -4023,7 +4023,7 @@
     </w:p>
     <w:p>
       <w:pPr>
-        <w:pStyle w:val="ListParagraph"/>
+        <w:pStyle w:val="Lijstalinea"/>
         <w:numPr>
           <w:ilvl w:val="0"/>
           <w:numId w:val="36"/>
@@ -4065,7 +4065,7 @@
     </w:p>
     <w:p>
       <w:pPr>
-        <w:pStyle w:val="ListParagraph"/>
+        <w:pStyle w:val="Lijstalinea"/>
         <w:numPr>
           <w:ilvl w:val="0"/>
           <w:numId w:val="28"/>
@@ -4101,7 +4101,7 @@
     </w:p>
     <w:p>
       <w:pPr>
-        <w:pStyle w:val="ListParagraph"/>
+        <w:pStyle w:val="Lijstalinea"/>
         <w:numPr>
           <w:ilvl w:val="0"/>
           <w:numId w:val="30"/>
@@ -4143,7 +4143,7 @@
     </w:p>
     <w:p>
       <w:pPr>
-        <w:pStyle w:val="ListParagraph"/>
+        <w:pStyle w:val="Lijstalinea"/>
         <w:numPr>
           <w:ilvl w:val="0"/>
           <w:numId w:val="33"/>
@@ -4179,7 +4179,7 @@
     </w:p>
     <w:p>
       <w:pPr>
-        <w:pStyle w:val="ListParagraph"/>
+        <w:pStyle w:val="Lijstalinea"/>
         <w:numPr>
           <w:ilvl w:val="0"/>
           <w:numId w:val="31"/>
@@ -4215,7 +4215,7 @@
     </w:p>
     <w:p>
       <w:pPr>
-        <w:pStyle w:val="ListParagraph"/>
+        <w:pStyle w:val="Lijstalinea"/>
         <w:numPr>
           <w:ilvl w:val="0"/>
           <w:numId w:val="35"/>
@@ -4251,7 +4251,7 @@
     </w:p>
     <w:p>
       <w:pPr>
-        <w:pStyle w:val="ListParagraph"/>
+        <w:pStyle w:val="Lijstalinea"/>
         <w:numPr>
           <w:ilvl w:val="0"/>
           <w:numId w:val="26"/>
@@ -4269,7 +4269,7 @@
     </w:p>
     <w:p>
       <w:pPr>
-        <w:pStyle w:val="ListParagraph"/>
+        <w:pStyle w:val="Lijstalinea"/>
         <w:numPr>
           <w:ilvl w:val="0"/>
           <w:numId w:val="34"/>
@@ -4305,7 +4305,7 @@
     </w:p>
     <w:p>
       <w:pPr>
-        <w:pStyle w:val="ListParagraph"/>
+        <w:pStyle w:val="Lijstalinea"/>
         <w:numPr>
           <w:ilvl w:val="0"/>
           <w:numId w:val="29"/>
@@ -4341,7 +4341,7 @@
     </w:p>
     <w:p>
       <w:pPr>
-        <w:pStyle w:val="ListParagraph"/>
+        <w:pStyle w:val="Lijstalinea"/>
         <w:numPr>
           <w:ilvl w:val="0"/>
           <w:numId w:val="26"/>
@@ -4359,7 +4359,7 @@
     </w:p>
     <w:p>
       <w:pPr>
-        <w:pStyle w:val="ListParagraph"/>
+        <w:pStyle w:val="Lijstalinea"/>
         <w:numPr>
           <w:ilvl w:val="0"/>
           <w:numId w:val="26"/>
@@ -4377,7 +4377,7 @@
     </w:p>
     <w:p>
       <w:pPr>
-        <w:pStyle w:val="ListParagraph"/>
+        <w:pStyle w:val="Lijstalinea"/>
         <w:numPr>
           <w:ilvl w:val="0"/>
           <w:numId w:val="38"/>
@@ -4413,7 +4413,7 @@
     </w:p>
     <w:p>
       <w:pPr>
-        <w:pStyle w:val="ListParagraph"/>
+        <w:pStyle w:val="Lijstalinea"/>
         <w:numPr>
           <w:ilvl w:val="0"/>
           <w:numId w:val="26"/>
@@ -4436,7 +4436,7 @@
     </w:p>
     <w:p>
       <w:pPr>
-        <w:pStyle w:val="Heading2"/>
+        <w:pStyle w:val="Kop2"/>
         <w:rPr>
           <w:lang w:val="nl-NL"/>
         </w:rPr>
@@ -4452,7 +4452,7 @@
     </w:p>
     <w:tbl>
       <w:tblPr>
-        <w:tblStyle w:val="TableGrid"/>
+        <w:tblStyle w:val="Tabelraster"/>
         <w:tblW w:w="0" w:type="auto"/>
         <w:tblLook w:val="04A0" w:firstRow="1" w:lastRow="0" w:firstColumn="1" w:lastColumn="0" w:noHBand="0" w:noVBand="1"/>
       </w:tblPr>
@@ -4715,7 +4715,7 @@
     </w:p>
     <w:p>
       <w:pPr>
-        <w:pStyle w:val="Heading2"/>
+        <w:pStyle w:val="Kop2"/>
       </w:pPr>
       <w:bookmarkStart w:id="10" w:name="_Toc231933167"/>
       <w:r>
@@ -4725,7 +4725,7 @@
     </w:p>
     <w:p>
       <w:pPr>
-        <w:pStyle w:val="Heading3"/>
+        <w:pStyle w:val="Kop3"/>
       </w:pPr>
       <w:bookmarkStart w:id="11" w:name="_Toc231933168"/>
       <w:r>
@@ -4735,7 +4735,7 @@
     </w:p>
     <w:p>
       <w:pPr>
-        <w:pStyle w:val="ListParagraph"/>
+        <w:pStyle w:val="Lijstalinea"/>
         <w:numPr>
           <w:ilvl w:val="0"/>
           <w:numId w:val="18"/>
@@ -4747,7 +4747,7 @@
     </w:p>
     <w:p>
       <w:pPr>
-        <w:pStyle w:val="ListParagraph"/>
+        <w:pStyle w:val="Lijstalinea"/>
         <w:numPr>
           <w:ilvl w:val="0"/>
           <w:numId w:val="18"/>
@@ -4765,7 +4765,7 @@
     </w:p>
     <w:p>
       <w:pPr>
-        <w:pStyle w:val="Heading3"/>
+        <w:pStyle w:val="Kop3"/>
       </w:pPr>
       <w:bookmarkStart w:id="12" w:name="_Toc231933169"/>
       <w:r>
@@ -4775,7 +4775,7 @@
     </w:p>
     <w:p>
       <w:pPr>
-        <w:pStyle w:val="ListParagraph"/>
+        <w:pStyle w:val="Lijstalinea"/>
         <w:numPr>
           <w:ilvl w:val="0"/>
           <w:numId w:val="18"/>
@@ -4787,7 +4787,7 @@
     </w:p>
     <w:p>
       <w:pPr>
-        <w:pStyle w:val="ListParagraph"/>
+        <w:pStyle w:val="Lijstalinea"/>
         <w:numPr>
           <w:ilvl w:val="0"/>
           <w:numId w:val="18"/>
@@ -4799,7 +4799,7 @@
     </w:p>
     <w:p>
       <w:pPr>
-        <w:pStyle w:val="Heading3"/>
+        <w:pStyle w:val="Kop3"/>
       </w:pPr>
       <w:bookmarkStart w:id="13" w:name="_Toc231933170"/>
       <w:r>
@@ -4809,7 +4809,7 @@
     </w:p>
     <w:p>
       <w:pPr>
-        <w:pStyle w:val="ListParagraph"/>
+        <w:pStyle w:val="Lijstalinea"/>
         <w:numPr>
           <w:ilvl w:val="0"/>
           <w:numId w:val="18"/>
@@ -4827,7 +4827,7 @@
     </w:p>
     <w:p>
       <w:pPr>
-        <w:pStyle w:val="ListParagraph"/>
+        <w:pStyle w:val="Lijstalinea"/>
         <w:numPr>
           <w:ilvl w:val="0"/>
           <w:numId w:val="18"/>
@@ -4846,13 +4846,13 @@
     <w:p>
       <w:pPr>
         <w:rPr>
-          <w:rStyle w:val="Heading2Char"/>
+          <w:rStyle w:val="Kop2Char"/>
         </w:rPr>
       </w:pPr>
       <w:bookmarkStart w:id="14" w:name="_Toc231933171"/>
       <w:r>
         <w:rPr>
-          <w:rStyle w:val="Heading2Char"/>
+          <w:rStyle w:val="Kop2Char"/>
         </w:rPr>
         <w:t>Audio Style (optioneel)</w:t>
       </w:r>
@@ -4860,7 +4860,7 @@
     </w:p>
     <w:p>
       <w:pPr>
-        <w:pStyle w:val="ListParagraph"/>
+        <w:pStyle w:val="Lijstalinea"/>
         <w:numPr>
           <w:ilvl w:val="0"/>
           <w:numId w:val="18"/>
@@ -4878,7 +4878,7 @@
     </w:p>
     <w:p>
       <w:pPr>
-        <w:pStyle w:val="ListParagraph"/>
+        <w:pStyle w:val="Lijstalinea"/>
         <w:numPr>
           <w:ilvl w:val="0"/>
           <w:numId w:val="18"/>
@@ -4890,7 +4890,7 @@
     </w:p>
     <w:p>
       <w:pPr>
-        <w:pStyle w:val="ListParagraph"/>
+        <w:pStyle w:val="Lijstalinea"/>
         <w:numPr>
           <w:ilvl w:val="0"/>
           <w:numId w:val="18"/>
@@ -4915,7 +4915,7 @@
     </w:p>
     <w:p>
       <w:pPr>
-        <w:pStyle w:val="Heading2"/>
+        <w:pStyle w:val="Kop2"/>
       </w:pPr>
       <w:bookmarkStart w:id="15" w:name="_Toc231933172"/>
       <w:r>
@@ -5055,6 +5055,59 @@
         <w:rPr>
           <w:lang w:val="nl-NL"/>
         </w:rPr>
+        <w:drawing>
+          <wp:inline distT="0" distB="0" distL="0" distR="0" wp14:anchorId="7183CC8F" wp14:editId="6E828FC2">
+            <wp:extent cx="2247909" cy="2063750"/>
+            <wp:effectExtent l="0" t="0" r="0" b="0"/>
+            <wp:docPr id="1802637109" name="Afbeelding 1"/>
+            <wp:cNvGraphicFramePr>
+              <a:graphicFrameLocks xmlns:a="http://schemas.openxmlformats.org/drawingml/2006/main" noChangeAspect="1"/>
+            </wp:cNvGraphicFramePr>
+            <a:graphic xmlns:a="http://schemas.openxmlformats.org/drawingml/2006/main">
+              <a:graphicData uri="http://schemas.openxmlformats.org/drawingml/2006/picture">
+                <pic:pic xmlns:pic="http://schemas.openxmlformats.org/drawingml/2006/picture">
+                  <pic:nvPicPr>
+                    <pic:cNvPr id="1802637109" name=""/>
+                    <pic:cNvPicPr/>
+                  </pic:nvPicPr>
+                  <pic:blipFill>
+                    <a:blip r:embed="rId12"/>
+                    <a:stretch>
+                      <a:fillRect/>
+                    </a:stretch>
+                  </pic:blipFill>
+                  <pic:spPr>
+                    <a:xfrm>
+                      <a:off x="0" y="0"/>
+                      <a:ext cx="2250664" cy="2066279"/>
+                    </a:xfrm>
+                    <a:prstGeom prst="rect">
+                      <a:avLst/>
+                    </a:prstGeom>
+                  </pic:spPr>
+                </pic:pic>
+              </a:graphicData>
+            </a:graphic>
+          </wp:inline>
+        </w:drawing>
+      </w:r>
+    </w:p>
+    <w:p>
+      <w:pPr>
+        <w:rPr>
+          <w:lang w:val="nl-NL"/>
+        </w:rPr>
+      </w:pPr>
+      <w:r>
+        <w:rPr>
+          <w:lang w:val="nl-NL"/>
+        </w:rPr>
+        <w:t>Dit is een anti-tank obstakel maar dan in voxel form. Het is grijs, want deze dingen zijn vaak grijs. En het staat op de grond</w:t>
+      </w:r>
+      <w:r>
+        <w:rPr>
+          <w:lang w:val="nl-NL"/>
+        </w:rPr>
         <w:t> </w:t>
       </w:r>
     </w:p>
@@ -5069,6 +5122,19 @@
           <w:lang w:val="nl-NL"/>
         </w:rPr>
         <w:t>Feedback klasgenoot: </w:t>
+      </w:r>
+    </w:p>
+    <w:p>
+      <w:pPr>
+        <w:rPr>
+          <w:lang w:val="nl-NL"/>
+        </w:rPr>
+      </w:pPr>
+      <w:r>
+        <w:rPr>
+          <w:lang w:val="nl-NL"/>
+        </w:rPr>
+        <w:t>Het is een anti tank obstakel maar in voxel form - Miska</w:t>
       </w:r>
     </w:p>
     <w:p>
@@ -5085,12 +5151,13 @@
         <w:rPr>
           <w:lang w:val="nl-NL"/>
         </w:rPr>
+        <w:lastRenderedPageBreak/>
         <w:br w:type="page"/>
       </w:r>
     </w:p>
     <w:p>
       <w:pPr>
-        <w:pStyle w:val="Heading2"/>
+        <w:pStyle w:val="Kop2"/>
         <w:rPr>
           <w:lang w:val="nl-NL"/>
         </w:rPr>
@@ -5178,7 +5245,7 @@
                     </pic:cNvPicPr>
                   </pic:nvPicPr>
                   <pic:blipFill>
-                    <a:blip r:embed="rId12">
+                    <a:blip r:embed="rId13">
                       <a:extLst>
                         <a:ext uri="{28A0092B-C50C-407E-A947-70E740481C1C}">
                           <a14:useLocalDpi xmlns:a14="http://schemas.microsoft.com/office/drawing/2010/main" val="0"/>
@@ -5220,7 +5287,7 @@
           <w:noProof/>
         </w:rPr>
         <w:drawing>
-          <wp:inline distT="0" distB="0" distL="0" distR="0" wp14:anchorId="63E98A24" wp14:editId="0A348069">
+          <wp:inline distT="0" distB="0" distL="0" distR="0" wp14:anchorId="63E98A24" wp14:editId="74FFE620">
             <wp:extent cx="1778000" cy="1778000"/>
             <wp:effectExtent l="0" t="0" r="0" b="0"/>
             <wp:docPr id="1589240090" name="Picture 6" descr="5.700+ Zandzak Stockillustraties, royalty-free vector illustraties en clipart - iStock"/>
@@ -5237,7 +5304,7 @@
                     </pic:cNvPicPr>
                   </pic:nvPicPr>
                   <pic:blipFill>
-                    <a:blip r:embed="rId13" cstate="print">
+                    <a:blip r:embed="rId14" cstate="print">
                       <a:extLst>
                         <a:ext uri="{28A0092B-C50C-407E-A947-70E740481C1C}">
                           <a14:useLocalDpi xmlns:a14="http://schemas.microsoft.com/office/drawing/2010/main" val="0"/>
@@ -5273,7 +5340,7 @@
           <w:noProof/>
         </w:rPr>
         <w:drawing>
-          <wp:inline distT="0" distB="0" distL="0" distR="0" wp14:anchorId="16D3B52C" wp14:editId="275886B4">
+          <wp:inline distT="0" distB="0" distL="0" distR="0" wp14:anchorId="16D3B52C" wp14:editId="11CCB31C">
             <wp:extent cx="1790700" cy="1790700"/>
             <wp:effectExtent l="0" t="0" r="0" b="0"/>
             <wp:docPr id="1958435966" name="Picture 5" descr="Zandzakken"/>
@@ -5290,7 +5357,7 @@
                     </pic:cNvPicPr>
                   </pic:nvPicPr>
                   <pic:blipFill>
-                    <a:blip r:embed="rId14" cstate="print">
+                    <a:blip r:embed="rId15" cstate="print">
                       <a:extLst>
                         <a:ext uri="{28A0092B-C50C-407E-A947-70E740481C1C}">
                           <a14:useLocalDpi xmlns:a14="http://schemas.microsoft.com/office/drawing/2010/main" val="0"/>
@@ -5408,6 +5475,7 @@
       </w:r>
       <w:r>
         <w:rPr>
+          <w:noProof/>
           <w:lang w:val="nl-NL"/>
         </w:rPr>
         <w:drawing>
@@ -5426,7 +5494,7 @@
                     <pic:cNvPicPr/>
                   </pic:nvPicPr>
                   <pic:blipFill>
-                    <a:blip r:embed="rId15"/>
+                    <a:blip r:embed="rId16"/>
                     <a:stretch>
                       <a:fillRect/>
                     </a:stretch>
@@ -5473,7 +5541,7 @@
                     <pic:cNvPicPr/>
                   </pic:nvPicPr>
                   <pic:blipFill>
-                    <a:blip r:embed="rId16"/>
+                    <a:blip r:embed="rId17"/>
                     <a:stretch>
                       <a:fillRect/>
                     </a:stretch>
@@ -5545,7 +5613,7 @@
     </w:p>
     <w:p>
       <w:pPr>
-        <w:pStyle w:val="Heading2"/>
+        <w:pStyle w:val="Kop2"/>
         <w:rPr>
           <w:lang w:val="nl-NL"/>
         </w:rPr>
@@ -5622,7 +5690,7 @@
                     </pic:cNvPicPr>
                   </pic:nvPicPr>
                   <pic:blipFill>
-                    <a:blip r:embed="rId17">
+                    <a:blip r:embed="rId18">
                       <a:extLst>
                         <a:ext uri="{28A0092B-C50C-407E-A947-70E740481C1C}">
                           <a14:useLocalDpi xmlns:a14="http://schemas.microsoft.com/office/drawing/2010/main" val="0"/>
@@ -5732,7 +5800,7 @@
     </w:p>
     <w:p>
       <w:pPr>
-        <w:pStyle w:val="Heading2"/>
+        <w:pStyle w:val="Kop2"/>
         <w:rPr>
           <w:lang w:val="nl-NL"/>
         </w:rPr>
@@ -5899,7 +5967,7 @@
     </w:p>
     <w:p>
       <w:pPr>
-        <w:pStyle w:val="Heading2"/>
+        <w:pStyle w:val="Kop2"/>
       </w:pPr>
       <w:bookmarkStart w:id="19" w:name="_Toc231933176"/>
       <w:r>
@@ -6006,7 +6074,7 @@
     </w:p>
     <w:p>
       <w:pPr>
-        <w:pStyle w:val="Heading2"/>
+        <w:pStyle w:val="Kop2"/>
         <w:rPr>
           <w:lang w:val="nl-NL"/>
         </w:rPr>
@@ -6089,7 +6157,7 @@
                     </pic:cNvPicPr>
                   </pic:nvPicPr>
                   <pic:blipFill>
-                    <a:blip r:embed="rId18">
+                    <a:blip r:embed="rId19">
                       <a:extLst>
                         <a:ext uri="{28A0092B-C50C-407E-A947-70E740481C1C}">
                           <a14:useLocalDpi xmlns:a14="http://schemas.microsoft.com/office/drawing/2010/main" val="0"/>
@@ -6218,7 +6286,7 @@
     </w:p>
     <w:p>
       <w:pPr>
-        <w:pStyle w:val="Heading2"/>
+        <w:pStyle w:val="Kop2"/>
         <w:rPr>
           <w:lang w:val="nl-NL"/>
         </w:rPr>
@@ -6301,7 +6369,7 @@
                     </pic:cNvPicPr>
                   </pic:nvPicPr>
                   <pic:blipFill>
-                    <a:blip r:embed="rId19">
+                    <a:blip r:embed="rId20">
                       <a:extLst>
                         <a:ext uri="{28A0092B-C50C-407E-A947-70E740481C1C}">
                           <a14:useLocalDpi xmlns:a14="http://schemas.microsoft.com/office/drawing/2010/main" val="0"/>
@@ -6450,7 +6518,7 @@
     </w:p>
     <w:p>
       <w:pPr>
-        <w:pStyle w:val="Heading2"/>
+        <w:pStyle w:val="Kop2"/>
         <w:rPr>
           <w:lang w:val="nl-NL"/>
         </w:rPr>
@@ -6577,7 +6645,7 @@
     </w:p>
     <w:p>
       <w:pPr>
-        <w:pStyle w:val="Heading2"/>
+        <w:pStyle w:val="Kop2"/>
         <w:rPr>
           <w:lang w:val="nl-NL"/>
         </w:rPr>
@@ -6704,7 +6772,7 @@
     </w:p>
     <w:p>
       <w:pPr>
-        <w:pStyle w:val="Heading2"/>
+        <w:pStyle w:val="Kop2"/>
         <w:rPr>
           <w:lang w:val="nl-NL"/>
         </w:rPr>
@@ -6831,7 +6899,7 @@
     </w:p>
     <w:p>
       <w:pPr>
-        <w:pStyle w:val="Heading2"/>
+        <w:pStyle w:val="Kop2"/>
         <w:rPr>
           <w:lang w:val="nl-NL"/>
         </w:rPr>
@@ -6897,7 +6965,7 @@
           <w:lang w:val="nl-NL"/>
         </w:rPr>
         <w:drawing>
-          <wp:inline distT="0" distB="0" distL="0" distR="0" wp14:anchorId="3081B476" wp14:editId="23F273FD">
+          <wp:inline distT="0" distB="0" distL="0" distR="0" wp14:anchorId="3081B476" wp14:editId="4A89569D">
             <wp:extent cx="2396881" cy="1165658"/>
             <wp:effectExtent l="0" t="0" r="3810" b="0"/>
             <wp:docPr id="1090613317" name="Picture 21"/>
@@ -6914,7 +6982,7 @@
                     </pic:cNvPicPr>
                   </pic:nvPicPr>
                   <pic:blipFill rotWithShape="1">
-                    <a:blip r:embed="rId20" cstate="print">
+                    <a:blip r:embed="rId21" cstate="print">
                       <a:extLst>
                         <a:ext uri="{28A0092B-C50C-407E-A947-70E740481C1C}">
                           <a14:useLocalDpi xmlns:a14="http://schemas.microsoft.com/office/drawing/2010/main" val="0"/>
@@ -7056,7 +7124,7 @@
                     <pic:cNvPicPr/>
                   </pic:nvPicPr>
                   <pic:blipFill>
-                    <a:blip r:embed="rId21"/>
+                    <a:blip r:embed="rId22"/>
                     <a:stretch>
                       <a:fillRect/>
                     </a:stretch>
@@ -7122,7 +7190,7 @@
     </w:p>
     <w:p>
       <w:pPr>
-        <w:pStyle w:val="Heading2"/>
+        <w:pStyle w:val="Kop2"/>
         <w:rPr>
           <w:lang w:val="nl-NL"/>
         </w:rPr>
@@ -7198,7 +7266,7 @@
                     </pic:cNvPicPr>
                   </pic:nvPicPr>
                   <pic:blipFill>
-                    <a:blip r:embed="rId22">
+                    <a:blip r:embed="rId23">
                       <a:extLst>
                         <a:ext uri="{28A0092B-C50C-407E-A947-70E740481C1C}">
                           <a14:useLocalDpi xmlns:a14="http://schemas.microsoft.com/office/drawing/2010/main" val="0"/>
@@ -7278,7 +7346,7 @@
                     </pic:cNvPicPr>
                   </pic:nvPicPr>
                   <pic:blipFill>
-                    <a:blip r:embed="rId23">
+                    <a:blip r:embed="rId24">
                       <a:extLst>
                         <a:ext uri="{28A0092B-C50C-407E-A947-70E740481C1C}">
                           <a14:useLocalDpi xmlns:a14="http://schemas.microsoft.com/office/drawing/2010/main" val="0"/>
@@ -7369,7 +7437,7 @@
     </w:p>
     <w:p>
       <w:pPr>
-        <w:pStyle w:val="Heading2"/>
+        <w:pStyle w:val="Kop2"/>
         <w:rPr>
           <w:lang w:val="nl-NL"/>
         </w:rPr>
@@ -7445,7 +7513,7 @@
                     </pic:cNvPicPr>
                   </pic:nvPicPr>
                   <pic:blipFill>
-                    <a:blip r:embed="rId24" cstate="print">
+                    <a:blip r:embed="rId25" cstate="print">
                       <a:extLst>
                         <a:ext uri="{28A0092B-C50C-407E-A947-70E740481C1C}">
                           <a14:useLocalDpi xmlns:a14="http://schemas.microsoft.com/office/drawing/2010/main" val="0"/>
@@ -7598,7 +7666,7 @@
     </w:p>
     <w:p>
       <w:pPr>
-        <w:pStyle w:val="Heading2"/>
+        <w:pStyle w:val="Kop2"/>
         <w:rPr>
           <w:lang w:val="nl-NL"/>
         </w:rPr>
@@ -7725,7 +7793,7 @@
     </w:p>
     <w:p>
       <w:pPr>
-        <w:pStyle w:val="Heading2"/>
+        <w:pStyle w:val="Kop2"/>
         <w:rPr>
           <w:lang w:val="nl-NL"/>
         </w:rPr>
@@ -7795,7 +7863,7 @@
                     </pic:cNvPicPr>
                   </pic:nvPicPr>
                   <pic:blipFill>
-                    <a:blip r:embed="rId25">
+                    <a:blip r:embed="rId26">
                       <a:extLst>
                         <a:ext uri="{28A0092B-C50C-407E-A947-70E740481C1C}">
                           <a14:useLocalDpi xmlns:a14="http://schemas.microsoft.com/office/drawing/2010/main" val="0"/>
@@ -7908,7 +7976,7 @@
       </w:pPr>
     </w:p>
     <w:sectPr>
-      <w:footerReference w:type="default" r:id="rId26"/>
+      <w:footerReference w:type="default" r:id="rId27"/>
       <w:pgSz w:w="12240" w:h="15840"/>
       <w:pgMar w:top="1440" w:right="1440" w:bottom="1440" w:left="1440" w:header="720" w:footer="720" w:gutter="0"/>
       <w:pgNumType w:start="0"/>
@@ -7963,7 +8031,7 @@
     <w:sdtContent>
       <w:p>
         <w:pPr>
-          <w:pStyle w:val="Footer"/>
+          <w:pStyle w:val="Voettekst"/>
           <w:jc w:val="right"/>
         </w:pPr>
         <w:r>
@@ -7992,7 +8060,7 @@
   </w:sdt>
   <w:p>
     <w:pPr>
-      <w:pStyle w:val="Footer"/>
+      <w:pStyle w:val="Voettekst"/>
     </w:pPr>
   </w:p>
 </w:ftr>
@@ -13562,15 +13630,15 @@
     <w:lsdException w:name="Unresolved Mention" w:semiHidden="1" w:unhideWhenUsed="1"/>
     <w:lsdException w:name="Smart Link" w:semiHidden="1" w:unhideWhenUsed="1"/>
   </w:latentStyles>
-  <w:style w:type="paragraph" w:default="1" w:styleId="Normal">
+  <w:style w:type="paragraph" w:default="1" w:styleId="Standaard">
     <w:name w:val="Normal"/>
     <w:qFormat/>
   </w:style>
-  <w:style w:type="paragraph" w:styleId="Heading1">
+  <w:style w:type="paragraph" w:styleId="Kop1">
     <w:name w:val="heading 1"/>
-    <w:basedOn w:val="Normal"/>
-    <w:next w:val="Normal"/>
-    <w:link w:val="Heading1Char"/>
+    <w:basedOn w:val="Standaard"/>
+    <w:next w:val="Standaard"/>
+    <w:link w:val="Kop1Char"/>
     <w:uiPriority w:val="9"/>
     <w:qFormat/>
     <w:rsid w:val="00DB7FDB"/>
@@ -13587,11 +13655,11 @@
       <w:szCs w:val="40"/>
     </w:rPr>
   </w:style>
-  <w:style w:type="paragraph" w:styleId="Heading2">
+  <w:style w:type="paragraph" w:styleId="Kop2">
     <w:name w:val="heading 2"/>
-    <w:basedOn w:val="Normal"/>
-    <w:next w:val="Normal"/>
-    <w:link w:val="Heading2Char"/>
+    <w:basedOn w:val="Standaard"/>
+    <w:next w:val="Standaard"/>
+    <w:link w:val="Kop2Char"/>
     <w:uiPriority w:val="9"/>
     <w:unhideWhenUsed/>
     <w:qFormat/>
@@ -13609,11 +13677,11 @@
       <w:szCs w:val="32"/>
     </w:rPr>
   </w:style>
-  <w:style w:type="paragraph" w:styleId="Heading3">
+  <w:style w:type="paragraph" w:styleId="Kop3">
     <w:name w:val="heading 3"/>
-    <w:basedOn w:val="Normal"/>
-    <w:next w:val="Normal"/>
-    <w:link w:val="Heading3Char"/>
+    <w:basedOn w:val="Standaard"/>
+    <w:next w:val="Standaard"/>
+    <w:link w:val="Kop3Char"/>
     <w:uiPriority w:val="9"/>
     <w:unhideWhenUsed/>
     <w:qFormat/>
@@ -13631,11 +13699,11 @@
       <w:szCs w:val="28"/>
     </w:rPr>
   </w:style>
-  <w:style w:type="paragraph" w:styleId="Heading4">
+  <w:style w:type="paragraph" w:styleId="Kop4">
     <w:name w:val="heading 4"/>
-    <w:basedOn w:val="Normal"/>
-    <w:next w:val="Normal"/>
-    <w:link w:val="Heading4Char"/>
+    <w:basedOn w:val="Standaard"/>
+    <w:next w:val="Standaard"/>
+    <w:link w:val="Kop4Char"/>
     <w:uiPriority w:val="9"/>
     <w:unhideWhenUsed/>
     <w:qFormat/>
@@ -13653,11 +13721,11 @@
       <w:color w:val="0F4761" w:themeColor="accent1" w:themeShade="BF"/>
     </w:rPr>
   </w:style>
-  <w:style w:type="paragraph" w:styleId="Heading5">
+  <w:style w:type="paragraph" w:styleId="Kop5">
     <w:name w:val="heading 5"/>
-    <w:basedOn w:val="Normal"/>
-    <w:next w:val="Normal"/>
-    <w:link w:val="Heading5Char"/>
+    <w:basedOn w:val="Standaard"/>
+    <w:next w:val="Standaard"/>
+    <w:link w:val="Kop5Char"/>
     <w:uiPriority w:val="9"/>
     <w:semiHidden/>
     <w:unhideWhenUsed/>
@@ -13674,11 +13742,11 @@
       <w:color w:val="0F4761" w:themeColor="accent1" w:themeShade="BF"/>
     </w:rPr>
   </w:style>
-  <w:style w:type="paragraph" w:styleId="Heading6">
+  <w:style w:type="paragraph" w:styleId="Kop6">
     <w:name w:val="heading 6"/>
-    <w:basedOn w:val="Normal"/>
-    <w:next w:val="Normal"/>
-    <w:link w:val="Heading6Char"/>
+    <w:basedOn w:val="Standaard"/>
+    <w:next w:val="Standaard"/>
+    <w:link w:val="Kop6Char"/>
     <w:uiPriority w:val="9"/>
     <w:semiHidden/>
     <w:unhideWhenUsed/>
@@ -13697,11 +13765,11 @@
       <w:color w:val="595959" w:themeColor="text1" w:themeTint="A6"/>
     </w:rPr>
   </w:style>
-  <w:style w:type="paragraph" w:styleId="Heading7">
+  <w:style w:type="paragraph" w:styleId="Kop7">
     <w:name w:val="heading 7"/>
-    <w:basedOn w:val="Normal"/>
-    <w:next w:val="Normal"/>
-    <w:link w:val="Heading7Char"/>
+    <w:basedOn w:val="Standaard"/>
+    <w:next w:val="Standaard"/>
+    <w:link w:val="Kop7Char"/>
     <w:uiPriority w:val="9"/>
     <w:semiHidden/>
     <w:unhideWhenUsed/>
@@ -13718,11 +13786,11 @@
       <w:color w:val="595959" w:themeColor="text1" w:themeTint="A6"/>
     </w:rPr>
   </w:style>
-  <w:style w:type="paragraph" w:styleId="Heading8">
+  <w:style w:type="paragraph" w:styleId="Kop8">
     <w:name w:val="heading 8"/>
-    <w:basedOn w:val="Normal"/>
-    <w:next w:val="Normal"/>
-    <w:link w:val="Heading8Char"/>
+    <w:basedOn w:val="Standaard"/>
+    <w:next w:val="Standaard"/>
+    <w:link w:val="Kop8Char"/>
     <w:uiPriority w:val="9"/>
     <w:semiHidden/>
     <w:unhideWhenUsed/>
@@ -13741,11 +13809,11 @@
       <w:color w:val="272727" w:themeColor="text1" w:themeTint="D8"/>
     </w:rPr>
   </w:style>
-  <w:style w:type="paragraph" w:styleId="Heading9">
+  <w:style w:type="paragraph" w:styleId="Kop9">
     <w:name w:val="heading 9"/>
-    <w:basedOn w:val="Normal"/>
-    <w:next w:val="Normal"/>
-    <w:link w:val="Heading9Char"/>
+    <w:basedOn w:val="Standaard"/>
+    <w:next w:val="Standaard"/>
+    <w:link w:val="Kop9Char"/>
     <w:uiPriority w:val="9"/>
     <w:semiHidden/>
     <w:unhideWhenUsed/>
@@ -13762,13 +13830,13 @@
       <w:color w:val="272727" w:themeColor="text1" w:themeTint="D8"/>
     </w:rPr>
   </w:style>
-  <w:style w:type="character" w:default="1" w:styleId="DefaultParagraphFont">
+  <w:style w:type="character" w:default="1" w:styleId="Standaardalinea-lettertype">
     <w:name w:val="Default Paragraph Font"/>
     <w:uiPriority w:val="1"/>
     <w:semiHidden/>
     <w:unhideWhenUsed/>
   </w:style>
-  <w:style w:type="table" w:default="1" w:styleId="TableNormal">
+  <w:style w:type="table" w:default="1" w:styleId="Standaardtabel">
     <w:name w:val="Normal Table"/>
     <w:uiPriority w:val="99"/>
     <w:semiHidden/>
@@ -13783,16 +13851,16 @@
       </w:tblCellMar>
     </w:tblPr>
   </w:style>
-  <w:style w:type="numbering" w:default="1" w:styleId="NoList">
+  <w:style w:type="numbering" w:default="1" w:styleId="Geenlijst">
     <w:name w:val="No List"/>
     <w:uiPriority w:val="99"/>
     <w:semiHidden/>
     <w:unhideWhenUsed/>
   </w:style>
-  <w:style w:type="character" w:customStyle="1" w:styleId="Heading1Char">
-    <w:name w:val="Heading 1 Char"/>
-    <w:basedOn w:val="DefaultParagraphFont"/>
-    <w:link w:val="Heading1"/>
+  <w:style w:type="character" w:customStyle="1" w:styleId="Kop1Char">
+    <w:name w:val="Kop 1 Char"/>
+    <w:basedOn w:val="Standaardalinea-lettertype"/>
+    <w:link w:val="Kop1"/>
     <w:uiPriority w:val="9"/>
     <w:rsid w:val="00DB7FDB"/>
     <w:rPr>
@@ -13802,10 +13870,10 @@
       <w:szCs w:val="40"/>
     </w:rPr>
   </w:style>
-  <w:style w:type="character" w:customStyle="1" w:styleId="Heading2Char">
-    <w:name w:val="Heading 2 Char"/>
-    <w:basedOn w:val="DefaultParagraphFont"/>
-    <w:link w:val="Heading2"/>
+  <w:style w:type="character" w:customStyle="1" w:styleId="Kop2Char">
+    <w:name w:val="Kop 2 Char"/>
+    <w:basedOn w:val="Standaardalinea-lettertype"/>
+    <w:link w:val="Kop2"/>
     <w:uiPriority w:val="9"/>
     <w:rsid w:val="00DB7FDB"/>
     <w:rPr>
@@ -13815,10 +13883,10 @@
       <w:szCs w:val="32"/>
     </w:rPr>
   </w:style>
-  <w:style w:type="character" w:customStyle="1" w:styleId="Heading3Char">
-    <w:name w:val="Heading 3 Char"/>
-    <w:basedOn w:val="DefaultParagraphFont"/>
-    <w:link w:val="Heading3"/>
+  <w:style w:type="character" w:customStyle="1" w:styleId="Kop3Char">
+    <w:name w:val="Kop 3 Char"/>
+    <w:basedOn w:val="Standaardalinea-lettertype"/>
+    <w:link w:val="Kop3"/>
     <w:uiPriority w:val="9"/>
     <w:rsid w:val="00DB7FDB"/>
     <w:rPr>
@@ -13828,10 +13896,10 @@
       <w:szCs w:val="28"/>
     </w:rPr>
   </w:style>
-  <w:style w:type="character" w:customStyle="1" w:styleId="Heading4Char">
-    <w:name w:val="Heading 4 Char"/>
-    <w:basedOn w:val="DefaultParagraphFont"/>
-    <w:link w:val="Heading4"/>
+  <w:style w:type="character" w:customStyle="1" w:styleId="Kop4Char">
+    <w:name w:val="Kop 4 Char"/>
+    <w:basedOn w:val="Standaardalinea-lettertype"/>
+    <w:link w:val="Kop4"/>
     <w:uiPriority w:val="9"/>
     <w:rsid w:val="00DB7FDB"/>
     <w:rPr>
@@ -13841,10 +13909,10 @@
       <w:color w:val="0F4761" w:themeColor="accent1" w:themeShade="BF"/>
     </w:rPr>
   </w:style>
-  <w:style w:type="character" w:customStyle="1" w:styleId="Heading5Char">
-    <w:name w:val="Heading 5 Char"/>
-    <w:basedOn w:val="DefaultParagraphFont"/>
-    <w:link w:val="Heading5"/>
+  <w:style w:type="character" w:customStyle="1" w:styleId="Kop5Char">
+    <w:name w:val="Kop 5 Char"/>
+    <w:basedOn w:val="Standaardalinea-lettertype"/>
+    <w:link w:val="Kop5"/>
     <w:uiPriority w:val="9"/>
     <w:semiHidden/>
     <w:rsid w:val="00DB7FDB"/>
@@ -13853,10 +13921,10 @@
       <w:color w:val="0F4761" w:themeColor="accent1" w:themeShade="BF"/>
     </w:rPr>
   </w:style>
-  <w:style w:type="character" w:customStyle="1" w:styleId="Heading6Char">
-    <w:name w:val="Heading 6 Char"/>
-    <w:basedOn w:val="DefaultParagraphFont"/>
-    <w:link w:val="Heading6"/>
+  <w:style w:type="character" w:customStyle="1" w:styleId="Kop6Char">
+    <w:name w:val="Kop 6 Char"/>
+    <w:basedOn w:val="Standaardalinea-lettertype"/>
+    <w:link w:val="Kop6"/>
     <w:uiPriority w:val="9"/>
     <w:semiHidden/>
     <w:rsid w:val="00DB7FDB"/>
@@ -13867,10 +13935,10 @@
       <w:color w:val="595959" w:themeColor="text1" w:themeTint="A6"/>
     </w:rPr>
   </w:style>
-  <w:style w:type="character" w:customStyle="1" w:styleId="Heading7Char">
-    <w:name w:val="Heading 7 Char"/>
-    <w:basedOn w:val="DefaultParagraphFont"/>
-    <w:link w:val="Heading7"/>
+  <w:style w:type="character" w:customStyle="1" w:styleId="Kop7Char">
+    <w:name w:val="Kop 7 Char"/>
+    <w:basedOn w:val="Standaardalinea-lettertype"/>
+    <w:link w:val="Kop7"/>
     <w:uiPriority w:val="9"/>
     <w:semiHidden/>
     <w:rsid w:val="00DB7FDB"/>
@@ -13879,10 +13947,10 @@
       <w:color w:val="595959" w:themeColor="text1" w:themeTint="A6"/>
     </w:rPr>
   </w:style>
-  <w:style w:type="character" w:customStyle="1" w:styleId="Heading8Char">
-    <w:name w:val="Heading 8 Char"/>
-    <w:basedOn w:val="DefaultParagraphFont"/>
-    <w:link w:val="Heading8"/>
+  <w:style w:type="character" w:customStyle="1" w:styleId="Kop8Char">
+    <w:name w:val="Kop 8 Char"/>
+    <w:basedOn w:val="Standaardalinea-lettertype"/>
+    <w:link w:val="Kop8"/>
     <w:uiPriority w:val="9"/>
     <w:semiHidden/>
     <w:rsid w:val="00DB7FDB"/>
@@ -13893,10 +13961,10 @@
       <w:color w:val="272727" w:themeColor="text1" w:themeTint="D8"/>
     </w:rPr>
   </w:style>
-  <w:style w:type="character" w:customStyle="1" w:styleId="Heading9Char">
-    <w:name w:val="Heading 9 Char"/>
-    <w:basedOn w:val="DefaultParagraphFont"/>
-    <w:link w:val="Heading9"/>
+  <w:style w:type="character" w:customStyle="1" w:styleId="Kop9Char">
+    <w:name w:val="Kop 9 Char"/>
+    <w:basedOn w:val="Standaardalinea-lettertype"/>
+    <w:link w:val="Kop9"/>
     <w:uiPriority w:val="9"/>
     <w:semiHidden/>
     <w:rsid w:val="00DB7FDB"/>
@@ -13905,11 +13973,11 @@
       <w:color w:val="272727" w:themeColor="text1" w:themeTint="D8"/>
     </w:rPr>
   </w:style>
-  <w:style w:type="paragraph" w:styleId="Title">
+  <w:style w:type="paragraph" w:styleId="Titel">
     <w:name w:val="Title"/>
-    <w:basedOn w:val="Normal"/>
-    <w:next w:val="Normal"/>
-    <w:link w:val="TitleChar"/>
+    <w:basedOn w:val="Standaard"/>
+    <w:next w:val="Standaard"/>
+    <w:link w:val="TitelChar"/>
     <w:uiPriority w:val="10"/>
     <w:qFormat/>
     <w:rsid w:val="00DB7FDB"/>
@@ -13925,10 +13993,10 @@
       <w:szCs w:val="56"/>
     </w:rPr>
   </w:style>
-  <w:style w:type="character" w:customStyle="1" w:styleId="TitleChar">
-    <w:name w:val="Title Char"/>
-    <w:basedOn w:val="DefaultParagraphFont"/>
-    <w:link w:val="Title"/>
+  <w:style w:type="character" w:customStyle="1" w:styleId="TitelChar">
+    <w:name w:val="Titel Char"/>
+    <w:basedOn w:val="Standaardalinea-lettertype"/>
+    <w:link w:val="Titel"/>
     <w:uiPriority w:val="10"/>
     <w:rsid w:val="00DB7FDB"/>
     <w:rPr>
@@ -13939,11 +14007,11 @@
       <w:szCs w:val="56"/>
     </w:rPr>
   </w:style>
-  <w:style w:type="paragraph" w:styleId="Subtitle">
+  <w:style w:type="paragraph" w:styleId="Ondertitel">
     <w:name w:val="Subtitle"/>
-    <w:basedOn w:val="Normal"/>
-    <w:next w:val="Normal"/>
-    <w:link w:val="SubtitleChar"/>
+    <w:basedOn w:val="Standaard"/>
+    <w:next w:val="Standaard"/>
+    <w:link w:val="OndertitelChar"/>
     <w:uiPriority w:val="11"/>
     <w:qFormat/>
     <w:rsid w:val="00DB7FDB"/>
@@ -13960,10 +14028,10 @@
       <w:szCs w:val="28"/>
     </w:rPr>
   </w:style>
-  <w:style w:type="character" w:customStyle="1" w:styleId="SubtitleChar">
-    <w:name w:val="Subtitle Char"/>
-    <w:basedOn w:val="DefaultParagraphFont"/>
-    <w:link w:val="Subtitle"/>
+  <w:style w:type="character" w:customStyle="1" w:styleId="OndertitelChar">
+    <w:name w:val="Ondertitel Char"/>
+    <w:basedOn w:val="Standaardalinea-lettertype"/>
+    <w:link w:val="Ondertitel"/>
     <w:uiPriority w:val="11"/>
     <w:rsid w:val="00DB7FDB"/>
     <w:rPr>
@@ -13974,11 +14042,11 @@
       <w:szCs w:val="28"/>
     </w:rPr>
   </w:style>
-  <w:style w:type="paragraph" w:styleId="Quote">
+  <w:style w:type="paragraph" w:styleId="Citaat">
     <w:name w:val="Quote"/>
-    <w:basedOn w:val="Normal"/>
-    <w:next w:val="Normal"/>
-    <w:link w:val="QuoteChar"/>
+    <w:basedOn w:val="Standaard"/>
+    <w:next w:val="Standaard"/>
+    <w:link w:val="CitaatChar"/>
     <w:uiPriority w:val="29"/>
     <w:qFormat/>
     <w:rsid w:val="00DB7FDB"/>
@@ -13992,10 +14060,10 @@
       <w:color w:val="404040" w:themeColor="text1" w:themeTint="BF"/>
     </w:rPr>
   </w:style>
-  <w:style w:type="character" w:customStyle="1" w:styleId="QuoteChar">
-    <w:name w:val="Quote Char"/>
-    <w:basedOn w:val="DefaultParagraphFont"/>
-    <w:link w:val="Quote"/>
+  <w:style w:type="character" w:customStyle="1" w:styleId="CitaatChar">
+    <w:name w:val="Citaat Char"/>
+    <w:basedOn w:val="Standaardalinea-lettertype"/>
+    <w:link w:val="Citaat"/>
     <w:uiPriority w:val="29"/>
     <w:rsid w:val="00DB7FDB"/>
     <w:rPr>
@@ -14004,9 +14072,9 @@
       <w:color w:val="404040" w:themeColor="text1" w:themeTint="BF"/>
     </w:rPr>
   </w:style>
-  <w:style w:type="paragraph" w:styleId="ListParagraph">
+  <w:style w:type="paragraph" w:styleId="Lijstalinea">
     <w:name w:val="List Paragraph"/>
-    <w:basedOn w:val="Normal"/>
+    <w:basedOn w:val="Standaard"/>
     <w:uiPriority w:val="34"/>
     <w:qFormat/>
     <w:rsid w:val="00DB7FDB"/>
@@ -14015,9 +14083,9 @@
       <w:contextualSpacing/>
     </w:pPr>
   </w:style>
-  <w:style w:type="character" w:styleId="IntenseEmphasis">
+  <w:style w:type="character" w:styleId="Intensievebenadrukking">
     <w:name w:val="Intense Emphasis"/>
-    <w:basedOn w:val="DefaultParagraphFont"/>
+    <w:basedOn w:val="Standaardalinea-lettertype"/>
     <w:uiPriority w:val="21"/>
     <w:qFormat/>
     <w:rsid w:val="00DB7FDB"/>
@@ -14027,11 +14095,11 @@
       <w:color w:val="0F4761" w:themeColor="accent1" w:themeShade="BF"/>
     </w:rPr>
   </w:style>
-  <w:style w:type="paragraph" w:styleId="IntenseQuote">
+  <w:style w:type="paragraph" w:styleId="Duidelijkcitaat">
     <w:name w:val="Intense Quote"/>
-    <w:basedOn w:val="Normal"/>
-    <w:next w:val="Normal"/>
-    <w:link w:val="IntenseQuoteChar"/>
+    <w:basedOn w:val="Standaard"/>
+    <w:next w:val="Standaard"/>
+    <w:link w:val="DuidelijkcitaatChar"/>
     <w:uiPriority w:val="30"/>
     <w:qFormat/>
     <w:rsid w:val="00DB7FDB"/>
@@ -14050,10 +14118,10 @@
       <w:color w:val="0F4761" w:themeColor="accent1" w:themeShade="BF"/>
     </w:rPr>
   </w:style>
-  <w:style w:type="character" w:customStyle="1" w:styleId="IntenseQuoteChar">
-    <w:name w:val="Intense Quote Char"/>
-    <w:basedOn w:val="DefaultParagraphFont"/>
-    <w:link w:val="IntenseQuote"/>
+  <w:style w:type="character" w:customStyle="1" w:styleId="DuidelijkcitaatChar">
+    <w:name w:val="Duidelijk citaat Char"/>
+    <w:basedOn w:val="Standaardalinea-lettertype"/>
+    <w:link w:val="Duidelijkcitaat"/>
     <w:uiPriority w:val="30"/>
     <w:rsid w:val="00DB7FDB"/>
     <w:rPr>
@@ -14062,9 +14130,9 @@
       <w:color w:val="0F4761" w:themeColor="accent1" w:themeShade="BF"/>
     </w:rPr>
   </w:style>
-  <w:style w:type="character" w:styleId="IntenseReference">
+  <w:style w:type="character" w:styleId="Intensieveverwijzing">
     <w:name w:val="Intense Reference"/>
-    <w:basedOn w:val="DefaultParagraphFont"/>
+    <w:basedOn w:val="Standaardalinea-lettertype"/>
     <w:uiPriority w:val="32"/>
     <w:qFormat/>
     <w:rsid w:val="00DB7FDB"/>
@@ -14076,9 +14144,9 @@
       <w:spacing w:val="5"/>
     </w:rPr>
   </w:style>
-  <w:style w:type="table" w:styleId="TableGrid">
+  <w:style w:type="table" w:styleId="Tabelraster">
     <w:name w:val="Table Grid"/>
-    <w:basedOn w:val="TableNormal"/>
+    <w:basedOn w:val="Standaardtabel"/>
     <w:uiPriority w:val="39"/>
     <w:rsid w:val="00DB7FDB"/>
     <w:pPr>
@@ -14095,10 +14163,10 @@
       </w:tblBorders>
     </w:tblPr>
   </w:style>
-  <w:style w:type="paragraph" w:styleId="Header">
+  <w:style w:type="paragraph" w:styleId="Koptekst">
     <w:name w:val="header"/>
-    <w:basedOn w:val="Normal"/>
-    <w:link w:val="HeaderChar"/>
+    <w:basedOn w:val="Standaard"/>
+    <w:link w:val="KoptekstChar"/>
     <w:uiPriority w:val="99"/>
     <w:unhideWhenUsed/>
     <w:rsid w:val="003F6087"/>
@@ -14110,17 +14178,17 @@
       <w:spacing w:after="0" w:line="240" w:lineRule="auto"/>
     </w:pPr>
   </w:style>
-  <w:style w:type="character" w:customStyle="1" w:styleId="HeaderChar">
-    <w:name w:val="Header Char"/>
-    <w:basedOn w:val="DefaultParagraphFont"/>
-    <w:link w:val="Header"/>
+  <w:style w:type="character" w:customStyle="1" w:styleId="KoptekstChar">
+    <w:name w:val="Koptekst Char"/>
+    <w:basedOn w:val="Standaardalinea-lettertype"/>
+    <w:link w:val="Koptekst"/>
     <w:uiPriority w:val="99"/>
     <w:rsid w:val="003F6087"/>
   </w:style>
-  <w:style w:type="paragraph" w:styleId="Footer">
+  <w:style w:type="paragraph" w:styleId="Voettekst">
     <w:name w:val="footer"/>
-    <w:basedOn w:val="Normal"/>
-    <w:link w:val="FooterChar"/>
+    <w:basedOn w:val="Standaard"/>
+    <w:link w:val="VoettekstChar"/>
     <w:uiPriority w:val="99"/>
     <w:unhideWhenUsed/>
     <w:rsid w:val="003F6087"/>
@@ -14132,16 +14200,16 @@
       <w:spacing w:after="0" w:line="240" w:lineRule="auto"/>
     </w:pPr>
   </w:style>
-  <w:style w:type="character" w:customStyle="1" w:styleId="FooterChar">
-    <w:name w:val="Footer Char"/>
-    <w:basedOn w:val="DefaultParagraphFont"/>
-    <w:link w:val="Footer"/>
+  <w:style w:type="character" w:customStyle="1" w:styleId="VoettekstChar">
+    <w:name w:val="Voettekst Char"/>
+    <w:basedOn w:val="Standaardalinea-lettertype"/>
+    <w:link w:val="Voettekst"/>
     <w:uiPriority w:val="99"/>
     <w:rsid w:val="003F6087"/>
   </w:style>
-  <w:style w:type="paragraph" w:styleId="NoSpacing">
+  <w:style w:type="paragraph" w:styleId="Geenafstand">
     <w:name w:val="No Spacing"/>
-    <w:link w:val="NoSpacingChar"/>
+    <w:link w:val="GeenafstandChar"/>
     <w:uiPriority w:val="1"/>
     <w:qFormat/>
     <w:rsid w:val="003F6087"/>
@@ -14156,10 +14224,10 @@
       <w14:ligatures w14:val="none"/>
     </w:rPr>
   </w:style>
-  <w:style w:type="character" w:customStyle="1" w:styleId="NoSpacingChar">
-    <w:name w:val="No Spacing Char"/>
-    <w:basedOn w:val="DefaultParagraphFont"/>
-    <w:link w:val="NoSpacing"/>
+  <w:style w:type="character" w:customStyle="1" w:styleId="GeenafstandChar">
+    <w:name w:val="Geen afstand Char"/>
+    <w:basedOn w:val="Standaardalinea-lettertype"/>
+    <w:link w:val="Geenafstand"/>
     <w:uiPriority w:val="1"/>
     <w:rsid w:val="003F6087"/>
     <w:rPr>
@@ -14170,10 +14238,10 @@
       <w14:ligatures w14:val="none"/>
     </w:rPr>
   </w:style>
-  <w:style w:type="paragraph" w:styleId="TOCHeading">
+  <w:style w:type="paragraph" w:styleId="Kopvaninhoudsopgave">
     <w:name w:val="TOC Heading"/>
-    <w:basedOn w:val="Heading1"/>
-    <w:next w:val="Normal"/>
+    <w:basedOn w:val="Kop1"/>
+    <w:next w:val="Standaard"/>
     <w:uiPriority w:val="39"/>
     <w:unhideWhenUsed/>
     <w:qFormat/>
@@ -14189,10 +14257,10 @@
       <w14:ligatures w14:val="none"/>
     </w:rPr>
   </w:style>
-  <w:style w:type="paragraph" w:styleId="TOC1">
+  <w:style w:type="paragraph" w:styleId="Inhopg1">
     <w:name w:val="toc 1"/>
-    <w:basedOn w:val="Normal"/>
-    <w:next w:val="Normal"/>
+    <w:basedOn w:val="Standaard"/>
+    <w:next w:val="Standaard"/>
     <w:autoRedefine/>
     <w:uiPriority w:val="39"/>
     <w:unhideWhenUsed/>
@@ -14201,10 +14269,10 @@
       <w:spacing w:after="100"/>
     </w:pPr>
   </w:style>
-  <w:style w:type="paragraph" w:styleId="TOC2">
+  <w:style w:type="paragraph" w:styleId="Inhopg2">
     <w:name w:val="toc 2"/>
-    <w:basedOn w:val="Normal"/>
-    <w:next w:val="Normal"/>
+    <w:basedOn w:val="Standaard"/>
+    <w:next w:val="Standaard"/>
     <w:autoRedefine/>
     <w:uiPriority w:val="39"/>
     <w:unhideWhenUsed/>
@@ -14214,10 +14282,10 @@
       <w:ind w:left="240"/>
     </w:pPr>
   </w:style>
-  <w:style w:type="paragraph" w:styleId="TOC3">
+  <w:style w:type="paragraph" w:styleId="Inhopg3">
     <w:name w:val="toc 3"/>
-    <w:basedOn w:val="Normal"/>
-    <w:next w:val="Normal"/>
+    <w:basedOn w:val="Standaard"/>
+    <w:next w:val="Standaard"/>
     <w:autoRedefine/>
     <w:uiPriority w:val="39"/>
     <w:unhideWhenUsed/>
@@ -14229,7 +14297,7 @@
   </w:style>
   <w:style w:type="character" w:styleId="Hyperlink">
     <w:name w:val="Hyperlink"/>
-    <w:basedOn w:val="DefaultParagraphFont"/>
+    <w:basedOn w:val="Standaardalinea-lettertype"/>
     <w:uiPriority w:val="99"/>
     <w:unhideWhenUsed/>
     <w:rsid w:val="003F6087"/>
@@ -14537,7 +14605,16 @@
 </file>
 
 <file path=customXml/item1.xml><?xml version="1.0" encoding="utf-8"?>
-<b:Sources xmlns:b="http://schemas.openxmlformats.org/officeDocument/2006/bibliography" xmlns="http://schemas.openxmlformats.org/officeDocument/2006/bibliography" SelectedStyle="\APASixthEditionOfficeOnline.xsl" StyleName="APA" Version="6"/>
+<p:properties xmlns:p="http://schemas.microsoft.com/office/2006/metadata/properties" xmlns:xsi="http://www.w3.org/2001/XMLSchema-instance" xmlns:pc="http://schemas.microsoft.com/office/infopath/2007/PartnerControls">
+  <documentManagement>
+    <TaxCatchAll xmlns="8902adb9-d5ab-4519-807d-4f8787b35b14" xsi:nil="true"/>
+    <lcf76f155ced4ddcb4097134ff3c332f xmlns="3bb2d62f-9cf3-41e4-8e26-dc347878987c">
+      <Terms xmlns="http://schemas.microsoft.com/office/infopath/2007/PartnerControls"/>
+    </lcf76f155ced4ddcb4097134ff3c332f>
+    <opmerking xmlns="3bb2d62f-9cf3-41e4-8e26-dc347878987c" xsi:nil="true"/>
+    <Date xmlns="3bb2d62f-9cf3-41e4-8e26-dc347878987c" xsi:nil="true"/>
+  </documentManagement>
+</p:properties>
 </file>
 
 <file path=customXml/item2.xml><?xml version="1.0" encoding="utf-8"?>
@@ -14816,16 +14893,7 @@
 </file>
 
 <file path=customXml/item3.xml><?xml version="1.0" encoding="utf-8"?>
-<p:properties xmlns:p="http://schemas.microsoft.com/office/2006/metadata/properties" xmlns:xsi="http://www.w3.org/2001/XMLSchema-instance" xmlns:pc="http://schemas.microsoft.com/office/infopath/2007/PartnerControls">
-  <documentManagement>
-    <TaxCatchAll xmlns="8902adb9-d5ab-4519-807d-4f8787b35b14" xsi:nil="true"/>
-    <lcf76f155ced4ddcb4097134ff3c332f xmlns="3bb2d62f-9cf3-41e4-8e26-dc347878987c">
-      <Terms xmlns="http://schemas.microsoft.com/office/infopath/2007/PartnerControls"/>
-    </lcf76f155ced4ddcb4097134ff3c332f>
-    <opmerking xmlns="3bb2d62f-9cf3-41e4-8e26-dc347878987c" xsi:nil="true"/>
-    <Date xmlns="3bb2d62f-9cf3-41e4-8e26-dc347878987c" xsi:nil="true"/>
-  </documentManagement>
-</p:properties>
+<b:Sources xmlns:b="http://schemas.openxmlformats.org/officeDocument/2006/bibliography" xmlns="http://schemas.openxmlformats.org/officeDocument/2006/bibliography" SelectedStyle="\APASixthEditionOfficeOnline.xsl" StyleName="APA" Version="6"/>
 </file>
 
 <file path=customXml/item4.xml><?xml version="1.0" encoding="utf-8"?>
@@ -14838,9 +14906,12 @@
 </file>
 
 <file path=customXml/itemProps1.xml><?xml version="1.0" encoding="utf-8"?>
-<ds:datastoreItem xmlns:ds="http://schemas.openxmlformats.org/officeDocument/2006/customXml" ds:itemID="{2D17A913-F597-48A7-9E0A-898CD165CDA8}">
+<ds:datastoreItem xmlns:ds="http://schemas.openxmlformats.org/officeDocument/2006/customXml" ds:itemID="{811D0D50-5177-409B-95A0-602D3D2FD0EE}">
   <ds:schemaRefs>
-    <ds:schemaRef ds:uri="http://schemas.openxmlformats.org/officeDocument/2006/bibliography"/>
+    <ds:schemaRef ds:uri="http://schemas.microsoft.com/office/2006/metadata/properties"/>
+    <ds:schemaRef ds:uri="http://schemas.microsoft.com/office/infopath/2007/PartnerControls"/>
+    <ds:schemaRef ds:uri="8902adb9-d5ab-4519-807d-4f8787b35b14"/>
+    <ds:schemaRef ds:uri="3bb2d62f-9cf3-41e4-8e26-dc347878987c"/>
   </ds:schemaRefs>
 </ds:datastoreItem>
 </file>
@@ -14865,12 +14936,9 @@
 </file>
 
 <file path=customXml/itemProps3.xml><?xml version="1.0" encoding="utf-8"?>
-<ds:datastoreItem xmlns:ds="http://schemas.openxmlformats.org/officeDocument/2006/customXml" ds:itemID="{811D0D50-5177-409B-95A0-602D3D2FD0EE}">
+<ds:datastoreItem xmlns:ds="http://schemas.openxmlformats.org/officeDocument/2006/customXml" ds:itemID="{2D17A913-F597-48A7-9E0A-898CD165CDA8}">
   <ds:schemaRefs>
-    <ds:schemaRef ds:uri="http://schemas.microsoft.com/office/2006/metadata/properties"/>
-    <ds:schemaRef ds:uri="http://schemas.microsoft.com/office/infopath/2007/PartnerControls"/>
-    <ds:schemaRef ds:uri="8902adb9-d5ab-4519-807d-4f8787b35b14"/>
-    <ds:schemaRef ds:uri="3bb2d62f-9cf3-41e4-8e26-dc347878987c"/>
+    <ds:schemaRef ds:uri="http://schemas.openxmlformats.org/officeDocument/2006/bibliography"/>
   </ds:schemaRefs>
 </ds:datastoreItem>
 </file>

--- a/Style Guide -Multiplayer Tank Game 25-26.docx
+++ b/Style Guide -Multiplayer Tank Game 25-26.docx
@@ -5220,7 +5220,7 @@
           <w:noProof/>
         </w:rPr>
         <w:drawing>
-          <wp:inline distT="0" distB="0" distL="0" distR="0" wp14:anchorId="63E98A24" wp14:editId="0A348069">
+          <wp:inline distT="0" distB="0" distL="0" distR="0" wp14:anchorId="63E98A24" wp14:editId="578537B6">
             <wp:extent cx="1778000" cy="1778000"/>
             <wp:effectExtent l="0" t="0" r="0" b="0"/>
             <wp:docPr id="1589240090" name="Picture 6" descr="5.700+ Zandzak Stockillustraties, royalty-free vector illustraties en clipart - iStock"/>
@@ -5273,7 +5273,7 @@
           <w:noProof/>
         </w:rPr>
         <w:drawing>
-          <wp:inline distT="0" distB="0" distL="0" distR="0" wp14:anchorId="16D3B52C" wp14:editId="275886B4">
+          <wp:inline distT="0" distB="0" distL="0" distR="0" wp14:anchorId="16D3B52C" wp14:editId="3EE7A3D7">
             <wp:extent cx="1790700" cy="1790700"/>
             <wp:effectExtent l="0" t="0" r="0" b="0"/>
             <wp:docPr id="1958435966" name="Picture 5" descr="Zandzakken"/>
@@ -5408,6 +5408,7 @@
       </w:r>
       <w:r>
         <w:rPr>
+          <w:noProof/>
           <w:lang w:val="nl-NL"/>
         </w:rPr>
         <w:drawing>
@@ -6897,7 +6898,7 @@
           <w:lang w:val="nl-NL"/>
         </w:rPr>
         <w:drawing>
-          <wp:inline distT="0" distB="0" distL="0" distR="0" wp14:anchorId="3081B476" wp14:editId="23F273FD">
+          <wp:inline distT="0" distB="0" distL="0" distR="0" wp14:anchorId="3081B476" wp14:editId="78C8801C">
             <wp:extent cx="2396881" cy="1165658"/>
             <wp:effectExtent l="0" t="0" r="3810" b="0"/>
             <wp:docPr id="1090613317" name="Picture 21"/>
@@ -7102,6 +7103,12 @@
         </w:rPr>
         <w:t>Feedback klasgenoot:</w:t>
       </w:r>
+      <w:r>
+        <w:rPr>
+          <w:lang w:val="nl-NL"/>
+        </w:rPr>
+        <w:t xml:space="preserve"> Mooi huis, leuk idee en goed gebouwd. Volgt niet helemaal het moodboard, maar is wel leuk gedaan!</w:t>
+      </w:r>
     </w:p>
     <w:p>
       <w:pPr>
@@ -7117,6 +7124,7 @@
         <w:rPr>
           <w:lang w:val="nl-NL"/>
         </w:rPr>
+        <w:lastRenderedPageBreak/>
         <w:br w:type="page"/>
       </w:r>
     </w:p>
@@ -14537,10 +14545,6 @@
 </file>
 
 <file path=customXml/item1.xml><?xml version="1.0" encoding="utf-8"?>
-<b:Sources xmlns:b="http://schemas.openxmlformats.org/officeDocument/2006/bibliography" xmlns="http://schemas.openxmlformats.org/officeDocument/2006/bibliography" SelectedStyle="\APASixthEditionOfficeOnline.xsl" StyleName="APA" Version="6"/>
-</file>
-
-<file path=customXml/item2.xml><?xml version="1.0" encoding="utf-8"?>
 <ct:contentTypeSchema xmlns:ct="http://schemas.microsoft.com/office/2006/metadata/contentType" xmlns:ma="http://schemas.microsoft.com/office/2006/metadata/properties/metaAttributes" ct:_="" ma:_="" ma:contentTypeName="Document" ma:contentTypeID="0x01010081721797C5860640AD6427A9C39167B1" ma:contentTypeVersion="21" ma:contentTypeDescription="Een nieuw document maken." ma:contentTypeScope="" ma:versionID="e1344a081ab0ba3a5a6874a830e2f4b9">
   <xsd:schema xmlns:xsd="http://www.w3.org/2001/XMLSchema" xmlns:xs="http://www.w3.org/2001/XMLSchema" xmlns:p="http://schemas.microsoft.com/office/2006/metadata/properties" xmlns:ns2="3bb2d62f-9cf3-41e4-8e26-dc347878987c" xmlns:ns3="8902adb9-d5ab-4519-807d-4f8787b35b14" targetNamespace="http://schemas.microsoft.com/office/2006/metadata/properties" ma:root="true" ma:fieldsID="15f697695118f6a7513fe898790b7107" ns2:_="" ns3:_="">
     <xsd:import namespace="3bb2d62f-9cf3-41e4-8e26-dc347878987c"/>
@@ -14815,7 +14819,20 @@
 </ct:contentTypeSchema>
 </file>
 
+<file path=customXml/item2.xml><?xml version="1.0" encoding="utf-8"?>
+<b:Sources xmlns:b="http://schemas.openxmlformats.org/officeDocument/2006/bibliography" xmlns="http://schemas.openxmlformats.org/officeDocument/2006/bibliography" SelectedStyle="\APASixthEditionOfficeOnline.xsl" StyleName="APA" Version="6"/>
+</file>
+
 <file path=customXml/item3.xml><?xml version="1.0" encoding="utf-8"?>
+<?mso-contentType ?>
+<FormTemplates xmlns="http://schemas.microsoft.com/sharepoint/v3/contenttype/forms">
+  <Display>DocumentLibraryForm</Display>
+  <Edit>DocumentLibraryForm</Edit>
+  <New>DocumentLibraryForm</New>
+</FormTemplates>
+</file>
+
+<file path=customXml/item4.xml><?xml version="1.0" encoding="utf-8"?>
 <p:properties xmlns:p="http://schemas.microsoft.com/office/2006/metadata/properties" xmlns:xsi="http://www.w3.org/2001/XMLSchema-instance" xmlns:pc="http://schemas.microsoft.com/office/infopath/2007/PartnerControls">
   <documentManagement>
     <TaxCatchAll xmlns="8902adb9-d5ab-4519-807d-4f8787b35b14" xsi:nil="true"/>
@@ -14828,24 +14845,7 @@
 </p:properties>
 </file>
 
-<file path=customXml/item4.xml><?xml version="1.0" encoding="utf-8"?>
-<?mso-contentType ?>
-<FormTemplates xmlns="http://schemas.microsoft.com/sharepoint/v3/contenttype/forms">
-  <Display>DocumentLibraryForm</Display>
-  <Edit>DocumentLibraryForm</Edit>
-  <New>DocumentLibraryForm</New>
-</FormTemplates>
-</file>
-
 <file path=customXml/itemProps1.xml><?xml version="1.0" encoding="utf-8"?>
-<ds:datastoreItem xmlns:ds="http://schemas.openxmlformats.org/officeDocument/2006/customXml" ds:itemID="{2D17A913-F597-48A7-9E0A-898CD165CDA8}">
-  <ds:schemaRefs>
-    <ds:schemaRef ds:uri="http://schemas.openxmlformats.org/officeDocument/2006/bibliography"/>
-  </ds:schemaRefs>
-</ds:datastoreItem>
-</file>
-
-<file path=customXml/itemProps2.xml><?xml version="1.0" encoding="utf-8"?>
 <ds:datastoreItem xmlns:ds="http://schemas.openxmlformats.org/officeDocument/2006/customXml" ds:itemID="{CFF707F2-E3F0-497D-9DFC-10E434143D17}">
   <ds:schemaRefs>
     <ds:schemaRef ds:uri="http://schemas.microsoft.com/office/2006/metadata/contentType"/>
@@ -14864,7 +14864,23 @@
 </ds:datastoreItem>
 </file>
 
+<file path=customXml/itemProps2.xml><?xml version="1.0" encoding="utf-8"?>
+<ds:datastoreItem xmlns:ds="http://schemas.openxmlformats.org/officeDocument/2006/customXml" ds:itemID="{2D17A913-F597-48A7-9E0A-898CD165CDA8}">
+  <ds:schemaRefs>
+    <ds:schemaRef ds:uri="http://schemas.openxmlformats.org/officeDocument/2006/bibliography"/>
+  </ds:schemaRefs>
+</ds:datastoreItem>
+</file>
+
 <file path=customXml/itemProps3.xml><?xml version="1.0" encoding="utf-8"?>
+<ds:datastoreItem xmlns:ds="http://schemas.openxmlformats.org/officeDocument/2006/customXml" ds:itemID="{3E366E4C-E0B2-4C13-A3ED-F3EEBE4D371C}">
+  <ds:schemaRefs>
+    <ds:schemaRef ds:uri="http://schemas.microsoft.com/sharepoint/v3/contenttype/forms"/>
+  </ds:schemaRefs>
+</ds:datastoreItem>
+</file>
+
+<file path=customXml/itemProps4.xml><?xml version="1.0" encoding="utf-8"?>
 <ds:datastoreItem xmlns:ds="http://schemas.openxmlformats.org/officeDocument/2006/customXml" ds:itemID="{811D0D50-5177-409B-95A0-602D3D2FD0EE}">
   <ds:schemaRefs>
     <ds:schemaRef ds:uri="http://schemas.microsoft.com/office/2006/metadata/properties"/>
@@ -14873,12 +14889,4 @@
     <ds:schemaRef ds:uri="3bb2d62f-9cf3-41e4-8e26-dc347878987c"/>
   </ds:schemaRefs>
 </ds:datastoreItem>
-</file>
-
-<file path=customXml/itemProps4.xml><?xml version="1.0" encoding="utf-8"?>
-<ds:datastoreItem xmlns:ds="http://schemas.openxmlformats.org/officeDocument/2006/customXml" ds:itemID="{3E366E4C-E0B2-4C13-A3ED-F3EEBE4D371C}">
-  <ds:schemaRefs>
-    <ds:schemaRef ds:uri="http://schemas.microsoft.com/sharepoint/v3/contenttype/forms"/>
-  </ds:schemaRefs>
-</ds:datastoreItem>
 </file>